--- a/plantillas_maestras/17_seguro_no_especificado/materia_general_asegurativa/2_o_mas_ddos_varios/varon/TPL_2323_2025_SEGURO_NO_ESPECIFICADO_MATERIA_GENERAL_ASEGURATIVA_ASEGURADORA_VARON_R2.docx
+++ b/plantillas_maestras/17_seguro_no_especificado/materia_general_asegurativa/2_o_mas_ddos_varios/varon/TPL_2323_2025_SEGURO_NO_ESPECIFICADO_MATERIA_GENERAL_ASEGURATIVA_ASEGURADORA_VARON_R2.docx
@@ -824,7 +824,7 @@
           <w14:ligatures w14:val="none"/>
         </w:rPr>
         <w:tab/>
-        <w:t xml:space="preserve">:       </w:t>
+        <w:t xml:space="preserve">: </w:t>
       </w:r>
       <w:r>
         <w:rPr>
@@ -1485,7 +1485,7 @@
           <w:lang w:val="es-ES" w:eastAsia="es-ES"/>
           <w14:ligatures w14:val="none"/>
         </w:rPr>
-        <w:t xml:space="preserve"> a la Ley N°29571, Código de Protección y Defensa del Consumidor (en adelante, Código)</w:t>
+        <w:t xml:space="preserve"> a la Ley 29571, Código de Protección y Defensa del Consumidor (en adelante, Código)</w:t>
       </w:r>
       <w:r>
         <w:rPr>
@@ -1652,7 +1652,7 @@
           <w:lang w:eastAsia="es-ES"/>
           <w14:ligatures w14:val="none"/>
         </w:rPr>
-        <w:t>– Póliza N° 2002397 (en adelante, “Seguro de Vida”)</w:t>
+        <w:t>– Póliza 2002397 (en adelante, “Seguro de Vida”)</w:t>
       </w:r>
       <w:r>
         <w:rPr>
@@ -1734,7 +1734,7 @@
           <w:lang w:eastAsia="es-ES"/>
           <w14:ligatures w14:val="none"/>
         </w:rPr>
-        <w:t xml:space="preserve">.  </w:t>
+        <w:t xml:space="preserve">. </w:t>
       </w:r>
     </w:p>
     <w:p>
@@ -1941,7 +1941,7 @@
           <w:lang w:eastAsia="es-ES"/>
           <w14:ligatures w14:val="none"/>
         </w:rPr>
-        <w:t xml:space="preserve">inició el proceso de rescate por término de vigencia del Seguro de Vida.  </w:t>
+        <w:t xml:space="preserve">inició el proceso de rescate por término de vigencia del Seguro de Vida. </w:t>
       </w:r>
     </w:p>
     <w:p>
@@ -2136,7 +2136,7 @@
           <w:lang w:eastAsia="es-ES"/>
           <w14:ligatures w14:val="none"/>
         </w:rPr>
-        <w:t xml:space="preserve">el envío de una liquidación que sustentara el monto abonado y permitiera verificar si existían montos pendientes por reclamar.  </w:t>
+        <w:t xml:space="preserve">el envío de una liquidación que sustentara el monto abonado y permitiera verificar si existían montos pendientes por reclamar. </w:t>
       </w:r>
       <w:r>
         <w:rPr>
@@ -2330,7 +2330,7 @@
           <w:lang w:eastAsia="es-ES"/>
           <w14:ligatures w14:val="none"/>
         </w:rPr>
-        <w:t xml:space="preserve">para dar continuidad a la solicitud no atendida del 23 de octubre de 2023, requiriendo la liquidación que sustentara el monto de US$ 9 862,50 abonado el 19 de octubre de 2023.  </w:t>
+        <w:t xml:space="preserve">para dar continuidad a la solicitud no atendida del 23 de octubre de 2023, requiriendo la liquidación que sustentara el monto de US$ 9 862,50 abonado el 19 de octubre de 2023. </w:t>
       </w:r>
     </w:p>
     <w:p>
@@ -2496,7 +2496,7 @@
           <w:lang w:eastAsia="es-ES"/>
           <w14:ligatures w14:val="none"/>
         </w:rPr>
-        <w:t xml:space="preserve">  </w:t>
+        <w:t xml:space="preserve"> </w:t>
       </w:r>
       <w:r>
         <w:rPr>
@@ -2616,7 +2616,7 @@
           <w:lang w:eastAsia="es-ES"/>
           <w14:ligatures w14:val="none"/>
         </w:rPr>
-        <w:t xml:space="preserve">.  </w:t>
+        <w:t xml:space="preserve">. </w:t>
       </w:r>
     </w:p>
     <w:p>
@@ -2813,7 +2813,7 @@
           <w:lang w:eastAsia="es-ES"/>
           <w14:ligatures w14:val="none"/>
         </w:rPr>
-        <w:t xml:space="preserve">y el cálculo efectuado con base en los valores y condiciones del Seguro de Vida.  </w:t>
+        <w:t xml:space="preserve">y el cálculo efectuado con base en los valores y condiciones del Seguro de Vida. </w:t>
       </w:r>
       <w:r>
         <w:rPr>
@@ -3030,7 +3030,7 @@
           <w:lang w:eastAsia="es-ES"/>
           <w14:ligatures w14:val="none"/>
         </w:rPr>
-        <w:t xml:space="preserve">.  </w:t>
+        <w:t xml:space="preserve">. </w:t>
       </w:r>
     </w:p>
     <w:p>
@@ -3147,7 +3147,7 @@
           <w:lang w:eastAsia="es-ES"/>
           <w14:ligatures w14:val="none"/>
         </w:rPr>
-        <w:t xml:space="preserve">, la tabla de valores asegurados y las condiciones aplicables, para sustentar el cálculo del rescate y del eventual saldo pendiente.  </w:t>
+        <w:t xml:space="preserve">, la tabla de valores asegurados y las condiciones aplicables, para sustentar el cálculo del rescate y del eventual saldo pendiente. </w:t>
       </w:r>
       <w:r>
         <w:rPr>
@@ -3324,7 +3324,7 @@
           <w:lang w:eastAsia="es-ES"/>
           <w14:ligatures w14:val="none"/>
         </w:rPr>
-        <w:t xml:space="preserve">.  </w:t>
+        <w:t xml:space="preserve">. </w:t>
       </w:r>
     </w:p>
     <w:p>
@@ -3943,7 +3943,7 @@
           <w:lang w:eastAsia="es-PE"/>
           <w14:ligatures w14:val="none"/>
         </w:rPr>
-        <w:t>Técnica de la Comisión de Protección al Consumidor N°1 (en adelante, la Secretaría Técnica), en ejercicio de sus facultades</w:t>
+        <w:t>Técnica de la Comisión de Protección al Consumidor 1 (en adelante, la Secretaría Técnica), en ejercicio de sus facultades</w:t>
       </w:r>
       <w:r>
         <w:rPr>
@@ -4007,7 +4007,7 @@
           <w:lang w:eastAsia="es-PE"/>
           <w14:ligatures w14:val="none"/>
         </w:rPr>
-        <w:t>°</w:t>
+        <w:t/>
       </w:r>
       <w:r>
         <w:rPr>
@@ -4025,7 +4025,7 @@
           <w:lang w:eastAsia="es-PE"/>
           <w14:ligatures w14:val="none"/>
         </w:rPr>
-        <w:t>°</w:t>
+        <w:t/>
       </w:r>
       <w:r>
         <w:rPr>
@@ -4147,7 +4147,7 @@
           <w:lang w:val="es-ES" w:eastAsia="es-ES"/>
           <w14:ligatures w14:val="none"/>
         </w:rPr>
-        <w:t>N°</w:t>
+        <w:t/>
       </w:r>
       <w:proofErr w:type="spellEnd"/>
       <w:r>
@@ -4180,7 +4180,7 @@
           <w:lang w:val="es-ES" w:eastAsia="es-ES"/>
           <w14:ligatures w14:val="none"/>
         </w:rPr>
-        <w:t>; involucraría una presunta afectación a sus expectativas, quien no habría encontrado una correspondencia entre lo que esperaba recibir de parte del proveedor y lo que realmente recibió. Por consiguiente, corresponde calificar el hecho materia de denuncia como una presunta infracción al deber de idoneidad, tipificado en los artículos 18° y 19° del Código</w:t>
+        <w:t>; involucraría una presunta afectación a sus expectativas, quien no habría encontrado una correspondencia entre lo que esperaba recibir de parte del proveedor y lo que realmente recibió. Por consiguiente, corresponde calificar el hecho materia de denuncia como una presunta infracción al deber de idoneidad, tipificado en los artículos 18 y 19 del Código</w:t>
       </w:r>
       <w:r>
         <w:rPr>
@@ -4428,7 +4428,7 @@
           <w:lang w:val="es-ES" w:eastAsia="es-ES"/>
           <w14:ligatures w14:val="none"/>
         </w:rPr>
-        <w:t>N°</w:t>
+        <w:t/>
       </w:r>
       <w:proofErr w:type="spellEnd"/>
       <w:r>
@@ -4472,7 +4472,7 @@
           <w:lang w:val="es-ES" w:eastAsia="es-ES"/>
           <w14:ligatures w14:val="none"/>
         </w:rPr>
-        <w:t>N°</w:t>
+        <w:t/>
       </w:r>
       <w:proofErr w:type="spellEnd"/>
       <w:r>
@@ -4579,7 +4579,7 @@
           <w:lang w:eastAsia="es-PE"/>
           <w14:ligatures w14:val="none"/>
         </w:rPr>
-        <w:t xml:space="preserve">RESOLUCIÓN DE LA SECRETARÍA TÉCNICA  </w:t>
+        <w:t xml:space="preserve">RESOLUCIÓN DE LA SECRETARÍA TÉCNICA </w:t>
       </w:r>
     </w:p>
     <w:p>
@@ -5035,7 +5035,7 @@
           <w:lang w:eastAsia="es-PE"/>
           <w14:ligatures w14:val="none"/>
         </w:rPr>
-        <w:t xml:space="preserve"> infracción a los artículos 18° y 19°</w:t>
+        <w:t xml:space="preserve"> infracción a los artículos 18 y 19</w:t>
       </w:r>
       <w:r>
         <w:rPr>
@@ -5230,7 +5230,7 @@
           <w:lang w:eastAsia="es-PE"/>
           <w14:ligatures w14:val="none"/>
         </w:rPr>
-        <w:t xml:space="preserve"> infracción a los artículos 18° y 19°</w:t>
+        <w:t xml:space="preserve"> infracción a los artículos 18 y 19</w:t>
       </w:r>
       <w:r>
         <w:rPr>
@@ -5291,7 +5291,7 @@
           <w:kern w:val="0"/>
           <w14:ligatures w14:val="none"/>
         </w:rPr>
-        <w:t>Seguro de Vida Entera Pagos Limitados Edad 65 – Póliza N° 2002397</w:t>
+        <w:t>Seguro de Vida Entera Pagos Limitados Edad 65 – Póliza 2002397</w:t>
       </w:r>
       <w:r>
         <w:rPr>
@@ -5601,7 +5601,7 @@
           <w:lang w:eastAsia="es-PE"/>
           <w14:ligatures w14:val="none"/>
         </w:rPr>
-        <w:t>°</w:t>
+        <w:t/>
       </w:r>
       <w:r>
         <w:rPr>
@@ -5697,7 +5697,7 @@
           <w:lang w:eastAsia="es-PE"/>
           <w14:ligatures w14:val="none"/>
         </w:rPr>
-        <w:t>°</w:t>
+        <w:t/>
       </w:r>
       <w:r>
         <w:rPr>
@@ -5895,7 +5895,7 @@
           <w:lang w:eastAsia="es-PE"/>
           <w14:ligatures w14:val="none"/>
         </w:rPr>
-        <w:t>°</w:t>
+        <w:t/>
       </w:r>
       <w:r>
         <w:rPr>
@@ -6133,7 +6133,7 @@
           <w:lang w:eastAsia="es-ES"/>
           <w14:ligatures w14:val="none"/>
         </w:rPr>
-        <w:t xml:space="preserve">Póliza N° 2002397 del Seguro de Vida Entera Pagos Limitados Edad 65 </w:t>
+        <w:t xml:space="preserve">Póliza 2002397 del Seguro de Vida Entera Pagos Limitados Edad 65 </w:t>
       </w:r>
       <w:r>
         <w:rPr>
@@ -6225,7 +6225,7 @@
           <w:lang w:eastAsia="es-ES"/>
           <w14:ligatures w14:val="none"/>
         </w:rPr>
-        <w:t>Seguro de Vida Entera Pagos Limitados Edad 65 – Póliza N° 2002397</w:t>
+        <w:t>Seguro de Vida Entera Pagos Limitados Edad 65 – Póliza 2002397</w:t>
       </w:r>
       <w:r>
         <w:rPr>
@@ -6357,7 +6357,7 @@
           <w:lang w:eastAsia="es-PE"/>
           <w14:ligatures w14:val="none"/>
         </w:rPr>
-        <w:t>°</w:t>
+        <w:t/>
       </w:r>
       <w:r>
         <w:rPr>
@@ -6398,7 +6398,7 @@
           <w:lang w:eastAsia="es-PE"/>
           <w14:ligatures w14:val="none"/>
         </w:rPr>
-        <w:t>°</w:t>
+        <w:t/>
       </w:r>
       <w:r>
         <w:rPr>
@@ -6418,7 +6418,7 @@
           <w:lang w:eastAsia="es-PE"/>
           <w14:ligatures w14:val="none"/>
         </w:rPr>
-        <w:t>°</w:t>
+        <w:t/>
       </w:r>
       <w:r>
         <w:rPr>
@@ -6438,7 +6438,7 @@
           <w:lang w:eastAsia="es-PE"/>
           <w14:ligatures w14:val="none"/>
         </w:rPr>
-        <w:t>°</w:t>
+        <w:t/>
       </w:r>
       <w:r>
         <w:rPr>
@@ -6491,7 +6491,7 @@
           <w:lang w:eastAsia="es-PE"/>
           <w14:ligatures w14:val="none"/>
         </w:rPr>
-        <w:t>°</w:t>
+        <w:t/>
       </w:r>
       <w:r>
         <w:rPr>
@@ -6592,7 +6592,7 @@
           <w:lang w:eastAsia="es-PE"/>
           <w14:ligatures w14:val="none"/>
         </w:rPr>
-        <w:t>°</w:t>
+        <w:t/>
       </w:r>
       <w:r>
         <w:rPr>
@@ -6685,7 +6685,7 @@
           <w:lang w:eastAsia="es-PE"/>
           <w14:ligatures w14:val="none"/>
         </w:rPr>
-        <w:t>°</w:t>
+        <w:t/>
       </w:r>
       <w:r>
         <w:rPr>
@@ -6693,7 +6693,7 @@
           <w:kern w:val="0"/>
           <w14:ligatures w14:val="none"/>
         </w:rPr>
-        <w:t xml:space="preserve"> del Decreto Legislativo N° 807</w:t>
+        <w:t xml:space="preserve"> del Decreto Legislativo 807</w:t>
       </w:r>
       <w:r>
         <w:rPr>
@@ -7199,7 +7199,7 @@
           <w:lang w:eastAsia="es-PE"/>
           <w14:ligatures w14:val="none"/>
         </w:rPr>
-        <w:t>°</w:t>
+        <w:t/>
       </w:r>
       <w:r>
         <w:rPr>
@@ -7216,7 +7216,7 @@
           <w:lang w:eastAsia="es-PE"/>
           <w14:ligatures w14:val="none"/>
         </w:rPr>
-        <w:t>°</w:t>
+        <w:t/>
       </w:r>
       <w:r>
         <w:rPr>
@@ -7850,7 +7850,7 @@
           <w:sz w:val="15"/>
           <w:szCs w:val="15"/>
         </w:rPr>
-        <w:t xml:space="preserve">  </w:t>
+        <w:t xml:space="preserve"> </w:t>
       </w:r>
       <w:r>
         <w:rPr>
@@ -7868,7 +7868,7 @@
           <w:sz w:val="15"/>
           <w:szCs w:val="15"/>
         </w:rPr>
-        <w:t xml:space="preserve">LEY N° 29571, CÓDIGO DE PROTECCIÓN Y DEFENSA DEL CONSUMIDOR, publicado el 2 de setiembre de 2010 y modificado por Decreto Legislativo N° 1308 </w:t>
+        <w:t xml:space="preserve">LEY 29571, CÓDIGO DE PROTECCIÓN Y DEFENSA DEL CONSUMIDOR, publicado el 2 de setiembre de 2010 y modificado por Decreto Legislativo 1308 </w:t>
       </w:r>
     </w:p>
     <w:p>
@@ -7920,7 +7920,7 @@
           <w:szCs w:val="15"/>
         </w:rPr>
         <w:tab/>
-        <w:t xml:space="preserve">El Instituto Nacional de Defensa de la Competencia y de la Protección de la Propiedad Intelectual (Indecopi) es la autoridad con competencia primaria y de alcance nacional para conocer las presuntas infracciones a las disposiciones contenidas en el presente Código, así como para imponer las sanciones y medidas correctivas establecidas en el presente capítulo, conforme al Decreto Legislativo N° 1033, Ley de Organización y Funciones del Indecopi. Dicha competencia solo puede ser negada cuando ella haya sido asignada o se asigne a favor de otro organismo por norma expresa con rango de ley. </w:t>
+        <w:t xml:space="preserve">El Instituto Nacional de Defensa de la Competencia y de la Protección de la Propiedad Intelectual (Indecopi) es la autoridad con competencia primaria y de alcance nacional para conocer las presuntas infracciones a las disposiciones contenidas en el presente Código, así como para imponer las sanciones y medidas correctivas establecidas en el presente capítulo, conforme al Decreto Legislativo 1033, Ley de Organización y Funciones del Indecopi. Dicha competencia solo puede ser negada cuando ella haya sido asignada o se asigne a favor de otro organismo por norma expresa con rango de ley. </w:t>
       </w:r>
     </w:p>
     <w:p>
@@ -7994,7 +7994,7 @@
           <w:sz w:val="15"/>
           <w:szCs w:val="15"/>
         </w:rPr>
-        <w:t xml:space="preserve">LEY DE ORGANIZACIÓN Y FUNCIONES DEL INDECOPI, APROBADA POR DECRETO LEGISLATIVO N° 1033 </w:t>
+        <w:t xml:space="preserve">LEY DE ORGANIZACIÓN Y FUNCIONES DEL INDECOPI, APROBADA POR DECRETO LEGISLATIVO 1033 </w:t>
       </w:r>
     </w:p>
     <w:p>
@@ -8121,7 +8121,7 @@
           <w:sz w:val="15"/>
           <w:szCs w:val="15"/>
         </w:rPr>
-        <w:t xml:space="preserve">           </w:t>
+        <w:t xml:space="preserve"> </w:t>
       </w:r>
       <w:r>
         <w:rPr>
@@ -8139,7 +8139,7 @@
           <w:sz w:val="15"/>
           <w:szCs w:val="15"/>
         </w:rPr>
-        <w:t xml:space="preserve">LEY N° 29571, CÓDIGO DE PROTECCIÓN Y DEFENSA DEL CONSUMIDOR, publicado el 2 de setiembre de 2010 y modificado por Decreto Legislativo N° 1308   </w:t>
+        <w:t xml:space="preserve">LEY 29571, CÓDIGO DE PROTECCIÓN Y DEFENSA DEL CONSUMIDOR, publicado el 2 de setiembre de 2010 y modificado por Decreto Legislativo 1308 </w:t>
       </w:r>
     </w:p>
     <w:p>
@@ -8163,7 +8163,7 @@
           <w:sz w:val="15"/>
           <w:szCs w:val="15"/>
         </w:rPr>
-        <w:t xml:space="preserve">Artículo 18.- Idoneidad   </w:t>
+        <w:t xml:space="preserve">Artículo 18.- Idoneidad </w:t>
       </w:r>
     </w:p>
     <w:p>
@@ -8183,7 +8183,7 @@
           <w:sz w:val="15"/>
           <w:szCs w:val="15"/>
         </w:rPr>
-        <w:t xml:space="preserve">Se entiende por idoneidad la correspondencia entre lo que un consumidor espera y lo que efectivamente recibe, en función a lo que se le hubiera ofrecido, la publicidad e información transmitida, las condiciones y circunstancias de la transacción, las características y naturaleza del producto o servicio, el precio, entre otros factores, atendiendo a las circunstancias del caso.    </w:t>
+        <w:t xml:space="preserve">Se entiende por idoneidad la correspondencia entre lo que un consumidor espera y lo que efectivamente recibe, en función a lo que se le hubiera ofrecido, la publicidad e información transmitida, las condiciones y circunstancias de la transacción, las características y naturaleza del producto o servicio, el precio, entre otros factores, atendiendo a las circunstancias del caso. </w:t>
       </w:r>
     </w:p>
     <w:p>
@@ -8302,7 +8302,7 @@
           <w:sz w:val="15"/>
           <w:szCs w:val="15"/>
         </w:rPr>
-        <w:t xml:space="preserve">  </w:t>
+        <w:t xml:space="preserve"> </w:t>
       </w:r>
       <w:r>
         <w:rPr>
@@ -8320,7 +8320,7 @@
           <w:sz w:val="15"/>
           <w:szCs w:val="15"/>
         </w:rPr>
-        <w:t>LEY SOBRE FACULTADES, NORMAS Y ORGANIZACIÓN DEL INDECOPI, APROBADA POR DECRETO LEGISLATIVO N° 807 Artículo 24.-</w:t>
+        <w:t>LEY SOBRE FACULTADES, NORMAS Y ORGANIZACIÓN DEL INDECOPI, APROBADA POR DECRETO LEGISLATIVO 807 Artículo 24.-</w:t>
       </w:r>
       <w:r>
         <w:rPr>
@@ -8505,7 +8505,7 @@
           <w:sz w:val="15"/>
           <w:szCs w:val="15"/>
         </w:rPr>
-        <w:t>Nº</w:t>
+        <w:t/>
       </w:r>
       <w:proofErr w:type="spellEnd"/>
       <w:r>
@@ -8611,7 +8611,7 @@
           <w:sz w:val="15"/>
           <w:szCs w:val="15"/>
         </w:rPr>
-        <w:t>publicado el 2 de setiembre de 2010 y modificado por Decreto Legislativo N° 1308</w:t>
+        <w:t>publicado el 2 de setiembre de 2010 y modificado por Decreto Legislativo 1308</w:t>
       </w:r>
     </w:p>
     <w:p>
@@ -8768,7 +8768,7 @@
           <w:szCs w:val="15"/>
           <w:vertAlign w:val="superscript"/>
         </w:rPr>
-        <w:t xml:space="preserve">  </w:t>
+        <w:t xml:space="preserve"> </w:t>
       </w:r>
       <w:r>
         <w:rPr>
@@ -8776,7 +8776,7 @@
           <w:sz w:val="15"/>
           <w:szCs w:val="15"/>
         </w:rPr>
-        <w:t xml:space="preserve">     </w:t>
+        <w:t xml:space="preserve"> </w:t>
       </w:r>
       <w:r>
         <w:rPr>
@@ -8812,7 +8812,7 @@
           <w:sz w:val="15"/>
           <w:szCs w:val="15"/>
         </w:rPr>
-        <w:t>publicado el 2 de setiembre de 2010 y modificado por Decreto Legislativo N° 1308</w:t>
+        <w:t>publicado el 2 de setiembre de 2010 y modificado por Decreto Legislativo 1308</w:t>
       </w:r>
     </w:p>
     <w:p>
@@ -8855,7 +8855,7 @@
           <w:sz w:val="15"/>
           <w:szCs w:val="15"/>
         </w:rPr>
-        <w:t>El órgano resolutivo puede sancionar las infracciones administrativas a que se refiere el artículo 108º con amonestación y multas de hasta cuatrocientos cincuenta (450) Unidades Impositivas Tributarias (UIT), las cuales son calificadas de la siguiente manera:</w:t>
+        <w:t>El órgano resolutivo puede sancionar las infracciones administrativas a que se refiere el artículo 108 con amonestación y multas de hasta cuatrocientos cincuenta (450) Unidades Impositivas Tributarias (UIT), las cuales son calificadas de la siguiente manera:</w:t>
       </w:r>
     </w:p>
     <w:p>
@@ -8978,7 +8978,7 @@
           <w:sz w:val="15"/>
           <w:szCs w:val="15"/>
         </w:rPr>
-        <w:t xml:space="preserve">        </w:t>
+        <w:t xml:space="preserve"> </w:t>
       </w:r>
       <w:r>
         <w:rPr>
@@ -9795,7 +9795,7 @@
           <w:sz w:val="15"/>
           <w:szCs w:val="15"/>
         </w:rPr>
-        <w:t xml:space="preserve">         </w:t>
+        <w:t xml:space="preserve"> </w:t>
       </w:r>
       <w:r>
         <w:rPr>
@@ -9831,7 +9831,7 @@
           <w:sz w:val="15"/>
           <w:szCs w:val="15"/>
         </w:rPr>
-        <w:t>publicado el 2 de setiembre de 2010 y modificado por Decreto Legislativo N° 1308</w:t>
+        <w:t>publicado el 2 de setiembre de 2010 y modificado por Decreto Legislativo 1308</w:t>
       </w:r>
     </w:p>
     <w:p>
@@ -10039,7 +10039,7 @@
           <w:sz w:val="15"/>
           <w:szCs w:val="15"/>
         </w:rPr>
-        <w:t>Nº</w:t>
+        <w:t/>
       </w:r>
       <w:proofErr w:type="spellEnd"/>
       <w:r>
@@ -10474,7 +10474,7 @@
               <w:sz w:val="16"/>
               <w:szCs w:val="16"/>
             </w:rPr>
-            <w:t xml:space="preserve">CNICA DE LA    </w:t>
+            <w:t xml:space="preserve">CNICA DE LA </w:t>
           </w:r>
         </w:p>
         <w:p>

--- a/plantillas_maestras/17_seguro_no_especificado/materia_general_asegurativa/2_o_mas_ddos_varios/varon/TPL_2323_2025_SEGURO_NO_ESPECIFICADO_MATERIA_GENERAL_ASEGURATIVA_ASEGURADORA_VARON_R2.docx
+++ b/plantillas_maestras/17_seguro_no_especificado/materia_general_asegurativa/2_o_mas_ddos_varios/varon/TPL_2323_2025_SEGURO_NO_ESPECIFICADO_MATERIA_GENERAL_ASEGURATIVA_ASEGURADORA_VARON_R2.docx
@@ -93,18 +93,18 @@
           <w:lang w:eastAsia="es-PE"/>
           <w14:ligatures w14:val="none"/>
         </w:rPr>
-        <w:t>DENUNCIANTE</w:t>
-      </w:r>
-      <w:r>
-        <w:rPr>
-          <w:rFonts w:ascii="Arial Narrow" w:eastAsia="Arial Narrow" w:hAnsi="Arial Narrow" w:cs="Arial Narrow"/>
-          <w:b/>
-          <w:color w:val="000000"/>
-          <w:kern w:val="0"/>
-          <w:lang w:eastAsia="es-PE"/>
-          <w14:ligatures w14:val="none"/>
-        </w:rPr>
-        <w:t>S</w:t>
+        <w:t xml:space="preserve">DENUNCIANTE[DENUNCIANTE] (SEÑOR [APELLIDO] [APELLIDO])</w:t>
+      </w:r>
+      <w:r>
+        <w:rPr>
+          <w:rFonts w:ascii="Arial Narrow" w:eastAsia="Arial Narrow" w:hAnsi="Arial Narrow" w:cs="Arial Narrow"/>
+          <w:b/>
+          <w:color w:val="000000"/>
+          <w:kern w:val="0"/>
+          <w:lang w:eastAsia="es-PE"/>
+          <w14:ligatures w14:val="none"/>
+        </w:rPr>
+        <w:t/>
       </w:r>
       <w:r>
         <w:rPr>
@@ -116,7 +116,7 @@
           <w14:ligatures w14:val="none"/>
         </w:rPr>
         <w:tab/>
-        <w:t>:</w:t>
+        <w:t/>
       </w:r>
       <w:r>
         <w:rPr>
@@ -139,7 +139,7 @@
           <w:lang w:eastAsia="es-PE"/>
           <w14:ligatures w14:val="none"/>
         </w:rPr>
-        <w:t xml:space="preserve">ROBERTO CARLOS PORTUGUEZ GONZALES </w:t>
+        <w:t xml:space="preserve"/>
       </w:r>
       <w:bookmarkEnd w:id="1"/>
       <w:r>
@@ -151,62 +151,62 @@
           <w:lang w:eastAsia="es-PE"/>
           <w14:ligatures w14:val="none"/>
         </w:rPr>
-        <w:t>(SEÑOR</w:t>
-      </w:r>
-      <w:r>
-        <w:rPr>
-          <w:rFonts w:ascii="Arial Narrow" w:eastAsia="Arial Narrow" w:hAnsi="Arial Narrow" w:cs="Arial Narrow"/>
-          <w:b/>
-          <w:color w:val="000000"/>
-          <w:kern w:val="0"/>
-          <w:lang w:eastAsia="es-PE"/>
-          <w14:ligatures w14:val="none"/>
-        </w:rPr>
-        <w:t xml:space="preserve"> </w:t>
-      </w:r>
-      <w:r>
-        <w:rPr>
-          <w:rFonts w:ascii="Arial Narrow" w:eastAsia="Arial Narrow" w:hAnsi="Arial Narrow" w:cs="Arial Narrow"/>
-          <w:b/>
-          <w:color w:val="000000"/>
-          <w:kern w:val="0"/>
-          <w:lang w:eastAsia="es-PE"/>
-          <w14:ligatures w14:val="none"/>
-        </w:rPr>
-        <w:t>ROBERTO</w:t>
-      </w:r>
-      <w:r>
-        <w:rPr>
-          <w:rFonts w:ascii="Arial Narrow" w:eastAsia="Arial Narrow" w:hAnsi="Arial Narrow" w:cs="Arial Narrow"/>
-          <w:b/>
-          <w:color w:val="000000"/>
-          <w:kern w:val="0"/>
-          <w:lang w:eastAsia="es-PE"/>
-          <w14:ligatures w14:val="none"/>
-        </w:rPr>
-        <w:t xml:space="preserve"> </w:t>
-      </w:r>
-      <w:r>
-        <w:rPr>
-          <w:rFonts w:ascii="Arial Narrow" w:eastAsia="Arial Narrow" w:hAnsi="Arial Narrow" w:cs="Arial Narrow"/>
-          <w:b/>
-          <w:color w:val="000000"/>
-          <w:kern w:val="0"/>
-          <w:lang w:eastAsia="es-PE"/>
-          <w14:ligatures w14:val="none"/>
-        </w:rPr>
-        <w:t>PORTUGUEZ</w:t>
-      </w:r>
-      <w:r>
-        <w:rPr>
-          <w:rFonts w:ascii="Arial Narrow" w:eastAsia="Arial Narrow" w:hAnsi="Arial Narrow" w:cs="Arial Narrow"/>
-          <w:b/>
-          <w:color w:val="000000"/>
-          <w:kern w:val="0"/>
-          <w:lang w:eastAsia="es-PE"/>
-          <w14:ligatures w14:val="none"/>
-        </w:rPr>
-        <w:t>)</w:t>
+        <w:t/>
+      </w:r>
+      <w:r>
+        <w:rPr>
+          <w:rFonts w:ascii="Arial Narrow" w:eastAsia="Arial Narrow" w:hAnsi="Arial Narrow" w:cs="Arial Narrow"/>
+          <w:b/>
+          <w:color w:val="000000"/>
+          <w:kern w:val="0"/>
+          <w:lang w:eastAsia="es-PE"/>
+          <w14:ligatures w14:val="none"/>
+        </w:rPr>
+        <w:t xml:space="preserve"/>
+      </w:r>
+      <w:r>
+        <w:rPr>
+          <w:rFonts w:ascii="Arial Narrow" w:eastAsia="Arial Narrow" w:hAnsi="Arial Narrow" w:cs="Arial Narrow"/>
+          <w:b/>
+          <w:color w:val="000000"/>
+          <w:kern w:val="0"/>
+          <w:lang w:eastAsia="es-PE"/>
+          <w14:ligatures w14:val="none"/>
+        </w:rPr>
+        <w:t/>
+      </w:r>
+      <w:r>
+        <w:rPr>
+          <w:rFonts w:ascii="Arial Narrow" w:eastAsia="Arial Narrow" w:hAnsi="Arial Narrow" w:cs="Arial Narrow"/>
+          <w:b/>
+          <w:color w:val="000000"/>
+          <w:kern w:val="0"/>
+          <w:lang w:eastAsia="es-PE"/>
+          <w14:ligatures w14:val="none"/>
+        </w:rPr>
+        <w:t xml:space="preserve"/>
+      </w:r>
+      <w:r>
+        <w:rPr>
+          <w:rFonts w:ascii="Arial Narrow" w:eastAsia="Arial Narrow" w:hAnsi="Arial Narrow" w:cs="Arial Narrow"/>
+          <w:b/>
+          <w:color w:val="000000"/>
+          <w:kern w:val="0"/>
+          <w:lang w:eastAsia="es-PE"/>
+          <w14:ligatures w14:val="none"/>
+        </w:rPr>
+        <w:t/>
+      </w:r>
+      <w:r>
+        <w:rPr>
+          <w:rFonts w:ascii="Arial Narrow" w:eastAsia="Arial Narrow" w:hAnsi="Arial Narrow" w:cs="Arial Narrow"/>
+          <w:b/>
+          <w:color w:val="000000"/>
+          <w:kern w:val="0"/>
+          <w:lang w:eastAsia="es-PE"/>
+          <w14:ligatures w14:val="none"/>
+        </w:rPr>
+        <w:t/>
       </w:r>
     </w:p>
     <w:p>
@@ -258,40 +258,40 @@
           <w:lang w:eastAsia="es-PE"/>
           <w14:ligatures w14:val="none"/>
         </w:rPr>
-        <w:t>VICTOR MANUEL PORTUGUEZ GONZALES</w:t>
-      </w:r>
-      <w:r>
-        <w:rPr>
-          <w:rFonts w:ascii="Arial Narrow" w:eastAsia="Arial Narrow" w:hAnsi="Arial Narrow" w:cs="Arial Narrow"/>
-          <w:b/>
-          <w:color w:val="000000"/>
-          <w:kern w:val="0"/>
-          <w:lang w:eastAsia="es-PE"/>
-          <w14:ligatures w14:val="none"/>
-        </w:rPr>
-        <w:t xml:space="preserve"> (SEÑOR </w:t>
-      </w:r>
-      <w:r>
-        <w:rPr>
-          <w:rFonts w:ascii="Arial Narrow" w:eastAsia="Arial Narrow" w:hAnsi="Arial Narrow" w:cs="Arial Narrow"/>
-          <w:b/>
-          <w:color w:val="000000"/>
-          <w:kern w:val="0"/>
-          <w:lang w:eastAsia="es-PE"/>
-          <w14:ligatures w14:val="none"/>
-        </w:rPr>
-        <w:t>VICTOR PORTUGUEZ</w:t>
-      </w:r>
-      <w:r>
-        <w:rPr>
-          <w:rFonts w:ascii="Arial Narrow" w:eastAsia="Arial Narrow" w:hAnsi="Arial Narrow" w:cs="Arial Narrow"/>
-          <w:b/>
-          <w:color w:val="000000"/>
-          <w:kern w:val="0"/>
-          <w:lang w:eastAsia="es-PE"/>
-          <w14:ligatures w14:val="none"/>
-        </w:rPr>
-        <w:t>)</w:t>
+        <w:t xml:space="preserve">VICTOR MANUEL [APELLIDO] (SEÑOR [APELLIDO] [APELLIDO])</w:t>
+      </w:r>
+      <w:r>
+        <w:rPr>
+          <w:rFonts w:ascii="Arial Narrow" w:eastAsia="Arial Narrow" w:hAnsi="Arial Narrow" w:cs="Arial Narrow"/>
+          <w:b/>
+          <w:color w:val="000000"/>
+          <w:kern w:val="0"/>
+          <w:lang w:eastAsia="es-PE"/>
+          <w14:ligatures w14:val="none"/>
+        </w:rPr>
+        <w:t xml:space="preserve"/>
+      </w:r>
+      <w:r>
+        <w:rPr>
+          <w:rFonts w:ascii="Arial Narrow" w:eastAsia="Arial Narrow" w:hAnsi="Arial Narrow" w:cs="Arial Narrow"/>
+          <w:b/>
+          <w:color w:val="000000"/>
+          <w:kern w:val="0"/>
+          <w:lang w:eastAsia="es-PE"/>
+          <w14:ligatures w14:val="none"/>
+        </w:rPr>
+        <w:t/>
+      </w:r>
+      <w:r>
+        <w:rPr>
+          <w:rFonts w:ascii="Arial Narrow" w:eastAsia="Arial Narrow" w:hAnsi="Arial Narrow" w:cs="Arial Narrow"/>
+          <w:b/>
+          <w:color w:val="000000"/>
+          <w:kern w:val="0"/>
+          <w:lang w:eastAsia="es-PE"/>
+          <w14:ligatures w14:val="none"/>
+        </w:rPr>
+        <w:t/>
       </w:r>
     </w:p>
     <w:p>
@@ -343,40 +343,40 @@
           <w:lang w:eastAsia="es-PE"/>
           <w14:ligatures w14:val="none"/>
         </w:rPr>
-        <w:t>IÑIGO JESUS PORTUGUEZ GONZALES</w:t>
-      </w:r>
-      <w:r>
-        <w:rPr>
-          <w:rFonts w:ascii="Arial Narrow" w:eastAsia="Arial Narrow" w:hAnsi="Arial Narrow" w:cs="Arial Narrow"/>
-          <w:b/>
-          <w:color w:val="000000"/>
-          <w:kern w:val="0"/>
-          <w:lang w:eastAsia="es-PE"/>
-          <w14:ligatures w14:val="none"/>
-        </w:rPr>
-        <w:t xml:space="preserve"> (SEÑOR </w:t>
-      </w:r>
-      <w:r>
-        <w:rPr>
-          <w:rFonts w:ascii="Arial Narrow" w:eastAsia="Arial Narrow" w:hAnsi="Arial Narrow" w:cs="Arial Narrow"/>
-          <w:b/>
-          <w:color w:val="000000"/>
-          <w:kern w:val="0"/>
-          <w:lang w:eastAsia="es-PE"/>
-          <w14:ligatures w14:val="none"/>
-        </w:rPr>
-        <w:t>IÑIGO PORTUGUEZ</w:t>
-      </w:r>
-      <w:r>
-        <w:rPr>
-          <w:rFonts w:ascii="Arial Narrow" w:eastAsia="Arial Narrow" w:hAnsi="Arial Narrow" w:cs="Arial Narrow"/>
-          <w:b/>
-          <w:color w:val="000000"/>
-          <w:kern w:val="0"/>
-          <w:lang w:eastAsia="es-PE"/>
-          <w14:ligatures w14:val="none"/>
-        </w:rPr>
-        <w:t>)</w:t>
+        <w:t xml:space="preserve">IÑIGO JESUS [APELLIDO] (SEÑOR [APELLIDO] [APELLIDO])</w:t>
+      </w:r>
+      <w:r>
+        <w:rPr>
+          <w:rFonts w:ascii="Arial Narrow" w:eastAsia="Arial Narrow" w:hAnsi="Arial Narrow" w:cs="Arial Narrow"/>
+          <w:b/>
+          <w:color w:val="000000"/>
+          <w:kern w:val="0"/>
+          <w:lang w:eastAsia="es-PE"/>
+          <w14:ligatures w14:val="none"/>
+        </w:rPr>
+        <w:t xml:space="preserve"/>
+      </w:r>
+      <w:r>
+        <w:rPr>
+          <w:rFonts w:ascii="Arial Narrow" w:eastAsia="Arial Narrow" w:hAnsi="Arial Narrow" w:cs="Arial Narrow"/>
+          <w:b/>
+          <w:color w:val="000000"/>
+          <w:kern w:val="0"/>
+          <w:lang w:eastAsia="es-PE"/>
+          <w14:ligatures w14:val="none"/>
+        </w:rPr>
+        <w:t/>
+      </w:r>
+      <w:r>
+        <w:rPr>
+          <w:rFonts w:ascii="Arial Narrow" w:eastAsia="Arial Narrow" w:hAnsi="Arial Narrow" w:cs="Arial Narrow"/>
+          <w:b/>
+          <w:color w:val="000000"/>
+          <w:kern w:val="0"/>
+          <w:lang w:eastAsia="es-PE"/>
+          <w14:ligatures w14:val="none"/>
+        </w:rPr>
+        <w:t/>
       </w:r>
     </w:p>
     <w:p>
@@ -428,62 +428,62 @@
           <w:lang w:eastAsia="es-PE"/>
           <w14:ligatures w14:val="none"/>
         </w:rPr>
-        <w:t>LIZI CAROLA PORTUGUEZ GONZALES</w:t>
-      </w:r>
-      <w:r>
-        <w:rPr>
-          <w:rFonts w:ascii="Arial Narrow" w:eastAsia="Arial Narrow" w:hAnsi="Arial Narrow" w:cs="Arial Narrow"/>
-          <w:b/>
-          <w:color w:val="000000"/>
-          <w:kern w:val="0"/>
-          <w:lang w:eastAsia="es-PE"/>
-          <w14:ligatures w14:val="none"/>
-        </w:rPr>
-        <w:t xml:space="preserve"> (SEÑOR</w:t>
-      </w:r>
-      <w:r>
-        <w:rPr>
-          <w:rFonts w:ascii="Arial Narrow" w:eastAsia="Arial Narrow" w:hAnsi="Arial Narrow" w:cs="Arial Narrow"/>
-          <w:b/>
-          <w:color w:val="000000"/>
-          <w:kern w:val="0"/>
-          <w:lang w:eastAsia="es-PE"/>
-          <w14:ligatures w14:val="none"/>
-        </w:rPr>
-        <w:t>A</w:t>
-      </w:r>
-      <w:r>
-        <w:rPr>
-          <w:rFonts w:ascii="Arial Narrow" w:eastAsia="Arial Narrow" w:hAnsi="Arial Narrow" w:cs="Arial Narrow"/>
-          <w:b/>
-          <w:color w:val="000000"/>
-          <w:kern w:val="0"/>
-          <w:lang w:eastAsia="es-PE"/>
-          <w14:ligatures w14:val="none"/>
-        </w:rPr>
-        <w:t xml:space="preserve"> </w:t>
-      </w:r>
-      <w:r>
-        <w:rPr>
-          <w:rFonts w:ascii="Arial Narrow" w:eastAsia="Arial Narrow" w:hAnsi="Arial Narrow" w:cs="Arial Narrow"/>
-          <w:b/>
-          <w:color w:val="000000"/>
-          <w:kern w:val="0"/>
-          <w:lang w:eastAsia="es-PE"/>
-          <w14:ligatures w14:val="none"/>
-        </w:rPr>
-        <w:t>LIZI PORTUGUEZ</w:t>
-      </w:r>
-      <w:r>
-        <w:rPr>
-          <w:rFonts w:ascii="Arial Narrow" w:eastAsia="Arial Narrow" w:hAnsi="Arial Narrow" w:cs="Arial Narrow"/>
-          <w:b/>
-          <w:color w:val="000000"/>
-          <w:kern w:val="0"/>
-          <w:lang w:eastAsia="es-PE"/>
-          <w14:ligatures w14:val="none"/>
-        </w:rPr>
-        <w:t>)</w:t>
+        <w:t xml:space="preserve">LIZI CAROLA [APELLIDO] (SEÑORA [APELLIDO] [APELLIDO])</w:t>
+      </w:r>
+      <w:r>
+        <w:rPr>
+          <w:rFonts w:ascii="Arial Narrow" w:eastAsia="Arial Narrow" w:hAnsi="Arial Narrow" w:cs="Arial Narrow"/>
+          <w:b/>
+          <w:color w:val="000000"/>
+          <w:kern w:val="0"/>
+          <w:lang w:eastAsia="es-PE"/>
+          <w14:ligatures w14:val="none"/>
+        </w:rPr>
+        <w:t xml:space="preserve"/>
+      </w:r>
+      <w:r>
+        <w:rPr>
+          <w:rFonts w:ascii="Arial Narrow" w:eastAsia="Arial Narrow" w:hAnsi="Arial Narrow" w:cs="Arial Narrow"/>
+          <w:b/>
+          <w:color w:val="000000"/>
+          <w:kern w:val="0"/>
+          <w:lang w:eastAsia="es-PE"/>
+          <w14:ligatures w14:val="none"/>
+        </w:rPr>
+        <w:t/>
+      </w:r>
+      <w:r>
+        <w:rPr>
+          <w:rFonts w:ascii="Arial Narrow" w:eastAsia="Arial Narrow" w:hAnsi="Arial Narrow" w:cs="Arial Narrow"/>
+          <w:b/>
+          <w:color w:val="000000"/>
+          <w:kern w:val="0"/>
+          <w:lang w:eastAsia="es-PE"/>
+          <w14:ligatures w14:val="none"/>
+        </w:rPr>
+        <w:t xml:space="preserve"/>
+      </w:r>
+      <w:r>
+        <w:rPr>
+          <w:rFonts w:ascii="Arial Narrow" w:eastAsia="Arial Narrow" w:hAnsi="Arial Narrow" w:cs="Arial Narrow"/>
+          <w:b/>
+          <w:color w:val="000000"/>
+          <w:kern w:val="0"/>
+          <w:lang w:eastAsia="es-PE"/>
+          <w14:ligatures w14:val="none"/>
+        </w:rPr>
+        <w:t/>
+      </w:r>
+      <w:r>
+        <w:rPr>
+          <w:rFonts w:ascii="Arial Narrow" w:eastAsia="Arial Narrow" w:hAnsi="Arial Narrow" w:cs="Arial Narrow"/>
+          <w:b/>
+          <w:color w:val="000000"/>
+          <w:kern w:val="0"/>
+          <w:lang w:eastAsia="es-PE"/>
+          <w14:ligatures w14:val="none"/>
+        </w:rPr>
+        <w:t/>
       </w:r>
     </w:p>
     <w:p>
@@ -535,40 +535,40 @@
           <w:lang w:eastAsia="es-PE"/>
           <w14:ligatures w14:val="none"/>
         </w:rPr>
-        <w:t>OTTO PABLO PORTUGUEZ SANCHEZ</w:t>
-      </w:r>
-      <w:r>
-        <w:rPr>
-          <w:rFonts w:ascii="Arial Narrow" w:eastAsia="Arial Narrow" w:hAnsi="Arial Narrow" w:cs="Arial Narrow"/>
-          <w:b/>
-          <w:color w:val="000000"/>
-          <w:kern w:val="0"/>
-          <w:lang w:eastAsia="es-PE"/>
-          <w14:ligatures w14:val="none"/>
-        </w:rPr>
-        <w:t xml:space="preserve"> (SEÑOR </w:t>
-      </w:r>
-      <w:r>
-        <w:rPr>
-          <w:rFonts w:ascii="Arial Narrow" w:eastAsia="Arial Narrow" w:hAnsi="Arial Narrow" w:cs="Arial Narrow"/>
-          <w:b/>
-          <w:color w:val="000000"/>
-          <w:kern w:val="0"/>
-          <w:lang w:eastAsia="es-PE"/>
-          <w14:ligatures w14:val="none"/>
-        </w:rPr>
-        <w:t>OTTO PORTUGUEZ</w:t>
-      </w:r>
-      <w:r>
-        <w:rPr>
-          <w:rFonts w:ascii="Arial Narrow" w:eastAsia="Arial Narrow" w:hAnsi="Arial Narrow" w:cs="Arial Narrow"/>
-          <w:b/>
-          <w:color w:val="000000"/>
-          <w:kern w:val="0"/>
-          <w:lang w:eastAsia="es-PE"/>
-          <w14:ligatures w14:val="none"/>
-        </w:rPr>
-        <w:t>)</w:t>
+        <w:t xml:space="preserve">OTTO PABLO [APELLIDO] SANCHEZ (SEÑOR [APELLIDO] [APELLIDO])</w:t>
+      </w:r>
+      <w:r>
+        <w:rPr>
+          <w:rFonts w:ascii="Arial Narrow" w:eastAsia="Arial Narrow" w:hAnsi="Arial Narrow" w:cs="Arial Narrow"/>
+          <w:b/>
+          <w:color w:val="000000"/>
+          <w:kern w:val="0"/>
+          <w:lang w:eastAsia="es-PE"/>
+          <w14:ligatures w14:val="none"/>
+        </w:rPr>
+        <w:t xml:space="preserve"/>
+      </w:r>
+      <w:r>
+        <w:rPr>
+          <w:rFonts w:ascii="Arial Narrow" w:eastAsia="Arial Narrow" w:hAnsi="Arial Narrow" w:cs="Arial Narrow"/>
+          <w:b/>
+          <w:color w:val="000000"/>
+          <w:kern w:val="0"/>
+          <w:lang w:eastAsia="es-PE"/>
+          <w14:ligatures w14:val="none"/>
+        </w:rPr>
+        <w:t/>
+      </w:r>
+      <w:r>
+        <w:rPr>
+          <w:rFonts w:ascii="Arial Narrow" w:eastAsia="Arial Narrow" w:hAnsi="Arial Narrow" w:cs="Arial Narrow"/>
+          <w:b/>
+          <w:color w:val="000000"/>
+          <w:kern w:val="0"/>
+          <w:lang w:eastAsia="es-PE"/>
+          <w14:ligatures w14:val="none"/>
+        </w:rPr>
+        <w:t/>
       </w:r>
     </w:p>
     <w:p>
@@ -620,40 +620,40 @@
           <w:lang w:eastAsia="es-PE"/>
           <w14:ligatures w14:val="none"/>
         </w:rPr>
-        <w:t>ELSA MARIELA PORTUGUEZ GONZALES</w:t>
-      </w:r>
-      <w:r>
-        <w:rPr>
-          <w:rFonts w:ascii="Arial Narrow" w:eastAsia="Arial Narrow" w:hAnsi="Arial Narrow" w:cs="Arial Narrow"/>
-          <w:b/>
-          <w:color w:val="000000"/>
-          <w:kern w:val="0"/>
-          <w:lang w:eastAsia="es-PE"/>
-          <w14:ligatures w14:val="none"/>
-        </w:rPr>
-        <w:t xml:space="preserve"> (SEÑORA </w:t>
-      </w:r>
-      <w:r>
-        <w:rPr>
-          <w:rFonts w:ascii="Arial Narrow" w:eastAsia="Arial Narrow" w:hAnsi="Arial Narrow" w:cs="Arial Narrow"/>
-          <w:b/>
-          <w:color w:val="000000"/>
-          <w:kern w:val="0"/>
-          <w:lang w:eastAsia="es-PE"/>
-          <w14:ligatures w14:val="none"/>
-        </w:rPr>
-        <w:t>ELSA PORTUGUEZ</w:t>
-      </w:r>
-      <w:r>
-        <w:rPr>
-          <w:rFonts w:ascii="Arial Narrow" w:eastAsia="Arial Narrow" w:hAnsi="Arial Narrow" w:cs="Arial Narrow"/>
-          <w:b/>
-          <w:color w:val="000000"/>
-          <w:kern w:val="0"/>
-          <w:lang w:eastAsia="es-PE"/>
-          <w14:ligatures w14:val="none"/>
-        </w:rPr>
-        <w:t>)</w:t>
+        <w:t xml:space="preserve">ELSA MARIELA [APELLIDO] (SEÑORA [APELLIDO] [APELLIDO])</w:t>
+      </w:r>
+      <w:r>
+        <w:rPr>
+          <w:rFonts w:ascii="Arial Narrow" w:eastAsia="Arial Narrow" w:hAnsi="Arial Narrow" w:cs="Arial Narrow"/>
+          <w:b/>
+          <w:color w:val="000000"/>
+          <w:kern w:val="0"/>
+          <w:lang w:eastAsia="es-PE"/>
+          <w14:ligatures w14:val="none"/>
+        </w:rPr>
+        <w:t xml:space="preserve"/>
+      </w:r>
+      <w:r>
+        <w:rPr>
+          <w:rFonts w:ascii="Arial Narrow" w:eastAsia="Arial Narrow" w:hAnsi="Arial Narrow" w:cs="Arial Narrow"/>
+          <w:b/>
+          <w:color w:val="000000"/>
+          <w:kern w:val="0"/>
+          <w:lang w:eastAsia="es-PE"/>
+          <w14:ligatures w14:val="none"/>
+        </w:rPr>
+        <w:t/>
+      </w:r>
+      <w:r>
+        <w:rPr>
+          <w:rFonts w:ascii="Arial Narrow" w:eastAsia="Arial Narrow" w:hAnsi="Arial Narrow" w:cs="Arial Narrow"/>
+          <w:b/>
+          <w:color w:val="000000"/>
+          <w:kern w:val="0"/>
+          <w:lang w:eastAsia="es-PE"/>
+          <w14:ligatures w14:val="none"/>
+        </w:rPr>
+        <w:t/>
       </w:r>
     </w:p>
     <w:p>
@@ -1127,7 +1127,7 @@
           <w:lang w:val="es-ES" w:eastAsia="es-ES"/>
           <w14:ligatures w14:val="none"/>
         </w:rPr>
-        <w:t xml:space="preserve">Mediante </w:t>
+        <w:t xml:space="preserve">Mediante la denuncia del 19 de setiembre del 2025, subsanado mediante escrito del 30 de octubre de 2025, el señor [APELLIDO] [APELLIDO] , el señor [APELLIDO] Manuel [APELLIDO] , el señor [APELLIDO] Jesus [APELLIDO] , la señora [APELLIDO] Carola [APELLIDO] , el señor [APELLIDO] Pablo [APELLIDO] Sanchez y la señora [APELLIDO] Mariela [APELLIDO] , denunciaron a La Positiva y La Positiva Vida (en adelante, los proveedores denunciados) por presuntas infracciones a la Ley 29571, Código de Protección y Defensa del Consumidor (en adelante, Código), señalando lo siguiente:</w:t>
       </w:r>
       <w:r>
         <w:rPr>
@@ -1137,7 +1137,7 @@
           <w:lang w:val="es-ES" w:eastAsia="es-ES"/>
           <w14:ligatures w14:val="none"/>
         </w:rPr>
-        <w:t xml:space="preserve">la denuncia del </w:t>
+        <w:t xml:space="preserve"/>
       </w:r>
       <w:bookmarkStart w:id="4" w:name="_Hlk212105163"/>
       <w:r>
@@ -1148,7 +1148,7 @@
           <w:lang w:val="es-ES" w:eastAsia="es-ES"/>
           <w14:ligatures w14:val="none"/>
         </w:rPr>
-        <w:t>19</w:t>
+        <w:t/>
       </w:r>
       <w:r>
         <w:rPr>
@@ -1158,7 +1158,7 @@
           <w:lang w:val="es-ES" w:eastAsia="es-ES"/>
           <w14:ligatures w14:val="none"/>
         </w:rPr>
-        <w:t xml:space="preserve"> de </w:t>
+        <w:t xml:space="preserve"/>
       </w:r>
       <w:r>
         <w:rPr>
@@ -1168,7 +1168,7 @@
           <w:lang w:val="es-ES" w:eastAsia="es-ES"/>
           <w14:ligatures w14:val="none"/>
         </w:rPr>
-        <w:t>setiembre</w:t>
+        <w:t/>
       </w:r>
       <w:r>
         <w:rPr>
@@ -1178,7 +1178,7 @@
           <w:lang w:val="es-ES" w:eastAsia="es-ES"/>
           <w14:ligatures w14:val="none"/>
         </w:rPr>
-        <w:t xml:space="preserve"> del 202</w:t>
+        <w:t xml:space="preserve"/>
       </w:r>
       <w:r>
         <w:rPr>
@@ -1188,7 +1188,7 @@
           <w:lang w:val="es-ES" w:eastAsia="es-ES"/>
           <w14:ligatures w14:val="none"/>
         </w:rPr>
-        <w:t>5</w:t>
+        <w:t/>
       </w:r>
       <w:bookmarkEnd w:id="4"/>
       <w:r>
@@ -1197,7 +1197,7 @@
           <w:kern w:val="0"/>
           <w14:ligatures w14:val="none"/>
         </w:rPr>
-        <w:t xml:space="preserve">, </w:t>
+        <w:t xml:space="preserve"/>
       </w:r>
       <w:r>
         <w:rPr>
@@ -1205,7 +1205,7 @@
           <w:kern w:val="0"/>
           <w14:ligatures w14:val="none"/>
         </w:rPr>
-        <w:t xml:space="preserve">subsanado mediante escrito del </w:t>
+        <w:t xml:space="preserve"/>
       </w:r>
       <w:r>
         <w:rPr>
@@ -1213,7 +1213,7 @@
           <w:kern w:val="0"/>
           <w14:ligatures w14:val="none"/>
         </w:rPr>
-        <w:t>30 de octubre de 2025</w:t>
+        <w:t/>
       </w:r>
       <w:r>
         <w:rPr>
@@ -1221,7 +1221,7 @@
           <w:kern w:val="0"/>
           <w14:ligatures w14:val="none"/>
         </w:rPr>
-        <w:t xml:space="preserve">, </w:t>
+        <w:t xml:space="preserve"/>
       </w:r>
       <w:r>
         <w:rPr>
@@ -1229,7 +1229,7 @@
           <w:kern w:val="0"/>
           <w14:ligatures w14:val="none"/>
         </w:rPr>
-        <w:t>e</w:t>
+        <w:t/>
       </w:r>
       <w:r>
         <w:rPr>
@@ -1237,7 +1237,7 @@
           <w:kern w:val="0"/>
           <w14:ligatures w14:val="none"/>
         </w:rPr>
-        <w:t xml:space="preserve">l señor Roberto Carlos </w:t>
+        <w:t xml:space="preserve"/>
       </w:r>
       <w:proofErr w:type="spellStart"/>
       <w:r>
@@ -1246,7 +1246,7 @@
           <w:kern w:val="0"/>
           <w14:ligatures w14:val="none"/>
         </w:rPr>
-        <w:t>Portuguez</w:t>
+        <w:t/>
       </w:r>
       <w:proofErr w:type="spellEnd"/>
       <w:r>
@@ -1255,7 +1255,7 @@
           <w:kern w:val="0"/>
           <w14:ligatures w14:val="none"/>
         </w:rPr>
-        <w:t xml:space="preserve"> Gonzales, el señor </w:t>
+        <w:t xml:space="preserve"/>
       </w:r>
       <w:proofErr w:type="spellStart"/>
       <w:r>
@@ -1264,7 +1264,7 @@
           <w:kern w:val="0"/>
           <w14:ligatures w14:val="none"/>
         </w:rPr>
-        <w:t>Victor</w:t>
+        <w:t/>
       </w:r>
       <w:proofErr w:type="spellEnd"/>
       <w:r>
@@ -1273,7 +1273,7 @@
           <w:kern w:val="0"/>
           <w14:ligatures w14:val="none"/>
         </w:rPr>
-        <w:t xml:space="preserve"> Manuel </w:t>
+        <w:t xml:space="preserve"/>
       </w:r>
       <w:proofErr w:type="spellStart"/>
       <w:r>
@@ -1282,7 +1282,7 @@
           <w:kern w:val="0"/>
           <w14:ligatures w14:val="none"/>
         </w:rPr>
-        <w:t>Portuguez</w:t>
+        <w:t/>
       </w:r>
       <w:proofErr w:type="spellEnd"/>
       <w:r>
@@ -1291,7 +1291,7 @@
           <w:kern w:val="0"/>
           <w14:ligatures w14:val="none"/>
         </w:rPr>
-        <w:t xml:space="preserve"> Gonzales, el señor Iñigo </w:t>
+        <w:t xml:space="preserve"/>
       </w:r>
       <w:proofErr w:type="spellStart"/>
       <w:r>
@@ -1300,7 +1300,7 @@
           <w:kern w:val="0"/>
           <w14:ligatures w14:val="none"/>
         </w:rPr>
-        <w:t>Jesus</w:t>
+        <w:t/>
       </w:r>
       <w:proofErr w:type="spellEnd"/>
       <w:r>
@@ -1309,7 +1309,7 @@
           <w:kern w:val="0"/>
           <w14:ligatures w14:val="none"/>
         </w:rPr>
-        <w:t xml:space="preserve"> </w:t>
+        <w:t xml:space="preserve"/>
       </w:r>
       <w:proofErr w:type="spellStart"/>
       <w:r>
@@ -1318,7 +1318,7 @@
           <w:kern w:val="0"/>
           <w14:ligatures w14:val="none"/>
         </w:rPr>
-        <w:t>Portuguez</w:t>
+        <w:t/>
       </w:r>
       <w:proofErr w:type="spellEnd"/>
       <w:r>
@@ -1327,7 +1327,7 @@
           <w:kern w:val="0"/>
           <w14:ligatures w14:val="none"/>
         </w:rPr>
-        <w:t xml:space="preserve"> Gonzales, la señora </w:t>
+        <w:t xml:space="preserve"/>
       </w:r>
       <w:proofErr w:type="spellStart"/>
       <w:r>
@@ -1336,7 +1336,7 @@
           <w:kern w:val="0"/>
           <w14:ligatures w14:val="none"/>
         </w:rPr>
-        <w:t>Lizi</w:t>
+        <w:t/>
       </w:r>
       <w:proofErr w:type="spellEnd"/>
       <w:r>
@@ -1345,7 +1345,7 @@
           <w:kern w:val="0"/>
           <w14:ligatures w14:val="none"/>
         </w:rPr>
-        <w:t xml:space="preserve"> Carola </w:t>
+        <w:t xml:space="preserve"/>
       </w:r>
       <w:proofErr w:type="spellStart"/>
       <w:r>
@@ -1354,7 +1354,7 @@
           <w:kern w:val="0"/>
           <w14:ligatures w14:val="none"/>
         </w:rPr>
-        <w:t>Portuguez</w:t>
+        <w:t/>
       </w:r>
       <w:proofErr w:type="spellEnd"/>
       <w:r>
@@ -1363,7 +1363,7 @@
           <w:kern w:val="0"/>
           <w14:ligatures w14:val="none"/>
         </w:rPr>
-        <w:t xml:space="preserve"> Gonzales, el señor Otto Pablo </w:t>
+        <w:t xml:space="preserve"/>
       </w:r>
       <w:proofErr w:type="spellStart"/>
       <w:r>
@@ -1372,7 +1372,7 @@
           <w:kern w:val="0"/>
           <w14:ligatures w14:val="none"/>
         </w:rPr>
-        <w:t>Portuguez</w:t>
+        <w:t/>
       </w:r>
       <w:proofErr w:type="spellEnd"/>
       <w:r>
@@ -1381,7 +1381,7 @@
           <w:kern w:val="0"/>
           <w14:ligatures w14:val="none"/>
         </w:rPr>
-        <w:t xml:space="preserve"> </w:t>
+        <w:t xml:space="preserve"/>
       </w:r>
       <w:proofErr w:type="spellStart"/>
       <w:r>
@@ -1390,7 +1390,7 @@
           <w:kern w:val="0"/>
           <w14:ligatures w14:val="none"/>
         </w:rPr>
-        <w:t>Sanchez</w:t>
+        <w:t/>
       </w:r>
       <w:proofErr w:type="spellEnd"/>
       <w:r>
@@ -1399,7 +1399,7 @@
           <w:kern w:val="0"/>
           <w14:ligatures w14:val="none"/>
         </w:rPr>
-        <w:t xml:space="preserve"> y la señora Elsa Mariela </w:t>
+        <w:t xml:space="preserve"/>
       </w:r>
       <w:proofErr w:type="spellStart"/>
       <w:r>
@@ -1408,7 +1408,7 @@
           <w:kern w:val="0"/>
           <w14:ligatures w14:val="none"/>
         </w:rPr>
-        <w:t>Portuguez</w:t>
+        <w:t/>
       </w:r>
       <w:proofErr w:type="spellEnd"/>
       <w:r>
@@ -1417,7 +1417,7 @@
           <w:kern w:val="0"/>
           <w14:ligatures w14:val="none"/>
         </w:rPr>
-        <w:t xml:space="preserve"> Gonzales</w:t>
+        <w:t xml:space="preserve"/>
       </w:r>
       <w:r>
         <w:rPr>
@@ -1425,7 +1425,7 @@
           <w:kern w:val="0"/>
           <w14:ligatures w14:val="none"/>
         </w:rPr>
-        <w:t>, denunciaron</w:t>
+        <w:t/>
       </w:r>
       <w:r>
         <w:rPr>
@@ -1435,7 +1435,7 @@
           <w:lang w:val="es-ES" w:eastAsia="es-ES"/>
           <w14:ligatures w14:val="none"/>
         </w:rPr>
-        <w:t xml:space="preserve"> a La Positiva y </w:t>
+        <w:t xml:space="preserve"/>
       </w:r>
       <w:r>
         <w:rPr>
@@ -1445,7 +1445,7 @@
           <w:lang w:val="es-ES" w:eastAsia="es-ES"/>
           <w14:ligatures w14:val="none"/>
         </w:rPr>
-        <w:t>La Positiva Vida</w:t>
+        <w:t/>
       </w:r>
       <w:r>
         <w:rPr>
@@ -1455,7 +1455,7 @@
           <w:lang w:val="es-ES" w:eastAsia="es-ES"/>
           <w14:ligatures w14:val="none"/>
         </w:rPr>
-        <w:t xml:space="preserve"> </w:t>
+        <w:t xml:space="preserve"/>
       </w:r>
       <w:r>
         <w:rPr>
@@ -1465,7 +1465,7 @@
           <w:lang w:val="es-ES" w:eastAsia="es-ES"/>
           <w14:ligatures w14:val="none"/>
         </w:rPr>
-        <w:t xml:space="preserve">(en adelante, los proveedores denunciados) </w:t>
+        <w:t xml:space="preserve"/>
       </w:r>
       <w:r>
         <w:rPr>
@@ -1475,7 +1475,7 @@
           <w:lang w:val="es-ES" w:eastAsia="es-ES"/>
           <w14:ligatures w14:val="none"/>
         </w:rPr>
-        <w:t>por presuntas infracciones</w:t>
+        <w:t/>
       </w:r>
       <w:r>
         <w:rPr>
@@ -1485,7 +1485,7 @@
           <w:lang w:val="es-ES" w:eastAsia="es-ES"/>
           <w14:ligatures w14:val="none"/>
         </w:rPr>
-        <w:t xml:space="preserve"> a la Ley 29571, Código de Protección y Defensa del Consumidor (en adelante, Código)</w:t>
+        <w:t xml:space="preserve"/>
       </w:r>
       <w:r>
         <w:rPr>
@@ -1506,7 +1506,7 @@
           <w:lang w:val="es-ES" w:eastAsia="es-ES"/>
           <w14:ligatures w14:val="none"/>
         </w:rPr>
-        <w:t xml:space="preserve">, señalando </w:t>
+        <w:t xml:space="preserve"/>
       </w:r>
       <w:r>
         <w:rPr>
@@ -1517,7 +1517,7 @@
           <w:lang w:val="es-ES" w:eastAsia="es-ES"/>
           <w14:ligatures w14:val="none"/>
         </w:rPr>
-        <w:t>lo siguiente:</w:t>
+        <w:t/>
       </w:r>
     </w:p>
     <w:p>
@@ -1562,107 +1562,107 @@
           <w:lang w:eastAsia="es-ES"/>
           <w14:ligatures w14:val="none"/>
         </w:rPr>
-        <w:t xml:space="preserve">El </w:t>
-      </w:r>
-      <w:r>
-        <w:rPr>
-          <w:rFonts w:ascii="Arial Narrow" w:eastAsia="Times New Roman" w:hAnsi="Arial Narrow" w:cs="Arial"/>
-          <w:color w:val="000000"/>
-          <w:kern w:val="0"/>
-          <w:lang w:eastAsia="es-ES"/>
-          <w14:ligatures w14:val="none"/>
-        </w:rPr>
-        <w:t>13 de enero de 1999</w:t>
-      </w:r>
-      <w:r>
-        <w:rPr>
-          <w:rFonts w:ascii="Arial Narrow" w:eastAsia="Times New Roman" w:hAnsi="Arial Narrow" w:cs="Arial"/>
-          <w:color w:val="000000"/>
-          <w:kern w:val="0"/>
-          <w:lang w:eastAsia="es-ES"/>
-          <w14:ligatures w14:val="none"/>
-        </w:rPr>
-        <w:t>, s</w:t>
-      </w:r>
-      <w:r>
-        <w:rPr>
-          <w:rFonts w:ascii="Arial Narrow" w:eastAsia="Times New Roman" w:hAnsi="Arial Narrow" w:cs="Arial"/>
-          <w:color w:val="000000"/>
-          <w:kern w:val="0"/>
-          <w:lang w:eastAsia="es-ES"/>
-          <w14:ligatures w14:val="none"/>
-        </w:rPr>
-        <w:t xml:space="preserve">e </w:t>
-      </w:r>
-      <w:r>
-        <w:rPr>
-          <w:rFonts w:ascii="Arial Narrow" w:eastAsia="Times New Roman" w:hAnsi="Arial Narrow" w:cs="Arial"/>
-          <w:color w:val="000000"/>
-          <w:kern w:val="0"/>
-          <w:lang w:eastAsia="es-ES"/>
-          <w14:ligatures w14:val="none"/>
-        </w:rPr>
-        <w:t>inició la vigencia</w:t>
-      </w:r>
-      <w:r>
-        <w:rPr>
-          <w:rFonts w:ascii="Arial Narrow" w:eastAsia="Times New Roman" w:hAnsi="Arial Narrow" w:cs="Arial"/>
-          <w:color w:val="000000"/>
-          <w:kern w:val="0"/>
-          <w:lang w:eastAsia="es-ES"/>
-          <w14:ligatures w14:val="none"/>
-        </w:rPr>
-        <w:t xml:space="preserve"> </w:t>
-      </w:r>
-      <w:r>
-        <w:rPr>
-          <w:rFonts w:ascii="Arial Narrow" w:eastAsia="Times New Roman" w:hAnsi="Arial Narrow" w:cs="Arial"/>
-          <w:color w:val="000000"/>
-          <w:kern w:val="0"/>
-          <w:lang w:eastAsia="es-ES"/>
-          <w14:ligatures w14:val="none"/>
-        </w:rPr>
-        <w:t>d</w:t>
-      </w:r>
-      <w:r>
-        <w:rPr>
-          <w:rFonts w:ascii="Arial Narrow" w:eastAsia="Times New Roman" w:hAnsi="Arial Narrow" w:cs="Arial"/>
-          <w:color w:val="000000"/>
-          <w:kern w:val="0"/>
-          <w:lang w:eastAsia="es-ES"/>
-          <w14:ligatures w14:val="none"/>
-        </w:rPr>
-        <w:t xml:space="preserve">el Seguro de Vida Entera Pagos Limitados </w:t>
-      </w:r>
-      <w:r>
-        <w:rPr>
-          <w:rFonts w:ascii="Arial Narrow" w:eastAsia="Times New Roman" w:hAnsi="Arial Narrow" w:cs="Arial"/>
-          <w:color w:val="000000"/>
-          <w:kern w:val="0"/>
-          <w:lang w:eastAsia="es-ES"/>
-          <w14:ligatures w14:val="none"/>
-        </w:rPr>
-        <w:t xml:space="preserve">Edad 65 </w:t>
-      </w:r>
-      <w:r>
-        <w:rPr>
-          <w:rFonts w:ascii="Arial Narrow" w:eastAsia="Times New Roman" w:hAnsi="Arial Narrow" w:cs="Arial"/>
-          <w:color w:val="000000"/>
-          <w:kern w:val="0"/>
-          <w:lang w:eastAsia="es-ES"/>
-          <w14:ligatures w14:val="none"/>
-        </w:rPr>
-        <w:t>– Póliza 2002397 (en adelante, “Seguro de Vida”)</w:t>
-      </w:r>
-      <w:r>
-        <w:rPr>
-          <w:rFonts w:ascii="Arial Narrow" w:eastAsia="Times New Roman" w:hAnsi="Arial Narrow" w:cs="Arial"/>
-          <w:color w:val="000000"/>
-          <w:kern w:val="0"/>
-          <w:lang w:eastAsia="es-ES"/>
-          <w14:ligatures w14:val="none"/>
-        </w:rPr>
-        <w:t xml:space="preserve"> emitido por </w:t>
+        <w:t xml:space="preserve">El 13 de enero de 1999, se inició la vigencia del Seguro de Vida Entera Pagos Limitados Edad 65 – Póliza 2002397 (en adelante, “Seguro de Vida”) emitido por los proveedores denunciados, adquirido para su madre, la señora [APELLIDO] [APELLIDO] (en adelante, la señora [APELLIDO]). </w:t>
+      </w:r>
+      <w:r>
+        <w:rPr>
+          <w:rFonts w:ascii="Arial Narrow" w:eastAsia="Times New Roman" w:hAnsi="Arial Narrow" w:cs="Arial"/>
+          <w:color w:val="000000"/>
+          <w:kern w:val="0"/>
+          <w:lang w:eastAsia="es-ES"/>
+          <w14:ligatures w14:val="none"/>
+        </w:rPr>
+        <w:t/>
+      </w:r>
+      <w:r>
+        <w:rPr>
+          <w:rFonts w:ascii="Arial Narrow" w:eastAsia="Times New Roman" w:hAnsi="Arial Narrow" w:cs="Arial"/>
+          <w:color w:val="000000"/>
+          <w:kern w:val="0"/>
+          <w:lang w:eastAsia="es-ES"/>
+          <w14:ligatures w14:val="none"/>
+        </w:rPr>
+        <w:t/>
+      </w:r>
+      <w:r>
+        <w:rPr>
+          <w:rFonts w:ascii="Arial Narrow" w:eastAsia="Times New Roman" w:hAnsi="Arial Narrow" w:cs="Arial"/>
+          <w:color w:val="000000"/>
+          <w:kern w:val="0"/>
+          <w:lang w:eastAsia="es-ES"/>
+          <w14:ligatures w14:val="none"/>
+        </w:rPr>
+        <w:t xml:space="preserve"/>
+      </w:r>
+      <w:r>
+        <w:rPr>
+          <w:rFonts w:ascii="Arial Narrow" w:eastAsia="Times New Roman" w:hAnsi="Arial Narrow" w:cs="Arial"/>
+          <w:color w:val="000000"/>
+          <w:kern w:val="0"/>
+          <w:lang w:eastAsia="es-ES"/>
+          <w14:ligatures w14:val="none"/>
+        </w:rPr>
+        <w:t/>
+      </w:r>
+      <w:r>
+        <w:rPr>
+          <w:rFonts w:ascii="Arial Narrow" w:eastAsia="Times New Roman" w:hAnsi="Arial Narrow" w:cs="Arial"/>
+          <w:color w:val="000000"/>
+          <w:kern w:val="0"/>
+          <w:lang w:eastAsia="es-ES"/>
+          <w14:ligatures w14:val="none"/>
+        </w:rPr>
+        <w:t xml:space="preserve"/>
+      </w:r>
+      <w:r>
+        <w:rPr>
+          <w:rFonts w:ascii="Arial Narrow" w:eastAsia="Times New Roman" w:hAnsi="Arial Narrow" w:cs="Arial"/>
+          <w:color w:val="000000"/>
+          <w:kern w:val="0"/>
+          <w:lang w:eastAsia="es-ES"/>
+          <w14:ligatures w14:val="none"/>
+        </w:rPr>
+        <w:t/>
+      </w:r>
+      <w:r>
+        <w:rPr>
+          <w:rFonts w:ascii="Arial Narrow" w:eastAsia="Times New Roman" w:hAnsi="Arial Narrow" w:cs="Arial"/>
+          <w:color w:val="000000"/>
+          <w:kern w:val="0"/>
+          <w:lang w:eastAsia="es-ES"/>
+          <w14:ligatures w14:val="none"/>
+        </w:rPr>
+        <w:t xml:space="preserve"/>
+      </w:r>
+      <w:r>
+        <w:rPr>
+          <w:rFonts w:ascii="Arial Narrow" w:eastAsia="Times New Roman" w:hAnsi="Arial Narrow" w:cs="Arial"/>
+          <w:color w:val="000000"/>
+          <w:kern w:val="0"/>
+          <w:lang w:eastAsia="es-ES"/>
+          <w14:ligatures w14:val="none"/>
+        </w:rPr>
+        <w:t xml:space="preserve"/>
+      </w:r>
+      <w:r>
+        <w:rPr>
+          <w:rFonts w:ascii="Arial Narrow" w:eastAsia="Times New Roman" w:hAnsi="Arial Narrow" w:cs="Arial"/>
+          <w:color w:val="000000"/>
+          <w:kern w:val="0"/>
+          <w:lang w:eastAsia="es-ES"/>
+          <w14:ligatures w14:val="none"/>
+        </w:rPr>
+        <w:t/>
+      </w:r>
+      <w:r>
+        <w:rPr>
+          <w:rFonts w:ascii="Arial Narrow" w:eastAsia="Times New Roman" w:hAnsi="Arial Narrow" w:cs="Arial"/>
+          <w:color w:val="000000"/>
+          <w:kern w:val="0"/>
+          <w:lang w:eastAsia="es-ES"/>
+          <w14:ligatures w14:val="none"/>
+        </w:rPr>
+        <w:t xml:space="preserve"/>
       </w:r>
       <w:r>
         <w:rPr>
@@ -1672,37 +1672,37 @@
           <w:lang w:val="es-ES" w:eastAsia="es-ES"/>
           <w14:ligatures w14:val="none"/>
         </w:rPr>
-        <w:t>los proveedores denunciados</w:t>
-      </w:r>
-      <w:r>
-        <w:rPr>
-          <w:rFonts w:ascii="Arial Narrow" w:eastAsia="Times New Roman" w:hAnsi="Arial Narrow" w:cs="Arial"/>
-          <w:color w:val="000000"/>
-          <w:kern w:val="0"/>
-          <w:lang w:eastAsia="es-ES"/>
-          <w14:ligatures w14:val="none"/>
-        </w:rPr>
-        <w:t xml:space="preserve">, </w:t>
-      </w:r>
-      <w:r>
-        <w:rPr>
-          <w:rFonts w:ascii="Arial Narrow" w:eastAsia="Times New Roman" w:hAnsi="Arial Narrow" w:cs="Arial"/>
-          <w:color w:val="000000"/>
-          <w:kern w:val="0"/>
-          <w:lang w:eastAsia="es-ES"/>
-          <w14:ligatures w14:val="none"/>
-        </w:rPr>
-        <w:t>adquirido para su madre, la señora</w:t>
-      </w:r>
-      <w:r>
-        <w:rPr>
-          <w:rFonts w:ascii="Arial Narrow" w:eastAsia="Times New Roman" w:hAnsi="Arial Narrow" w:cs="Arial"/>
-          <w:color w:val="000000"/>
-          <w:kern w:val="0"/>
-          <w:lang w:eastAsia="es-ES"/>
-          <w14:ligatures w14:val="none"/>
-        </w:rPr>
-        <w:t xml:space="preserve"> Elsa Gonzales de </w:t>
+        <w:t/>
+      </w:r>
+      <w:r>
+        <w:rPr>
+          <w:rFonts w:ascii="Arial Narrow" w:eastAsia="Times New Roman" w:hAnsi="Arial Narrow" w:cs="Arial"/>
+          <w:color w:val="000000"/>
+          <w:kern w:val="0"/>
+          <w:lang w:eastAsia="es-ES"/>
+          <w14:ligatures w14:val="none"/>
+        </w:rPr>
+        <w:t xml:space="preserve"/>
+      </w:r>
+      <w:r>
+        <w:rPr>
+          <w:rFonts w:ascii="Arial Narrow" w:eastAsia="Times New Roman" w:hAnsi="Arial Narrow" w:cs="Arial"/>
+          <w:color w:val="000000"/>
+          <w:kern w:val="0"/>
+          <w:lang w:eastAsia="es-ES"/>
+          <w14:ligatures w14:val="none"/>
+        </w:rPr>
+        <w:t/>
+      </w:r>
+      <w:r>
+        <w:rPr>
+          <w:rFonts w:ascii="Arial Narrow" w:eastAsia="Times New Roman" w:hAnsi="Arial Narrow" w:cs="Arial"/>
+          <w:color w:val="000000"/>
+          <w:kern w:val="0"/>
+          <w:lang w:eastAsia="es-ES"/>
+          <w14:ligatures w14:val="none"/>
+        </w:rPr>
+        <w:t xml:space="preserve"/>
       </w:r>
       <w:proofErr w:type="spellStart"/>
       <w:r>
@@ -1713,7 +1713,7 @@
           <w:lang w:eastAsia="es-ES"/>
           <w14:ligatures w14:val="none"/>
         </w:rPr>
-        <w:t>Portuguez</w:t>
+        <w:t/>
       </w:r>
       <w:proofErr w:type="spellEnd"/>
       <w:r>
@@ -1724,17 +1724,17 @@
           <w:lang w:eastAsia="es-ES"/>
           <w14:ligatures w14:val="none"/>
         </w:rPr>
-        <w:t xml:space="preserve"> (en adelante, la señora Gonzales)</w:t>
-      </w:r>
-      <w:r>
-        <w:rPr>
-          <w:rFonts w:ascii="Arial Narrow" w:eastAsia="Times New Roman" w:hAnsi="Arial Narrow" w:cs="Arial"/>
-          <w:color w:val="000000"/>
-          <w:kern w:val="0"/>
-          <w:lang w:eastAsia="es-ES"/>
-          <w14:ligatures w14:val="none"/>
-        </w:rPr>
-        <w:t xml:space="preserve">. </w:t>
+        <w:t xml:space="preserve"/>
+      </w:r>
+      <w:r>
+        <w:rPr>
+          <w:rFonts w:ascii="Arial Narrow" w:eastAsia="Times New Roman" w:hAnsi="Arial Narrow" w:cs="Arial"/>
+          <w:color w:val="000000"/>
+          <w:kern w:val="0"/>
+          <w:lang w:eastAsia="es-ES"/>
+          <w14:ligatures w14:val="none"/>
+        </w:rPr>
+        <w:t xml:space="preserve"/>
       </w:r>
     </w:p>
     <w:p>
@@ -2193,50 +2193,50 @@
           <w:lang w:eastAsia="es-ES"/>
           <w14:ligatures w14:val="none"/>
         </w:rPr>
-        <w:t xml:space="preserve">El </w:t>
-      </w:r>
-      <w:r>
-        <w:rPr>
-          <w:rFonts w:ascii="Arial Narrow" w:eastAsia="Times New Roman" w:hAnsi="Arial Narrow" w:cs="Arial"/>
-          <w:color w:val="000000"/>
-          <w:kern w:val="0"/>
-          <w:lang w:eastAsia="es-ES"/>
-          <w14:ligatures w14:val="none"/>
-        </w:rPr>
-        <w:t>1 de julio de 2024</w:t>
-      </w:r>
-      <w:r>
-        <w:rPr>
-          <w:rFonts w:ascii="Arial Narrow" w:eastAsia="Times New Roman" w:hAnsi="Arial Narrow" w:cs="Arial"/>
-          <w:color w:val="000000"/>
-          <w:kern w:val="0"/>
-          <w:lang w:eastAsia="es-ES"/>
-          <w14:ligatures w14:val="none"/>
-        </w:rPr>
-        <w:t xml:space="preserve">, </w:t>
-      </w:r>
-      <w:r>
-        <w:rPr>
-          <w:rFonts w:ascii="Arial Narrow" w:eastAsia="Times New Roman" w:hAnsi="Arial Narrow" w:cs="Arial"/>
-          <w:color w:val="000000"/>
-          <w:kern w:val="0"/>
-          <w:lang w:eastAsia="es-ES"/>
-          <w14:ligatures w14:val="none"/>
-        </w:rPr>
-        <w:t>el</w:t>
-      </w:r>
-      <w:r>
-        <w:t xml:space="preserve"> </w:t>
-      </w:r>
-      <w:r>
-        <w:rPr>
-          <w:rFonts w:ascii="Arial Narrow" w:eastAsia="Times New Roman" w:hAnsi="Arial Narrow" w:cs="Arial"/>
-          <w:color w:val="000000"/>
-          <w:kern w:val="0"/>
-          <w:lang w:eastAsia="es-ES"/>
-          <w14:ligatures w14:val="none"/>
-        </w:rPr>
-        <w:t xml:space="preserve">señor Roberto </w:t>
+        <w:t xml:space="preserve">El 1 de julio de 2024, el señor [APELLIDO] [APELLIDO] en calidad de hijo de la señora [APELLIDO], presentó una solicitud por correo electrónico a [CORREO] para dar continuidad a la solicitud no atendida del 23 de octubre de 2023, requiriendo la liquidación que sustentara el monto de US$ 9 862,50 abonado el 19 de octubre de 2023. </w:t>
+      </w:r>
+      <w:r>
+        <w:rPr>
+          <w:rFonts w:ascii="Arial Narrow" w:eastAsia="Times New Roman" w:hAnsi="Arial Narrow" w:cs="Arial"/>
+          <w:color w:val="000000"/>
+          <w:kern w:val="0"/>
+          <w:lang w:eastAsia="es-ES"/>
+          <w14:ligatures w14:val="none"/>
+        </w:rPr>
+        <w:t/>
+      </w:r>
+      <w:r>
+        <w:rPr>
+          <w:rFonts w:ascii="Arial Narrow" w:eastAsia="Times New Roman" w:hAnsi="Arial Narrow" w:cs="Arial"/>
+          <w:color w:val="000000"/>
+          <w:kern w:val="0"/>
+          <w:lang w:eastAsia="es-ES"/>
+          <w14:ligatures w14:val="none"/>
+        </w:rPr>
+        <w:t xml:space="preserve"/>
+      </w:r>
+      <w:r>
+        <w:rPr>
+          <w:rFonts w:ascii="Arial Narrow" w:eastAsia="Times New Roman" w:hAnsi="Arial Narrow" w:cs="Arial"/>
+          <w:color w:val="000000"/>
+          <w:kern w:val="0"/>
+          <w:lang w:eastAsia="es-ES"/>
+          <w14:ligatures w14:val="none"/>
+        </w:rPr>
+        <w:t/>
+      </w:r>
+      <w:r>
+        <w:t xml:space="preserve"/>
+      </w:r>
+      <w:r>
+        <w:rPr>
+          <w:rFonts w:ascii="Arial Narrow" w:eastAsia="Times New Roman" w:hAnsi="Arial Narrow" w:cs="Arial"/>
+          <w:color w:val="000000"/>
+          <w:kern w:val="0"/>
+          <w:lang w:eastAsia="es-ES"/>
+          <w14:ligatures w14:val="none"/>
+        </w:rPr>
+        <w:t xml:space="preserve"/>
       </w:r>
       <w:proofErr w:type="spellStart"/>
       <w:r>
@@ -2247,7 +2247,7 @@
           <w:lang w:eastAsia="es-ES"/>
           <w14:ligatures w14:val="none"/>
         </w:rPr>
-        <w:t>Portuguez</w:t>
+        <w:t/>
       </w:r>
       <w:proofErr w:type="spellEnd"/>
       <w:r>
@@ -2258,47 +2258,47 @@
           <w:lang w:eastAsia="es-ES"/>
           <w14:ligatures w14:val="none"/>
         </w:rPr>
-        <w:t xml:space="preserve"> </w:t>
-      </w:r>
-      <w:r>
-        <w:rPr>
-          <w:rFonts w:ascii="Arial Narrow" w:eastAsia="Times New Roman" w:hAnsi="Arial Narrow" w:cs="Arial"/>
-          <w:color w:val="000000"/>
-          <w:kern w:val="0"/>
-          <w:lang w:eastAsia="es-ES"/>
-          <w14:ligatures w14:val="none"/>
-        </w:rPr>
-        <w:t>e</w:t>
-      </w:r>
-      <w:r>
-        <w:rPr>
-          <w:rFonts w:ascii="Arial Narrow" w:eastAsia="Times New Roman" w:hAnsi="Arial Narrow" w:cs="Arial"/>
-          <w:color w:val="000000"/>
-          <w:kern w:val="0"/>
-          <w:lang w:eastAsia="es-ES"/>
-          <w14:ligatures w14:val="none"/>
-        </w:rPr>
-        <w:t xml:space="preserve">n calidad de hijo de </w:t>
-      </w:r>
-      <w:r>
-        <w:rPr>
-          <w:rFonts w:ascii="Arial Narrow" w:eastAsia="Times New Roman" w:hAnsi="Arial Narrow" w:cs="Arial"/>
-          <w:color w:val="000000"/>
-          <w:kern w:val="0"/>
-          <w:lang w:eastAsia="es-ES"/>
-          <w14:ligatures w14:val="none"/>
-        </w:rPr>
-        <w:t>la señora Gonzales</w:t>
-      </w:r>
-      <w:r>
-        <w:rPr>
-          <w:rFonts w:ascii="Arial Narrow" w:eastAsia="Times New Roman" w:hAnsi="Arial Narrow" w:cs="Arial"/>
-          <w:color w:val="000000"/>
-          <w:kern w:val="0"/>
-          <w:lang w:eastAsia="es-ES"/>
-          <w14:ligatures w14:val="none"/>
-        </w:rPr>
-        <w:t xml:space="preserve">, presentó una solicitud por correo electrónico a </w:t>
+        <w:t xml:space="preserve"/>
+      </w:r>
+      <w:r>
+        <w:rPr>
+          <w:rFonts w:ascii="Arial Narrow" w:eastAsia="Times New Roman" w:hAnsi="Arial Narrow" w:cs="Arial"/>
+          <w:color w:val="000000"/>
+          <w:kern w:val="0"/>
+          <w:lang w:eastAsia="es-ES"/>
+          <w14:ligatures w14:val="none"/>
+        </w:rPr>
+        <w:t/>
+      </w:r>
+      <w:r>
+        <w:rPr>
+          <w:rFonts w:ascii="Arial Narrow" w:eastAsia="Times New Roman" w:hAnsi="Arial Narrow" w:cs="Arial"/>
+          <w:color w:val="000000"/>
+          <w:kern w:val="0"/>
+          <w:lang w:eastAsia="es-ES"/>
+          <w14:ligatures w14:val="none"/>
+        </w:rPr>
+        <w:t xml:space="preserve"/>
+      </w:r>
+      <w:r>
+        <w:rPr>
+          <w:rFonts w:ascii="Arial Narrow" w:eastAsia="Times New Roman" w:hAnsi="Arial Narrow" w:cs="Arial"/>
+          <w:color w:val="000000"/>
+          <w:kern w:val="0"/>
+          <w:lang w:eastAsia="es-ES"/>
+          <w14:ligatures w14:val="none"/>
+        </w:rPr>
+        <w:t/>
+      </w:r>
+      <w:r>
+        <w:rPr>
+          <w:rFonts w:ascii="Arial Narrow" w:eastAsia="Times New Roman" w:hAnsi="Arial Narrow" w:cs="Arial"/>
+          <w:color w:val="000000"/>
+          <w:kern w:val="0"/>
+          <w:lang w:eastAsia="es-ES"/>
+          <w14:ligatures w14:val="none"/>
+        </w:rPr>
+        <w:t xml:space="preserve"/>
       </w:r>
       <w:hyperlink r:id="rId8" w:history="1">
         <w:r>
@@ -2309,7 +2309,7 @@
             <w:lang w:eastAsia="es-ES"/>
             <w14:ligatures w14:val="none"/>
           </w:rPr>
-          <w:t>beneficios@lapositiva.com.pe</w:t>
+          <w:t/>
         </w:r>
       </w:hyperlink>
       <w:r>
@@ -2320,17 +2320,17 @@
           <w:lang w:eastAsia="es-ES"/>
           <w14:ligatures w14:val="none"/>
         </w:rPr>
-        <w:t xml:space="preserve"> </w:t>
-      </w:r>
-      <w:r>
-        <w:rPr>
-          <w:rFonts w:ascii="Arial Narrow" w:eastAsia="Times New Roman" w:hAnsi="Arial Narrow" w:cs="Arial"/>
-          <w:color w:val="000000"/>
-          <w:kern w:val="0"/>
-          <w:lang w:eastAsia="es-ES"/>
-          <w14:ligatures w14:val="none"/>
-        </w:rPr>
-        <w:t xml:space="preserve">para dar continuidad a la solicitud no atendida del 23 de octubre de 2023, requiriendo la liquidación que sustentara el monto de US$ 9 862,50 abonado el 19 de octubre de 2023. </w:t>
+        <w:t xml:space="preserve"/>
+      </w:r>
+      <w:r>
+        <w:rPr>
+          <w:rFonts w:ascii="Arial Narrow" w:eastAsia="Times New Roman" w:hAnsi="Arial Narrow" w:cs="Arial"/>
+          <w:color w:val="000000"/>
+          <w:kern w:val="0"/>
+          <w:lang w:eastAsia="es-ES"/>
+          <w14:ligatures w14:val="none"/>
+        </w:rPr>
+        <w:t xml:space="preserve"/>
       </w:r>
     </w:p>
     <w:p>
@@ -3372,7 +3372,7 @@
           <w:lang w:val="es-ES" w:eastAsia="es-ES"/>
           <w14:ligatures w14:val="none"/>
         </w:rPr>
-        <w:t>E</w:t>
+        <w:t xml:space="preserve">El señor [APELLIDO] [APELLIDO] , el señor [APELLIDO] Manuel [APELLIDO] , el señor [APELLIDO] Jesus [APELLIDO] , la señora [APELLIDO] Carola [APELLIDO] , el señor [APELLIDO] Pablo [APELLIDO] Sanchez y la señora [APELLIDO] Mariela [APELLIDO] , solicitaron, en calidad de medida correctiva, que los proveedores denunciados cumplan con realizar la devolución del saldo pendiente del rescate por US$ 9 031,50, que proviene de un valor de rescate total de US$ 18 894,00 menos el monto ya abonado de US$ 9 862,50 y realizar el pago de intereses compensatorios sobre dicho monto según la tasa legal efectiva en moneda extranjera de 3.437%, que se estima en US$ 310,41 (calculada el 18 de septiembre de 2025). Asimismo, requirieron el reembolso de costos y costas del presente procedimiento.</w:t>
       </w:r>
       <w:r>
         <w:rPr>
@@ -3382,7 +3382,7 @@
           <w:lang w:val="es-ES" w:eastAsia="es-ES"/>
           <w14:ligatures w14:val="none"/>
         </w:rPr>
-        <w:t xml:space="preserve">l señor Roberto Carlos </w:t>
+        <w:t xml:space="preserve"/>
       </w:r>
       <w:proofErr w:type="spellStart"/>
       <w:r>
@@ -3393,7 +3393,7 @@
           <w:lang w:val="es-ES" w:eastAsia="es-ES"/>
           <w14:ligatures w14:val="none"/>
         </w:rPr>
-        <w:t>Portuguez</w:t>
+        <w:t/>
       </w:r>
       <w:proofErr w:type="spellEnd"/>
       <w:r>
@@ -3404,7 +3404,7 @@
           <w:lang w:val="es-ES" w:eastAsia="es-ES"/>
           <w14:ligatures w14:val="none"/>
         </w:rPr>
-        <w:t xml:space="preserve"> Gonzales, el señor </w:t>
+        <w:t xml:space="preserve"/>
       </w:r>
       <w:proofErr w:type="spellStart"/>
       <w:r>
@@ -3415,7 +3415,7 @@
           <w:lang w:val="es-ES" w:eastAsia="es-ES"/>
           <w14:ligatures w14:val="none"/>
         </w:rPr>
-        <w:t>Victor</w:t>
+        <w:t/>
       </w:r>
       <w:proofErr w:type="spellEnd"/>
       <w:r>
@@ -3426,7 +3426,7 @@
           <w:lang w:val="es-ES" w:eastAsia="es-ES"/>
           <w14:ligatures w14:val="none"/>
         </w:rPr>
-        <w:t xml:space="preserve"> Manuel </w:t>
+        <w:t xml:space="preserve"/>
       </w:r>
       <w:proofErr w:type="spellStart"/>
       <w:r>
@@ -3437,7 +3437,7 @@
           <w:lang w:val="es-ES" w:eastAsia="es-ES"/>
           <w14:ligatures w14:val="none"/>
         </w:rPr>
-        <w:t>Portuguez</w:t>
+        <w:t/>
       </w:r>
       <w:proofErr w:type="spellEnd"/>
       <w:r>
@@ -3448,7 +3448,7 @@
           <w:lang w:val="es-ES" w:eastAsia="es-ES"/>
           <w14:ligatures w14:val="none"/>
         </w:rPr>
-        <w:t xml:space="preserve"> Gonzales, el señor Iñigo </w:t>
+        <w:t xml:space="preserve"/>
       </w:r>
       <w:proofErr w:type="spellStart"/>
       <w:r>
@@ -3459,7 +3459,7 @@
           <w:lang w:val="es-ES" w:eastAsia="es-ES"/>
           <w14:ligatures w14:val="none"/>
         </w:rPr>
-        <w:t>Jesus</w:t>
+        <w:t/>
       </w:r>
       <w:proofErr w:type="spellEnd"/>
       <w:r>
@@ -3470,7 +3470,7 @@
           <w:lang w:val="es-ES" w:eastAsia="es-ES"/>
           <w14:ligatures w14:val="none"/>
         </w:rPr>
-        <w:t xml:space="preserve"> </w:t>
+        <w:t xml:space="preserve"/>
       </w:r>
       <w:proofErr w:type="spellStart"/>
       <w:r>
@@ -3481,7 +3481,7 @@
           <w:lang w:val="es-ES" w:eastAsia="es-ES"/>
           <w14:ligatures w14:val="none"/>
         </w:rPr>
-        <w:t>Portuguez</w:t>
+        <w:t/>
       </w:r>
       <w:proofErr w:type="spellEnd"/>
       <w:r>
@@ -3492,7 +3492,7 @@
           <w:lang w:val="es-ES" w:eastAsia="es-ES"/>
           <w14:ligatures w14:val="none"/>
         </w:rPr>
-        <w:t xml:space="preserve"> Gonzales, la señora </w:t>
+        <w:t xml:space="preserve"/>
       </w:r>
       <w:proofErr w:type="spellStart"/>
       <w:r>
@@ -3503,7 +3503,7 @@
           <w:lang w:val="es-ES" w:eastAsia="es-ES"/>
           <w14:ligatures w14:val="none"/>
         </w:rPr>
-        <w:t>Lizi</w:t>
+        <w:t/>
       </w:r>
       <w:proofErr w:type="spellEnd"/>
       <w:r>
@@ -3514,7 +3514,7 @@
           <w:lang w:val="es-ES" w:eastAsia="es-ES"/>
           <w14:ligatures w14:val="none"/>
         </w:rPr>
-        <w:t xml:space="preserve"> Carola </w:t>
+        <w:t xml:space="preserve"/>
       </w:r>
       <w:proofErr w:type="spellStart"/>
       <w:r>
@@ -3525,7 +3525,7 @@
           <w:lang w:val="es-ES" w:eastAsia="es-ES"/>
           <w14:ligatures w14:val="none"/>
         </w:rPr>
-        <w:t>Portuguez</w:t>
+        <w:t/>
       </w:r>
       <w:proofErr w:type="spellEnd"/>
       <w:r>
@@ -3536,7 +3536,7 @@
           <w:lang w:val="es-ES" w:eastAsia="es-ES"/>
           <w14:ligatures w14:val="none"/>
         </w:rPr>
-        <w:t xml:space="preserve"> Gonzales, el señor Otto Pablo </w:t>
+        <w:t xml:space="preserve"/>
       </w:r>
       <w:proofErr w:type="spellStart"/>
       <w:r>
@@ -3547,7 +3547,7 @@
           <w:lang w:val="es-ES" w:eastAsia="es-ES"/>
           <w14:ligatures w14:val="none"/>
         </w:rPr>
-        <w:t>Portuguez</w:t>
+        <w:t/>
       </w:r>
       <w:proofErr w:type="spellEnd"/>
       <w:r>
@@ -3558,7 +3558,7 @@
           <w:lang w:val="es-ES" w:eastAsia="es-ES"/>
           <w14:ligatures w14:val="none"/>
         </w:rPr>
-        <w:t xml:space="preserve"> </w:t>
+        <w:t xml:space="preserve"/>
       </w:r>
       <w:proofErr w:type="spellStart"/>
       <w:r>
@@ -3569,7 +3569,7 @@
           <w:lang w:val="es-ES" w:eastAsia="es-ES"/>
           <w14:ligatures w14:val="none"/>
         </w:rPr>
-        <w:t>Sanchez</w:t>
+        <w:t/>
       </w:r>
       <w:proofErr w:type="spellEnd"/>
       <w:r>
@@ -3580,7 +3580,7 @@
           <w:lang w:val="es-ES" w:eastAsia="es-ES"/>
           <w14:ligatures w14:val="none"/>
         </w:rPr>
-        <w:t xml:space="preserve"> y la señora Elsa Mariela </w:t>
+        <w:t xml:space="preserve"/>
       </w:r>
       <w:proofErr w:type="spellStart"/>
       <w:r>
@@ -3591,7 +3591,7 @@
           <w:lang w:val="es-ES" w:eastAsia="es-ES"/>
           <w14:ligatures w14:val="none"/>
         </w:rPr>
-        <w:t>Portuguez</w:t>
+        <w:t/>
       </w:r>
       <w:proofErr w:type="spellEnd"/>
       <w:r>
@@ -3602,7 +3602,7 @@
           <w:lang w:val="es-ES" w:eastAsia="es-ES"/>
           <w14:ligatures w14:val="none"/>
         </w:rPr>
-        <w:t xml:space="preserve"> Gonzales</w:t>
+        <w:t xml:space="preserve"/>
       </w:r>
       <w:r>
         <w:rPr>
@@ -3612,7 +3612,7 @@
           <w:lang w:val="es-ES" w:eastAsia="es-ES"/>
           <w14:ligatures w14:val="none"/>
         </w:rPr>
-        <w:t>, solicitaron</w:t>
+        <w:t/>
       </w:r>
       <w:r>
         <w:rPr>
@@ -3622,7 +3622,7 @@
           <w:lang w:val="es-ES" w:eastAsia="es-ES"/>
           <w14:ligatures w14:val="none"/>
         </w:rPr>
-        <w:t xml:space="preserve">, en calidad de medida correctiva, que </w:t>
+        <w:t xml:space="preserve"/>
       </w:r>
       <w:bookmarkStart w:id="5" w:name="_Hlk206587071"/>
       <w:r>
@@ -3633,7 +3633,7 @@
           <w:lang w:val="es-ES" w:eastAsia="es-ES"/>
           <w14:ligatures w14:val="none"/>
         </w:rPr>
-        <w:t>los proveedores denunciados</w:t>
+        <w:t/>
       </w:r>
       <w:r>
         <w:rPr>
@@ -3643,7 +3643,7 @@
           <w:lang w:val="es-ES" w:eastAsia="es-ES"/>
           <w14:ligatures w14:val="none"/>
         </w:rPr>
-        <w:t xml:space="preserve"> </w:t>
+        <w:t xml:space="preserve"/>
       </w:r>
       <w:r>
         <w:rPr>
@@ -3653,7 +3653,7 @@
           <w:lang w:val="es-ES" w:eastAsia="es-ES"/>
           <w14:ligatures w14:val="none"/>
         </w:rPr>
-        <w:t>cumplan con</w:t>
+        <w:t/>
       </w:r>
       <w:r>
         <w:rPr>
@@ -3663,7 +3663,7 @@
           <w:lang w:val="es-ES" w:eastAsia="es-ES"/>
           <w14:ligatures w14:val="none"/>
         </w:rPr>
-        <w:t xml:space="preserve"> </w:t>
+        <w:t xml:space="preserve"/>
       </w:r>
       <w:r>
         <w:rPr>
@@ -3673,7 +3673,7 @@
           <w:lang w:val="es-ES" w:eastAsia="es-ES"/>
           <w14:ligatures w14:val="none"/>
         </w:rPr>
-        <w:t xml:space="preserve">realizar </w:t>
+        <w:t xml:space="preserve"/>
       </w:r>
       <w:r>
         <w:rPr>
@@ -3683,7 +3683,7 @@
           <w:lang w:val="es-ES" w:eastAsia="es-ES"/>
           <w14:ligatures w14:val="none"/>
         </w:rPr>
-        <w:t xml:space="preserve">la devolución del saldo pendiente del rescate por US$ 9 031,50, que proviene de un valor de rescate total de US$ 18 894,00 menos </w:t>
+        <w:t xml:space="preserve"/>
       </w:r>
       <w:r>
         <w:rPr>
@@ -3693,7 +3693,7 @@
           <w:lang w:val="es-ES" w:eastAsia="es-ES"/>
           <w14:ligatures w14:val="none"/>
         </w:rPr>
-        <w:t>el monto</w:t>
+        <w:t/>
       </w:r>
       <w:r>
         <w:rPr>
@@ -3703,7 +3703,7 @@
           <w:lang w:val="es-ES" w:eastAsia="es-ES"/>
           <w14:ligatures w14:val="none"/>
         </w:rPr>
-        <w:t xml:space="preserve"> ya abonado </w:t>
+        <w:t xml:space="preserve"/>
       </w:r>
       <w:r>
         <w:rPr>
@@ -3713,7 +3713,7 @@
           <w:lang w:val="es-ES" w:eastAsia="es-ES"/>
           <w14:ligatures w14:val="none"/>
         </w:rPr>
-        <w:t xml:space="preserve">de </w:t>
+        <w:t xml:space="preserve"/>
       </w:r>
       <w:r>
         <w:rPr>
@@ -3723,7 +3723,7 @@
           <w:lang w:val="es-ES" w:eastAsia="es-ES"/>
           <w14:ligatures w14:val="none"/>
         </w:rPr>
-        <w:t>US$ 9 862,50 y</w:t>
+        <w:t/>
       </w:r>
       <w:r>
         <w:rPr>
@@ -3733,7 +3733,7 @@
           <w:lang w:val="es-ES" w:eastAsia="es-ES"/>
           <w14:ligatures w14:val="none"/>
         </w:rPr>
-        <w:t xml:space="preserve"> realizar </w:t>
+        <w:t xml:space="preserve"/>
       </w:r>
       <w:r>
         <w:rPr>
@@ -3743,7 +3743,7 @@
           <w:lang w:val="es-ES" w:eastAsia="es-ES"/>
           <w14:ligatures w14:val="none"/>
         </w:rPr>
-        <w:t>el pago de intereses compensatorios sobre dicho monto según la tasa legal efectiva en moneda extranjera de 3.437%, que</w:t>
+        <w:t/>
       </w:r>
       <w:r>
         <w:rPr>
@@ -3753,7 +3753,7 @@
           <w:lang w:val="es-ES" w:eastAsia="es-ES"/>
           <w14:ligatures w14:val="none"/>
         </w:rPr>
-        <w:t xml:space="preserve"> se</w:t>
+        <w:t xml:space="preserve"/>
       </w:r>
       <w:r>
         <w:rPr>
@@ -3763,7 +3763,7 @@
           <w:lang w:val="es-ES" w:eastAsia="es-ES"/>
           <w14:ligatures w14:val="none"/>
         </w:rPr>
-        <w:t xml:space="preserve"> estima en US$ 310,41</w:t>
+        <w:t xml:space="preserve"/>
       </w:r>
       <w:r>
         <w:rPr>
@@ -3773,17 +3773,17 @@
           <w:lang w:val="es-ES" w:eastAsia="es-ES"/>
           <w14:ligatures w14:val="none"/>
         </w:rPr>
-        <w:t xml:space="preserve"> (calculada el </w:t>
-      </w:r>
-      <w:r>
-        <w:rPr>
-          <w:rFonts w:ascii="Arial Narrow" w:eastAsia="Times New Roman" w:hAnsi="Arial Narrow" w:cs="Arial"/>
-          <w:color w:val="000000"/>
-          <w:kern w:val="0"/>
-          <w:lang w:eastAsia="es-ES"/>
-          <w14:ligatures w14:val="none"/>
-        </w:rPr>
-        <w:t>18 de septiembre de 2025</w:t>
+        <w:t xml:space="preserve"/>
+      </w:r>
+      <w:r>
+        <w:rPr>
+          <w:rFonts w:ascii="Arial Narrow" w:eastAsia="Times New Roman" w:hAnsi="Arial Narrow" w:cs="Arial"/>
+          <w:color w:val="000000"/>
+          <w:kern w:val="0"/>
+          <w:lang w:eastAsia="es-ES"/>
+          <w14:ligatures w14:val="none"/>
+        </w:rPr>
+        <w:t/>
       </w:r>
       <w:r>
         <w:rPr>
@@ -3793,7 +3793,7 @@
           <w:lang w:val="es-ES" w:eastAsia="es-ES"/>
           <w14:ligatures w14:val="none"/>
         </w:rPr>
-        <w:t>)</w:t>
+        <w:t/>
       </w:r>
       <w:r>
         <w:rPr>
@@ -3803,7 +3803,7 @@
           <w:lang w:val="es-ES" w:eastAsia="es-ES"/>
           <w14:ligatures w14:val="none"/>
         </w:rPr>
-        <w:t xml:space="preserve">. Asimismo, </w:t>
+        <w:t xml:space="preserve"/>
       </w:r>
       <w:r>
         <w:rPr>
@@ -3813,7 +3813,7 @@
           <w:lang w:val="es-ES" w:eastAsia="es-ES"/>
           <w14:ligatures w14:val="none"/>
         </w:rPr>
-        <w:t>requirieron</w:t>
+        <w:t/>
       </w:r>
       <w:r>
         <w:rPr>
@@ -3823,7 +3823,7 @@
           <w:lang w:val="es-ES" w:eastAsia="es-ES"/>
           <w14:ligatures w14:val="none"/>
         </w:rPr>
-        <w:t xml:space="preserve"> el reembolso </w:t>
+        <w:t xml:space="preserve"/>
       </w:r>
       <w:r>
         <w:rPr>
@@ -3833,7 +3833,7 @@
           <w:lang w:val="es-ES" w:eastAsia="es-ES"/>
           <w14:ligatures w14:val="none"/>
         </w:rPr>
-        <w:t>de costos y costas del presente procedimiento.</w:t>
+        <w:t/>
       </w:r>
     </w:p>
     <w:bookmarkEnd w:id="5"/>
@@ -4090,15 +4090,15 @@
           <w:kern w:val="0"/>
           <w14:ligatures w14:val="none"/>
         </w:rPr>
-        <w:t xml:space="preserve">Asimismo, </w:t>
-      </w:r>
-      <w:r>
-        <w:rPr>
-          <w:rFonts w:ascii="Arial Narrow" w:eastAsia="Arial Narrow" w:hAnsi="Arial Narrow" w:cs="Arial Narrow"/>
-          <w:kern w:val="0"/>
-          <w14:ligatures w14:val="none"/>
-        </w:rPr>
-        <w:t xml:space="preserve">la Secretaría Técnica, en ejercicio de sus facultades, </w:t>
+        <w:t xml:space="preserve">Asimismo, la Secretaría Técnica, en ejercicio de sus facultades, considera que el hecho denunciado, consistente en que los proveedores denunciados habrían otorgado un monto menor y sin sustento por el rescate del Seguro de Vida Entera Pagos Limitados Edad 65 – Póliza  2002397 contratado por la señora [APELLIDO] [APELLIDO]; involucraría una presunta afectación a sus expectativas, quien no habría encontrado una correspondencia entre lo que esperaba recibir de parte del proveedor y lo que realmente recibió. Por consiguiente, corresponde calificar el hecho materia de denuncia como una presunta infracción al deber de idoneidad, tipificado en los artículos 18 y 19 del Código.</w:t>
+      </w:r>
+      <w:r>
+        <w:rPr>
+          <w:rFonts w:ascii="Arial Narrow" w:eastAsia="Arial Narrow" w:hAnsi="Arial Narrow" w:cs="Arial Narrow"/>
+          <w:kern w:val="0"/>
+          <w14:ligatures w14:val="none"/>
+        </w:rPr>
+        <w:t xml:space="preserve"/>
       </w:r>
       <w:r>
         <w:rPr>
@@ -4108,15 +4108,15 @@
           <w:lang w:eastAsia="es-PE"/>
           <w14:ligatures w14:val="none"/>
         </w:rPr>
-        <w:t xml:space="preserve">considera </w:t>
-      </w:r>
-      <w:r>
-        <w:rPr>
-          <w:rFonts w:ascii="Arial Narrow" w:eastAsia="Arial Narrow" w:hAnsi="Arial Narrow" w:cs="Arial Narrow"/>
-          <w:kern w:val="0"/>
-          <w14:ligatures w14:val="none"/>
-        </w:rPr>
-        <w:t>que el hecho denunciado</w:t>
+        <w:t xml:space="preserve"/>
+      </w:r>
+      <w:r>
+        <w:rPr>
+          <w:rFonts w:ascii="Arial Narrow" w:eastAsia="Arial Narrow" w:hAnsi="Arial Narrow" w:cs="Arial Narrow"/>
+          <w:kern w:val="0"/>
+          <w14:ligatures w14:val="none"/>
+        </w:rPr>
+        <w:t/>
       </w:r>
       <w:r>
         <w:rPr>
@@ -4126,7 +4126,7 @@
           <w:lang w:eastAsia="es-PE"/>
           <w14:ligatures w14:val="none"/>
         </w:rPr>
-        <w:t xml:space="preserve">, consistente en que </w:t>
+        <w:t xml:space="preserve"/>
       </w:r>
       <w:r>
         <w:rPr>
@@ -4136,7 +4136,7 @@
           <w:lang w:val="es-ES" w:eastAsia="es-ES"/>
           <w14:ligatures w14:val="none"/>
         </w:rPr>
-        <w:t xml:space="preserve">los proveedores denunciados habrían otorgado un monto menor y sin sustento por el rescate del Seguro de Vida Entera Pagos Limitados Edad 65 – Póliza </w:t>
+        <w:t xml:space="preserve"/>
       </w:r>
       <w:proofErr w:type="spellStart"/>
       <w:r>
@@ -4158,7 +4158,7 @@
           <w:lang w:val="es-ES" w:eastAsia="es-ES"/>
           <w14:ligatures w14:val="none"/>
         </w:rPr>
-        <w:t xml:space="preserve"> 2002397 contratado por la señora Elsa Gonzales de </w:t>
+        <w:t xml:space="preserve"/>
       </w:r>
       <w:proofErr w:type="spellStart"/>
       <w:r>
@@ -4169,7 +4169,7 @@
           <w:lang w:val="es-ES" w:eastAsia="es-ES"/>
           <w14:ligatures w14:val="none"/>
         </w:rPr>
-        <w:t>Portuguez</w:t>
+        <w:t/>
       </w:r>
       <w:proofErr w:type="spellEnd"/>
       <w:r>
@@ -4180,15 +4180,15 @@
           <w:lang w:val="es-ES" w:eastAsia="es-ES"/>
           <w14:ligatures w14:val="none"/>
         </w:rPr>
-        <w:t>; involucraría una presunta afectación a sus expectativas, quien no habría encontrado una correspondencia entre lo que esperaba recibir de parte del proveedor y lo que realmente recibió. Por consiguiente, corresponde calificar el hecho materia de denuncia como una presunta infracción al deber de idoneidad, tipificado en los artículos 18 y 19 del Código</w:t>
-      </w:r>
-      <w:r>
-        <w:rPr>
-          <w:rFonts w:ascii="Arial Narrow" w:eastAsia="Arial Narrow" w:hAnsi="Arial Narrow" w:cs="Arial Narrow"/>
-          <w:kern w:val="0"/>
-          <w14:ligatures w14:val="none"/>
-        </w:rPr>
-        <w:t>.</w:t>
+        <w:t/>
+      </w:r>
+      <w:r>
+        <w:rPr>
+          <w:rFonts w:ascii="Arial Narrow" w:eastAsia="Arial Narrow" w:hAnsi="Arial Narrow" w:cs="Arial Narrow"/>
+          <w:kern w:val="0"/>
+          <w14:ligatures w14:val="none"/>
+        </w:rPr>
+        <w:t/>
       </w:r>
     </w:p>
     <w:p>
@@ -4618,7 +4618,7 @@
           <w14:ligatures w14:val="none"/>
         </w:rPr>
         <w:lastRenderedPageBreak/>
-        <w:t xml:space="preserve">PRIMERO: </w:t>
+        <w:t xml:space="preserve">PRIMERO: admitir a trámite la denuncia del 19 de setiembre del 2025, subsanado mediante escrito del 30 de octubre de 2025, interpuesta por el señor [APELLIDO] [APELLIDO] , el señor [APELLIDO] Manuel [APELLIDO] , el señor [APELLIDO] Jesus [APELLIDO] , la señora [APELLIDO] Carola [APELLIDO] , el señor [APELLIDO] Pablo [APELLIDO] Sanchez y la señora [APELLIDO] Mariela [APELLIDO] , contra La Positiva Seguros y Reaseguros S.A.A. y La Positiva Vida Seguros y Reaseguros S.A., por lo siguiente:</w:t>
       </w:r>
       <w:r>
         <w:rPr>
@@ -4629,7 +4629,7 @@
           <w:lang w:eastAsia="es-PE"/>
           <w14:ligatures w14:val="none"/>
         </w:rPr>
-        <w:t xml:space="preserve">admitir a trámite la denuncia del </w:t>
+        <w:t xml:space="preserve"/>
       </w:r>
       <w:r>
         <w:rPr>
@@ -4639,7 +4639,7 @@
           <w:lang w:val="es-ES" w:eastAsia="es-ES"/>
           <w14:ligatures w14:val="none"/>
         </w:rPr>
-        <w:t>19 de setiembre del 2025, subsanado mediante escrito del 30 de octubre de 2025</w:t>
+        <w:t/>
       </w:r>
       <w:r>
         <w:rPr>
@@ -4649,7 +4649,7 @@
           <w:lang w:val="es-ES" w:eastAsia="es-ES"/>
           <w14:ligatures w14:val="none"/>
         </w:rPr>
-        <w:t xml:space="preserve">, </w:t>
+        <w:t xml:space="preserve"/>
       </w:r>
       <w:r>
         <w:rPr>
@@ -4660,7 +4660,7 @@
           <w:lang w:eastAsia="es-PE"/>
           <w14:ligatures w14:val="none"/>
         </w:rPr>
-        <w:t xml:space="preserve">interpuesta </w:t>
+        <w:t xml:space="preserve"/>
       </w:r>
       <w:r>
         <w:rPr>
@@ -4671,7 +4671,7 @@
           <w:lang w:eastAsia="es-PE"/>
           <w14:ligatures w14:val="none"/>
         </w:rPr>
-        <w:t xml:space="preserve">por </w:t>
+        <w:t xml:space="preserve"/>
       </w:r>
       <w:r>
         <w:rPr>
@@ -4682,7 +4682,7 @@
           <w:lang w:eastAsia="es-PE"/>
           <w14:ligatures w14:val="none"/>
         </w:rPr>
-        <w:t xml:space="preserve">el señor Roberto Carlos </w:t>
+        <w:t xml:space="preserve"/>
       </w:r>
       <w:proofErr w:type="spellStart"/>
       <w:r>
@@ -4694,7 +4694,7 @@
           <w:lang w:eastAsia="es-PE"/>
           <w14:ligatures w14:val="none"/>
         </w:rPr>
-        <w:t>Portuguez</w:t>
+        <w:t/>
       </w:r>
       <w:proofErr w:type="spellEnd"/>
       <w:r>
@@ -4706,7 +4706,7 @@
           <w:lang w:eastAsia="es-PE"/>
           <w14:ligatures w14:val="none"/>
         </w:rPr>
-        <w:t xml:space="preserve"> Gonzales, el señor </w:t>
+        <w:t xml:space="preserve"/>
       </w:r>
       <w:proofErr w:type="spellStart"/>
       <w:r>
@@ -4718,7 +4718,7 @@
           <w:lang w:eastAsia="es-PE"/>
           <w14:ligatures w14:val="none"/>
         </w:rPr>
-        <w:t>Victor</w:t>
+        <w:t/>
       </w:r>
       <w:proofErr w:type="spellEnd"/>
       <w:r>
@@ -4730,7 +4730,7 @@
           <w:lang w:eastAsia="es-PE"/>
           <w14:ligatures w14:val="none"/>
         </w:rPr>
-        <w:t xml:space="preserve"> Manuel </w:t>
+        <w:t xml:space="preserve"/>
       </w:r>
       <w:proofErr w:type="spellStart"/>
       <w:r>
@@ -4742,7 +4742,7 @@
           <w:lang w:eastAsia="es-PE"/>
           <w14:ligatures w14:val="none"/>
         </w:rPr>
-        <w:t>Portuguez</w:t>
+        <w:t/>
       </w:r>
       <w:proofErr w:type="spellEnd"/>
       <w:r>
@@ -4754,7 +4754,7 @@
           <w:lang w:eastAsia="es-PE"/>
           <w14:ligatures w14:val="none"/>
         </w:rPr>
-        <w:t xml:space="preserve"> Gonzales, el señor Iñigo </w:t>
+        <w:t xml:space="preserve"/>
       </w:r>
       <w:proofErr w:type="spellStart"/>
       <w:r>
@@ -4766,7 +4766,7 @@
           <w:lang w:eastAsia="es-PE"/>
           <w14:ligatures w14:val="none"/>
         </w:rPr>
-        <w:t>Jesus</w:t>
+        <w:t/>
       </w:r>
       <w:proofErr w:type="spellEnd"/>
       <w:r>
@@ -4778,7 +4778,7 @@
           <w:lang w:eastAsia="es-PE"/>
           <w14:ligatures w14:val="none"/>
         </w:rPr>
-        <w:t xml:space="preserve"> </w:t>
+        <w:t xml:space="preserve"/>
       </w:r>
       <w:proofErr w:type="spellStart"/>
       <w:r>
@@ -4790,7 +4790,7 @@
           <w:lang w:eastAsia="es-PE"/>
           <w14:ligatures w14:val="none"/>
         </w:rPr>
-        <w:t>Portuguez</w:t>
+        <w:t/>
       </w:r>
       <w:proofErr w:type="spellEnd"/>
       <w:r>
@@ -4802,7 +4802,7 @@
           <w:lang w:eastAsia="es-PE"/>
           <w14:ligatures w14:val="none"/>
         </w:rPr>
-        <w:t xml:space="preserve"> Gonzales, la señora </w:t>
+        <w:t xml:space="preserve"/>
       </w:r>
       <w:proofErr w:type="spellStart"/>
       <w:r>
@@ -4814,7 +4814,7 @@
           <w:lang w:eastAsia="es-PE"/>
           <w14:ligatures w14:val="none"/>
         </w:rPr>
-        <w:t>Lizi</w:t>
+        <w:t/>
       </w:r>
       <w:proofErr w:type="spellEnd"/>
       <w:r>
@@ -4826,7 +4826,7 @@
           <w:lang w:eastAsia="es-PE"/>
           <w14:ligatures w14:val="none"/>
         </w:rPr>
-        <w:t xml:space="preserve"> Carola </w:t>
+        <w:t xml:space="preserve"/>
       </w:r>
       <w:proofErr w:type="spellStart"/>
       <w:r>
@@ -4838,7 +4838,7 @@
           <w:lang w:eastAsia="es-PE"/>
           <w14:ligatures w14:val="none"/>
         </w:rPr>
-        <w:t>Portuguez</w:t>
+        <w:t/>
       </w:r>
       <w:proofErr w:type="spellEnd"/>
       <w:r>
@@ -4850,7 +4850,7 @@
           <w:lang w:eastAsia="es-PE"/>
           <w14:ligatures w14:val="none"/>
         </w:rPr>
-        <w:t xml:space="preserve"> Gonzales, el señor Otto Pablo </w:t>
+        <w:t xml:space="preserve"/>
       </w:r>
       <w:proofErr w:type="spellStart"/>
       <w:r>
@@ -4862,7 +4862,7 @@
           <w:lang w:eastAsia="es-PE"/>
           <w14:ligatures w14:val="none"/>
         </w:rPr>
-        <w:t>Portuguez</w:t>
+        <w:t/>
       </w:r>
       <w:proofErr w:type="spellEnd"/>
       <w:r>
@@ -4874,7 +4874,7 @@
           <w:lang w:eastAsia="es-PE"/>
           <w14:ligatures w14:val="none"/>
         </w:rPr>
-        <w:t xml:space="preserve"> </w:t>
+        <w:t xml:space="preserve"/>
       </w:r>
       <w:proofErr w:type="spellStart"/>
       <w:r>
@@ -4886,7 +4886,7 @@
           <w:lang w:eastAsia="es-PE"/>
           <w14:ligatures w14:val="none"/>
         </w:rPr>
-        <w:t>Sanchez</w:t>
+        <w:t/>
       </w:r>
       <w:proofErr w:type="spellEnd"/>
       <w:r>
@@ -4898,7 +4898,7 @@
           <w:lang w:eastAsia="es-PE"/>
           <w14:ligatures w14:val="none"/>
         </w:rPr>
-        <w:t xml:space="preserve"> y la señora Elsa Mariela </w:t>
+        <w:t xml:space="preserve"/>
       </w:r>
       <w:proofErr w:type="spellStart"/>
       <w:r>
@@ -4910,7 +4910,7 @@
           <w:lang w:eastAsia="es-PE"/>
           <w14:ligatures w14:val="none"/>
         </w:rPr>
-        <w:t>Portuguez</w:t>
+        <w:t/>
       </w:r>
       <w:proofErr w:type="spellEnd"/>
       <w:r>
@@ -4922,7 +4922,7 @@
           <w:lang w:eastAsia="es-PE"/>
           <w14:ligatures w14:val="none"/>
         </w:rPr>
-        <w:t xml:space="preserve"> Gonzales</w:t>
+        <w:t xml:space="preserve"/>
       </w:r>
       <w:r>
         <w:rPr>
@@ -4933,7 +4933,7 @@
           <w:lang w:eastAsia="es-PE"/>
           <w14:ligatures w14:val="none"/>
         </w:rPr>
-        <w:t xml:space="preserve">, </w:t>
+        <w:t xml:space="preserve"/>
       </w:r>
       <w:r>
         <w:rPr>
@@ -4944,21 +4944,21 @@
           <w:lang w:eastAsia="es-PE"/>
           <w14:ligatures w14:val="none"/>
         </w:rPr>
-        <w:t xml:space="preserve">contra </w:t>
+        <w:t xml:space="preserve"/>
       </w:r>
       <w:r>
         <w:rPr>
           <w:rFonts w:ascii="Arial Narrow" w:eastAsia="Arial Narrow" w:hAnsi="Arial Narrow" w:cs="Arial Narrow"/>
           <w:bCs/>
         </w:rPr>
-        <w:t>La Positiv</w:t>
+        <w:t/>
       </w:r>
       <w:r>
         <w:rPr>
           <w:rFonts w:ascii="Arial Narrow" w:eastAsia="Arial Narrow" w:hAnsi="Arial Narrow" w:cs="Arial Narrow"/>
           <w:bCs/>
         </w:rPr>
-        <w:t>a Seguros y Reaseguros S.A.A. y La Positiva Vida Seguros y Reaseguros S.A.</w:t>
+        <w:t/>
       </w:r>
       <w:r>
         <w:rPr>
@@ -4969,7 +4969,7 @@
           <w:lang w:eastAsia="es-PE"/>
           <w14:ligatures w14:val="none"/>
         </w:rPr>
-        <w:t xml:space="preserve">, </w:t>
+        <w:t xml:space="preserve"/>
       </w:r>
       <w:r>
         <w:rPr>
@@ -4980,7 +4980,7 @@
           <w:lang w:eastAsia="es-PE"/>
           <w14:ligatures w14:val="none"/>
         </w:rPr>
-        <w:t>por lo siguiente:</w:t>
+        <w:t/>
       </w:r>
     </w:p>
     <w:p>
@@ -5220,7 +5220,7 @@
           <w:lang w:eastAsia="es-PE"/>
           <w14:ligatures w14:val="none"/>
         </w:rPr>
-        <w:t>Presunta</w:t>
+        <w:t xml:space="preserve">Presunta infracción a los artículos 18 y 19 de la Ley 29571, Código de Protección y Defensa del Consumidor, en tanto los proveedores denunciados habrían otorgado un monto menor y sin sustento por el rescate del Seguro de Vida Entera Pagos Limitados Edad 65 – Póliza 2002397 contratado por la señora [APELLIDO] [APELLIDO].</w:t>
       </w:r>
       <w:r>
         <w:rPr>
@@ -5230,7 +5230,7 @@
           <w:lang w:eastAsia="es-PE"/>
           <w14:ligatures w14:val="none"/>
         </w:rPr>
-        <w:t xml:space="preserve"> infracción a los artículos 18 y 19</w:t>
+        <w:t xml:space="preserve"/>
       </w:r>
       <w:r>
         <w:rPr>
@@ -5239,7 +5239,7 @@
           <w:lang w:eastAsia="es-PE"/>
           <w14:ligatures w14:val="none"/>
         </w:rPr>
-        <w:t xml:space="preserve"> de </w:t>
+        <w:t xml:space="preserve"/>
       </w:r>
       <w:r>
         <w:rPr>
@@ -5249,7 +5249,7 @@
           <w:lang w:eastAsia="es-PE"/>
           <w14:ligatures w14:val="none"/>
         </w:rPr>
-        <w:t>la Ley 29571, Código de Protección y Defensa del Consumidor</w:t>
+        <w:t/>
       </w:r>
       <w:r>
         <w:rPr>
@@ -5259,57 +5259,57 @@
           <w:lang w:eastAsia="es-PE"/>
           <w14:ligatures w14:val="none"/>
         </w:rPr>
-        <w:t xml:space="preserve">, </w:t>
-      </w:r>
-      <w:r>
-        <w:rPr>
-          <w:rFonts w:ascii="Arial Narrow" w:eastAsia="Arial Narrow" w:hAnsi="Arial Narrow" w:cs="Arial Narrow"/>
-          <w:kern w:val="0"/>
-          <w14:ligatures w14:val="none"/>
-        </w:rPr>
-        <w:t xml:space="preserve">en tanto </w:t>
-      </w:r>
-      <w:r>
-        <w:rPr>
-          <w:rFonts w:ascii="Arial Narrow" w:eastAsia="Arial Narrow" w:hAnsi="Arial Narrow" w:cs="Arial Narrow"/>
-          <w:kern w:val="0"/>
-          <w14:ligatures w14:val="none"/>
-        </w:rPr>
-        <w:t xml:space="preserve">los proveedores denunciados habrían </w:t>
-      </w:r>
-      <w:r>
-        <w:rPr>
-          <w:rFonts w:ascii="Arial Narrow" w:eastAsia="Arial Narrow" w:hAnsi="Arial Narrow" w:cs="Arial Narrow"/>
-          <w:kern w:val="0"/>
-          <w14:ligatures w14:val="none"/>
-        </w:rPr>
-        <w:t xml:space="preserve">otorgado un monto menor y sin sustento por el rescate del </w:t>
-      </w:r>
-      <w:r>
-        <w:rPr>
-          <w:rFonts w:ascii="Arial Narrow" w:eastAsia="Arial Narrow" w:hAnsi="Arial Narrow" w:cs="Arial Narrow"/>
-          <w:kern w:val="0"/>
-          <w14:ligatures w14:val="none"/>
-        </w:rPr>
-        <w:t>Seguro de Vida Entera Pagos Limitados Edad 65 – Póliza 2002397</w:t>
-      </w:r>
-      <w:r>
-        <w:rPr>
-          <w:rFonts w:ascii="Arial Narrow" w:eastAsia="Arial Narrow" w:hAnsi="Arial Narrow" w:cs="Arial Narrow"/>
-          <w:kern w:val="0"/>
-          <w14:ligatures w14:val="none"/>
-        </w:rPr>
-        <w:t xml:space="preserve"> contratado por la </w:t>
-      </w:r>
-      <w:r>
-        <w:rPr>
-          <w:rFonts w:ascii="Arial Narrow" w:eastAsia="Times New Roman" w:hAnsi="Arial Narrow" w:cs="Arial"/>
-          <w:color w:val="000000"/>
-          <w:kern w:val="0"/>
-          <w:lang w:eastAsia="es-ES"/>
-          <w14:ligatures w14:val="none"/>
-        </w:rPr>
-        <w:t xml:space="preserve">señora Elsa Gonzales de </w:t>
+        <w:t xml:space="preserve"/>
+      </w:r>
+      <w:r>
+        <w:rPr>
+          <w:rFonts w:ascii="Arial Narrow" w:eastAsia="Arial Narrow" w:hAnsi="Arial Narrow" w:cs="Arial Narrow"/>
+          <w:kern w:val="0"/>
+          <w14:ligatures w14:val="none"/>
+        </w:rPr>
+        <w:t xml:space="preserve"/>
+      </w:r>
+      <w:r>
+        <w:rPr>
+          <w:rFonts w:ascii="Arial Narrow" w:eastAsia="Arial Narrow" w:hAnsi="Arial Narrow" w:cs="Arial Narrow"/>
+          <w:kern w:val="0"/>
+          <w14:ligatures w14:val="none"/>
+        </w:rPr>
+        <w:t xml:space="preserve"/>
+      </w:r>
+      <w:r>
+        <w:rPr>
+          <w:rFonts w:ascii="Arial Narrow" w:eastAsia="Arial Narrow" w:hAnsi="Arial Narrow" w:cs="Arial Narrow"/>
+          <w:kern w:val="0"/>
+          <w14:ligatures w14:val="none"/>
+        </w:rPr>
+        <w:t xml:space="preserve"/>
+      </w:r>
+      <w:r>
+        <w:rPr>
+          <w:rFonts w:ascii="Arial Narrow" w:eastAsia="Arial Narrow" w:hAnsi="Arial Narrow" w:cs="Arial Narrow"/>
+          <w:kern w:val="0"/>
+          <w14:ligatures w14:val="none"/>
+        </w:rPr>
+        <w:t/>
+      </w:r>
+      <w:r>
+        <w:rPr>
+          <w:rFonts w:ascii="Arial Narrow" w:eastAsia="Arial Narrow" w:hAnsi="Arial Narrow" w:cs="Arial Narrow"/>
+          <w:kern w:val="0"/>
+          <w14:ligatures w14:val="none"/>
+        </w:rPr>
+        <w:t xml:space="preserve"/>
+      </w:r>
+      <w:r>
+        <w:rPr>
+          <w:rFonts w:ascii="Arial Narrow" w:eastAsia="Times New Roman" w:hAnsi="Arial Narrow" w:cs="Arial"/>
+          <w:color w:val="000000"/>
+          <w:kern w:val="0"/>
+          <w:lang w:eastAsia="es-ES"/>
+          <w14:ligatures w14:val="none"/>
+        </w:rPr>
+        <w:t xml:space="preserve"/>
       </w:r>
       <w:proofErr w:type="spellStart"/>
       <w:r>
@@ -5320,7 +5320,7 @@
           <w:lang w:eastAsia="es-ES"/>
           <w14:ligatures w14:val="none"/>
         </w:rPr>
-        <w:t>Portuguez</w:t>
+        <w:t/>
       </w:r>
       <w:proofErr w:type="spellEnd"/>
       <w:r>
@@ -5331,7 +5331,7 @@
           <w:lang w:eastAsia="es-ES"/>
           <w14:ligatures w14:val="none"/>
         </w:rPr>
-        <w:t>.</w:t>
+        <w:t/>
       </w:r>
     </w:p>
     <w:p>
@@ -6838,7 +6838,7 @@
           <w:b/>
           <w:bCs/>
         </w:rPr>
-        <w:t>DÉCIMO</w:t>
+        <w:t xml:space="preserve">DÉCIMO: requerir al señor [APELLIDO] [APELLIDO] , el señor [APELLIDO] Manuel [APELLIDO] , el señor [APELLIDO] Jesus [APELLIDO] , la señora [APELLIDO] Carola [APELLIDO] , el señor [APELLIDO] Pablo [APELLIDO] Sanchez y la señora [APELLIDO] Mariela [APELLIDO] para que, dentro del plazo de dos (2) días hábiles siguientes a la fecha en que reciban la notificación en su bandeja de correo electrónico, efectúen la confirmación de recepción de la notificación remitida por este despacho a su correo electrónico, de conformidad con el segundo párrafo del numeral 4 del artículo 20 del Texto Único Ordenado de la Ley del Procedimiento Administrativo General, aprobado mediante Decreto Supremo 006-2026-JUS, bajo apercibimiento de rehacer el acto de notificación y notificarle conforme al numeral 1 del artículo 20 del citado cuerpo normativo.</w:t>
       </w:r>
       <w:r>
         <w:rPr>
@@ -6848,7 +6848,7 @@
           <w:kern w:val="0"/>
           <w14:ligatures w14:val="none"/>
         </w:rPr>
-        <w:t>:</w:t>
+        <w:t/>
       </w:r>
       <w:r>
         <w:rPr>
@@ -6858,7 +6858,7 @@
           <w:kern w:val="0"/>
           <w14:ligatures w14:val="none"/>
         </w:rPr>
-        <w:t xml:space="preserve"> </w:t>
+        <w:t xml:space="preserve"/>
       </w:r>
       <w:r>
         <w:rPr>
@@ -6868,7 +6868,7 @@
           <w:kern w:val="0"/>
           <w14:ligatures w14:val="none"/>
         </w:rPr>
-        <w:t>requerir a</w:t>
+        <w:t/>
       </w:r>
       <w:r>
         <w:rPr>
@@ -6878,7 +6878,7 @@
           <w:kern w:val="0"/>
           <w14:ligatures w14:val="none"/>
         </w:rPr>
-        <w:t xml:space="preserve">l </w:t>
+        <w:t xml:space="preserve"/>
       </w:r>
       <w:r>
         <w:rPr>
@@ -6889,7 +6889,7 @@
           <w:lang w:eastAsia="es-PE"/>
           <w14:ligatures w14:val="none"/>
         </w:rPr>
-        <w:t xml:space="preserve">señor Roberto Carlos </w:t>
+        <w:t xml:space="preserve"/>
       </w:r>
       <w:proofErr w:type="spellStart"/>
       <w:r>
@@ -6901,7 +6901,7 @@
           <w:lang w:eastAsia="es-PE"/>
           <w14:ligatures w14:val="none"/>
         </w:rPr>
-        <w:t>Portuguez</w:t>
+        <w:t/>
       </w:r>
       <w:proofErr w:type="spellEnd"/>
       <w:r>
@@ -6913,7 +6913,7 @@
           <w:lang w:eastAsia="es-PE"/>
           <w14:ligatures w14:val="none"/>
         </w:rPr>
-        <w:t xml:space="preserve"> Gonzales, el señor </w:t>
+        <w:t xml:space="preserve"/>
       </w:r>
       <w:proofErr w:type="spellStart"/>
       <w:r>
@@ -6925,7 +6925,7 @@
           <w:lang w:eastAsia="es-PE"/>
           <w14:ligatures w14:val="none"/>
         </w:rPr>
-        <w:t>Victor</w:t>
+        <w:t/>
       </w:r>
       <w:proofErr w:type="spellEnd"/>
       <w:r>
@@ -6937,7 +6937,7 @@
           <w:lang w:eastAsia="es-PE"/>
           <w14:ligatures w14:val="none"/>
         </w:rPr>
-        <w:t xml:space="preserve"> Manuel </w:t>
+        <w:t xml:space="preserve"/>
       </w:r>
       <w:proofErr w:type="spellStart"/>
       <w:r>
@@ -6949,7 +6949,7 @@
           <w:lang w:eastAsia="es-PE"/>
           <w14:ligatures w14:val="none"/>
         </w:rPr>
-        <w:t>Portuguez</w:t>
+        <w:t/>
       </w:r>
       <w:proofErr w:type="spellEnd"/>
       <w:r>
@@ -6961,7 +6961,7 @@
           <w:lang w:eastAsia="es-PE"/>
           <w14:ligatures w14:val="none"/>
         </w:rPr>
-        <w:t xml:space="preserve"> Gonzales, el señor Iñigo </w:t>
+        <w:t xml:space="preserve"/>
       </w:r>
       <w:proofErr w:type="spellStart"/>
       <w:r>
@@ -6973,7 +6973,7 @@
           <w:lang w:eastAsia="es-PE"/>
           <w14:ligatures w14:val="none"/>
         </w:rPr>
-        <w:t>Jesus</w:t>
+        <w:t/>
       </w:r>
       <w:proofErr w:type="spellEnd"/>
       <w:r>
@@ -6985,7 +6985,7 @@
           <w:lang w:eastAsia="es-PE"/>
           <w14:ligatures w14:val="none"/>
         </w:rPr>
-        <w:t xml:space="preserve"> </w:t>
+        <w:t xml:space="preserve"/>
       </w:r>
       <w:proofErr w:type="spellStart"/>
       <w:r>
@@ -6997,7 +6997,7 @@
           <w:lang w:eastAsia="es-PE"/>
           <w14:ligatures w14:val="none"/>
         </w:rPr>
-        <w:t>Portuguez</w:t>
+        <w:t/>
       </w:r>
       <w:proofErr w:type="spellEnd"/>
       <w:r>
@@ -7009,7 +7009,7 @@
           <w:lang w:eastAsia="es-PE"/>
           <w14:ligatures w14:val="none"/>
         </w:rPr>
-        <w:t xml:space="preserve"> Gonzales, la señora </w:t>
+        <w:t xml:space="preserve"/>
       </w:r>
       <w:proofErr w:type="spellStart"/>
       <w:r>
@@ -7021,7 +7021,7 @@
           <w:lang w:eastAsia="es-PE"/>
           <w14:ligatures w14:val="none"/>
         </w:rPr>
-        <w:t>Lizi</w:t>
+        <w:t/>
       </w:r>
       <w:proofErr w:type="spellEnd"/>
       <w:r>
@@ -7033,7 +7033,7 @@
           <w:lang w:eastAsia="es-PE"/>
           <w14:ligatures w14:val="none"/>
         </w:rPr>
-        <w:t xml:space="preserve"> Carola </w:t>
+        <w:t xml:space="preserve"/>
       </w:r>
       <w:proofErr w:type="spellStart"/>
       <w:r>
@@ -7045,7 +7045,7 @@
           <w:lang w:eastAsia="es-PE"/>
           <w14:ligatures w14:val="none"/>
         </w:rPr>
-        <w:t>Portuguez</w:t>
+        <w:t/>
       </w:r>
       <w:proofErr w:type="spellEnd"/>
       <w:r>
@@ -7057,7 +7057,7 @@
           <w:lang w:eastAsia="es-PE"/>
           <w14:ligatures w14:val="none"/>
         </w:rPr>
-        <w:t xml:space="preserve"> Gonzales, el señor Otto Pablo </w:t>
+        <w:t xml:space="preserve"/>
       </w:r>
       <w:proofErr w:type="spellStart"/>
       <w:r>
@@ -7069,7 +7069,7 @@
           <w:lang w:eastAsia="es-PE"/>
           <w14:ligatures w14:val="none"/>
         </w:rPr>
-        <w:t>Portuguez</w:t>
+        <w:t/>
       </w:r>
       <w:proofErr w:type="spellEnd"/>
       <w:r>
@@ -7081,7 +7081,7 @@
           <w:lang w:eastAsia="es-PE"/>
           <w14:ligatures w14:val="none"/>
         </w:rPr>
-        <w:t xml:space="preserve"> </w:t>
+        <w:t xml:space="preserve"/>
       </w:r>
       <w:proofErr w:type="spellStart"/>
       <w:r>
@@ -7093,7 +7093,7 @@
           <w:lang w:eastAsia="es-PE"/>
           <w14:ligatures w14:val="none"/>
         </w:rPr>
-        <w:t>Sanchez</w:t>
+        <w:t/>
       </w:r>
       <w:proofErr w:type="spellEnd"/>
       <w:r>
@@ -7105,7 +7105,7 @@
           <w:lang w:eastAsia="es-PE"/>
           <w14:ligatures w14:val="none"/>
         </w:rPr>
-        <w:t xml:space="preserve"> y la señora Elsa Mariela </w:t>
+        <w:t xml:space="preserve"/>
       </w:r>
       <w:proofErr w:type="spellStart"/>
       <w:r>
@@ -7117,7 +7117,7 @@
           <w:lang w:eastAsia="es-PE"/>
           <w14:ligatures w14:val="none"/>
         </w:rPr>
-        <w:t>Portuguez</w:t>
+        <w:t/>
       </w:r>
       <w:proofErr w:type="spellEnd"/>
       <w:r>
@@ -7129,7 +7129,7 @@
           <w:lang w:eastAsia="es-PE"/>
           <w14:ligatures w14:val="none"/>
         </w:rPr>
-        <w:t xml:space="preserve"> Gonzales</w:t>
+        <w:t xml:space="preserve"/>
       </w:r>
       <w:r>
         <w:rPr>
@@ -7140,56 +7140,56 @@
           <w:lang w:eastAsia="es-PE"/>
           <w14:ligatures w14:val="none"/>
         </w:rPr>
-        <w:t xml:space="preserve"> </w:t>
+        <w:t xml:space="preserve"/>
       </w:r>
       <w:r>
         <w:rPr>
           <w:rFonts w:ascii="Arial Narrow" w:hAnsi="Arial Narrow"/>
           <w:color w:val="000000"/>
         </w:rPr>
-        <w:t>para que, dentro del plazo de dos (2) días hábiles siguientes a la fecha en que reciba</w:t>
+        <w:t/>
       </w:r>
       <w:r>
         <w:rPr>
           <w:rFonts w:ascii="Arial Narrow" w:hAnsi="Arial Narrow"/>
           <w:color w:val="000000"/>
         </w:rPr>
-        <w:t>n</w:t>
+        <w:t/>
       </w:r>
       <w:r>
         <w:rPr>
           <w:rFonts w:ascii="Arial Narrow" w:hAnsi="Arial Narrow"/>
           <w:color w:val="000000"/>
         </w:rPr>
-        <w:t xml:space="preserve"> la notificación en su bandeja de correo electrónico, efectúe</w:t>
+        <w:t xml:space="preserve"/>
       </w:r>
       <w:r>
         <w:rPr>
           <w:rFonts w:ascii="Arial Narrow" w:hAnsi="Arial Narrow"/>
           <w:color w:val="000000"/>
         </w:rPr>
-        <w:t>n</w:t>
+        <w:t/>
       </w:r>
       <w:r>
         <w:rPr>
           <w:rFonts w:ascii="Arial Narrow" w:hAnsi="Arial Narrow"/>
           <w:color w:val="000000"/>
         </w:rPr>
-        <w:t xml:space="preserve"> </w:t>
+        <w:t xml:space="preserve"/>
       </w:r>
       <w:r>
         <w:rPr>
           <w:rFonts w:ascii="Arial Narrow" w:hAnsi="Arial Narrow"/>
           <w:color w:val="000000"/>
         </w:rPr>
-        <w:t>la confirmación de recepción de la notificación remitida por este despacho a su correo electrónico, de conformidad con el segundo</w:t>
+        <w:t/>
       </w:r>
       <w:r>
         <w:rPr>
           <w:rFonts w:ascii="Arial Narrow" w:hAnsi="Arial Narrow"/>
           <w:color w:val="000000"/>
         </w:rPr>
-        <w:t xml:space="preserve"> párrafo del numeral 4 del artículo 20</w:t>
+        <w:t xml:space="preserve"/>
       </w:r>
       <w:r>
         <w:rPr>
@@ -7206,7 +7206,7 @@
           <w:rFonts w:ascii="Arial Narrow" w:hAnsi="Arial Narrow"/>
           <w:color w:val="000000"/>
         </w:rPr>
-        <w:t xml:space="preserve"> del Texto Único Ordenado de la Ley del Procedimiento Administrativo General, aprobado mediante Decreto Supremo 006-2026-JUS, bajo apercibimiento de rehacer el acto de notificación y notificarle conforme al numeral 1 del artículo 20</w:t>
+        <w:t xml:space="preserve"/>
       </w:r>
       <w:r>
         <w:rPr>
@@ -7223,7 +7223,7 @@
           <w:rFonts w:ascii="Arial Narrow" w:hAnsi="Arial Narrow"/>
           <w:color w:val="000000"/>
         </w:rPr>
-        <w:t xml:space="preserve"> del citado cuerpo normativo</w:t>
+        <w:t xml:space="preserve"/>
       </w:r>
       <w:r>
         <w:rPr>
@@ -7236,7 +7236,7 @@
         <w:rPr>
           <w:rFonts w:ascii="Arial Narrow" w:hAnsi="Arial Narrow" w:cs="Arial"/>
         </w:rPr>
-        <w:t>.</w:t>
+        <w:t/>
       </w:r>
     </w:p>
     <w:p>

--- a/plantillas_maestras/17_seguro_no_especificado/materia_general_asegurativa/2_o_mas_ddos_varios/varon/TPL_2323_2025_SEGURO_NO_ESPECIFICADO_MATERIA_GENERAL_ASEGURATIVA_ASEGURADORA_VARON_R2.docx
+++ b/plantillas_maestras/17_seguro_no_especificado/materia_general_asegurativa/2_o_mas_ddos_varios/varon/TPL_2323_2025_SEGURO_NO_ESPECIFICADO_MATERIA_GENERAL_ASEGURATIVA_ASEGURADORA_VARON_R2.docx
@@ -1127,7 +1127,7 @@
           <w:lang w:val="es-ES" w:eastAsia="es-ES"/>
           <w14:ligatures w14:val="none"/>
         </w:rPr>
-        <w:t xml:space="preserve">Mediante la denuncia del 19 de setiembre del 2025, subsanado mediante escrito del 30 de octubre de 2025, el señor [APELLIDO] [APELLIDO] , el señor [APELLIDO] Manuel [APELLIDO] , el señor [APELLIDO] Jesus [APELLIDO] , la señora [APELLIDO] Carola [APELLIDO] , el señor [APELLIDO] Pablo [APELLIDO] Sanchez y la señora [APELLIDO] Mariela [APELLIDO] , denunciaron a La Positiva y La Positiva Vida (en adelante, los proveedores denunciados) por presuntas infracciones a la Ley 29571, Código de Protección y Defensa del Consumidor (en adelante, Código), señalando lo siguiente:</w:t>
+        <w:t xml:space="preserve">Mediante la denuncia del 19 de setiembre del 2025, subsanado mediante escrito del 30 de octubre de 2025, el señor [APELLIDO] [APELLIDO] , el señor [APELLIDO] [APELLIDO] , el señor [APELLIDO] [APELLIDO] , la señora [APELLIDO] [APELLIDO] , el señor [APELLIDO] [APELLIDO] Sanchez y la señora [APELLIDO] [APELLIDO] , denunciaron a La Positiva y La Positiva Vida (en adelante, los proveedores denunciados) por presuntas infracciones a la Ley 29571, Código de Protección y Defensa del Consumidor (en adelante, Código), señalando lo siguiente:</w:t>
       </w:r>
       <w:r>
         <w:rPr>
@@ -1562,7 +1562,7 @@
           <w:lang w:eastAsia="es-ES"/>
           <w14:ligatures w14:val="none"/>
         </w:rPr>
-        <w:t xml:space="preserve">El 13 de enero de 1999, se inició la vigencia del Seguro de Vida Entera Pagos Limitados Edad 65 – Póliza 2002397 (en adelante, “Seguro de Vida”) emitido por los proveedores denunciados, adquirido para su madre, la señora [APELLIDO] [APELLIDO] (en adelante, la señora [APELLIDO]). </w:t>
+        <w:t xml:space="preserve">El 13 de enero de 1999, se inició la vigencia del Seguro de Vida Entera Pagos Limitados Edad 65 – Póliza 2002397 (en adelante, “Seguro de Vida”) emitido por los proveedores denunciados, adquirido para su madre, la señora [APELLIDO] [APELLIDO] [APELLIDO] (en adelante, la señora [APELLIDO]). </w:t>
       </w:r>
       <w:r>
         <w:rPr>
@@ -3372,7 +3372,7 @@
           <w:lang w:val="es-ES" w:eastAsia="es-ES"/>
           <w14:ligatures w14:val="none"/>
         </w:rPr>
-        <w:t xml:space="preserve">El señor [APELLIDO] [APELLIDO] , el señor [APELLIDO] Manuel [APELLIDO] , el señor [APELLIDO] Jesus [APELLIDO] , la señora [APELLIDO] Carola [APELLIDO] , el señor [APELLIDO] Pablo [APELLIDO] Sanchez y la señora [APELLIDO] Mariela [APELLIDO] , solicitaron, en calidad de medida correctiva, que los proveedores denunciados cumplan con realizar la devolución del saldo pendiente del rescate por US$ 9 031,50, que proviene de un valor de rescate total de US$ 18 894,00 menos el monto ya abonado de US$ 9 862,50 y realizar el pago de intereses compensatorios sobre dicho monto según la tasa legal efectiva en moneda extranjera de 3.437%, que se estima en US$ 310,41 (calculada el 18 de septiembre de 2025). Asimismo, requirieron el reembolso de costos y costas del presente procedimiento.</w:t>
+        <w:t xml:space="preserve">El señor [APELLIDO] [APELLIDO] , el señor [APELLIDO] [APELLIDO] , el señor [APELLIDO] [APELLIDO] , la señora [APELLIDO] [APELLIDO] , el señor [APELLIDO] [APELLIDO] Sanchez y la señora [APELLIDO] [APELLIDO] , solicitaron, en calidad de medida correctiva, que los proveedores denunciados cumplan con realizar la devolución del saldo pendiente del rescate por US$ 9 031,50, que proviene de un valor de rescate total de US$ 18 894,00 menos el monto ya abonado de US$ 9 862,50 y realizar el pago de intereses compensatorios sobre dicho monto según la tasa legal efectiva en moneda extranjera de 3.437%, que se estima en US$ 310,41 (calculada el 18 de septiembre de 2025). Asimismo, requirieron el reembolso de costos y costas del presente procedimiento.</w:t>
       </w:r>
       <w:r>
         <w:rPr>
@@ -4090,7 +4090,7 @@
           <w:kern w:val="0"/>
           <w14:ligatures w14:val="none"/>
         </w:rPr>
-        <w:t xml:space="preserve">Asimismo, la Secretaría Técnica, en ejercicio de sus facultades, considera que el hecho denunciado, consistente en que los proveedores denunciados habrían otorgado un monto menor y sin sustento por el rescate del Seguro de Vida Entera Pagos Limitados Edad 65 – Póliza  2002397 contratado por la señora [APELLIDO] [APELLIDO]; involucraría una presunta afectación a sus expectativas, quien no habría encontrado una correspondencia entre lo que esperaba recibir de parte del proveedor y lo que realmente recibió. Por consiguiente, corresponde calificar el hecho materia de denuncia como una presunta infracción al deber de idoneidad, tipificado en los artículos 18 y 19 del Código.</w:t>
+        <w:t xml:space="preserve">Asimismo, la Secretaría Técnica, en ejercicio de sus facultades, considera que el hecho denunciado, consistente en que los proveedores denunciados habrían otorgado un monto menor y sin sustento por el rescate del Seguro de Vida Entera Pagos Limitados Edad 65 – Póliza 2002397 contratado por la señora [APELLIDO] [APELLIDO] [APELLIDO]; involucraría una presunta afectación a sus expectativas, quien no habría encontrado una correspondencia entre lo que esperaba recibir de parte del proveedor y lo que realmente recibió. Por consiguiente, corresponde calificar el hecho materia de denuncia como una presunta infracción al deber de idoneidad, tipificado en los artículos 18 y 19 del Código.</w:t>
       </w:r>
       <w:r>
         <w:rPr>
@@ -4618,7 +4618,7 @@
           <w14:ligatures w14:val="none"/>
         </w:rPr>
         <w:lastRenderedPageBreak/>
-        <w:t xml:space="preserve">PRIMERO: admitir a trámite la denuncia del 19 de setiembre del 2025, subsanado mediante escrito del 30 de octubre de 2025, interpuesta por el señor [APELLIDO] [APELLIDO] , el señor [APELLIDO] Manuel [APELLIDO] , el señor [APELLIDO] Jesus [APELLIDO] , la señora [APELLIDO] Carola [APELLIDO] , el señor [APELLIDO] Pablo [APELLIDO] Sanchez y la señora [APELLIDO] Mariela [APELLIDO] , contra La Positiva Seguros y Reaseguros S.A.A. y La Positiva Vida Seguros y Reaseguros S.A., por lo siguiente:</w:t>
+        <w:t xml:space="preserve">PRIMERO: admitir a trámite la denuncia del 19 de setiembre del 2025, subsanado mediante escrito del 30 de octubre de 2025, interpuesta por el señor [APELLIDO] [APELLIDO] , el señor [APELLIDO] [APELLIDO] , el señor [APELLIDO] [APELLIDO] , la señora [APELLIDO] [APELLIDO] , el señor [APELLIDO] [APELLIDO] Sanchez y la señora [APELLIDO] [APELLIDO] , contra La Positiva Seguros y Reaseguros S.A.A. y La Positiva Vida Seguros y Reaseguros S.A., por lo siguiente:</w:t>
       </w:r>
       <w:r>
         <w:rPr>
@@ -5220,7 +5220,7 @@
           <w:lang w:eastAsia="es-PE"/>
           <w14:ligatures w14:val="none"/>
         </w:rPr>
-        <w:t xml:space="preserve">Presunta infracción a los artículos 18 y 19 de la Ley 29571, Código de Protección y Defensa del Consumidor, en tanto los proveedores denunciados habrían otorgado un monto menor y sin sustento por el rescate del Seguro de Vida Entera Pagos Limitados Edad 65 – Póliza 2002397 contratado por la señora [APELLIDO] [APELLIDO].</w:t>
+        <w:t xml:space="preserve">Presunta infracción a los artículos 18 y 19 de la Ley 29571, Código de Protección y Defensa del Consumidor, en tanto los proveedores denunciados habrían otorgado un monto menor y sin sustento por el rescate del Seguro de Vida Entera Pagos Limitados Edad 65 – Póliza 2002397 contratado por la señora [APELLIDO] [APELLIDO] [APELLIDO].</w:t>
       </w:r>
       <w:r>
         <w:rPr>
@@ -6838,7 +6838,7 @@
           <w:b/>
           <w:bCs/>
         </w:rPr>
-        <w:t xml:space="preserve">DÉCIMO: requerir al señor [APELLIDO] [APELLIDO] , el señor [APELLIDO] Manuel [APELLIDO] , el señor [APELLIDO] Jesus [APELLIDO] , la señora [APELLIDO] Carola [APELLIDO] , el señor [APELLIDO] Pablo [APELLIDO] Sanchez y la señora [APELLIDO] Mariela [APELLIDO] para que, dentro del plazo de dos (2) días hábiles siguientes a la fecha en que reciban la notificación en su bandeja de correo electrónico, efectúen la confirmación de recepción de la notificación remitida por este despacho a su correo electrónico, de conformidad con el segundo párrafo del numeral 4 del artículo 20 del Texto Único Ordenado de la Ley del Procedimiento Administrativo General, aprobado mediante Decreto Supremo 006-2026-JUS, bajo apercibimiento de rehacer el acto de notificación y notificarle conforme al numeral 1 del artículo 20 del citado cuerpo normativo.</w:t>
+        <w:t xml:space="preserve">DÉCIMO: requerir al señor [APELLIDO] [APELLIDO] , el señor [APELLIDO] [APELLIDO] , el señor [APELLIDO] [APELLIDO] , la señora [APELLIDO] [APELLIDO] , el señor [APELLIDO] [APELLIDO] Sanchez y la señora [APELLIDO] [APELLIDO] para que, dentro del plazo de dos (2) días hábiles siguientes a la fecha en que reciban la notificación en su bandeja de correo electrónico, efectúen la confirmación de recepción de la notificación remitida por este despacho a su correo electrónico, de conformidad con el segundo párrafo del numeral 4 del artículo 20 del Texto Único Ordenado de la Ley del Procedimiento Administrativo General, aprobado mediante Decreto Supremo 006-2026-JUS, bajo apercibimiento de rehacer el acto de notificación y notificarle conforme al numeral 1 del artículo 20 del citado cuerpo normativo.</w:t>
       </w:r>
       <w:r>
         <w:rPr>

--- a/plantillas_maestras/17_seguro_no_especificado/materia_general_asegurativa/2_o_mas_ddos_varios/varon/TPL_2323_2025_SEGURO_NO_ESPECIFICADO_MATERIA_GENERAL_ASEGURATIVA_ASEGURADORA_VARON_R2.docx
+++ b/plantillas_maestras/17_seguro_no_especificado/materia_general_asegurativa/2_o_mas_ddos_varios/varon/TPL_2323_2025_SEGURO_NO_ESPECIFICADO_MATERIA_GENERAL_ASEGURATIVA_ASEGURADORA_VARON_R2.docx
@@ -1489,6 +1489,7 @@
       </w:r>
       <w:r>
         <w:rPr>
+          <w:rStyle w:val="Refdenotaalpie"/>
           <w:rFonts w:ascii="Arial Narrow" w:eastAsia="Times New Roman" w:hAnsi="Arial Narrow" w:cs="Times New Roman"/>
           <w:color w:val="000000"/>
           <w:kern w:val="0"/>
@@ -3947,6 +3948,7 @@
       </w:r>
       <w:r>
         <w:rPr>
+          <w:rStyle w:val="Refdenotaalpie"/>
           <w:rFonts w:ascii="Arial Narrow" w:eastAsia="Arial Narrow" w:hAnsi="Arial Narrow" w:cs="Arial Narrow"/>
           <w:kern w:val="0"/>
           <w:vertAlign w:val="superscript"/>
@@ -4038,6 +4040,7 @@
       <w:bookmarkStart w:id="9" w:name="_Hlk211599421"/>
       <w:r>
         <w:rPr>
+          <w:rStyle w:val="Refdenotaalpie"/>
           <w:rFonts w:ascii="Arial Narrow" w:eastAsia="Arial Narrow" w:hAnsi="Arial Narrow" w:cs="Arial"/>
           <w:kern w:val="0"/>
           <w:vertAlign w:val="superscript"/>
@@ -4234,6 +4237,7 @@
       </w:r>
       <w:r>
         <w:rPr>
+          <w:rStyle w:val="Refdenotaalpie"/>
           <w:rFonts w:ascii="Arial Narrow" w:eastAsia="Arial Narrow" w:hAnsi="Arial Narrow" w:cs="Arial Narrow"/>
           <w:kern w:val="0"/>
           <w:vertAlign w:val="superscript"/>
@@ -5674,6 +5678,7 @@
       </w:r>
       <w:r>
         <w:rPr>
+          <w:rStyle w:val="Refdenotaalpie"/>
           <w:rFonts w:ascii="Arial Narrow" w:eastAsia="Calibri" w:hAnsi="Arial Narrow" w:cs="Arial"/>
           <w:kern w:val="0"/>
           <w:vertAlign w:val="superscript"/>
@@ -5718,6 +5723,7 @@
       </w:r>
       <w:r>
         <w:rPr>
+          <w:rStyle w:val="Refdenotaalpie"/>
           <w:rFonts w:ascii="Arial Narrow" w:eastAsia="Calibri" w:hAnsi="Arial Narrow" w:cs="Arial"/>
           <w:spacing w:val="-2"/>
           <w:kern w:val="0"/>
@@ -6371,6 +6377,7 @@
       </w:r>
       <w:r>
         <w:rPr>
+          <w:rStyle w:val="Refdenotaalpie"/>
           <w:rFonts w:ascii="Arial Narrow" w:eastAsia="Arial Narrow" w:hAnsi="Arial Narrow" w:cs="Times New Roman"/>
           <w:color w:val="000000"/>
           <w:kern w:val="0"/>
@@ -6452,6 +6459,7 @@
       </w:r>
       <w:r>
         <w:rPr>
+          <w:rStyle w:val="Refdenotaalpie"/>
           <w:rFonts w:ascii="Arial Narrow" w:eastAsia="Arial Narrow" w:hAnsi="Arial Narrow" w:cs="Times New Roman"/>
           <w:color w:val="000000"/>
           <w:kern w:val="0"/>
@@ -6505,6 +6513,7 @@
       </w:r>
       <w:r>
         <w:rPr>
+          <w:rStyle w:val="Refdenotaalpie"/>
           <w:rFonts w:ascii="Arial Narrow" w:eastAsia="Arial Narrow" w:hAnsi="Arial Narrow" w:cs="Times New Roman"/>
           <w:color w:val="000000"/>
           <w:kern w:val="0"/>
@@ -6697,6 +6706,7 @@
       </w:r>
       <w:r>
         <w:rPr>
+          <w:rStyle w:val="Refdenotaalpie"/>
           <w:rFonts w:ascii="Arial Narrow" w:eastAsia="Calibri" w:hAnsi="Arial Narrow" w:cs="Arial"/>
           <w:kern w:val="0"/>
           <w:vertAlign w:val="superscript"/>
@@ -7227,6 +7237,7 @@
       </w:r>
       <w:r>
         <w:rPr>
+          <w:rStyle w:val="Refdenotaalpie"/>
           <w:rFonts w:ascii="Arial Narrow" w:hAnsi="Arial Narrow"/>
           <w:vertAlign w:val="superscript"/>
         </w:rPr>
@@ -7664,14 +7675,14 @@
         <w:tab w:val="right" w:pos="8838"/>
       </w:tabs>
       <w:rPr>
-        <w:rFonts w:ascii="Arial" w:eastAsia="Arial" w:hAnsi="Arial" w:cs="Arial"/>
+        <w:rFonts w:ascii="Arial Narrow" w:eastAsia="Arial" w:hAnsi="Arial Narrow" w:cs="Arial"/>
         <w:sz w:val="16"/>
         <w:szCs w:val="16"/>
       </w:rPr>
     </w:pPr>
     <w:r>
       <w:rPr>
-        <w:rFonts w:ascii="Arial" w:eastAsia="Arial" w:hAnsi="Arial" w:cs="Arial"/>
+        <w:rFonts w:ascii="Arial Narrow" w:eastAsia="Arial" w:hAnsi="Arial Narrow" w:cs="Arial"/>
         <w:sz w:val="16"/>
         <w:szCs w:val="16"/>
       </w:rPr>
@@ -7685,7 +7696,7 @@
     </w:pPr>
     <w:r>
       <w:rPr>
-        <w:rFonts w:ascii="Arial" w:eastAsia="Arial" w:hAnsi="Arial" w:cs="Arial"/>
+        <w:rFonts w:ascii="Arial Narrow" w:eastAsia="Arial" w:hAnsi="Arial Narrow" w:cs="Arial"/>
         <w:sz w:val="16"/>
         <w:szCs w:val="16"/>
       </w:rPr>
@@ -7693,7 +7704,7 @@
     </w:r>
     <w:r>
       <w:rPr>
-        <w:rFonts w:ascii="Arial" w:eastAsia="Arial" w:hAnsi="Arial" w:cs="Arial"/>
+        <w:rFonts w:ascii="Arial Narrow" w:eastAsia="Arial" w:hAnsi="Arial Narrow" w:cs="Arial"/>
         <w:sz w:val="16"/>
         <w:szCs w:val="16"/>
       </w:rPr>
@@ -7701,7 +7712,7 @@
     </w:r>
     <w:r>
       <w:rPr>
-        <w:rFonts w:ascii="Arial" w:eastAsia="Arial" w:hAnsi="Arial" w:cs="Arial"/>
+        <w:rFonts w:ascii="Arial Narrow" w:eastAsia="Arial" w:hAnsi="Arial Narrow" w:cs="Arial"/>
         <w:sz w:val="16"/>
         <w:szCs w:val="16"/>
       </w:rPr>
@@ -7709,7 +7720,7 @@
     </w:r>
     <w:r>
       <w:rPr>
-        <w:rFonts w:ascii="Arial" w:eastAsia="Arial" w:hAnsi="Arial" w:cs="Arial"/>
+        <w:rFonts w:ascii="Arial Narrow" w:eastAsia="Arial" w:hAnsi="Arial Narrow" w:cs="Arial"/>
         <w:sz w:val="16"/>
         <w:szCs w:val="16"/>
       </w:rPr>
@@ -7717,7 +7728,7 @@
     </w:r>
     <w:r>
       <w:rPr>
-        <w:rFonts w:ascii="Arial" w:eastAsia="Arial" w:hAnsi="Arial" w:cs="Arial"/>
+        <w:rFonts w:ascii="Arial Narrow" w:eastAsia="Arial" w:hAnsi="Arial Narrow" w:cs="Arial"/>
         <w:sz w:val="16"/>
         <w:szCs w:val="16"/>
       </w:rPr>
@@ -7765,8 +7776,9 @@
         <w:rPr>
           <w:rStyle w:val="Refdenotaalpie"/>
           <w:rFonts w:ascii="Arial Narrow" w:hAnsi="Arial Narrow" w:cs="Arial"/>
-          <w:sz w:val="15"/>
-          <w:szCs w:val="15"/>
+          <w:sz w:val="16"/>
+          <w:szCs w:val="15"/>
+          <w:vertAlign w:val="superscript"/>
         </w:rPr>
         <w:footnoteRef/>
       </w:r>
@@ -7839,8 +7851,9 @@
         <w:rPr>
           <w:rStyle w:val="Refdenotaalpie"/>
           <w:rFonts w:ascii="Arial Narrow" w:hAnsi="Arial Narrow" w:cs="Arial"/>
-          <w:sz w:val="15"/>
-          <w:szCs w:val="15"/>
+          <w:sz w:val="16"/>
+          <w:szCs w:val="15"/>
+          <w:vertAlign w:val="superscript"/>
         </w:rPr>
         <w:footnoteRef/>
       </w:r>
@@ -8110,8 +8123,9 @@
         <w:rPr>
           <w:rStyle w:val="Refdenotaalpie"/>
           <w:rFonts w:ascii="Arial Narrow" w:hAnsi="Arial Narrow"/>
-          <w:sz w:val="15"/>
-          <w:szCs w:val="15"/>
+          <w:sz w:val="16"/>
+          <w:szCs w:val="15"/>
+          <w:vertAlign w:val="superscript"/>
         </w:rPr>
         <w:footnoteRef/>
       </w:r>
@@ -8291,8 +8305,9 @@
         <w:rPr>
           <w:rStyle w:val="Refdenotaalpie"/>
           <w:rFonts w:ascii="Arial Narrow" w:hAnsi="Arial Narrow" w:cs="Arial"/>
-          <w:sz w:val="15"/>
-          <w:szCs w:val="15"/>
+          <w:sz w:val="16"/>
+          <w:szCs w:val="15"/>
+          <w:vertAlign w:val="superscript"/>
         </w:rPr>
         <w:footnoteRef/>
       </w:r>
@@ -8476,8 +8491,9 @@
         <w:rPr>
           <w:rStyle w:val="Refdenotaalpie"/>
           <w:rFonts w:ascii="Arial Narrow" w:hAnsi="Arial Narrow" w:cs="Arial"/>
-          <w:sz w:val="15"/>
-          <w:szCs w:val="15"/>
+          <w:sz w:val="16"/>
+          <w:szCs w:val="15"/>
+          <w:vertAlign w:val="superscript"/>
         </w:rPr>
         <w:footnoteRef/>
       </w:r>
@@ -8564,8 +8580,9 @@
         <w:rPr>
           <w:rStyle w:val="Refdenotaalpie"/>
           <w:rFonts w:ascii="Arial Narrow" w:hAnsi="Arial Narrow" w:cs="Arial"/>
-          <w:sz w:val="15"/>
-          <w:szCs w:val="15"/>
+          <w:sz w:val="16"/>
+          <w:szCs w:val="15"/>
+          <w:vertAlign w:val="superscript"/>
         </w:rPr>
         <w:footnoteRef/>
       </w:r>
@@ -8753,9 +8770,9 @@
       </w:pPr>
       <w:r>
         <w:rPr>
-          <w:rStyle w:val="TextonotapieCar"/>
+          <w:rStyle w:val="Refdenotaalpie"/>
           <w:rFonts w:ascii="Arial Narrow" w:hAnsi="Arial Narrow" w:cs="Arial"/>
-          <w:sz w:val="15"/>
+          <w:sz w:val="16"/>
           <w:szCs w:val="15"/>
           <w:vertAlign w:val="superscript"/>
         </w:rPr>
@@ -8967,8 +8984,9 @@
         <w:rPr>
           <w:rStyle w:val="Refdenotaalpie"/>
           <w:rFonts w:ascii="Arial Narrow" w:hAnsi="Arial Narrow" w:cs="Arial"/>
-          <w:sz w:val="15"/>
-          <w:szCs w:val="15"/>
+          <w:sz w:val="16"/>
+          <w:szCs w:val="15"/>
+          <w:vertAlign w:val="superscript"/>
         </w:rPr>
         <w:footnoteRef/>
       </w:r>
@@ -9784,8 +9802,9 @@
         <w:rPr>
           <w:rStyle w:val="Refdenotaalpie"/>
           <w:rFonts w:ascii="Arial Narrow" w:hAnsi="Arial Narrow" w:cs="Arial"/>
-          <w:sz w:val="15"/>
-          <w:szCs w:val="15"/>
+          <w:sz w:val="16"/>
+          <w:szCs w:val="15"/>
+          <w:vertAlign w:val="superscript"/>
         </w:rPr>
         <w:footnoteRef/>
       </w:r>
@@ -10004,8 +10023,9 @@
           <w:rFonts w:ascii="Arial Narrow" w:hAnsi="Arial Narrow" w:cs="Arial"/>
           <w:b/>
           <w:bCs/>
-          <w:sz w:val="15"/>
-          <w:szCs w:val="15"/>
+          <w:sz w:val="16"/>
+          <w:szCs w:val="15"/>
+          <w:vertAlign w:val="superscript"/>
         </w:rPr>
         <w:footnoteRef/>
       </w:r>
@@ -10155,8 +10175,9 @@
         <w:rPr>
           <w:rStyle w:val="Refdenotaalpie"/>
           <w:rFonts w:ascii="Arial Narrow" w:hAnsi="Arial Narrow" w:cs="Arial"/>
-          <w:sz w:val="15"/>
-          <w:szCs w:val="15"/>
+          <w:sz w:val="16"/>
+          <w:szCs w:val="15"/>
+          <w:vertAlign w:val="superscript"/>
         </w:rPr>
         <w:footnoteRef/>
       </w:r>
@@ -12698,6 +12719,17 @@
       <w:szCs w:val="20"/>
     </w:rPr>
   </w:style>
+  <w:style w:type="character" w:styleId="FootnoteReference">
+    <w:name w:val="footnote reference"/>
+    <w:basedOn w:val="Fuentedeprrafopredeter"/>
+    <w:uiPriority w:val="99"/>
+    <w:semiHidden/>
+    <w:unhideWhenUsed/>
+    <w:rPr>
+      <w:rFonts w:ascii="Arial Narrow" w:hAnsi="Arial Narrow"/>
+      <w:vertAlign w:val="superscript"/>
+    </w:rPr>
+  </w:style>
 </w:styles>
 </file>
 

--- a/plantillas_maestras/17_seguro_no_especificado/materia_general_asegurativa/2_o_mas_ddos_varios/varon/TPL_2323_2025_SEGURO_NO_ESPECIFICADO_MATERIA_GENERAL_ASEGURATIVA_ASEGURADORA_VARON_R2.docx
+++ b/plantillas_maestras/17_seguro_no_especificado/materia_general_asegurativa/2_o_mas_ddos_varios/varon/TPL_2323_2025_SEGURO_NO_ESPECIFICADO_MATERIA_GENERAL_ASEGURATIVA_ASEGURADORA_VARON_R2.docx
@@ -1,8 +1,8 @@
 
 <file path=word/document.xml><?xml version="1.0" encoding="utf-8"?>
-<w:document xmlns:wpc="http://schemas.microsoft.com/office/word/2010/wordprocessingCanvas" xmlns:cx="http://schemas.microsoft.com/office/drawing/2014/chartex" xmlns:cx1="http://schemas.microsoft.com/office/drawing/2015/9/8/chartex" xmlns:cx2="http://schemas.microsoft.com/office/drawing/2015/10/21/chartex" xmlns:cx3="http://schemas.microsoft.com/office/drawing/2016/5/9/chartex" xmlns:cx4="http://schemas.microsoft.com/office/drawing/2016/5/10/chartex" xmlns:cx5="http://schemas.microsoft.com/office/drawing/2016/5/11/chartex" xmlns:cx6="http://schemas.microsoft.com/office/drawing/2016/5/12/chartex" xmlns:cx7="http://schemas.microsoft.com/office/drawing/2016/5/13/chartex" xmlns:cx8="http://schemas.microsoft.com/office/drawing/2016/5/14/chartex" xmlns:mc="http://schemas.openxmlformats.org/markup-compatibility/2006" xmlns:aink="http://schemas.microsoft.com/office/drawing/2016/ink" xmlns:am3d="http://schemas.microsoft.com/office/drawing/2017/model3d" xmlns:o="urn:schemas-microsoft-com:office:office" xmlns:oel="http://schemas.microsoft.com/office/2019/extlst" xmlns:r="http://schemas.openxmlformats.org/officeDocument/2006/relationships" xmlns:m="http://schemas.openxmlformats.org/officeDocument/2006/math" xmlns:v="urn:schemas-microsoft-com:vml" xmlns:wp14="http://schemas.microsoft.com/office/word/2010/wordprocessingDrawing" xmlns:wp="http://schemas.openxmlformats.org/drawingml/2006/wordprocessingDrawing" xmlns:w10="urn:schemas-microsoft-com:office:word" xmlns:w="http://schemas.openxmlformats.org/wordprocessingml/2006/main" xmlns:w14="http://schemas.microsoft.com/office/word/2010/wordml" xmlns:w15="http://schemas.microsoft.com/office/word/2012/wordml" xmlns:w16cex="http://schemas.microsoft.com/office/word/2018/wordml/cex" xmlns:w16cid="http://schemas.microsoft.com/office/word/2016/wordml/cid" xmlns:w16="http://schemas.microsoft.com/office/word/2018/wordml" xmlns:w16du="http://schemas.microsoft.com/office/word/2023/wordml/word16du" xmlns:w16sdtdh="http://schemas.microsoft.com/office/word/2020/wordml/sdtdatahash" xmlns:w16sdtfl="http://schemas.microsoft.com/office/word/2024/wordml/sdtformatlock" xmlns:w16se="http://schemas.microsoft.com/office/word/2015/wordml/symex" xmlns:wpg="http://schemas.microsoft.com/office/word/2010/wordprocessingGroup" xmlns:wpi="http://schemas.microsoft.com/office/word/2010/wordprocessingInk" xmlns:wne="http://schemas.microsoft.com/office/word/2006/wordml" xmlns:wps="http://schemas.microsoft.com/office/word/2010/wordprocessingShape" mc:Ignorable="w14 w15 w16se w16cid w16 w16cex w16sdtdh w16sdtfl w16du wp14">
+<w:document xmlns:ns1="http://schemas.openxmlformats.org/markup-compatibility/2006" xmlns:ns2="http://schemas.microsoft.com/office/word/2010/wordml" xmlns:ns3="http://schemas.openxmlformats.org/officeDocument/2006/relationships" xmlns:w="http://schemas.openxmlformats.org/wordprocessingml/2006/main" ns1:Ignorable="w14 w15 w16se w16cid w16 w16cex w16sdtdh w16sdtfl w16du wp14">
   <w:body>
-    <w:p>
+    <w:p ns2:paraId="4D92E425" ns2:textId="21B4BCC6">
       <w:pPr>
         <w:tabs>
           <w:tab w:val="left" w:pos="1701"/>
@@ -14,7 +14,7 @@
           <w:color w:val="000000"/>
           <w:kern w:val="0"/>
           <w:lang w:eastAsia="es-PE"/>
-          <w14:ligatures w14:val="none"/>
+          <ns2:ligatures ns2:val="none"/>
         </w:rPr>
       </w:pPr>
       <w:bookmarkStart w:id="0" w:name="_Hlk80343540"/>
@@ -25,7 +25,7 @@
           <w:color w:val="000000"/>
           <w:kern w:val="0"/>
           <w:lang w:eastAsia="es-PE"/>
-          <w14:ligatures w14:val="none"/>
+          <ns2:ligatures ns2:val="none"/>
         </w:rPr>
         <w:t xml:space="preserve">EXPEDIENTE </w:t>
       </w:r>
@@ -36,7 +36,7 @@
           <w:color w:val="000000"/>
           <w:kern w:val="0"/>
           <w:lang w:eastAsia="es-PE"/>
-          <w14:ligatures w14:val="none"/>
+          <ns2:ligatures ns2:val="none"/>
         </w:rPr>
         <w:tab/>
         <w:t>:</w:t>
@@ -48,7 +48,7 @@
           <w:color w:val="000000"/>
           <w:kern w:val="0"/>
           <w:lang w:eastAsia="es-PE"/>
-          <w14:ligatures w14:val="none"/>
+          <ns2:ligatures ns2:val="none"/>
         </w:rPr>
         <w:tab/>
       </w:r>
@@ -61,12 +61,12 @@
           <w:kern w:val="0"/>
           <w:shd w:val="clear" w:color="auto" w:fill="FFFFFF"/>
           <w:lang w:eastAsia="es-PE"/>
-          <w14:ligatures w14:val="none"/>
+          <ns2:ligatures ns2:val="none"/>
         </w:rPr>
         <w:t>2323-2025/CC1</w:t>
       </w:r>
     </w:p>
-    <w:p>
+    <w:p ns2:paraId="174737B6" ns2:textId="325337A9">
       <w:pPr>
         <w:tabs>
           <w:tab w:val="left" w:pos="1701"/>
@@ -81,17 +81,17 @@
           <w:color w:val="000000"/>
           <w:kern w:val="0"/>
           <w:lang w:eastAsia="es-PE"/>
-          <w14:ligatures w14:val="none"/>
-        </w:rPr>
-      </w:pPr>
-      <w:r>
-        <w:rPr>
-          <w:rFonts w:ascii="Arial Narrow" w:eastAsia="Arial Narrow" w:hAnsi="Arial Narrow" w:cs="Arial Narrow"/>
-          <w:b/>
-          <w:color w:val="000000"/>
-          <w:kern w:val="0"/>
-          <w:lang w:eastAsia="es-PE"/>
-          <w14:ligatures w14:val="none"/>
+          <ns2:ligatures ns2:val="none"/>
+        </w:rPr>
+      </w:pPr>
+      <w:r>
+        <w:rPr>
+          <w:rFonts w:ascii="Arial Narrow" w:eastAsia="Arial Narrow" w:hAnsi="Arial Narrow" w:cs="Arial Narrow"/>
+          <w:b/>
+          <w:color w:val="000000"/>
+          <w:kern w:val="0"/>
+          <w:lang w:eastAsia="es-PE"/>
+          <ns2:ligatures ns2:val="none"/>
         </w:rPr>
         <w:t xml:space="preserve">DENUNCIANTE[DENUNCIANTE] (SEÑOR [APELLIDO] [APELLIDO])</w:t>
       </w:r>
@@ -102,7 +102,7 @@
           <w:color w:val="000000"/>
           <w:kern w:val="0"/>
           <w:lang w:eastAsia="es-PE"/>
-          <w14:ligatures w14:val="none"/>
+          <ns2:ligatures ns2:val="none"/>
         </w:rPr>
         <w:t/>
       </w:r>
@@ -113,7 +113,7 @@
           <w:color w:val="000000"/>
           <w:kern w:val="0"/>
           <w:lang w:eastAsia="es-PE"/>
-          <w14:ligatures w14:val="none"/>
+          <ns2:ligatures ns2:val="none"/>
         </w:rPr>
         <w:tab/>
         <w:t/>
@@ -125,7 +125,7 @@
           <w:color w:val="000000"/>
           <w:kern w:val="0"/>
           <w:lang w:eastAsia="es-PE"/>
-          <w14:ligatures w14:val="none"/>
+          <ns2:ligatures ns2:val="none"/>
         </w:rPr>
         <w:tab/>
       </w:r>
@@ -137,7 +137,7 @@
           <w:color w:val="000000"/>
           <w:kern w:val="0"/>
           <w:lang w:eastAsia="es-PE"/>
-          <w14:ligatures w14:val="none"/>
+          <ns2:ligatures ns2:val="none"/>
         </w:rPr>
         <w:t xml:space="preserve"/>
       </w:r>
@@ -149,7 +149,7 @@
           <w:color w:val="000000"/>
           <w:kern w:val="0"/>
           <w:lang w:eastAsia="es-PE"/>
-          <w14:ligatures w14:val="none"/>
+          <ns2:ligatures ns2:val="none"/>
         </w:rPr>
         <w:t/>
       </w:r>
@@ -160,7 +160,7 @@
           <w:color w:val="000000"/>
           <w:kern w:val="0"/>
           <w:lang w:eastAsia="es-PE"/>
-          <w14:ligatures w14:val="none"/>
+          <ns2:ligatures ns2:val="none"/>
         </w:rPr>
         <w:t xml:space="preserve"/>
       </w:r>
@@ -171,7 +171,7 @@
           <w:color w:val="000000"/>
           <w:kern w:val="0"/>
           <w:lang w:eastAsia="es-PE"/>
-          <w14:ligatures w14:val="none"/>
+          <ns2:ligatures ns2:val="none"/>
         </w:rPr>
         <w:t/>
       </w:r>
@@ -182,7 +182,7 @@
           <w:color w:val="000000"/>
           <w:kern w:val="0"/>
           <w:lang w:eastAsia="es-PE"/>
-          <w14:ligatures w14:val="none"/>
+          <ns2:ligatures ns2:val="none"/>
         </w:rPr>
         <w:t xml:space="preserve"/>
       </w:r>
@@ -193,7 +193,7 @@
           <w:color w:val="000000"/>
           <w:kern w:val="0"/>
           <w:lang w:eastAsia="es-PE"/>
-          <w14:ligatures w14:val="none"/>
+          <ns2:ligatures ns2:val="none"/>
         </w:rPr>
         <w:t/>
       </w:r>
@@ -204,12 +204,12 @@
           <w:color w:val="000000"/>
           <w:kern w:val="0"/>
           <w:lang w:eastAsia="es-PE"/>
-          <w14:ligatures w14:val="none"/>
+          <ns2:ligatures ns2:val="none"/>
         </w:rPr>
         <w:t/>
       </w:r>
     </w:p>
-    <w:p>
+    <w:p ns2:paraId="1CAAA950" ns2:textId="628F6922">
       <w:pPr>
         <w:tabs>
           <w:tab w:val="left" w:pos="1701"/>
@@ -224,17 +224,17 @@
           <w:color w:val="000000"/>
           <w:kern w:val="0"/>
           <w:lang w:eastAsia="es-PE"/>
-          <w14:ligatures w14:val="none"/>
-        </w:rPr>
-      </w:pPr>
-      <w:r>
-        <w:rPr>
-          <w:rFonts w:ascii="Arial Narrow" w:eastAsia="Arial Narrow" w:hAnsi="Arial Narrow" w:cs="Arial Narrow"/>
-          <w:b/>
-          <w:color w:val="000000"/>
-          <w:kern w:val="0"/>
-          <w:lang w:eastAsia="es-PE"/>
-          <w14:ligatures w14:val="none"/>
+          <ns2:ligatures ns2:val="none"/>
+        </w:rPr>
+      </w:pPr>
+      <w:r>
+        <w:rPr>
+          <w:rFonts w:ascii="Arial Narrow" w:eastAsia="Arial Narrow" w:hAnsi="Arial Narrow" w:cs="Arial Narrow"/>
+          <w:b/>
+          <w:color w:val="000000"/>
+          <w:kern w:val="0"/>
+          <w:lang w:eastAsia="es-PE"/>
+          <ns2:ligatures ns2:val="none"/>
         </w:rPr>
         <w:tab/>
       </w:r>
@@ -245,7 +245,7 @@
           <w:color w:val="000000"/>
           <w:kern w:val="0"/>
           <w:lang w:eastAsia="es-PE"/>
-          <w14:ligatures w14:val="none"/>
+          <ns2:ligatures ns2:val="none"/>
         </w:rPr>
         <w:tab/>
       </w:r>
@@ -256,7 +256,7 @@
           <w:color w:val="000000"/>
           <w:kern w:val="0"/>
           <w:lang w:eastAsia="es-PE"/>
-          <w14:ligatures w14:val="none"/>
+          <ns2:ligatures ns2:val="none"/>
         </w:rPr>
         <w:t xml:space="preserve">VICTOR MANUEL [APELLIDO] (SEÑOR [APELLIDO] [APELLIDO])</w:t>
       </w:r>
@@ -267,7 +267,7 @@
           <w:color w:val="000000"/>
           <w:kern w:val="0"/>
           <w:lang w:eastAsia="es-PE"/>
-          <w14:ligatures w14:val="none"/>
+          <ns2:ligatures ns2:val="none"/>
         </w:rPr>
         <w:t xml:space="preserve"/>
       </w:r>
@@ -278,7 +278,7 @@
           <w:color w:val="000000"/>
           <w:kern w:val="0"/>
           <w:lang w:eastAsia="es-PE"/>
-          <w14:ligatures w14:val="none"/>
+          <ns2:ligatures ns2:val="none"/>
         </w:rPr>
         <w:t/>
       </w:r>
@@ -289,12 +289,12 @@
           <w:color w:val="000000"/>
           <w:kern w:val="0"/>
           <w:lang w:eastAsia="es-PE"/>
-          <w14:ligatures w14:val="none"/>
+          <ns2:ligatures ns2:val="none"/>
         </w:rPr>
         <w:t/>
       </w:r>
     </w:p>
-    <w:p>
+    <w:p ns2:paraId="38411AD5" ns2:textId="3F82A70D">
       <w:pPr>
         <w:tabs>
           <w:tab w:val="left" w:pos="1701"/>
@@ -309,17 +309,17 @@
           <w:color w:val="000000"/>
           <w:kern w:val="0"/>
           <w:lang w:eastAsia="es-PE"/>
-          <w14:ligatures w14:val="none"/>
-        </w:rPr>
-      </w:pPr>
-      <w:r>
-        <w:rPr>
-          <w:rFonts w:ascii="Arial Narrow" w:eastAsia="Arial Narrow" w:hAnsi="Arial Narrow" w:cs="Arial Narrow"/>
-          <w:b/>
-          <w:color w:val="000000"/>
-          <w:kern w:val="0"/>
-          <w:lang w:eastAsia="es-PE"/>
-          <w14:ligatures w14:val="none"/>
+          <ns2:ligatures ns2:val="none"/>
+        </w:rPr>
+      </w:pPr>
+      <w:r>
+        <w:rPr>
+          <w:rFonts w:ascii="Arial Narrow" w:eastAsia="Arial Narrow" w:hAnsi="Arial Narrow" w:cs="Arial Narrow"/>
+          <w:b/>
+          <w:color w:val="000000"/>
+          <w:kern w:val="0"/>
+          <w:lang w:eastAsia="es-PE"/>
+          <ns2:ligatures ns2:val="none"/>
         </w:rPr>
         <w:tab/>
       </w:r>
@@ -330,7 +330,7 @@
           <w:color w:val="000000"/>
           <w:kern w:val="0"/>
           <w:lang w:eastAsia="es-PE"/>
-          <w14:ligatures w14:val="none"/>
+          <ns2:ligatures ns2:val="none"/>
         </w:rPr>
         <w:tab/>
       </w:r>
@@ -341,7 +341,7 @@
           <w:color w:val="000000"/>
           <w:kern w:val="0"/>
           <w:lang w:eastAsia="es-PE"/>
-          <w14:ligatures w14:val="none"/>
+          <ns2:ligatures ns2:val="none"/>
         </w:rPr>
         <w:t xml:space="preserve">IÑIGO JESUS [APELLIDO] (SEÑOR [APELLIDO] [APELLIDO])</w:t>
       </w:r>
@@ -352,7 +352,7 @@
           <w:color w:val="000000"/>
           <w:kern w:val="0"/>
           <w:lang w:eastAsia="es-PE"/>
-          <w14:ligatures w14:val="none"/>
+          <ns2:ligatures ns2:val="none"/>
         </w:rPr>
         <w:t xml:space="preserve"/>
       </w:r>
@@ -363,7 +363,7 @@
           <w:color w:val="000000"/>
           <w:kern w:val="0"/>
           <w:lang w:eastAsia="es-PE"/>
-          <w14:ligatures w14:val="none"/>
+          <ns2:ligatures ns2:val="none"/>
         </w:rPr>
         <w:t/>
       </w:r>
@@ -374,12 +374,12 @@
           <w:color w:val="000000"/>
           <w:kern w:val="0"/>
           <w:lang w:eastAsia="es-PE"/>
-          <w14:ligatures w14:val="none"/>
+          <ns2:ligatures ns2:val="none"/>
         </w:rPr>
         <w:t/>
       </w:r>
     </w:p>
-    <w:p>
+    <w:p ns2:paraId="0B8599B0" ns2:textId="29977458">
       <w:pPr>
         <w:tabs>
           <w:tab w:val="left" w:pos="1701"/>
@@ -394,17 +394,17 @@
           <w:color w:val="000000"/>
           <w:kern w:val="0"/>
           <w:lang w:eastAsia="es-PE"/>
-          <w14:ligatures w14:val="none"/>
-        </w:rPr>
-      </w:pPr>
-      <w:r>
-        <w:rPr>
-          <w:rFonts w:ascii="Arial Narrow" w:eastAsia="Arial Narrow" w:hAnsi="Arial Narrow" w:cs="Arial Narrow"/>
-          <w:b/>
-          <w:color w:val="000000"/>
-          <w:kern w:val="0"/>
-          <w:lang w:eastAsia="es-PE"/>
-          <w14:ligatures w14:val="none"/>
+          <ns2:ligatures ns2:val="none"/>
+        </w:rPr>
+      </w:pPr>
+      <w:r>
+        <w:rPr>
+          <w:rFonts w:ascii="Arial Narrow" w:eastAsia="Arial Narrow" w:hAnsi="Arial Narrow" w:cs="Arial Narrow"/>
+          <w:b/>
+          <w:color w:val="000000"/>
+          <w:kern w:val="0"/>
+          <w:lang w:eastAsia="es-PE"/>
+          <ns2:ligatures ns2:val="none"/>
         </w:rPr>
         <w:tab/>
       </w:r>
@@ -415,7 +415,7 @@
           <w:color w:val="000000"/>
           <w:kern w:val="0"/>
           <w:lang w:eastAsia="es-PE"/>
-          <w14:ligatures w14:val="none"/>
+          <ns2:ligatures ns2:val="none"/>
         </w:rPr>
         <w:tab/>
       </w:r>
@@ -426,7 +426,7 @@
           <w:color w:val="000000"/>
           <w:kern w:val="0"/>
           <w:lang w:eastAsia="es-PE"/>
-          <w14:ligatures w14:val="none"/>
+          <ns2:ligatures ns2:val="none"/>
         </w:rPr>
         <w:t xml:space="preserve">LIZI CAROLA [APELLIDO] (SEÑORA [APELLIDO] [APELLIDO])</w:t>
       </w:r>
@@ -437,7 +437,7 @@
           <w:color w:val="000000"/>
           <w:kern w:val="0"/>
           <w:lang w:eastAsia="es-PE"/>
-          <w14:ligatures w14:val="none"/>
+          <ns2:ligatures ns2:val="none"/>
         </w:rPr>
         <w:t xml:space="preserve"/>
       </w:r>
@@ -448,7 +448,7 @@
           <w:color w:val="000000"/>
           <w:kern w:val="0"/>
           <w:lang w:eastAsia="es-PE"/>
-          <w14:ligatures w14:val="none"/>
+          <ns2:ligatures ns2:val="none"/>
         </w:rPr>
         <w:t/>
       </w:r>
@@ -459,7 +459,7 @@
           <w:color w:val="000000"/>
           <w:kern w:val="0"/>
           <w:lang w:eastAsia="es-PE"/>
-          <w14:ligatures w14:val="none"/>
+          <ns2:ligatures ns2:val="none"/>
         </w:rPr>
         <w:t xml:space="preserve"/>
       </w:r>
@@ -470,7 +470,7 @@
           <w:color w:val="000000"/>
           <w:kern w:val="0"/>
           <w:lang w:eastAsia="es-PE"/>
-          <w14:ligatures w14:val="none"/>
+          <ns2:ligatures ns2:val="none"/>
         </w:rPr>
         <w:t/>
       </w:r>
@@ -481,12 +481,12 @@
           <w:color w:val="000000"/>
           <w:kern w:val="0"/>
           <w:lang w:eastAsia="es-PE"/>
-          <w14:ligatures w14:val="none"/>
+          <ns2:ligatures ns2:val="none"/>
         </w:rPr>
         <w:t/>
       </w:r>
     </w:p>
-    <w:p>
+    <w:p ns2:paraId="62EB71A3" ns2:textId="03048DA4">
       <w:pPr>
         <w:tabs>
           <w:tab w:val="left" w:pos="1701"/>
@@ -501,17 +501,17 @@
           <w:color w:val="000000"/>
           <w:kern w:val="0"/>
           <w:lang w:eastAsia="es-PE"/>
-          <w14:ligatures w14:val="none"/>
-        </w:rPr>
-      </w:pPr>
-      <w:r>
-        <w:rPr>
-          <w:rFonts w:ascii="Arial Narrow" w:eastAsia="Arial Narrow" w:hAnsi="Arial Narrow" w:cs="Arial Narrow"/>
-          <w:b/>
-          <w:color w:val="000000"/>
-          <w:kern w:val="0"/>
-          <w:lang w:eastAsia="es-PE"/>
-          <w14:ligatures w14:val="none"/>
+          <ns2:ligatures ns2:val="none"/>
+        </w:rPr>
+      </w:pPr>
+      <w:r>
+        <w:rPr>
+          <w:rFonts w:ascii="Arial Narrow" w:eastAsia="Arial Narrow" w:hAnsi="Arial Narrow" w:cs="Arial Narrow"/>
+          <w:b/>
+          <w:color w:val="000000"/>
+          <w:kern w:val="0"/>
+          <w:lang w:eastAsia="es-PE"/>
+          <ns2:ligatures ns2:val="none"/>
         </w:rPr>
         <w:tab/>
       </w:r>
@@ -522,7 +522,7 @@
           <w:color w:val="000000"/>
           <w:kern w:val="0"/>
           <w:lang w:eastAsia="es-PE"/>
-          <w14:ligatures w14:val="none"/>
+          <ns2:ligatures ns2:val="none"/>
         </w:rPr>
         <w:tab/>
       </w:r>
@@ -533,7 +533,7 @@
           <w:color w:val="000000"/>
           <w:kern w:val="0"/>
           <w:lang w:eastAsia="es-PE"/>
-          <w14:ligatures w14:val="none"/>
+          <ns2:ligatures ns2:val="none"/>
         </w:rPr>
         <w:t xml:space="preserve">OTTO PABLO [APELLIDO] SANCHEZ (SEÑOR [APELLIDO] [APELLIDO])</w:t>
       </w:r>
@@ -544,7 +544,7 @@
           <w:color w:val="000000"/>
           <w:kern w:val="0"/>
           <w:lang w:eastAsia="es-PE"/>
-          <w14:ligatures w14:val="none"/>
+          <ns2:ligatures ns2:val="none"/>
         </w:rPr>
         <w:t xml:space="preserve"/>
       </w:r>
@@ -555,7 +555,7 @@
           <w:color w:val="000000"/>
           <w:kern w:val="0"/>
           <w:lang w:eastAsia="es-PE"/>
-          <w14:ligatures w14:val="none"/>
+          <ns2:ligatures ns2:val="none"/>
         </w:rPr>
         <w:t/>
       </w:r>
@@ -566,12 +566,12 @@
           <w:color w:val="000000"/>
           <w:kern w:val="0"/>
           <w:lang w:eastAsia="es-PE"/>
-          <w14:ligatures w14:val="none"/>
+          <ns2:ligatures ns2:val="none"/>
         </w:rPr>
         <w:t/>
       </w:r>
     </w:p>
-    <w:p>
+    <w:p ns2:paraId="6FA3F5AD" ns2:textId="625FC030">
       <w:pPr>
         <w:tabs>
           <w:tab w:val="left" w:pos="1701"/>
@@ -586,17 +586,17 @@
           <w:color w:val="000000"/>
           <w:kern w:val="0"/>
           <w:lang w:eastAsia="es-PE"/>
-          <w14:ligatures w14:val="none"/>
-        </w:rPr>
-      </w:pPr>
-      <w:r>
-        <w:rPr>
-          <w:rFonts w:ascii="Arial Narrow" w:eastAsia="Arial Narrow" w:hAnsi="Arial Narrow" w:cs="Arial Narrow"/>
-          <w:b/>
-          <w:color w:val="000000"/>
-          <w:kern w:val="0"/>
-          <w:lang w:eastAsia="es-PE"/>
-          <w14:ligatures w14:val="none"/>
+          <ns2:ligatures ns2:val="none"/>
+        </w:rPr>
+      </w:pPr>
+      <w:r>
+        <w:rPr>
+          <w:rFonts w:ascii="Arial Narrow" w:eastAsia="Arial Narrow" w:hAnsi="Arial Narrow" w:cs="Arial Narrow"/>
+          <w:b/>
+          <w:color w:val="000000"/>
+          <w:kern w:val="0"/>
+          <w:lang w:eastAsia="es-PE"/>
+          <ns2:ligatures ns2:val="none"/>
         </w:rPr>
         <w:tab/>
       </w:r>
@@ -607,7 +607,7 @@
           <w:color w:val="000000"/>
           <w:kern w:val="0"/>
           <w:lang w:eastAsia="es-PE"/>
-          <w14:ligatures w14:val="none"/>
+          <ns2:ligatures ns2:val="none"/>
         </w:rPr>
         <w:tab/>
       </w:r>
@@ -618,7 +618,7 @@
           <w:color w:val="000000"/>
           <w:kern w:val="0"/>
           <w:lang w:eastAsia="es-PE"/>
-          <w14:ligatures w14:val="none"/>
+          <ns2:ligatures ns2:val="none"/>
         </w:rPr>
         <w:t xml:space="preserve">ELSA MARIELA [APELLIDO] (SEÑORA [APELLIDO] [APELLIDO])</w:t>
       </w:r>
@@ -629,7 +629,7 @@
           <w:color w:val="000000"/>
           <w:kern w:val="0"/>
           <w:lang w:eastAsia="es-PE"/>
-          <w14:ligatures w14:val="none"/>
+          <ns2:ligatures ns2:val="none"/>
         </w:rPr>
         <w:t xml:space="preserve"/>
       </w:r>
@@ -640,7 +640,7 @@
           <w:color w:val="000000"/>
           <w:kern w:val="0"/>
           <w:lang w:eastAsia="es-PE"/>
-          <w14:ligatures w14:val="none"/>
+          <ns2:ligatures ns2:val="none"/>
         </w:rPr>
         <w:t/>
       </w:r>
@@ -651,12 +651,12 @@
           <w:color w:val="000000"/>
           <w:kern w:val="0"/>
           <w:lang w:eastAsia="es-PE"/>
-          <w14:ligatures w14:val="none"/>
+          <ns2:ligatures ns2:val="none"/>
         </w:rPr>
         <w:t/>
       </w:r>
     </w:p>
-    <w:p>
+    <w:p ns2:paraId="223101EF" ns2:textId="7FB792CE">
       <w:pPr>
         <w:tabs>
           <w:tab w:val="left" w:pos="1701"/>
@@ -671,17 +671,17 @@
           <w:color w:val="000000"/>
           <w:kern w:val="0"/>
           <w:lang w:eastAsia="es-PE"/>
-          <w14:ligatures w14:val="none"/>
-        </w:rPr>
-      </w:pPr>
-      <w:r>
-        <w:rPr>
-          <w:rFonts w:ascii="Arial Narrow" w:eastAsia="Arial Narrow" w:hAnsi="Arial Narrow" w:cs="Arial Narrow"/>
-          <w:b/>
-          <w:color w:val="000000"/>
-          <w:kern w:val="0"/>
-          <w:lang w:eastAsia="es-PE"/>
-          <w14:ligatures w14:val="none"/>
+          <ns2:ligatures ns2:val="none"/>
+        </w:rPr>
+      </w:pPr>
+      <w:r>
+        <w:rPr>
+          <w:rFonts w:ascii="Arial Narrow" w:eastAsia="Arial Narrow" w:hAnsi="Arial Narrow" w:cs="Arial Narrow"/>
+          <w:b/>
+          <w:color w:val="000000"/>
+          <w:kern w:val="0"/>
+          <w:lang w:eastAsia="es-PE"/>
+          <ns2:ligatures ns2:val="none"/>
         </w:rPr>
         <w:t>DENUNCIADOS</w:t>
       </w:r>
@@ -692,7 +692,7 @@
           <w:color w:val="000000"/>
           <w:kern w:val="0"/>
           <w:lang w:eastAsia="es-PE"/>
-          <w14:ligatures w14:val="none"/>
+          <ns2:ligatures ns2:val="none"/>
         </w:rPr>
         <w:tab/>
         <w:t>:</w:t>
@@ -704,7 +704,7 @@
           <w:color w:val="000000"/>
           <w:kern w:val="0"/>
           <w:lang w:eastAsia="es-PE"/>
-          <w14:ligatures w14:val="none"/>
+          <ns2:ligatures ns2:val="none"/>
         </w:rPr>
         <w:tab/>
       </w:r>
@@ -715,12 +715,12 @@
           <w:color w:val="000000"/>
           <w:kern w:val="0"/>
           <w:lang w:eastAsia="es-PE"/>
-          <w14:ligatures w14:val="none"/>
+          <ns2:ligatures ns2:val="none"/>
         </w:rPr>
         <w:t xml:space="preserve">LA POSITIVA SEGUROS Y REASEGUROS S.A.A. (LA POSITIVA) </w:t>
       </w:r>
     </w:p>
-    <w:p>
+    <w:p ns2:paraId="4D23E5DF" ns2:textId="7DA69CFA">
       <w:pPr>
         <w:tabs>
           <w:tab w:val="left" w:pos="1701"/>
@@ -735,17 +735,17 @@
           <w:color w:val="000000"/>
           <w:kern w:val="0"/>
           <w:lang w:eastAsia="es-PE"/>
-          <w14:ligatures w14:val="none"/>
-        </w:rPr>
-      </w:pPr>
-      <w:r>
-        <w:rPr>
-          <w:rFonts w:ascii="Arial Narrow" w:eastAsia="Arial Narrow" w:hAnsi="Arial Narrow" w:cs="Arial Narrow"/>
-          <w:b/>
-          <w:color w:val="000000"/>
-          <w:kern w:val="0"/>
-          <w:lang w:eastAsia="es-PE"/>
-          <w14:ligatures w14:val="none"/>
+          <ns2:ligatures ns2:val="none"/>
+        </w:rPr>
+      </w:pPr>
+      <w:r>
+        <w:rPr>
+          <w:rFonts w:ascii="Arial Narrow" w:eastAsia="Arial Narrow" w:hAnsi="Arial Narrow" w:cs="Arial Narrow"/>
+          <w:b/>
+          <w:color w:val="000000"/>
+          <w:kern w:val="0"/>
+          <w:lang w:eastAsia="es-PE"/>
+          <ns2:ligatures ns2:val="none"/>
         </w:rPr>
         <w:tab/>
       </w:r>
@@ -756,7 +756,7 @@
           <w:color w:val="000000"/>
           <w:kern w:val="0"/>
           <w:lang w:eastAsia="es-PE"/>
-          <w14:ligatures w14:val="none"/>
+          <ns2:ligatures ns2:val="none"/>
         </w:rPr>
         <w:tab/>
       </w:r>
@@ -768,7 +768,7 @@
           <w:color w:val="000000"/>
           <w:kern w:val="0"/>
           <w:lang w:eastAsia="es-PE"/>
-          <w14:ligatures w14:val="none"/>
+          <ns2:ligatures ns2:val="none"/>
         </w:rPr>
         <w:t>LA POSITIVA VIDA SEGUROS Y REASEGUROS S.A. (LA POSITIVA VIDA</w:t>
       </w:r>
@@ -780,12 +780,12 @@
           <w:color w:val="000000"/>
           <w:kern w:val="0"/>
           <w:lang w:eastAsia="es-PE"/>
-          <w14:ligatures w14:val="none"/>
+          <ns2:ligatures ns2:val="none"/>
         </w:rPr>
         <w:t>)</w:t>
       </w:r>
     </w:p>
-    <w:p>
+    <w:p ns2:paraId="753670C1" ns2:textId="04BC2984">
       <w:pPr>
         <w:tabs>
           <w:tab w:val="left" w:pos="1701"/>
@@ -800,17 +800,17 @@
           <w:color w:val="000000"/>
           <w:kern w:val="0"/>
           <w:lang w:eastAsia="es-PE"/>
-          <w14:ligatures w14:val="none"/>
-        </w:rPr>
-      </w:pPr>
-      <w:r>
-        <w:rPr>
-          <w:rFonts w:ascii="Arial Narrow" w:eastAsia="Arial Narrow" w:hAnsi="Arial Narrow" w:cs="Arial Narrow"/>
-          <w:b/>
-          <w:color w:val="000000"/>
-          <w:kern w:val="0"/>
-          <w:lang w:eastAsia="es-PE"/>
-          <w14:ligatures w14:val="none"/>
+          <ns2:ligatures ns2:val="none"/>
+        </w:rPr>
+      </w:pPr>
+      <w:r>
+        <w:rPr>
+          <w:rFonts w:ascii="Arial Narrow" w:eastAsia="Arial Narrow" w:hAnsi="Arial Narrow" w:cs="Arial Narrow"/>
+          <w:b/>
+          <w:color w:val="000000"/>
+          <w:kern w:val="0"/>
+          <w:lang w:eastAsia="es-PE"/>
+          <ns2:ligatures ns2:val="none"/>
         </w:rPr>
         <w:t>MATERIAS</w:t>
       </w:r>
@@ -821,7 +821,7 @@
           <w:color w:val="000000"/>
           <w:kern w:val="0"/>
           <w:lang w:eastAsia="es-PE"/>
-          <w14:ligatures w14:val="none"/>
+          <ns2:ligatures ns2:val="none"/>
         </w:rPr>
         <w:tab/>
         <w:t xml:space="preserve">: </w:t>
@@ -833,7 +833,7 @@
           <w:color w:val="000000"/>
           <w:kern w:val="0"/>
           <w:lang w:eastAsia="es-PE"/>
-          <w14:ligatures w14:val="none"/>
+          <ns2:ligatures ns2:val="none"/>
         </w:rPr>
         <w:tab/>
       </w:r>
@@ -845,7 +845,7 @@
           <w:color w:val="000000"/>
           <w:kern w:val="0"/>
           <w:lang w:eastAsia="es-PE"/>
-          <w14:ligatures w14:val="none"/>
+          <ns2:ligatures ns2:val="none"/>
         </w:rPr>
         <w:t xml:space="preserve">ADMISIÓN A </w:t>
       </w:r>
@@ -856,13 +856,13 @@
           <w:color w:val="000000"/>
           <w:kern w:val="0"/>
           <w:lang w:eastAsia="es-PE"/>
-          <w14:ligatures w14:val="none"/>
+          <ns2:ligatures ns2:val="none"/>
         </w:rPr>
         <w:t>TRÁMITE</w:t>
       </w:r>
       <w:bookmarkEnd w:id="3"/>
     </w:p>
-    <w:p>
+    <w:p ns2:paraId="449086A9" ns2:textId="77777777">
       <w:pPr>
         <w:tabs>
           <w:tab w:val="left" w:pos="1701"/>
@@ -877,22 +877,22 @@
           <w:color w:val="000000"/>
           <w:kern w:val="0"/>
           <w:lang w:eastAsia="es-PE"/>
-          <w14:ligatures w14:val="none"/>
-        </w:rPr>
-      </w:pPr>
-      <w:r>
-        <w:rPr>
-          <w:rFonts w:ascii="Arial Narrow" w:eastAsia="Arial Narrow" w:hAnsi="Arial Narrow" w:cs="Arial Narrow"/>
-          <w:b/>
-          <w:color w:val="000000"/>
-          <w:kern w:val="0"/>
-          <w:lang w:eastAsia="es-PE"/>
-          <w14:ligatures w14:val="none"/>
+          <ns2:ligatures ns2:val="none"/>
+        </w:rPr>
+      </w:pPr>
+      <w:r>
+        <w:rPr>
+          <w:rFonts w:ascii="Arial Narrow" w:eastAsia="Arial Narrow" w:hAnsi="Arial Narrow" w:cs="Arial Narrow"/>
+          <w:b/>
+          <w:color w:val="000000"/>
+          <w:kern w:val="0"/>
+          <w:lang w:eastAsia="es-PE"/>
+          <ns2:ligatures ns2:val="none"/>
         </w:rPr>
         <w:t xml:space="preserve">REQUERIMIENTO DE INFORMACIÓN </w:t>
       </w:r>
     </w:p>
-    <w:p>
+    <w:p ns2:paraId="778AE69F" ns2:textId="7903DD8E">
       <w:pPr>
         <w:tabs>
           <w:tab w:val="left" w:pos="1701"/>
@@ -906,17 +906,17 @@
           <w:color w:val="000000"/>
           <w:kern w:val="0"/>
           <w:lang w:eastAsia="es-PE"/>
-          <w14:ligatures w14:val="none"/>
-        </w:rPr>
-      </w:pPr>
-      <w:r>
-        <w:rPr>
-          <w:rFonts w:ascii="Arial Narrow" w:eastAsia="Arial Narrow" w:hAnsi="Arial Narrow" w:cs="Arial Narrow"/>
-          <w:b/>
-          <w:color w:val="000000"/>
-          <w:kern w:val="0"/>
-          <w:lang w:eastAsia="es-PE"/>
-          <w14:ligatures w14:val="none"/>
+          <ns2:ligatures ns2:val="none"/>
+        </w:rPr>
+      </w:pPr>
+      <w:r>
+        <w:rPr>
+          <w:rFonts w:ascii="Arial Narrow" w:eastAsia="Arial Narrow" w:hAnsi="Arial Narrow" w:cs="Arial Narrow"/>
+          <w:b/>
+          <w:color w:val="000000"/>
+          <w:kern w:val="0"/>
+          <w:lang w:eastAsia="es-PE"/>
+          <ns2:ligatures ns2:val="none"/>
         </w:rPr>
         <w:t xml:space="preserve">RESOLUCIÓN </w:t>
       </w:r>
@@ -927,7 +927,7 @@
           <w:color w:val="000000"/>
           <w:kern w:val="0"/>
           <w:lang w:eastAsia="es-PE"/>
-          <w14:ligatures w14:val="none"/>
+          <ns2:ligatures ns2:val="none"/>
         </w:rPr>
         <w:tab/>
         <w:t>:</w:t>
@@ -939,7 +939,7 @@
           <w:color w:val="000000"/>
           <w:kern w:val="0"/>
           <w:lang w:eastAsia="es-PE"/>
-          <w14:ligatures w14:val="none"/>
+          <ns2:ligatures ns2:val="none"/>
         </w:rPr>
         <w:tab/>
       </w:r>
@@ -950,12 +950,12 @@
           <w:color w:val="000000"/>
           <w:kern w:val="0"/>
           <w:lang w:eastAsia="es-PE"/>
-          <w14:ligatures w14:val="none"/>
+          <ns2:ligatures ns2:val="none"/>
         </w:rPr>
         <w:t>2</w:t>
       </w:r>
     </w:p>
-    <w:p>
+    <w:p ns2:paraId="26BE4AD0" ns2:textId="77777777">
       <w:pPr>
         <w:tabs>
           <w:tab w:val="left" w:pos="1014"/>
@@ -968,11 +968,11 @@
           <w:kern w:val="0"/>
           <w:shd w:val="clear" w:color="auto" w:fill="FFFFFF"/>
           <w:lang w:eastAsia="es-PE"/>
-          <w14:ligatures w14:val="none"/>
-        </w:rPr>
-      </w:pPr>
-    </w:p>
-    <w:p>
+          <ns2:ligatures ns2:val="none"/>
+        </w:rPr>
+      </w:pPr>
+    </w:p>
+    <w:p ns2:paraId="6D48DA83" ns2:textId="6D5AC31C">
       <w:pPr>
         <w:tabs>
           <w:tab w:val="left" w:pos="1014"/>
@@ -985,7 +985,7 @@
           <w:kern w:val="0"/>
           <w:shd w:val="clear" w:color="auto" w:fill="FFFFFF"/>
           <w:lang w:eastAsia="es-PE"/>
-          <w14:ligatures w14:val="none"/>
+          <ns2:ligatures ns2:val="none"/>
         </w:rPr>
       </w:pPr>
       <w:r>
@@ -995,7 +995,7 @@
           <w:kern w:val="0"/>
           <w:shd w:val="clear" w:color="auto" w:fill="FFFFFF"/>
           <w:lang w:eastAsia="es-PE"/>
-          <w14:ligatures w14:val="none"/>
+          <ns2:ligatures ns2:val="none"/>
         </w:rPr>
         <w:t xml:space="preserve">Lima, </w:t>
       </w:r>
@@ -1006,7 +1006,7 @@
           <w:kern w:val="0"/>
           <w:shd w:val="clear" w:color="auto" w:fill="FFFFFF"/>
           <w:lang w:eastAsia="es-PE"/>
-          <w14:ligatures w14:val="none"/>
+          <ns2:ligatures ns2:val="none"/>
         </w:rPr>
         <w:t>31</w:t>
       </w:r>
@@ -1017,7 +1017,7 @@
           <w:kern w:val="0"/>
           <w:shd w:val="clear" w:color="auto" w:fill="FFFFFF"/>
           <w:lang w:eastAsia="es-PE"/>
-          <w14:ligatures w14:val="none"/>
+          <ns2:ligatures ns2:val="none"/>
         </w:rPr>
         <w:t xml:space="preserve"> de </w:t>
       </w:r>
@@ -1028,7 +1028,7 @@
           <w:kern w:val="0"/>
           <w:shd w:val="clear" w:color="auto" w:fill="FFFFFF"/>
           <w:lang w:eastAsia="es-PE"/>
-          <w14:ligatures w14:val="none"/>
+          <ns2:ligatures ns2:val="none"/>
         </w:rPr>
         <w:t xml:space="preserve">octubre </w:t>
       </w:r>
@@ -1039,12 +1039,12 @@
           <w:kern w:val="0"/>
           <w:shd w:val="clear" w:color="auto" w:fill="FFFFFF"/>
           <w:lang w:eastAsia="es-PE"/>
-          <w14:ligatures w14:val="none"/>
+          <ns2:ligatures ns2:val="none"/>
         </w:rPr>
         <w:t>de 2025</w:t>
       </w:r>
     </w:p>
-    <w:p>
+    <w:p ns2:paraId="1EF3C256" ns2:textId="77777777">
       <w:pPr>
         <w:tabs>
           <w:tab w:val="left" w:pos="1014"/>
@@ -1056,11 +1056,11 @@
           <w:color w:val="000000"/>
           <w:kern w:val="0"/>
           <w:lang w:eastAsia="es-PE"/>
-          <w14:ligatures w14:val="none"/>
-        </w:rPr>
-      </w:pPr>
-    </w:p>
-    <w:p>
+          <ns2:ligatures ns2:val="none"/>
+        </w:rPr>
+      </w:pPr>
+    </w:p>
+    <w:p ns2:paraId="087322B4" ns2:textId="77777777">
       <w:pPr>
         <w:numPr>
           <w:ilvl w:val="0"/>
@@ -1074,22 +1074,22 @@
           <w:color w:val="000000"/>
           <w:kern w:val="0"/>
           <w:lang w:eastAsia="es-PE"/>
-          <w14:ligatures w14:val="none"/>
-        </w:rPr>
-      </w:pPr>
-      <w:r>
-        <w:rPr>
-          <w:rFonts w:ascii="Arial Narrow" w:eastAsia="Arial Narrow" w:hAnsi="Arial Narrow" w:cs="Arial Narrow"/>
-          <w:b/>
-          <w:color w:val="000000"/>
-          <w:kern w:val="0"/>
-          <w:lang w:eastAsia="es-PE"/>
-          <w14:ligatures w14:val="none"/>
+          <ns2:ligatures ns2:val="none"/>
+        </w:rPr>
+      </w:pPr>
+      <w:r>
+        <w:rPr>
+          <w:rFonts w:ascii="Arial Narrow" w:eastAsia="Arial Narrow" w:hAnsi="Arial Narrow" w:cs="Arial Narrow"/>
+          <w:b/>
+          <w:color w:val="000000"/>
+          <w:kern w:val="0"/>
+          <w:lang w:eastAsia="es-PE"/>
+          <ns2:ligatures ns2:val="none"/>
         </w:rPr>
         <w:t xml:space="preserve">HECHOS </w:t>
       </w:r>
     </w:p>
-    <w:p>
+    <w:p ns2:paraId="4407157A" ns2:textId="77777777">
       <w:pPr>
         <w:spacing w:after="0" w:line="240" w:lineRule="auto"/>
         <w:jc w:val="both"/>
@@ -1098,11 +1098,11 @@
           <w:color w:val="000000"/>
           <w:kern w:val="0"/>
           <w:lang w:eastAsia="es-PE"/>
-          <w14:ligatures w14:val="none"/>
-        </w:rPr>
-      </w:pPr>
-    </w:p>
-    <w:p>
+          <ns2:ligatures ns2:val="none"/>
+        </w:rPr>
+      </w:pPr>
+    </w:p>
+    <w:p ns2:paraId="5ECFCB1A" ns2:textId="1F2464DF">
       <w:pPr>
         <w:numPr>
           <w:ilvl w:val="1"/>
@@ -1116,7 +1116,7 @@
           <w:color w:val="000000"/>
           <w:kern w:val="0"/>
           <w:lang w:val="es-ES" w:eastAsia="es-ES"/>
-          <w14:ligatures w14:val="none"/>
+          <ns2:ligatures ns2:val="none"/>
         </w:rPr>
       </w:pPr>
       <w:r>
@@ -1125,7 +1125,7 @@
           <w:color w:val="000000"/>
           <w:kern w:val="0"/>
           <w:lang w:val="es-ES" w:eastAsia="es-ES"/>
-          <w14:ligatures w14:val="none"/>
+          <ns2:ligatures ns2:val="none"/>
         </w:rPr>
         <w:t xml:space="preserve">Mediante la denuncia del 19 de setiembre del 2025, subsanado mediante escrito del 30 de octubre de 2025, el señor [APELLIDO] [APELLIDO] , el señor [APELLIDO] [APELLIDO] , el señor [APELLIDO] [APELLIDO] , la señora [APELLIDO] [APELLIDO] , el señor [APELLIDO] [APELLIDO] Sanchez y la señora [APELLIDO] [APELLIDO] , denunciaron a La Positiva y La Positiva Vida (en adelante, los proveedores denunciados) por presuntas infracciones a la Ley 29571, Código de Protección y Defensa del Consumidor (en adelante, Código), señalando lo siguiente:</w:t>
       </w:r>
@@ -1135,7 +1135,7 @@
           <w:color w:val="000000"/>
           <w:kern w:val="0"/>
           <w:lang w:val="es-ES" w:eastAsia="es-ES"/>
-          <w14:ligatures w14:val="none"/>
+          <ns2:ligatures ns2:val="none"/>
         </w:rPr>
         <w:t xml:space="preserve"/>
       </w:r>
@@ -1146,7 +1146,7 @@
           <w:color w:val="000000"/>
           <w:kern w:val="0"/>
           <w:lang w:val="es-ES" w:eastAsia="es-ES"/>
-          <w14:ligatures w14:val="none"/>
+          <ns2:ligatures ns2:val="none"/>
         </w:rPr>
         <w:t/>
       </w:r>
@@ -1156,7 +1156,7 @@
           <w:color w:val="000000"/>
           <w:kern w:val="0"/>
           <w:lang w:val="es-ES" w:eastAsia="es-ES"/>
-          <w14:ligatures w14:val="none"/>
+          <ns2:ligatures ns2:val="none"/>
         </w:rPr>
         <w:t xml:space="preserve"/>
       </w:r>
@@ -1166,7 +1166,7 @@
           <w:color w:val="000000"/>
           <w:kern w:val="0"/>
           <w:lang w:val="es-ES" w:eastAsia="es-ES"/>
-          <w14:ligatures w14:val="none"/>
+          <ns2:ligatures ns2:val="none"/>
         </w:rPr>
         <w:t/>
       </w:r>
@@ -1176,7 +1176,7 @@
           <w:color w:val="000000"/>
           <w:kern w:val="0"/>
           <w:lang w:val="es-ES" w:eastAsia="es-ES"/>
-          <w14:ligatures w14:val="none"/>
+          <ns2:ligatures ns2:val="none"/>
         </w:rPr>
         <w:t xml:space="preserve"/>
       </w:r>
@@ -1186,7 +1186,7 @@
           <w:color w:val="000000"/>
           <w:kern w:val="0"/>
           <w:lang w:val="es-ES" w:eastAsia="es-ES"/>
-          <w14:ligatures w14:val="none"/>
+          <ns2:ligatures ns2:val="none"/>
         </w:rPr>
         <w:t/>
       </w:r>
@@ -1195,7 +1195,7 @@
         <w:rPr>
           <w:rFonts w:ascii="Arial Narrow" w:eastAsia="Calibri" w:hAnsi="Arial Narrow" w:cs="Arial"/>
           <w:kern w:val="0"/>
-          <w14:ligatures w14:val="none"/>
+          <ns2:ligatures ns2:val="none"/>
         </w:rPr>
         <w:t xml:space="preserve"/>
       </w:r>
@@ -1203,7 +1203,7 @@
         <w:rPr>
           <w:rFonts w:ascii="Arial Narrow" w:eastAsia="Calibri" w:hAnsi="Arial Narrow" w:cs="Arial"/>
           <w:kern w:val="0"/>
-          <w14:ligatures w14:val="none"/>
+          <ns2:ligatures ns2:val="none"/>
         </w:rPr>
         <w:t xml:space="preserve"/>
       </w:r>
@@ -1211,7 +1211,7 @@
         <w:rPr>
           <w:rFonts w:ascii="Arial Narrow" w:eastAsia="Calibri" w:hAnsi="Arial Narrow" w:cs="Arial"/>
           <w:kern w:val="0"/>
-          <w14:ligatures w14:val="none"/>
+          <ns2:ligatures ns2:val="none"/>
         </w:rPr>
         <w:t/>
       </w:r>
@@ -1219,7 +1219,7 @@
         <w:rPr>
           <w:rFonts w:ascii="Arial Narrow" w:eastAsia="Calibri" w:hAnsi="Arial Narrow" w:cs="Arial"/>
           <w:kern w:val="0"/>
-          <w14:ligatures w14:val="none"/>
+          <ns2:ligatures ns2:val="none"/>
         </w:rPr>
         <w:t xml:space="preserve"/>
       </w:r>
@@ -1227,7 +1227,7 @@
         <w:rPr>
           <w:rFonts w:ascii="Arial Narrow" w:eastAsia="Calibri" w:hAnsi="Arial Narrow" w:cs="Arial"/>
           <w:kern w:val="0"/>
-          <w14:ligatures w14:val="none"/>
+          <ns2:ligatures ns2:val="none"/>
         </w:rPr>
         <w:t/>
       </w:r>
@@ -1235,7 +1235,7 @@
         <w:rPr>
           <w:rFonts w:ascii="Arial Narrow" w:eastAsia="Calibri" w:hAnsi="Arial Narrow" w:cs="Arial"/>
           <w:kern w:val="0"/>
-          <w14:ligatures w14:val="none"/>
+          <ns2:ligatures ns2:val="none"/>
         </w:rPr>
         <w:t xml:space="preserve"/>
       </w:r>
@@ -1244,7 +1244,7 @@
         <w:rPr>
           <w:rFonts w:ascii="Arial Narrow" w:eastAsia="Calibri" w:hAnsi="Arial Narrow" w:cs="Arial"/>
           <w:kern w:val="0"/>
-          <w14:ligatures w14:val="none"/>
+          <ns2:ligatures ns2:val="none"/>
         </w:rPr>
         <w:t/>
       </w:r>
@@ -1253,7 +1253,7 @@
         <w:rPr>
           <w:rFonts w:ascii="Arial Narrow" w:eastAsia="Calibri" w:hAnsi="Arial Narrow" w:cs="Arial"/>
           <w:kern w:val="0"/>
-          <w14:ligatures w14:val="none"/>
+          <ns2:ligatures ns2:val="none"/>
         </w:rPr>
         <w:t xml:space="preserve"/>
       </w:r>
@@ -1262,7 +1262,7 @@
         <w:rPr>
           <w:rFonts w:ascii="Arial Narrow" w:eastAsia="Calibri" w:hAnsi="Arial Narrow" w:cs="Arial"/>
           <w:kern w:val="0"/>
-          <w14:ligatures w14:val="none"/>
+          <ns2:ligatures ns2:val="none"/>
         </w:rPr>
         <w:t/>
       </w:r>
@@ -1271,7 +1271,7 @@
         <w:rPr>
           <w:rFonts w:ascii="Arial Narrow" w:eastAsia="Calibri" w:hAnsi="Arial Narrow" w:cs="Arial"/>
           <w:kern w:val="0"/>
-          <w14:ligatures w14:val="none"/>
+          <ns2:ligatures ns2:val="none"/>
         </w:rPr>
         <w:t xml:space="preserve"/>
       </w:r>
@@ -1280,7 +1280,7 @@
         <w:rPr>
           <w:rFonts w:ascii="Arial Narrow" w:eastAsia="Calibri" w:hAnsi="Arial Narrow" w:cs="Arial"/>
           <w:kern w:val="0"/>
-          <w14:ligatures w14:val="none"/>
+          <ns2:ligatures ns2:val="none"/>
         </w:rPr>
         <w:t/>
       </w:r>
@@ -1289,7 +1289,7 @@
         <w:rPr>
           <w:rFonts w:ascii="Arial Narrow" w:eastAsia="Calibri" w:hAnsi="Arial Narrow" w:cs="Arial"/>
           <w:kern w:val="0"/>
-          <w14:ligatures w14:val="none"/>
+          <ns2:ligatures ns2:val="none"/>
         </w:rPr>
         <w:t xml:space="preserve"/>
       </w:r>
@@ -1298,7 +1298,7 @@
         <w:rPr>
           <w:rFonts w:ascii="Arial Narrow" w:eastAsia="Calibri" w:hAnsi="Arial Narrow" w:cs="Arial"/>
           <w:kern w:val="0"/>
-          <w14:ligatures w14:val="none"/>
+          <ns2:ligatures ns2:val="none"/>
         </w:rPr>
         <w:t/>
       </w:r>
@@ -1307,7 +1307,7 @@
         <w:rPr>
           <w:rFonts w:ascii="Arial Narrow" w:eastAsia="Calibri" w:hAnsi="Arial Narrow" w:cs="Arial"/>
           <w:kern w:val="0"/>
-          <w14:ligatures w14:val="none"/>
+          <ns2:ligatures ns2:val="none"/>
         </w:rPr>
         <w:t xml:space="preserve"/>
       </w:r>
@@ -1316,7 +1316,7 @@
         <w:rPr>
           <w:rFonts w:ascii="Arial Narrow" w:eastAsia="Calibri" w:hAnsi="Arial Narrow" w:cs="Arial"/>
           <w:kern w:val="0"/>
-          <w14:ligatures w14:val="none"/>
+          <ns2:ligatures ns2:val="none"/>
         </w:rPr>
         <w:t/>
       </w:r>
@@ -1325,7 +1325,7 @@
         <w:rPr>
           <w:rFonts w:ascii="Arial Narrow" w:eastAsia="Calibri" w:hAnsi="Arial Narrow" w:cs="Arial"/>
           <w:kern w:val="0"/>
-          <w14:ligatures w14:val="none"/>
+          <ns2:ligatures ns2:val="none"/>
         </w:rPr>
         <w:t xml:space="preserve"/>
       </w:r>
@@ -1334,7 +1334,7 @@
         <w:rPr>
           <w:rFonts w:ascii="Arial Narrow" w:eastAsia="Calibri" w:hAnsi="Arial Narrow" w:cs="Arial"/>
           <w:kern w:val="0"/>
-          <w14:ligatures w14:val="none"/>
+          <ns2:ligatures ns2:val="none"/>
         </w:rPr>
         <w:t/>
       </w:r>
@@ -1343,7 +1343,7 @@
         <w:rPr>
           <w:rFonts w:ascii="Arial Narrow" w:eastAsia="Calibri" w:hAnsi="Arial Narrow" w:cs="Arial"/>
           <w:kern w:val="0"/>
-          <w14:ligatures w14:val="none"/>
+          <ns2:ligatures ns2:val="none"/>
         </w:rPr>
         <w:t xml:space="preserve"/>
       </w:r>
@@ -1352,7 +1352,7 @@
         <w:rPr>
           <w:rFonts w:ascii="Arial Narrow" w:eastAsia="Calibri" w:hAnsi="Arial Narrow" w:cs="Arial"/>
           <w:kern w:val="0"/>
-          <w14:ligatures w14:val="none"/>
+          <ns2:ligatures ns2:val="none"/>
         </w:rPr>
         <w:t/>
       </w:r>
@@ -1361,7 +1361,7 @@
         <w:rPr>
           <w:rFonts w:ascii="Arial Narrow" w:eastAsia="Calibri" w:hAnsi="Arial Narrow" w:cs="Arial"/>
           <w:kern w:val="0"/>
-          <w14:ligatures w14:val="none"/>
+          <ns2:ligatures ns2:val="none"/>
         </w:rPr>
         <w:t xml:space="preserve"/>
       </w:r>
@@ -1370,7 +1370,7 @@
         <w:rPr>
           <w:rFonts w:ascii="Arial Narrow" w:eastAsia="Calibri" w:hAnsi="Arial Narrow" w:cs="Arial"/>
           <w:kern w:val="0"/>
-          <w14:ligatures w14:val="none"/>
+          <ns2:ligatures ns2:val="none"/>
         </w:rPr>
         <w:t/>
       </w:r>
@@ -1379,7 +1379,7 @@
         <w:rPr>
           <w:rFonts w:ascii="Arial Narrow" w:eastAsia="Calibri" w:hAnsi="Arial Narrow" w:cs="Arial"/>
           <w:kern w:val="0"/>
-          <w14:ligatures w14:val="none"/>
+          <ns2:ligatures ns2:val="none"/>
         </w:rPr>
         <w:t xml:space="preserve"/>
       </w:r>
@@ -1388,7 +1388,7 @@
         <w:rPr>
           <w:rFonts w:ascii="Arial Narrow" w:eastAsia="Calibri" w:hAnsi="Arial Narrow" w:cs="Arial"/>
           <w:kern w:val="0"/>
-          <w14:ligatures w14:val="none"/>
+          <ns2:ligatures ns2:val="none"/>
         </w:rPr>
         <w:t/>
       </w:r>
@@ -1397,7 +1397,7 @@
         <w:rPr>
           <w:rFonts w:ascii="Arial Narrow" w:eastAsia="Calibri" w:hAnsi="Arial Narrow" w:cs="Arial"/>
           <w:kern w:val="0"/>
-          <w14:ligatures w14:val="none"/>
+          <ns2:ligatures ns2:val="none"/>
         </w:rPr>
         <w:t xml:space="preserve"/>
       </w:r>
@@ -1406,7 +1406,7 @@
         <w:rPr>
           <w:rFonts w:ascii="Arial Narrow" w:eastAsia="Calibri" w:hAnsi="Arial Narrow" w:cs="Arial"/>
           <w:kern w:val="0"/>
-          <w14:ligatures w14:val="none"/>
+          <ns2:ligatures ns2:val="none"/>
         </w:rPr>
         <w:t/>
       </w:r>
@@ -1415,7 +1415,7 @@
         <w:rPr>
           <w:rFonts w:ascii="Arial Narrow" w:eastAsia="Calibri" w:hAnsi="Arial Narrow" w:cs="Arial"/>
           <w:kern w:val="0"/>
-          <w14:ligatures w14:val="none"/>
+          <ns2:ligatures ns2:val="none"/>
         </w:rPr>
         <w:t xml:space="preserve"/>
       </w:r>
@@ -1423,7 +1423,7 @@
         <w:rPr>
           <w:rFonts w:ascii="Arial Narrow" w:eastAsia="Calibri" w:hAnsi="Arial Narrow" w:cs="Arial"/>
           <w:kern w:val="0"/>
-          <w14:ligatures w14:val="none"/>
+          <ns2:ligatures ns2:val="none"/>
         </w:rPr>
         <w:t/>
       </w:r>
@@ -1433,7 +1433,7 @@
           <w:color w:val="000000"/>
           <w:kern w:val="0"/>
           <w:lang w:val="es-ES" w:eastAsia="es-ES"/>
-          <w14:ligatures w14:val="none"/>
+          <ns2:ligatures ns2:val="none"/>
         </w:rPr>
         <w:t xml:space="preserve"/>
       </w:r>
@@ -1443,7 +1443,7 @@
           <w:color w:val="000000"/>
           <w:kern w:val="0"/>
           <w:lang w:val="es-ES" w:eastAsia="es-ES"/>
-          <w14:ligatures w14:val="none"/>
+          <ns2:ligatures ns2:val="none"/>
         </w:rPr>
         <w:t/>
       </w:r>
@@ -1453,7 +1453,7 @@
           <w:color w:val="000000"/>
           <w:kern w:val="0"/>
           <w:lang w:val="es-ES" w:eastAsia="es-ES"/>
-          <w14:ligatures w14:val="none"/>
+          <ns2:ligatures ns2:val="none"/>
         </w:rPr>
         <w:t xml:space="preserve"/>
       </w:r>
@@ -1463,7 +1463,7 @@
           <w:color w:val="000000"/>
           <w:kern w:val="0"/>
           <w:lang w:val="es-ES" w:eastAsia="es-ES"/>
-          <w14:ligatures w14:val="none"/>
+          <ns2:ligatures ns2:val="none"/>
         </w:rPr>
         <w:t xml:space="preserve"/>
       </w:r>
@@ -1473,7 +1473,7 @@
           <w:color w:val="000000"/>
           <w:kern w:val="0"/>
           <w:lang w:val="es-ES" w:eastAsia="es-ES"/>
-          <w14:ligatures w14:val="none"/>
+          <ns2:ligatures ns2:val="none"/>
         </w:rPr>
         <w:t/>
       </w:r>
@@ -1483,7 +1483,7 @@
           <w:color w:val="000000"/>
           <w:kern w:val="0"/>
           <w:lang w:val="es-ES" w:eastAsia="es-ES"/>
-          <w14:ligatures w14:val="none"/>
+          <ns2:ligatures ns2:val="none"/>
         </w:rPr>
         <w:t xml:space="preserve"/>
       </w:r>
@@ -1495,7 +1495,7 @@
           <w:kern w:val="0"/>
           <w:vertAlign w:val="superscript"/>
           <w:lang w:val="es-ES" w:eastAsia="es-ES"/>
-          <w14:ligatures w14:val="none"/>
+          <ns2:ligatures ns2:val="none"/>
         </w:rPr>
         <w:footnoteReference w:id="1"/>
       </w:r>
@@ -1505,7 +1505,7 @@
           <w:color w:val="000000"/>
           <w:kern w:val="0"/>
           <w:lang w:val="es-ES" w:eastAsia="es-ES"/>
-          <w14:ligatures w14:val="none"/>
+          <ns2:ligatures ns2:val="none"/>
         </w:rPr>
         <w:t xml:space="preserve"/>
       </w:r>
@@ -1516,25 +1516,25 @@
           <w:color w:val="000000"/>
           <w:kern w:val="0"/>
           <w:lang w:val="es-ES" w:eastAsia="es-ES"/>
-          <w14:ligatures w14:val="none"/>
+          <ns2:ligatures ns2:val="none"/>
         </w:rPr>
         <w:t/>
       </w:r>
     </w:p>
-    <w:p>
-      <w:pPr>
-        <w:spacing w:after="0" w:line="240" w:lineRule="auto"/>
-        <w:jc w:val="both"/>
-        <w:rPr>
-          <w:rFonts w:ascii="Arial Narrow" w:eastAsia="Times New Roman" w:hAnsi="Arial Narrow" w:cs="Arial"/>
-          <w:color w:val="000000"/>
-          <w:kern w:val="0"/>
-          <w:lang w:eastAsia="es-ES"/>
-          <w14:ligatures w14:val="none"/>
-        </w:rPr>
-      </w:pPr>
-    </w:p>
-    <w:p>
+    <w:p ns2:paraId="3B986B5F" ns2:textId="77777777">
+      <w:pPr>
+        <w:spacing w:after="0" w:line="240" w:lineRule="auto"/>
+        <w:jc w:val="both"/>
+        <w:rPr>
+          <w:rFonts w:ascii="Arial Narrow" w:eastAsia="Times New Roman" w:hAnsi="Arial Narrow" w:cs="Arial"/>
+          <w:color w:val="000000"/>
+          <w:kern w:val="0"/>
+          <w:lang w:eastAsia="es-ES"/>
+          <ns2:ligatures ns2:val="none"/>
+        </w:rPr>
+      </w:pPr>
+    </w:p>
+    <w:p ns2:paraId="615BE324" ns2:textId="3AB12A9B">
       <w:pPr>
         <w:pStyle w:val="Prrafodelista"/>
         <w:numPr>
@@ -1552,16 +1552,16 @@
           <w:color w:val="000000"/>
           <w:kern w:val="0"/>
           <w:lang w:eastAsia="es-ES"/>
-          <w14:ligatures w14:val="none"/>
-        </w:rPr>
-      </w:pPr>
-      <w:r>
-        <w:rPr>
-          <w:rFonts w:ascii="Arial Narrow" w:eastAsia="Times New Roman" w:hAnsi="Arial Narrow" w:cs="Arial"/>
-          <w:color w:val="000000"/>
-          <w:kern w:val="0"/>
-          <w:lang w:eastAsia="es-ES"/>
-          <w14:ligatures w14:val="none"/>
+          <ns2:ligatures ns2:val="none"/>
+        </w:rPr>
+      </w:pPr>
+      <w:r>
+        <w:rPr>
+          <w:rFonts w:ascii="Arial Narrow" w:eastAsia="Times New Roman" w:hAnsi="Arial Narrow" w:cs="Arial"/>
+          <w:color w:val="000000"/>
+          <w:kern w:val="0"/>
+          <w:lang w:eastAsia="es-ES"/>
+          <ns2:ligatures ns2:val="none"/>
         </w:rPr>
         <w:t xml:space="preserve">El 13 de enero de 1999, se inició la vigencia del Seguro de Vida Entera Pagos Limitados Edad 65 – Póliza 2002397 (en adelante, “Seguro de Vida”) emitido por los proveedores denunciados, adquirido para su madre, la señora [APELLIDO] [APELLIDO] [APELLIDO] (en adelante, la señora [APELLIDO]). </w:t>
       </w:r>
@@ -1571,7 +1571,7 @@
           <w:color w:val="000000"/>
           <w:kern w:val="0"/>
           <w:lang w:eastAsia="es-ES"/>
-          <w14:ligatures w14:val="none"/>
+          <ns2:ligatures ns2:val="none"/>
         </w:rPr>
         <w:t/>
       </w:r>
@@ -1581,7 +1581,7 @@
           <w:color w:val="000000"/>
           <w:kern w:val="0"/>
           <w:lang w:eastAsia="es-ES"/>
-          <w14:ligatures w14:val="none"/>
+          <ns2:ligatures ns2:val="none"/>
         </w:rPr>
         <w:t/>
       </w:r>
@@ -1591,7 +1591,7 @@
           <w:color w:val="000000"/>
           <w:kern w:val="0"/>
           <w:lang w:eastAsia="es-ES"/>
-          <w14:ligatures w14:val="none"/>
+          <ns2:ligatures ns2:val="none"/>
         </w:rPr>
         <w:t xml:space="preserve"/>
       </w:r>
@@ -1601,7 +1601,7 @@
           <w:color w:val="000000"/>
           <w:kern w:val="0"/>
           <w:lang w:eastAsia="es-ES"/>
-          <w14:ligatures w14:val="none"/>
+          <ns2:ligatures ns2:val="none"/>
         </w:rPr>
         <w:t/>
       </w:r>
@@ -1611,7 +1611,7 @@
           <w:color w:val="000000"/>
           <w:kern w:val="0"/>
           <w:lang w:eastAsia="es-ES"/>
-          <w14:ligatures w14:val="none"/>
+          <ns2:ligatures ns2:val="none"/>
         </w:rPr>
         <w:t xml:space="preserve"/>
       </w:r>
@@ -1621,7 +1621,7 @@
           <w:color w:val="000000"/>
           <w:kern w:val="0"/>
           <w:lang w:eastAsia="es-ES"/>
-          <w14:ligatures w14:val="none"/>
+          <ns2:ligatures ns2:val="none"/>
         </w:rPr>
         <w:t/>
       </w:r>
@@ -1631,7 +1631,7 @@
           <w:color w:val="000000"/>
           <w:kern w:val="0"/>
           <w:lang w:eastAsia="es-ES"/>
-          <w14:ligatures w14:val="none"/>
+          <ns2:ligatures ns2:val="none"/>
         </w:rPr>
         <w:t xml:space="preserve"/>
       </w:r>
@@ -1641,7 +1641,7 @@
           <w:color w:val="000000"/>
           <w:kern w:val="0"/>
           <w:lang w:eastAsia="es-ES"/>
-          <w14:ligatures w14:val="none"/>
+          <ns2:ligatures ns2:val="none"/>
         </w:rPr>
         <w:t xml:space="preserve"/>
       </w:r>
@@ -1651,7 +1651,7 @@
           <w:color w:val="000000"/>
           <w:kern w:val="0"/>
           <w:lang w:eastAsia="es-ES"/>
-          <w14:ligatures w14:val="none"/>
+          <ns2:ligatures ns2:val="none"/>
         </w:rPr>
         <w:t/>
       </w:r>
@@ -1661,7 +1661,7 @@
           <w:color w:val="000000"/>
           <w:kern w:val="0"/>
           <w:lang w:eastAsia="es-ES"/>
-          <w14:ligatures w14:val="none"/>
+          <ns2:ligatures ns2:val="none"/>
         </w:rPr>
         <w:t xml:space="preserve"/>
       </w:r>
@@ -1671,7 +1671,7 @@
           <w:color w:val="000000"/>
           <w:kern w:val="0"/>
           <w:lang w:val="es-ES" w:eastAsia="es-ES"/>
-          <w14:ligatures w14:val="none"/>
+          <ns2:ligatures ns2:val="none"/>
         </w:rPr>
         <w:t/>
       </w:r>
@@ -1681,7 +1681,7 @@
           <w:color w:val="000000"/>
           <w:kern w:val="0"/>
           <w:lang w:eastAsia="es-ES"/>
-          <w14:ligatures w14:val="none"/>
+          <ns2:ligatures ns2:val="none"/>
         </w:rPr>
         <w:t xml:space="preserve"/>
       </w:r>
@@ -1691,7 +1691,7 @@
           <w:color w:val="000000"/>
           <w:kern w:val="0"/>
           <w:lang w:eastAsia="es-ES"/>
-          <w14:ligatures w14:val="none"/>
+          <ns2:ligatures ns2:val="none"/>
         </w:rPr>
         <w:t/>
       </w:r>
@@ -1701,7 +1701,7 @@
           <w:color w:val="000000"/>
           <w:kern w:val="0"/>
           <w:lang w:eastAsia="es-ES"/>
-          <w14:ligatures w14:val="none"/>
+          <ns2:ligatures ns2:val="none"/>
         </w:rPr>
         <w:t xml:space="preserve"/>
       </w:r>
@@ -1712,7 +1712,7 @@
           <w:color w:val="000000"/>
           <w:kern w:val="0"/>
           <w:lang w:eastAsia="es-ES"/>
-          <w14:ligatures w14:val="none"/>
+          <ns2:ligatures ns2:val="none"/>
         </w:rPr>
         <w:t/>
       </w:r>
@@ -1723,7 +1723,7 @@
           <w:color w:val="000000"/>
           <w:kern w:val="0"/>
           <w:lang w:eastAsia="es-ES"/>
-          <w14:ligatures w14:val="none"/>
+          <ns2:ligatures ns2:val="none"/>
         </w:rPr>
         <w:t xml:space="preserve"/>
       </w:r>
@@ -1733,12 +1733,12 @@
           <w:color w:val="000000"/>
           <w:kern w:val="0"/>
           <w:lang w:eastAsia="es-ES"/>
-          <w14:ligatures w14:val="none"/>
+          <ns2:ligatures ns2:val="none"/>
         </w:rPr>
         <w:t xml:space="preserve"/>
       </w:r>
     </w:p>
-    <w:p>
+    <w:p ns2:paraId="1D25CECC" ns2:textId="77777777">
       <w:pPr>
         <w:pStyle w:val="Prrafodelista"/>
         <w:spacing w:after="0" w:line="240" w:lineRule="auto"/>
@@ -1749,11 +1749,11 @@
           <w:color w:val="000000"/>
           <w:kern w:val="0"/>
           <w:lang w:eastAsia="es-ES"/>
-          <w14:ligatures w14:val="none"/>
-        </w:rPr>
-      </w:pPr>
-    </w:p>
-    <w:p>
+          <ns2:ligatures ns2:val="none"/>
+        </w:rPr>
+      </w:pPr>
+    </w:p>
+    <w:p ns2:paraId="19B26483" ns2:textId="29EEE774">
       <w:pPr>
         <w:pStyle w:val="Prrafodelista"/>
         <w:numPr>
@@ -1771,16 +1771,16 @@
           <w:color w:val="000000"/>
           <w:kern w:val="0"/>
           <w:lang w:eastAsia="es-ES"/>
-          <w14:ligatures w14:val="none"/>
-        </w:rPr>
-      </w:pPr>
-      <w:r>
-        <w:rPr>
-          <w:rFonts w:ascii="Arial Narrow" w:eastAsia="Times New Roman" w:hAnsi="Arial Narrow" w:cs="Arial"/>
-          <w:color w:val="000000"/>
-          <w:kern w:val="0"/>
-          <w:lang w:eastAsia="es-ES"/>
-          <w14:ligatures w14:val="none"/>
+          <ns2:ligatures ns2:val="none"/>
+        </w:rPr>
+      </w:pPr>
+      <w:r>
+        <w:rPr>
+          <w:rFonts w:ascii="Arial Narrow" w:eastAsia="Times New Roman" w:hAnsi="Arial Narrow" w:cs="Arial"/>
+          <w:color w:val="000000"/>
+          <w:kern w:val="0"/>
+          <w:lang w:eastAsia="es-ES"/>
+          <ns2:ligatures ns2:val="none"/>
         </w:rPr>
         <w:t xml:space="preserve">El </w:t>
       </w:r>
@@ -1790,7 +1790,7 @@
           <w:color w:val="000000"/>
           <w:kern w:val="0"/>
           <w:lang w:eastAsia="es-ES"/>
-          <w14:ligatures w14:val="none"/>
+          <ns2:ligatures ns2:val="none"/>
         </w:rPr>
         <w:t>22 de noviembre de 2019</w:t>
       </w:r>
@@ -1800,7 +1800,7 @@
           <w:color w:val="000000"/>
           <w:kern w:val="0"/>
           <w:lang w:eastAsia="es-ES"/>
-          <w14:ligatures w14:val="none"/>
+          <ns2:ligatures ns2:val="none"/>
         </w:rPr>
         <w:t>,</w:t>
       </w:r>
@@ -1810,7 +1810,7 @@
           <w:color w:val="000000"/>
           <w:kern w:val="0"/>
           <w:lang w:eastAsia="es-ES"/>
-          <w14:ligatures w14:val="none"/>
+          <ns2:ligatures ns2:val="none"/>
         </w:rPr>
         <w:t xml:space="preserve"> </w:t>
       </w:r>
@@ -1820,7 +1820,7 @@
           <w:color w:val="000000"/>
           <w:kern w:val="0"/>
           <w:lang w:val="es-ES" w:eastAsia="es-ES"/>
-          <w14:ligatures w14:val="none"/>
+          <ns2:ligatures ns2:val="none"/>
         </w:rPr>
         <w:t>los proveedores denunciados</w:t>
       </w:r>
@@ -1830,7 +1830,7 @@
           <w:color w:val="000000"/>
           <w:kern w:val="0"/>
           <w:lang w:eastAsia="es-ES"/>
-          <w14:ligatures w14:val="none"/>
+          <ns2:ligatures ns2:val="none"/>
         </w:rPr>
         <w:t xml:space="preserve"> </w:t>
       </w:r>
@@ -1840,7 +1840,7 @@
           <w:color w:val="000000"/>
           <w:kern w:val="0"/>
           <w:lang w:eastAsia="es-ES"/>
-          <w14:ligatures w14:val="none"/>
+          <ns2:ligatures ns2:val="none"/>
         </w:rPr>
         <w:t>remitieron</w:t>
       </w:r>
@@ -1850,7 +1850,7 @@
           <w:color w:val="000000"/>
           <w:kern w:val="0"/>
           <w:lang w:eastAsia="es-ES"/>
-          <w14:ligatures w14:val="none"/>
+          <ns2:ligatures ns2:val="none"/>
         </w:rPr>
         <w:t xml:space="preserve"> </w:t>
       </w:r>
@@ -1860,7 +1860,7 @@
           <w:color w:val="000000"/>
           <w:kern w:val="0"/>
           <w:lang w:eastAsia="es-ES"/>
-          <w14:ligatures w14:val="none"/>
+          <ns2:ligatures ns2:val="none"/>
         </w:rPr>
         <w:t xml:space="preserve">a su madre la </w:t>
       </w:r>
@@ -1870,7 +1870,7 @@
           <w:color w:val="000000"/>
           <w:kern w:val="0"/>
           <w:lang w:eastAsia="es-ES"/>
-          <w14:ligatures w14:val="none"/>
+          <ns2:ligatures ns2:val="none"/>
         </w:rPr>
         <w:t xml:space="preserve">copia de la póliza </w:t>
       </w:r>
@@ -1880,7 +1880,7 @@
           <w:color w:val="000000"/>
           <w:kern w:val="0"/>
           <w:lang w:eastAsia="es-ES"/>
-          <w14:ligatures w14:val="none"/>
+          <ns2:ligatures ns2:val="none"/>
         </w:rPr>
         <w:t xml:space="preserve">del </w:t>
       </w:r>
@@ -1890,7 +1890,7 @@
           <w:color w:val="000000"/>
           <w:kern w:val="0"/>
           <w:lang w:eastAsia="es-ES"/>
-          <w14:ligatures w14:val="none"/>
+          <ns2:ligatures ns2:val="none"/>
         </w:rPr>
         <w:t>Seguro de Vida</w:t>
       </w:r>
@@ -1900,7 +1900,7 @@
           <w:color w:val="000000"/>
           <w:kern w:val="0"/>
           <w:lang w:eastAsia="es-ES"/>
-          <w14:ligatures w14:val="none"/>
+          <ns2:ligatures ns2:val="none"/>
         </w:rPr>
         <w:t xml:space="preserve">, en la que constaba un monto asegurado de US$ 40 000,00. </w:t>
       </w:r>
@@ -1910,7 +1910,7 @@
           <w:color w:val="000000"/>
           <w:kern w:val="0"/>
           <w:lang w:eastAsia="es-ES"/>
-          <w14:ligatures w14:val="none"/>
+          <ns2:ligatures ns2:val="none"/>
         </w:rPr>
         <w:t xml:space="preserve">El </w:t>
       </w:r>
@@ -1920,7 +1920,7 @@
           <w:color w:val="000000"/>
           <w:kern w:val="0"/>
           <w:lang w:eastAsia="es-ES"/>
-          <w14:ligatures w14:val="none"/>
+          <ns2:ligatures ns2:val="none"/>
         </w:rPr>
         <w:t>29 de septiembre de 2023</w:t>
       </w:r>
@@ -1930,7 +1930,7 @@
           <w:color w:val="000000"/>
           <w:kern w:val="0"/>
           <w:lang w:eastAsia="es-ES"/>
-          <w14:ligatures w14:val="none"/>
+          <ns2:ligatures ns2:val="none"/>
         </w:rPr>
         <w:t xml:space="preserve">, su madre </w:t>
       </w:r>
@@ -1940,25 +1940,25 @@
           <w:color w:val="000000"/>
           <w:kern w:val="0"/>
           <w:lang w:eastAsia="es-ES"/>
-          <w14:ligatures w14:val="none"/>
+          <ns2:ligatures ns2:val="none"/>
         </w:rPr>
         <w:t xml:space="preserve">inició el proceso de rescate por término de vigencia del Seguro de Vida. </w:t>
       </w:r>
     </w:p>
-    <w:p>
-      <w:pPr>
-        <w:spacing w:after="0" w:line="240" w:lineRule="auto"/>
-        <w:jc w:val="both"/>
-        <w:rPr>
-          <w:rFonts w:ascii="Arial Narrow" w:eastAsia="Times New Roman" w:hAnsi="Arial Narrow" w:cs="Arial"/>
-          <w:color w:val="000000"/>
-          <w:kern w:val="0"/>
-          <w:lang w:eastAsia="es-ES"/>
-          <w14:ligatures w14:val="none"/>
-        </w:rPr>
-      </w:pPr>
-    </w:p>
-    <w:p>
+    <w:p ns2:paraId="0E50EFA1" ns2:textId="77777777">
+      <w:pPr>
+        <w:spacing w:after="0" w:line="240" w:lineRule="auto"/>
+        <w:jc w:val="both"/>
+        <w:rPr>
+          <w:rFonts w:ascii="Arial Narrow" w:eastAsia="Times New Roman" w:hAnsi="Arial Narrow" w:cs="Arial"/>
+          <w:color w:val="000000"/>
+          <w:kern w:val="0"/>
+          <w:lang w:eastAsia="es-ES"/>
+          <ns2:ligatures ns2:val="none"/>
+        </w:rPr>
+      </w:pPr>
+    </w:p>
+    <w:p ns2:paraId="698A7EA9" ns2:textId="08FF7B93">
       <w:pPr>
         <w:pStyle w:val="Prrafodelista"/>
         <w:numPr>
@@ -1976,16 +1976,16 @@
           <w:color w:val="000000"/>
           <w:kern w:val="0"/>
           <w:lang w:eastAsia="es-ES"/>
-          <w14:ligatures w14:val="none"/>
-        </w:rPr>
-      </w:pPr>
-      <w:r>
-        <w:rPr>
-          <w:rFonts w:ascii="Arial Narrow" w:eastAsia="Times New Roman" w:hAnsi="Arial Narrow" w:cs="Arial"/>
-          <w:color w:val="000000"/>
-          <w:kern w:val="0"/>
-          <w:lang w:eastAsia="es-ES"/>
-          <w14:ligatures w14:val="none"/>
+          <ns2:ligatures ns2:val="none"/>
+        </w:rPr>
+      </w:pPr>
+      <w:r>
+        <w:rPr>
+          <w:rFonts w:ascii="Arial Narrow" w:eastAsia="Times New Roman" w:hAnsi="Arial Narrow" w:cs="Arial"/>
+          <w:color w:val="000000"/>
+          <w:kern w:val="0"/>
+          <w:lang w:eastAsia="es-ES"/>
+          <ns2:ligatures ns2:val="none"/>
         </w:rPr>
         <w:t xml:space="preserve">El </w:t>
       </w:r>
@@ -1995,7 +1995,7 @@
           <w:color w:val="000000"/>
           <w:kern w:val="0"/>
           <w:lang w:eastAsia="es-ES"/>
-          <w14:ligatures w14:val="none"/>
+          <ns2:ligatures ns2:val="none"/>
         </w:rPr>
         <w:t>19 de octubre de 2023</w:t>
       </w:r>
@@ -2005,7 +2005,7 @@
           <w:color w:val="000000"/>
           <w:kern w:val="0"/>
           <w:lang w:eastAsia="es-ES"/>
-          <w14:ligatures w14:val="none"/>
+          <ns2:ligatures ns2:val="none"/>
         </w:rPr>
         <w:t xml:space="preserve">, </w:t>
       </w:r>
@@ -2015,7 +2015,7 @@
           <w:color w:val="000000"/>
           <w:kern w:val="0"/>
           <w:lang w:val="es-ES" w:eastAsia="es-ES"/>
-          <w14:ligatures w14:val="none"/>
+          <ns2:ligatures ns2:val="none"/>
         </w:rPr>
         <w:t>los proveedores denunciados</w:t>
       </w:r>
@@ -2025,7 +2025,7 @@
           <w:color w:val="000000"/>
           <w:kern w:val="0"/>
           <w:lang w:eastAsia="es-ES"/>
-          <w14:ligatures w14:val="none"/>
+          <ns2:ligatures ns2:val="none"/>
         </w:rPr>
         <w:t xml:space="preserve"> </w:t>
       </w:r>
@@ -2035,7 +2035,7 @@
           <w:color w:val="000000"/>
           <w:kern w:val="0"/>
           <w:lang w:eastAsia="es-ES"/>
-          <w14:ligatures w14:val="none"/>
+          <ns2:ligatures ns2:val="none"/>
         </w:rPr>
         <w:t>abonaron</w:t>
       </w:r>
@@ -2045,7 +2045,7 @@
           <w:color w:val="000000"/>
           <w:kern w:val="0"/>
           <w:lang w:eastAsia="es-ES"/>
-          <w14:ligatures w14:val="none"/>
+          <ns2:ligatures ns2:val="none"/>
         </w:rPr>
         <w:t xml:space="preserve"> a la cuenta </w:t>
       </w:r>
@@ -2055,7 +2055,7 @@
           <w:color w:val="000000"/>
           <w:kern w:val="0"/>
           <w:lang w:eastAsia="es-ES"/>
-          <w14:ligatures w14:val="none"/>
+          <ns2:ligatures ns2:val="none"/>
         </w:rPr>
         <w:t xml:space="preserve">bancaria de su madre </w:t>
       </w:r>
@@ -2065,7 +2065,7 @@
           <w:color w:val="000000"/>
           <w:kern w:val="0"/>
           <w:lang w:eastAsia="es-ES"/>
-          <w14:ligatures w14:val="none"/>
+          <ns2:ligatures ns2:val="none"/>
         </w:rPr>
         <w:t xml:space="preserve">el importe de US$ 9 862,50, como parte del proceso de rescate. </w:t>
       </w:r>
@@ -2075,7 +2075,7 @@
           <w:color w:val="000000"/>
           <w:kern w:val="0"/>
           <w:lang w:eastAsia="es-ES"/>
-          <w14:ligatures w14:val="none"/>
+          <ns2:ligatures ns2:val="none"/>
         </w:rPr>
         <w:t xml:space="preserve">El </w:t>
       </w:r>
@@ -2085,7 +2085,7 @@
           <w:color w:val="000000"/>
           <w:kern w:val="0"/>
           <w:lang w:eastAsia="es-ES"/>
-          <w14:ligatures w14:val="none"/>
+          <ns2:ligatures ns2:val="none"/>
         </w:rPr>
         <w:t>23 de octubre de 2023</w:t>
       </w:r>
@@ -2095,7 +2095,7 @@
           <w:color w:val="000000"/>
           <w:kern w:val="0"/>
           <w:lang w:eastAsia="es-ES"/>
-          <w14:ligatures w14:val="none"/>
+          <ns2:ligatures ns2:val="none"/>
         </w:rPr>
         <w:t xml:space="preserve">, su madre </w:t>
       </w:r>
@@ -2105,7 +2105,7 @@
           <w:color w:val="000000"/>
           <w:kern w:val="0"/>
           <w:lang w:eastAsia="es-ES"/>
-          <w14:ligatures w14:val="none"/>
+          <ns2:ligatures ns2:val="none"/>
         </w:rPr>
         <w:t xml:space="preserve">solicitó por correo electrónico a </w:t>
       </w:r>
@@ -2115,7 +2115,7 @@
           <w:color w:val="000000"/>
           <w:kern w:val="0"/>
           <w:lang w:val="es-ES" w:eastAsia="es-ES"/>
-          <w14:ligatures w14:val="none"/>
+          <ns2:ligatures ns2:val="none"/>
         </w:rPr>
         <w:t>los proveedores denunciados</w:t>
       </w:r>
@@ -2125,7 +2125,7 @@
           <w:color w:val="000000"/>
           <w:kern w:val="0"/>
           <w:lang w:eastAsia="es-ES"/>
-          <w14:ligatures w14:val="none"/>
+          <ns2:ligatures ns2:val="none"/>
         </w:rPr>
         <w:t xml:space="preserve"> </w:t>
       </w:r>
@@ -2135,7 +2135,7 @@
           <w:color w:val="000000"/>
           <w:kern w:val="0"/>
           <w:lang w:eastAsia="es-ES"/>
-          <w14:ligatures w14:val="none"/>
+          <ns2:ligatures ns2:val="none"/>
         </w:rPr>
         <w:t xml:space="preserve">el envío de una liquidación que sustentara el monto abonado y permitiera verificar si existían montos pendientes por reclamar. </w:t>
       </w:r>
@@ -2145,12 +2145,12 @@
           <w:color w:val="000000"/>
           <w:kern w:val="0"/>
           <w:lang w:eastAsia="es-ES"/>
-          <w14:ligatures w14:val="none"/>
+          <ns2:ligatures ns2:val="none"/>
         </w:rPr>
         <w:t>Posteriormente, su madre falleció.</w:t>
       </w:r>
     </w:p>
-    <w:p>
+    <w:p ns2:paraId="012A1601" ns2:textId="77777777">
       <w:pPr>
         <w:pStyle w:val="Prrafodelista"/>
         <w:spacing w:after="0" w:line="240" w:lineRule="auto"/>
@@ -2161,11 +2161,11 @@
           <w:color w:val="000000"/>
           <w:kern w:val="0"/>
           <w:lang w:eastAsia="es-ES"/>
-          <w14:ligatures w14:val="none"/>
-        </w:rPr>
-      </w:pPr>
-    </w:p>
-    <w:p>
+          <ns2:ligatures ns2:val="none"/>
+        </w:rPr>
+      </w:pPr>
+    </w:p>
+    <w:p ns2:paraId="1F2F2E1D" ns2:textId="3A7F1A77">
       <w:pPr>
         <w:pStyle w:val="Prrafodelista"/>
         <w:numPr>
@@ -2183,16 +2183,16 @@
           <w:color w:val="000000"/>
           <w:kern w:val="0"/>
           <w:lang w:eastAsia="es-ES"/>
-          <w14:ligatures w14:val="none"/>
-        </w:rPr>
-      </w:pPr>
-      <w:r>
-        <w:rPr>
-          <w:rFonts w:ascii="Arial Narrow" w:eastAsia="Times New Roman" w:hAnsi="Arial Narrow" w:cs="Arial"/>
-          <w:color w:val="000000"/>
-          <w:kern w:val="0"/>
-          <w:lang w:eastAsia="es-ES"/>
-          <w14:ligatures w14:val="none"/>
+          <ns2:ligatures ns2:val="none"/>
+        </w:rPr>
+      </w:pPr>
+      <w:r>
+        <w:rPr>
+          <w:rFonts w:ascii="Arial Narrow" w:eastAsia="Times New Roman" w:hAnsi="Arial Narrow" w:cs="Arial"/>
+          <w:color w:val="000000"/>
+          <w:kern w:val="0"/>
+          <w:lang w:eastAsia="es-ES"/>
+          <ns2:ligatures ns2:val="none"/>
         </w:rPr>
         <w:t xml:space="preserve">El 1 de julio de 2024, el señor [APELLIDO] [APELLIDO] en calidad de hijo de la señora [APELLIDO], presentó una solicitud por correo electrónico a [CORREO] para dar continuidad a la solicitud no atendida del 23 de octubre de 2023, requiriendo la liquidación que sustentara el monto de US$ 9 862,50 abonado el 19 de octubre de 2023. </w:t>
       </w:r>
@@ -2202,7 +2202,7 @@
           <w:color w:val="000000"/>
           <w:kern w:val="0"/>
           <w:lang w:eastAsia="es-ES"/>
-          <w14:ligatures w14:val="none"/>
+          <ns2:ligatures ns2:val="none"/>
         </w:rPr>
         <w:t/>
       </w:r>
@@ -2212,7 +2212,7 @@
           <w:color w:val="000000"/>
           <w:kern w:val="0"/>
           <w:lang w:eastAsia="es-ES"/>
-          <w14:ligatures w14:val="none"/>
+          <ns2:ligatures ns2:val="none"/>
         </w:rPr>
         <w:t xml:space="preserve"/>
       </w:r>
@@ -2222,7 +2222,7 @@
           <w:color w:val="000000"/>
           <w:kern w:val="0"/>
           <w:lang w:eastAsia="es-ES"/>
-          <w14:ligatures w14:val="none"/>
+          <ns2:ligatures ns2:val="none"/>
         </w:rPr>
         <w:t/>
       </w:r>
@@ -2235,7 +2235,7 @@
           <w:color w:val="000000"/>
           <w:kern w:val="0"/>
           <w:lang w:eastAsia="es-ES"/>
-          <w14:ligatures w14:val="none"/>
+          <ns2:ligatures ns2:val="none"/>
         </w:rPr>
         <w:t xml:space="preserve"/>
       </w:r>
@@ -2246,7 +2246,7 @@
           <w:color w:val="000000"/>
           <w:kern w:val="0"/>
           <w:lang w:eastAsia="es-ES"/>
-          <w14:ligatures w14:val="none"/>
+          <ns2:ligatures ns2:val="none"/>
         </w:rPr>
         <w:t/>
       </w:r>
@@ -2257,7 +2257,7 @@
           <w:color w:val="000000"/>
           <w:kern w:val="0"/>
           <w:lang w:eastAsia="es-ES"/>
-          <w14:ligatures w14:val="none"/>
+          <ns2:ligatures ns2:val="none"/>
         </w:rPr>
         <w:t xml:space="preserve"/>
       </w:r>
@@ -2267,7 +2267,7 @@
           <w:color w:val="000000"/>
           <w:kern w:val="0"/>
           <w:lang w:eastAsia="es-ES"/>
-          <w14:ligatures w14:val="none"/>
+          <ns2:ligatures ns2:val="none"/>
         </w:rPr>
         <w:t/>
       </w:r>
@@ -2277,7 +2277,7 @@
           <w:color w:val="000000"/>
           <w:kern w:val="0"/>
           <w:lang w:eastAsia="es-ES"/>
-          <w14:ligatures w14:val="none"/>
+          <ns2:ligatures ns2:val="none"/>
         </w:rPr>
         <w:t xml:space="preserve"/>
       </w:r>
@@ -2287,7 +2287,7 @@
           <w:color w:val="000000"/>
           <w:kern w:val="0"/>
           <w:lang w:eastAsia="es-ES"/>
-          <w14:ligatures w14:val="none"/>
+          <ns2:ligatures ns2:val="none"/>
         </w:rPr>
         <w:t/>
       </w:r>
@@ -2297,18 +2297,18 @@
           <w:color w:val="000000"/>
           <w:kern w:val="0"/>
           <w:lang w:eastAsia="es-ES"/>
-          <w14:ligatures w14:val="none"/>
+          <ns2:ligatures ns2:val="none"/>
         </w:rPr>
         <w:t xml:space="preserve"/>
       </w:r>
-      <w:hyperlink r:id="rId8" w:history="1">
+      <w:hyperlink ns3:id="rId8" w:history="1">
         <w:r>
           <w:rPr>
             <w:rStyle w:val="Hipervnculo"/>
             <w:rFonts w:ascii="Arial Narrow" w:eastAsia="Times New Roman" w:hAnsi="Arial Narrow" w:cs="Arial"/>
             <w:kern w:val="0"/>
             <w:lang w:eastAsia="es-ES"/>
-            <w14:ligatures w14:val="none"/>
+            <ns2:ligatures ns2:val="none"/>
           </w:rPr>
           <w:t/>
         </w:r>
@@ -2319,7 +2319,7 @@
           <w:color w:val="000000"/>
           <w:kern w:val="0"/>
           <w:lang w:eastAsia="es-ES"/>
-          <w14:ligatures w14:val="none"/>
+          <ns2:ligatures ns2:val="none"/>
         </w:rPr>
         <w:t xml:space="preserve"/>
       </w:r>
@@ -2329,25 +2329,25 @@
           <w:color w:val="000000"/>
           <w:kern w:val="0"/>
           <w:lang w:eastAsia="es-ES"/>
-          <w14:ligatures w14:val="none"/>
+          <ns2:ligatures ns2:val="none"/>
         </w:rPr>
         <w:t xml:space="preserve"/>
       </w:r>
     </w:p>
-    <w:p>
-      <w:pPr>
-        <w:spacing w:after="0" w:line="240" w:lineRule="auto"/>
-        <w:jc w:val="both"/>
-        <w:rPr>
-          <w:rFonts w:ascii="Arial Narrow" w:eastAsia="Times New Roman" w:hAnsi="Arial Narrow" w:cs="Arial"/>
-          <w:color w:val="000000"/>
-          <w:kern w:val="0"/>
-          <w:lang w:eastAsia="es-ES"/>
-          <w14:ligatures w14:val="none"/>
-        </w:rPr>
-      </w:pPr>
-    </w:p>
-    <w:p>
+    <w:p ns2:paraId="764466BC" ns2:textId="77777777">
+      <w:pPr>
+        <w:spacing w:after="0" w:line="240" w:lineRule="auto"/>
+        <w:jc w:val="both"/>
+        <w:rPr>
+          <w:rFonts w:ascii="Arial Narrow" w:eastAsia="Times New Roman" w:hAnsi="Arial Narrow" w:cs="Arial"/>
+          <w:color w:val="000000"/>
+          <w:kern w:val="0"/>
+          <w:lang w:eastAsia="es-ES"/>
+          <ns2:ligatures ns2:val="none"/>
+        </w:rPr>
+      </w:pPr>
+    </w:p>
+    <w:p ns2:paraId="4EF000FA" ns2:textId="45787A85">
       <w:pPr>
         <w:pStyle w:val="Prrafodelista"/>
         <w:numPr>
@@ -2365,16 +2365,16 @@
           <w:color w:val="000000"/>
           <w:kern w:val="0"/>
           <w:lang w:eastAsia="es-ES"/>
-          <w14:ligatures w14:val="none"/>
-        </w:rPr>
-      </w:pPr>
-      <w:r>
-        <w:rPr>
-          <w:rFonts w:ascii="Arial Narrow" w:eastAsia="Times New Roman" w:hAnsi="Arial Narrow" w:cs="Arial"/>
-          <w:color w:val="000000"/>
-          <w:kern w:val="0"/>
-          <w:lang w:eastAsia="es-ES"/>
-          <w14:ligatures w14:val="none"/>
+          <ns2:ligatures ns2:val="none"/>
+        </w:rPr>
+      </w:pPr>
+      <w:r>
+        <w:rPr>
+          <w:rFonts w:ascii="Arial Narrow" w:eastAsia="Times New Roman" w:hAnsi="Arial Narrow" w:cs="Arial"/>
+          <w:color w:val="000000"/>
+          <w:kern w:val="0"/>
+          <w:lang w:eastAsia="es-ES"/>
+          <ns2:ligatures ns2:val="none"/>
         </w:rPr>
         <w:lastRenderedPageBreak/>
         <w:t xml:space="preserve">El </w:t>
@@ -2385,7 +2385,7 @@
           <w:color w:val="000000"/>
           <w:kern w:val="0"/>
           <w:lang w:eastAsia="es-ES"/>
-          <w14:ligatures w14:val="none"/>
+          <ns2:ligatures ns2:val="none"/>
         </w:rPr>
         <w:t>10 de julio de 2024</w:t>
       </w:r>
@@ -2395,7 +2395,7 @@
           <w:color w:val="000000"/>
           <w:kern w:val="0"/>
           <w:lang w:eastAsia="es-ES"/>
-          <w14:ligatures w14:val="none"/>
+          <ns2:ligatures ns2:val="none"/>
         </w:rPr>
         <w:t>,</w:t>
       </w:r>
@@ -2405,7 +2405,7 @@
           <w:color w:val="000000"/>
           <w:kern w:val="0"/>
           <w:lang w:eastAsia="es-ES"/>
-          <w14:ligatures w14:val="none"/>
+          <ns2:ligatures ns2:val="none"/>
         </w:rPr>
         <w:t xml:space="preserve"> </w:t>
       </w:r>
@@ -2415,7 +2415,7 @@
           <w:color w:val="000000"/>
           <w:kern w:val="0"/>
           <w:lang w:val="es-ES" w:eastAsia="es-ES"/>
-          <w14:ligatures w14:val="none"/>
+          <ns2:ligatures ns2:val="none"/>
         </w:rPr>
         <w:t xml:space="preserve">los proveedores denunciados </w:t>
       </w:r>
@@ -2425,7 +2425,7 @@
           <w:color w:val="000000"/>
           <w:kern w:val="0"/>
           <w:lang w:val="es-ES" w:eastAsia="es-ES"/>
-          <w14:ligatures w14:val="none"/>
+          <ns2:ligatures ns2:val="none"/>
         </w:rPr>
         <w:t>respondieron</w:t>
       </w:r>
@@ -2435,7 +2435,7 @@
           <w:color w:val="000000"/>
           <w:kern w:val="0"/>
           <w:lang w:eastAsia="es-ES"/>
-          <w14:ligatures w14:val="none"/>
+          <ns2:ligatures ns2:val="none"/>
         </w:rPr>
         <w:t xml:space="preserve"> por correo electrónico que la información debía solicitarse a través de una </w:t>
       </w:r>
@@ -2445,7 +2445,7 @@
           <w:color w:val="000000"/>
           <w:kern w:val="0"/>
           <w:lang w:eastAsia="es-ES"/>
-          <w14:ligatures w14:val="none"/>
+          <ns2:ligatures ns2:val="none"/>
         </w:rPr>
         <w:t>a</w:t>
       </w:r>
@@ -2455,7 +2455,7 @@
           <w:color w:val="000000"/>
           <w:kern w:val="0"/>
           <w:lang w:eastAsia="es-ES"/>
-          <w14:ligatures w14:val="none"/>
+          <ns2:ligatures ns2:val="none"/>
         </w:rPr>
         <w:t>gencia</w:t>
       </w:r>
@@ -2465,7 +2465,7 @@
           <w:color w:val="000000"/>
           <w:kern w:val="0"/>
           <w:lang w:eastAsia="es-ES"/>
-          <w14:ligatures w14:val="none"/>
+          <ns2:ligatures ns2:val="none"/>
         </w:rPr>
         <w:t xml:space="preserve">, la cual </w:t>
       </w:r>
@@ -2475,7 +2475,7 @@
           <w:color w:val="000000"/>
           <w:kern w:val="0"/>
           <w:lang w:eastAsia="es-ES"/>
-          <w14:ligatures w14:val="none"/>
+          <ns2:ligatures ns2:val="none"/>
         </w:rPr>
         <w:t xml:space="preserve">se </w:t>
       </w:r>
@@ -2485,7 +2485,7 @@
           <w:color w:val="000000"/>
           <w:kern w:val="0"/>
           <w:lang w:eastAsia="es-ES"/>
-          <w14:ligatures w14:val="none"/>
+          <ns2:ligatures ns2:val="none"/>
         </w:rPr>
         <w:t>presentó el 19 de julio de 2024.</w:t>
       </w:r>
@@ -2495,7 +2495,7 @@
           <w:color w:val="000000"/>
           <w:kern w:val="0"/>
           <w:lang w:eastAsia="es-ES"/>
-          <w14:ligatures w14:val="none"/>
+          <ns2:ligatures ns2:val="none"/>
         </w:rPr>
         <w:t xml:space="preserve"> </w:t>
       </w:r>
@@ -2505,7 +2505,7 @@
           <w:color w:val="000000"/>
           <w:kern w:val="0"/>
           <w:lang w:eastAsia="es-ES"/>
-          <w14:ligatures w14:val="none"/>
+          <ns2:ligatures ns2:val="none"/>
         </w:rPr>
         <w:t xml:space="preserve"> El </w:t>
       </w:r>
@@ -2515,7 +2515,7 @@
           <w:color w:val="000000"/>
           <w:kern w:val="0"/>
           <w:lang w:eastAsia="es-ES"/>
-          <w14:ligatures w14:val="none"/>
+          <ns2:ligatures ns2:val="none"/>
         </w:rPr>
         <w:t>25 de julio de 2024</w:t>
       </w:r>
@@ -2525,7 +2525,7 @@
           <w:color w:val="000000"/>
           <w:kern w:val="0"/>
           <w:lang w:eastAsia="es-ES"/>
-          <w14:ligatures w14:val="none"/>
+          <ns2:ligatures ns2:val="none"/>
         </w:rPr>
         <w:t xml:space="preserve"> se le </w:t>
       </w:r>
@@ -2535,7 +2535,7 @@
           <w:color w:val="000000"/>
           <w:kern w:val="0"/>
           <w:lang w:eastAsia="es-ES"/>
-          <w14:ligatures w14:val="none"/>
+          <ns2:ligatures ns2:val="none"/>
         </w:rPr>
         <w:t xml:space="preserve">notificó por correo electrónico el ingreso de </w:t>
       </w:r>
@@ -2545,7 +2545,7 @@
           <w:color w:val="000000"/>
           <w:kern w:val="0"/>
           <w:lang w:eastAsia="es-ES"/>
-          <w14:ligatures w14:val="none"/>
+          <ns2:ligatures ns2:val="none"/>
         </w:rPr>
         <w:t>su</w:t>
       </w:r>
@@ -2555,7 +2555,7 @@
           <w:color w:val="000000"/>
           <w:kern w:val="0"/>
           <w:lang w:eastAsia="es-ES"/>
-          <w14:ligatures w14:val="none"/>
+          <ns2:ligatures ns2:val="none"/>
         </w:rPr>
         <w:t xml:space="preserve"> solicitud presentada en </w:t>
       </w:r>
@@ -2565,7 +2565,7 @@
           <w:color w:val="000000"/>
           <w:kern w:val="0"/>
           <w:lang w:eastAsia="es-ES"/>
-          <w14:ligatures w14:val="none"/>
+          <ns2:ligatures ns2:val="none"/>
         </w:rPr>
         <w:t xml:space="preserve">la </w:t>
       </w:r>
@@ -2575,7 +2575,7 @@
           <w:color w:val="000000"/>
           <w:kern w:val="0"/>
           <w:lang w:eastAsia="es-ES"/>
-          <w14:ligatures w14:val="none"/>
+          <ns2:ligatures ns2:val="none"/>
         </w:rPr>
         <w:t>agencia</w:t>
       </w:r>
@@ -2585,7 +2585,7 @@
           <w:color w:val="000000"/>
           <w:kern w:val="0"/>
           <w:lang w:eastAsia="es-ES"/>
-          <w14:ligatures w14:val="none"/>
+          <ns2:ligatures ns2:val="none"/>
         </w:rPr>
         <w:t xml:space="preserve">, pero no </w:t>
       </w:r>
@@ -2595,7 +2595,7 @@
           <w:color w:val="000000"/>
           <w:kern w:val="0"/>
           <w:lang w:eastAsia="es-ES"/>
-          <w14:ligatures w14:val="none"/>
+          <ns2:ligatures ns2:val="none"/>
         </w:rPr>
         <w:t>recibió respuesta</w:t>
       </w:r>
@@ -2605,7 +2605,7 @@
           <w:color w:val="000000"/>
           <w:kern w:val="0"/>
           <w:lang w:eastAsia="es-ES"/>
-          <w14:ligatures w14:val="none"/>
+          <ns2:ligatures ns2:val="none"/>
         </w:rPr>
         <w:t xml:space="preserve"> de su solicitud</w:t>
       </w:r>
@@ -2615,12 +2615,12 @@
           <w:color w:val="000000"/>
           <w:kern w:val="0"/>
           <w:lang w:eastAsia="es-ES"/>
-          <w14:ligatures w14:val="none"/>
+          <ns2:ligatures ns2:val="none"/>
         </w:rPr>
         <w:t xml:space="preserve">. </w:t>
       </w:r>
     </w:p>
-    <w:p>
+    <w:p ns2:paraId="68624EEF" ns2:textId="77777777">
       <w:pPr>
         <w:pStyle w:val="Prrafodelista"/>
         <w:spacing w:after="0" w:line="240" w:lineRule="auto"/>
@@ -2631,11 +2631,11 @@
           <w:color w:val="000000"/>
           <w:kern w:val="0"/>
           <w:lang w:eastAsia="es-ES"/>
-          <w14:ligatures w14:val="none"/>
-        </w:rPr>
-      </w:pPr>
-    </w:p>
-    <w:p>
+          <ns2:ligatures ns2:val="none"/>
+        </w:rPr>
+      </w:pPr>
+    </w:p>
+    <w:p ns2:paraId="1E7B180B" ns2:textId="0419DEB5">
       <w:pPr>
         <w:pStyle w:val="Prrafodelista"/>
         <w:numPr>
@@ -2653,16 +2653,16 @@
           <w:color w:val="000000"/>
           <w:kern w:val="0"/>
           <w:lang w:eastAsia="es-ES"/>
-          <w14:ligatures w14:val="none"/>
-        </w:rPr>
-      </w:pPr>
-      <w:r>
-        <w:rPr>
-          <w:rFonts w:ascii="Arial Narrow" w:eastAsia="Times New Roman" w:hAnsi="Arial Narrow" w:cs="Arial"/>
-          <w:color w:val="000000"/>
-          <w:kern w:val="0"/>
-          <w:lang w:eastAsia="es-ES"/>
-          <w14:ligatures w14:val="none"/>
+          <ns2:ligatures ns2:val="none"/>
+        </w:rPr>
+      </w:pPr>
+      <w:r>
+        <w:rPr>
+          <w:rFonts w:ascii="Arial Narrow" w:eastAsia="Times New Roman" w:hAnsi="Arial Narrow" w:cs="Arial"/>
+          <w:color w:val="000000"/>
+          <w:kern w:val="0"/>
+          <w:lang w:eastAsia="es-ES"/>
+          <ns2:ligatures ns2:val="none"/>
         </w:rPr>
         <w:t xml:space="preserve">El </w:t>
       </w:r>
@@ -2672,7 +2672,7 @@
           <w:color w:val="000000"/>
           <w:kern w:val="0"/>
           <w:lang w:eastAsia="es-ES"/>
-          <w14:ligatures w14:val="none"/>
+          <ns2:ligatures ns2:val="none"/>
         </w:rPr>
         <w:t>17 de septiembre de 2024</w:t>
       </w:r>
@@ -2682,7 +2682,7 @@
           <w:color w:val="000000"/>
           <w:kern w:val="0"/>
           <w:lang w:eastAsia="es-ES"/>
-          <w14:ligatures w14:val="none"/>
+          <ns2:ligatures ns2:val="none"/>
         </w:rPr>
         <w:t xml:space="preserve">, </w:t>
       </w:r>
@@ -2692,7 +2692,7 @@
           <w:color w:val="000000"/>
           <w:kern w:val="0"/>
           <w:lang w:eastAsia="es-ES"/>
-          <w14:ligatures w14:val="none"/>
+          <ns2:ligatures ns2:val="none"/>
         </w:rPr>
         <w:t xml:space="preserve">se </w:t>
       </w:r>
@@ -2702,7 +2702,7 @@
           <w:color w:val="000000"/>
           <w:kern w:val="0"/>
           <w:lang w:eastAsia="es-ES"/>
-          <w14:ligatures w14:val="none"/>
+          <ns2:ligatures ns2:val="none"/>
         </w:rPr>
         <w:t xml:space="preserve">presentó un </w:t>
       </w:r>
@@ -2712,7 +2712,7 @@
           <w:color w:val="000000"/>
           <w:kern w:val="0"/>
           <w:lang w:eastAsia="es-ES"/>
-          <w14:ligatures w14:val="none"/>
+          <ns2:ligatures ns2:val="none"/>
         </w:rPr>
         <w:t>reclamo ante</w:t>
       </w:r>
@@ -2722,7 +2722,7 @@
           <w:color w:val="000000"/>
           <w:kern w:val="0"/>
           <w:lang w:eastAsia="es-ES"/>
-          <w14:ligatures w14:val="none"/>
+          <ns2:ligatures ns2:val="none"/>
         </w:rPr>
         <w:t xml:space="preserve"> el</w:t>
       </w:r>
@@ -2732,7 +2732,7 @@
           <w:color w:val="000000"/>
           <w:kern w:val="0"/>
           <w:lang w:eastAsia="es-ES"/>
-          <w14:ligatures w14:val="none"/>
+          <ns2:ligatures ns2:val="none"/>
         </w:rPr>
         <w:t xml:space="preserve"> </w:t>
       </w:r>
@@ -2742,7 +2742,7 @@
           <w:color w:val="000000"/>
           <w:kern w:val="0"/>
           <w:lang w:eastAsia="es-ES"/>
-          <w14:ligatures w14:val="none"/>
+          <ns2:ligatures ns2:val="none"/>
         </w:rPr>
         <w:t xml:space="preserve">Instituto Nacional de Defensa de la Competencia y de la Protección de la Propiedad Intelectual </w:t>
       </w:r>
@@ -2752,7 +2752,7 @@
           <w:color w:val="000000"/>
           <w:kern w:val="0"/>
           <w:lang w:eastAsia="es-ES"/>
-          <w14:ligatures w14:val="none"/>
+          <ns2:ligatures ns2:val="none"/>
         </w:rPr>
         <w:t xml:space="preserve">(en adelante, </w:t>
       </w:r>
@@ -2762,7 +2762,7 @@
           <w:color w:val="000000"/>
           <w:kern w:val="0"/>
           <w:lang w:eastAsia="es-ES"/>
-          <w14:ligatures w14:val="none"/>
+          <ns2:ligatures ns2:val="none"/>
         </w:rPr>
         <w:t>Indecopi</w:t>
       </w:r>
@@ -2772,7 +2772,7 @@
           <w:color w:val="000000"/>
           <w:kern w:val="0"/>
           <w:lang w:eastAsia="es-ES"/>
-          <w14:ligatures w14:val="none"/>
+          <ns2:ligatures ns2:val="none"/>
         </w:rPr>
         <w:t xml:space="preserve">) </w:t>
       </w:r>
@@ -2782,7 +2782,7 @@
           <w:color w:val="000000"/>
           <w:kern w:val="0"/>
           <w:lang w:eastAsia="es-ES"/>
-          <w14:ligatures w14:val="none"/>
+          <ns2:ligatures ns2:val="none"/>
         </w:rPr>
         <w:t xml:space="preserve">por la falta de respuesta y por discrepancias entre el monto de rescate estimado por </w:t>
       </w:r>
@@ -2792,7 +2792,7 @@
           <w:color w:val="000000"/>
           <w:kern w:val="0"/>
           <w:lang w:val="es-ES" w:eastAsia="es-ES"/>
-          <w14:ligatures w14:val="none"/>
+          <ns2:ligatures ns2:val="none"/>
         </w:rPr>
         <w:t>los proveedores denunciados</w:t>
       </w:r>
@@ -2802,7 +2802,7 @@
           <w:color w:val="000000"/>
           <w:kern w:val="0"/>
           <w:lang w:val="es-ES" w:eastAsia="es-ES"/>
-          <w14:ligatures w14:val="none"/>
+          <ns2:ligatures ns2:val="none"/>
         </w:rPr>
         <w:t xml:space="preserve"> </w:t>
       </w:r>
@@ -2812,7 +2812,7 @@
           <w:color w:val="000000"/>
           <w:kern w:val="0"/>
           <w:lang w:eastAsia="es-ES"/>
-          <w14:ligatures w14:val="none"/>
+          <ns2:ligatures ns2:val="none"/>
         </w:rPr>
         <w:t xml:space="preserve">y el cálculo efectuado con base en los valores y condiciones del Seguro de Vida. </w:t>
       </w:r>
@@ -2822,12 +2822,12 @@
           <w:color w:val="000000"/>
           <w:kern w:val="0"/>
           <w:lang w:eastAsia="es-ES"/>
-          <w14:ligatures w14:val="none"/>
+          <ns2:ligatures ns2:val="none"/>
         </w:rPr>
         <w:t xml:space="preserve"> </w:t>
       </w:r>
     </w:p>
-    <w:p>
+    <w:p ns2:paraId="73562314" ns2:textId="77777777">
       <w:pPr>
         <w:pStyle w:val="Prrafodelista"/>
         <w:spacing w:after="0" w:line="240" w:lineRule="auto"/>
@@ -2838,11 +2838,11 @@
           <w:color w:val="000000"/>
           <w:kern w:val="0"/>
           <w:lang w:eastAsia="es-ES"/>
-          <w14:ligatures w14:val="none"/>
-        </w:rPr>
-      </w:pPr>
-    </w:p>
-    <w:p>
+          <ns2:ligatures ns2:val="none"/>
+        </w:rPr>
+      </w:pPr>
+    </w:p>
+    <w:p ns2:paraId="4A8CA23D" ns2:textId="6A7ED873">
       <w:pPr>
         <w:pStyle w:val="Prrafodelista"/>
         <w:numPr>
@@ -2860,16 +2860,16 @@
           <w:color w:val="000000"/>
           <w:kern w:val="0"/>
           <w:lang w:eastAsia="es-ES"/>
-          <w14:ligatures w14:val="none"/>
-        </w:rPr>
-      </w:pPr>
-      <w:r>
-        <w:rPr>
-          <w:rFonts w:ascii="Arial Narrow" w:eastAsia="Times New Roman" w:hAnsi="Arial Narrow" w:cs="Arial"/>
-          <w:color w:val="000000"/>
-          <w:kern w:val="0"/>
-          <w:lang w:eastAsia="es-ES"/>
-          <w14:ligatures w14:val="none"/>
+          <ns2:ligatures ns2:val="none"/>
+        </w:rPr>
+      </w:pPr>
+      <w:r>
+        <w:rPr>
+          <w:rFonts w:ascii="Arial Narrow" w:eastAsia="Times New Roman" w:hAnsi="Arial Narrow" w:cs="Arial"/>
+          <w:color w:val="000000"/>
+          <w:kern w:val="0"/>
+          <w:lang w:eastAsia="es-ES"/>
+          <ns2:ligatures ns2:val="none"/>
         </w:rPr>
         <w:t xml:space="preserve">El </w:t>
       </w:r>
@@ -2879,7 +2879,7 @@
           <w:color w:val="000000"/>
           <w:kern w:val="0"/>
           <w:lang w:eastAsia="es-ES"/>
-          <w14:ligatures w14:val="none"/>
+          <ns2:ligatures ns2:val="none"/>
         </w:rPr>
         <w:t>4 de octubre de 2024</w:t>
       </w:r>
@@ -2889,7 +2889,7 @@
           <w:color w:val="000000"/>
           <w:kern w:val="0"/>
           <w:lang w:eastAsia="es-ES"/>
-          <w14:ligatures w14:val="none"/>
+          <ns2:ligatures ns2:val="none"/>
         </w:rPr>
         <w:t xml:space="preserve">, </w:t>
       </w:r>
@@ -2899,7 +2899,7 @@
           <w:color w:val="000000"/>
           <w:kern w:val="0"/>
           <w:lang w:val="es-ES" w:eastAsia="es-ES"/>
-          <w14:ligatures w14:val="none"/>
+          <ns2:ligatures ns2:val="none"/>
         </w:rPr>
         <w:t>los proveedores denunciados remitieron</w:t>
       </w:r>
@@ -2909,7 +2909,7 @@
           <w:color w:val="000000"/>
           <w:kern w:val="0"/>
           <w:lang w:eastAsia="es-ES"/>
-          <w14:ligatures w14:val="none"/>
+          <ns2:ligatures ns2:val="none"/>
         </w:rPr>
         <w:t xml:space="preserve"> a través de Indecopi una comunicación de respuesta, adjuntando </w:t>
       </w:r>
@@ -2919,7 +2919,7 @@
           <w:color w:val="000000"/>
           <w:kern w:val="0"/>
           <w:lang w:eastAsia="es-ES"/>
-          <w14:ligatures w14:val="none"/>
+          <ns2:ligatures ns2:val="none"/>
         </w:rPr>
         <w:t>una</w:t>
       </w:r>
@@ -2929,7 +2929,7 @@
           <w:color w:val="000000"/>
           <w:kern w:val="0"/>
           <w:lang w:eastAsia="es-ES"/>
-          <w14:ligatures w14:val="none"/>
+          <ns2:ligatures ns2:val="none"/>
         </w:rPr>
         <w:t xml:space="preserve"> </w:t>
       </w:r>
@@ -2939,7 +2939,7 @@
           <w:color w:val="000000"/>
           <w:kern w:val="0"/>
           <w:lang w:eastAsia="es-ES"/>
-          <w14:ligatures w14:val="none"/>
+          <ns2:ligatures ns2:val="none"/>
         </w:rPr>
         <w:t>carta de rescate</w:t>
       </w:r>
@@ -2949,7 +2949,7 @@
           <w:color w:val="000000"/>
           <w:kern w:val="0"/>
           <w:lang w:eastAsia="es-ES"/>
-          <w14:ligatures w14:val="none"/>
+          <ns2:ligatures ns2:val="none"/>
         </w:rPr>
         <w:t xml:space="preserve"> con fecha 16 de octubre de 2023</w:t>
       </w:r>
@@ -2959,7 +2959,7 @@
           <w:color w:val="000000"/>
           <w:kern w:val="0"/>
           <w:lang w:eastAsia="es-ES"/>
-          <w14:ligatures w14:val="none"/>
+          <ns2:ligatures ns2:val="none"/>
         </w:rPr>
         <w:t xml:space="preserve"> </w:t>
       </w:r>
@@ -2969,7 +2969,7 @@
           <w:color w:val="000000"/>
           <w:kern w:val="0"/>
           <w:lang w:eastAsia="es-ES"/>
-          <w14:ligatures w14:val="none"/>
+          <ns2:ligatures ns2:val="none"/>
         </w:rPr>
         <w:t xml:space="preserve">que supuestamente habría enviado a </w:t>
       </w:r>
@@ -2979,7 +2979,7 @@
           <w:color w:val="000000"/>
           <w:kern w:val="0"/>
           <w:lang w:eastAsia="es-ES"/>
-          <w14:ligatures w14:val="none"/>
+          <ns2:ligatures ns2:val="none"/>
         </w:rPr>
         <w:t>su madre</w:t>
       </w:r>
@@ -2989,7 +2989,7 @@
           <w:color w:val="000000"/>
           <w:kern w:val="0"/>
           <w:lang w:eastAsia="es-ES"/>
-          <w14:ligatures w14:val="none"/>
+          <ns2:ligatures ns2:val="none"/>
         </w:rPr>
         <w:t>, en la que consignó el monto abonado y un valor asegurado de US$ 25 000,0</w:t>
       </w:r>
@@ -2999,7 +2999,7 @@
           <w:color w:val="000000"/>
           <w:kern w:val="0"/>
           <w:lang w:eastAsia="es-ES"/>
-          <w14:ligatures w14:val="none"/>
+          <ns2:ligatures ns2:val="none"/>
         </w:rPr>
         <w:t>0</w:t>
       </w:r>
@@ -3009,7 +3009,7 @@
           <w:color w:val="000000"/>
           <w:kern w:val="0"/>
           <w:lang w:eastAsia="es-ES"/>
-          <w14:ligatures w14:val="none"/>
+          <ns2:ligatures ns2:val="none"/>
         </w:rPr>
         <w:t xml:space="preserve"> sin detallar el sustento de cálculo requerido</w:t>
       </w:r>
@@ -3019,7 +3019,7 @@
           <w:color w:val="000000"/>
           <w:kern w:val="0"/>
           <w:lang w:eastAsia="es-ES"/>
-          <w14:ligatures w14:val="none"/>
+          <ns2:ligatures ns2:val="none"/>
         </w:rPr>
         <w:t>, cuyo valor era distinto al que figuraba en la póliza del Seguro de Vida</w:t>
       </w:r>
@@ -3029,12 +3029,12 @@
           <w:color w:val="000000"/>
           <w:kern w:val="0"/>
           <w:lang w:eastAsia="es-ES"/>
-          <w14:ligatures w14:val="none"/>
+          <ns2:ligatures ns2:val="none"/>
         </w:rPr>
         <w:t xml:space="preserve">. </w:t>
       </w:r>
     </w:p>
-    <w:p>
+    <w:p ns2:paraId="1038CE43" ns2:textId="77777777">
       <w:pPr>
         <w:pStyle w:val="Prrafodelista"/>
         <w:spacing w:after="0" w:line="240" w:lineRule="auto"/>
@@ -3045,11 +3045,11 @@
           <w:color w:val="000000"/>
           <w:kern w:val="0"/>
           <w:lang w:eastAsia="es-ES"/>
-          <w14:ligatures w14:val="none"/>
-        </w:rPr>
-      </w:pPr>
-    </w:p>
-    <w:p>
+          <ns2:ligatures ns2:val="none"/>
+        </w:rPr>
+      </w:pPr>
+    </w:p>
+    <w:p ns2:paraId="6E4D9A7B" ns2:textId="39ACB1C5">
       <w:pPr>
         <w:pStyle w:val="Prrafodelista"/>
         <w:numPr>
@@ -3067,16 +3067,16 @@
           <w:color w:val="000000"/>
           <w:kern w:val="0"/>
           <w:lang w:eastAsia="es-ES"/>
-          <w14:ligatures w14:val="none"/>
-        </w:rPr>
-      </w:pPr>
-      <w:r>
-        <w:rPr>
-          <w:rFonts w:ascii="Arial Narrow" w:eastAsia="Times New Roman" w:hAnsi="Arial Narrow" w:cs="Arial"/>
-          <w:color w:val="000000"/>
-          <w:kern w:val="0"/>
-          <w:lang w:eastAsia="es-ES"/>
-          <w14:ligatures w14:val="none"/>
+          <ns2:ligatures ns2:val="none"/>
+        </w:rPr>
+      </w:pPr>
+      <w:r>
+        <w:rPr>
+          <w:rFonts w:ascii="Arial Narrow" w:eastAsia="Times New Roman" w:hAnsi="Arial Narrow" w:cs="Arial"/>
+          <w:color w:val="000000"/>
+          <w:kern w:val="0"/>
+          <w:lang w:eastAsia="es-ES"/>
+          <ns2:ligatures ns2:val="none"/>
         </w:rPr>
         <w:t xml:space="preserve">El </w:t>
       </w:r>
@@ -3086,7 +3086,7 @@
           <w:color w:val="000000"/>
           <w:kern w:val="0"/>
           <w:lang w:eastAsia="es-ES"/>
-          <w14:ligatures w14:val="none"/>
+          <ns2:ligatures ns2:val="none"/>
         </w:rPr>
         <w:t>6 de octubre de 2024</w:t>
       </w:r>
@@ -3096,7 +3096,7 @@
           <w:color w:val="000000"/>
           <w:kern w:val="0"/>
           <w:lang w:eastAsia="es-ES"/>
-          <w14:ligatures w14:val="none"/>
+          <ns2:ligatures ns2:val="none"/>
         </w:rPr>
         <w:t xml:space="preserve">, </w:t>
       </w:r>
@@ -3106,7 +3106,7 @@
           <w:color w:val="000000"/>
           <w:kern w:val="0"/>
           <w:lang w:eastAsia="es-ES"/>
-          <w14:ligatures w14:val="none"/>
+          <ns2:ligatures ns2:val="none"/>
         </w:rPr>
         <w:t>los proveedores denunciaron remitieron una</w:t>
       </w:r>
@@ -3116,7 +3116,7 @@
           <w:color w:val="000000"/>
           <w:kern w:val="0"/>
           <w:lang w:eastAsia="es-ES"/>
-          <w14:ligatures w14:val="none"/>
+          <ns2:ligatures ns2:val="none"/>
         </w:rPr>
         <w:t xml:space="preserve"> </w:t>
       </w:r>
@@ -3126,7 +3126,7 @@
           <w:color w:val="000000"/>
           <w:kern w:val="0"/>
           <w:lang w:eastAsia="es-ES"/>
-          <w14:ligatures w14:val="none"/>
+          <ns2:ligatures ns2:val="none"/>
         </w:rPr>
         <w:t>copia de la póliza</w:t>
       </w:r>
@@ -3136,7 +3136,7 @@
           <w:color w:val="000000"/>
           <w:kern w:val="0"/>
           <w:lang w:eastAsia="es-ES"/>
-          <w14:ligatures w14:val="none"/>
+          <ns2:ligatures ns2:val="none"/>
         </w:rPr>
         <w:t xml:space="preserve"> del Seguro de Vida</w:t>
       </w:r>
@@ -3146,7 +3146,7 @@
           <w:color w:val="000000"/>
           <w:kern w:val="0"/>
           <w:lang w:eastAsia="es-ES"/>
-          <w14:ligatures w14:val="none"/>
+          <ns2:ligatures ns2:val="none"/>
         </w:rPr>
         <w:t xml:space="preserve">, la tabla de valores asegurados y las condiciones aplicables, para sustentar el cálculo del rescate y del eventual saldo pendiente. </w:t>
       </w:r>
@@ -3156,12 +3156,12 @@
           <w:color w:val="000000"/>
           <w:kern w:val="0"/>
           <w:lang w:eastAsia="es-ES"/>
-          <w14:ligatures w14:val="none"/>
+          <ns2:ligatures ns2:val="none"/>
         </w:rPr>
         <w:t xml:space="preserve"> </w:t>
       </w:r>
     </w:p>
-    <w:p>
+    <w:p ns2:paraId="322C5F17" ns2:textId="77777777">
       <w:pPr>
         <w:pStyle w:val="Prrafodelista"/>
         <w:spacing w:after="0" w:line="240" w:lineRule="auto"/>
@@ -3172,11 +3172,11 @@
           <w:color w:val="000000"/>
           <w:kern w:val="0"/>
           <w:lang w:eastAsia="es-ES"/>
-          <w14:ligatures w14:val="none"/>
-        </w:rPr>
-      </w:pPr>
-    </w:p>
-    <w:p>
+          <ns2:ligatures ns2:val="none"/>
+        </w:rPr>
+      </w:pPr>
+    </w:p>
+    <w:p ns2:paraId="6B48B950" ns2:textId="55F1CF2A">
       <w:pPr>
         <w:pStyle w:val="Prrafodelista"/>
         <w:numPr>
@@ -3194,16 +3194,16 @@
           <w:color w:val="000000"/>
           <w:kern w:val="0"/>
           <w:lang w:eastAsia="es-ES"/>
-          <w14:ligatures w14:val="none"/>
-        </w:rPr>
-      </w:pPr>
-      <w:r>
-        <w:rPr>
-          <w:rFonts w:ascii="Arial Narrow" w:eastAsia="Times New Roman" w:hAnsi="Arial Narrow" w:cs="Arial"/>
-          <w:color w:val="000000"/>
-          <w:kern w:val="0"/>
-          <w:lang w:eastAsia="es-ES"/>
-          <w14:ligatures w14:val="none"/>
+          <ns2:ligatures ns2:val="none"/>
+        </w:rPr>
+      </w:pPr>
+      <w:r>
+        <w:rPr>
+          <w:rFonts w:ascii="Arial Narrow" w:eastAsia="Times New Roman" w:hAnsi="Arial Narrow" w:cs="Arial"/>
+          <w:color w:val="000000"/>
+          <w:kern w:val="0"/>
+          <w:lang w:eastAsia="es-ES"/>
+          <ns2:ligatures ns2:val="none"/>
         </w:rPr>
         <w:t xml:space="preserve">El </w:t>
       </w:r>
@@ -3213,7 +3213,7 @@
           <w:color w:val="000000"/>
           <w:kern w:val="0"/>
           <w:lang w:eastAsia="es-ES"/>
-          <w14:ligatures w14:val="none"/>
+          <ns2:ligatures ns2:val="none"/>
         </w:rPr>
         <w:t>22 de octubre de 2024</w:t>
       </w:r>
@@ -3223,7 +3223,7 @@
           <w:color w:val="000000"/>
           <w:kern w:val="0"/>
           <w:lang w:eastAsia="es-ES"/>
-          <w14:ligatures w14:val="none"/>
+          <ns2:ligatures ns2:val="none"/>
         </w:rPr>
         <w:t>, s</w:t>
       </w:r>
@@ -3233,7 +3233,7 @@
           <w:color w:val="000000"/>
           <w:kern w:val="0"/>
           <w:lang w:eastAsia="es-ES"/>
-          <w14:ligatures w14:val="none"/>
+          <ns2:ligatures ns2:val="none"/>
         </w:rPr>
         <w:t>e realizó audiencia de conciliación en el procedimiento iniciado ante Indecopi</w:t>
       </w:r>
@@ -3243,7 +3243,7 @@
           <w:color w:val="000000"/>
           <w:kern w:val="0"/>
           <w:lang w:eastAsia="es-ES"/>
-          <w14:ligatures w14:val="none"/>
+          <ns2:ligatures ns2:val="none"/>
         </w:rPr>
         <w:t xml:space="preserve"> en la que</w:t>
       </w:r>
@@ -3253,7 +3253,7 @@
           <w:color w:val="000000"/>
           <w:kern w:val="0"/>
           <w:lang w:eastAsia="es-ES"/>
-          <w14:ligatures w14:val="none"/>
+          <ns2:ligatures ns2:val="none"/>
         </w:rPr>
         <w:t xml:space="preserve"> </w:t>
       </w:r>
@@ -3263,7 +3263,7 @@
           <w:color w:val="000000"/>
           <w:kern w:val="0"/>
           <w:lang w:val="es-ES" w:eastAsia="es-ES"/>
-          <w14:ligatures w14:val="none"/>
+          <ns2:ligatures ns2:val="none"/>
         </w:rPr>
         <w:t>los proveedores denunciados</w:t>
       </w:r>
@@ -3273,7 +3273,7 @@
           <w:color w:val="000000"/>
           <w:kern w:val="0"/>
           <w:lang w:eastAsia="es-ES"/>
-          <w14:ligatures w14:val="none"/>
+          <ns2:ligatures ns2:val="none"/>
         </w:rPr>
         <w:t xml:space="preserve"> </w:t>
       </w:r>
@@ -3283,7 +3283,7 @@
           <w:color w:val="000000"/>
           <w:kern w:val="0"/>
           <w:lang w:eastAsia="es-ES"/>
-          <w14:ligatures w14:val="none"/>
+          <ns2:ligatures ns2:val="none"/>
         </w:rPr>
         <w:t xml:space="preserve">no </w:t>
       </w:r>
@@ -3293,7 +3293,7 @@
           <w:color w:val="000000"/>
           <w:kern w:val="0"/>
           <w:lang w:eastAsia="es-ES"/>
-          <w14:ligatures w14:val="none"/>
+          <ns2:ligatures ns2:val="none"/>
         </w:rPr>
         <w:t>presentaron</w:t>
       </w:r>
@@ -3303,7 +3303,7 @@
           <w:color w:val="000000"/>
           <w:kern w:val="0"/>
           <w:lang w:eastAsia="es-ES"/>
-          <w14:ligatures w14:val="none"/>
+          <ns2:ligatures ns2:val="none"/>
         </w:rPr>
         <w:t xml:space="preserve"> una liquidación clara de los montos de rescate; persistió la discrepancia entre el valor asegurado de US$ 25 000,00 indicado y el de US$ 40 000,00 que figuraba en la póliza</w:t>
       </w:r>
@@ -3313,7 +3313,7 @@
           <w:color w:val="000000"/>
           <w:kern w:val="0"/>
           <w:lang w:eastAsia="es-ES"/>
-          <w14:ligatures w14:val="none"/>
+          <ns2:ligatures ns2:val="none"/>
         </w:rPr>
         <w:t xml:space="preserve"> del Seguro de Vida</w:t>
       </w:r>
@@ -3323,12 +3323,12 @@
           <w:color w:val="000000"/>
           <w:kern w:val="0"/>
           <w:lang w:eastAsia="es-ES"/>
-          <w14:ligatures w14:val="none"/>
+          <ns2:ligatures ns2:val="none"/>
         </w:rPr>
         <w:t xml:space="preserve">. </w:t>
       </w:r>
     </w:p>
-    <w:p>
+    <w:p ns2:paraId="76630485" ns2:textId="77777777">
       <w:pPr>
         <w:tabs>
           <w:tab w:val="left" w:pos="1134"/>
@@ -3340,11 +3340,11 @@
           <w:color w:val="000000"/>
           <w:kern w:val="0"/>
           <w:lang w:eastAsia="es-ES"/>
-          <w14:ligatures w14:val="none"/>
-        </w:rPr>
-      </w:pPr>
-    </w:p>
-    <w:p>
+          <ns2:ligatures ns2:val="none"/>
+        </w:rPr>
+      </w:pPr>
+    </w:p>
+    <w:p ns2:paraId="4FB15987" ns2:textId="7AF45A46">
       <w:pPr>
         <w:numPr>
           <w:ilvl w:val="1"/>
@@ -3362,7 +3362,7 @@
           <w:color w:val="000000"/>
           <w:kern w:val="0"/>
           <w:lang w:val="es-ES" w:eastAsia="es-ES"/>
-          <w14:ligatures w14:val="none"/>
+          <ns2:ligatures ns2:val="none"/>
         </w:rPr>
       </w:pPr>
       <w:r>
@@ -3371,7 +3371,7 @@
           <w:color w:val="000000"/>
           <w:kern w:val="0"/>
           <w:lang w:val="es-ES" w:eastAsia="es-ES"/>
-          <w14:ligatures w14:val="none"/>
+          <ns2:ligatures ns2:val="none"/>
         </w:rPr>
         <w:t xml:space="preserve">El señor [APELLIDO] [APELLIDO] , el señor [APELLIDO] [APELLIDO] , el señor [APELLIDO] [APELLIDO] , la señora [APELLIDO] [APELLIDO] , el señor [APELLIDO] [APELLIDO] Sanchez y la señora [APELLIDO] [APELLIDO] , solicitaron, en calidad de medida correctiva, que los proveedores denunciados cumplan con realizar la devolución del saldo pendiente del rescate por US$ 9 031,50, que proviene de un valor de rescate total de US$ 18 894,00 menos el monto ya abonado de US$ 9 862,50 y realizar el pago de intereses compensatorios sobre dicho monto según la tasa legal efectiva en moneda extranjera de 3.437%, que se estima en US$ 310,41 (calculada el 18 de septiembre de 2025). Asimismo, requirieron el reembolso de costos y costas del presente procedimiento.</w:t>
       </w:r>
@@ -3381,7 +3381,7 @@
           <w:color w:val="000000"/>
           <w:kern w:val="0"/>
           <w:lang w:val="es-ES" w:eastAsia="es-ES"/>
-          <w14:ligatures w14:val="none"/>
+          <ns2:ligatures ns2:val="none"/>
         </w:rPr>
         <w:t xml:space="preserve"/>
       </w:r>
@@ -3392,7 +3392,7 @@
           <w:color w:val="000000"/>
           <w:kern w:val="0"/>
           <w:lang w:val="es-ES" w:eastAsia="es-ES"/>
-          <w14:ligatures w14:val="none"/>
+          <ns2:ligatures ns2:val="none"/>
         </w:rPr>
         <w:t/>
       </w:r>
@@ -3403,7 +3403,7 @@
           <w:color w:val="000000"/>
           <w:kern w:val="0"/>
           <w:lang w:val="es-ES" w:eastAsia="es-ES"/>
-          <w14:ligatures w14:val="none"/>
+          <ns2:ligatures ns2:val="none"/>
         </w:rPr>
         <w:t xml:space="preserve"/>
       </w:r>
@@ -3414,7 +3414,7 @@
           <w:color w:val="000000"/>
           <w:kern w:val="0"/>
           <w:lang w:val="es-ES" w:eastAsia="es-ES"/>
-          <w14:ligatures w14:val="none"/>
+          <ns2:ligatures ns2:val="none"/>
         </w:rPr>
         <w:t/>
       </w:r>
@@ -3425,7 +3425,7 @@
           <w:color w:val="000000"/>
           <w:kern w:val="0"/>
           <w:lang w:val="es-ES" w:eastAsia="es-ES"/>
-          <w14:ligatures w14:val="none"/>
+          <ns2:ligatures ns2:val="none"/>
         </w:rPr>
         <w:t xml:space="preserve"/>
       </w:r>
@@ -3436,7 +3436,7 @@
           <w:color w:val="000000"/>
           <w:kern w:val="0"/>
           <w:lang w:val="es-ES" w:eastAsia="es-ES"/>
-          <w14:ligatures w14:val="none"/>
+          <ns2:ligatures ns2:val="none"/>
         </w:rPr>
         <w:t/>
       </w:r>
@@ -3447,7 +3447,7 @@
           <w:color w:val="000000"/>
           <w:kern w:val="0"/>
           <w:lang w:val="es-ES" w:eastAsia="es-ES"/>
-          <w14:ligatures w14:val="none"/>
+          <ns2:ligatures ns2:val="none"/>
         </w:rPr>
         <w:t xml:space="preserve"/>
       </w:r>
@@ -3458,7 +3458,7 @@
           <w:color w:val="000000"/>
           <w:kern w:val="0"/>
           <w:lang w:val="es-ES" w:eastAsia="es-ES"/>
-          <w14:ligatures w14:val="none"/>
+          <ns2:ligatures ns2:val="none"/>
         </w:rPr>
         <w:t/>
       </w:r>
@@ -3469,7 +3469,7 @@
           <w:color w:val="000000"/>
           <w:kern w:val="0"/>
           <w:lang w:val="es-ES" w:eastAsia="es-ES"/>
-          <w14:ligatures w14:val="none"/>
+          <ns2:ligatures ns2:val="none"/>
         </w:rPr>
         <w:t xml:space="preserve"/>
       </w:r>
@@ -3480,7 +3480,7 @@
           <w:color w:val="000000"/>
           <w:kern w:val="0"/>
           <w:lang w:val="es-ES" w:eastAsia="es-ES"/>
-          <w14:ligatures w14:val="none"/>
+          <ns2:ligatures ns2:val="none"/>
         </w:rPr>
         <w:t/>
       </w:r>
@@ -3491,7 +3491,7 @@
           <w:color w:val="000000"/>
           <w:kern w:val="0"/>
           <w:lang w:val="es-ES" w:eastAsia="es-ES"/>
-          <w14:ligatures w14:val="none"/>
+          <ns2:ligatures ns2:val="none"/>
         </w:rPr>
         <w:t xml:space="preserve"/>
       </w:r>
@@ -3502,7 +3502,7 @@
           <w:color w:val="000000"/>
           <w:kern w:val="0"/>
           <w:lang w:val="es-ES" w:eastAsia="es-ES"/>
-          <w14:ligatures w14:val="none"/>
+          <ns2:ligatures ns2:val="none"/>
         </w:rPr>
         <w:t/>
       </w:r>
@@ -3513,7 +3513,7 @@
           <w:color w:val="000000"/>
           <w:kern w:val="0"/>
           <w:lang w:val="es-ES" w:eastAsia="es-ES"/>
-          <w14:ligatures w14:val="none"/>
+          <ns2:ligatures ns2:val="none"/>
         </w:rPr>
         <w:t xml:space="preserve"/>
       </w:r>
@@ -3524,7 +3524,7 @@
           <w:color w:val="000000"/>
           <w:kern w:val="0"/>
           <w:lang w:val="es-ES" w:eastAsia="es-ES"/>
-          <w14:ligatures w14:val="none"/>
+          <ns2:ligatures ns2:val="none"/>
         </w:rPr>
         <w:t/>
       </w:r>
@@ -3535,7 +3535,7 @@
           <w:color w:val="000000"/>
           <w:kern w:val="0"/>
           <w:lang w:val="es-ES" w:eastAsia="es-ES"/>
-          <w14:ligatures w14:val="none"/>
+          <ns2:ligatures ns2:val="none"/>
         </w:rPr>
         <w:t xml:space="preserve"/>
       </w:r>
@@ -3546,7 +3546,7 @@
           <w:color w:val="000000"/>
           <w:kern w:val="0"/>
           <w:lang w:val="es-ES" w:eastAsia="es-ES"/>
-          <w14:ligatures w14:val="none"/>
+          <ns2:ligatures ns2:val="none"/>
         </w:rPr>
         <w:t/>
       </w:r>
@@ -3557,7 +3557,7 @@
           <w:color w:val="000000"/>
           <w:kern w:val="0"/>
           <w:lang w:val="es-ES" w:eastAsia="es-ES"/>
-          <w14:ligatures w14:val="none"/>
+          <ns2:ligatures ns2:val="none"/>
         </w:rPr>
         <w:t xml:space="preserve"/>
       </w:r>
@@ -3568,7 +3568,7 @@
           <w:color w:val="000000"/>
           <w:kern w:val="0"/>
           <w:lang w:val="es-ES" w:eastAsia="es-ES"/>
-          <w14:ligatures w14:val="none"/>
+          <ns2:ligatures ns2:val="none"/>
         </w:rPr>
         <w:t/>
       </w:r>
@@ -3579,7 +3579,7 @@
           <w:color w:val="000000"/>
           <w:kern w:val="0"/>
           <w:lang w:val="es-ES" w:eastAsia="es-ES"/>
-          <w14:ligatures w14:val="none"/>
+          <ns2:ligatures ns2:val="none"/>
         </w:rPr>
         <w:t xml:space="preserve"/>
       </w:r>
@@ -3590,7 +3590,7 @@
           <w:color w:val="000000"/>
           <w:kern w:val="0"/>
           <w:lang w:val="es-ES" w:eastAsia="es-ES"/>
-          <w14:ligatures w14:val="none"/>
+          <ns2:ligatures ns2:val="none"/>
         </w:rPr>
         <w:t/>
       </w:r>
@@ -3601,7 +3601,7 @@
           <w:color w:val="000000"/>
           <w:kern w:val="0"/>
           <w:lang w:val="es-ES" w:eastAsia="es-ES"/>
-          <w14:ligatures w14:val="none"/>
+          <ns2:ligatures ns2:val="none"/>
         </w:rPr>
         <w:t xml:space="preserve"/>
       </w:r>
@@ -3611,7 +3611,7 @@
           <w:color w:val="000000"/>
           <w:kern w:val="0"/>
           <w:lang w:val="es-ES" w:eastAsia="es-ES"/>
-          <w14:ligatures w14:val="none"/>
+          <ns2:ligatures ns2:val="none"/>
         </w:rPr>
         <w:t/>
       </w:r>
@@ -3621,7 +3621,7 @@
           <w:color w:val="000000"/>
           <w:kern w:val="0"/>
           <w:lang w:val="es-ES" w:eastAsia="es-ES"/>
-          <w14:ligatures w14:val="none"/>
+          <ns2:ligatures ns2:val="none"/>
         </w:rPr>
         <w:t xml:space="preserve"/>
       </w:r>
@@ -3632,7 +3632,7 @@
           <w:color w:val="000000"/>
           <w:kern w:val="0"/>
           <w:lang w:val="es-ES" w:eastAsia="es-ES"/>
-          <w14:ligatures w14:val="none"/>
+          <ns2:ligatures ns2:val="none"/>
         </w:rPr>
         <w:t/>
       </w:r>
@@ -3642,7 +3642,7 @@
           <w:color w:val="000000"/>
           <w:kern w:val="0"/>
           <w:lang w:val="es-ES" w:eastAsia="es-ES"/>
-          <w14:ligatures w14:val="none"/>
+          <ns2:ligatures ns2:val="none"/>
         </w:rPr>
         <w:t xml:space="preserve"/>
       </w:r>
@@ -3652,7 +3652,7 @@
           <w:color w:val="000000"/>
           <w:kern w:val="0"/>
           <w:lang w:val="es-ES" w:eastAsia="es-ES"/>
-          <w14:ligatures w14:val="none"/>
+          <ns2:ligatures ns2:val="none"/>
         </w:rPr>
         <w:t/>
       </w:r>
@@ -3662,7 +3662,7 @@
           <w:color w:val="000000"/>
           <w:kern w:val="0"/>
           <w:lang w:val="es-ES" w:eastAsia="es-ES"/>
-          <w14:ligatures w14:val="none"/>
+          <ns2:ligatures ns2:val="none"/>
         </w:rPr>
         <w:t xml:space="preserve"/>
       </w:r>
@@ -3672,7 +3672,7 @@
           <w:color w:val="000000"/>
           <w:kern w:val="0"/>
           <w:lang w:val="es-ES" w:eastAsia="es-ES"/>
-          <w14:ligatures w14:val="none"/>
+          <ns2:ligatures ns2:val="none"/>
         </w:rPr>
         <w:t xml:space="preserve"/>
       </w:r>
@@ -3682,7 +3682,7 @@
           <w:color w:val="000000"/>
           <w:kern w:val="0"/>
           <w:lang w:val="es-ES" w:eastAsia="es-ES"/>
-          <w14:ligatures w14:val="none"/>
+          <ns2:ligatures ns2:val="none"/>
         </w:rPr>
         <w:t xml:space="preserve"/>
       </w:r>
@@ -3692,7 +3692,7 @@
           <w:color w:val="000000"/>
           <w:kern w:val="0"/>
           <w:lang w:val="es-ES" w:eastAsia="es-ES"/>
-          <w14:ligatures w14:val="none"/>
+          <ns2:ligatures ns2:val="none"/>
         </w:rPr>
         <w:t/>
       </w:r>
@@ -3702,7 +3702,7 @@
           <w:color w:val="000000"/>
           <w:kern w:val="0"/>
           <w:lang w:val="es-ES" w:eastAsia="es-ES"/>
-          <w14:ligatures w14:val="none"/>
+          <ns2:ligatures ns2:val="none"/>
         </w:rPr>
         <w:t xml:space="preserve"/>
       </w:r>
@@ -3712,7 +3712,7 @@
           <w:color w:val="000000"/>
           <w:kern w:val="0"/>
           <w:lang w:val="es-ES" w:eastAsia="es-ES"/>
-          <w14:ligatures w14:val="none"/>
+          <ns2:ligatures ns2:val="none"/>
         </w:rPr>
         <w:t xml:space="preserve"/>
       </w:r>
@@ -3722,7 +3722,7 @@
           <w:color w:val="000000"/>
           <w:kern w:val="0"/>
           <w:lang w:val="es-ES" w:eastAsia="es-ES"/>
-          <w14:ligatures w14:val="none"/>
+          <ns2:ligatures ns2:val="none"/>
         </w:rPr>
         <w:t/>
       </w:r>
@@ -3732,7 +3732,7 @@
           <w:color w:val="000000"/>
           <w:kern w:val="0"/>
           <w:lang w:val="es-ES" w:eastAsia="es-ES"/>
-          <w14:ligatures w14:val="none"/>
+          <ns2:ligatures ns2:val="none"/>
         </w:rPr>
         <w:t xml:space="preserve"/>
       </w:r>
@@ -3742,7 +3742,7 @@
           <w:color w:val="000000"/>
           <w:kern w:val="0"/>
           <w:lang w:val="es-ES" w:eastAsia="es-ES"/>
-          <w14:ligatures w14:val="none"/>
+          <ns2:ligatures ns2:val="none"/>
         </w:rPr>
         <w:t/>
       </w:r>
@@ -3752,7 +3752,7 @@
           <w:color w:val="000000"/>
           <w:kern w:val="0"/>
           <w:lang w:val="es-ES" w:eastAsia="es-ES"/>
-          <w14:ligatures w14:val="none"/>
+          <ns2:ligatures ns2:val="none"/>
         </w:rPr>
         <w:t xml:space="preserve"/>
       </w:r>
@@ -3762,7 +3762,7 @@
           <w:color w:val="000000"/>
           <w:kern w:val="0"/>
           <w:lang w:val="es-ES" w:eastAsia="es-ES"/>
-          <w14:ligatures w14:val="none"/>
+          <ns2:ligatures ns2:val="none"/>
         </w:rPr>
         <w:t xml:space="preserve"/>
       </w:r>
@@ -3772,7 +3772,7 @@
           <w:color w:val="000000"/>
           <w:kern w:val="0"/>
           <w:lang w:val="es-ES" w:eastAsia="es-ES"/>
-          <w14:ligatures w14:val="none"/>
+          <ns2:ligatures ns2:val="none"/>
         </w:rPr>
         <w:t xml:space="preserve"/>
       </w:r>
@@ -3782,7 +3782,7 @@
           <w:color w:val="000000"/>
           <w:kern w:val="0"/>
           <w:lang w:eastAsia="es-ES"/>
-          <w14:ligatures w14:val="none"/>
+          <ns2:ligatures ns2:val="none"/>
         </w:rPr>
         <w:t/>
       </w:r>
@@ -3792,7 +3792,7 @@
           <w:color w:val="000000"/>
           <w:kern w:val="0"/>
           <w:lang w:val="es-ES" w:eastAsia="es-ES"/>
-          <w14:ligatures w14:val="none"/>
+          <ns2:ligatures ns2:val="none"/>
         </w:rPr>
         <w:t/>
       </w:r>
@@ -3802,7 +3802,7 @@
           <w:color w:val="000000"/>
           <w:kern w:val="0"/>
           <w:lang w:val="es-ES" w:eastAsia="es-ES"/>
-          <w14:ligatures w14:val="none"/>
+          <ns2:ligatures ns2:val="none"/>
         </w:rPr>
         <w:t xml:space="preserve"/>
       </w:r>
@@ -3812,7 +3812,7 @@
           <w:color w:val="000000"/>
           <w:kern w:val="0"/>
           <w:lang w:val="es-ES" w:eastAsia="es-ES"/>
-          <w14:ligatures w14:val="none"/>
+          <ns2:ligatures ns2:val="none"/>
         </w:rPr>
         <w:t/>
       </w:r>
@@ -3822,7 +3822,7 @@
           <w:color w:val="000000"/>
           <w:kern w:val="0"/>
           <w:lang w:val="es-ES" w:eastAsia="es-ES"/>
-          <w14:ligatures w14:val="none"/>
+          <ns2:ligatures ns2:val="none"/>
         </w:rPr>
         <w:t xml:space="preserve"/>
       </w:r>
@@ -3832,13 +3832,13 @@
           <w:color w:val="000000"/>
           <w:kern w:val="0"/>
           <w:lang w:val="es-ES" w:eastAsia="es-ES"/>
-          <w14:ligatures w14:val="none"/>
+          <ns2:ligatures ns2:val="none"/>
         </w:rPr>
         <w:t/>
       </w:r>
     </w:p>
     <w:bookmarkEnd w:id="5"/>
-    <w:p>
+    <w:p ns2:paraId="61C46995" ns2:textId="77777777">
       <w:pPr>
         <w:spacing w:after="0" w:line="240" w:lineRule="auto"/>
         <w:contextualSpacing/>
@@ -3849,11 +3849,11 @@
           <w:color w:val="000000"/>
           <w:kern w:val="0"/>
           <w:lang w:eastAsia="es-PE"/>
-          <w14:ligatures w14:val="none"/>
-        </w:rPr>
-      </w:pPr>
-    </w:p>
-    <w:p>
+          <ns2:ligatures ns2:val="none"/>
+        </w:rPr>
+      </w:pPr>
+    </w:p>
+    <w:p ns2:paraId="4713554A" ns2:textId="77777777">
       <w:pPr>
         <w:pStyle w:val="Prrafodelista"/>
         <w:numPr>
@@ -3873,22 +3873,22 @@
           <w:color w:val="000000"/>
           <w:kern w:val="0"/>
           <w:lang w:eastAsia="es-PE"/>
-          <w14:ligatures w14:val="none"/>
-        </w:rPr>
-      </w:pPr>
-      <w:r>
-        <w:rPr>
-          <w:rFonts w:ascii="Arial Narrow" w:eastAsia="Arial Narrow" w:hAnsi="Arial Narrow" w:cs="Arial Narrow"/>
-          <w:b/>
-          <w:color w:val="000000"/>
-          <w:kern w:val="0"/>
-          <w:lang w:eastAsia="es-PE"/>
-          <w14:ligatures w14:val="none"/>
+          <ns2:ligatures ns2:val="none"/>
+        </w:rPr>
+      </w:pPr>
+      <w:r>
+        <w:rPr>
+          <w:rFonts w:ascii="Arial Narrow" w:eastAsia="Arial Narrow" w:hAnsi="Arial Narrow" w:cs="Arial Narrow"/>
+          <w:b/>
+          <w:color w:val="000000"/>
+          <w:kern w:val="0"/>
+          <w:lang w:eastAsia="es-PE"/>
+          <ns2:ligatures ns2:val="none"/>
         </w:rPr>
         <w:t>DE LA ADMISIÓN A TRÁMITE DE LA DENUNCIA</w:t>
       </w:r>
     </w:p>
-    <w:p>
+    <w:p ns2:paraId="4BBBE1C2" ns2:textId="77777777">
       <w:pPr>
         <w:spacing w:after="0" w:line="240" w:lineRule="auto"/>
         <w:ind w:left="567"/>
@@ -3900,11 +3900,11 @@
           <w:color w:val="000000"/>
           <w:kern w:val="0"/>
           <w:lang w:eastAsia="es-PE"/>
-          <w14:ligatures w14:val="none"/>
-        </w:rPr>
-      </w:pPr>
-    </w:p>
-    <w:p>
+          <ns2:ligatures ns2:val="none"/>
+        </w:rPr>
+      </w:pPr>
+    </w:p>
+    <w:p ns2:paraId="64B4971F" ns2:textId="68CF2AE2">
       <w:pPr>
         <w:pStyle w:val="Prrafodelista"/>
         <w:numPr>
@@ -3917,7 +3917,7 @@
         <w:rPr>
           <w:rFonts w:ascii="Arial Narrow" w:eastAsia="Arial Narrow" w:hAnsi="Arial Narrow" w:cs="Arial Narrow"/>
           <w:kern w:val="0"/>
-          <w14:ligatures w14:val="none"/>
+          <ns2:ligatures ns2:val="none"/>
         </w:rPr>
       </w:pPr>
       <w:bookmarkStart w:id="6" w:name="_Hlk140755208"/>
@@ -3929,7 +3929,7 @@
           <w:color w:val="000000"/>
           <w:kern w:val="0"/>
           <w:lang w:eastAsia="es-PE"/>
-          <w14:ligatures w14:val="none"/>
+          <ns2:ligatures ns2:val="none"/>
         </w:rPr>
         <w:t xml:space="preserve">La Secretaría </w:t>
       </w:r>
@@ -3942,7 +3942,7 @@
           <w:color w:val="000000"/>
           <w:kern w:val="0"/>
           <w:lang w:eastAsia="es-PE"/>
-          <w14:ligatures w14:val="none"/>
+          <ns2:ligatures ns2:val="none"/>
         </w:rPr>
         <w:t>Técnica de la Comisión de Protección al Consumidor 1 (en adelante, la Secretaría Técnica), en ejercicio de sus facultades</w:t>
       </w:r>
@@ -3952,7 +3952,7 @@
           <w:rFonts w:ascii="Arial Narrow" w:eastAsia="Arial Narrow" w:hAnsi="Arial Narrow" w:cs="Arial Narrow"/>
           <w:kern w:val="0"/>
           <w:vertAlign w:val="superscript"/>
-          <w14:ligatures w14:val="none"/>
+          <ns2:ligatures ns2:val="none"/>
         </w:rPr>
         <w:footnoteReference w:id="2"/>
       </w:r>
@@ -3962,7 +3962,7 @@
           <w:color w:val="000000"/>
           <w:kern w:val="0"/>
           <w:lang w:eastAsia="es-PE"/>
-          <w14:ligatures w14:val="none"/>
+          <ns2:ligatures ns2:val="none"/>
         </w:rPr>
         <w:t xml:space="preserve">, considera </w:t>
       </w:r>
@@ -3970,7 +3970,7 @@
         <w:rPr>
           <w:rFonts w:ascii="Arial Narrow" w:eastAsia="Arial Narrow" w:hAnsi="Arial Narrow" w:cs="Arial Narrow"/>
           <w:kern w:val="0"/>
-          <w14:ligatures w14:val="none"/>
+          <ns2:ligatures ns2:val="none"/>
         </w:rPr>
         <w:t xml:space="preserve">que el hecho denunciado, </w:t>
       </w:r>
@@ -3978,7 +3978,7 @@
         <w:rPr>
           <w:rFonts w:ascii="Arial Narrow" w:eastAsia="Arial Narrow" w:hAnsi="Arial Narrow" w:cs="Arial Narrow"/>
           <w:kern w:val="0"/>
-          <w14:ligatures w14:val="none"/>
+          <ns2:ligatures ns2:val="none"/>
         </w:rPr>
         <w:t xml:space="preserve">consistente en que </w:t>
       </w:r>
@@ -3988,7 +3988,7 @@
           <w:color w:val="000000"/>
           <w:kern w:val="0"/>
           <w:lang w:val="es-ES" w:eastAsia="es-ES"/>
-          <w14:ligatures w14:val="none"/>
+          <ns2:ligatures ns2:val="none"/>
         </w:rPr>
         <w:lastRenderedPageBreak/>
         <w:t>los proveedores denunciados no habrían cumplido con brindar una respuesta a la solicitud presentada por la parte denunciante el 19 de julio de 2024</w:t>
@@ -3997,7 +3997,7 @@
         <w:rPr>
           <w:rFonts w:ascii="Arial Narrow" w:eastAsia="Arial Narrow" w:hAnsi="Arial Narrow" w:cs="Arial Narrow"/>
           <w:kern w:val="0"/>
-          <w14:ligatures w14:val="none"/>
+          <ns2:ligatures ns2:val="none"/>
         </w:rPr>
         <w:t>; involucraría una presunta afectación a sus expectativas, quien no habría encontrado una correspondencia entre lo que esperaba recibir de parte del proveedor y lo que realmente recibió. Por consiguiente, corresponde calificar el hecho materia de denuncia como una presunta infracción al deber de idoneidad, tipificado en los artículos 18</w:t>
       </w:r>
@@ -4007,7 +4007,7 @@
           <w:color w:val="000000"/>
           <w:kern w:val="0"/>
           <w:lang w:eastAsia="es-PE"/>
-          <w14:ligatures w14:val="none"/>
+          <ns2:ligatures ns2:val="none"/>
         </w:rPr>
         <w:t/>
       </w:r>
@@ -4015,7 +4015,7 @@
         <w:rPr>
           <w:rFonts w:ascii="Arial Narrow" w:eastAsia="Arial Narrow" w:hAnsi="Arial Narrow" w:cs="Arial Narrow"/>
           <w:kern w:val="0"/>
-          <w14:ligatures w14:val="none"/>
+          <ns2:ligatures ns2:val="none"/>
         </w:rPr>
         <w:t xml:space="preserve"> y 19</w:t>
       </w:r>
@@ -4025,7 +4025,7 @@
           <w:color w:val="000000"/>
           <w:kern w:val="0"/>
           <w:lang w:eastAsia="es-PE"/>
-          <w14:ligatures w14:val="none"/>
+          <ns2:ligatures ns2:val="none"/>
         </w:rPr>
         <w:t/>
       </w:r>
@@ -4033,7 +4033,7 @@
         <w:rPr>
           <w:rFonts w:ascii="Arial Narrow" w:eastAsia="Arial Narrow" w:hAnsi="Arial Narrow" w:cs="Arial Narrow"/>
           <w:kern w:val="0"/>
-          <w14:ligatures w14:val="none"/>
+          <ns2:ligatures ns2:val="none"/>
         </w:rPr>
         <w:t xml:space="preserve"> del Código</w:t>
       </w:r>
@@ -4044,7 +4044,7 @@
           <w:rFonts w:ascii="Arial Narrow" w:eastAsia="Arial Narrow" w:hAnsi="Arial Narrow" w:cs="Arial"/>
           <w:kern w:val="0"/>
           <w:vertAlign w:val="superscript"/>
-          <w14:ligatures w14:val="none"/>
+          <ns2:ligatures ns2:val="none"/>
         </w:rPr>
         <w:footnoteReference w:id="3"/>
       </w:r>
@@ -4052,13 +4052,13 @@
         <w:rPr>
           <w:rFonts w:ascii="Arial Narrow" w:eastAsia="Arial Narrow" w:hAnsi="Arial Narrow" w:cs="Arial Narrow"/>
           <w:kern w:val="0"/>
-          <w14:ligatures w14:val="none"/>
+          <ns2:ligatures ns2:val="none"/>
         </w:rPr>
         <w:t>.</w:t>
       </w:r>
       <w:bookmarkEnd w:id="9"/>
     </w:p>
-    <w:p>
+    <w:p ns2:paraId="20FCD30F" ns2:textId="77777777">
       <w:pPr>
         <w:pStyle w:val="Prrafodelista"/>
         <w:spacing w:after="0" w:line="240" w:lineRule="auto"/>
@@ -4067,11 +4067,11 @@
         <w:rPr>
           <w:rFonts w:ascii="Arial Narrow" w:eastAsia="Arial Narrow" w:hAnsi="Arial Narrow" w:cs="Arial Narrow"/>
           <w:kern w:val="0"/>
-          <w14:ligatures w14:val="none"/>
-        </w:rPr>
-      </w:pPr>
-    </w:p>
-    <w:p>
+          <ns2:ligatures ns2:val="none"/>
+        </w:rPr>
+      </w:pPr>
+    </w:p>
+    <w:p ns2:paraId="7B3C687A" ns2:textId="2826296F">
       <w:pPr>
         <w:pStyle w:val="Prrafodelista"/>
         <w:numPr>
@@ -4084,14 +4084,14 @@
         <w:rPr>
           <w:rFonts w:ascii="Arial Narrow" w:eastAsia="Arial Narrow" w:hAnsi="Arial Narrow" w:cs="Arial Narrow"/>
           <w:kern w:val="0"/>
-          <w14:ligatures w14:val="none"/>
-        </w:rPr>
-      </w:pPr>
-      <w:r>
-        <w:rPr>
-          <w:rFonts w:ascii="Arial Narrow" w:eastAsia="Arial Narrow" w:hAnsi="Arial Narrow" w:cs="Arial Narrow"/>
-          <w:kern w:val="0"/>
-          <w14:ligatures w14:val="none"/>
+          <ns2:ligatures ns2:val="none"/>
+        </w:rPr>
+      </w:pPr>
+      <w:r>
+        <w:rPr>
+          <w:rFonts w:ascii="Arial Narrow" w:eastAsia="Arial Narrow" w:hAnsi="Arial Narrow" w:cs="Arial Narrow"/>
+          <w:kern w:val="0"/>
+          <ns2:ligatures ns2:val="none"/>
         </w:rPr>
         <w:t xml:space="preserve">Asimismo, la Secretaría Técnica, en ejercicio de sus facultades, considera que el hecho denunciado, consistente en que los proveedores denunciados habrían otorgado un monto menor y sin sustento por el rescate del Seguro de Vida Entera Pagos Limitados Edad 65 – Póliza 2002397 contratado por la señora [APELLIDO] [APELLIDO] [APELLIDO]; involucraría una presunta afectación a sus expectativas, quien no habría encontrado una correspondencia entre lo que esperaba recibir de parte del proveedor y lo que realmente recibió. Por consiguiente, corresponde calificar el hecho materia de denuncia como una presunta infracción al deber de idoneidad, tipificado en los artículos 18 y 19 del Código.</w:t>
       </w:r>
@@ -4099,7 +4099,7 @@
         <w:rPr>
           <w:rFonts w:ascii="Arial Narrow" w:eastAsia="Arial Narrow" w:hAnsi="Arial Narrow" w:cs="Arial Narrow"/>
           <w:kern w:val="0"/>
-          <w14:ligatures w14:val="none"/>
+          <ns2:ligatures ns2:val="none"/>
         </w:rPr>
         <w:t xml:space="preserve"/>
       </w:r>
@@ -4109,7 +4109,7 @@
           <w:color w:val="000000"/>
           <w:kern w:val="0"/>
           <w:lang w:eastAsia="es-PE"/>
-          <w14:ligatures w14:val="none"/>
+          <ns2:ligatures ns2:val="none"/>
         </w:rPr>
         <w:t xml:space="preserve"/>
       </w:r>
@@ -4117,7 +4117,7 @@
         <w:rPr>
           <w:rFonts w:ascii="Arial Narrow" w:eastAsia="Arial Narrow" w:hAnsi="Arial Narrow" w:cs="Arial Narrow"/>
           <w:kern w:val="0"/>
-          <w14:ligatures w14:val="none"/>
+          <ns2:ligatures ns2:val="none"/>
         </w:rPr>
         <w:t/>
       </w:r>
@@ -4127,7 +4127,7 @@
           <w:color w:val="000000"/>
           <w:kern w:val="0"/>
           <w:lang w:eastAsia="es-PE"/>
-          <w14:ligatures w14:val="none"/>
+          <ns2:ligatures ns2:val="none"/>
         </w:rPr>
         <w:t xml:space="preserve"/>
       </w:r>
@@ -4137,7 +4137,7 @@
           <w:color w:val="000000"/>
           <w:kern w:val="0"/>
           <w:lang w:val="es-ES" w:eastAsia="es-ES"/>
-          <w14:ligatures w14:val="none"/>
+          <ns2:ligatures ns2:val="none"/>
         </w:rPr>
         <w:t xml:space="preserve"/>
       </w:r>
@@ -4148,7 +4148,7 @@
           <w:color w:val="000000"/>
           <w:kern w:val="0"/>
           <w:lang w:val="es-ES" w:eastAsia="es-ES"/>
-          <w14:ligatures w14:val="none"/>
+          <ns2:ligatures ns2:val="none"/>
         </w:rPr>
         <w:t/>
       </w:r>
@@ -4159,7 +4159,7 @@
           <w:color w:val="000000"/>
           <w:kern w:val="0"/>
           <w:lang w:val="es-ES" w:eastAsia="es-ES"/>
-          <w14:ligatures w14:val="none"/>
+          <ns2:ligatures ns2:val="none"/>
         </w:rPr>
         <w:t xml:space="preserve"/>
       </w:r>
@@ -4170,7 +4170,7 @@
           <w:color w:val="000000"/>
           <w:kern w:val="0"/>
           <w:lang w:val="es-ES" w:eastAsia="es-ES"/>
-          <w14:ligatures w14:val="none"/>
+          <ns2:ligatures ns2:val="none"/>
         </w:rPr>
         <w:t/>
       </w:r>
@@ -4181,7 +4181,7 @@
           <w:color w:val="000000"/>
           <w:kern w:val="0"/>
           <w:lang w:val="es-ES" w:eastAsia="es-ES"/>
-          <w14:ligatures w14:val="none"/>
+          <ns2:ligatures ns2:val="none"/>
         </w:rPr>
         <w:t/>
       </w:r>
@@ -4189,12 +4189,12 @@
         <w:rPr>
           <w:rFonts w:ascii="Arial Narrow" w:eastAsia="Arial Narrow" w:hAnsi="Arial Narrow" w:cs="Arial Narrow"/>
           <w:kern w:val="0"/>
-          <w14:ligatures w14:val="none"/>
+          <ns2:ligatures ns2:val="none"/>
         </w:rPr>
         <w:t/>
       </w:r>
     </w:p>
-    <w:p>
+    <w:p ns2:paraId="2E7770E0" ns2:textId="77777777">
       <w:pPr>
         <w:pStyle w:val="Prrafodelista"/>
         <w:spacing w:after="0" w:line="240" w:lineRule="auto"/>
@@ -4204,11 +4204,11 @@
           <w:rFonts w:ascii="Arial Narrow" w:eastAsia="Calibri" w:hAnsi="Arial Narrow" w:cs="Arial Narrow"/>
           <w:kern w:val="0"/>
           <w:lang w:eastAsia="es-PE"/>
-          <w14:ligatures w14:val="none"/>
-        </w:rPr>
-      </w:pPr>
-    </w:p>
-    <w:p>
+          <ns2:ligatures ns2:val="none"/>
+        </w:rPr>
+      </w:pPr>
+    </w:p>
+    <w:p ns2:paraId="37321452" ns2:textId="77777777">
       <w:pPr>
         <w:pStyle w:val="Prrafodelista"/>
         <w:numPr>
@@ -4222,7 +4222,7 @@
           <w:rFonts w:ascii="Arial Narrow" w:eastAsia="Calibri" w:hAnsi="Arial Narrow" w:cs="Arial Narrow"/>
           <w:kern w:val="0"/>
           <w:lang w:eastAsia="es-PE"/>
-          <w14:ligatures w14:val="none"/>
+          <ns2:ligatures ns2:val="none"/>
         </w:rPr>
       </w:pPr>
       <w:r>
@@ -4231,7 +4231,7 @@
           <w:color w:val="000000"/>
           <w:kern w:val="0"/>
           <w:lang w:eastAsia="es-PE"/>
-          <w14:ligatures w14:val="none"/>
+          <ns2:ligatures ns2:val="none"/>
         </w:rPr>
         <w:t>En tanto la denuncia reúne los requisitos establecidos por la norma citada, corresponde admitirla a trámite</w:t>
       </w:r>
@@ -4241,7 +4241,7 @@
           <w:rFonts w:ascii="Arial Narrow" w:eastAsia="Arial Narrow" w:hAnsi="Arial Narrow" w:cs="Arial Narrow"/>
           <w:kern w:val="0"/>
           <w:vertAlign w:val="superscript"/>
-          <w14:ligatures w14:val="none"/>
+          <ns2:ligatures ns2:val="none"/>
         </w:rPr>
         <w:footnoteReference w:id="4"/>
       </w:r>
@@ -4251,12 +4251,12 @@
           <w:color w:val="000000"/>
           <w:kern w:val="0"/>
           <w:lang w:eastAsia="es-PE"/>
-          <w14:ligatures w14:val="none"/>
+          <ns2:ligatures ns2:val="none"/>
         </w:rPr>
         <w:t>.</w:t>
       </w:r>
     </w:p>
-    <w:p>
+    <w:p ns2:paraId="17426A8E" ns2:textId="77777777">
       <w:pPr>
         <w:spacing w:after="0" w:line="240" w:lineRule="auto"/>
         <w:ind w:left="567"/>
@@ -4267,11 +4267,11 @@
           <w:color w:val="000000"/>
           <w:kern w:val="0"/>
           <w:lang w:eastAsia="es-PE"/>
-          <w14:ligatures w14:val="none"/>
-        </w:rPr>
-      </w:pPr>
-    </w:p>
-    <w:p>
+          <ns2:ligatures ns2:val="none"/>
+        </w:rPr>
+      </w:pPr>
+    </w:p>
+    <w:p ns2:paraId="69FE781D" ns2:textId="77777777">
       <w:pPr>
         <w:pStyle w:val="Prrafodelista"/>
         <w:numPr>
@@ -4291,22 +4291,22 @@
           <w:color w:val="000000"/>
           <w:kern w:val="0"/>
           <w:lang w:eastAsia="es-PE"/>
-          <w14:ligatures w14:val="none"/>
-        </w:rPr>
-      </w:pPr>
-      <w:r>
-        <w:rPr>
-          <w:rFonts w:ascii="Arial Narrow" w:eastAsia="Arial Narrow" w:hAnsi="Arial Narrow" w:cs="Arial Narrow"/>
-          <w:b/>
-          <w:color w:val="000000"/>
-          <w:kern w:val="0"/>
-          <w:lang w:eastAsia="es-PE"/>
-          <w14:ligatures w14:val="none"/>
+          <ns2:ligatures ns2:val="none"/>
+        </w:rPr>
+      </w:pPr>
+      <w:r>
+        <w:rPr>
+          <w:rFonts w:ascii="Arial Narrow" w:eastAsia="Arial Narrow" w:hAnsi="Arial Narrow" w:cs="Arial Narrow"/>
+          <w:b/>
+          <w:color w:val="000000"/>
+          <w:kern w:val="0"/>
+          <w:lang w:eastAsia="es-PE"/>
+          <ns2:ligatures ns2:val="none"/>
         </w:rPr>
         <w:t>REQUERIMIENTO DE INFORMACION</w:t>
       </w:r>
     </w:p>
-    <w:p>
+    <w:p ns2:paraId="6252E905" ns2:textId="77777777">
       <w:pPr>
         <w:spacing w:after="0" w:line="240" w:lineRule="auto"/>
         <w:jc w:val="both"/>
@@ -4315,11 +4315,11 @@
           <w:color w:val="000000"/>
           <w:kern w:val="0"/>
           <w:lang w:val="es-ES" w:eastAsia="es-ES"/>
-          <w14:ligatures w14:val="none"/>
-        </w:rPr>
-      </w:pPr>
-    </w:p>
-    <w:p>
+          <ns2:ligatures ns2:val="none"/>
+        </w:rPr>
+      </w:pPr>
+    </w:p>
+    <w:p ns2:paraId="21C241A8" ns2:textId="12F68A87">
       <w:pPr>
         <w:pStyle w:val="Prrafodelista"/>
         <w:numPr>
@@ -4334,7 +4334,7 @@
           <w:color w:val="000000"/>
           <w:kern w:val="0"/>
           <w:lang w:val="es-ES" w:eastAsia="es-ES"/>
-          <w14:ligatures w14:val="none"/>
+          <ns2:ligatures ns2:val="none"/>
         </w:rPr>
       </w:pPr>
       <w:r>
@@ -4343,7 +4343,7 @@
           <w:color w:val="000000"/>
           <w:kern w:val="0"/>
           <w:lang w:val="es-ES" w:eastAsia="es-ES"/>
-          <w14:ligatures w14:val="none"/>
+          <ns2:ligatures ns2:val="none"/>
         </w:rPr>
         <w:t xml:space="preserve">A efectos de tener mayores elementos que sirvan para la resolución </w:t>
       </w:r>
@@ -4353,7 +4353,7 @@
           <w:color w:val="000000"/>
           <w:kern w:val="0"/>
           <w:lang w:val="es-ES" w:eastAsia="es-ES"/>
-          <w14:ligatures w14:val="none"/>
+          <ns2:ligatures ns2:val="none"/>
         </w:rPr>
         <w:t xml:space="preserve">definitiva del presente caso, la Secretaría Técnica, en ejercicio de las facultades que la ley le confiere, </w:t>
       </w:r>
@@ -4364,7 +4364,7 @@
           <w:color w:val="000000"/>
           <w:kern w:val="0"/>
           <w:lang w:val="es-ES" w:eastAsia="es-ES"/>
-          <w14:ligatures w14:val="none"/>
+          <ns2:ligatures ns2:val="none"/>
         </w:rPr>
         <w:t xml:space="preserve">conviene requerir a los proveedores denunciados </w:t>
       </w:r>
@@ -4375,7 +4375,7 @@
           <w:color w:val="000000"/>
           <w:kern w:val="0"/>
           <w:lang w:val="es-ES" w:eastAsia="es-ES"/>
-          <w14:ligatures w14:val="none"/>
+          <ns2:ligatures ns2:val="none"/>
         </w:rPr>
         <w:t>que</w:t>
       </w:r>
@@ -4385,7 +4385,7 @@
           <w:color w:val="000000"/>
           <w:kern w:val="0"/>
           <w:lang w:val="es-ES" w:eastAsia="es-ES"/>
-          <w14:ligatures w14:val="none"/>
+          <ns2:ligatures ns2:val="none"/>
         </w:rPr>
         <w:t xml:space="preserve">, en un plazo no mayor de cinco (5) días hábiles contado a partir del día siguiente de la notificación de la </w:t>
       </w:r>
@@ -4395,7 +4395,7 @@
           <w:color w:val="000000"/>
           <w:kern w:val="0"/>
           <w:lang w:val="es-ES" w:eastAsia="es-ES"/>
-          <w14:ligatures w14:val="none"/>
+          <ns2:ligatures ns2:val="none"/>
         </w:rPr>
         <w:t xml:space="preserve">presente resolución, </w:t>
       </w:r>
@@ -4406,7 +4406,7 @@
           <w:color w:val="000000"/>
           <w:kern w:val="0"/>
           <w:lang w:val="es-ES" w:eastAsia="es-ES"/>
-          <w14:ligatures w14:val="none"/>
+          <ns2:ligatures ns2:val="none"/>
         </w:rPr>
         <w:t>cumplan con lo siguiente:</w:t>
       </w:r>
@@ -4419,7 +4419,7 @@
           <w:color w:val="000000"/>
           <w:kern w:val="0"/>
           <w:lang w:val="es-ES" w:eastAsia="es-ES"/>
-          <w14:ligatures w14:val="none"/>
+          <ns2:ligatures ns2:val="none"/>
         </w:rPr>
         <w:t xml:space="preserve">(i) presentar una copia debidamente suscrita de la Póliza </w:t>
       </w:r>
@@ -4430,7 +4430,7 @@
           <w:color w:val="000000"/>
           <w:kern w:val="0"/>
           <w:lang w:val="es-ES" w:eastAsia="es-ES"/>
-          <w14:ligatures w14:val="none"/>
+          <ns2:ligatures ns2:val="none"/>
         </w:rPr>
         <w:t/>
       </w:r>
@@ -4441,7 +4441,7 @@
           <w:color w:val="000000"/>
           <w:kern w:val="0"/>
           <w:lang w:val="es-ES" w:eastAsia="es-ES"/>
-          <w14:ligatures w14:val="none"/>
+          <ns2:ligatures ns2:val="none"/>
         </w:rPr>
         <w:t xml:space="preserve"> 2002397 del Seguro de Vida Entera Pagos Limitados Edad 65 materia de denuncia, así como el cargo de remisión de la póliza; (</w:t>
       </w:r>
@@ -4452,7 +4452,7 @@
           <w:color w:val="000000"/>
           <w:kern w:val="0"/>
           <w:lang w:val="es-ES" w:eastAsia="es-ES"/>
-          <w14:ligatures w14:val="none"/>
+          <ns2:ligatures ns2:val="none"/>
         </w:rPr>
         <w:t>ii</w:t>
       </w:r>
@@ -4463,7 +4463,7 @@
           <w:color w:val="000000"/>
           <w:kern w:val="0"/>
           <w:lang w:val="es-ES" w:eastAsia="es-ES"/>
-          <w14:ligatures w14:val="none"/>
+          <ns2:ligatures ns2:val="none"/>
         </w:rPr>
         <w:t xml:space="preserve">) presentar la liquidación del rescate del Seguro de Vida Entera Pagos Limitados Edad 65 – Póliza </w:t>
       </w:r>
@@ -4474,7 +4474,7 @@
           <w:color w:val="000000"/>
           <w:kern w:val="0"/>
           <w:lang w:val="es-ES" w:eastAsia="es-ES"/>
-          <w14:ligatures w14:val="none"/>
+          <ns2:ligatures ns2:val="none"/>
         </w:rPr>
         <w:t/>
       </w:r>
@@ -4485,7 +4485,7 @@
           <w:color w:val="000000"/>
           <w:kern w:val="0"/>
           <w:lang w:val="es-ES" w:eastAsia="es-ES"/>
-          <w14:ligatures w14:val="none"/>
+          <ns2:ligatures ns2:val="none"/>
         </w:rPr>
         <w:t xml:space="preserve"> 2002397, en la cual se evidencie los montos abonados, descuentos, entre otros; y, (</w:t>
       </w:r>
@@ -4496,7 +4496,7 @@
           <w:color w:val="000000"/>
           <w:kern w:val="0"/>
           <w:lang w:val="es-ES" w:eastAsia="es-ES"/>
-          <w14:ligatures w14:val="none"/>
+          <ns2:ligatures ns2:val="none"/>
         </w:rPr>
         <w:t>iii</w:t>
       </w:r>
@@ -4507,7 +4507,7 @@
           <w:color w:val="000000"/>
           <w:kern w:val="0"/>
           <w:lang w:val="es-ES" w:eastAsia="es-ES"/>
-          <w14:ligatures w14:val="none"/>
+          <ns2:ligatures ns2:val="none"/>
         </w:rPr>
         <w:t>) señalar el monto otorgado a la contratante del seguro y el sustento correspondiente</w:t>
       </w:r>
@@ -4517,12 +4517,12 @@
           <w:color w:val="000000"/>
           <w:kern w:val="0"/>
           <w:lang w:val="es-ES" w:eastAsia="es-ES"/>
-          <w14:ligatures w14:val="none"/>
+          <ns2:ligatures ns2:val="none"/>
         </w:rPr>
         <w:t>.</w:t>
       </w:r>
     </w:p>
-    <w:p>
+    <w:p ns2:paraId="345D7F88" ns2:textId="77777777">
       <w:pPr>
         <w:pStyle w:val="Prrafodelista"/>
         <w:spacing w:after="0" w:line="240" w:lineRule="auto"/>
@@ -4533,12 +4533,12 @@
           <w:color w:val="000000"/>
           <w:kern w:val="0"/>
           <w:lang w:val="es-ES" w:eastAsia="es-ES"/>
-          <w14:ligatures w14:val="none"/>
+          <ns2:ligatures ns2:val="none"/>
         </w:rPr>
       </w:pPr>
     </w:p>
     <w:bookmarkEnd w:id="11"/>
-    <w:p>
+    <w:p ns2:paraId="76AC2520" ns2:textId="77777777">
       <w:pPr>
         <w:spacing w:after="0" w:line="240" w:lineRule="auto"/>
         <w:jc w:val="both"/>
@@ -4547,11 +4547,11 @@
           <w:color w:val="000000"/>
           <w:kern w:val="0"/>
           <w:lang w:val="es-ES" w:eastAsia="es-ES"/>
-          <w14:ligatures w14:val="none"/>
-        </w:rPr>
-      </w:pPr>
-    </w:p>
-    <w:p>
+          <ns2:ligatures ns2:val="none"/>
+        </w:rPr>
+      </w:pPr>
+    </w:p>
+    <w:p ns2:paraId="45192A8B" ns2:textId="77777777">
       <w:pPr>
         <w:pStyle w:val="Prrafodelista"/>
         <w:numPr>
@@ -4571,36 +4571,36 @@
           <w:color w:val="000000"/>
           <w:kern w:val="0"/>
           <w:lang w:eastAsia="es-PE"/>
-          <w14:ligatures w14:val="none"/>
-        </w:rPr>
-      </w:pPr>
-      <w:r>
-        <w:rPr>
-          <w:rFonts w:ascii="Arial Narrow" w:eastAsia="Arial Narrow" w:hAnsi="Arial Narrow" w:cs="Arial Narrow"/>
-          <w:b/>
-          <w:color w:val="000000"/>
-          <w:kern w:val="0"/>
-          <w:lang w:eastAsia="es-PE"/>
-          <w14:ligatures w14:val="none"/>
+          <ns2:ligatures ns2:val="none"/>
+        </w:rPr>
+      </w:pPr>
+      <w:r>
+        <w:rPr>
+          <w:rFonts w:ascii="Arial Narrow" w:eastAsia="Arial Narrow" w:hAnsi="Arial Narrow" w:cs="Arial Narrow"/>
+          <w:b/>
+          <w:color w:val="000000"/>
+          <w:kern w:val="0"/>
+          <w:lang w:eastAsia="es-PE"/>
+          <ns2:ligatures ns2:val="none"/>
         </w:rPr>
         <w:t xml:space="preserve">RESOLUCIÓN DE LA SECRETARÍA TÉCNICA </w:t>
       </w:r>
     </w:p>
-    <w:p>
-      <w:pPr>
-        <w:spacing w:after="0" w:line="240" w:lineRule="auto"/>
-        <w:jc w:val="both"/>
-        <w:rPr>
-          <w:rFonts w:ascii="Arial Narrow" w:eastAsia="Arial Narrow" w:hAnsi="Arial Narrow" w:cs="Arial Narrow"/>
-          <w:b/>
-          <w:color w:val="000000"/>
-          <w:kern w:val="0"/>
-          <w:lang w:eastAsia="es-PE"/>
-          <w14:ligatures w14:val="none"/>
-        </w:rPr>
-      </w:pPr>
-    </w:p>
-    <w:p>
+    <w:p ns2:paraId="71820251" ns2:textId="77777777">
+      <w:pPr>
+        <w:spacing w:after="0" w:line="240" w:lineRule="auto"/>
+        <w:jc w:val="both"/>
+        <w:rPr>
+          <w:rFonts w:ascii="Arial Narrow" w:eastAsia="Arial Narrow" w:hAnsi="Arial Narrow" w:cs="Arial Narrow"/>
+          <w:b/>
+          <w:color w:val="000000"/>
+          <w:kern w:val="0"/>
+          <w:lang w:eastAsia="es-PE"/>
+          <ns2:ligatures ns2:val="none"/>
+        </w:rPr>
+      </w:pPr>
+    </w:p>
+    <w:p ns2:paraId="5E432484" ns2:textId="4DC09DDB">
       <w:pPr>
         <w:spacing w:after="0" w:line="240" w:lineRule="auto"/>
         <w:jc w:val="both"/>
@@ -4609,17 +4609,17 @@
           <w:color w:val="000000"/>
           <w:kern w:val="0"/>
           <w:lang w:eastAsia="es-PE"/>
-          <w14:ligatures w14:val="none"/>
-        </w:rPr>
-      </w:pPr>
-      <w:r>
-        <w:rPr>
-          <w:rFonts w:ascii="Arial Narrow" w:eastAsia="Arial Narrow" w:hAnsi="Arial Narrow" w:cs="Arial Narrow"/>
-          <w:b/>
-          <w:color w:val="000000"/>
-          <w:kern w:val="0"/>
-          <w:lang w:eastAsia="es-PE"/>
-          <w14:ligatures w14:val="none"/>
+          <ns2:ligatures ns2:val="none"/>
+        </w:rPr>
+      </w:pPr>
+      <w:r>
+        <w:rPr>
+          <w:rFonts w:ascii="Arial Narrow" w:eastAsia="Arial Narrow" w:hAnsi="Arial Narrow" w:cs="Arial Narrow"/>
+          <w:b/>
+          <w:color w:val="000000"/>
+          <w:kern w:val="0"/>
+          <w:lang w:eastAsia="es-PE"/>
+          <ns2:ligatures ns2:val="none"/>
         </w:rPr>
         <w:lastRenderedPageBreak/>
         <w:t xml:space="preserve">PRIMERO: admitir a trámite la denuncia del 19 de setiembre del 2025, subsanado mediante escrito del 30 de octubre de 2025, interpuesta por el señor [APELLIDO] [APELLIDO] , el señor [APELLIDO] [APELLIDO] , el señor [APELLIDO] [APELLIDO] , la señora [APELLIDO] [APELLIDO] , el señor [APELLIDO] [APELLIDO] Sanchez y la señora [APELLIDO] [APELLIDO] , contra La Positiva Seguros y Reaseguros S.A.A. y La Positiva Vida Seguros y Reaseguros S.A., por lo siguiente:</w:t>
@@ -4631,7 +4631,7 @@
           <w:kern w:val="0"/>
           <w:shd w:val="clear" w:color="auto" w:fill="FFFFFF"/>
           <w:lang w:eastAsia="es-PE"/>
-          <w14:ligatures w14:val="none"/>
+          <ns2:ligatures ns2:val="none"/>
         </w:rPr>
         <w:t xml:space="preserve"/>
       </w:r>
@@ -4641,7 +4641,7 @@
           <w:color w:val="000000"/>
           <w:kern w:val="0"/>
           <w:lang w:val="es-ES" w:eastAsia="es-ES"/>
-          <w14:ligatures w14:val="none"/>
+          <ns2:ligatures ns2:val="none"/>
         </w:rPr>
         <w:t/>
       </w:r>
@@ -4651,7 +4651,7 @@
           <w:color w:val="000000"/>
           <w:kern w:val="0"/>
           <w:lang w:val="es-ES" w:eastAsia="es-ES"/>
-          <w14:ligatures w14:val="none"/>
+          <ns2:ligatures ns2:val="none"/>
         </w:rPr>
         <w:t xml:space="preserve"/>
       </w:r>
@@ -4662,7 +4662,7 @@
           <w:kern w:val="0"/>
           <w:shd w:val="clear" w:color="auto" w:fill="FFFFFF"/>
           <w:lang w:eastAsia="es-PE"/>
-          <w14:ligatures w14:val="none"/>
+          <ns2:ligatures ns2:val="none"/>
         </w:rPr>
         <w:t xml:space="preserve"/>
       </w:r>
@@ -4673,7 +4673,7 @@
           <w:kern w:val="0"/>
           <w:shd w:val="clear" w:color="auto" w:fill="FFFFFF"/>
           <w:lang w:eastAsia="es-PE"/>
-          <w14:ligatures w14:val="none"/>
+          <ns2:ligatures ns2:val="none"/>
         </w:rPr>
         <w:t xml:space="preserve"/>
       </w:r>
@@ -4684,7 +4684,7 @@
           <w:kern w:val="0"/>
           <w:shd w:val="clear" w:color="auto" w:fill="FFFFFF"/>
           <w:lang w:eastAsia="es-PE"/>
-          <w14:ligatures w14:val="none"/>
+          <ns2:ligatures ns2:val="none"/>
         </w:rPr>
         <w:t xml:space="preserve"/>
       </w:r>
@@ -4696,7 +4696,7 @@
           <w:kern w:val="0"/>
           <w:shd w:val="clear" w:color="auto" w:fill="FFFFFF"/>
           <w:lang w:eastAsia="es-PE"/>
-          <w14:ligatures w14:val="none"/>
+          <ns2:ligatures ns2:val="none"/>
         </w:rPr>
         <w:t/>
       </w:r>
@@ -4708,7 +4708,7 @@
           <w:kern w:val="0"/>
           <w:shd w:val="clear" w:color="auto" w:fill="FFFFFF"/>
           <w:lang w:eastAsia="es-PE"/>
-          <w14:ligatures w14:val="none"/>
+          <ns2:ligatures ns2:val="none"/>
         </w:rPr>
         <w:t xml:space="preserve"/>
       </w:r>
@@ -4720,7 +4720,7 @@
           <w:kern w:val="0"/>
           <w:shd w:val="clear" w:color="auto" w:fill="FFFFFF"/>
           <w:lang w:eastAsia="es-PE"/>
-          <w14:ligatures w14:val="none"/>
+          <ns2:ligatures ns2:val="none"/>
         </w:rPr>
         <w:t/>
       </w:r>
@@ -4732,7 +4732,7 @@
           <w:kern w:val="0"/>
           <w:shd w:val="clear" w:color="auto" w:fill="FFFFFF"/>
           <w:lang w:eastAsia="es-PE"/>
-          <w14:ligatures w14:val="none"/>
+          <ns2:ligatures ns2:val="none"/>
         </w:rPr>
         <w:t xml:space="preserve"/>
       </w:r>
@@ -4744,7 +4744,7 @@
           <w:kern w:val="0"/>
           <w:shd w:val="clear" w:color="auto" w:fill="FFFFFF"/>
           <w:lang w:eastAsia="es-PE"/>
-          <w14:ligatures w14:val="none"/>
+          <ns2:ligatures ns2:val="none"/>
         </w:rPr>
         <w:t/>
       </w:r>
@@ -4756,7 +4756,7 @@
           <w:kern w:val="0"/>
           <w:shd w:val="clear" w:color="auto" w:fill="FFFFFF"/>
           <w:lang w:eastAsia="es-PE"/>
-          <w14:ligatures w14:val="none"/>
+          <ns2:ligatures ns2:val="none"/>
         </w:rPr>
         <w:t xml:space="preserve"/>
       </w:r>
@@ -4768,7 +4768,7 @@
           <w:kern w:val="0"/>
           <w:shd w:val="clear" w:color="auto" w:fill="FFFFFF"/>
           <w:lang w:eastAsia="es-PE"/>
-          <w14:ligatures w14:val="none"/>
+          <ns2:ligatures ns2:val="none"/>
         </w:rPr>
         <w:t/>
       </w:r>
@@ -4780,7 +4780,7 @@
           <w:kern w:val="0"/>
           <w:shd w:val="clear" w:color="auto" w:fill="FFFFFF"/>
           <w:lang w:eastAsia="es-PE"/>
-          <w14:ligatures w14:val="none"/>
+          <ns2:ligatures ns2:val="none"/>
         </w:rPr>
         <w:t xml:space="preserve"/>
       </w:r>
@@ -4792,7 +4792,7 @@
           <w:kern w:val="0"/>
           <w:shd w:val="clear" w:color="auto" w:fill="FFFFFF"/>
           <w:lang w:eastAsia="es-PE"/>
-          <w14:ligatures w14:val="none"/>
+          <ns2:ligatures ns2:val="none"/>
         </w:rPr>
         <w:t/>
       </w:r>
@@ -4804,7 +4804,7 @@
           <w:kern w:val="0"/>
           <w:shd w:val="clear" w:color="auto" w:fill="FFFFFF"/>
           <w:lang w:eastAsia="es-PE"/>
-          <w14:ligatures w14:val="none"/>
+          <ns2:ligatures ns2:val="none"/>
         </w:rPr>
         <w:t xml:space="preserve"/>
       </w:r>
@@ -4816,7 +4816,7 @@
           <w:kern w:val="0"/>
           <w:shd w:val="clear" w:color="auto" w:fill="FFFFFF"/>
           <w:lang w:eastAsia="es-PE"/>
-          <w14:ligatures w14:val="none"/>
+          <ns2:ligatures ns2:val="none"/>
         </w:rPr>
         <w:t/>
       </w:r>
@@ -4828,7 +4828,7 @@
           <w:kern w:val="0"/>
           <w:shd w:val="clear" w:color="auto" w:fill="FFFFFF"/>
           <w:lang w:eastAsia="es-PE"/>
-          <w14:ligatures w14:val="none"/>
+          <ns2:ligatures ns2:val="none"/>
         </w:rPr>
         <w:t xml:space="preserve"/>
       </w:r>
@@ -4840,7 +4840,7 @@
           <w:kern w:val="0"/>
           <w:shd w:val="clear" w:color="auto" w:fill="FFFFFF"/>
           <w:lang w:eastAsia="es-PE"/>
-          <w14:ligatures w14:val="none"/>
+          <ns2:ligatures ns2:val="none"/>
         </w:rPr>
         <w:t/>
       </w:r>
@@ -4852,7 +4852,7 @@
           <w:kern w:val="0"/>
           <w:shd w:val="clear" w:color="auto" w:fill="FFFFFF"/>
           <w:lang w:eastAsia="es-PE"/>
-          <w14:ligatures w14:val="none"/>
+          <ns2:ligatures ns2:val="none"/>
         </w:rPr>
         <w:t xml:space="preserve"/>
       </w:r>
@@ -4864,7 +4864,7 @@
           <w:kern w:val="0"/>
           <w:shd w:val="clear" w:color="auto" w:fill="FFFFFF"/>
           <w:lang w:eastAsia="es-PE"/>
-          <w14:ligatures w14:val="none"/>
+          <ns2:ligatures ns2:val="none"/>
         </w:rPr>
         <w:t/>
       </w:r>
@@ -4876,7 +4876,7 @@
           <w:kern w:val="0"/>
           <w:shd w:val="clear" w:color="auto" w:fill="FFFFFF"/>
           <w:lang w:eastAsia="es-PE"/>
-          <w14:ligatures w14:val="none"/>
+          <ns2:ligatures ns2:val="none"/>
         </w:rPr>
         <w:t xml:space="preserve"/>
       </w:r>
@@ -4888,7 +4888,7 @@
           <w:kern w:val="0"/>
           <w:shd w:val="clear" w:color="auto" w:fill="FFFFFF"/>
           <w:lang w:eastAsia="es-PE"/>
-          <w14:ligatures w14:val="none"/>
+          <ns2:ligatures ns2:val="none"/>
         </w:rPr>
         <w:t/>
       </w:r>
@@ -4900,7 +4900,7 @@
           <w:kern w:val="0"/>
           <w:shd w:val="clear" w:color="auto" w:fill="FFFFFF"/>
           <w:lang w:eastAsia="es-PE"/>
-          <w14:ligatures w14:val="none"/>
+          <ns2:ligatures ns2:val="none"/>
         </w:rPr>
         <w:t xml:space="preserve"/>
       </w:r>
@@ -4912,7 +4912,7 @@
           <w:kern w:val="0"/>
           <w:shd w:val="clear" w:color="auto" w:fill="FFFFFF"/>
           <w:lang w:eastAsia="es-PE"/>
-          <w14:ligatures w14:val="none"/>
+          <ns2:ligatures ns2:val="none"/>
         </w:rPr>
         <w:t/>
       </w:r>
@@ -4924,7 +4924,7 @@
           <w:kern w:val="0"/>
           <w:shd w:val="clear" w:color="auto" w:fill="FFFFFF"/>
           <w:lang w:eastAsia="es-PE"/>
-          <w14:ligatures w14:val="none"/>
+          <ns2:ligatures ns2:val="none"/>
         </w:rPr>
         <w:t xml:space="preserve"/>
       </w:r>
@@ -4935,7 +4935,7 @@
           <w:kern w:val="0"/>
           <w:shd w:val="clear" w:color="auto" w:fill="FFFFFF"/>
           <w:lang w:eastAsia="es-PE"/>
-          <w14:ligatures w14:val="none"/>
+          <ns2:ligatures ns2:val="none"/>
         </w:rPr>
         <w:t xml:space="preserve"/>
       </w:r>
@@ -4946,7 +4946,7 @@
           <w:kern w:val="0"/>
           <w:shd w:val="clear" w:color="auto" w:fill="FFFFFF"/>
           <w:lang w:eastAsia="es-PE"/>
-          <w14:ligatures w14:val="none"/>
+          <ns2:ligatures ns2:val="none"/>
         </w:rPr>
         <w:t xml:space="preserve"/>
       </w:r>
@@ -4971,7 +4971,7 @@
           <w:kern w:val="0"/>
           <w:shd w:val="clear" w:color="auto" w:fill="FFFFFF"/>
           <w:lang w:eastAsia="es-PE"/>
-          <w14:ligatures w14:val="none"/>
+          <ns2:ligatures ns2:val="none"/>
         </w:rPr>
         <w:t xml:space="preserve"/>
       </w:r>
@@ -4982,12 +4982,12 @@
           <w:kern w:val="0"/>
           <w:shd w:val="clear" w:color="auto" w:fill="FFFFFF"/>
           <w:lang w:eastAsia="es-PE"/>
-          <w14:ligatures w14:val="none"/>
+          <ns2:ligatures ns2:val="none"/>
         </w:rPr>
         <w:t/>
       </w:r>
     </w:p>
-    <w:p>
+    <w:p ns2:paraId="50DCBB7C" ns2:textId="77777777">
       <w:pPr>
         <w:spacing w:after="0" w:line="240" w:lineRule="auto"/>
         <w:jc w:val="both"/>
@@ -4996,11 +4996,11 @@
           <w:color w:val="000000"/>
           <w:kern w:val="0"/>
           <w:lang w:eastAsia="es-PE"/>
-          <w14:ligatures w14:val="none"/>
-        </w:rPr>
-      </w:pPr>
-    </w:p>
-    <w:p>
+          <ns2:ligatures ns2:val="none"/>
+        </w:rPr>
+      </w:pPr>
+    </w:p>
+    <w:p ns2:paraId="3F117497" ns2:textId="59C3C079">
       <w:pPr>
         <w:pStyle w:val="Prrafodelista"/>
         <w:numPr>
@@ -5018,7 +5018,7 @@
           <w:rFonts w:ascii="Arial Narrow" w:eastAsia="Calibri" w:hAnsi="Arial Narrow" w:cs="Arial Narrow"/>
           <w:kern w:val="0"/>
           <w:lang w:eastAsia="es-PE"/>
-          <w14:ligatures w14:val="none"/>
+          <ns2:ligatures ns2:val="none"/>
         </w:rPr>
       </w:pPr>
       <w:r>
@@ -5027,7 +5027,7 @@
           <w:color w:val="000000"/>
           <w:kern w:val="0"/>
           <w:lang w:eastAsia="es-PE"/>
-          <w14:ligatures w14:val="none"/>
+          <ns2:ligatures ns2:val="none"/>
         </w:rPr>
         <w:t>Presunta</w:t>
       </w:r>
@@ -5037,7 +5037,7 @@
           <w:kern w:val="0"/>
           <w:shd w:val="clear" w:color="auto" w:fill="FFFFFF"/>
           <w:lang w:eastAsia="es-PE"/>
-          <w14:ligatures w14:val="none"/>
+          <ns2:ligatures ns2:val="none"/>
         </w:rPr>
         <w:t xml:space="preserve"> infracción a los artículos 18 y 19</w:t>
       </w:r>
@@ -5046,7 +5046,7 @@
           <w:rFonts w:ascii="Arial Narrow" w:eastAsia="Calibri" w:hAnsi="Arial Narrow" w:cs="Arial Narrow"/>
           <w:kern w:val="0"/>
           <w:lang w:eastAsia="es-PE"/>
-          <w14:ligatures w14:val="none"/>
+          <ns2:ligatures ns2:val="none"/>
         </w:rPr>
         <w:t xml:space="preserve"> de </w:t>
       </w:r>
@@ -5056,7 +5056,7 @@
           <w:kern w:val="0"/>
           <w:shd w:val="clear" w:color="auto" w:fill="FFFFFF"/>
           <w:lang w:eastAsia="es-PE"/>
-          <w14:ligatures w14:val="none"/>
+          <ns2:ligatures ns2:val="none"/>
         </w:rPr>
         <w:t xml:space="preserve">la Ley 29571, Código de Protección y Defensa del Consumidor, en tanto </w:t>
       </w:r>
@@ -5066,7 +5066,7 @@
           <w:color w:val="000000"/>
           <w:kern w:val="0"/>
           <w:lang w:val="es-ES" w:eastAsia="es-ES"/>
-          <w14:ligatures w14:val="none"/>
+          <ns2:ligatures ns2:val="none"/>
         </w:rPr>
         <w:t>los proveedores denunciados</w:t>
       </w:r>
@@ -5076,7 +5076,7 @@
           <w:kern w:val="0"/>
           <w:shd w:val="clear" w:color="auto" w:fill="FFFFFF"/>
           <w:lang w:eastAsia="es-PE"/>
-          <w14:ligatures w14:val="none"/>
+          <ns2:ligatures ns2:val="none"/>
         </w:rPr>
         <w:t xml:space="preserve"> </w:t>
       </w:r>
@@ -5086,7 +5086,7 @@
           <w:kern w:val="0"/>
           <w:shd w:val="clear" w:color="auto" w:fill="FFFFFF"/>
           <w:lang w:eastAsia="es-PE"/>
-          <w14:ligatures w14:val="none"/>
+          <ns2:ligatures ns2:val="none"/>
         </w:rPr>
         <w:t xml:space="preserve">no habrían </w:t>
       </w:r>
@@ -5096,7 +5096,7 @@
           <w:kern w:val="0"/>
           <w:shd w:val="clear" w:color="auto" w:fill="FFFFFF"/>
           <w:lang w:eastAsia="es-PE"/>
-          <w14:ligatures w14:val="none"/>
+          <ns2:ligatures ns2:val="none"/>
         </w:rPr>
         <w:t>cumplido con brindar una respuesta</w:t>
       </w:r>
@@ -5106,7 +5106,7 @@
           <w:kern w:val="0"/>
           <w:shd w:val="clear" w:color="auto" w:fill="FFFFFF"/>
           <w:lang w:eastAsia="es-PE"/>
-          <w14:ligatures w14:val="none"/>
+          <ns2:ligatures ns2:val="none"/>
         </w:rPr>
         <w:t xml:space="preserve"> </w:t>
       </w:r>
@@ -5116,7 +5116,7 @@
           <w:kern w:val="0"/>
           <w:shd w:val="clear" w:color="auto" w:fill="FFFFFF"/>
           <w:lang w:eastAsia="es-PE"/>
-          <w14:ligatures w14:val="none"/>
+          <ns2:ligatures ns2:val="none"/>
         </w:rPr>
         <w:t xml:space="preserve">a </w:t>
       </w:r>
@@ -5126,7 +5126,7 @@
           <w:kern w:val="0"/>
           <w:shd w:val="clear" w:color="auto" w:fill="FFFFFF"/>
           <w:lang w:eastAsia="es-PE"/>
-          <w14:ligatures w14:val="none"/>
+          <ns2:ligatures ns2:val="none"/>
         </w:rPr>
         <w:t xml:space="preserve">la solicitud presentada </w:t>
       </w:r>
@@ -5136,7 +5136,7 @@
           <w:kern w:val="0"/>
           <w:shd w:val="clear" w:color="auto" w:fill="FFFFFF"/>
           <w:lang w:eastAsia="es-PE"/>
-          <w14:ligatures w14:val="none"/>
+          <ns2:ligatures ns2:val="none"/>
         </w:rPr>
         <w:t xml:space="preserve">por </w:t>
       </w:r>
@@ -5146,7 +5146,7 @@
           <w:kern w:val="0"/>
           <w:shd w:val="clear" w:color="auto" w:fill="FFFFFF"/>
           <w:lang w:eastAsia="es-PE"/>
-          <w14:ligatures w14:val="none"/>
+          <ns2:ligatures ns2:val="none"/>
         </w:rPr>
         <w:t>la parte</w:t>
       </w:r>
@@ -5156,7 +5156,7 @@
           <w:kern w:val="0"/>
           <w:shd w:val="clear" w:color="auto" w:fill="FFFFFF"/>
           <w:lang w:eastAsia="es-PE"/>
-          <w14:ligatures w14:val="none"/>
+          <ns2:ligatures ns2:val="none"/>
         </w:rPr>
         <w:t xml:space="preserve"> denunciante </w:t>
       </w:r>
@@ -5166,7 +5166,7 @@
           <w:kern w:val="0"/>
           <w:shd w:val="clear" w:color="auto" w:fill="FFFFFF"/>
           <w:lang w:eastAsia="es-PE"/>
-          <w14:ligatures w14:val="none"/>
+          <ns2:ligatures ns2:val="none"/>
         </w:rPr>
         <w:t>el 19 de julio de 2024</w:t>
       </w:r>
@@ -5176,12 +5176,12 @@
           <w:kern w:val="0"/>
           <w:shd w:val="clear" w:color="auto" w:fill="FFFFFF"/>
           <w:lang w:eastAsia="es-PE"/>
-          <w14:ligatures w14:val="none"/>
+          <ns2:ligatures ns2:val="none"/>
         </w:rPr>
         <w:t>.</w:t>
       </w:r>
     </w:p>
-    <w:p>
+    <w:p ns2:paraId="1BB297F4" ns2:textId="77777777">
       <w:pPr>
         <w:pStyle w:val="Prrafodelista"/>
         <w:spacing w:after="0" w:line="240" w:lineRule="auto"/>
@@ -5191,11 +5191,11 @@
           <w:rFonts w:ascii="Arial Narrow" w:eastAsia="Calibri" w:hAnsi="Arial Narrow" w:cs="Arial Narrow"/>
           <w:kern w:val="0"/>
           <w:lang w:eastAsia="es-PE"/>
-          <w14:ligatures w14:val="none"/>
-        </w:rPr>
-      </w:pPr>
-    </w:p>
-    <w:p>
+          <ns2:ligatures ns2:val="none"/>
+        </w:rPr>
+      </w:pPr>
+    </w:p>
+    <w:p ns2:paraId="228BB3A9" ns2:textId="67F4E0F8">
       <w:pPr>
         <w:pStyle w:val="Prrafodelista"/>
         <w:numPr>
@@ -5213,7 +5213,7 @@
           <w:rFonts w:ascii="Arial Narrow" w:eastAsia="Calibri" w:hAnsi="Arial Narrow" w:cs="Arial Narrow"/>
           <w:kern w:val="0"/>
           <w:lang w:eastAsia="es-PE"/>
-          <w14:ligatures w14:val="none"/>
+          <ns2:ligatures ns2:val="none"/>
         </w:rPr>
       </w:pPr>
       <w:r>
@@ -5222,7 +5222,7 @@
           <w:color w:val="000000"/>
           <w:kern w:val="0"/>
           <w:lang w:eastAsia="es-PE"/>
-          <w14:ligatures w14:val="none"/>
+          <ns2:ligatures ns2:val="none"/>
         </w:rPr>
         <w:t xml:space="preserve">Presunta infracción a los artículos 18 y 19 de la Ley 29571, Código de Protección y Defensa del Consumidor, en tanto los proveedores denunciados habrían otorgado un monto menor y sin sustento por el rescate del Seguro de Vida Entera Pagos Limitados Edad 65 – Póliza 2002397 contratado por la señora [APELLIDO] [APELLIDO] [APELLIDO].</w:t>
       </w:r>
@@ -5232,7 +5232,7 @@
           <w:kern w:val="0"/>
           <w:shd w:val="clear" w:color="auto" w:fill="FFFFFF"/>
           <w:lang w:eastAsia="es-PE"/>
-          <w14:ligatures w14:val="none"/>
+          <ns2:ligatures ns2:val="none"/>
         </w:rPr>
         <w:t xml:space="preserve"/>
       </w:r>
@@ -5241,7 +5241,7 @@
           <w:rFonts w:ascii="Arial Narrow" w:eastAsia="Calibri" w:hAnsi="Arial Narrow" w:cs="Arial Narrow"/>
           <w:kern w:val="0"/>
           <w:lang w:eastAsia="es-PE"/>
-          <w14:ligatures w14:val="none"/>
+          <ns2:ligatures ns2:val="none"/>
         </w:rPr>
         <w:t xml:space="preserve"/>
       </w:r>
@@ -5251,7 +5251,7 @@
           <w:kern w:val="0"/>
           <w:shd w:val="clear" w:color="auto" w:fill="FFFFFF"/>
           <w:lang w:eastAsia="es-PE"/>
-          <w14:ligatures w14:val="none"/>
+          <ns2:ligatures ns2:val="none"/>
         </w:rPr>
         <w:t/>
       </w:r>
@@ -5261,7 +5261,7 @@
           <w:kern w:val="0"/>
           <w:shd w:val="clear" w:color="auto" w:fill="FFFFFF"/>
           <w:lang w:eastAsia="es-PE"/>
-          <w14:ligatures w14:val="none"/>
+          <ns2:ligatures ns2:val="none"/>
         </w:rPr>
         <w:t xml:space="preserve"/>
       </w:r>
@@ -5269,7 +5269,7 @@
         <w:rPr>
           <w:rFonts w:ascii="Arial Narrow" w:eastAsia="Arial Narrow" w:hAnsi="Arial Narrow" w:cs="Arial Narrow"/>
           <w:kern w:val="0"/>
-          <w14:ligatures w14:val="none"/>
+          <ns2:ligatures ns2:val="none"/>
         </w:rPr>
         <w:t xml:space="preserve"/>
       </w:r>
@@ -5277,7 +5277,7 @@
         <w:rPr>
           <w:rFonts w:ascii="Arial Narrow" w:eastAsia="Arial Narrow" w:hAnsi="Arial Narrow" w:cs="Arial Narrow"/>
           <w:kern w:val="0"/>
-          <w14:ligatures w14:val="none"/>
+          <ns2:ligatures ns2:val="none"/>
         </w:rPr>
         <w:t xml:space="preserve"/>
       </w:r>
@@ -5285,7 +5285,7 @@
         <w:rPr>
           <w:rFonts w:ascii="Arial Narrow" w:eastAsia="Arial Narrow" w:hAnsi="Arial Narrow" w:cs="Arial Narrow"/>
           <w:kern w:val="0"/>
-          <w14:ligatures w14:val="none"/>
+          <ns2:ligatures ns2:val="none"/>
         </w:rPr>
         <w:t xml:space="preserve"/>
       </w:r>
@@ -5293,7 +5293,7 @@
         <w:rPr>
           <w:rFonts w:ascii="Arial Narrow" w:eastAsia="Arial Narrow" w:hAnsi="Arial Narrow" w:cs="Arial Narrow"/>
           <w:kern w:val="0"/>
-          <w14:ligatures w14:val="none"/>
+          <ns2:ligatures ns2:val="none"/>
         </w:rPr>
         <w:t/>
       </w:r>
@@ -5301,7 +5301,7 @@
         <w:rPr>
           <w:rFonts w:ascii="Arial Narrow" w:eastAsia="Arial Narrow" w:hAnsi="Arial Narrow" w:cs="Arial Narrow"/>
           <w:kern w:val="0"/>
-          <w14:ligatures w14:val="none"/>
+          <ns2:ligatures ns2:val="none"/>
         </w:rPr>
         <w:t xml:space="preserve"/>
       </w:r>
@@ -5311,7 +5311,7 @@
           <w:color w:val="000000"/>
           <w:kern w:val="0"/>
           <w:lang w:eastAsia="es-ES"/>
-          <w14:ligatures w14:val="none"/>
+          <ns2:ligatures ns2:val="none"/>
         </w:rPr>
         <w:t xml:space="preserve"/>
       </w:r>
@@ -5322,7 +5322,7 @@
           <w:color w:val="000000"/>
           <w:kern w:val="0"/>
           <w:lang w:eastAsia="es-ES"/>
-          <w14:ligatures w14:val="none"/>
+          <ns2:ligatures ns2:val="none"/>
         </w:rPr>
         <w:t/>
       </w:r>
@@ -5333,23 +5333,23 @@
           <w:color w:val="000000"/>
           <w:kern w:val="0"/>
           <w:lang w:eastAsia="es-ES"/>
-          <w14:ligatures w14:val="none"/>
+          <ns2:ligatures ns2:val="none"/>
         </w:rPr>
         <w:t/>
       </w:r>
     </w:p>
-    <w:p>
-      <w:pPr>
-        <w:spacing w:after="0" w:line="240" w:lineRule="auto"/>
-        <w:jc w:val="both"/>
-        <w:rPr>
-          <w:rFonts w:ascii="Arial Narrow" w:eastAsia="Arial Narrow" w:hAnsi="Arial Narrow" w:cs="Arial Narrow"/>
-          <w:kern w:val="0"/>
-          <w14:ligatures w14:val="none"/>
-        </w:rPr>
-      </w:pPr>
-    </w:p>
-    <w:p>
+    <w:p ns2:paraId="1DEB3481" ns2:textId="77777777">
+      <w:pPr>
+        <w:spacing w:after="0" w:line="240" w:lineRule="auto"/>
+        <w:jc w:val="both"/>
+        <w:rPr>
+          <w:rFonts w:ascii="Arial Narrow" w:eastAsia="Arial Narrow" w:hAnsi="Arial Narrow" w:cs="Arial Narrow"/>
+          <w:kern w:val="0"/>
+          <ns2:ligatures ns2:val="none"/>
+        </w:rPr>
+      </w:pPr>
+    </w:p>
+    <w:p ns2:paraId="634A0D61" ns2:textId="32E829BE">
       <w:pPr>
         <w:spacing w:line="240" w:lineRule="auto"/>
         <w:contextualSpacing/>
@@ -5357,17 +5357,17 @@
         <w:rPr>
           <w:rFonts w:ascii="Arial Narrow" w:eastAsia="Calibri" w:hAnsi="Arial Narrow" w:cs="Arial"/>
           <w:kern w:val="0"/>
-          <w14:ligatures w14:val="none"/>
-        </w:rPr>
-      </w:pPr>
-      <w:r>
-        <w:rPr>
-          <w:rFonts w:ascii="Arial Narrow" w:eastAsia="Arial Narrow" w:hAnsi="Arial Narrow" w:cs="Arial Narrow"/>
-          <w:b/>
-          <w:color w:val="000000"/>
-          <w:kern w:val="0"/>
-          <w:lang w:eastAsia="es-PE"/>
-          <w14:ligatures w14:val="none"/>
+          <ns2:ligatures ns2:val="none"/>
+        </w:rPr>
+      </w:pPr>
+      <w:r>
+        <w:rPr>
+          <w:rFonts w:ascii="Arial Narrow" w:eastAsia="Arial Narrow" w:hAnsi="Arial Narrow" w:cs="Arial Narrow"/>
+          <w:b/>
+          <w:color w:val="000000"/>
+          <w:kern w:val="0"/>
+          <w:lang w:eastAsia="es-PE"/>
+          <ns2:ligatures ns2:val="none"/>
         </w:rPr>
         <w:t>SEGUNDO:</w:t>
       </w:r>
@@ -5377,7 +5377,7 @@
           <w:color w:val="000000"/>
           <w:kern w:val="0"/>
           <w:lang w:eastAsia="es-PE"/>
-          <w14:ligatures w14:val="none"/>
+          <ns2:ligatures ns2:val="none"/>
         </w:rPr>
         <w:t xml:space="preserve"> tener por ofrecidos los medios probatorios presentados en el escrito de denuncia </w:t>
       </w:r>
@@ -5387,7 +5387,7 @@
           <w:color w:val="000000"/>
           <w:kern w:val="0"/>
           <w:lang w:val="es-ES" w:eastAsia="es-ES"/>
-          <w14:ligatures w14:val="none"/>
+          <ns2:ligatures ns2:val="none"/>
         </w:rPr>
         <w:t xml:space="preserve">del </w:t>
       </w:r>
@@ -5397,7 +5397,7 @@
           <w:color w:val="000000"/>
           <w:kern w:val="0"/>
           <w:lang w:val="es-ES" w:eastAsia="es-ES"/>
-          <w14:ligatures w14:val="none"/>
+          <ns2:ligatures ns2:val="none"/>
         </w:rPr>
         <w:t>19 de setiembre del 2025, subsanado mediante escrito del 30 de octubre de 2025</w:t>
       </w:r>
@@ -5405,12 +5405,12 @@
         <w:rPr>
           <w:rFonts w:ascii="Arial Narrow" w:eastAsia="Calibri" w:hAnsi="Arial Narrow" w:cs="Arial"/>
           <w:kern w:val="0"/>
-          <w14:ligatures w14:val="none"/>
+          <ns2:ligatures ns2:val="none"/>
         </w:rPr>
         <w:t>.</w:t>
       </w:r>
     </w:p>
-    <w:p>
+    <w:p ns2:paraId="2AF03E3F" ns2:textId="77777777">
       <w:pPr>
         <w:spacing w:line="240" w:lineRule="auto"/>
         <w:contextualSpacing/>
@@ -5420,30 +5420,30 @@
           <w:color w:val="000000"/>
           <w:kern w:val="0"/>
           <w:lang w:eastAsia="es-PE"/>
-          <w14:ligatures w14:val="none"/>
-        </w:rPr>
-      </w:pPr>
-    </w:p>
-    <w:p>
-      <w:pPr>
-        <w:spacing w:after="0" w:line="240" w:lineRule="auto"/>
-        <w:jc w:val="both"/>
-        <w:rPr>
-          <w:rFonts w:ascii="Arial Narrow" w:eastAsia="Arial Narrow" w:hAnsi="Arial Narrow" w:cs="Arial Narrow"/>
-          <w:color w:val="000000"/>
-          <w:kern w:val="0"/>
-          <w:lang w:eastAsia="es-PE"/>
-          <w14:ligatures w14:val="none"/>
-        </w:rPr>
-      </w:pPr>
-      <w:r>
-        <w:rPr>
-          <w:rFonts w:ascii="Arial Narrow" w:eastAsia="Arial Narrow" w:hAnsi="Arial Narrow" w:cs="Arial Narrow"/>
-          <w:b/>
-          <w:color w:val="000000"/>
-          <w:kern w:val="0"/>
-          <w:lang w:eastAsia="es-PE"/>
-          <w14:ligatures w14:val="none"/>
+          <ns2:ligatures ns2:val="none"/>
+        </w:rPr>
+      </w:pPr>
+    </w:p>
+    <w:p ns2:paraId="5D90C1F7" ns2:textId="015D51DA">
+      <w:pPr>
+        <w:spacing w:after="0" w:line="240" w:lineRule="auto"/>
+        <w:jc w:val="both"/>
+        <w:rPr>
+          <w:rFonts w:ascii="Arial Narrow" w:eastAsia="Arial Narrow" w:hAnsi="Arial Narrow" w:cs="Arial Narrow"/>
+          <w:color w:val="000000"/>
+          <w:kern w:val="0"/>
+          <w:lang w:eastAsia="es-PE"/>
+          <ns2:ligatures ns2:val="none"/>
+        </w:rPr>
+      </w:pPr>
+      <w:r>
+        <w:rPr>
+          <w:rFonts w:ascii="Arial Narrow" w:eastAsia="Arial Narrow" w:hAnsi="Arial Narrow" w:cs="Arial Narrow"/>
+          <w:b/>
+          <w:color w:val="000000"/>
+          <w:kern w:val="0"/>
+          <w:lang w:eastAsia="es-PE"/>
+          <ns2:ligatures ns2:val="none"/>
         </w:rPr>
         <w:t xml:space="preserve">TERCERO: </w:t>
       </w:r>
@@ -5453,7 +5453,7 @@
           <w:color w:val="000000"/>
           <w:kern w:val="0"/>
           <w:lang w:eastAsia="es-PE"/>
-          <w14:ligatures w14:val="none"/>
+          <ns2:ligatures ns2:val="none"/>
         </w:rPr>
         <w:t xml:space="preserve">requerir a </w:t>
       </w:r>
@@ -5470,12 +5470,12 @@
           <w:color w:val="000000"/>
           <w:kern w:val="0"/>
           <w:lang w:eastAsia="es-PE"/>
-          <w14:ligatures w14:val="none"/>
+          <ns2:ligatures ns2:val="none"/>
         </w:rPr>
         <w:t>que cumplan con lo siguiente:</w:t>
       </w:r>
     </w:p>
-    <w:p>
+    <w:p ns2:paraId="156DFAB9" ns2:textId="77777777">
       <w:pPr>
         <w:spacing w:after="0" w:line="240" w:lineRule="auto"/>
         <w:jc w:val="both"/>
@@ -5484,11 +5484,11 @@
           <w:color w:val="000000"/>
           <w:kern w:val="0"/>
           <w:lang w:eastAsia="es-PE"/>
-          <w14:ligatures w14:val="none"/>
-        </w:rPr>
-      </w:pPr>
-    </w:p>
-    <w:p>
+          <ns2:ligatures ns2:val="none"/>
+        </w:rPr>
+      </w:pPr>
+    </w:p>
+    <w:p ns2:paraId="37384474" ns2:textId="77777777">
       <w:pPr>
         <w:numPr>
           <w:ilvl w:val="0"/>
@@ -5502,21 +5502,21 @@
           <w:color w:val="000000"/>
           <w:kern w:val="0"/>
           <w:lang w:eastAsia="es-PE"/>
-          <w14:ligatures w14:val="none"/>
-        </w:rPr>
-      </w:pPr>
-      <w:r>
-        <w:rPr>
-          <w:rFonts w:ascii="Arial Narrow" w:eastAsia="Arial Narrow" w:hAnsi="Arial Narrow" w:cs="Arial Narrow"/>
-          <w:color w:val="000000"/>
-          <w:kern w:val="0"/>
-          <w:lang w:eastAsia="es-PE"/>
-          <w14:ligatures w14:val="none"/>
+          <ns2:ligatures ns2:val="none"/>
+        </w:rPr>
+      </w:pPr>
+      <w:r>
+        <w:rPr>
+          <w:rFonts w:ascii="Arial Narrow" w:eastAsia="Arial Narrow" w:hAnsi="Arial Narrow" w:cs="Arial Narrow"/>
+          <w:color w:val="000000"/>
+          <w:kern w:val="0"/>
+          <w:lang w:eastAsia="es-PE"/>
+          <ns2:ligatures ns2:val="none"/>
         </w:rPr>
         <w:t>presentar documentos que acrediten su inscripción en los Registros Públicos o una declaración jurada que indique que cuenta con dicha inscripción;</w:t>
       </w:r>
     </w:p>
-    <w:p>
+    <w:p ns2:paraId="04A6E74B" ns2:textId="77777777">
       <w:pPr>
         <w:numPr>
           <w:ilvl w:val="0"/>
@@ -5530,21 +5530,21 @@
           <w:color w:val="000000"/>
           <w:kern w:val="0"/>
           <w:lang w:eastAsia="es-PE"/>
-          <w14:ligatures w14:val="none"/>
-        </w:rPr>
-      </w:pPr>
-      <w:r>
-        <w:rPr>
-          <w:rFonts w:ascii="Arial Narrow" w:eastAsia="Arial Narrow" w:hAnsi="Arial Narrow" w:cs="Arial Narrow"/>
-          <w:color w:val="000000"/>
-          <w:kern w:val="0"/>
-          <w:lang w:eastAsia="es-PE"/>
-          <w14:ligatures w14:val="none"/>
+          <ns2:ligatures ns2:val="none"/>
+        </w:rPr>
+      </w:pPr>
+      <w:r>
+        <w:rPr>
+          <w:rFonts w:ascii="Arial Narrow" w:eastAsia="Arial Narrow" w:hAnsi="Arial Narrow" w:cs="Arial Narrow"/>
+          <w:color w:val="000000"/>
+          <w:kern w:val="0"/>
+          <w:lang w:eastAsia="es-PE"/>
+          <ns2:ligatures ns2:val="none"/>
         </w:rPr>
         <w:t>presentar copia simple de las facultades de representación de su representante legal en el presente procedimiento o la declaración jurada que indique que cuenta con dichas facultades y que estas se encuentran vigentes;</w:t>
       </w:r>
     </w:p>
-    <w:p>
+    <w:p ns2:paraId="1203D0DC" ns2:textId="77777777">
       <w:pPr>
         <w:numPr>
           <w:ilvl w:val="0"/>
@@ -5558,21 +5558,21 @@
           <w:color w:val="000000"/>
           <w:kern w:val="0"/>
           <w:lang w:eastAsia="es-PE"/>
-          <w14:ligatures w14:val="none"/>
-        </w:rPr>
-      </w:pPr>
-      <w:r>
-        <w:rPr>
-          <w:rFonts w:ascii="Arial Narrow" w:eastAsia="Arial Narrow" w:hAnsi="Arial Narrow" w:cs="Arial Narrow"/>
-          <w:color w:val="000000"/>
-          <w:kern w:val="0"/>
-          <w:lang w:eastAsia="es-PE"/>
-          <w14:ligatures w14:val="none"/>
+          <ns2:ligatures ns2:val="none"/>
+        </w:rPr>
+      </w:pPr>
+      <w:r>
+        <w:rPr>
+          <w:rFonts w:ascii="Arial Narrow" w:eastAsia="Arial Narrow" w:hAnsi="Arial Narrow" w:cs="Arial Narrow"/>
+          <w:color w:val="000000"/>
+          <w:kern w:val="0"/>
+          <w:lang w:eastAsia="es-PE"/>
+          <ns2:ligatures ns2:val="none"/>
         </w:rPr>
         <w:t>consignar el Número de Registro Único de Contribuyentes (RUC); y,</w:t>
       </w:r>
     </w:p>
-    <w:p>
+    <w:p ns2:paraId="37704CA2" ns2:textId="77777777">
       <w:pPr>
         <w:numPr>
           <w:ilvl w:val="0"/>
@@ -5584,16 +5584,16 @@
         <w:rPr>
           <w:rFonts w:ascii="Arial Narrow" w:eastAsia="Calibri" w:hAnsi="Arial Narrow" w:cs="Arial"/>
           <w:kern w:val="0"/>
-          <w14:ligatures w14:val="none"/>
-        </w:rPr>
-      </w:pPr>
-      <w:r>
-        <w:rPr>
-          <w:rFonts w:ascii="Arial Narrow" w:eastAsia="Arial Narrow" w:hAnsi="Arial Narrow" w:cs="Arial Narrow"/>
-          <w:color w:val="000000"/>
-          <w:kern w:val="0"/>
-          <w:lang w:eastAsia="es-PE"/>
-          <w14:ligatures w14:val="none"/>
+          <ns2:ligatures ns2:val="none"/>
+        </w:rPr>
+      </w:pPr>
+      <w:r>
+        <w:rPr>
+          <w:rFonts w:ascii="Arial Narrow" w:eastAsia="Arial Narrow" w:hAnsi="Arial Narrow" w:cs="Arial Narrow"/>
+          <w:color w:val="000000"/>
+          <w:kern w:val="0"/>
+          <w:lang w:eastAsia="es-PE"/>
+          <ns2:ligatures ns2:val="none"/>
         </w:rPr>
         <w:t>fijar domicilio procesal para el procedimiento, de conformidad con el numeral 1 del artículo 442</w:t>
       </w:r>
@@ -5603,7 +5603,7 @@
           <w:color w:val="000000"/>
           <w:kern w:val="0"/>
           <w:lang w:eastAsia="es-PE"/>
-          <w14:ligatures w14:val="none"/>
+          <ns2:ligatures ns2:val="none"/>
         </w:rPr>
         <w:t/>
       </w:r>
@@ -5613,7 +5613,7 @@
           <w:color w:val="000000"/>
           <w:kern w:val="0"/>
           <w:lang w:eastAsia="es-PE"/>
-          <w14:ligatures w14:val="none"/>
+          <ns2:ligatures ns2:val="none"/>
         </w:rPr>
         <w:t xml:space="preserve"> del Código Procesal Civil. </w:t>
       </w:r>
@@ -5621,7 +5621,7 @@
         <w:rPr>
           <w:rFonts w:ascii="Arial Narrow" w:eastAsia="Calibri" w:hAnsi="Arial Narrow" w:cs="Arial"/>
           <w:kern w:val="0"/>
-          <w14:ligatures w14:val="none"/>
+          <ns2:ligatures ns2:val="none"/>
         </w:rPr>
         <w:t>Para ello podrá señalar domicilio físico o una dirección electrónica a la que pueda remitirse las notificaciones</w:t>
       </w:r>
@@ -5630,12 +5630,12 @@
           <w:rFonts w:ascii="Arial Narrow" w:eastAsia="Arial" w:hAnsi="Arial Narrow" w:cs="Arial"/>
           <w:kern w:val="0"/>
           <w:lang w:val="es"/>
-          <w14:ligatures w14:val="none"/>
+          <ns2:ligatures ns2:val="none"/>
         </w:rPr>
         <w:t>;</w:t>
       </w:r>
     </w:p>
-    <w:p>
+    <w:p ns2:paraId="6A38ABFB" ns2:textId="77777777">
       <w:pPr>
         <w:numPr>
           <w:ilvl w:val="0"/>
@@ -5647,14 +5647,14 @@
         <w:rPr>
           <w:rFonts w:ascii="Arial Narrow" w:eastAsia="Calibri" w:hAnsi="Arial Narrow" w:cs="Arial"/>
           <w:kern w:val="0"/>
-          <w14:ligatures w14:val="none"/>
+          <ns2:ligatures ns2:val="none"/>
         </w:rPr>
       </w:pPr>
       <w:r>
         <w:rPr>
           <w:rFonts w:ascii="Arial Narrow" w:eastAsia="Calibri" w:hAnsi="Arial Narrow" w:cs="Arial"/>
           <w:kern w:val="0"/>
-          <w14:ligatures w14:val="none"/>
+          <ns2:ligatures ns2:val="none"/>
         </w:rPr>
         <w:t xml:space="preserve">en caso califique como </w:t>
       </w:r>
@@ -5663,7 +5663,7 @@
         <w:rPr>
           <w:rFonts w:ascii="Arial Narrow" w:eastAsia="Calibri" w:hAnsi="Arial Narrow" w:cs="Arial"/>
           <w:kern w:val="0"/>
-          <w14:ligatures w14:val="none"/>
+          <ns2:ligatures ns2:val="none"/>
         </w:rPr>
         <w:t>micro empresa</w:t>
       </w:r>
@@ -5672,7 +5672,7 @@
         <w:rPr>
           <w:rFonts w:ascii="Arial Narrow" w:eastAsia="Calibri" w:hAnsi="Arial Narrow" w:cs="Arial"/>
           <w:kern w:val="0"/>
-          <w14:ligatures w14:val="none"/>
+          <ns2:ligatures ns2:val="none"/>
         </w:rPr>
         <w:t xml:space="preserve"> o pequeña empresa, presentar los documentos que acrediten su volumen de ventas o ingresos brutos percibidos el año anterior relativo a todas sus actividades económicas y el número de trabajadores con el que cuenta</w:t>
       </w:r>
@@ -5682,7 +5682,7 @@
           <w:rFonts w:ascii="Arial Narrow" w:eastAsia="Calibri" w:hAnsi="Arial Narrow" w:cs="Arial"/>
           <w:kern w:val="0"/>
           <w:vertAlign w:val="superscript"/>
-          <w14:ligatures w14:val="none"/>
+          <ns2:ligatures ns2:val="none"/>
         </w:rPr>
         <w:footnoteReference w:id="5"/>
       </w:r>
@@ -5690,7 +5690,7 @@
         <w:rPr>
           <w:rFonts w:ascii="Arial Narrow" w:eastAsia="Calibri" w:hAnsi="Arial Narrow" w:cs="Arial"/>
           <w:kern w:val="0"/>
-          <w14:ligatures w14:val="none"/>
+          <ns2:ligatures ns2:val="none"/>
         </w:rPr>
         <w:t>. Ello, a fin de que la Comisión pueda meritar dicha documentación, conforme lo establece el artículo 110</w:t>
       </w:r>
@@ -5700,7 +5700,7 @@
           <w:color w:val="000000"/>
           <w:kern w:val="0"/>
           <w:lang w:eastAsia="es-PE"/>
-          <w14:ligatures w14:val="none"/>
+          <ns2:ligatures ns2:val="none"/>
         </w:rPr>
         <w:t/>
       </w:r>
@@ -5708,7 +5708,7 @@
         <w:rPr>
           <w:rFonts w:ascii="Arial Narrow" w:eastAsia="Calibri" w:hAnsi="Arial Narrow" w:cs="Arial"/>
           <w:kern w:val="0"/>
-          <w14:ligatures w14:val="none"/>
+          <ns2:ligatures ns2:val="none"/>
         </w:rPr>
         <w:t xml:space="preserve"> del </w:t>
       </w:r>
@@ -5717,7 +5717,7 @@
           <w:rFonts w:ascii="Arial Narrow" w:eastAsia="Calibri" w:hAnsi="Arial Narrow" w:cs="Arial"/>
           <w:spacing w:val="-2"/>
           <w:kern w:val="0"/>
-          <w14:ligatures w14:val="none"/>
+          <ns2:ligatures ns2:val="none"/>
         </w:rPr>
         <w:t>Código</w:t>
       </w:r>
@@ -5728,7 +5728,7 @@
           <w:spacing w:val="-2"/>
           <w:kern w:val="0"/>
           <w:vertAlign w:val="superscript"/>
-          <w14:ligatures w14:val="none"/>
+          <ns2:ligatures ns2:val="none"/>
         </w:rPr>
         <w:footnoteReference w:id="6"/>
       </w:r>
@@ -5737,67 +5737,102 @@
           <w:rFonts w:ascii="Arial Narrow" w:eastAsia="Calibri" w:hAnsi="Arial Narrow" w:cs="Arial"/>
           <w:spacing w:val="-2"/>
           <w:kern w:val="0"/>
-          <w14:ligatures w14:val="none"/>
+          <ns2:ligatures ns2:val="none"/>
         </w:rPr>
         <w:t>.</w:t>
       </w:r>
     </w:p>
+    <w:p ns2:paraId="1B2AA0D1" ns2:textId="77777777">
+      <w:pPr>
+        <w:spacing w:after="0" w:line="240" w:lineRule="auto"/>
+        <w:ind w:left="567"/>
+        <w:jc w:val="both"/>
+        <w:rPr>
+          <w:rFonts w:ascii="Arial Narrow" w:eastAsia="Arial Narrow" w:hAnsi="Arial Narrow" w:cs="Arial Narrow"/>
+          <w:color w:val="000000"/>
+          <w:kern w:val="0"/>
+          <w:lang w:eastAsia="es-PE"/>
+          <ns2:ligatures ns2:val="none"/>
+        </w:rPr>
+      </w:pPr>
+    </w:p>
     <w:p>
       <w:pPr>
         <w:spacing w:after="0" w:line="240" w:lineRule="auto"/>
-        <w:ind w:left="567"/>
-        <w:jc w:val="both"/>
-        <w:rPr>
-          <w:rFonts w:ascii="Arial Narrow" w:eastAsia="Arial Narrow" w:hAnsi="Arial Narrow" w:cs="Arial Narrow"/>
-          <w:color w:val="000000"/>
-          <w:kern w:val="0"/>
-          <w:lang w:eastAsia="es-PE"/>
-          <w14:ligatures w14:val="none"/>
-        </w:rPr>
-      </w:pPr>
-    </w:p>
-    <w:p>
-      <w:pPr>
-        <w:spacing w:after="0" w:line="240" w:lineRule="auto"/>
-        <w:jc w:val="both"/>
-        <w:rPr>
-          <w:rFonts w:ascii="Arial Narrow" w:eastAsia="Arial Narrow" w:hAnsi="Arial Narrow" w:cs="Arial Narrow"/>
-          <w:color w:val="000000"/>
-          <w:kern w:val="0"/>
-          <w:lang w:eastAsia="es-PE"/>
-          <w14:ligatures w14:val="none"/>
-        </w:rPr>
-      </w:pPr>
-      <w:r>
-        <w:rPr>
-          <w:rFonts w:ascii="Arial Narrow" w:eastAsia="Arial Narrow" w:hAnsi="Arial Narrow" w:cs="Arial Narrow"/>
-          <w:b/>
-          <w:color w:val="000000"/>
-          <w:kern w:val="0"/>
-          <w:lang w:eastAsia="es-PE"/>
-          <w14:ligatures w14:val="none"/>
+        <w:jc w:val="both"/>
+        <w:rPr>
+          <w:rFonts w:ascii="Arial Narrow" w:eastAsia="Arial Narrow" w:hAnsi="Arial Narrow" w:cs="Arial Narrow"/>
+          <w:color w:val="000000"/>
+          <w:kern w:val="0"/>
+          <w:lang w:eastAsia="es-PE"/>
+          <ns2:ligatures ns2:val="none"/>
+        </w:rPr>
+      </w:pPr>
+      <w:r>
+        <w:rPr>
+          <w:rFonts w:ascii="Arial Narrow" w:hAnsi="Arial Narrow" w:cs="Arial Narrow"/>
+          <w:b w:val="1"/>
+          <w:bCs w:val="1"/>
+          <w:sz w:val="20"/>
+          <w:szCs w:val="20"/>
         </w:rPr>
         <w:t xml:space="preserve">CUARTO: </w:t>
       </w:r>
       <w:r>
         <w:rPr>
-          <w:rFonts w:ascii="Arial Narrow" w:eastAsia="Arial Narrow" w:hAnsi="Arial Narrow" w:cs="Arial Narrow"/>
-          <w:color w:val="000000"/>
-          <w:kern w:val="0"/>
-          <w:lang w:eastAsia="es-PE"/>
-          <w14:ligatures w14:val="none"/>
-        </w:rPr>
-        <w:t xml:space="preserve">correr traslado de la denuncia interpuesta </w:t>
-      </w:r>
-      <w:r>
+          <w:rFonts w:ascii="Arial Narrow" w:hAnsi="Arial Narrow" w:cs="Arial Narrow"/>
+          <w:sz w:val="20"/>
+          <w:szCs w:val="20"/>
+        </w:rPr>
+        <w:t xml:space="preserve">correr traslado de la presente resolución a La Positiva Seguros y Reaseguros S.A.A. y La Positiva Vida Seguros y Reaseguros S.A para que, de conformidad con lo dispuesto por el artículo 26° de la Ley sobre Facultades, Normas y Organización del Indecopi, aprobado por Decreto Legislativo N° 8079, presenten sus descargos sobre la imputación de cargos realizada en un plazo no mayor a cinco (5) días hábiles contado a partir del día siguiente de la notificación de la presente resolución, vencido el cual, el Secretario Técnico declarará en rebeldía a los denunciados que no lo hubieran presentado. Debe precisarse que de conformidad con lo establecido por el artículo 223° del Texto Único Ordenado de la Ley N° 27444, Ley del Procedimiento Administrativo General, las alegaciones y los hechos relevantes de la reclamación, salvo que hayan sido específicamente negadas en la contestación, se tendrán por aceptadas o meritadas como ciertas.</w:t>
+      </w:r>
+    </w:p>
+    <w:p ns2:paraId="2F1C55D7" ns2:textId="77777777">
+      <w:pPr>
+        <w:spacing w:after="0" w:line="240" w:lineRule="auto"/>
+        <w:jc w:val="both"/>
+        <w:rPr>
+          <w:rFonts w:ascii="Arial Narrow" w:eastAsia="Arial Narrow" w:hAnsi="Arial Narrow" w:cs="Arial Narrow"/>
+          <w:color w:val="000000"/>
+          <w:kern w:val="0"/>
+          <w:lang w:eastAsia="es-PE"/>
+          <ns2:ligatures ns2:val="none"/>
+        </w:rPr>
+      </w:pPr>
+    </w:p>
+    <w:p ns2:paraId="6D15F6EA" ns2:textId="6A61D193">
+      <w:pPr>
+        <w:spacing w:after="0" w:line="240" w:lineRule="auto"/>
+        <w:jc w:val="both"/>
         <w:rPr>
           <w:rFonts w:ascii="Arial Narrow" w:eastAsia="Times New Roman" w:hAnsi="Arial Narrow" w:cs="Arial"/>
           <w:color w:val="000000"/>
           <w:kern w:val="0"/>
           <w:lang w:val="es-ES" w:eastAsia="es-ES"/>
-          <w14:ligatures w14:val="none"/>
-        </w:rPr>
-        <w:t xml:space="preserve">el </w:t>
+          <ns2:ligatures ns2:val="none"/>
+        </w:rPr>
+      </w:pPr>
+      <w:r>
+        <w:rPr>
+          <w:rFonts w:ascii="Arial Narrow" w:eastAsia="Arial Narrow" w:hAnsi="Arial Narrow" w:cs="Arial Narrow"/>
+          <w:b/>
+          <w:color w:val="000000"/>
+          <w:kern w:val="0"/>
+          <w:lang w:eastAsia="es-PE"/>
+          <ns2:ligatures ns2:val="none"/>
+        </w:rPr>
+        <w:t xml:space="preserve">QUINTO: </w:t>
+      </w:r>
+      <w:bookmarkStart w:id="12" w:name="_Hlk188286813"/>
+      <w:r>
+        <w:rPr>
+          <w:rFonts w:ascii="Arial Narrow" w:eastAsia="Times New Roman" w:hAnsi="Arial Narrow" w:cs="Arial"/>
+          <w:color w:val="000000"/>
+          <w:kern w:val="0"/>
+          <w:lang w:eastAsia="es-ES"/>
+          <ns2:ligatures ns2:val="none"/>
+        </w:rPr>
+        <w:t xml:space="preserve">requerir </w:t>
       </w:r>
       <w:r>
         <w:rPr>
@@ -5805,93 +5840,362 @@
           <w:color w:val="000000"/>
           <w:kern w:val="0"/>
           <w:lang w:val="es-ES" w:eastAsia="es-ES"/>
-          <w14:ligatures w14:val="none"/>
-        </w:rPr>
-        <w:t>19 de setiembre del 2025, subsanado mediante escrito del 30 de octubre de 2025</w:t>
-      </w:r>
-      <w:r>
-        <w:rPr>
-          <w:rFonts w:ascii="Arial Narrow" w:eastAsia="Calibri" w:hAnsi="Arial Narrow" w:cs="Arial"/>
-          <w:kern w:val="0"/>
-          <w14:ligatures w14:val="none"/>
+          <ns2:ligatures ns2:val="none"/>
+        </w:rPr>
+        <w:t xml:space="preserve">que, en un </w:t>
+      </w:r>
+      <w:r>
+        <w:rPr>
+          <w:rFonts w:ascii="Arial Narrow" w:eastAsia="Times New Roman" w:hAnsi="Arial Narrow" w:cs="Arial"/>
+          <w:color w:val="000000"/>
+          <w:kern w:val="0"/>
+          <w:lang w:eastAsia="es-ES"/>
+          <ns2:ligatures ns2:val="none"/>
+        </w:rPr>
+        <w:t>plazo no mayor de cinco (5) días hábiles contado a partir del día siguiente de la notificación de la presente resolución</w:t>
+      </w:r>
+      <w:bookmarkEnd w:id="12"/>
+      <w:r>
+        <w:rPr>
+          <w:rFonts w:ascii="Arial Narrow" w:eastAsia="Times New Roman" w:hAnsi="Arial Narrow" w:cs="Arial"/>
+          <w:color w:val="000000"/>
+          <w:kern w:val="0"/>
+          <w:lang w:eastAsia="es-ES"/>
+          <ns2:ligatures ns2:val="none"/>
         </w:rPr>
         <w:t xml:space="preserve">, </w:t>
       </w:r>
-      <w:r>
-        <w:rPr>
-          <w:rFonts w:ascii="Arial Narrow" w:eastAsia="Arial Narrow" w:hAnsi="Arial Narrow" w:cs="Arial Narrow"/>
-          <w:color w:val="000000"/>
-          <w:kern w:val="0"/>
-          <w:lang w:eastAsia="es-PE"/>
-          <w14:ligatures w14:val="none"/>
-        </w:rPr>
-        <w:t>a</w:t>
-      </w:r>
-      <w:r>
-        <w:rPr>
-          <w:rFonts w:ascii="Arial Narrow" w:eastAsia="Times New Roman" w:hAnsi="Arial Narrow" w:cs="Times New Roman"/>
-          <w:color w:val="000000"/>
-          <w:kern w:val="0"/>
-          <w:shd w:val="clear" w:color="auto" w:fill="FFFFFF"/>
-          <w:lang w:eastAsia="es-PE"/>
-          <w14:ligatures w14:val="none"/>
+      <w:bookmarkStart w:id="13" w:name="_Hlk188286828"/>
+      <w:r>
+        <w:rPr>
+          <w:rFonts w:ascii="Arial Narrow" w:eastAsia="Arial Narrow" w:hAnsi="Arial Narrow" w:cs="Arial Narrow"/>
+          <w:bCs/>
+        </w:rPr>
+        <w:t xml:space="preserve">La Positiva Seguros </w:t>
+      </w:r>
+      <w:r>
+        <w:rPr>
+          <w:rFonts w:ascii="Arial Narrow" w:eastAsia="Arial Narrow" w:hAnsi="Arial Narrow" w:cs="Arial Narrow"/>
+          <w:bCs/>
+        </w:rPr>
+        <w:t>y</w:t>
+      </w:r>
+      <w:r>
+        <w:rPr>
+          <w:rFonts w:ascii="Arial Narrow" w:eastAsia="Arial Narrow" w:hAnsi="Arial Narrow" w:cs="Arial Narrow"/>
+          <w:bCs/>
+        </w:rPr>
+        <w:t xml:space="preserve"> Reaseguros S.A.A.</w:t>
+      </w:r>
+      <w:r>
+        <w:rPr>
+          <w:rFonts w:ascii="Arial Narrow" w:eastAsia="Arial Narrow" w:hAnsi="Arial Narrow" w:cs="Arial Narrow"/>
+          <w:bCs/>
+        </w:rPr>
+        <w:t xml:space="preserve"> y </w:t>
+      </w:r>
+      <w:r>
+        <w:rPr>
+          <w:rFonts w:ascii="Arial Narrow" w:eastAsia="Arial Narrow" w:hAnsi="Arial Narrow" w:cs="Arial Narrow"/>
+          <w:bCs/>
+        </w:rPr>
+        <w:t xml:space="preserve">La Positiva Vida Seguros </w:t>
+      </w:r>
+      <w:r>
+        <w:rPr>
+          <w:rFonts w:ascii="Arial Narrow" w:eastAsia="Arial Narrow" w:hAnsi="Arial Narrow" w:cs="Arial Narrow"/>
+          <w:bCs/>
+        </w:rPr>
+        <w:t>y</w:t>
+      </w:r>
+      <w:r>
+        <w:rPr>
+          <w:rFonts w:ascii="Arial Narrow" w:eastAsia="Arial Narrow" w:hAnsi="Arial Narrow" w:cs="Arial Narrow"/>
+          <w:bCs/>
+        </w:rPr>
+        <w:t xml:space="preserve"> Reaseguros S.A</w:t>
+      </w:r>
+      <w:r>
+        <w:rPr>
+          <w:rFonts w:ascii="Arial Narrow" w:eastAsia="Arial Narrow" w:hAnsi="Arial Narrow" w:cs="Arial Narrow"/>
+          <w:bCs/>
+        </w:rPr>
+        <w:t>.</w:t>
+      </w:r>
+      <w:r>
+        <w:rPr>
+          <w:rFonts w:ascii="Arial Narrow" w:eastAsia="Times New Roman" w:hAnsi="Arial Narrow" w:cs="Arial"/>
+          <w:color w:val="000000"/>
+          <w:kern w:val="0"/>
+          <w:lang w:eastAsia="es-ES"/>
+          <ns2:ligatures ns2:val="none"/>
+        </w:rPr>
+        <w:t xml:space="preserve">, </w:t>
+      </w:r>
+      <w:bookmarkEnd w:id="13"/>
+      <w:r>
+        <w:rPr>
+          <w:rFonts w:ascii="Arial Narrow" w:eastAsia="Times New Roman" w:hAnsi="Arial Narrow" w:cs="Arial"/>
+          <w:color w:val="000000"/>
+          <w:kern w:val="0"/>
+          <w:lang w:val="es-ES" w:eastAsia="es-ES"/>
+          <ns2:ligatures ns2:val="none"/>
+        </w:rPr>
+        <w:t>cumpla</w:t>
+      </w:r>
+      <w:r>
+        <w:rPr>
+          <w:rFonts w:ascii="Arial Narrow" w:eastAsia="Times New Roman" w:hAnsi="Arial Narrow" w:cs="Arial"/>
+          <w:color w:val="000000"/>
+          <w:kern w:val="0"/>
+          <w:lang w:val="es-ES" w:eastAsia="es-ES"/>
+          <ns2:ligatures ns2:val="none"/>
+        </w:rPr>
+        <w:t>n</w:t>
+      </w:r>
+      <w:r>
+        <w:rPr>
+          <w:rFonts w:ascii="Arial Narrow" w:eastAsia="Times New Roman" w:hAnsi="Arial Narrow" w:cs="Arial"/>
+          <w:color w:val="000000"/>
+          <w:kern w:val="0"/>
+          <w:lang w:val="es-ES" w:eastAsia="es-ES"/>
+          <ns2:ligatures ns2:val="none"/>
+        </w:rPr>
+        <w:t xml:space="preserve"> con: </w:t>
+      </w:r>
+      <w:r>
+        <w:rPr>
+          <w:rFonts w:ascii="Arial Narrow" w:eastAsia="Times New Roman" w:hAnsi="Arial Narrow" w:cs="Arial"/>
+          <w:color w:val="000000"/>
+          <w:kern w:val="0"/>
+          <w:lang w:val="es-ES" w:eastAsia="es-ES"/>
+          <ns2:ligatures ns2:val="none"/>
+        </w:rPr>
+        <w:t xml:space="preserve">(i) presentar una copia debidamente suscrita de la </w:t>
+      </w:r>
+      <w:r>
+        <w:rPr>
+          <w:rFonts w:ascii="Arial Narrow" w:eastAsia="Times New Roman" w:hAnsi="Arial Narrow" w:cs="Arial"/>
+          <w:color w:val="000000"/>
+          <w:kern w:val="0"/>
+          <w:lang w:eastAsia="es-ES"/>
+          <ns2:ligatures ns2:val="none"/>
+        </w:rPr>
+        <w:t xml:space="preserve">Póliza 2002397 del Seguro de Vida Entera Pagos Limitados Edad 65 </w:t>
+      </w:r>
+      <w:r>
+        <w:rPr>
+          <w:rFonts w:ascii="Arial Narrow" w:eastAsia="Times New Roman" w:hAnsi="Arial Narrow" w:cs="Arial"/>
+          <w:color w:val="000000"/>
+          <w:kern w:val="0"/>
+          <w:lang w:val="es-ES" w:eastAsia="es-ES"/>
+          <ns2:ligatures ns2:val="none"/>
+        </w:rPr>
+        <w:t>materia de denuncia</w:t>
+      </w:r>
+      <w:r>
+        <w:rPr>
+          <w:rFonts w:ascii="Arial Narrow" w:eastAsia="Times New Roman" w:hAnsi="Arial Narrow" w:cs="Arial"/>
+          <w:color w:val="000000"/>
+          <w:kern w:val="0"/>
+          <w:lang w:val="es-ES" w:eastAsia="es-ES"/>
+          <ns2:ligatures ns2:val="none"/>
+        </w:rPr>
+        <w:t>, así como el cargo de remisión de la póliza</w:t>
+      </w:r>
+      <w:r>
+        <w:rPr>
+          <w:rFonts w:ascii="Arial Narrow" w:eastAsia="Times New Roman" w:hAnsi="Arial Narrow" w:cs="Arial"/>
+          <w:color w:val="000000"/>
+          <w:kern w:val="0"/>
+          <w:lang w:val="es-ES" w:eastAsia="es-ES"/>
+          <ns2:ligatures ns2:val="none"/>
+        </w:rPr>
+        <w:t>; (</w:t>
+      </w:r>
+      <w:proofErr w:type="spellStart"/>
+      <w:r>
+        <w:rPr>
+          <w:rFonts w:ascii="Arial Narrow" w:eastAsia="Times New Roman" w:hAnsi="Arial Narrow" w:cs="Arial"/>
+          <w:color w:val="000000"/>
+          <w:kern w:val="0"/>
+          <w:lang w:val="es-ES" w:eastAsia="es-ES"/>
+          <ns2:ligatures ns2:val="none"/>
+        </w:rPr>
+        <w:t>ii</w:t>
+      </w:r>
+      <w:proofErr w:type="spellEnd"/>
+      <w:r>
+        <w:rPr>
+          <w:rFonts w:ascii="Arial Narrow" w:eastAsia="Times New Roman" w:hAnsi="Arial Narrow" w:cs="Arial"/>
+          <w:color w:val="000000"/>
+          <w:kern w:val="0"/>
+          <w:lang w:val="es-ES" w:eastAsia="es-ES"/>
+          <ns2:ligatures ns2:val="none"/>
+        </w:rPr>
+        <w:t xml:space="preserve">) </w:t>
+      </w:r>
+      <w:r>
+        <w:rPr>
+          <w:rFonts w:ascii="Arial Narrow" w:eastAsia="Times New Roman" w:hAnsi="Arial Narrow" w:cs="Arial"/>
+          <w:color w:val="000000"/>
+          <w:kern w:val="0"/>
+          <w:lang w:val="es-ES" w:eastAsia="es-ES"/>
+          <ns2:ligatures ns2:val="none"/>
+        </w:rPr>
+        <w:t xml:space="preserve">presentar </w:t>
+      </w:r>
+      <w:r>
+        <w:rPr>
+          <w:rFonts w:ascii="Arial Narrow" w:eastAsia="Times New Roman" w:hAnsi="Arial Narrow" w:cs="Arial"/>
+          <w:color w:val="000000"/>
+          <w:kern w:val="0"/>
+          <w:lang w:val="es-ES" w:eastAsia="es-ES"/>
+          <ns2:ligatures ns2:val="none"/>
+        </w:rPr>
+        <w:t>la liquidación del</w:t>
+      </w:r>
+      <w:r>
+        <w:rPr>
+          <w:rFonts w:ascii="Arial Narrow" w:eastAsia="Times New Roman" w:hAnsi="Arial Narrow" w:cs="Arial"/>
+          <w:color w:val="000000"/>
+          <w:kern w:val="0"/>
+          <w:lang w:val="es-ES" w:eastAsia="es-ES"/>
+          <ns2:ligatures ns2:val="none"/>
+        </w:rPr>
+        <w:t xml:space="preserve"> rescate del </w:t>
+      </w:r>
+      <w:r>
+        <w:rPr>
+          <w:rFonts w:ascii="Arial Narrow" w:eastAsia="Times New Roman" w:hAnsi="Arial Narrow" w:cs="Arial"/>
+          <w:color w:val="000000"/>
+          <w:kern w:val="0"/>
+          <w:lang w:eastAsia="es-ES"/>
+          <ns2:ligatures ns2:val="none"/>
+        </w:rPr>
+        <w:t>Seguro de Vida Entera Pagos Limitados Edad 65 – Póliza 2002397</w:t>
+      </w:r>
+      <w:r>
+        <w:rPr>
+          <w:rFonts w:ascii="Arial Narrow" w:eastAsia="Times New Roman" w:hAnsi="Arial Narrow" w:cs="Arial"/>
+          <w:color w:val="000000"/>
+          <w:kern w:val="0"/>
+          <w:lang w:val="es-ES" w:eastAsia="es-ES"/>
+          <ns2:ligatures ns2:val="none"/>
+        </w:rPr>
+        <w:t>, en la cual se evidencie los montos abonados, descuentos, entre otros</w:t>
+      </w:r>
+      <w:r>
+        <w:rPr>
+          <w:rFonts w:ascii="Arial Narrow" w:eastAsia="Times New Roman" w:hAnsi="Arial Narrow" w:cs="Arial"/>
+          <w:color w:val="000000"/>
+          <w:kern w:val="0"/>
+          <w:lang w:val="es-ES" w:eastAsia="es-ES"/>
+          <ns2:ligatures ns2:val="none"/>
+        </w:rPr>
+        <w:t>; y, (</w:t>
+      </w:r>
+      <w:proofErr w:type="spellStart"/>
+      <w:r>
+        <w:rPr>
+          <w:rFonts w:ascii="Arial Narrow" w:eastAsia="Times New Roman" w:hAnsi="Arial Narrow" w:cs="Arial"/>
+          <w:color w:val="000000"/>
+          <w:kern w:val="0"/>
+          <w:lang w:val="es-ES" w:eastAsia="es-ES"/>
+          <ns2:ligatures ns2:val="none"/>
+        </w:rPr>
+        <w:t>iii</w:t>
+      </w:r>
+      <w:proofErr w:type="spellEnd"/>
+      <w:r>
+        <w:rPr>
+          <w:rFonts w:ascii="Arial Narrow" w:eastAsia="Times New Roman" w:hAnsi="Arial Narrow" w:cs="Arial"/>
+          <w:color w:val="000000"/>
+          <w:kern w:val="0"/>
+          <w:lang w:val="es-ES" w:eastAsia="es-ES"/>
+          <ns2:ligatures ns2:val="none"/>
+        </w:rPr>
+        <w:t xml:space="preserve">) </w:t>
+      </w:r>
+      <w:r>
+        <w:rPr>
+          <w:rFonts w:ascii="Arial Narrow" w:eastAsia="Times New Roman" w:hAnsi="Arial Narrow" w:cs="Arial"/>
+          <w:color w:val="000000"/>
+          <w:kern w:val="0"/>
+          <w:lang w:val="es-ES" w:eastAsia="es-ES"/>
+          <ns2:ligatures ns2:val="none"/>
+        </w:rPr>
+        <w:t>señalar el monto otorgado a la contratante del seguro y el sustento correspondiente.</w:t>
+      </w:r>
+    </w:p>
+    <w:p ns2:paraId="61AD8504" ns2:textId="77777777">
+      <w:pPr>
+        <w:spacing w:after="0" w:line="240" w:lineRule="auto"/>
+        <w:jc w:val="both"/>
+        <w:rPr>
+          <w:rFonts w:ascii="Arial Narrow" w:eastAsia="Arial Narrow" w:hAnsi="Arial Narrow" w:cs="Arial Narrow"/>
+          <w:b/>
+          <w:color w:val="000000"/>
+          <w:kern w:val="0"/>
+          <w:lang w:val="es-ES" w:eastAsia="es-PE"/>
+          <ns2:ligatures ns2:val="none"/>
+        </w:rPr>
+      </w:pPr>
+    </w:p>
+    <w:p ns2:paraId="58D4E496" ns2:textId="33690808">
+      <w:pPr>
+        <w:spacing w:after="0" w:line="240" w:lineRule="auto"/>
+        <w:jc w:val="both"/>
+        <w:rPr>
+          <w:rFonts w:ascii="Arial Narrow" w:eastAsia="Arial Narrow" w:hAnsi="Arial Narrow" w:cs="Arial Narrow"/>
+          <w:color w:val="000000"/>
+          <w:kern w:val="0"/>
+          <w:lang w:eastAsia="es-PE"/>
+          <ns2:ligatures ns2:val="none"/>
+        </w:rPr>
+      </w:pPr>
+      <w:r>
+        <w:rPr>
+          <w:rFonts w:ascii="Arial Narrow" w:eastAsia="Arial Narrow" w:hAnsi="Arial Narrow" w:cs="Arial Narrow"/>
+          <w:b/>
+          <w:color w:val="000000"/>
+          <w:kern w:val="0"/>
+          <w:lang w:eastAsia="es-PE"/>
+          <ns2:ligatures ns2:val="none"/>
+        </w:rPr>
+        <w:t>SEXTO</w:t>
+      </w:r>
+      <w:r>
+        <w:rPr>
+          <w:rFonts w:ascii="Arial Narrow" w:eastAsia="Arial Narrow" w:hAnsi="Arial Narrow" w:cs="Arial Narrow"/>
+          <w:b/>
+          <w:color w:val="000000"/>
+          <w:kern w:val="0"/>
+          <w:lang w:eastAsia="es-PE"/>
+          <ns2:ligatures ns2:val="none"/>
+        </w:rPr>
+        <w:t>:</w:t>
+      </w:r>
+      <w:r>
+        <w:rPr>
+          <w:rFonts w:ascii="Arial Narrow" w:eastAsia="Arial Narrow" w:hAnsi="Arial Narrow" w:cs="Arial Narrow"/>
+          <w:color w:val="000000"/>
+          <w:kern w:val="0"/>
+          <w:lang w:eastAsia="es-PE"/>
+          <ns2:ligatures ns2:val="none"/>
         </w:rPr>
         <w:t xml:space="preserve"> </w:t>
       </w:r>
-      <w:r>
-        <w:rPr>
-          <w:rFonts w:ascii="Arial Narrow" w:eastAsia="Arial Narrow" w:hAnsi="Arial Narrow" w:cs="Arial Narrow"/>
-          <w:bCs/>
-        </w:rPr>
-        <w:t xml:space="preserve">La Positiva Seguros </w:t>
-      </w:r>
-      <w:r>
-        <w:rPr>
-          <w:rFonts w:ascii="Arial Narrow" w:eastAsia="Arial Narrow" w:hAnsi="Arial Narrow" w:cs="Arial Narrow"/>
-          <w:bCs/>
-        </w:rPr>
-        <w:t>y</w:t>
-      </w:r>
-      <w:r>
-        <w:rPr>
-          <w:rFonts w:ascii="Arial Narrow" w:eastAsia="Arial Narrow" w:hAnsi="Arial Narrow" w:cs="Arial Narrow"/>
-          <w:bCs/>
-        </w:rPr>
-        <w:t xml:space="preserve"> Reaseguros S.A.A. y La Positiva Vida Seguros </w:t>
-      </w:r>
-      <w:r>
-        <w:rPr>
-          <w:rFonts w:ascii="Arial Narrow" w:eastAsia="Arial Narrow" w:hAnsi="Arial Narrow" w:cs="Arial Narrow"/>
-          <w:bCs/>
-        </w:rPr>
-        <w:t>y</w:t>
-      </w:r>
-      <w:r>
-        <w:rPr>
-          <w:rFonts w:ascii="Arial Narrow" w:eastAsia="Arial Narrow" w:hAnsi="Arial Narrow" w:cs="Arial Narrow"/>
-          <w:bCs/>
-        </w:rPr>
-        <w:t xml:space="preserve"> Reaseguros S.A.</w:t>
-      </w:r>
-      <w:r>
-        <w:rPr>
-          <w:rFonts w:ascii="Arial Narrow" w:eastAsia="Arial Narrow" w:hAnsi="Arial Narrow" w:cs="Arial Narrow"/>
-          <w:color w:val="000000"/>
-          <w:kern w:val="0"/>
-          <w:lang w:eastAsia="es-PE"/>
-          <w14:ligatures w14:val="none"/>
-        </w:rPr>
-        <w:t>, pa</w:t>
-      </w:r>
-      <w:r>
-        <w:rPr>
-          <w:rFonts w:ascii="Arial Narrow" w:eastAsia="Arial Narrow" w:hAnsi="Arial Narrow" w:cs="Arial Narrow"/>
-          <w:color w:val="000000"/>
-          <w:kern w:val="0"/>
-          <w:lang w:eastAsia="es-PE"/>
-          <w14:ligatures w14:val="none"/>
-        </w:rPr>
-        <w:t>ra que, de conformidad con lo dispuesto por el artículo 26</w:t>
+      <w:bookmarkStart w:id="14" w:name="_Hlk188286915"/>
+      <w:r>
+        <w:rPr>
+          <w:rFonts w:ascii="Arial Narrow" w:eastAsia="Arial Narrow" w:hAnsi="Arial Narrow" w:cs="Arial Narrow"/>
+          <w:color w:val="000000"/>
+          <w:kern w:val="0"/>
+          <w:lang w:eastAsia="es-PE"/>
+          <ns2:ligatures ns2:val="none"/>
+        </w:rPr>
+        <w:t>informar a las partes que el artículo 110</w:t>
       </w:r>
       <w:r>
         <w:rPr>
@@ -5899,7 +6203,7 @@
           <w:color w:val="000000"/>
           <w:kern w:val="0"/>
           <w:lang w:eastAsia="es-PE"/>
-          <w14:ligatures w14:val="none"/>
+          <ns2:ligatures ns2:val="none"/>
         </w:rPr>
         <w:t/>
       </w:r>
@@ -5909,469 +6213,7 @@
           <w:color w:val="000000"/>
           <w:kern w:val="0"/>
           <w:lang w:eastAsia="es-PE"/>
-          <w14:ligatures w14:val="none"/>
-        </w:rPr>
-        <w:t xml:space="preserve"> de la Ley sobre </w:t>
-      </w:r>
-      <w:r>
-        <w:rPr>
-          <w:rFonts w:ascii="Arial Narrow" w:eastAsia="Arial Narrow" w:hAnsi="Arial Narrow" w:cs="Arial Narrow"/>
-          <w:color w:val="000000"/>
-          <w:kern w:val="0"/>
-          <w:lang w:eastAsia="es-PE"/>
-          <w14:ligatures w14:val="none"/>
-        </w:rPr>
-        <w:lastRenderedPageBreak/>
-        <w:t xml:space="preserve">Facultades, Normas y Organización del Indecopi, aprobada por Decreto Legislativo 807, </w:t>
-      </w:r>
-      <w:r>
-        <w:rPr>
-          <w:rFonts w:ascii="Arial Narrow" w:eastAsia="Arial Narrow" w:hAnsi="Arial Narrow" w:cs="Arial Narrow"/>
-          <w:color w:val="000000"/>
-          <w:kern w:val="0"/>
-          <w:lang w:eastAsia="es-PE"/>
-          <w14:ligatures w14:val="none"/>
-        </w:rPr>
-        <w:t>presenten</w:t>
-      </w:r>
-      <w:r>
-        <w:rPr>
-          <w:rFonts w:ascii="Arial Narrow" w:eastAsia="Arial Narrow" w:hAnsi="Arial Narrow" w:cs="Arial Narrow"/>
-          <w:color w:val="000000"/>
-          <w:kern w:val="0"/>
-          <w:lang w:eastAsia="es-PE"/>
-          <w14:ligatures w14:val="none"/>
-        </w:rPr>
-        <w:t xml:space="preserve"> sus descargos en un plazo no mayor de cinco (5) días hábiles contados desde la notificación. </w:t>
-      </w:r>
-    </w:p>
-    <w:p>
-      <w:pPr>
-        <w:spacing w:after="0" w:line="240" w:lineRule="auto"/>
-        <w:jc w:val="both"/>
-        <w:rPr>
-          <w:rFonts w:ascii="Arial Narrow" w:eastAsia="Arial Narrow" w:hAnsi="Arial Narrow" w:cs="Arial Narrow"/>
-          <w:color w:val="000000"/>
-          <w:kern w:val="0"/>
-          <w:lang w:eastAsia="es-PE"/>
-          <w14:ligatures w14:val="none"/>
-        </w:rPr>
-      </w:pPr>
-    </w:p>
-    <w:p>
-      <w:pPr>
-        <w:spacing w:after="0" w:line="240" w:lineRule="auto"/>
-        <w:jc w:val="both"/>
-        <w:rPr>
-          <w:rFonts w:ascii="Arial Narrow" w:eastAsia="Times New Roman" w:hAnsi="Arial Narrow" w:cs="Arial"/>
-          <w:color w:val="000000"/>
-          <w:kern w:val="0"/>
-          <w:lang w:val="es-ES" w:eastAsia="es-ES"/>
-          <w14:ligatures w14:val="none"/>
-        </w:rPr>
-      </w:pPr>
-      <w:r>
-        <w:rPr>
-          <w:rFonts w:ascii="Arial Narrow" w:eastAsia="Arial Narrow" w:hAnsi="Arial Narrow" w:cs="Arial Narrow"/>
-          <w:b/>
-          <w:color w:val="000000"/>
-          <w:kern w:val="0"/>
-          <w:lang w:eastAsia="es-PE"/>
-          <w14:ligatures w14:val="none"/>
-        </w:rPr>
-        <w:t xml:space="preserve">QUINTO: </w:t>
-      </w:r>
-      <w:bookmarkStart w:id="12" w:name="_Hlk188286813"/>
-      <w:r>
-        <w:rPr>
-          <w:rFonts w:ascii="Arial Narrow" w:eastAsia="Times New Roman" w:hAnsi="Arial Narrow" w:cs="Arial"/>
-          <w:color w:val="000000"/>
-          <w:kern w:val="0"/>
-          <w:lang w:eastAsia="es-ES"/>
-          <w14:ligatures w14:val="none"/>
-        </w:rPr>
-        <w:t xml:space="preserve">requerir </w:t>
-      </w:r>
-      <w:r>
-        <w:rPr>
-          <w:rFonts w:ascii="Arial Narrow" w:eastAsia="Times New Roman" w:hAnsi="Arial Narrow" w:cs="Arial"/>
-          <w:color w:val="000000"/>
-          <w:kern w:val="0"/>
-          <w:lang w:val="es-ES" w:eastAsia="es-ES"/>
-          <w14:ligatures w14:val="none"/>
-        </w:rPr>
-        <w:t xml:space="preserve">que, en un </w:t>
-      </w:r>
-      <w:r>
-        <w:rPr>
-          <w:rFonts w:ascii="Arial Narrow" w:eastAsia="Times New Roman" w:hAnsi="Arial Narrow" w:cs="Arial"/>
-          <w:color w:val="000000"/>
-          <w:kern w:val="0"/>
-          <w:lang w:eastAsia="es-ES"/>
-          <w14:ligatures w14:val="none"/>
-        </w:rPr>
-        <w:t>plazo no mayor de cinco (5) días hábiles contado a partir del día siguiente de la notificación de la presente resolución</w:t>
-      </w:r>
-      <w:bookmarkEnd w:id="12"/>
-      <w:r>
-        <w:rPr>
-          <w:rFonts w:ascii="Arial Narrow" w:eastAsia="Times New Roman" w:hAnsi="Arial Narrow" w:cs="Arial"/>
-          <w:color w:val="000000"/>
-          <w:kern w:val="0"/>
-          <w:lang w:eastAsia="es-ES"/>
-          <w14:ligatures w14:val="none"/>
-        </w:rPr>
-        <w:t xml:space="preserve">, </w:t>
-      </w:r>
-      <w:bookmarkStart w:id="13" w:name="_Hlk188286828"/>
-      <w:r>
-        <w:rPr>
-          <w:rFonts w:ascii="Arial Narrow" w:eastAsia="Arial Narrow" w:hAnsi="Arial Narrow" w:cs="Arial Narrow"/>
-          <w:bCs/>
-        </w:rPr>
-        <w:t xml:space="preserve">La Positiva Seguros </w:t>
-      </w:r>
-      <w:r>
-        <w:rPr>
-          <w:rFonts w:ascii="Arial Narrow" w:eastAsia="Arial Narrow" w:hAnsi="Arial Narrow" w:cs="Arial Narrow"/>
-          <w:bCs/>
-        </w:rPr>
-        <w:t>y</w:t>
-      </w:r>
-      <w:r>
-        <w:rPr>
-          <w:rFonts w:ascii="Arial Narrow" w:eastAsia="Arial Narrow" w:hAnsi="Arial Narrow" w:cs="Arial Narrow"/>
-          <w:bCs/>
-        </w:rPr>
-        <w:t xml:space="preserve"> Reaseguros S.A.A.</w:t>
-      </w:r>
-      <w:r>
-        <w:rPr>
-          <w:rFonts w:ascii="Arial Narrow" w:eastAsia="Arial Narrow" w:hAnsi="Arial Narrow" w:cs="Arial Narrow"/>
-          <w:bCs/>
-        </w:rPr>
-        <w:t xml:space="preserve"> y </w:t>
-      </w:r>
-      <w:r>
-        <w:rPr>
-          <w:rFonts w:ascii="Arial Narrow" w:eastAsia="Arial Narrow" w:hAnsi="Arial Narrow" w:cs="Arial Narrow"/>
-          <w:bCs/>
-        </w:rPr>
-        <w:t xml:space="preserve">La Positiva Vida Seguros </w:t>
-      </w:r>
-      <w:r>
-        <w:rPr>
-          <w:rFonts w:ascii="Arial Narrow" w:eastAsia="Arial Narrow" w:hAnsi="Arial Narrow" w:cs="Arial Narrow"/>
-          <w:bCs/>
-        </w:rPr>
-        <w:t>y</w:t>
-      </w:r>
-      <w:r>
-        <w:rPr>
-          <w:rFonts w:ascii="Arial Narrow" w:eastAsia="Arial Narrow" w:hAnsi="Arial Narrow" w:cs="Arial Narrow"/>
-          <w:bCs/>
-        </w:rPr>
-        <w:t xml:space="preserve"> Reaseguros S.A</w:t>
-      </w:r>
-      <w:r>
-        <w:rPr>
-          <w:rFonts w:ascii="Arial Narrow" w:eastAsia="Arial Narrow" w:hAnsi="Arial Narrow" w:cs="Arial Narrow"/>
-          <w:bCs/>
-        </w:rPr>
-        <w:t>.</w:t>
-      </w:r>
-      <w:r>
-        <w:rPr>
-          <w:rFonts w:ascii="Arial Narrow" w:eastAsia="Times New Roman" w:hAnsi="Arial Narrow" w:cs="Arial"/>
-          <w:color w:val="000000"/>
-          <w:kern w:val="0"/>
-          <w:lang w:eastAsia="es-ES"/>
-          <w14:ligatures w14:val="none"/>
-        </w:rPr>
-        <w:t xml:space="preserve">, </w:t>
-      </w:r>
-      <w:bookmarkEnd w:id="13"/>
-      <w:r>
-        <w:rPr>
-          <w:rFonts w:ascii="Arial Narrow" w:eastAsia="Times New Roman" w:hAnsi="Arial Narrow" w:cs="Arial"/>
-          <w:color w:val="000000"/>
-          <w:kern w:val="0"/>
-          <w:lang w:val="es-ES" w:eastAsia="es-ES"/>
-          <w14:ligatures w14:val="none"/>
-        </w:rPr>
-        <w:t>cumpla</w:t>
-      </w:r>
-      <w:r>
-        <w:rPr>
-          <w:rFonts w:ascii="Arial Narrow" w:eastAsia="Times New Roman" w:hAnsi="Arial Narrow" w:cs="Arial"/>
-          <w:color w:val="000000"/>
-          <w:kern w:val="0"/>
-          <w:lang w:val="es-ES" w:eastAsia="es-ES"/>
-          <w14:ligatures w14:val="none"/>
-        </w:rPr>
-        <w:t>n</w:t>
-      </w:r>
-      <w:r>
-        <w:rPr>
-          <w:rFonts w:ascii="Arial Narrow" w:eastAsia="Times New Roman" w:hAnsi="Arial Narrow" w:cs="Arial"/>
-          <w:color w:val="000000"/>
-          <w:kern w:val="0"/>
-          <w:lang w:val="es-ES" w:eastAsia="es-ES"/>
-          <w14:ligatures w14:val="none"/>
-        </w:rPr>
-        <w:t xml:space="preserve"> con: </w:t>
-      </w:r>
-      <w:r>
-        <w:rPr>
-          <w:rFonts w:ascii="Arial Narrow" w:eastAsia="Times New Roman" w:hAnsi="Arial Narrow" w:cs="Arial"/>
-          <w:color w:val="000000"/>
-          <w:kern w:val="0"/>
-          <w:lang w:val="es-ES" w:eastAsia="es-ES"/>
-          <w14:ligatures w14:val="none"/>
-        </w:rPr>
-        <w:t xml:space="preserve">(i) presentar una copia debidamente suscrita de la </w:t>
-      </w:r>
-      <w:r>
-        <w:rPr>
-          <w:rFonts w:ascii="Arial Narrow" w:eastAsia="Times New Roman" w:hAnsi="Arial Narrow" w:cs="Arial"/>
-          <w:color w:val="000000"/>
-          <w:kern w:val="0"/>
-          <w:lang w:eastAsia="es-ES"/>
-          <w14:ligatures w14:val="none"/>
-        </w:rPr>
-        <w:t xml:space="preserve">Póliza 2002397 del Seguro de Vida Entera Pagos Limitados Edad 65 </w:t>
-      </w:r>
-      <w:r>
-        <w:rPr>
-          <w:rFonts w:ascii="Arial Narrow" w:eastAsia="Times New Roman" w:hAnsi="Arial Narrow" w:cs="Arial"/>
-          <w:color w:val="000000"/>
-          <w:kern w:val="0"/>
-          <w:lang w:val="es-ES" w:eastAsia="es-ES"/>
-          <w14:ligatures w14:val="none"/>
-        </w:rPr>
-        <w:t>materia de denuncia</w:t>
-      </w:r>
-      <w:r>
-        <w:rPr>
-          <w:rFonts w:ascii="Arial Narrow" w:eastAsia="Times New Roman" w:hAnsi="Arial Narrow" w:cs="Arial"/>
-          <w:color w:val="000000"/>
-          <w:kern w:val="0"/>
-          <w:lang w:val="es-ES" w:eastAsia="es-ES"/>
-          <w14:ligatures w14:val="none"/>
-        </w:rPr>
-        <w:t>, así como el cargo de remisión de la póliza</w:t>
-      </w:r>
-      <w:r>
-        <w:rPr>
-          <w:rFonts w:ascii="Arial Narrow" w:eastAsia="Times New Roman" w:hAnsi="Arial Narrow" w:cs="Arial"/>
-          <w:color w:val="000000"/>
-          <w:kern w:val="0"/>
-          <w:lang w:val="es-ES" w:eastAsia="es-ES"/>
-          <w14:ligatures w14:val="none"/>
-        </w:rPr>
-        <w:t>; (</w:t>
-      </w:r>
-      <w:proofErr w:type="spellStart"/>
-      <w:r>
-        <w:rPr>
-          <w:rFonts w:ascii="Arial Narrow" w:eastAsia="Times New Roman" w:hAnsi="Arial Narrow" w:cs="Arial"/>
-          <w:color w:val="000000"/>
-          <w:kern w:val="0"/>
-          <w:lang w:val="es-ES" w:eastAsia="es-ES"/>
-          <w14:ligatures w14:val="none"/>
-        </w:rPr>
-        <w:t>ii</w:t>
-      </w:r>
-      <w:proofErr w:type="spellEnd"/>
-      <w:r>
-        <w:rPr>
-          <w:rFonts w:ascii="Arial Narrow" w:eastAsia="Times New Roman" w:hAnsi="Arial Narrow" w:cs="Arial"/>
-          <w:color w:val="000000"/>
-          <w:kern w:val="0"/>
-          <w:lang w:val="es-ES" w:eastAsia="es-ES"/>
-          <w14:ligatures w14:val="none"/>
-        </w:rPr>
-        <w:t xml:space="preserve">) </w:t>
-      </w:r>
-      <w:r>
-        <w:rPr>
-          <w:rFonts w:ascii="Arial Narrow" w:eastAsia="Times New Roman" w:hAnsi="Arial Narrow" w:cs="Arial"/>
-          <w:color w:val="000000"/>
-          <w:kern w:val="0"/>
-          <w:lang w:val="es-ES" w:eastAsia="es-ES"/>
-          <w14:ligatures w14:val="none"/>
-        </w:rPr>
-        <w:t xml:space="preserve">presentar </w:t>
-      </w:r>
-      <w:r>
-        <w:rPr>
-          <w:rFonts w:ascii="Arial Narrow" w:eastAsia="Times New Roman" w:hAnsi="Arial Narrow" w:cs="Arial"/>
-          <w:color w:val="000000"/>
-          <w:kern w:val="0"/>
-          <w:lang w:val="es-ES" w:eastAsia="es-ES"/>
-          <w14:ligatures w14:val="none"/>
-        </w:rPr>
-        <w:t>la liquidación del</w:t>
-      </w:r>
-      <w:r>
-        <w:rPr>
-          <w:rFonts w:ascii="Arial Narrow" w:eastAsia="Times New Roman" w:hAnsi="Arial Narrow" w:cs="Arial"/>
-          <w:color w:val="000000"/>
-          <w:kern w:val="0"/>
-          <w:lang w:val="es-ES" w:eastAsia="es-ES"/>
-          <w14:ligatures w14:val="none"/>
-        </w:rPr>
-        <w:t xml:space="preserve"> rescate del </w:t>
-      </w:r>
-      <w:r>
-        <w:rPr>
-          <w:rFonts w:ascii="Arial Narrow" w:eastAsia="Times New Roman" w:hAnsi="Arial Narrow" w:cs="Arial"/>
-          <w:color w:val="000000"/>
-          <w:kern w:val="0"/>
-          <w:lang w:eastAsia="es-ES"/>
-          <w14:ligatures w14:val="none"/>
-        </w:rPr>
-        <w:t>Seguro de Vida Entera Pagos Limitados Edad 65 – Póliza 2002397</w:t>
-      </w:r>
-      <w:r>
-        <w:rPr>
-          <w:rFonts w:ascii="Arial Narrow" w:eastAsia="Times New Roman" w:hAnsi="Arial Narrow" w:cs="Arial"/>
-          <w:color w:val="000000"/>
-          <w:kern w:val="0"/>
-          <w:lang w:val="es-ES" w:eastAsia="es-ES"/>
-          <w14:ligatures w14:val="none"/>
-        </w:rPr>
-        <w:t>, en la cual se evidencie los montos abonados, descuentos, entre otros</w:t>
-      </w:r>
-      <w:r>
-        <w:rPr>
-          <w:rFonts w:ascii="Arial Narrow" w:eastAsia="Times New Roman" w:hAnsi="Arial Narrow" w:cs="Arial"/>
-          <w:color w:val="000000"/>
-          <w:kern w:val="0"/>
-          <w:lang w:val="es-ES" w:eastAsia="es-ES"/>
-          <w14:ligatures w14:val="none"/>
-        </w:rPr>
-        <w:t>; y, (</w:t>
-      </w:r>
-      <w:proofErr w:type="spellStart"/>
-      <w:r>
-        <w:rPr>
-          <w:rFonts w:ascii="Arial Narrow" w:eastAsia="Times New Roman" w:hAnsi="Arial Narrow" w:cs="Arial"/>
-          <w:color w:val="000000"/>
-          <w:kern w:val="0"/>
-          <w:lang w:val="es-ES" w:eastAsia="es-ES"/>
-          <w14:ligatures w14:val="none"/>
-        </w:rPr>
-        <w:t>iii</w:t>
-      </w:r>
-      <w:proofErr w:type="spellEnd"/>
-      <w:r>
-        <w:rPr>
-          <w:rFonts w:ascii="Arial Narrow" w:eastAsia="Times New Roman" w:hAnsi="Arial Narrow" w:cs="Arial"/>
-          <w:color w:val="000000"/>
-          <w:kern w:val="0"/>
-          <w:lang w:val="es-ES" w:eastAsia="es-ES"/>
-          <w14:ligatures w14:val="none"/>
-        </w:rPr>
-        <w:t xml:space="preserve">) </w:t>
-      </w:r>
-      <w:r>
-        <w:rPr>
-          <w:rFonts w:ascii="Arial Narrow" w:eastAsia="Times New Roman" w:hAnsi="Arial Narrow" w:cs="Arial"/>
-          <w:color w:val="000000"/>
-          <w:kern w:val="0"/>
-          <w:lang w:val="es-ES" w:eastAsia="es-ES"/>
-          <w14:ligatures w14:val="none"/>
-        </w:rPr>
-        <w:t>señalar el monto otorgado a la contratante del seguro y el sustento correspondiente.</w:t>
-      </w:r>
-    </w:p>
-    <w:p>
-      <w:pPr>
-        <w:spacing w:after="0" w:line="240" w:lineRule="auto"/>
-        <w:jc w:val="both"/>
-        <w:rPr>
-          <w:rFonts w:ascii="Arial Narrow" w:eastAsia="Arial Narrow" w:hAnsi="Arial Narrow" w:cs="Arial Narrow"/>
-          <w:b/>
-          <w:color w:val="000000"/>
-          <w:kern w:val="0"/>
-          <w:lang w:val="es-ES" w:eastAsia="es-PE"/>
-          <w14:ligatures w14:val="none"/>
-        </w:rPr>
-      </w:pPr>
-    </w:p>
-    <w:p>
-      <w:pPr>
-        <w:spacing w:after="0" w:line="240" w:lineRule="auto"/>
-        <w:jc w:val="both"/>
-        <w:rPr>
-          <w:rFonts w:ascii="Arial Narrow" w:eastAsia="Arial Narrow" w:hAnsi="Arial Narrow" w:cs="Arial Narrow"/>
-          <w:color w:val="000000"/>
-          <w:kern w:val="0"/>
-          <w:lang w:eastAsia="es-PE"/>
-          <w14:ligatures w14:val="none"/>
-        </w:rPr>
-      </w:pPr>
-      <w:r>
-        <w:rPr>
-          <w:rFonts w:ascii="Arial Narrow" w:eastAsia="Arial Narrow" w:hAnsi="Arial Narrow" w:cs="Arial Narrow"/>
-          <w:b/>
-          <w:color w:val="000000"/>
-          <w:kern w:val="0"/>
-          <w:lang w:eastAsia="es-PE"/>
-          <w14:ligatures w14:val="none"/>
-        </w:rPr>
-        <w:t>SEXTO</w:t>
-      </w:r>
-      <w:r>
-        <w:rPr>
-          <w:rFonts w:ascii="Arial Narrow" w:eastAsia="Arial Narrow" w:hAnsi="Arial Narrow" w:cs="Arial Narrow"/>
-          <w:b/>
-          <w:color w:val="000000"/>
-          <w:kern w:val="0"/>
-          <w:lang w:eastAsia="es-PE"/>
-          <w14:ligatures w14:val="none"/>
-        </w:rPr>
-        <w:t>:</w:t>
-      </w:r>
-      <w:r>
-        <w:rPr>
-          <w:rFonts w:ascii="Arial Narrow" w:eastAsia="Arial Narrow" w:hAnsi="Arial Narrow" w:cs="Arial Narrow"/>
-          <w:color w:val="000000"/>
-          <w:kern w:val="0"/>
-          <w:lang w:eastAsia="es-PE"/>
-          <w14:ligatures w14:val="none"/>
-        </w:rPr>
-        <w:t xml:space="preserve"> </w:t>
-      </w:r>
-      <w:bookmarkStart w:id="14" w:name="_Hlk188286915"/>
-      <w:r>
-        <w:rPr>
-          <w:rFonts w:ascii="Arial Narrow" w:eastAsia="Arial Narrow" w:hAnsi="Arial Narrow" w:cs="Arial Narrow"/>
-          <w:color w:val="000000"/>
-          <w:kern w:val="0"/>
-          <w:lang w:eastAsia="es-PE"/>
-          <w14:ligatures w14:val="none"/>
-        </w:rPr>
-        <w:t>informar a las partes que el artículo 110</w:t>
-      </w:r>
-      <w:r>
-        <w:rPr>
-          <w:rFonts w:ascii="Arial Narrow" w:eastAsia="Times New Roman" w:hAnsi="Arial Narrow" w:cs="Segoe UI"/>
-          <w:color w:val="000000"/>
-          <w:kern w:val="0"/>
-          <w:lang w:eastAsia="es-PE"/>
-          <w14:ligatures w14:val="none"/>
-        </w:rPr>
-        <w:t/>
-      </w:r>
-      <w:r>
-        <w:rPr>
-          <w:rFonts w:ascii="Arial Narrow" w:eastAsia="Arial Narrow" w:hAnsi="Arial Narrow" w:cs="Arial Narrow"/>
-          <w:color w:val="000000"/>
-          <w:kern w:val="0"/>
-          <w:lang w:eastAsia="es-PE"/>
-          <w14:ligatures w14:val="none"/>
+          <ns2:ligatures ns2:val="none"/>
         </w:rPr>
         <w:t xml:space="preserve"> de la Ley 29571, Código de Protección y Defensa del Consumidor</w:t>
       </w:r>
@@ -6383,7 +6225,7 @@
           <w:kern w:val="0"/>
           <w:vertAlign w:val="superscript"/>
           <w:lang w:eastAsia="es-PE"/>
-          <w14:ligatures w14:val="none"/>
+          <ns2:ligatures ns2:val="none"/>
         </w:rPr>
         <w:footnoteReference w:id="7"/>
       </w:r>
@@ -6393,7 +6235,7 @@
           <w:color w:val="000000"/>
           <w:kern w:val="0"/>
           <w:lang w:eastAsia="es-PE"/>
-          <w14:ligatures w14:val="none"/>
+          <ns2:ligatures ns2:val="none"/>
         </w:rPr>
         <w:t>, faculta a la Comisión a calificar las infracciones de la referida norma como leves, graves o muy graves e imponer sanciones que van desde una amonestación hasta una multa por un máximo de 450 Unidades Impositivas Tributarias, sin perjuicio de las medidas correctivas, reparadoras y complementarias, que puedan ordenarse de acuerdo a lo estipulado en los artículos 114</w:t>
       </w:r>
@@ -6403,7 +6245,7 @@
           <w:color w:val="000000"/>
           <w:kern w:val="0"/>
           <w:lang w:eastAsia="es-PE"/>
-          <w14:ligatures w14:val="none"/>
+          <ns2:ligatures ns2:val="none"/>
         </w:rPr>
         <w:t/>
       </w:r>
@@ -6413,7 +6255,7 @@
           <w:color w:val="000000"/>
           <w:kern w:val="0"/>
           <w:lang w:eastAsia="es-PE"/>
-          <w14:ligatures w14:val="none"/>
+          <ns2:ligatures ns2:val="none"/>
         </w:rPr>
         <w:t>, 115</w:t>
       </w:r>
@@ -6423,7 +6265,7 @@
           <w:color w:val="000000"/>
           <w:kern w:val="0"/>
           <w:lang w:eastAsia="es-PE"/>
-          <w14:ligatures w14:val="none"/>
+          <ns2:ligatures ns2:val="none"/>
         </w:rPr>
         <w:t/>
       </w:r>
@@ -6433,7 +6275,7 @@
           <w:color w:val="000000"/>
           <w:kern w:val="0"/>
           <w:lang w:eastAsia="es-PE"/>
-          <w14:ligatures w14:val="none"/>
+          <ns2:ligatures ns2:val="none"/>
         </w:rPr>
         <w:t xml:space="preserve"> y 116</w:t>
       </w:r>
@@ -6443,7 +6285,7 @@
           <w:color w:val="000000"/>
           <w:kern w:val="0"/>
           <w:lang w:eastAsia="es-PE"/>
-          <w14:ligatures w14:val="none"/>
+          <ns2:ligatures ns2:val="none"/>
         </w:rPr>
         <w:t/>
       </w:r>
@@ -6453,7 +6295,7 @@
           <w:color w:val="000000"/>
           <w:kern w:val="0"/>
           <w:lang w:eastAsia="es-PE"/>
-          <w14:ligatures w14:val="none"/>
+          <ns2:ligatures ns2:val="none"/>
         </w:rPr>
         <w:t xml:space="preserve"> de la referida norma</w:t>
       </w:r>
@@ -6465,7 +6307,7 @@
           <w:kern w:val="0"/>
           <w:vertAlign w:val="superscript"/>
           <w:lang w:eastAsia="es-PE"/>
-          <w14:ligatures w14:val="none"/>
+          <ns2:ligatures ns2:val="none"/>
         </w:rPr>
         <w:footnoteReference w:id="8"/>
       </w:r>
@@ -6475,7 +6317,7 @@
           <w:color w:val="000000"/>
           <w:kern w:val="0"/>
           <w:lang w:eastAsia="es-PE"/>
-          <w14:ligatures w14:val="none"/>
+          <ns2:ligatures ns2:val="none"/>
         </w:rPr>
         <w:t xml:space="preserve">. </w:t>
       </w:r>
@@ -6486,7 +6328,7 @@
           <w:color w:val="000000"/>
           <w:kern w:val="0"/>
           <w:lang w:eastAsia="es-PE"/>
-          <w14:ligatures w14:val="none"/>
+          <ns2:ligatures ns2:val="none"/>
         </w:rPr>
         <w:lastRenderedPageBreak/>
         <w:t>Asimismo, se consideran circunstancias atenuantes para la graduación de la sanción, el allanamiento de la denuncia o el reconocimiento de las pretensiones en ella contenidas, de acuerdo con el artículo 112</w:t>
@@ -6497,7 +6339,7 @@
           <w:color w:val="000000"/>
           <w:kern w:val="0"/>
           <w:lang w:eastAsia="es-PE"/>
-          <w14:ligatures w14:val="none"/>
+          <ns2:ligatures ns2:val="none"/>
         </w:rPr>
         <w:t/>
       </w:r>
@@ -6507,7 +6349,7 @@
           <w:color w:val="000000"/>
           <w:kern w:val="0"/>
           <w:lang w:eastAsia="es-PE"/>
-          <w14:ligatures w14:val="none"/>
+          <ns2:ligatures ns2:val="none"/>
         </w:rPr>
         <w:t xml:space="preserve"> del Código</w:t>
       </w:r>
@@ -6519,7 +6361,7 @@
           <w:kern w:val="0"/>
           <w:vertAlign w:val="superscript"/>
           <w:lang w:eastAsia="es-PE"/>
-          <w14:ligatures w14:val="none"/>
+          <ns2:ligatures ns2:val="none"/>
         </w:rPr>
         <w:footnoteReference w:id="9"/>
       </w:r>
@@ -6529,12 +6371,12 @@
           <w:color w:val="000000"/>
           <w:kern w:val="0"/>
           <w:lang w:eastAsia="es-PE"/>
-          <w14:ligatures w14:val="none"/>
+          <ns2:ligatures ns2:val="none"/>
         </w:rPr>
         <w:t>.</w:t>
       </w:r>
     </w:p>
-    <w:p>
+    <w:p ns2:paraId="7A5236A4" ns2:textId="77777777">
       <w:pPr>
         <w:shd w:val="clear" w:color="auto" w:fill="FFFFFF"/>
         <w:spacing w:after="0" w:line="240" w:lineRule="auto"/>
@@ -6545,11 +6387,11 @@
           <w:color w:val="000000"/>
           <w:kern w:val="0"/>
           <w:lang w:eastAsia="es-PE"/>
-          <w14:ligatures w14:val="none"/>
-        </w:rPr>
-      </w:pPr>
-    </w:p>
-    <w:p>
+          <ns2:ligatures ns2:val="none"/>
+        </w:rPr>
+      </w:pPr>
+    </w:p>
+    <w:p ns2:paraId="3F071DDA" ns2:textId="55407985">
       <w:pPr>
         <w:shd w:val="clear" w:color="auto" w:fill="FFFFFF"/>
         <w:spacing w:after="0" w:line="240" w:lineRule="auto"/>
@@ -6559,7 +6401,7 @@
           <w:color w:val="000000"/>
           <w:kern w:val="0"/>
           <w:lang w:eastAsia="es-PE"/>
-          <w14:ligatures w14:val="none"/>
+          <ns2:ligatures ns2:val="none"/>
         </w:rPr>
       </w:pPr>
       <w:r>
@@ -6568,7 +6410,7 @@
           <w:b/>
           <w:bCs/>
           <w:kern w:val="0"/>
-          <w14:ligatures w14:val="none"/>
+          <ns2:ligatures ns2:val="none"/>
         </w:rPr>
         <w:t>SÉTIMO</w:t>
       </w:r>
@@ -6579,7 +6421,7 @@
           <w:color w:val="000000"/>
           <w:kern w:val="0"/>
           <w:lang w:eastAsia="es-PE"/>
-          <w14:ligatures w14:val="none"/>
+          <ns2:ligatures ns2:val="none"/>
         </w:rPr>
         <w:t>:</w:t>
       </w:r>
@@ -6589,7 +6431,7 @@
           <w:color w:val="000000"/>
           <w:kern w:val="0"/>
           <w:lang w:eastAsia="es-PE"/>
-          <w14:ligatures w14:val="none"/>
+          <ns2:ligatures ns2:val="none"/>
         </w:rPr>
         <w:t xml:space="preserve"> informar a las partes que conforme a lo establecido en el artículo 39</w:t>
       </w:r>
@@ -6599,7 +6441,7 @@
           <w:color w:val="000000"/>
           <w:kern w:val="0"/>
           <w:lang w:eastAsia="es-PE"/>
-          <w14:ligatures w14:val="none"/>
+          <ns2:ligatures ns2:val="none"/>
         </w:rPr>
         <w:t/>
       </w:r>
@@ -6609,12 +6451,12 @@
           <w:color w:val="000000"/>
           <w:kern w:val="0"/>
           <w:lang w:eastAsia="es-PE"/>
-          <w14:ligatures w14:val="none"/>
+          <ns2:ligatures ns2:val="none"/>
         </w:rPr>
         <w:t xml:space="preserve"> de la Ley sobre Facultades, Normas y Organización del Indecopi, aprobada por Decreto Legislativo 807, los gastos por los peritajes realizados, actuación de pruebas, inspecciones y otros derivados de la tramitación del proceso serán de cargo de la parte que solicita la prueba, salvo pacto en contrario. En todos los casos, la resolución final determinará si los gastos deben ser asumidos por alguna de las partes, o reembolsados a la otra parte o al Indecopi, según sea el caso, de manera adicional a la sanción que haya podido imponerse. </w:t>
       </w:r>
     </w:p>
-    <w:p>
+    <w:p ns2:paraId="0F10F9CF" ns2:textId="77777777">
       <w:pPr>
         <w:shd w:val="clear" w:color="auto" w:fill="FFFFFF"/>
         <w:spacing w:after="0" w:line="240" w:lineRule="auto"/>
@@ -6624,11 +6466,11 @@
           <w:color w:val="000000"/>
           <w:kern w:val="0"/>
           <w:lang w:eastAsia="es-PE"/>
-          <w14:ligatures w14:val="none"/>
-        </w:rPr>
-      </w:pPr>
-    </w:p>
-    <w:p>
+          <ns2:ligatures ns2:val="none"/>
+        </w:rPr>
+      </w:pPr>
+    </w:p>
+    <w:p ns2:paraId="194C23DD" ns2:textId="5277FC5C">
       <w:pPr>
         <w:suppressAutoHyphens/>
         <w:spacing w:after="0" w:line="240" w:lineRule="auto"/>
@@ -6637,7 +6479,7 @@
           <w:rFonts w:ascii="Arial Narrow" w:eastAsia="Calibri" w:hAnsi="Arial Narrow" w:cs="Arial"/>
           <w:kern w:val="0"/>
           <w:u w:val="single"/>
-          <w14:ligatures w14:val="none"/>
+          <ns2:ligatures ns2:val="none"/>
         </w:rPr>
       </w:pPr>
       <w:r>
@@ -6647,7 +6489,7 @@
           <w:color w:val="000000"/>
           <w:kern w:val="0"/>
           <w:lang w:eastAsia="es-PE"/>
-          <w14:ligatures w14:val="none"/>
+          <ns2:ligatures ns2:val="none"/>
         </w:rPr>
         <w:t>OCTAVO</w:t>
       </w:r>
@@ -6656,7 +6498,7 @@
           <w:rFonts w:ascii="Arial Narrow" w:eastAsia="Calibri" w:hAnsi="Arial Narrow" w:cs="Arial"/>
           <w:b/>
           <w:kern w:val="0"/>
-          <w14:ligatures w14:val="none"/>
+          <ns2:ligatures ns2:val="none"/>
         </w:rPr>
         <w:t>:</w:t>
       </w:r>
@@ -6664,7 +6506,7 @@
         <w:rPr>
           <w:rFonts w:ascii="Arial Narrow" w:eastAsia="Calibri" w:hAnsi="Arial Narrow" w:cs="Arial"/>
           <w:kern w:val="0"/>
-          <w14:ligatures w14:val="none"/>
+          <ns2:ligatures ns2:val="none"/>
         </w:rPr>
         <w:t xml:space="preserve"> comunicar a las partes que, </w:t>
       </w:r>
@@ -6673,7 +6515,7 @@
         <w:rPr>
           <w:rFonts w:ascii="Arial Narrow" w:eastAsia="Calibri" w:hAnsi="Arial Narrow" w:cs="Arial"/>
           <w:kern w:val="0"/>
-          <w14:ligatures w14:val="none"/>
+          <ns2:ligatures ns2:val="none"/>
         </w:rPr>
         <w:t>de acuerdo a</w:t>
       </w:r>
@@ -6682,7 +6524,7 @@
         <w:rPr>
           <w:rFonts w:ascii="Arial Narrow" w:eastAsia="Calibri" w:hAnsi="Arial Narrow" w:cs="Arial"/>
           <w:kern w:val="0"/>
-          <w14:ligatures w14:val="none"/>
+          <ns2:ligatures ns2:val="none"/>
         </w:rPr>
         <w:t xml:space="preserve"> lo señalado por el artículo 29</w:t>
       </w:r>
@@ -6692,7 +6534,7 @@
           <w:color w:val="000000"/>
           <w:kern w:val="0"/>
           <w:lang w:eastAsia="es-PE"/>
-          <w14:ligatures w14:val="none"/>
+          <ns2:ligatures ns2:val="none"/>
         </w:rPr>
         <w:t/>
       </w:r>
@@ -6700,7 +6542,7 @@
         <w:rPr>
           <w:rFonts w:ascii="Arial Narrow" w:eastAsia="Calibri" w:hAnsi="Arial Narrow" w:cs="Arial"/>
           <w:kern w:val="0"/>
-          <w14:ligatures w14:val="none"/>
+          <ns2:ligatures ns2:val="none"/>
         </w:rPr>
         <w:t xml:space="preserve"> del Decreto Legislativo 807</w:t>
       </w:r>
@@ -6710,7 +6552,7 @@
           <w:rFonts w:ascii="Arial Narrow" w:eastAsia="Calibri" w:hAnsi="Arial Narrow" w:cs="Arial"/>
           <w:kern w:val="0"/>
           <w:vertAlign w:val="superscript"/>
-          <w14:ligatures w14:val="none"/>
+          <ns2:ligatures ns2:val="none"/>
         </w:rPr>
         <w:footnoteReference w:id="10"/>
       </w:r>
@@ -6718,7 +6560,7 @@
         <w:rPr>
           <w:rFonts w:ascii="Arial Narrow" w:eastAsia="Calibri" w:hAnsi="Arial Narrow" w:cs="Arial"/>
           <w:kern w:val="0"/>
-          <w14:ligatures w14:val="none"/>
+          <ns2:ligatures ns2:val="none"/>
         </w:rPr>
         <w:t xml:space="preserve">, hasta antes de la emisión de la Resolución Final tienen la posibilidad de solicitar una audiencia de conciliación. En caso deleguen a favor de una tercera persona su actuación en la diligencia programada, esta deberá presentar un poder especial con firma legalizada ante Notario Público, donde conste </w:t>
       </w:r>
@@ -6727,7 +6569,7 @@
           <w:rFonts w:ascii="Arial Narrow" w:eastAsia="Calibri" w:hAnsi="Arial Narrow" w:cs="Arial"/>
           <w:kern w:val="0"/>
           <w:u w:val="single"/>
-          <w14:ligatures w14:val="none"/>
+          <ns2:ligatures ns2:val="none"/>
         </w:rPr>
         <w:t>expresamente su facultad para asistir y conciliar en su representación</w:t>
       </w:r>
@@ -6736,7 +6578,7 @@
           <w:rFonts w:ascii="Arial Narrow" w:eastAsia="Calibri" w:hAnsi="Arial Narrow" w:cs="Arial"/>
           <w:bCs/>
           <w:kern w:val="0"/>
-          <w14:ligatures w14:val="none"/>
+          <ns2:ligatures ns2:val="none"/>
         </w:rPr>
         <w:t>.</w:t>
       </w:r>
@@ -6746,7 +6588,7 @@
           <w:b/>
           <w:bCs/>
           <w:kern w:val="0"/>
-          <w14:ligatures w14:val="none"/>
+          <ns2:ligatures ns2:val="none"/>
         </w:rPr>
         <w:t xml:space="preserve"> </w:t>
       </w:r>
@@ -6755,12 +6597,12 @@
           <w:rFonts w:ascii="Arial Narrow" w:eastAsia="Calibri" w:hAnsi="Arial Narrow" w:cs="Arial"/>
           <w:kern w:val="0"/>
           <w:u w:val="single"/>
-          <w14:ligatures w14:val="none"/>
+          <ns2:ligatures ns2:val="none"/>
         </w:rPr>
         <w:t xml:space="preserve">Ello bajo apercibimiento de no realizar la audiencia de conciliación y levantar el acta de inasistencia correspondiente. </w:t>
       </w:r>
     </w:p>
-    <w:p>
+    <w:p ns2:paraId="19088877" ns2:textId="77777777">
       <w:pPr>
         <w:suppressAutoHyphens/>
         <w:spacing w:after="0" w:line="240" w:lineRule="auto"/>
@@ -6769,11 +6611,11 @@
           <w:rFonts w:ascii="Arial Narrow" w:eastAsia="Calibri" w:hAnsi="Arial Narrow" w:cs="Arial"/>
           <w:kern w:val="0"/>
           <w:u w:val="single"/>
-          <w14:ligatures w14:val="none"/>
-        </w:rPr>
-      </w:pPr>
-    </w:p>
-    <w:p>
+          <ns2:ligatures ns2:val="none"/>
+        </w:rPr>
+      </w:pPr>
+    </w:p>
+    <w:p ns2:paraId="7767F307" ns2:textId="53D84ED6">
       <w:pPr>
         <w:suppressAutoHyphens/>
         <w:spacing w:after="0" w:line="240" w:lineRule="auto"/>
@@ -6790,7 +6632,7 @@
           <w:b/>
           <w:spacing w:val="-3"/>
           <w:kern w:val="0"/>
-          <w14:ligatures w14:val="none"/>
+          <ns2:ligatures ns2:val="none"/>
         </w:rPr>
         <w:lastRenderedPageBreak/>
         <w:t>NOVENO</w:t>
@@ -6802,7 +6644,7 @@
           <w:color w:val="000000"/>
           <w:kern w:val="0"/>
           <w:lang w:eastAsia="es-PE"/>
-          <w14:ligatures w14:val="none"/>
+          <ns2:ligatures ns2:val="none"/>
         </w:rPr>
         <w:t>:</w:t>
       </w:r>
@@ -6812,14 +6654,14 @@
           <w:color w:val="000000"/>
           <w:kern w:val="0"/>
           <w:lang w:eastAsia="es-PE"/>
-          <w14:ligatures w14:val="none"/>
+          <ns2:ligatures ns2:val="none"/>
         </w:rPr>
         <w:t xml:space="preserve"> poner en conocimiento de las partes que, antes de la emisión de la Resolución Final, tienen la posibilidad de formular su desistimiento o presentar el acuerdo arribado mediante la conciliación, mediación, transacción o cualquier otro que, de forma indubitable, deje constancia que se ha solucionado la controversia materia de denuncia.</w:t>
       </w:r>
       <w:bookmarkStart w:id="15" w:name="h.gjdgxs" w:colFirst="0" w:colLast="0"/>
       <w:bookmarkEnd w:id="15"/>
     </w:p>
-    <w:p>
+    <w:p ns2:paraId="69E33D6A" ns2:textId="77777777">
       <w:pPr>
         <w:suppressAutoHyphens/>
         <w:spacing w:after="0" w:line="240" w:lineRule="auto"/>
@@ -6829,11 +6671,11 @@
           <w:color w:val="000000"/>
           <w:kern w:val="0"/>
           <w:lang w:eastAsia="es-PE"/>
-          <w14:ligatures w14:val="none"/>
-        </w:rPr>
-      </w:pPr>
-    </w:p>
-    <w:p>
+          <ns2:ligatures ns2:val="none"/>
+        </w:rPr>
+      </w:pPr>
+    </w:p>
+    <w:p ns2:paraId="4DB7FEAC" ns2:textId="25F83F00">
       <w:pPr>
         <w:suppressAutoHyphens/>
         <w:spacing w:after="0" w:line="240" w:lineRule="auto"/>
@@ -6856,7 +6698,7 @@
           <w:b/>
           <w:spacing w:val="-3"/>
           <w:kern w:val="0"/>
-          <w14:ligatures w14:val="none"/>
+          <ns2:ligatures ns2:val="none"/>
         </w:rPr>
         <w:t/>
       </w:r>
@@ -6866,7 +6708,7 @@
           <w:bCs/>
           <w:spacing w:val="-3"/>
           <w:kern w:val="0"/>
-          <w14:ligatures w14:val="none"/>
+          <ns2:ligatures ns2:val="none"/>
         </w:rPr>
         <w:t xml:space="preserve"/>
       </w:r>
@@ -6876,7 +6718,7 @@
           <w:bCs/>
           <w:spacing w:val="-3"/>
           <w:kern w:val="0"/>
-          <w14:ligatures w14:val="none"/>
+          <ns2:ligatures ns2:val="none"/>
         </w:rPr>
         <w:t/>
       </w:r>
@@ -6886,7 +6728,7 @@
           <w:bCs/>
           <w:spacing w:val="-3"/>
           <w:kern w:val="0"/>
-          <w14:ligatures w14:val="none"/>
+          <ns2:ligatures ns2:val="none"/>
         </w:rPr>
         <w:t xml:space="preserve"/>
       </w:r>
@@ -6897,7 +6739,7 @@
           <w:kern w:val="0"/>
           <w:shd w:val="clear" w:color="auto" w:fill="FFFFFF"/>
           <w:lang w:eastAsia="es-PE"/>
-          <w14:ligatures w14:val="none"/>
+          <ns2:ligatures ns2:val="none"/>
         </w:rPr>
         <w:t xml:space="preserve"/>
       </w:r>
@@ -6909,7 +6751,7 @@
           <w:kern w:val="0"/>
           <w:shd w:val="clear" w:color="auto" w:fill="FFFFFF"/>
           <w:lang w:eastAsia="es-PE"/>
-          <w14:ligatures w14:val="none"/>
+          <ns2:ligatures ns2:val="none"/>
         </w:rPr>
         <w:t/>
       </w:r>
@@ -6921,7 +6763,7 @@
           <w:kern w:val="0"/>
           <w:shd w:val="clear" w:color="auto" w:fill="FFFFFF"/>
           <w:lang w:eastAsia="es-PE"/>
-          <w14:ligatures w14:val="none"/>
+          <ns2:ligatures ns2:val="none"/>
         </w:rPr>
         <w:t xml:space="preserve"/>
       </w:r>
@@ -6933,7 +6775,7 @@
           <w:kern w:val="0"/>
           <w:shd w:val="clear" w:color="auto" w:fill="FFFFFF"/>
           <w:lang w:eastAsia="es-PE"/>
-          <w14:ligatures w14:val="none"/>
+          <ns2:ligatures ns2:val="none"/>
         </w:rPr>
         <w:t/>
       </w:r>
@@ -6945,7 +6787,7 @@
           <w:kern w:val="0"/>
           <w:shd w:val="clear" w:color="auto" w:fill="FFFFFF"/>
           <w:lang w:eastAsia="es-PE"/>
-          <w14:ligatures w14:val="none"/>
+          <ns2:ligatures ns2:val="none"/>
         </w:rPr>
         <w:t xml:space="preserve"/>
       </w:r>
@@ -6957,7 +6799,7 @@
           <w:kern w:val="0"/>
           <w:shd w:val="clear" w:color="auto" w:fill="FFFFFF"/>
           <w:lang w:eastAsia="es-PE"/>
-          <w14:ligatures w14:val="none"/>
+          <ns2:ligatures ns2:val="none"/>
         </w:rPr>
         <w:t/>
       </w:r>
@@ -6969,7 +6811,7 @@
           <w:kern w:val="0"/>
           <w:shd w:val="clear" w:color="auto" w:fill="FFFFFF"/>
           <w:lang w:eastAsia="es-PE"/>
-          <w14:ligatures w14:val="none"/>
+          <ns2:ligatures ns2:val="none"/>
         </w:rPr>
         <w:t xml:space="preserve"/>
       </w:r>
@@ -6981,7 +6823,7 @@
           <w:kern w:val="0"/>
           <w:shd w:val="clear" w:color="auto" w:fill="FFFFFF"/>
           <w:lang w:eastAsia="es-PE"/>
-          <w14:ligatures w14:val="none"/>
+          <ns2:ligatures ns2:val="none"/>
         </w:rPr>
         <w:t/>
       </w:r>
@@ -6993,7 +6835,7 @@
           <w:kern w:val="0"/>
           <w:shd w:val="clear" w:color="auto" w:fill="FFFFFF"/>
           <w:lang w:eastAsia="es-PE"/>
-          <w14:ligatures w14:val="none"/>
+          <ns2:ligatures ns2:val="none"/>
         </w:rPr>
         <w:t xml:space="preserve"/>
       </w:r>
@@ -7005,7 +6847,7 @@
           <w:kern w:val="0"/>
           <w:shd w:val="clear" w:color="auto" w:fill="FFFFFF"/>
           <w:lang w:eastAsia="es-PE"/>
-          <w14:ligatures w14:val="none"/>
+          <ns2:ligatures ns2:val="none"/>
         </w:rPr>
         <w:t/>
       </w:r>
@@ -7017,7 +6859,7 @@
           <w:kern w:val="0"/>
           <w:shd w:val="clear" w:color="auto" w:fill="FFFFFF"/>
           <w:lang w:eastAsia="es-PE"/>
-          <w14:ligatures w14:val="none"/>
+          <ns2:ligatures ns2:val="none"/>
         </w:rPr>
         <w:t xml:space="preserve"/>
       </w:r>
@@ -7029,7 +6871,7 @@
           <w:kern w:val="0"/>
           <w:shd w:val="clear" w:color="auto" w:fill="FFFFFF"/>
           <w:lang w:eastAsia="es-PE"/>
-          <w14:ligatures w14:val="none"/>
+          <ns2:ligatures ns2:val="none"/>
         </w:rPr>
         <w:t/>
       </w:r>
@@ -7041,7 +6883,7 @@
           <w:kern w:val="0"/>
           <w:shd w:val="clear" w:color="auto" w:fill="FFFFFF"/>
           <w:lang w:eastAsia="es-PE"/>
-          <w14:ligatures w14:val="none"/>
+          <ns2:ligatures ns2:val="none"/>
         </w:rPr>
         <w:t xml:space="preserve"/>
       </w:r>
@@ -7053,7 +6895,7 @@
           <w:kern w:val="0"/>
           <w:shd w:val="clear" w:color="auto" w:fill="FFFFFF"/>
           <w:lang w:eastAsia="es-PE"/>
-          <w14:ligatures w14:val="none"/>
+          <ns2:ligatures ns2:val="none"/>
         </w:rPr>
         <w:t/>
       </w:r>
@@ -7065,7 +6907,7 @@
           <w:kern w:val="0"/>
           <w:shd w:val="clear" w:color="auto" w:fill="FFFFFF"/>
           <w:lang w:eastAsia="es-PE"/>
-          <w14:ligatures w14:val="none"/>
+          <ns2:ligatures ns2:val="none"/>
         </w:rPr>
         <w:t xml:space="preserve"/>
       </w:r>
@@ -7077,7 +6919,7 @@
           <w:kern w:val="0"/>
           <w:shd w:val="clear" w:color="auto" w:fill="FFFFFF"/>
           <w:lang w:eastAsia="es-PE"/>
-          <w14:ligatures w14:val="none"/>
+          <ns2:ligatures ns2:val="none"/>
         </w:rPr>
         <w:t/>
       </w:r>
@@ -7089,7 +6931,7 @@
           <w:kern w:val="0"/>
           <w:shd w:val="clear" w:color="auto" w:fill="FFFFFF"/>
           <w:lang w:eastAsia="es-PE"/>
-          <w14:ligatures w14:val="none"/>
+          <ns2:ligatures ns2:val="none"/>
         </w:rPr>
         <w:t xml:space="preserve"/>
       </w:r>
@@ -7101,7 +6943,7 @@
           <w:kern w:val="0"/>
           <w:shd w:val="clear" w:color="auto" w:fill="FFFFFF"/>
           <w:lang w:eastAsia="es-PE"/>
-          <w14:ligatures w14:val="none"/>
+          <ns2:ligatures ns2:val="none"/>
         </w:rPr>
         <w:t/>
       </w:r>
@@ -7113,7 +6955,7 @@
           <w:kern w:val="0"/>
           <w:shd w:val="clear" w:color="auto" w:fill="FFFFFF"/>
           <w:lang w:eastAsia="es-PE"/>
-          <w14:ligatures w14:val="none"/>
+          <ns2:ligatures ns2:val="none"/>
         </w:rPr>
         <w:t xml:space="preserve"/>
       </w:r>
@@ -7125,7 +6967,7 @@
           <w:kern w:val="0"/>
           <w:shd w:val="clear" w:color="auto" w:fill="FFFFFF"/>
           <w:lang w:eastAsia="es-PE"/>
-          <w14:ligatures w14:val="none"/>
+          <ns2:ligatures ns2:val="none"/>
         </w:rPr>
         <w:t/>
       </w:r>
@@ -7137,7 +6979,7 @@
           <w:kern w:val="0"/>
           <w:shd w:val="clear" w:color="auto" w:fill="FFFFFF"/>
           <w:lang w:eastAsia="es-PE"/>
-          <w14:ligatures w14:val="none"/>
+          <ns2:ligatures ns2:val="none"/>
         </w:rPr>
         <w:t xml:space="preserve"/>
       </w:r>
@@ -7148,7 +6990,7 @@
           <w:kern w:val="0"/>
           <w:shd w:val="clear" w:color="auto" w:fill="FFFFFF"/>
           <w:lang w:eastAsia="es-PE"/>
-          <w14:ligatures w14:val="none"/>
+          <ns2:ligatures ns2:val="none"/>
         </w:rPr>
         <w:t xml:space="preserve"/>
       </w:r>
@@ -7207,7 +7049,7 @@
           <w:color w:val="000000"/>
           <w:kern w:val="0"/>
           <w:lang w:eastAsia="es-PE"/>
-          <w14:ligatures w14:val="none"/>
+          <ns2:ligatures ns2:val="none"/>
         </w:rPr>
         <w:t/>
       </w:r>
@@ -7224,7 +7066,7 @@
           <w:color w:val="000000"/>
           <w:kern w:val="0"/>
           <w:lang w:eastAsia="es-PE"/>
-          <w14:ligatures w14:val="none"/>
+          <ns2:ligatures ns2:val="none"/>
         </w:rPr>
         <w:t/>
       </w:r>
@@ -7250,7 +7092,7 @@
         <w:t/>
       </w:r>
     </w:p>
-    <w:p>
+    <w:p ns2:paraId="26B1ED4B" ns2:textId="77777777">
       <w:pPr>
         <w:suppressAutoHyphens/>
         <w:spacing w:after="0" w:line="240" w:lineRule="auto"/>
@@ -7260,7 +7102,7 @@
         </w:rPr>
       </w:pPr>
     </w:p>
-    <w:p>
+    <w:p ns2:paraId="12E923CD" ns2:textId="6A4FE5C1">
       <w:pPr>
         <w:suppressAutoHyphens/>
         <w:spacing w:line="240" w:lineRule="auto"/>
@@ -7435,7 +7277,7 @@
         <w:t>.</w:t>
       </w:r>
     </w:p>
-    <w:p>
+    <w:p ns2:paraId="00B9B615" ns2:textId="77777777">
       <w:pPr>
         <w:suppressAutoHyphens/>
         <w:spacing w:after="0" w:line="240" w:lineRule="auto"/>
@@ -7446,68 +7288,68 @@
           <w:color w:val="000000"/>
           <w:kern w:val="0"/>
           <w:lang w:eastAsia="es-PE"/>
-          <w14:ligatures w14:val="none"/>
+          <ns2:ligatures ns2:val="none"/>
         </w:rPr>
       </w:pPr>
     </w:p>
     <w:bookmarkEnd w:id="0"/>
-    <w:p>
-      <w:pPr>
-        <w:spacing w:after="0" w:line="240" w:lineRule="auto"/>
-        <w:jc w:val="both"/>
-        <w:rPr>
-          <w:rFonts w:ascii="Arial Narrow" w:eastAsia="Arial Narrow" w:hAnsi="Arial Narrow" w:cs="Arial Narrow"/>
-          <w:b/>
-          <w:color w:val="000000"/>
-          <w:kern w:val="0"/>
-          <w:lang w:eastAsia="es-PE"/>
-          <w14:ligatures w14:val="none"/>
-        </w:rPr>
-      </w:pPr>
-    </w:p>
-    <w:p>
-      <w:pPr>
-        <w:spacing w:after="0" w:line="240" w:lineRule="auto"/>
-        <w:jc w:val="both"/>
-        <w:rPr>
-          <w:rFonts w:ascii="Arial Narrow" w:eastAsia="Arial Narrow" w:hAnsi="Arial Narrow" w:cs="Arial Narrow"/>
-          <w:b/>
-          <w:color w:val="000000"/>
-          <w:kern w:val="0"/>
-          <w:lang w:eastAsia="es-PE"/>
-          <w14:ligatures w14:val="none"/>
-        </w:rPr>
-      </w:pPr>
-    </w:p>
-    <w:p>
-      <w:pPr>
-        <w:spacing w:after="0" w:line="240" w:lineRule="auto"/>
-        <w:jc w:val="both"/>
-        <w:rPr>
-          <w:rFonts w:ascii="Arial Narrow" w:eastAsia="Arial Narrow" w:hAnsi="Arial Narrow" w:cs="Arial Narrow"/>
-          <w:b/>
-          <w:color w:val="000000"/>
-          <w:kern w:val="0"/>
-          <w:lang w:eastAsia="es-PE"/>
-          <w14:ligatures w14:val="none"/>
-        </w:rPr>
-      </w:pPr>
-    </w:p>
-    <w:p>
-      <w:pPr>
-        <w:spacing w:after="0" w:line="240" w:lineRule="auto"/>
-        <w:jc w:val="both"/>
-        <w:rPr>
-          <w:rFonts w:ascii="Arial Narrow" w:eastAsia="Arial Narrow" w:hAnsi="Arial Narrow" w:cs="Arial Narrow"/>
-          <w:b/>
-          <w:color w:val="000000"/>
-          <w:kern w:val="0"/>
-          <w:lang w:eastAsia="es-PE"/>
-          <w14:ligatures w14:val="none"/>
-        </w:rPr>
-      </w:pPr>
-    </w:p>
-    <w:p>
+    <w:p ns2:paraId="6F8AFAC6" ns2:textId="77777777">
+      <w:pPr>
+        <w:spacing w:after="0" w:line="240" w:lineRule="auto"/>
+        <w:jc w:val="both"/>
+        <w:rPr>
+          <w:rFonts w:ascii="Arial Narrow" w:eastAsia="Arial Narrow" w:hAnsi="Arial Narrow" w:cs="Arial Narrow"/>
+          <w:b/>
+          <w:color w:val="000000"/>
+          <w:kern w:val="0"/>
+          <w:lang w:eastAsia="es-PE"/>
+          <ns2:ligatures ns2:val="none"/>
+        </w:rPr>
+      </w:pPr>
+    </w:p>
+    <w:p ns2:paraId="41C37225" ns2:textId="77777777">
+      <w:pPr>
+        <w:spacing w:after="0" w:line="240" w:lineRule="auto"/>
+        <w:jc w:val="both"/>
+        <w:rPr>
+          <w:rFonts w:ascii="Arial Narrow" w:eastAsia="Arial Narrow" w:hAnsi="Arial Narrow" w:cs="Arial Narrow"/>
+          <w:b/>
+          <w:color w:val="000000"/>
+          <w:kern w:val="0"/>
+          <w:lang w:eastAsia="es-PE"/>
+          <ns2:ligatures ns2:val="none"/>
+        </w:rPr>
+      </w:pPr>
+    </w:p>
+    <w:p ns2:paraId="46FD71EA" ns2:textId="77777777">
+      <w:pPr>
+        <w:spacing w:after="0" w:line="240" w:lineRule="auto"/>
+        <w:jc w:val="both"/>
+        <w:rPr>
+          <w:rFonts w:ascii="Arial Narrow" w:eastAsia="Arial Narrow" w:hAnsi="Arial Narrow" w:cs="Arial Narrow"/>
+          <w:b/>
+          <w:color w:val="000000"/>
+          <w:kern w:val="0"/>
+          <w:lang w:eastAsia="es-PE"/>
+          <ns2:ligatures ns2:val="none"/>
+        </w:rPr>
+      </w:pPr>
+    </w:p>
+    <w:p ns2:paraId="3F68E0C4" ns2:textId="77777777">
+      <w:pPr>
+        <w:spacing w:after="0" w:line="240" w:lineRule="auto"/>
+        <w:jc w:val="both"/>
+        <w:rPr>
+          <w:rFonts w:ascii="Arial Narrow" w:eastAsia="Arial Narrow" w:hAnsi="Arial Narrow" w:cs="Arial Narrow"/>
+          <w:b/>
+          <w:color w:val="000000"/>
+          <w:kern w:val="0"/>
+          <w:lang w:eastAsia="es-PE"/>
+          <ns2:ligatures ns2:val="none"/>
+        </w:rPr>
+      </w:pPr>
+    </w:p>
+    <w:p ns2:paraId="44C416C1" ns2:textId="77777777">
       <w:pPr>
         <w:shd w:val="clear" w:color="auto" w:fill="FFFFFF"/>
         <w:spacing w:after="0" w:line="240" w:lineRule="auto"/>
@@ -7518,7 +7360,7 @@
           <w:bCs/>
           <w:color w:val="000000"/>
           <w:kern w:val="0"/>
-          <w14:ligatures w14:val="none"/>
+          <ns2:ligatures ns2:val="none"/>
         </w:rPr>
       </w:pPr>
       <w:r>
@@ -7528,12 +7370,12 @@
           <w:bCs/>
           <w:color w:val="000000"/>
           <w:kern w:val="0"/>
-          <w14:ligatures w14:val="none"/>
+          <ns2:ligatures ns2:val="none"/>
         </w:rPr>
         <w:t>EVELING ROA QUISPE</w:t>
       </w:r>
     </w:p>
-    <w:p>
+    <w:p ns2:paraId="31A9CE85" ns2:textId="77777777">
       <w:pPr>
         <w:shd w:val="clear" w:color="auto" w:fill="FFFFFF"/>
         <w:spacing w:after="0" w:line="240" w:lineRule="auto"/>
@@ -7544,7 +7386,7 @@
           <w:bCs/>
           <w:color w:val="000000"/>
           <w:kern w:val="0"/>
-          <w14:ligatures w14:val="none"/>
+          <ns2:ligatures ns2:val="none"/>
         </w:rPr>
       </w:pPr>
       <w:r>
@@ -7554,12 +7396,12 @@
           <w:bCs/>
           <w:color w:val="000000"/>
           <w:kern w:val="0"/>
-          <w14:ligatures w14:val="none"/>
+          <ns2:ligatures ns2:val="none"/>
         </w:rPr>
         <w:t>Secretaria Técnica</w:t>
       </w:r>
     </w:p>
-    <w:p>
+    <w:p ns2:paraId="5A648714" ns2:textId="77777777">
       <w:pPr>
         <w:shd w:val="clear" w:color="auto" w:fill="FFFFFF"/>
         <w:spacing w:after="0" w:line="240" w:lineRule="auto"/>
@@ -7570,7 +7412,7 @@
           <w:bCs/>
           <w:color w:val="000000"/>
           <w:kern w:val="0"/>
-          <w14:ligatures w14:val="none"/>
+          <ns2:ligatures ns2:val="none"/>
         </w:rPr>
       </w:pPr>
       <w:r>
@@ -7580,26 +7422,26 @@
           <w:bCs/>
           <w:color w:val="000000"/>
           <w:kern w:val="0"/>
-          <w14:ligatures w14:val="none"/>
+          <ns2:ligatures ns2:val="none"/>
         </w:rPr>
         <w:t>Comisión de Protección al Consumidor 1</w:t>
       </w:r>
     </w:p>
-    <w:p>
-      <w:pPr>
-        <w:spacing w:after="0" w:line="240" w:lineRule="auto"/>
-        <w:jc w:val="both"/>
-        <w:rPr>
-          <w:rFonts w:ascii="Arial Narrow" w:eastAsia="Arial Narrow" w:hAnsi="Arial Narrow" w:cs="Arial Narrow"/>
-          <w:b/>
-          <w:color w:val="000000"/>
-          <w:kern w:val="0"/>
-          <w:lang w:eastAsia="es-PE"/>
-          <w14:ligatures w14:val="none"/>
-        </w:rPr>
-      </w:pPr>
-    </w:p>
-    <w:p>
+    <w:p ns2:paraId="5D9EDE09" ns2:textId="77777777">
+      <w:pPr>
+        <w:spacing w:after="0" w:line="240" w:lineRule="auto"/>
+        <w:jc w:val="both"/>
+        <w:rPr>
+          <w:rFonts w:ascii="Arial Narrow" w:eastAsia="Arial Narrow" w:hAnsi="Arial Narrow" w:cs="Arial Narrow"/>
+          <w:b/>
+          <w:color w:val="000000"/>
+          <w:kern w:val="0"/>
+          <w:lang w:eastAsia="es-PE"/>
+          <ns2:ligatures ns2:val="none"/>
+        </w:rPr>
+      </w:pPr>
+    </w:p>
+    <w:p ns2:paraId="68107EE2" ns2:textId="242E6C73">
       <w:pPr>
         <w:spacing w:after="0" w:line="240" w:lineRule="auto"/>
         <w:jc w:val="both"/>
@@ -7617,14 +7459,14 @@
           <w:sz w:val="16"/>
           <w:szCs w:val="16"/>
           <w:lang w:eastAsia="es-PE"/>
-          <w14:ligatures w14:val="none"/>
+          <ns2:ligatures ns2:val="none"/>
         </w:rPr>
         <w:t>LSM/JCQ</w:t>
       </w:r>
     </w:p>
     <w:sectPr>
-      <w:headerReference w:type="default" r:id="rId9"/>
-      <w:footerReference w:type="default" r:id="rId10"/>
+      <w:headerReference w:type="default" ns3:id="rId9"/>
+      <w:footerReference w:type="default" ns3:id="rId10"/>
       <w:pgSz w:w="11906" w:h="16838"/>
       <w:pgMar w:top="1417" w:right="1701" w:bottom="1417" w:left="1701" w:header="708" w:footer="708" w:gutter="0"/>
       <w:cols w:space="708"/>

--- a/plantillas_maestras/17_seguro_no_especificado/materia_general_asegurativa/2_o_mas_ddos_varios/varon/TPL_2323_2025_SEGURO_NO_ESPECIFICADO_MATERIA_GENERAL_ASEGURATIVA_ASEGURADORA_VARON_R2.docx
+++ b/plantillas_maestras/17_seguro_no_especificado/materia_general_asegurativa/2_o_mas_ddos_varios/varon/TPL_2323_2025_SEGURO_NO_ESPECIFICADO_MATERIA_GENERAL_ASEGURATIVA_ASEGURADORA_VARON_R2.docx
@@ -5784,7 +5784,7 @@
           <w:sz w:val="20"/>
           <w:szCs w:val="20"/>
         </w:rPr>
-        <w:t xml:space="preserve">correr traslado de la presente resolución a La Positiva Seguros y Reaseguros S.A.A. y La Positiva Vida Seguros y Reaseguros S.A para que, de conformidad con lo dispuesto por el artículo 26° de la Ley sobre Facultades, Normas y Organización del Indecopi, aprobado por Decreto Legislativo N° 8079, presenten sus descargos sobre la imputación de cargos realizada en un plazo no mayor a cinco (5) días hábiles contado a partir del día siguiente de la notificación de la presente resolución, vencido el cual, el Secretario Técnico declarará en rebeldía a los denunciados que no lo hubieran presentado. Debe precisarse que de conformidad con lo establecido por el artículo 223° del Texto Único Ordenado de la Ley N° 27444, Ley del Procedimiento Administrativo General, las alegaciones y los hechos relevantes de la reclamación, salvo que hayan sido específicamente negadas en la contestación, se tendrán por aceptadas o meritadas como ciertas.</w:t>
+        <w:t xml:space="preserve">correr traslado de la presente resolución a La Positiva Seguros y Reaseguros S.A.A. y La Positiva Vida Seguros y Reaseguros S.A. para que, de conformidad con lo dispuesto por el artículo 26 de la Ley sobre Facultades, Normas y Organización del Indecopi, aprobada por Decreto Legislativo 807, presenten sus descargos sobre la imputación de cargos realizada en un plazo no mayor a cinco (5) días hábiles contado a partir del día siguiente de la notificación de la presente resolución, vencido el cual, el Secretario Técnico declarará en rebeldía a los denunciados que no lo hubieran presentado. Debe precisarse que de conformidad con lo establecido por el artículo 223 del Texto Único Ordenado de la Ley 27444, Ley del Procedimiento Administrativo General, las alegaciones y los hechos relevantes de la reclamación, salvo que hayan sido específicamente negadas en la contestación, se tendrán por aceptadas o merituadas como ciertas.</w:t>
       </w:r>
     </w:p>
     <w:p ns2:paraId="2F1C55D7" ns2:textId="77777777">

--- a/plantillas_maestras/17_seguro_no_especificado/materia_general_asegurativa/2_o_mas_ddos_varios/varon/TPL_2323_2025_SEGURO_NO_ESPECIFICADO_MATERIA_GENERAL_ASEGURATIVA_ASEGURADORA_VARON_R2.docx
+++ b/plantillas_maestras/17_seguro_no_especificado/materia_general_asegurativa/2_o_mas_ddos_varios/varon/TPL_2323_2025_SEGURO_NO_ESPECIFICADO_MATERIA_GENERAL_ASEGURATIVA_ASEGURADORA_VARON_R2.docx
@@ -1008,7 +1008,7 @@
           <w:lang w:eastAsia="es-PE"/>
           <ns2:ligatures ns2:val="none"/>
         </w:rPr>
-        <w:t>31</w:t>
+        <w:t xml:space="preserve">31 de octubre de 2025</w:t>
       </w:r>
       <w:r>
         <w:rPr>
@@ -1019,7 +1019,7 @@
           <w:lang w:eastAsia="es-PE"/>
           <ns2:ligatures ns2:val="none"/>
         </w:rPr>
-        <w:t xml:space="preserve"> de </w:t>
+        <w:t xml:space="preserve"/>
       </w:r>
       <w:r>
         <w:rPr>
@@ -1030,7 +1030,7 @@
           <w:lang w:eastAsia="es-PE"/>
           <ns2:ligatures ns2:val="none"/>
         </w:rPr>
-        <w:t xml:space="preserve">octubre </w:t>
+        <w:t xml:space="preserve"/>
       </w:r>
       <w:r>
         <w:rPr>
@@ -1041,7 +1041,7 @@
           <w:lang w:eastAsia="es-PE"/>
           <ns2:ligatures ns2:val="none"/>
         </w:rPr>
-        <w:t>de 2025</w:t>
+        <w:t xml:space="preserve"/>
       </w:r>
     </w:p>
     <w:p ns2:paraId="1EF3C256" ns2:textId="77777777">
@@ -1127,7 +1127,7 @@
           <w:lang w:val="es-ES" w:eastAsia="es-ES"/>
           <ns2:ligatures ns2:val="none"/>
         </w:rPr>
-        <w:t xml:space="preserve">Mediante la denuncia del 19 de setiembre del 2025, subsanado mediante escrito del 30 de octubre de 2025, el señor [APELLIDO] [APELLIDO] , el señor [APELLIDO] [APELLIDO] , el señor [APELLIDO] [APELLIDO] , la señora [APELLIDO] [APELLIDO] , el señor [APELLIDO] [APELLIDO] Sanchez y la señora [APELLIDO] [APELLIDO] , denunciaron a La Positiva y La Positiva Vida (en adelante, los proveedores denunciados) por presuntas infracciones a la Ley 29571, Código de Protección y Defensa del Consumidor (en adelante, Código), señalando lo siguiente:</w:t>
+        <w:t xml:space="preserve">Mediante la denuncia del 19 de setiembre de 2025, subsanado mediante escrito del 30 de octubre de 2025, el señor [APELLIDO] [APELLIDO] , el señor [APELLIDO] [APELLIDO] , el señor [APELLIDO] [APELLIDO] , la señora [APELLIDO] [APELLIDO] , el señor [APELLIDO] [APELLIDO] Sanchez y la señora [APELLIDO] [APELLIDO] , denunciaron a La Positiva y La Positiva Vida (en adelante, los proveedores denunciados) por presuntas infracciones a la Ley 29571, Código de Protección y Defensa del Consumidor (en adelante, Código), señalando lo siguiente:</w:t>
       </w:r>
       <w:r>
         <w:rPr>
@@ -1922,7 +1922,7 @@
           <w:lang w:eastAsia="es-ES"/>
           <ns2:ligatures ns2:val="none"/>
         </w:rPr>
-        <w:t>29 de septiembre de 2023</w:t>
+        <w:t xml:space="preserve">29 de setiembre de 2023</w:t>
       </w:r>
       <w:r>
         <w:rPr>
@@ -2674,7 +2674,7 @@
           <w:lang w:eastAsia="es-ES"/>
           <ns2:ligatures ns2:val="none"/>
         </w:rPr>
-        <w:t>17 de septiembre de 2024</w:t>
+        <w:t xml:space="preserve">17 de setiembre de 2024</w:t>
       </w:r>
       <w:r>
         <w:rPr>
@@ -3373,7 +3373,7 @@
           <w:lang w:val="es-ES" w:eastAsia="es-ES"/>
           <ns2:ligatures ns2:val="none"/>
         </w:rPr>
-        <w:t xml:space="preserve">El señor [APELLIDO] [APELLIDO] , el señor [APELLIDO] [APELLIDO] , el señor [APELLIDO] [APELLIDO] , la señora [APELLIDO] [APELLIDO] , el señor [APELLIDO] [APELLIDO] Sanchez y la señora [APELLIDO] [APELLIDO] , solicitaron, en calidad de medida correctiva, que los proveedores denunciados cumplan con realizar la devolución del saldo pendiente del rescate por US$ 9 031,50, que proviene de un valor de rescate total de US$ 18 894,00 menos el monto ya abonado de US$ 9 862,50 y realizar el pago de intereses compensatorios sobre dicho monto según la tasa legal efectiva en moneda extranjera de 3.437%, que se estima en US$ 310,41 (calculada el 18 de septiembre de 2025). Asimismo, requirieron el reembolso de costos y costas del presente procedimiento.</w:t>
+        <w:t xml:space="preserve">El señor [APELLIDO] [APELLIDO] , el señor [APELLIDO] [APELLIDO] , el señor [APELLIDO] [APELLIDO] , la señora [APELLIDO] [APELLIDO] , el señor [APELLIDO] [APELLIDO] Sanchez y la señora [APELLIDO] [APELLIDO] , solicitaron, en calidad de medida correctiva, que los proveedores denunciados cumplan con realizar la devolución del saldo pendiente del rescate por US$ 9 031,50, que proviene de un valor de rescate total de US$ 18 894,00 menos el monto ya abonado de US$ 9 862,50 y realizar el pago de intereses compensatorios sobre dicho monto según la tasa legal efectiva en moneda extranjera de 3.437%, que se estima en US$ 310,41 (calculada el 18 de setiembre de 2025). Asimismo, requirieron el reembolso de costos y costas del presente procedimiento.</w:t>
       </w:r>
       <w:r>
         <w:rPr>
@@ -4622,7 +4622,7 @@
           <ns2:ligatures ns2:val="none"/>
         </w:rPr>
         <w:lastRenderedPageBreak/>
-        <w:t xml:space="preserve">PRIMERO: admitir a trámite la denuncia del 19 de setiembre del 2025, subsanado mediante escrito del 30 de octubre de 2025, interpuesta por el señor [APELLIDO] [APELLIDO] , el señor [APELLIDO] [APELLIDO] , el señor [APELLIDO] [APELLIDO] , la señora [APELLIDO] [APELLIDO] , el señor [APELLIDO] [APELLIDO] Sanchez y la señora [APELLIDO] [APELLIDO] , contra La Positiva Seguros y Reaseguros S.A.A. y La Positiva Vida Seguros y Reaseguros S.A., por lo siguiente:</w:t>
+        <w:t xml:space="preserve">PRIMERO: admitir a trámite la denuncia del 19 de setiembre de 2025, subsanado mediante escrito del 30 de octubre de 2025, interpuesta por el señor [APELLIDO] [APELLIDO] , el señor [APELLIDO] [APELLIDO] , el señor [APELLIDO] [APELLIDO] , la señora [APELLIDO] [APELLIDO] , el señor [APELLIDO] [APELLIDO] Sanchez y la señora [APELLIDO] [APELLIDO] , contra La Positiva Seguros y Reaseguros S.A.A. y La Positiva Vida Seguros y Reaseguros S.A., por lo siguiente:</w:t>
       </w:r>
       <w:r>
         <w:rPr>
@@ -5399,7 +5399,7 @@
           <w:lang w:val="es-ES" w:eastAsia="es-ES"/>
           <ns2:ligatures ns2:val="none"/>
         </w:rPr>
-        <w:t>19 de setiembre del 2025, subsanado mediante escrito del 30 de octubre de 2025</w:t>
+        <w:t xml:space="preserve">19 de setiembre de 2025, subsanado mediante escrito del 30 de octubre de 2025</w:t>
       </w:r>
       <w:r>
         <w:rPr>
@@ -7656,7 +7656,7 @@
           <w:sz w:val="15"/>
           <w:szCs w:val="15"/>
         </w:rPr>
-        <w:t>el 2 de setiembre del 2010 en el Diario Oficial El Peruano, vigente desde el 2 de octubre del 2010 y modificado por Decreto Legislativo 1308.</w:t>
+        <w:t xml:space="preserve">el 2 de setiembre de 2010 en el Diario Oficial El Peruano, vigente desde el 2 de octubre de 2010 y modificado por Decreto Legislativo 1308.</w:t>
       </w:r>
     </w:p>
     <w:p>

--- a/plantillas_maestras/17_seguro_no_especificado/materia_general_asegurativa/2_o_mas_ddos_varios/varon/TPL_2323_2025_SEGURO_NO_ESPECIFICADO_MATERIA_GENERAL_ASEGURATIVA_ASEGURADORA_VARON_R2.docx
+++ b/plantillas_maestras/17_seguro_no_especificado/materia_general_asegurativa/2_o_mas_ddos_varios/varon/TPL_2323_2025_SEGURO_NO_ESPECIFICADO_MATERIA_GENERAL_ASEGURATIVA_ASEGURADORA_VARON_R2.docx
@@ -1,8 +1,8 @@
 
 <file path=word/document.xml><?xml version="1.0" encoding="utf-8"?>
-<w:document xmlns:ns1="http://schemas.openxmlformats.org/markup-compatibility/2006" xmlns:ns2="http://schemas.microsoft.com/office/word/2010/wordml" xmlns:ns3="http://schemas.openxmlformats.org/officeDocument/2006/relationships" xmlns:w="http://schemas.openxmlformats.org/wordprocessingml/2006/main" ns1:Ignorable="w14 w15 w16se w16cid w16 w16cex w16sdtdh w16sdtfl w16du wp14">
+<w:document xmlns:mc="http://schemas.openxmlformats.org/markup-compatibility/2006" xmlns:r="http://schemas.openxmlformats.org/officeDocument/2006/relationships" xmlns:w="http://schemas.openxmlformats.org/wordprocessingml/2006/main" xmlns:w14="http://schemas.microsoft.com/office/word/2010/wordml" xmlns:w15="http://schemas.microsoft.com/office/word/2012/wordml" xmlns:w16="http://schemas.microsoft.com/office/word/2018/wordml" xmlns:w16cex="http://schemas.microsoft.com/office/word/2018/wordml/cex" xmlns:w16cid="http://schemas.microsoft.com/office/word/2016/wordml/cid" xmlns:w16du="http://schemas.microsoft.com/office/word/2023/wordml/word16du" xmlns:w16sdtdh="http://schemas.microsoft.com/office/word/2020/wordml/sdtdatahash" xmlns:w16se="http://schemas.microsoft.com/office/word/2015/wordml/symex" xmlns:wp14="http://schemas.microsoft.com/office/word/2010/wordprocessingDrawing" mc:Ignorable="w14 w15 w16se w16cid w16 w16cex w16sdtdh w16du wp14">
   <w:body>
-    <w:p ns2:paraId="4D92E425" ns2:textId="21B4BCC6">
+    <w:p>
       <w:pPr>
         <w:tabs>
           <w:tab w:val="left" w:pos="1701"/>
@@ -14,7 +14,7 @@
           <w:color w:val="000000"/>
           <w:kern w:val="0"/>
           <w:lang w:eastAsia="es-PE"/>
-          <ns2:ligatures ns2:val="none"/>
+          <w14:ligatures w14:val="none"/>
         </w:rPr>
       </w:pPr>
       <w:bookmarkStart w:id="0" w:name="_Hlk80343540"/>
@@ -25,7 +25,7 @@
           <w:color w:val="000000"/>
           <w:kern w:val="0"/>
           <w:lang w:eastAsia="es-PE"/>
-          <ns2:ligatures ns2:val="none"/>
+          <w14:ligatures w14:val="none"/>
         </w:rPr>
         <w:t xml:space="preserve">EXPEDIENTE </w:t>
       </w:r>
@@ -36,7 +36,7 @@
           <w:color w:val="000000"/>
           <w:kern w:val="0"/>
           <w:lang w:eastAsia="es-PE"/>
-          <ns2:ligatures ns2:val="none"/>
+          <w14:ligatures w14:val="none"/>
         </w:rPr>
         <w:tab/>
         <w:t>:</w:t>
@@ -48,7 +48,7 @@
           <w:color w:val="000000"/>
           <w:kern w:val="0"/>
           <w:lang w:eastAsia="es-PE"/>
-          <ns2:ligatures ns2:val="none"/>
+          <w14:ligatures w14:val="none"/>
         </w:rPr>
         <w:tab/>
       </w:r>
@@ -61,12 +61,12 @@
           <w:kern w:val="0"/>
           <w:shd w:val="clear" w:color="auto" w:fill="FFFFFF"/>
           <w:lang w:eastAsia="es-PE"/>
-          <ns2:ligatures ns2:val="none"/>
+          <w14:ligatures w14:val="none"/>
         </w:rPr>
         <w:t>2323-2025/CC1</w:t>
       </w:r>
     </w:p>
-    <w:p ns2:paraId="174737B6" ns2:textId="325337A9">
+    <w:p>
       <w:pPr>
         <w:tabs>
           <w:tab w:val="left" w:pos="1701"/>
@@ -81,135 +81,28 @@
           <w:color w:val="000000"/>
           <w:kern w:val="0"/>
           <w:lang w:eastAsia="es-PE"/>
-          <ns2:ligatures ns2:val="none"/>
-        </w:rPr>
-      </w:pPr>
-      <w:r>
-        <w:rPr>
-          <w:rFonts w:ascii="Arial Narrow" w:eastAsia="Arial Narrow" w:hAnsi="Arial Narrow" w:cs="Arial Narrow"/>
-          <w:b/>
-          <w:color w:val="000000"/>
-          <w:kern w:val="0"/>
-          <w:lang w:eastAsia="es-PE"/>
-          <ns2:ligatures ns2:val="none"/>
-        </w:rPr>
-        <w:t xml:space="preserve">DENUNCIANTE[DENUNCIANTE] (SEÑOR [APELLIDO] [APELLIDO])</w:t>
-      </w:r>
-      <w:r>
-        <w:rPr>
-          <w:rFonts w:ascii="Arial Narrow" w:eastAsia="Arial Narrow" w:hAnsi="Arial Narrow" w:cs="Arial Narrow"/>
-          <w:b/>
-          <w:color w:val="000000"/>
-          <w:kern w:val="0"/>
-          <w:lang w:eastAsia="es-PE"/>
-          <ns2:ligatures ns2:val="none"/>
-        </w:rPr>
-        <w:t/>
-      </w:r>
-      <w:r>
-        <w:rPr>
-          <w:rFonts w:ascii="Arial Narrow" w:eastAsia="Arial Narrow" w:hAnsi="Arial Narrow" w:cs="Arial Narrow"/>
-          <w:b/>
-          <w:color w:val="000000"/>
-          <w:kern w:val="0"/>
-          <w:lang w:eastAsia="es-PE"/>
-          <ns2:ligatures ns2:val="none"/>
-        </w:rPr>
+          <w14:ligatures w14:val="none"/>
+        </w:rPr>
+      </w:pPr>
+      <w:r>
+        <w:rPr>
+          <w:rFonts w:ascii="Arial Narrow" w:eastAsia="Arial Narrow" w:hAnsi="Arial Narrow" w:cs="Arial Narrow"/>
+          <w:b/>
+          <w:color w:val="000000"/>
+          <w:kern w:val="0"/>
+          <w:lang w:eastAsia="es-PE"/>
+          <w14:ligatures w14:val="none"/>
+        </w:rPr>
+        <w:t>DENUNCIANTE</w:t>
         <w:tab/>
-        <w:t/>
-      </w:r>
-      <w:r>
-        <w:rPr>
-          <w:rFonts w:ascii="Arial Narrow" w:eastAsia="Arial Narrow" w:hAnsi="Arial Narrow" w:cs="Arial Narrow"/>
-          <w:b/>
-          <w:color w:val="000000"/>
-          <w:kern w:val="0"/>
-          <w:lang w:eastAsia="es-PE"/>
-          <ns2:ligatures ns2:val="none"/>
-        </w:rPr>
+        <w:t>:</w:t>
         <w:tab/>
+        <w:t xml:space="preserve">[DENUNCIANTE] (SEÑOR [APELLIDO] [APELLIDO])</w:t>
       </w:r>
       <w:bookmarkStart w:id="1" w:name="_Hlk212105358"/>
-      <w:r>
-        <w:rPr>
-          <w:rFonts w:ascii="Arial Narrow" w:eastAsia="Arial Narrow" w:hAnsi="Arial Narrow" w:cs="Arial Narrow"/>
-          <w:b/>
-          <w:color w:val="000000"/>
-          <w:kern w:val="0"/>
-          <w:lang w:eastAsia="es-PE"/>
-          <ns2:ligatures ns2:val="none"/>
-        </w:rPr>
-        <w:t xml:space="preserve"/>
-      </w:r>
       <w:bookmarkEnd w:id="1"/>
-      <w:r>
-        <w:rPr>
-          <w:rFonts w:ascii="Arial Narrow" w:eastAsia="Arial Narrow" w:hAnsi="Arial Narrow" w:cs="Arial Narrow"/>
-          <w:b/>
-          <w:color w:val="000000"/>
-          <w:kern w:val="0"/>
-          <w:lang w:eastAsia="es-PE"/>
-          <ns2:ligatures ns2:val="none"/>
-        </w:rPr>
-        <w:t/>
-      </w:r>
-      <w:r>
-        <w:rPr>
-          <w:rFonts w:ascii="Arial Narrow" w:eastAsia="Arial Narrow" w:hAnsi="Arial Narrow" w:cs="Arial Narrow"/>
-          <w:b/>
-          <w:color w:val="000000"/>
-          <w:kern w:val="0"/>
-          <w:lang w:eastAsia="es-PE"/>
-          <ns2:ligatures ns2:val="none"/>
-        </w:rPr>
-        <w:t xml:space="preserve"/>
-      </w:r>
-      <w:r>
-        <w:rPr>
-          <w:rFonts w:ascii="Arial Narrow" w:eastAsia="Arial Narrow" w:hAnsi="Arial Narrow" w:cs="Arial Narrow"/>
-          <w:b/>
-          <w:color w:val="000000"/>
-          <w:kern w:val="0"/>
-          <w:lang w:eastAsia="es-PE"/>
-          <ns2:ligatures ns2:val="none"/>
-        </w:rPr>
-        <w:t/>
-      </w:r>
-      <w:r>
-        <w:rPr>
-          <w:rFonts w:ascii="Arial Narrow" w:eastAsia="Arial Narrow" w:hAnsi="Arial Narrow" w:cs="Arial Narrow"/>
-          <w:b/>
-          <w:color w:val="000000"/>
-          <w:kern w:val="0"/>
-          <w:lang w:eastAsia="es-PE"/>
-          <ns2:ligatures ns2:val="none"/>
-        </w:rPr>
-        <w:t xml:space="preserve"/>
-      </w:r>
-      <w:r>
-        <w:rPr>
-          <w:rFonts w:ascii="Arial Narrow" w:eastAsia="Arial Narrow" w:hAnsi="Arial Narrow" w:cs="Arial Narrow"/>
-          <w:b/>
-          <w:color w:val="000000"/>
-          <w:kern w:val="0"/>
-          <w:lang w:eastAsia="es-PE"/>
-          <ns2:ligatures ns2:val="none"/>
-        </w:rPr>
-        <w:t/>
-      </w:r>
-      <w:r>
-        <w:rPr>
-          <w:rFonts w:ascii="Arial Narrow" w:eastAsia="Arial Narrow" w:hAnsi="Arial Narrow" w:cs="Arial Narrow"/>
-          <w:b/>
-          <w:color w:val="000000"/>
-          <w:kern w:val="0"/>
-          <w:lang w:eastAsia="es-PE"/>
-          <ns2:ligatures ns2:val="none"/>
-        </w:rPr>
-        <w:t/>
-      </w:r>
-    </w:p>
-    <w:p ns2:paraId="1CAAA950" ns2:textId="628F6922">
+    </w:p>
+    <w:p>
       <w:pPr>
         <w:tabs>
           <w:tab w:val="left" w:pos="1701"/>
@@ -224,17 +117,17 @@
           <w:color w:val="000000"/>
           <w:kern w:val="0"/>
           <w:lang w:eastAsia="es-PE"/>
-          <ns2:ligatures ns2:val="none"/>
-        </w:rPr>
-      </w:pPr>
-      <w:r>
-        <w:rPr>
-          <w:rFonts w:ascii="Arial Narrow" w:eastAsia="Arial Narrow" w:hAnsi="Arial Narrow" w:cs="Arial Narrow"/>
-          <w:b/>
-          <w:color w:val="000000"/>
-          <w:kern w:val="0"/>
-          <w:lang w:eastAsia="es-PE"/>
-          <ns2:ligatures ns2:val="none"/>
+          <w14:ligatures w14:val="none"/>
+        </w:rPr>
+      </w:pPr>
+      <w:r>
+        <w:rPr>
+          <w:rFonts w:ascii="Arial Narrow" w:eastAsia="Arial Narrow" w:hAnsi="Arial Narrow" w:cs="Arial Narrow"/>
+          <w:b/>
+          <w:color w:val="000000"/>
+          <w:kern w:val="0"/>
+          <w:lang w:eastAsia="es-PE"/>
+          <w14:ligatures w14:val="none"/>
         </w:rPr>
         <w:tab/>
       </w:r>
@@ -245,7 +138,7 @@
           <w:color w:val="000000"/>
           <w:kern w:val="0"/>
           <w:lang w:eastAsia="es-PE"/>
-          <ns2:ligatures ns2:val="none"/>
+          <w14:ligatures w14:val="none"/>
         </w:rPr>
         <w:tab/>
       </w:r>
@@ -256,7 +149,7 @@
           <w:color w:val="000000"/>
           <w:kern w:val="0"/>
           <w:lang w:eastAsia="es-PE"/>
-          <ns2:ligatures ns2:val="none"/>
+          <w14:ligatures w14:val="none"/>
         </w:rPr>
         <w:t xml:space="preserve">VICTOR MANUEL [APELLIDO] (SEÑOR [APELLIDO] [APELLIDO])</w:t>
       </w:r>
@@ -267,7 +160,7 @@
           <w:color w:val="000000"/>
           <w:kern w:val="0"/>
           <w:lang w:eastAsia="es-PE"/>
-          <ns2:ligatures ns2:val="none"/>
+          <w14:ligatures w14:val="none"/>
         </w:rPr>
         <w:t xml:space="preserve"/>
       </w:r>
@@ -278,7 +171,7 @@
           <w:color w:val="000000"/>
           <w:kern w:val="0"/>
           <w:lang w:eastAsia="es-PE"/>
-          <ns2:ligatures ns2:val="none"/>
+          <w14:ligatures w14:val="none"/>
         </w:rPr>
         <w:t/>
       </w:r>
@@ -289,12 +182,12 @@
           <w:color w:val="000000"/>
           <w:kern w:val="0"/>
           <w:lang w:eastAsia="es-PE"/>
-          <ns2:ligatures ns2:val="none"/>
+          <w14:ligatures w14:val="none"/>
         </w:rPr>
         <w:t/>
       </w:r>
     </w:p>
-    <w:p ns2:paraId="38411AD5" ns2:textId="3F82A70D">
+    <w:p>
       <w:pPr>
         <w:tabs>
           <w:tab w:val="left" w:pos="1701"/>
@@ -309,17 +202,17 @@
           <w:color w:val="000000"/>
           <w:kern w:val="0"/>
           <w:lang w:eastAsia="es-PE"/>
-          <ns2:ligatures ns2:val="none"/>
-        </w:rPr>
-      </w:pPr>
-      <w:r>
-        <w:rPr>
-          <w:rFonts w:ascii="Arial Narrow" w:eastAsia="Arial Narrow" w:hAnsi="Arial Narrow" w:cs="Arial Narrow"/>
-          <w:b/>
-          <w:color w:val="000000"/>
-          <w:kern w:val="0"/>
-          <w:lang w:eastAsia="es-PE"/>
-          <ns2:ligatures ns2:val="none"/>
+          <w14:ligatures w14:val="none"/>
+        </w:rPr>
+      </w:pPr>
+      <w:r>
+        <w:rPr>
+          <w:rFonts w:ascii="Arial Narrow" w:eastAsia="Arial Narrow" w:hAnsi="Arial Narrow" w:cs="Arial Narrow"/>
+          <w:b/>
+          <w:color w:val="000000"/>
+          <w:kern w:val="0"/>
+          <w:lang w:eastAsia="es-PE"/>
+          <w14:ligatures w14:val="none"/>
         </w:rPr>
         <w:tab/>
       </w:r>
@@ -330,7 +223,7 @@
           <w:color w:val="000000"/>
           <w:kern w:val="0"/>
           <w:lang w:eastAsia="es-PE"/>
-          <ns2:ligatures ns2:val="none"/>
+          <w14:ligatures w14:val="none"/>
         </w:rPr>
         <w:tab/>
       </w:r>
@@ -341,7 +234,7 @@
           <w:color w:val="000000"/>
           <w:kern w:val="0"/>
           <w:lang w:eastAsia="es-PE"/>
-          <ns2:ligatures ns2:val="none"/>
+          <w14:ligatures w14:val="none"/>
         </w:rPr>
         <w:t xml:space="preserve">IÑIGO JESUS [APELLIDO] (SEÑOR [APELLIDO] [APELLIDO])</w:t>
       </w:r>
@@ -352,7 +245,7 @@
           <w:color w:val="000000"/>
           <w:kern w:val="0"/>
           <w:lang w:eastAsia="es-PE"/>
-          <ns2:ligatures ns2:val="none"/>
+          <w14:ligatures w14:val="none"/>
         </w:rPr>
         <w:t xml:space="preserve"/>
       </w:r>
@@ -363,7 +256,7 @@
           <w:color w:val="000000"/>
           <w:kern w:val="0"/>
           <w:lang w:eastAsia="es-PE"/>
-          <ns2:ligatures ns2:val="none"/>
+          <w14:ligatures w14:val="none"/>
         </w:rPr>
         <w:t/>
       </w:r>
@@ -374,12 +267,12 @@
           <w:color w:val="000000"/>
           <w:kern w:val="0"/>
           <w:lang w:eastAsia="es-PE"/>
-          <ns2:ligatures ns2:val="none"/>
+          <w14:ligatures w14:val="none"/>
         </w:rPr>
         <w:t/>
       </w:r>
     </w:p>
-    <w:p ns2:paraId="0B8599B0" ns2:textId="29977458">
+    <w:p>
       <w:pPr>
         <w:tabs>
           <w:tab w:val="left" w:pos="1701"/>
@@ -394,17 +287,17 @@
           <w:color w:val="000000"/>
           <w:kern w:val="0"/>
           <w:lang w:eastAsia="es-PE"/>
-          <ns2:ligatures ns2:val="none"/>
-        </w:rPr>
-      </w:pPr>
-      <w:r>
-        <w:rPr>
-          <w:rFonts w:ascii="Arial Narrow" w:eastAsia="Arial Narrow" w:hAnsi="Arial Narrow" w:cs="Arial Narrow"/>
-          <w:b/>
-          <w:color w:val="000000"/>
-          <w:kern w:val="0"/>
-          <w:lang w:eastAsia="es-PE"/>
-          <ns2:ligatures ns2:val="none"/>
+          <w14:ligatures w14:val="none"/>
+        </w:rPr>
+      </w:pPr>
+      <w:r>
+        <w:rPr>
+          <w:rFonts w:ascii="Arial Narrow" w:eastAsia="Arial Narrow" w:hAnsi="Arial Narrow" w:cs="Arial Narrow"/>
+          <w:b/>
+          <w:color w:val="000000"/>
+          <w:kern w:val="0"/>
+          <w:lang w:eastAsia="es-PE"/>
+          <w14:ligatures w14:val="none"/>
         </w:rPr>
         <w:tab/>
       </w:r>
@@ -415,7 +308,7 @@
           <w:color w:val="000000"/>
           <w:kern w:val="0"/>
           <w:lang w:eastAsia="es-PE"/>
-          <ns2:ligatures ns2:val="none"/>
+          <w14:ligatures w14:val="none"/>
         </w:rPr>
         <w:tab/>
       </w:r>
@@ -426,7 +319,7 @@
           <w:color w:val="000000"/>
           <w:kern w:val="0"/>
           <w:lang w:eastAsia="es-PE"/>
-          <ns2:ligatures ns2:val="none"/>
+          <w14:ligatures w14:val="none"/>
         </w:rPr>
         <w:t xml:space="preserve">LIZI CAROLA [APELLIDO] (SEÑORA [APELLIDO] [APELLIDO])</w:t>
       </w:r>
@@ -437,7 +330,7 @@
           <w:color w:val="000000"/>
           <w:kern w:val="0"/>
           <w:lang w:eastAsia="es-PE"/>
-          <ns2:ligatures ns2:val="none"/>
+          <w14:ligatures w14:val="none"/>
         </w:rPr>
         <w:t xml:space="preserve"/>
       </w:r>
@@ -448,7 +341,7 @@
           <w:color w:val="000000"/>
           <w:kern w:val="0"/>
           <w:lang w:eastAsia="es-PE"/>
-          <ns2:ligatures ns2:val="none"/>
+          <w14:ligatures w14:val="none"/>
         </w:rPr>
         <w:t/>
       </w:r>
@@ -459,7 +352,7 @@
           <w:color w:val="000000"/>
           <w:kern w:val="0"/>
           <w:lang w:eastAsia="es-PE"/>
-          <ns2:ligatures ns2:val="none"/>
+          <w14:ligatures w14:val="none"/>
         </w:rPr>
         <w:t xml:space="preserve"/>
       </w:r>
@@ -470,7 +363,7 @@
           <w:color w:val="000000"/>
           <w:kern w:val="0"/>
           <w:lang w:eastAsia="es-PE"/>
-          <ns2:ligatures ns2:val="none"/>
+          <w14:ligatures w14:val="none"/>
         </w:rPr>
         <w:t/>
       </w:r>
@@ -481,12 +374,12 @@
           <w:color w:val="000000"/>
           <w:kern w:val="0"/>
           <w:lang w:eastAsia="es-PE"/>
-          <ns2:ligatures ns2:val="none"/>
+          <w14:ligatures w14:val="none"/>
         </w:rPr>
         <w:t/>
       </w:r>
     </w:p>
-    <w:p ns2:paraId="62EB71A3" ns2:textId="03048DA4">
+    <w:p>
       <w:pPr>
         <w:tabs>
           <w:tab w:val="left" w:pos="1701"/>
@@ -501,17 +394,17 @@
           <w:color w:val="000000"/>
           <w:kern w:val="0"/>
           <w:lang w:eastAsia="es-PE"/>
-          <ns2:ligatures ns2:val="none"/>
-        </w:rPr>
-      </w:pPr>
-      <w:r>
-        <w:rPr>
-          <w:rFonts w:ascii="Arial Narrow" w:eastAsia="Arial Narrow" w:hAnsi="Arial Narrow" w:cs="Arial Narrow"/>
-          <w:b/>
-          <w:color w:val="000000"/>
-          <w:kern w:val="0"/>
-          <w:lang w:eastAsia="es-PE"/>
-          <ns2:ligatures ns2:val="none"/>
+          <w14:ligatures w14:val="none"/>
+        </w:rPr>
+      </w:pPr>
+      <w:r>
+        <w:rPr>
+          <w:rFonts w:ascii="Arial Narrow" w:eastAsia="Arial Narrow" w:hAnsi="Arial Narrow" w:cs="Arial Narrow"/>
+          <w:b/>
+          <w:color w:val="000000"/>
+          <w:kern w:val="0"/>
+          <w:lang w:eastAsia="es-PE"/>
+          <w14:ligatures w14:val="none"/>
         </w:rPr>
         <w:tab/>
       </w:r>
@@ -522,7 +415,7 @@
           <w:color w:val="000000"/>
           <w:kern w:val="0"/>
           <w:lang w:eastAsia="es-PE"/>
-          <ns2:ligatures ns2:val="none"/>
+          <w14:ligatures w14:val="none"/>
         </w:rPr>
         <w:tab/>
       </w:r>
@@ -533,7 +426,7 @@
           <w:color w:val="000000"/>
           <w:kern w:val="0"/>
           <w:lang w:eastAsia="es-PE"/>
-          <ns2:ligatures ns2:val="none"/>
+          <w14:ligatures w14:val="none"/>
         </w:rPr>
         <w:t xml:space="preserve">OTTO PABLO [APELLIDO] SANCHEZ (SEÑOR [APELLIDO] [APELLIDO])</w:t>
       </w:r>
@@ -544,7 +437,7 @@
           <w:color w:val="000000"/>
           <w:kern w:val="0"/>
           <w:lang w:eastAsia="es-PE"/>
-          <ns2:ligatures ns2:val="none"/>
+          <w14:ligatures w14:val="none"/>
         </w:rPr>
         <w:t xml:space="preserve"/>
       </w:r>
@@ -555,7 +448,7 @@
           <w:color w:val="000000"/>
           <w:kern w:val="0"/>
           <w:lang w:eastAsia="es-PE"/>
-          <ns2:ligatures ns2:val="none"/>
+          <w14:ligatures w14:val="none"/>
         </w:rPr>
         <w:t/>
       </w:r>
@@ -566,12 +459,12 @@
           <w:color w:val="000000"/>
           <w:kern w:val="0"/>
           <w:lang w:eastAsia="es-PE"/>
-          <ns2:ligatures ns2:val="none"/>
+          <w14:ligatures w14:val="none"/>
         </w:rPr>
         <w:t/>
       </w:r>
     </w:p>
-    <w:p ns2:paraId="6FA3F5AD" ns2:textId="625FC030">
+    <w:p>
       <w:pPr>
         <w:tabs>
           <w:tab w:val="left" w:pos="1701"/>
@@ -586,17 +479,17 @@
           <w:color w:val="000000"/>
           <w:kern w:val="0"/>
           <w:lang w:eastAsia="es-PE"/>
-          <ns2:ligatures ns2:val="none"/>
-        </w:rPr>
-      </w:pPr>
-      <w:r>
-        <w:rPr>
-          <w:rFonts w:ascii="Arial Narrow" w:eastAsia="Arial Narrow" w:hAnsi="Arial Narrow" w:cs="Arial Narrow"/>
-          <w:b/>
-          <w:color w:val="000000"/>
-          <w:kern w:val="0"/>
-          <w:lang w:eastAsia="es-PE"/>
-          <ns2:ligatures ns2:val="none"/>
+          <w14:ligatures w14:val="none"/>
+        </w:rPr>
+      </w:pPr>
+      <w:r>
+        <w:rPr>
+          <w:rFonts w:ascii="Arial Narrow" w:eastAsia="Arial Narrow" w:hAnsi="Arial Narrow" w:cs="Arial Narrow"/>
+          <w:b/>
+          <w:color w:val="000000"/>
+          <w:kern w:val="0"/>
+          <w:lang w:eastAsia="es-PE"/>
+          <w14:ligatures w14:val="none"/>
         </w:rPr>
         <w:tab/>
       </w:r>
@@ -607,7 +500,7 @@
           <w:color w:val="000000"/>
           <w:kern w:val="0"/>
           <w:lang w:eastAsia="es-PE"/>
-          <ns2:ligatures ns2:val="none"/>
+          <w14:ligatures w14:val="none"/>
         </w:rPr>
         <w:tab/>
       </w:r>
@@ -618,7 +511,7 @@
           <w:color w:val="000000"/>
           <w:kern w:val="0"/>
           <w:lang w:eastAsia="es-PE"/>
-          <ns2:ligatures ns2:val="none"/>
+          <w14:ligatures w14:val="none"/>
         </w:rPr>
         <w:t xml:space="preserve">ELSA MARIELA [APELLIDO] (SEÑORA [APELLIDO] [APELLIDO])</w:t>
       </w:r>
@@ -629,7 +522,7 @@
           <w:color w:val="000000"/>
           <w:kern w:val="0"/>
           <w:lang w:eastAsia="es-PE"/>
-          <ns2:ligatures ns2:val="none"/>
+          <w14:ligatures w14:val="none"/>
         </w:rPr>
         <w:t xml:space="preserve"/>
       </w:r>
@@ -640,7 +533,7 @@
           <w:color w:val="000000"/>
           <w:kern w:val="0"/>
           <w:lang w:eastAsia="es-PE"/>
-          <ns2:ligatures ns2:val="none"/>
+          <w14:ligatures w14:val="none"/>
         </w:rPr>
         <w:t/>
       </w:r>
@@ -651,12 +544,12 @@
           <w:color w:val="000000"/>
           <w:kern w:val="0"/>
           <w:lang w:eastAsia="es-PE"/>
-          <ns2:ligatures ns2:val="none"/>
+          <w14:ligatures w14:val="none"/>
         </w:rPr>
         <w:t/>
       </w:r>
     </w:p>
-    <w:p ns2:paraId="223101EF" ns2:textId="7FB792CE">
+    <w:p>
       <w:pPr>
         <w:tabs>
           <w:tab w:val="left" w:pos="1701"/>
@@ -671,17 +564,17 @@
           <w:color w:val="000000"/>
           <w:kern w:val="0"/>
           <w:lang w:eastAsia="es-PE"/>
-          <ns2:ligatures ns2:val="none"/>
-        </w:rPr>
-      </w:pPr>
-      <w:r>
-        <w:rPr>
-          <w:rFonts w:ascii="Arial Narrow" w:eastAsia="Arial Narrow" w:hAnsi="Arial Narrow" w:cs="Arial Narrow"/>
-          <w:b/>
-          <w:color w:val="000000"/>
-          <w:kern w:val="0"/>
-          <w:lang w:eastAsia="es-PE"/>
-          <ns2:ligatures ns2:val="none"/>
+          <w14:ligatures w14:val="none"/>
+        </w:rPr>
+      </w:pPr>
+      <w:r>
+        <w:rPr>
+          <w:rFonts w:ascii="Arial Narrow" w:eastAsia="Arial Narrow" w:hAnsi="Arial Narrow" w:cs="Arial Narrow"/>
+          <w:b/>
+          <w:color w:val="000000"/>
+          <w:kern w:val="0"/>
+          <w:lang w:eastAsia="es-PE"/>
+          <w14:ligatures w14:val="none"/>
         </w:rPr>
         <w:t>DENUNCIADOS</w:t>
       </w:r>
@@ -692,7 +585,7 @@
           <w:color w:val="000000"/>
           <w:kern w:val="0"/>
           <w:lang w:eastAsia="es-PE"/>
-          <ns2:ligatures ns2:val="none"/>
+          <w14:ligatures w14:val="none"/>
         </w:rPr>
         <w:tab/>
         <w:t>:</w:t>
@@ -704,7 +597,7 @@
           <w:color w:val="000000"/>
           <w:kern w:val="0"/>
           <w:lang w:eastAsia="es-PE"/>
-          <ns2:ligatures ns2:val="none"/>
+          <w14:ligatures w14:val="none"/>
         </w:rPr>
         <w:tab/>
       </w:r>
@@ -715,12 +608,12 @@
           <w:color w:val="000000"/>
           <w:kern w:val="0"/>
           <w:lang w:eastAsia="es-PE"/>
-          <ns2:ligatures ns2:val="none"/>
+          <w14:ligatures w14:val="none"/>
         </w:rPr>
         <w:t xml:space="preserve">LA POSITIVA SEGUROS Y REASEGUROS S.A.A. (LA POSITIVA) </w:t>
       </w:r>
     </w:p>
-    <w:p ns2:paraId="4D23E5DF" ns2:textId="7DA69CFA">
+    <w:p>
       <w:pPr>
         <w:tabs>
           <w:tab w:val="left" w:pos="1701"/>
@@ -735,17 +628,17 @@
           <w:color w:val="000000"/>
           <w:kern w:val="0"/>
           <w:lang w:eastAsia="es-PE"/>
-          <ns2:ligatures ns2:val="none"/>
-        </w:rPr>
-      </w:pPr>
-      <w:r>
-        <w:rPr>
-          <w:rFonts w:ascii="Arial Narrow" w:eastAsia="Arial Narrow" w:hAnsi="Arial Narrow" w:cs="Arial Narrow"/>
-          <w:b/>
-          <w:color w:val="000000"/>
-          <w:kern w:val="0"/>
-          <w:lang w:eastAsia="es-PE"/>
-          <ns2:ligatures ns2:val="none"/>
+          <w14:ligatures w14:val="none"/>
+        </w:rPr>
+      </w:pPr>
+      <w:r>
+        <w:rPr>
+          <w:rFonts w:ascii="Arial Narrow" w:eastAsia="Arial Narrow" w:hAnsi="Arial Narrow" w:cs="Arial Narrow"/>
+          <w:b/>
+          <w:color w:val="000000"/>
+          <w:kern w:val="0"/>
+          <w:lang w:eastAsia="es-PE"/>
+          <w14:ligatures w14:val="none"/>
         </w:rPr>
         <w:tab/>
       </w:r>
@@ -756,7 +649,7 @@
           <w:color w:val="000000"/>
           <w:kern w:val="0"/>
           <w:lang w:eastAsia="es-PE"/>
-          <ns2:ligatures ns2:val="none"/>
+          <w14:ligatures w14:val="none"/>
         </w:rPr>
         <w:tab/>
       </w:r>
@@ -768,7 +661,7 @@
           <w:color w:val="000000"/>
           <w:kern w:val="0"/>
           <w:lang w:eastAsia="es-PE"/>
-          <ns2:ligatures ns2:val="none"/>
+          <w14:ligatures w14:val="none"/>
         </w:rPr>
         <w:t>LA POSITIVA VIDA SEGUROS Y REASEGUROS S.A. (LA POSITIVA VIDA</w:t>
       </w:r>
@@ -780,12 +673,12 @@
           <w:color w:val="000000"/>
           <w:kern w:val="0"/>
           <w:lang w:eastAsia="es-PE"/>
-          <ns2:ligatures ns2:val="none"/>
+          <w14:ligatures w14:val="none"/>
         </w:rPr>
         <w:t>)</w:t>
       </w:r>
     </w:p>
-    <w:p ns2:paraId="753670C1" ns2:textId="04BC2984">
+    <w:p>
       <w:pPr>
         <w:tabs>
           <w:tab w:val="left" w:pos="1701"/>
@@ -800,17 +693,17 @@
           <w:color w:val="000000"/>
           <w:kern w:val="0"/>
           <w:lang w:eastAsia="es-PE"/>
-          <ns2:ligatures ns2:val="none"/>
-        </w:rPr>
-      </w:pPr>
-      <w:r>
-        <w:rPr>
-          <w:rFonts w:ascii="Arial Narrow" w:eastAsia="Arial Narrow" w:hAnsi="Arial Narrow" w:cs="Arial Narrow"/>
-          <w:b/>
-          <w:color w:val="000000"/>
-          <w:kern w:val="0"/>
-          <w:lang w:eastAsia="es-PE"/>
-          <ns2:ligatures ns2:val="none"/>
+          <w14:ligatures w14:val="none"/>
+        </w:rPr>
+      </w:pPr>
+      <w:r>
+        <w:rPr>
+          <w:rFonts w:ascii="Arial Narrow" w:eastAsia="Arial Narrow" w:hAnsi="Arial Narrow" w:cs="Arial Narrow"/>
+          <w:b/>
+          <w:color w:val="000000"/>
+          <w:kern w:val="0"/>
+          <w:lang w:eastAsia="es-PE"/>
+          <w14:ligatures w14:val="none"/>
         </w:rPr>
         <w:t>MATERIAS</w:t>
       </w:r>
@@ -821,7 +714,7 @@
           <w:color w:val="000000"/>
           <w:kern w:val="0"/>
           <w:lang w:eastAsia="es-PE"/>
-          <ns2:ligatures ns2:val="none"/>
+          <w14:ligatures w14:val="none"/>
         </w:rPr>
         <w:tab/>
         <w:t xml:space="preserve">: </w:t>
@@ -833,7 +726,7 @@
           <w:color w:val="000000"/>
           <w:kern w:val="0"/>
           <w:lang w:eastAsia="es-PE"/>
-          <ns2:ligatures ns2:val="none"/>
+          <w14:ligatures w14:val="none"/>
         </w:rPr>
         <w:tab/>
       </w:r>
@@ -845,7 +738,7 @@
           <w:color w:val="000000"/>
           <w:kern w:val="0"/>
           <w:lang w:eastAsia="es-PE"/>
-          <ns2:ligatures ns2:val="none"/>
+          <w14:ligatures w14:val="none"/>
         </w:rPr>
         <w:t xml:space="preserve">ADMISIÓN A </w:t>
       </w:r>
@@ -856,13 +749,13 @@
           <w:color w:val="000000"/>
           <w:kern w:val="0"/>
           <w:lang w:eastAsia="es-PE"/>
-          <ns2:ligatures ns2:val="none"/>
+          <w14:ligatures w14:val="none"/>
         </w:rPr>
         <w:t>TRÁMITE</w:t>
       </w:r>
       <w:bookmarkEnd w:id="3"/>
     </w:p>
-    <w:p ns2:paraId="449086A9" ns2:textId="77777777">
+    <w:p>
       <w:pPr>
         <w:tabs>
           <w:tab w:val="left" w:pos="1701"/>
@@ -877,22 +770,22 @@
           <w:color w:val="000000"/>
           <w:kern w:val="0"/>
           <w:lang w:eastAsia="es-PE"/>
-          <ns2:ligatures ns2:val="none"/>
-        </w:rPr>
-      </w:pPr>
-      <w:r>
-        <w:rPr>
-          <w:rFonts w:ascii="Arial Narrow" w:eastAsia="Arial Narrow" w:hAnsi="Arial Narrow" w:cs="Arial Narrow"/>
-          <w:b/>
-          <w:color w:val="000000"/>
-          <w:kern w:val="0"/>
-          <w:lang w:eastAsia="es-PE"/>
-          <ns2:ligatures ns2:val="none"/>
+          <w14:ligatures w14:val="none"/>
+        </w:rPr>
+      </w:pPr>
+      <w:r>
+        <w:rPr>
+          <w:rFonts w:ascii="Arial Narrow" w:eastAsia="Arial Narrow" w:hAnsi="Arial Narrow" w:cs="Arial Narrow"/>
+          <w:b/>
+          <w:color w:val="000000"/>
+          <w:kern w:val="0"/>
+          <w:lang w:eastAsia="es-PE"/>
+          <w14:ligatures w14:val="none"/>
         </w:rPr>
         <w:t xml:space="preserve">REQUERIMIENTO DE INFORMACIÓN </w:t>
       </w:r>
     </w:p>
-    <w:p ns2:paraId="778AE69F" ns2:textId="7903DD8E">
+    <w:p>
       <w:pPr>
         <w:tabs>
           <w:tab w:val="left" w:pos="1701"/>
@@ -906,17 +799,17 @@
           <w:color w:val="000000"/>
           <w:kern w:val="0"/>
           <w:lang w:eastAsia="es-PE"/>
-          <ns2:ligatures ns2:val="none"/>
-        </w:rPr>
-      </w:pPr>
-      <w:r>
-        <w:rPr>
-          <w:rFonts w:ascii="Arial Narrow" w:eastAsia="Arial Narrow" w:hAnsi="Arial Narrow" w:cs="Arial Narrow"/>
-          <w:b/>
-          <w:color w:val="000000"/>
-          <w:kern w:val="0"/>
-          <w:lang w:eastAsia="es-PE"/>
-          <ns2:ligatures ns2:val="none"/>
+          <w14:ligatures w14:val="none"/>
+        </w:rPr>
+      </w:pPr>
+      <w:r>
+        <w:rPr>
+          <w:rFonts w:ascii="Arial Narrow" w:eastAsia="Arial Narrow" w:hAnsi="Arial Narrow" w:cs="Arial Narrow"/>
+          <w:b/>
+          <w:color w:val="000000"/>
+          <w:kern w:val="0"/>
+          <w:lang w:eastAsia="es-PE"/>
+          <w14:ligatures w14:val="none"/>
         </w:rPr>
         <w:t xml:space="preserve">RESOLUCIÓN </w:t>
       </w:r>
@@ -927,7 +820,7 @@
           <w:color w:val="000000"/>
           <w:kern w:val="0"/>
           <w:lang w:eastAsia="es-PE"/>
-          <ns2:ligatures ns2:val="none"/>
+          <w14:ligatures w14:val="none"/>
         </w:rPr>
         <w:tab/>
         <w:t>:</w:t>
@@ -939,7 +832,7 @@
           <w:color w:val="000000"/>
           <w:kern w:val="0"/>
           <w:lang w:eastAsia="es-PE"/>
-          <ns2:ligatures ns2:val="none"/>
+          <w14:ligatures w14:val="none"/>
         </w:rPr>
         <w:tab/>
       </w:r>
@@ -950,12 +843,12 @@
           <w:color w:val="000000"/>
           <w:kern w:val="0"/>
           <w:lang w:eastAsia="es-PE"/>
-          <ns2:ligatures ns2:val="none"/>
+          <w14:ligatures w14:val="none"/>
         </w:rPr>
         <w:t>2</w:t>
       </w:r>
     </w:p>
-    <w:p ns2:paraId="26BE4AD0" ns2:textId="77777777">
+    <w:p>
       <w:pPr>
         <w:tabs>
           <w:tab w:val="left" w:pos="1014"/>
@@ -968,11 +861,11 @@
           <w:kern w:val="0"/>
           <w:shd w:val="clear" w:color="auto" w:fill="FFFFFF"/>
           <w:lang w:eastAsia="es-PE"/>
-          <ns2:ligatures ns2:val="none"/>
-        </w:rPr>
-      </w:pPr>
-    </w:p>
-    <w:p ns2:paraId="6D48DA83" ns2:textId="6D5AC31C">
+          <w14:ligatures w14:val="none"/>
+        </w:rPr>
+      </w:pPr>
+    </w:p>
+    <w:p>
       <w:pPr>
         <w:tabs>
           <w:tab w:val="left" w:pos="1014"/>
@@ -985,7 +878,7 @@
           <w:kern w:val="0"/>
           <w:shd w:val="clear" w:color="auto" w:fill="FFFFFF"/>
           <w:lang w:eastAsia="es-PE"/>
-          <ns2:ligatures ns2:val="none"/>
+          <w14:ligatures w14:val="none"/>
         </w:rPr>
       </w:pPr>
       <w:r>
@@ -995,7 +888,7 @@
           <w:kern w:val="0"/>
           <w:shd w:val="clear" w:color="auto" w:fill="FFFFFF"/>
           <w:lang w:eastAsia="es-PE"/>
-          <ns2:ligatures ns2:val="none"/>
+          <w14:ligatures w14:val="none"/>
         </w:rPr>
         <w:t xml:space="preserve">Lima, </w:t>
       </w:r>
@@ -1006,7 +899,7 @@
           <w:kern w:val="0"/>
           <w:shd w:val="clear" w:color="auto" w:fill="FFFFFF"/>
           <w:lang w:eastAsia="es-PE"/>
-          <ns2:ligatures ns2:val="none"/>
+          <w14:ligatures w14:val="none"/>
         </w:rPr>
         <w:t xml:space="preserve">31 de octubre de 2025</w:t>
       </w:r>
@@ -1017,7 +910,7 @@
           <w:kern w:val="0"/>
           <w:shd w:val="clear" w:color="auto" w:fill="FFFFFF"/>
           <w:lang w:eastAsia="es-PE"/>
-          <ns2:ligatures ns2:val="none"/>
+          <w14:ligatures w14:val="none"/>
         </w:rPr>
         <w:t xml:space="preserve"/>
       </w:r>
@@ -1028,7 +921,7 @@
           <w:kern w:val="0"/>
           <w:shd w:val="clear" w:color="auto" w:fill="FFFFFF"/>
           <w:lang w:eastAsia="es-PE"/>
-          <ns2:ligatures ns2:val="none"/>
+          <w14:ligatures w14:val="none"/>
         </w:rPr>
         <w:t xml:space="preserve"/>
       </w:r>
@@ -1039,12 +932,12 @@
           <w:kern w:val="0"/>
           <w:shd w:val="clear" w:color="auto" w:fill="FFFFFF"/>
           <w:lang w:eastAsia="es-PE"/>
-          <ns2:ligatures ns2:val="none"/>
+          <w14:ligatures w14:val="none"/>
         </w:rPr>
         <w:t xml:space="preserve"/>
       </w:r>
     </w:p>
-    <w:p ns2:paraId="1EF3C256" ns2:textId="77777777">
+    <w:p>
       <w:pPr>
         <w:tabs>
           <w:tab w:val="left" w:pos="1014"/>
@@ -1056,11 +949,11 @@
           <w:color w:val="000000"/>
           <w:kern w:val="0"/>
           <w:lang w:eastAsia="es-PE"/>
-          <ns2:ligatures ns2:val="none"/>
-        </w:rPr>
-      </w:pPr>
-    </w:p>
-    <w:p ns2:paraId="087322B4" ns2:textId="77777777">
+          <w14:ligatures w14:val="none"/>
+        </w:rPr>
+      </w:pPr>
+    </w:p>
+    <w:p>
       <w:pPr>
         <w:numPr>
           <w:ilvl w:val="0"/>
@@ -1074,22 +967,22 @@
           <w:color w:val="000000"/>
           <w:kern w:val="0"/>
           <w:lang w:eastAsia="es-PE"/>
-          <ns2:ligatures ns2:val="none"/>
-        </w:rPr>
-      </w:pPr>
-      <w:r>
-        <w:rPr>
-          <w:rFonts w:ascii="Arial Narrow" w:eastAsia="Arial Narrow" w:hAnsi="Arial Narrow" w:cs="Arial Narrow"/>
-          <w:b/>
-          <w:color w:val="000000"/>
-          <w:kern w:val="0"/>
-          <w:lang w:eastAsia="es-PE"/>
-          <ns2:ligatures ns2:val="none"/>
+          <w14:ligatures w14:val="none"/>
+        </w:rPr>
+      </w:pPr>
+      <w:r>
+        <w:rPr>
+          <w:rFonts w:ascii="Arial Narrow" w:eastAsia="Arial Narrow" w:hAnsi="Arial Narrow" w:cs="Arial Narrow"/>
+          <w:b/>
+          <w:color w:val="000000"/>
+          <w:kern w:val="0"/>
+          <w:lang w:eastAsia="es-PE"/>
+          <w14:ligatures w14:val="none"/>
         </w:rPr>
         <w:t xml:space="preserve">HECHOS </w:t>
       </w:r>
     </w:p>
-    <w:p ns2:paraId="4407157A" ns2:textId="77777777">
+    <w:p>
       <w:pPr>
         <w:spacing w:after="0" w:line="240" w:lineRule="auto"/>
         <w:jc w:val="both"/>
@@ -1098,11 +991,11 @@
           <w:color w:val="000000"/>
           <w:kern w:val="0"/>
           <w:lang w:eastAsia="es-PE"/>
-          <ns2:ligatures ns2:val="none"/>
-        </w:rPr>
-      </w:pPr>
-    </w:p>
-    <w:p ns2:paraId="5ECFCB1A" ns2:textId="1F2464DF">
+          <w14:ligatures w14:val="none"/>
+        </w:rPr>
+      </w:pPr>
+    </w:p>
+    <w:p>
       <w:pPr>
         <w:numPr>
           <w:ilvl w:val="1"/>
@@ -1116,7 +1009,7 @@
           <w:color w:val="000000"/>
           <w:kern w:val="0"/>
           <w:lang w:val="es-ES" w:eastAsia="es-ES"/>
-          <ns2:ligatures ns2:val="none"/>
+          <w14:ligatures w14:val="none"/>
         </w:rPr>
       </w:pPr>
       <w:r>
@@ -1125,7 +1018,7 @@
           <w:color w:val="000000"/>
           <w:kern w:val="0"/>
           <w:lang w:val="es-ES" w:eastAsia="es-ES"/>
-          <ns2:ligatures ns2:val="none"/>
+          <w14:ligatures w14:val="none"/>
         </w:rPr>
         <w:t xml:space="preserve">Mediante la denuncia del 19 de setiembre de 2025, subsanado mediante escrito del 30 de octubre de 2025, el señor [APELLIDO] [APELLIDO] , el señor [APELLIDO] [APELLIDO] , el señor [APELLIDO] [APELLIDO] , la señora [APELLIDO] [APELLIDO] , el señor [APELLIDO] [APELLIDO] Sanchez y la señora [APELLIDO] [APELLIDO] , denunciaron a La Positiva y La Positiva Vida (en adelante, los proveedores denunciados) por presuntas infracciones a la Ley 29571, Código de Protección y Defensa del Consumidor (en adelante, Código), señalando lo siguiente:</w:t>
       </w:r>
@@ -1135,7 +1028,7 @@
           <w:color w:val="000000"/>
           <w:kern w:val="0"/>
           <w:lang w:val="es-ES" w:eastAsia="es-ES"/>
-          <ns2:ligatures ns2:val="none"/>
+          <w14:ligatures w14:val="none"/>
         </w:rPr>
         <w:t xml:space="preserve"/>
       </w:r>
@@ -1146,7 +1039,7 @@
           <w:color w:val="000000"/>
           <w:kern w:val="0"/>
           <w:lang w:val="es-ES" w:eastAsia="es-ES"/>
-          <ns2:ligatures ns2:val="none"/>
+          <w14:ligatures w14:val="none"/>
         </w:rPr>
         <w:t/>
       </w:r>
@@ -1156,7 +1049,7 @@
           <w:color w:val="000000"/>
           <w:kern w:val="0"/>
           <w:lang w:val="es-ES" w:eastAsia="es-ES"/>
-          <ns2:ligatures ns2:val="none"/>
+          <w14:ligatures w14:val="none"/>
         </w:rPr>
         <w:t xml:space="preserve"/>
       </w:r>
@@ -1166,7 +1059,7 @@
           <w:color w:val="000000"/>
           <w:kern w:val="0"/>
           <w:lang w:val="es-ES" w:eastAsia="es-ES"/>
-          <ns2:ligatures ns2:val="none"/>
+          <w14:ligatures w14:val="none"/>
         </w:rPr>
         <w:t/>
       </w:r>
@@ -1176,7 +1069,7 @@
           <w:color w:val="000000"/>
           <w:kern w:val="0"/>
           <w:lang w:val="es-ES" w:eastAsia="es-ES"/>
-          <ns2:ligatures ns2:val="none"/>
+          <w14:ligatures w14:val="none"/>
         </w:rPr>
         <w:t xml:space="preserve"/>
       </w:r>
@@ -1186,7 +1079,7 @@
           <w:color w:val="000000"/>
           <w:kern w:val="0"/>
           <w:lang w:val="es-ES" w:eastAsia="es-ES"/>
-          <ns2:ligatures ns2:val="none"/>
+          <w14:ligatures w14:val="none"/>
         </w:rPr>
         <w:t/>
       </w:r>
@@ -1195,7 +1088,7 @@
         <w:rPr>
           <w:rFonts w:ascii="Arial Narrow" w:eastAsia="Calibri" w:hAnsi="Arial Narrow" w:cs="Arial"/>
           <w:kern w:val="0"/>
-          <ns2:ligatures ns2:val="none"/>
+          <w14:ligatures w14:val="none"/>
         </w:rPr>
         <w:t xml:space="preserve"/>
       </w:r>
@@ -1203,7 +1096,7 @@
         <w:rPr>
           <w:rFonts w:ascii="Arial Narrow" w:eastAsia="Calibri" w:hAnsi="Arial Narrow" w:cs="Arial"/>
           <w:kern w:val="0"/>
-          <ns2:ligatures ns2:val="none"/>
+          <w14:ligatures w14:val="none"/>
         </w:rPr>
         <w:t xml:space="preserve"/>
       </w:r>
@@ -1211,7 +1104,7 @@
         <w:rPr>
           <w:rFonts w:ascii="Arial Narrow" w:eastAsia="Calibri" w:hAnsi="Arial Narrow" w:cs="Arial"/>
           <w:kern w:val="0"/>
-          <ns2:ligatures ns2:val="none"/>
+          <w14:ligatures w14:val="none"/>
         </w:rPr>
         <w:t/>
       </w:r>
@@ -1219,7 +1112,7 @@
         <w:rPr>
           <w:rFonts w:ascii="Arial Narrow" w:eastAsia="Calibri" w:hAnsi="Arial Narrow" w:cs="Arial"/>
           <w:kern w:val="0"/>
-          <ns2:ligatures ns2:val="none"/>
+          <w14:ligatures w14:val="none"/>
         </w:rPr>
         <w:t xml:space="preserve"/>
       </w:r>
@@ -1227,7 +1120,7 @@
         <w:rPr>
           <w:rFonts w:ascii="Arial Narrow" w:eastAsia="Calibri" w:hAnsi="Arial Narrow" w:cs="Arial"/>
           <w:kern w:val="0"/>
-          <ns2:ligatures ns2:val="none"/>
+          <w14:ligatures w14:val="none"/>
         </w:rPr>
         <w:t/>
       </w:r>
@@ -1235,7 +1128,7 @@
         <w:rPr>
           <w:rFonts w:ascii="Arial Narrow" w:eastAsia="Calibri" w:hAnsi="Arial Narrow" w:cs="Arial"/>
           <w:kern w:val="0"/>
-          <ns2:ligatures ns2:val="none"/>
+          <w14:ligatures w14:val="none"/>
         </w:rPr>
         <w:t xml:space="preserve"/>
       </w:r>
@@ -1244,7 +1137,7 @@
         <w:rPr>
           <w:rFonts w:ascii="Arial Narrow" w:eastAsia="Calibri" w:hAnsi="Arial Narrow" w:cs="Arial"/>
           <w:kern w:val="0"/>
-          <ns2:ligatures ns2:val="none"/>
+          <w14:ligatures w14:val="none"/>
         </w:rPr>
         <w:t/>
       </w:r>
@@ -1253,7 +1146,7 @@
         <w:rPr>
           <w:rFonts w:ascii="Arial Narrow" w:eastAsia="Calibri" w:hAnsi="Arial Narrow" w:cs="Arial"/>
           <w:kern w:val="0"/>
-          <ns2:ligatures ns2:val="none"/>
+          <w14:ligatures w14:val="none"/>
         </w:rPr>
         <w:t xml:space="preserve"/>
       </w:r>
@@ -1262,7 +1155,7 @@
         <w:rPr>
           <w:rFonts w:ascii="Arial Narrow" w:eastAsia="Calibri" w:hAnsi="Arial Narrow" w:cs="Arial"/>
           <w:kern w:val="0"/>
-          <ns2:ligatures ns2:val="none"/>
+          <w14:ligatures w14:val="none"/>
         </w:rPr>
         <w:t/>
       </w:r>
@@ -1271,7 +1164,7 @@
         <w:rPr>
           <w:rFonts w:ascii="Arial Narrow" w:eastAsia="Calibri" w:hAnsi="Arial Narrow" w:cs="Arial"/>
           <w:kern w:val="0"/>
-          <ns2:ligatures ns2:val="none"/>
+          <w14:ligatures w14:val="none"/>
         </w:rPr>
         <w:t xml:space="preserve"/>
       </w:r>
@@ -1280,7 +1173,7 @@
         <w:rPr>
           <w:rFonts w:ascii="Arial Narrow" w:eastAsia="Calibri" w:hAnsi="Arial Narrow" w:cs="Arial"/>
           <w:kern w:val="0"/>
-          <ns2:ligatures ns2:val="none"/>
+          <w14:ligatures w14:val="none"/>
         </w:rPr>
         <w:t/>
       </w:r>
@@ -1289,7 +1182,7 @@
         <w:rPr>
           <w:rFonts w:ascii="Arial Narrow" w:eastAsia="Calibri" w:hAnsi="Arial Narrow" w:cs="Arial"/>
           <w:kern w:val="0"/>
-          <ns2:ligatures ns2:val="none"/>
+          <w14:ligatures w14:val="none"/>
         </w:rPr>
         <w:t xml:space="preserve"/>
       </w:r>
@@ -1298,7 +1191,7 @@
         <w:rPr>
           <w:rFonts w:ascii="Arial Narrow" w:eastAsia="Calibri" w:hAnsi="Arial Narrow" w:cs="Arial"/>
           <w:kern w:val="0"/>
-          <ns2:ligatures ns2:val="none"/>
+          <w14:ligatures w14:val="none"/>
         </w:rPr>
         <w:t/>
       </w:r>
@@ -1307,7 +1200,7 @@
         <w:rPr>
           <w:rFonts w:ascii="Arial Narrow" w:eastAsia="Calibri" w:hAnsi="Arial Narrow" w:cs="Arial"/>
           <w:kern w:val="0"/>
-          <ns2:ligatures ns2:val="none"/>
+          <w14:ligatures w14:val="none"/>
         </w:rPr>
         <w:t xml:space="preserve"/>
       </w:r>
@@ -1316,7 +1209,7 @@
         <w:rPr>
           <w:rFonts w:ascii="Arial Narrow" w:eastAsia="Calibri" w:hAnsi="Arial Narrow" w:cs="Arial"/>
           <w:kern w:val="0"/>
-          <ns2:ligatures ns2:val="none"/>
+          <w14:ligatures w14:val="none"/>
         </w:rPr>
         <w:t/>
       </w:r>
@@ -1325,7 +1218,7 @@
         <w:rPr>
           <w:rFonts w:ascii="Arial Narrow" w:eastAsia="Calibri" w:hAnsi="Arial Narrow" w:cs="Arial"/>
           <w:kern w:val="0"/>
-          <ns2:ligatures ns2:val="none"/>
+          <w14:ligatures w14:val="none"/>
         </w:rPr>
         <w:t xml:space="preserve"/>
       </w:r>
@@ -1334,7 +1227,7 @@
         <w:rPr>
           <w:rFonts w:ascii="Arial Narrow" w:eastAsia="Calibri" w:hAnsi="Arial Narrow" w:cs="Arial"/>
           <w:kern w:val="0"/>
-          <ns2:ligatures ns2:val="none"/>
+          <w14:ligatures w14:val="none"/>
         </w:rPr>
         <w:t/>
       </w:r>
@@ -1343,7 +1236,7 @@
         <w:rPr>
           <w:rFonts w:ascii="Arial Narrow" w:eastAsia="Calibri" w:hAnsi="Arial Narrow" w:cs="Arial"/>
           <w:kern w:val="0"/>
-          <ns2:ligatures ns2:val="none"/>
+          <w14:ligatures w14:val="none"/>
         </w:rPr>
         <w:t xml:space="preserve"/>
       </w:r>
@@ -1352,7 +1245,7 @@
         <w:rPr>
           <w:rFonts w:ascii="Arial Narrow" w:eastAsia="Calibri" w:hAnsi="Arial Narrow" w:cs="Arial"/>
           <w:kern w:val="0"/>
-          <ns2:ligatures ns2:val="none"/>
+          <w14:ligatures w14:val="none"/>
         </w:rPr>
         <w:t/>
       </w:r>
@@ -1361,7 +1254,7 @@
         <w:rPr>
           <w:rFonts w:ascii="Arial Narrow" w:eastAsia="Calibri" w:hAnsi="Arial Narrow" w:cs="Arial"/>
           <w:kern w:val="0"/>
-          <ns2:ligatures ns2:val="none"/>
+          <w14:ligatures w14:val="none"/>
         </w:rPr>
         <w:t xml:space="preserve"/>
       </w:r>
@@ -1370,7 +1263,7 @@
         <w:rPr>
           <w:rFonts w:ascii="Arial Narrow" w:eastAsia="Calibri" w:hAnsi="Arial Narrow" w:cs="Arial"/>
           <w:kern w:val="0"/>
-          <ns2:ligatures ns2:val="none"/>
+          <w14:ligatures w14:val="none"/>
         </w:rPr>
         <w:t/>
       </w:r>
@@ -1379,7 +1272,7 @@
         <w:rPr>
           <w:rFonts w:ascii="Arial Narrow" w:eastAsia="Calibri" w:hAnsi="Arial Narrow" w:cs="Arial"/>
           <w:kern w:val="0"/>
-          <ns2:ligatures ns2:val="none"/>
+          <w14:ligatures w14:val="none"/>
         </w:rPr>
         <w:t xml:space="preserve"/>
       </w:r>
@@ -1388,7 +1281,7 @@
         <w:rPr>
           <w:rFonts w:ascii="Arial Narrow" w:eastAsia="Calibri" w:hAnsi="Arial Narrow" w:cs="Arial"/>
           <w:kern w:val="0"/>
-          <ns2:ligatures ns2:val="none"/>
+          <w14:ligatures w14:val="none"/>
         </w:rPr>
         <w:t/>
       </w:r>
@@ -1397,7 +1290,7 @@
         <w:rPr>
           <w:rFonts w:ascii="Arial Narrow" w:eastAsia="Calibri" w:hAnsi="Arial Narrow" w:cs="Arial"/>
           <w:kern w:val="0"/>
-          <ns2:ligatures ns2:val="none"/>
+          <w14:ligatures w14:val="none"/>
         </w:rPr>
         <w:t xml:space="preserve"/>
       </w:r>
@@ -1406,7 +1299,7 @@
         <w:rPr>
           <w:rFonts w:ascii="Arial Narrow" w:eastAsia="Calibri" w:hAnsi="Arial Narrow" w:cs="Arial"/>
           <w:kern w:val="0"/>
-          <ns2:ligatures ns2:val="none"/>
+          <w14:ligatures w14:val="none"/>
         </w:rPr>
         <w:t/>
       </w:r>
@@ -1415,7 +1308,7 @@
         <w:rPr>
           <w:rFonts w:ascii="Arial Narrow" w:eastAsia="Calibri" w:hAnsi="Arial Narrow" w:cs="Arial"/>
           <w:kern w:val="0"/>
-          <ns2:ligatures ns2:val="none"/>
+          <w14:ligatures w14:val="none"/>
         </w:rPr>
         <w:t xml:space="preserve"/>
       </w:r>
@@ -1423,7 +1316,7 @@
         <w:rPr>
           <w:rFonts w:ascii="Arial Narrow" w:eastAsia="Calibri" w:hAnsi="Arial Narrow" w:cs="Arial"/>
           <w:kern w:val="0"/>
-          <ns2:ligatures ns2:val="none"/>
+          <w14:ligatures w14:val="none"/>
         </w:rPr>
         <w:t/>
       </w:r>
@@ -1433,7 +1326,7 @@
           <w:color w:val="000000"/>
           <w:kern w:val="0"/>
           <w:lang w:val="es-ES" w:eastAsia="es-ES"/>
-          <ns2:ligatures ns2:val="none"/>
+          <w14:ligatures w14:val="none"/>
         </w:rPr>
         <w:t xml:space="preserve"/>
       </w:r>
@@ -1443,7 +1336,7 @@
           <w:color w:val="000000"/>
           <w:kern w:val="0"/>
           <w:lang w:val="es-ES" w:eastAsia="es-ES"/>
-          <ns2:ligatures ns2:val="none"/>
+          <w14:ligatures w14:val="none"/>
         </w:rPr>
         <w:t/>
       </w:r>
@@ -1453,7 +1346,7 @@
           <w:color w:val="000000"/>
           <w:kern w:val="0"/>
           <w:lang w:val="es-ES" w:eastAsia="es-ES"/>
-          <ns2:ligatures ns2:val="none"/>
+          <w14:ligatures w14:val="none"/>
         </w:rPr>
         <w:t xml:space="preserve"/>
       </w:r>
@@ -1463,7 +1356,7 @@
           <w:color w:val="000000"/>
           <w:kern w:val="0"/>
           <w:lang w:val="es-ES" w:eastAsia="es-ES"/>
-          <ns2:ligatures ns2:val="none"/>
+          <w14:ligatures w14:val="none"/>
         </w:rPr>
         <w:t xml:space="preserve"/>
       </w:r>
@@ -1473,7 +1366,7 @@
           <w:color w:val="000000"/>
           <w:kern w:val="0"/>
           <w:lang w:val="es-ES" w:eastAsia="es-ES"/>
-          <ns2:ligatures ns2:val="none"/>
+          <w14:ligatures w14:val="none"/>
         </w:rPr>
         <w:t/>
       </w:r>
@@ -1483,7 +1376,7 @@
           <w:color w:val="000000"/>
           <w:kern w:val="0"/>
           <w:lang w:val="es-ES" w:eastAsia="es-ES"/>
-          <ns2:ligatures ns2:val="none"/>
+          <w14:ligatures w14:val="none"/>
         </w:rPr>
         <w:t xml:space="preserve"/>
       </w:r>
@@ -1495,7 +1388,7 @@
           <w:kern w:val="0"/>
           <w:vertAlign w:val="superscript"/>
           <w:lang w:val="es-ES" w:eastAsia="es-ES"/>
-          <ns2:ligatures ns2:val="none"/>
+          <w14:ligatures w14:val="none"/>
         </w:rPr>
         <w:footnoteReference w:id="1"/>
       </w:r>
@@ -1505,7 +1398,7 @@
           <w:color w:val="000000"/>
           <w:kern w:val="0"/>
           <w:lang w:val="es-ES" w:eastAsia="es-ES"/>
-          <ns2:ligatures ns2:val="none"/>
+          <w14:ligatures w14:val="none"/>
         </w:rPr>
         <w:t xml:space="preserve"/>
       </w:r>
@@ -1516,25 +1409,25 @@
           <w:color w:val="000000"/>
           <w:kern w:val="0"/>
           <w:lang w:val="es-ES" w:eastAsia="es-ES"/>
-          <ns2:ligatures ns2:val="none"/>
+          <w14:ligatures w14:val="none"/>
         </w:rPr>
         <w:t/>
       </w:r>
     </w:p>
-    <w:p ns2:paraId="3B986B5F" ns2:textId="77777777">
-      <w:pPr>
-        <w:spacing w:after="0" w:line="240" w:lineRule="auto"/>
-        <w:jc w:val="both"/>
-        <w:rPr>
-          <w:rFonts w:ascii="Arial Narrow" w:eastAsia="Times New Roman" w:hAnsi="Arial Narrow" w:cs="Arial"/>
-          <w:color w:val="000000"/>
-          <w:kern w:val="0"/>
-          <w:lang w:eastAsia="es-ES"/>
-          <ns2:ligatures ns2:val="none"/>
-        </w:rPr>
-      </w:pPr>
-    </w:p>
-    <w:p ns2:paraId="615BE324" ns2:textId="3AB12A9B">
+    <w:p>
+      <w:pPr>
+        <w:spacing w:after="0" w:line="240" w:lineRule="auto"/>
+        <w:jc w:val="both"/>
+        <w:rPr>
+          <w:rFonts w:ascii="Arial Narrow" w:eastAsia="Times New Roman" w:hAnsi="Arial Narrow" w:cs="Arial"/>
+          <w:color w:val="000000"/>
+          <w:kern w:val="0"/>
+          <w:lang w:eastAsia="es-ES"/>
+          <w14:ligatures w14:val="none"/>
+        </w:rPr>
+      </w:pPr>
+    </w:p>
+    <w:p>
       <w:pPr>
         <w:pStyle w:val="Prrafodelista"/>
         <w:numPr>
@@ -1552,16 +1445,16 @@
           <w:color w:val="000000"/>
           <w:kern w:val="0"/>
           <w:lang w:eastAsia="es-ES"/>
-          <ns2:ligatures ns2:val="none"/>
-        </w:rPr>
-      </w:pPr>
-      <w:r>
-        <w:rPr>
-          <w:rFonts w:ascii="Arial Narrow" w:eastAsia="Times New Roman" w:hAnsi="Arial Narrow" w:cs="Arial"/>
-          <w:color w:val="000000"/>
-          <w:kern w:val="0"/>
-          <w:lang w:eastAsia="es-ES"/>
-          <ns2:ligatures ns2:val="none"/>
+          <w14:ligatures w14:val="none"/>
+        </w:rPr>
+      </w:pPr>
+      <w:r>
+        <w:rPr>
+          <w:rFonts w:ascii="Arial Narrow" w:eastAsia="Times New Roman" w:hAnsi="Arial Narrow" w:cs="Arial"/>
+          <w:color w:val="000000"/>
+          <w:kern w:val="0"/>
+          <w:lang w:eastAsia="es-ES"/>
+          <w14:ligatures w14:val="none"/>
         </w:rPr>
         <w:t xml:space="preserve">El 13 de enero de 1999, se inició la vigencia del Seguro de Vida Entera Pagos Limitados Edad 65 – Póliza 2002397 (en adelante, “Seguro de Vida”) emitido por los proveedores denunciados, adquirido para su madre, la señora [APELLIDO] [APELLIDO] [APELLIDO] (en adelante, la señora [APELLIDO]). </w:t>
       </w:r>
@@ -1571,7 +1464,7 @@
           <w:color w:val="000000"/>
           <w:kern w:val="0"/>
           <w:lang w:eastAsia="es-ES"/>
-          <ns2:ligatures ns2:val="none"/>
+          <w14:ligatures w14:val="none"/>
         </w:rPr>
         <w:t/>
       </w:r>
@@ -1581,7 +1474,7 @@
           <w:color w:val="000000"/>
           <w:kern w:val="0"/>
           <w:lang w:eastAsia="es-ES"/>
-          <ns2:ligatures ns2:val="none"/>
+          <w14:ligatures w14:val="none"/>
         </w:rPr>
         <w:t/>
       </w:r>
@@ -1591,7 +1484,7 @@
           <w:color w:val="000000"/>
           <w:kern w:val="0"/>
           <w:lang w:eastAsia="es-ES"/>
-          <ns2:ligatures ns2:val="none"/>
+          <w14:ligatures w14:val="none"/>
         </w:rPr>
         <w:t xml:space="preserve"/>
       </w:r>
@@ -1601,7 +1494,7 @@
           <w:color w:val="000000"/>
           <w:kern w:val="0"/>
           <w:lang w:eastAsia="es-ES"/>
-          <ns2:ligatures ns2:val="none"/>
+          <w14:ligatures w14:val="none"/>
         </w:rPr>
         <w:t/>
       </w:r>
@@ -1611,7 +1504,7 @@
           <w:color w:val="000000"/>
           <w:kern w:val="0"/>
           <w:lang w:eastAsia="es-ES"/>
-          <ns2:ligatures ns2:val="none"/>
+          <w14:ligatures w14:val="none"/>
         </w:rPr>
         <w:t xml:space="preserve"/>
       </w:r>
@@ -1621,7 +1514,7 @@
           <w:color w:val="000000"/>
           <w:kern w:val="0"/>
           <w:lang w:eastAsia="es-ES"/>
-          <ns2:ligatures ns2:val="none"/>
+          <w14:ligatures w14:val="none"/>
         </w:rPr>
         <w:t/>
       </w:r>
@@ -1631,7 +1524,7 @@
           <w:color w:val="000000"/>
           <w:kern w:val="0"/>
           <w:lang w:eastAsia="es-ES"/>
-          <ns2:ligatures ns2:val="none"/>
+          <w14:ligatures w14:val="none"/>
         </w:rPr>
         <w:t xml:space="preserve"/>
       </w:r>
@@ -1641,7 +1534,7 @@
           <w:color w:val="000000"/>
           <w:kern w:val="0"/>
           <w:lang w:eastAsia="es-ES"/>
-          <ns2:ligatures ns2:val="none"/>
+          <w14:ligatures w14:val="none"/>
         </w:rPr>
         <w:t xml:space="preserve"/>
       </w:r>
@@ -1651,7 +1544,7 @@
           <w:color w:val="000000"/>
           <w:kern w:val="0"/>
           <w:lang w:eastAsia="es-ES"/>
-          <ns2:ligatures ns2:val="none"/>
+          <w14:ligatures w14:val="none"/>
         </w:rPr>
         <w:t/>
       </w:r>
@@ -1661,7 +1554,7 @@
           <w:color w:val="000000"/>
           <w:kern w:val="0"/>
           <w:lang w:eastAsia="es-ES"/>
-          <ns2:ligatures ns2:val="none"/>
+          <w14:ligatures w14:val="none"/>
         </w:rPr>
         <w:t xml:space="preserve"/>
       </w:r>
@@ -1671,7 +1564,7 @@
           <w:color w:val="000000"/>
           <w:kern w:val="0"/>
           <w:lang w:val="es-ES" w:eastAsia="es-ES"/>
-          <ns2:ligatures ns2:val="none"/>
+          <w14:ligatures w14:val="none"/>
         </w:rPr>
         <w:t/>
       </w:r>
@@ -1681,7 +1574,7 @@
           <w:color w:val="000000"/>
           <w:kern w:val="0"/>
           <w:lang w:eastAsia="es-ES"/>
-          <ns2:ligatures ns2:val="none"/>
+          <w14:ligatures w14:val="none"/>
         </w:rPr>
         <w:t xml:space="preserve"/>
       </w:r>
@@ -1691,7 +1584,7 @@
           <w:color w:val="000000"/>
           <w:kern w:val="0"/>
           <w:lang w:eastAsia="es-ES"/>
-          <ns2:ligatures ns2:val="none"/>
+          <w14:ligatures w14:val="none"/>
         </w:rPr>
         <w:t/>
       </w:r>
@@ -1701,7 +1594,7 @@
           <w:color w:val="000000"/>
           <w:kern w:val="0"/>
           <w:lang w:eastAsia="es-ES"/>
-          <ns2:ligatures ns2:val="none"/>
+          <w14:ligatures w14:val="none"/>
         </w:rPr>
         <w:t xml:space="preserve"/>
       </w:r>
@@ -1712,7 +1605,7 @@
           <w:color w:val="000000"/>
           <w:kern w:val="0"/>
           <w:lang w:eastAsia="es-ES"/>
-          <ns2:ligatures ns2:val="none"/>
+          <w14:ligatures w14:val="none"/>
         </w:rPr>
         <w:t/>
       </w:r>
@@ -1723,7 +1616,7 @@
           <w:color w:val="000000"/>
           <w:kern w:val="0"/>
           <w:lang w:eastAsia="es-ES"/>
-          <ns2:ligatures ns2:val="none"/>
+          <w14:ligatures w14:val="none"/>
         </w:rPr>
         <w:t xml:space="preserve"/>
       </w:r>
@@ -1733,12 +1626,12 @@
           <w:color w:val="000000"/>
           <w:kern w:val="0"/>
           <w:lang w:eastAsia="es-ES"/>
-          <ns2:ligatures ns2:val="none"/>
+          <w14:ligatures w14:val="none"/>
         </w:rPr>
         <w:t xml:space="preserve"/>
       </w:r>
     </w:p>
-    <w:p ns2:paraId="1D25CECC" ns2:textId="77777777">
+    <w:p>
       <w:pPr>
         <w:pStyle w:val="Prrafodelista"/>
         <w:spacing w:after="0" w:line="240" w:lineRule="auto"/>
@@ -1749,11 +1642,11 @@
           <w:color w:val="000000"/>
           <w:kern w:val="0"/>
           <w:lang w:eastAsia="es-ES"/>
-          <ns2:ligatures ns2:val="none"/>
-        </w:rPr>
-      </w:pPr>
-    </w:p>
-    <w:p ns2:paraId="19B26483" ns2:textId="29EEE774">
+          <w14:ligatures w14:val="none"/>
+        </w:rPr>
+      </w:pPr>
+    </w:p>
+    <w:p>
       <w:pPr>
         <w:pStyle w:val="Prrafodelista"/>
         <w:numPr>
@@ -1771,16 +1664,16 @@
           <w:color w:val="000000"/>
           <w:kern w:val="0"/>
           <w:lang w:eastAsia="es-ES"/>
-          <ns2:ligatures ns2:val="none"/>
-        </w:rPr>
-      </w:pPr>
-      <w:r>
-        <w:rPr>
-          <w:rFonts w:ascii="Arial Narrow" w:eastAsia="Times New Roman" w:hAnsi="Arial Narrow" w:cs="Arial"/>
-          <w:color w:val="000000"/>
-          <w:kern w:val="0"/>
-          <w:lang w:eastAsia="es-ES"/>
-          <ns2:ligatures ns2:val="none"/>
+          <w14:ligatures w14:val="none"/>
+        </w:rPr>
+      </w:pPr>
+      <w:r>
+        <w:rPr>
+          <w:rFonts w:ascii="Arial Narrow" w:eastAsia="Times New Roman" w:hAnsi="Arial Narrow" w:cs="Arial"/>
+          <w:color w:val="000000"/>
+          <w:kern w:val="0"/>
+          <w:lang w:eastAsia="es-ES"/>
+          <w14:ligatures w14:val="none"/>
         </w:rPr>
         <w:t xml:space="preserve">El </w:t>
       </w:r>
@@ -1790,7 +1683,7 @@
           <w:color w:val="000000"/>
           <w:kern w:val="0"/>
           <w:lang w:eastAsia="es-ES"/>
-          <ns2:ligatures ns2:val="none"/>
+          <w14:ligatures w14:val="none"/>
         </w:rPr>
         <w:t>22 de noviembre de 2019</w:t>
       </w:r>
@@ -1800,7 +1693,7 @@
           <w:color w:val="000000"/>
           <w:kern w:val="0"/>
           <w:lang w:eastAsia="es-ES"/>
-          <ns2:ligatures ns2:val="none"/>
+          <w14:ligatures w14:val="none"/>
         </w:rPr>
         <w:t>,</w:t>
       </w:r>
@@ -1810,7 +1703,7 @@
           <w:color w:val="000000"/>
           <w:kern w:val="0"/>
           <w:lang w:eastAsia="es-ES"/>
-          <ns2:ligatures ns2:val="none"/>
+          <w14:ligatures w14:val="none"/>
         </w:rPr>
         <w:t xml:space="preserve"> </w:t>
       </w:r>
@@ -1820,7 +1713,7 @@
           <w:color w:val="000000"/>
           <w:kern w:val="0"/>
           <w:lang w:val="es-ES" w:eastAsia="es-ES"/>
-          <ns2:ligatures ns2:val="none"/>
+          <w14:ligatures w14:val="none"/>
         </w:rPr>
         <w:t>los proveedores denunciados</w:t>
       </w:r>
@@ -1830,7 +1723,7 @@
           <w:color w:val="000000"/>
           <w:kern w:val="0"/>
           <w:lang w:eastAsia="es-ES"/>
-          <ns2:ligatures ns2:val="none"/>
+          <w14:ligatures w14:val="none"/>
         </w:rPr>
         <w:t xml:space="preserve"> </w:t>
       </w:r>
@@ -1840,7 +1733,7 @@
           <w:color w:val="000000"/>
           <w:kern w:val="0"/>
           <w:lang w:eastAsia="es-ES"/>
-          <ns2:ligatures ns2:val="none"/>
+          <w14:ligatures w14:val="none"/>
         </w:rPr>
         <w:t>remitieron</w:t>
       </w:r>
@@ -1850,7 +1743,7 @@
           <w:color w:val="000000"/>
           <w:kern w:val="0"/>
           <w:lang w:eastAsia="es-ES"/>
-          <ns2:ligatures ns2:val="none"/>
+          <w14:ligatures w14:val="none"/>
         </w:rPr>
         <w:t xml:space="preserve"> </w:t>
       </w:r>
@@ -1860,7 +1753,7 @@
           <w:color w:val="000000"/>
           <w:kern w:val="0"/>
           <w:lang w:eastAsia="es-ES"/>
-          <ns2:ligatures ns2:val="none"/>
+          <w14:ligatures w14:val="none"/>
         </w:rPr>
         <w:t xml:space="preserve">a su madre la </w:t>
       </w:r>
@@ -1870,7 +1763,7 @@
           <w:color w:val="000000"/>
           <w:kern w:val="0"/>
           <w:lang w:eastAsia="es-ES"/>
-          <ns2:ligatures ns2:val="none"/>
+          <w14:ligatures w14:val="none"/>
         </w:rPr>
         <w:t xml:space="preserve">copia de la póliza </w:t>
       </w:r>
@@ -1880,7 +1773,7 @@
           <w:color w:val="000000"/>
           <w:kern w:val="0"/>
           <w:lang w:eastAsia="es-ES"/>
-          <ns2:ligatures ns2:val="none"/>
+          <w14:ligatures w14:val="none"/>
         </w:rPr>
         <w:t xml:space="preserve">del </w:t>
       </w:r>
@@ -1890,7 +1783,7 @@
           <w:color w:val="000000"/>
           <w:kern w:val="0"/>
           <w:lang w:eastAsia="es-ES"/>
-          <ns2:ligatures ns2:val="none"/>
+          <w14:ligatures w14:val="none"/>
         </w:rPr>
         <w:t>Seguro de Vida</w:t>
       </w:r>
@@ -1900,7 +1793,7 @@
           <w:color w:val="000000"/>
           <w:kern w:val="0"/>
           <w:lang w:eastAsia="es-ES"/>
-          <ns2:ligatures ns2:val="none"/>
+          <w14:ligatures w14:val="none"/>
         </w:rPr>
         <w:t xml:space="preserve">, en la que constaba un monto asegurado de US$ 40 000,00. </w:t>
       </w:r>
@@ -1910,7 +1803,7 @@
           <w:color w:val="000000"/>
           <w:kern w:val="0"/>
           <w:lang w:eastAsia="es-ES"/>
-          <ns2:ligatures ns2:val="none"/>
+          <w14:ligatures w14:val="none"/>
         </w:rPr>
         <w:t xml:space="preserve">El </w:t>
       </w:r>
@@ -1920,7 +1813,7 @@
           <w:color w:val="000000"/>
           <w:kern w:val="0"/>
           <w:lang w:eastAsia="es-ES"/>
-          <ns2:ligatures ns2:val="none"/>
+          <w14:ligatures w14:val="none"/>
         </w:rPr>
         <w:t xml:space="preserve">29 de setiembre de 2023</w:t>
       </w:r>
@@ -1930,7 +1823,7 @@
           <w:color w:val="000000"/>
           <w:kern w:val="0"/>
           <w:lang w:eastAsia="es-ES"/>
-          <ns2:ligatures ns2:val="none"/>
+          <w14:ligatures w14:val="none"/>
         </w:rPr>
         <w:t xml:space="preserve">, su madre </w:t>
       </w:r>
@@ -1940,25 +1833,25 @@
           <w:color w:val="000000"/>
           <w:kern w:val="0"/>
           <w:lang w:eastAsia="es-ES"/>
-          <ns2:ligatures ns2:val="none"/>
+          <w14:ligatures w14:val="none"/>
         </w:rPr>
         <w:t xml:space="preserve">inició el proceso de rescate por término de vigencia del Seguro de Vida. </w:t>
       </w:r>
     </w:p>
-    <w:p ns2:paraId="0E50EFA1" ns2:textId="77777777">
-      <w:pPr>
-        <w:spacing w:after="0" w:line="240" w:lineRule="auto"/>
-        <w:jc w:val="both"/>
-        <w:rPr>
-          <w:rFonts w:ascii="Arial Narrow" w:eastAsia="Times New Roman" w:hAnsi="Arial Narrow" w:cs="Arial"/>
-          <w:color w:val="000000"/>
-          <w:kern w:val="0"/>
-          <w:lang w:eastAsia="es-ES"/>
-          <ns2:ligatures ns2:val="none"/>
-        </w:rPr>
-      </w:pPr>
-    </w:p>
-    <w:p ns2:paraId="698A7EA9" ns2:textId="08FF7B93">
+    <w:p>
+      <w:pPr>
+        <w:spacing w:after="0" w:line="240" w:lineRule="auto"/>
+        <w:jc w:val="both"/>
+        <w:rPr>
+          <w:rFonts w:ascii="Arial Narrow" w:eastAsia="Times New Roman" w:hAnsi="Arial Narrow" w:cs="Arial"/>
+          <w:color w:val="000000"/>
+          <w:kern w:val="0"/>
+          <w:lang w:eastAsia="es-ES"/>
+          <w14:ligatures w14:val="none"/>
+        </w:rPr>
+      </w:pPr>
+    </w:p>
+    <w:p>
       <w:pPr>
         <w:pStyle w:val="Prrafodelista"/>
         <w:numPr>
@@ -1976,16 +1869,16 @@
           <w:color w:val="000000"/>
           <w:kern w:val="0"/>
           <w:lang w:eastAsia="es-ES"/>
-          <ns2:ligatures ns2:val="none"/>
-        </w:rPr>
-      </w:pPr>
-      <w:r>
-        <w:rPr>
-          <w:rFonts w:ascii="Arial Narrow" w:eastAsia="Times New Roman" w:hAnsi="Arial Narrow" w:cs="Arial"/>
-          <w:color w:val="000000"/>
-          <w:kern w:val="0"/>
-          <w:lang w:eastAsia="es-ES"/>
-          <ns2:ligatures ns2:val="none"/>
+          <w14:ligatures w14:val="none"/>
+        </w:rPr>
+      </w:pPr>
+      <w:r>
+        <w:rPr>
+          <w:rFonts w:ascii="Arial Narrow" w:eastAsia="Times New Roman" w:hAnsi="Arial Narrow" w:cs="Arial"/>
+          <w:color w:val="000000"/>
+          <w:kern w:val="0"/>
+          <w:lang w:eastAsia="es-ES"/>
+          <w14:ligatures w14:val="none"/>
         </w:rPr>
         <w:t xml:space="preserve">El </w:t>
       </w:r>
@@ -1995,7 +1888,7 @@
           <w:color w:val="000000"/>
           <w:kern w:val="0"/>
           <w:lang w:eastAsia="es-ES"/>
-          <ns2:ligatures ns2:val="none"/>
+          <w14:ligatures w14:val="none"/>
         </w:rPr>
         <w:t>19 de octubre de 2023</w:t>
       </w:r>
@@ -2005,7 +1898,7 @@
           <w:color w:val="000000"/>
           <w:kern w:val="0"/>
           <w:lang w:eastAsia="es-ES"/>
-          <ns2:ligatures ns2:val="none"/>
+          <w14:ligatures w14:val="none"/>
         </w:rPr>
         <w:t xml:space="preserve">, </w:t>
       </w:r>
@@ -2015,7 +1908,7 @@
           <w:color w:val="000000"/>
           <w:kern w:val="0"/>
           <w:lang w:val="es-ES" w:eastAsia="es-ES"/>
-          <ns2:ligatures ns2:val="none"/>
+          <w14:ligatures w14:val="none"/>
         </w:rPr>
         <w:t>los proveedores denunciados</w:t>
       </w:r>
@@ -2025,7 +1918,7 @@
           <w:color w:val="000000"/>
           <w:kern w:val="0"/>
           <w:lang w:eastAsia="es-ES"/>
-          <ns2:ligatures ns2:val="none"/>
+          <w14:ligatures w14:val="none"/>
         </w:rPr>
         <w:t xml:space="preserve"> </w:t>
       </w:r>
@@ -2035,7 +1928,7 @@
           <w:color w:val="000000"/>
           <w:kern w:val="0"/>
           <w:lang w:eastAsia="es-ES"/>
-          <ns2:ligatures ns2:val="none"/>
+          <w14:ligatures w14:val="none"/>
         </w:rPr>
         <w:t>abonaron</w:t>
       </w:r>
@@ -2045,7 +1938,7 @@
           <w:color w:val="000000"/>
           <w:kern w:val="0"/>
           <w:lang w:eastAsia="es-ES"/>
-          <ns2:ligatures ns2:val="none"/>
+          <w14:ligatures w14:val="none"/>
         </w:rPr>
         <w:t xml:space="preserve"> a la cuenta </w:t>
       </w:r>
@@ -2055,7 +1948,7 @@
           <w:color w:val="000000"/>
           <w:kern w:val="0"/>
           <w:lang w:eastAsia="es-ES"/>
-          <ns2:ligatures ns2:val="none"/>
+          <w14:ligatures w14:val="none"/>
         </w:rPr>
         <w:t xml:space="preserve">bancaria de su madre </w:t>
       </w:r>
@@ -2065,7 +1958,7 @@
           <w:color w:val="000000"/>
           <w:kern w:val="0"/>
           <w:lang w:eastAsia="es-ES"/>
-          <ns2:ligatures ns2:val="none"/>
+          <w14:ligatures w14:val="none"/>
         </w:rPr>
         <w:t xml:space="preserve">el importe de US$ 9 862,50, como parte del proceso de rescate. </w:t>
       </w:r>
@@ -2075,7 +1968,7 @@
           <w:color w:val="000000"/>
           <w:kern w:val="0"/>
           <w:lang w:eastAsia="es-ES"/>
-          <ns2:ligatures ns2:val="none"/>
+          <w14:ligatures w14:val="none"/>
         </w:rPr>
         <w:t xml:space="preserve">El </w:t>
       </w:r>
@@ -2085,7 +1978,7 @@
           <w:color w:val="000000"/>
           <w:kern w:val="0"/>
           <w:lang w:eastAsia="es-ES"/>
-          <ns2:ligatures ns2:val="none"/>
+          <w14:ligatures w14:val="none"/>
         </w:rPr>
         <w:t>23 de octubre de 2023</w:t>
       </w:r>
@@ -2095,7 +1988,7 @@
           <w:color w:val="000000"/>
           <w:kern w:val="0"/>
           <w:lang w:eastAsia="es-ES"/>
-          <ns2:ligatures ns2:val="none"/>
+          <w14:ligatures w14:val="none"/>
         </w:rPr>
         <w:t xml:space="preserve">, su madre </w:t>
       </w:r>
@@ -2105,7 +1998,7 @@
           <w:color w:val="000000"/>
           <w:kern w:val="0"/>
           <w:lang w:eastAsia="es-ES"/>
-          <ns2:ligatures ns2:val="none"/>
+          <w14:ligatures w14:val="none"/>
         </w:rPr>
         <w:t xml:space="preserve">solicitó por correo electrónico a </w:t>
       </w:r>
@@ -2115,7 +2008,7 @@
           <w:color w:val="000000"/>
           <w:kern w:val="0"/>
           <w:lang w:val="es-ES" w:eastAsia="es-ES"/>
-          <ns2:ligatures ns2:val="none"/>
+          <w14:ligatures w14:val="none"/>
         </w:rPr>
         <w:t>los proveedores denunciados</w:t>
       </w:r>
@@ -2125,7 +2018,7 @@
           <w:color w:val="000000"/>
           <w:kern w:val="0"/>
           <w:lang w:eastAsia="es-ES"/>
-          <ns2:ligatures ns2:val="none"/>
+          <w14:ligatures w14:val="none"/>
         </w:rPr>
         <w:t xml:space="preserve"> </w:t>
       </w:r>
@@ -2135,7 +2028,7 @@
           <w:color w:val="000000"/>
           <w:kern w:val="0"/>
           <w:lang w:eastAsia="es-ES"/>
-          <ns2:ligatures ns2:val="none"/>
+          <w14:ligatures w14:val="none"/>
         </w:rPr>
         <w:t xml:space="preserve">el envío de una liquidación que sustentara el monto abonado y permitiera verificar si existían montos pendientes por reclamar. </w:t>
       </w:r>
@@ -2145,12 +2038,12 @@
           <w:color w:val="000000"/>
           <w:kern w:val="0"/>
           <w:lang w:eastAsia="es-ES"/>
-          <ns2:ligatures ns2:val="none"/>
+          <w14:ligatures w14:val="none"/>
         </w:rPr>
         <w:t>Posteriormente, su madre falleció.</w:t>
       </w:r>
     </w:p>
-    <w:p ns2:paraId="012A1601" ns2:textId="77777777">
+    <w:p>
       <w:pPr>
         <w:pStyle w:val="Prrafodelista"/>
         <w:spacing w:after="0" w:line="240" w:lineRule="auto"/>
@@ -2161,11 +2054,11 @@
           <w:color w:val="000000"/>
           <w:kern w:val="0"/>
           <w:lang w:eastAsia="es-ES"/>
-          <ns2:ligatures ns2:val="none"/>
-        </w:rPr>
-      </w:pPr>
-    </w:p>
-    <w:p ns2:paraId="1F2F2E1D" ns2:textId="3A7F1A77">
+          <w14:ligatures w14:val="none"/>
+        </w:rPr>
+      </w:pPr>
+    </w:p>
+    <w:p>
       <w:pPr>
         <w:pStyle w:val="Prrafodelista"/>
         <w:numPr>
@@ -2183,16 +2076,16 @@
           <w:color w:val="000000"/>
           <w:kern w:val="0"/>
           <w:lang w:eastAsia="es-ES"/>
-          <ns2:ligatures ns2:val="none"/>
-        </w:rPr>
-      </w:pPr>
-      <w:r>
-        <w:rPr>
-          <w:rFonts w:ascii="Arial Narrow" w:eastAsia="Times New Roman" w:hAnsi="Arial Narrow" w:cs="Arial"/>
-          <w:color w:val="000000"/>
-          <w:kern w:val="0"/>
-          <w:lang w:eastAsia="es-ES"/>
-          <ns2:ligatures ns2:val="none"/>
+          <w14:ligatures w14:val="none"/>
+        </w:rPr>
+      </w:pPr>
+      <w:r>
+        <w:rPr>
+          <w:rFonts w:ascii="Arial Narrow" w:eastAsia="Times New Roman" w:hAnsi="Arial Narrow" w:cs="Arial"/>
+          <w:color w:val="000000"/>
+          <w:kern w:val="0"/>
+          <w:lang w:eastAsia="es-ES"/>
+          <w14:ligatures w14:val="none"/>
         </w:rPr>
         <w:t xml:space="preserve">El 1 de julio de 2024, el señor [APELLIDO] [APELLIDO] en calidad de hijo de la señora [APELLIDO], presentó una solicitud por correo electrónico a [CORREO] para dar continuidad a la solicitud no atendida del 23 de octubre de 2023, requiriendo la liquidación que sustentara el monto de US$ 9 862,50 abonado el 19 de octubre de 2023. </w:t>
       </w:r>
@@ -2202,7 +2095,7 @@
           <w:color w:val="000000"/>
           <w:kern w:val="0"/>
           <w:lang w:eastAsia="es-ES"/>
-          <ns2:ligatures ns2:val="none"/>
+          <w14:ligatures w14:val="none"/>
         </w:rPr>
         <w:t/>
       </w:r>
@@ -2212,7 +2105,7 @@
           <w:color w:val="000000"/>
           <w:kern w:val="0"/>
           <w:lang w:eastAsia="es-ES"/>
-          <ns2:ligatures ns2:val="none"/>
+          <w14:ligatures w14:val="none"/>
         </w:rPr>
         <w:t xml:space="preserve"/>
       </w:r>
@@ -2222,7 +2115,7 @@
           <w:color w:val="000000"/>
           <w:kern w:val="0"/>
           <w:lang w:eastAsia="es-ES"/>
-          <ns2:ligatures ns2:val="none"/>
+          <w14:ligatures w14:val="none"/>
         </w:rPr>
         <w:t/>
       </w:r>
@@ -2235,7 +2128,7 @@
           <w:color w:val="000000"/>
           <w:kern w:val="0"/>
           <w:lang w:eastAsia="es-ES"/>
-          <ns2:ligatures ns2:val="none"/>
+          <w14:ligatures w14:val="none"/>
         </w:rPr>
         <w:t xml:space="preserve"/>
       </w:r>
@@ -2246,7 +2139,7 @@
           <w:color w:val="000000"/>
           <w:kern w:val="0"/>
           <w:lang w:eastAsia="es-ES"/>
-          <ns2:ligatures ns2:val="none"/>
+          <w14:ligatures w14:val="none"/>
         </w:rPr>
         <w:t/>
       </w:r>
@@ -2257,7 +2150,7 @@
           <w:color w:val="000000"/>
           <w:kern w:val="0"/>
           <w:lang w:eastAsia="es-ES"/>
-          <ns2:ligatures ns2:val="none"/>
+          <w14:ligatures w14:val="none"/>
         </w:rPr>
         <w:t xml:space="preserve"/>
       </w:r>
@@ -2267,7 +2160,7 @@
           <w:color w:val="000000"/>
           <w:kern w:val="0"/>
           <w:lang w:eastAsia="es-ES"/>
-          <ns2:ligatures ns2:val="none"/>
+          <w14:ligatures w14:val="none"/>
         </w:rPr>
         <w:t/>
       </w:r>
@@ -2277,7 +2170,7 @@
           <w:color w:val="000000"/>
           <w:kern w:val="0"/>
           <w:lang w:eastAsia="es-ES"/>
-          <ns2:ligatures ns2:val="none"/>
+          <w14:ligatures w14:val="none"/>
         </w:rPr>
         <w:t xml:space="preserve"/>
       </w:r>
@@ -2287,7 +2180,7 @@
           <w:color w:val="000000"/>
           <w:kern w:val="0"/>
           <w:lang w:eastAsia="es-ES"/>
-          <ns2:ligatures ns2:val="none"/>
+          <w14:ligatures w14:val="none"/>
         </w:rPr>
         <w:t/>
       </w:r>
@@ -2297,18 +2190,18 @@
           <w:color w:val="000000"/>
           <w:kern w:val="0"/>
           <w:lang w:eastAsia="es-ES"/>
-          <ns2:ligatures ns2:val="none"/>
+          <w14:ligatures w14:val="none"/>
         </w:rPr>
         <w:t xml:space="preserve"/>
       </w:r>
-      <w:hyperlink ns3:id="rId8" w:history="1">
+      <w:hyperlink r:id="rId8" w:history="1">
         <w:r>
           <w:rPr>
             <w:rStyle w:val="Hipervnculo"/>
             <w:rFonts w:ascii="Arial Narrow" w:eastAsia="Times New Roman" w:hAnsi="Arial Narrow" w:cs="Arial"/>
             <w:kern w:val="0"/>
             <w:lang w:eastAsia="es-ES"/>
-            <ns2:ligatures ns2:val="none"/>
+            <w14:ligatures w14:val="none"/>
           </w:rPr>
           <w:t/>
         </w:r>
@@ -2319,7 +2212,7 @@
           <w:color w:val="000000"/>
           <w:kern w:val="0"/>
           <w:lang w:eastAsia="es-ES"/>
-          <ns2:ligatures ns2:val="none"/>
+          <w14:ligatures w14:val="none"/>
         </w:rPr>
         <w:t xml:space="preserve"/>
       </w:r>
@@ -2329,25 +2222,25 @@
           <w:color w:val="000000"/>
           <w:kern w:val="0"/>
           <w:lang w:eastAsia="es-ES"/>
-          <ns2:ligatures ns2:val="none"/>
+          <w14:ligatures w14:val="none"/>
         </w:rPr>
         <w:t xml:space="preserve"/>
       </w:r>
     </w:p>
-    <w:p ns2:paraId="764466BC" ns2:textId="77777777">
-      <w:pPr>
-        <w:spacing w:after="0" w:line="240" w:lineRule="auto"/>
-        <w:jc w:val="both"/>
-        <w:rPr>
-          <w:rFonts w:ascii="Arial Narrow" w:eastAsia="Times New Roman" w:hAnsi="Arial Narrow" w:cs="Arial"/>
-          <w:color w:val="000000"/>
-          <w:kern w:val="0"/>
-          <w:lang w:eastAsia="es-ES"/>
-          <ns2:ligatures ns2:val="none"/>
-        </w:rPr>
-      </w:pPr>
-    </w:p>
-    <w:p ns2:paraId="4EF000FA" ns2:textId="45787A85">
+    <w:p>
+      <w:pPr>
+        <w:spacing w:after="0" w:line="240" w:lineRule="auto"/>
+        <w:jc w:val="both"/>
+        <w:rPr>
+          <w:rFonts w:ascii="Arial Narrow" w:eastAsia="Times New Roman" w:hAnsi="Arial Narrow" w:cs="Arial"/>
+          <w:color w:val="000000"/>
+          <w:kern w:val="0"/>
+          <w:lang w:eastAsia="es-ES"/>
+          <w14:ligatures w14:val="none"/>
+        </w:rPr>
+      </w:pPr>
+    </w:p>
+    <w:p>
       <w:pPr>
         <w:pStyle w:val="Prrafodelista"/>
         <w:numPr>
@@ -2365,16 +2258,16 @@
           <w:color w:val="000000"/>
           <w:kern w:val="0"/>
           <w:lang w:eastAsia="es-ES"/>
-          <ns2:ligatures ns2:val="none"/>
-        </w:rPr>
-      </w:pPr>
-      <w:r>
-        <w:rPr>
-          <w:rFonts w:ascii="Arial Narrow" w:eastAsia="Times New Roman" w:hAnsi="Arial Narrow" w:cs="Arial"/>
-          <w:color w:val="000000"/>
-          <w:kern w:val="0"/>
-          <w:lang w:eastAsia="es-ES"/>
-          <ns2:ligatures ns2:val="none"/>
+          <w14:ligatures w14:val="none"/>
+        </w:rPr>
+      </w:pPr>
+      <w:r>
+        <w:rPr>
+          <w:rFonts w:ascii="Arial Narrow" w:eastAsia="Times New Roman" w:hAnsi="Arial Narrow" w:cs="Arial"/>
+          <w:color w:val="000000"/>
+          <w:kern w:val="0"/>
+          <w:lang w:eastAsia="es-ES"/>
+          <w14:ligatures w14:val="none"/>
         </w:rPr>
         <w:lastRenderedPageBreak/>
         <w:t xml:space="preserve">El </w:t>
@@ -2385,7 +2278,7 @@
           <w:color w:val="000000"/>
           <w:kern w:val="0"/>
           <w:lang w:eastAsia="es-ES"/>
-          <ns2:ligatures ns2:val="none"/>
+          <w14:ligatures w14:val="none"/>
         </w:rPr>
         <w:t>10 de julio de 2024</w:t>
       </w:r>
@@ -2395,7 +2288,7 @@
           <w:color w:val="000000"/>
           <w:kern w:val="0"/>
           <w:lang w:eastAsia="es-ES"/>
-          <ns2:ligatures ns2:val="none"/>
+          <w14:ligatures w14:val="none"/>
         </w:rPr>
         <w:t>,</w:t>
       </w:r>
@@ -2405,7 +2298,7 @@
           <w:color w:val="000000"/>
           <w:kern w:val="0"/>
           <w:lang w:eastAsia="es-ES"/>
-          <ns2:ligatures ns2:val="none"/>
+          <w14:ligatures w14:val="none"/>
         </w:rPr>
         <w:t xml:space="preserve"> </w:t>
       </w:r>
@@ -2415,7 +2308,7 @@
           <w:color w:val="000000"/>
           <w:kern w:val="0"/>
           <w:lang w:val="es-ES" w:eastAsia="es-ES"/>
-          <ns2:ligatures ns2:val="none"/>
+          <w14:ligatures w14:val="none"/>
         </w:rPr>
         <w:t xml:space="preserve">los proveedores denunciados </w:t>
       </w:r>
@@ -2425,7 +2318,7 @@
           <w:color w:val="000000"/>
           <w:kern w:val="0"/>
           <w:lang w:val="es-ES" w:eastAsia="es-ES"/>
-          <ns2:ligatures ns2:val="none"/>
+          <w14:ligatures w14:val="none"/>
         </w:rPr>
         <w:t>respondieron</w:t>
       </w:r>
@@ -2435,7 +2328,7 @@
           <w:color w:val="000000"/>
           <w:kern w:val="0"/>
           <w:lang w:eastAsia="es-ES"/>
-          <ns2:ligatures ns2:val="none"/>
+          <w14:ligatures w14:val="none"/>
         </w:rPr>
         <w:t xml:space="preserve"> por correo electrónico que la información debía solicitarse a través de una </w:t>
       </w:r>
@@ -2445,7 +2338,7 @@
           <w:color w:val="000000"/>
           <w:kern w:val="0"/>
           <w:lang w:eastAsia="es-ES"/>
-          <ns2:ligatures ns2:val="none"/>
+          <w14:ligatures w14:val="none"/>
         </w:rPr>
         <w:t>a</w:t>
       </w:r>
@@ -2455,7 +2348,7 @@
           <w:color w:val="000000"/>
           <w:kern w:val="0"/>
           <w:lang w:eastAsia="es-ES"/>
-          <ns2:ligatures ns2:val="none"/>
+          <w14:ligatures w14:val="none"/>
         </w:rPr>
         <w:t>gencia</w:t>
       </w:r>
@@ -2465,7 +2358,7 @@
           <w:color w:val="000000"/>
           <w:kern w:val="0"/>
           <w:lang w:eastAsia="es-ES"/>
-          <ns2:ligatures ns2:val="none"/>
+          <w14:ligatures w14:val="none"/>
         </w:rPr>
         <w:t xml:space="preserve">, la cual </w:t>
       </w:r>
@@ -2475,7 +2368,7 @@
           <w:color w:val="000000"/>
           <w:kern w:val="0"/>
           <w:lang w:eastAsia="es-ES"/>
-          <ns2:ligatures ns2:val="none"/>
+          <w14:ligatures w14:val="none"/>
         </w:rPr>
         <w:t xml:space="preserve">se </w:t>
       </w:r>
@@ -2485,7 +2378,7 @@
           <w:color w:val="000000"/>
           <w:kern w:val="0"/>
           <w:lang w:eastAsia="es-ES"/>
-          <ns2:ligatures ns2:val="none"/>
+          <w14:ligatures w14:val="none"/>
         </w:rPr>
         <w:t>presentó el 19 de julio de 2024.</w:t>
       </w:r>
@@ -2495,7 +2388,7 @@
           <w:color w:val="000000"/>
           <w:kern w:val="0"/>
           <w:lang w:eastAsia="es-ES"/>
-          <ns2:ligatures ns2:val="none"/>
+          <w14:ligatures w14:val="none"/>
         </w:rPr>
         <w:t xml:space="preserve"> </w:t>
       </w:r>
@@ -2505,7 +2398,7 @@
           <w:color w:val="000000"/>
           <w:kern w:val="0"/>
           <w:lang w:eastAsia="es-ES"/>
-          <ns2:ligatures ns2:val="none"/>
+          <w14:ligatures w14:val="none"/>
         </w:rPr>
         <w:t xml:space="preserve"> El </w:t>
       </w:r>
@@ -2515,7 +2408,7 @@
           <w:color w:val="000000"/>
           <w:kern w:val="0"/>
           <w:lang w:eastAsia="es-ES"/>
-          <ns2:ligatures ns2:val="none"/>
+          <w14:ligatures w14:val="none"/>
         </w:rPr>
         <w:t>25 de julio de 2024</w:t>
       </w:r>
@@ -2525,7 +2418,7 @@
           <w:color w:val="000000"/>
           <w:kern w:val="0"/>
           <w:lang w:eastAsia="es-ES"/>
-          <ns2:ligatures ns2:val="none"/>
+          <w14:ligatures w14:val="none"/>
         </w:rPr>
         <w:t xml:space="preserve"> se le </w:t>
       </w:r>
@@ -2535,7 +2428,7 @@
           <w:color w:val="000000"/>
           <w:kern w:val="0"/>
           <w:lang w:eastAsia="es-ES"/>
-          <ns2:ligatures ns2:val="none"/>
+          <w14:ligatures w14:val="none"/>
         </w:rPr>
         <w:t xml:space="preserve">notificó por correo electrónico el ingreso de </w:t>
       </w:r>
@@ -2545,7 +2438,7 @@
           <w:color w:val="000000"/>
           <w:kern w:val="0"/>
           <w:lang w:eastAsia="es-ES"/>
-          <ns2:ligatures ns2:val="none"/>
+          <w14:ligatures w14:val="none"/>
         </w:rPr>
         <w:t>su</w:t>
       </w:r>
@@ -2555,7 +2448,7 @@
           <w:color w:val="000000"/>
           <w:kern w:val="0"/>
           <w:lang w:eastAsia="es-ES"/>
-          <ns2:ligatures ns2:val="none"/>
+          <w14:ligatures w14:val="none"/>
         </w:rPr>
         <w:t xml:space="preserve"> solicitud presentada en </w:t>
       </w:r>
@@ -2565,7 +2458,7 @@
           <w:color w:val="000000"/>
           <w:kern w:val="0"/>
           <w:lang w:eastAsia="es-ES"/>
-          <ns2:ligatures ns2:val="none"/>
+          <w14:ligatures w14:val="none"/>
         </w:rPr>
         <w:t xml:space="preserve">la </w:t>
       </w:r>
@@ -2575,7 +2468,7 @@
           <w:color w:val="000000"/>
           <w:kern w:val="0"/>
           <w:lang w:eastAsia="es-ES"/>
-          <ns2:ligatures ns2:val="none"/>
+          <w14:ligatures w14:val="none"/>
         </w:rPr>
         <w:t>agencia</w:t>
       </w:r>
@@ -2585,7 +2478,7 @@
           <w:color w:val="000000"/>
           <w:kern w:val="0"/>
           <w:lang w:eastAsia="es-ES"/>
-          <ns2:ligatures ns2:val="none"/>
+          <w14:ligatures w14:val="none"/>
         </w:rPr>
         <w:t xml:space="preserve">, pero no </w:t>
       </w:r>
@@ -2595,7 +2488,7 @@
           <w:color w:val="000000"/>
           <w:kern w:val="0"/>
           <w:lang w:eastAsia="es-ES"/>
-          <ns2:ligatures ns2:val="none"/>
+          <w14:ligatures w14:val="none"/>
         </w:rPr>
         <w:t>recibió respuesta</w:t>
       </w:r>
@@ -2605,7 +2498,7 @@
           <w:color w:val="000000"/>
           <w:kern w:val="0"/>
           <w:lang w:eastAsia="es-ES"/>
-          <ns2:ligatures ns2:val="none"/>
+          <w14:ligatures w14:val="none"/>
         </w:rPr>
         <w:t xml:space="preserve"> de su solicitud</w:t>
       </w:r>
@@ -2615,12 +2508,12 @@
           <w:color w:val="000000"/>
           <w:kern w:val="0"/>
           <w:lang w:eastAsia="es-ES"/>
-          <ns2:ligatures ns2:val="none"/>
+          <w14:ligatures w14:val="none"/>
         </w:rPr>
         <w:t xml:space="preserve">. </w:t>
       </w:r>
     </w:p>
-    <w:p ns2:paraId="68624EEF" ns2:textId="77777777">
+    <w:p>
       <w:pPr>
         <w:pStyle w:val="Prrafodelista"/>
         <w:spacing w:after="0" w:line="240" w:lineRule="auto"/>
@@ -2631,11 +2524,11 @@
           <w:color w:val="000000"/>
           <w:kern w:val="0"/>
           <w:lang w:eastAsia="es-ES"/>
-          <ns2:ligatures ns2:val="none"/>
-        </w:rPr>
-      </w:pPr>
-    </w:p>
-    <w:p ns2:paraId="1E7B180B" ns2:textId="0419DEB5">
+          <w14:ligatures w14:val="none"/>
+        </w:rPr>
+      </w:pPr>
+    </w:p>
+    <w:p>
       <w:pPr>
         <w:pStyle w:val="Prrafodelista"/>
         <w:numPr>
@@ -2653,16 +2546,16 @@
           <w:color w:val="000000"/>
           <w:kern w:val="0"/>
           <w:lang w:eastAsia="es-ES"/>
-          <ns2:ligatures ns2:val="none"/>
-        </w:rPr>
-      </w:pPr>
-      <w:r>
-        <w:rPr>
-          <w:rFonts w:ascii="Arial Narrow" w:eastAsia="Times New Roman" w:hAnsi="Arial Narrow" w:cs="Arial"/>
-          <w:color w:val="000000"/>
-          <w:kern w:val="0"/>
-          <w:lang w:eastAsia="es-ES"/>
-          <ns2:ligatures ns2:val="none"/>
+          <w14:ligatures w14:val="none"/>
+        </w:rPr>
+      </w:pPr>
+      <w:r>
+        <w:rPr>
+          <w:rFonts w:ascii="Arial Narrow" w:eastAsia="Times New Roman" w:hAnsi="Arial Narrow" w:cs="Arial"/>
+          <w:color w:val="000000"/>
+          <w:kern w:val="0"/>
+          <w:lang w:eastAsia="es-ES"/>
+          <w14:ligatures w14:val="none"/>
         </w:rPr>
         <w:t xml:space="preserve">El </w:t>
       </w:r>
@@ -2672,7 +2565,7 @@
           <w:color w:val="000000"/>
           <w:kern w:val="0"/>
           <w:lang w:eastAsia="es-ES"/>
-          <ns2:ligatures ns2:val="none"/>
+          <w14:ligatures w14:val="none"/>
         </w:rPr>
         <w:t xml:space="preserve">17 de setiembre de 2024</w:t>
       </w:r>
@@ -2682,7 +2575,7 @@
           <w:color w:val="000000"/>
           <w:kern w:val="0"/>
           <w:lang w:eastAsia="es-ES"/>
-          <ns2:ligatures ns2:val="none"/>
+          <w14:ligatures w14:val="none"/>
         </w:rPr>
         <w:t xml:space="preserve">, </w:t>
       </w:r>
@@ -2692,7 +2585,7 @@
           <w:color w:val="000000"/>
           <w:kern w:val="0"/>
           <w:lang w:eastAsia="es-ES"/>
-          <ns2:ligatures ns2:val="none"/>
+          <w14:ligatures w14:val="none"/>
         </w:rPr>
         <w:t xml:space="preserve">se </w:t>
       </w:r>
@@ -2702,7 +2595,7 @@
           <w:color w:val="000000"/>
           <w:kern w:val="0"/>
           <w:lang w:eastAsia="es-ES"/>
-          <ns2:ligatures ns2:val="none"/>
+          <w14:ligatures w14:val="none"/>
         </w:rPr>
         <w:t xml:space="preserve">presentó un </w:t>
       </w:r>
@@ -2712,7 +2605,7 @@
           <w:color w:val="000000"/>
           <w:kern w:val="0"/>
           <w:lang w:eastAsia="es-ES"/>
-          <ns2:ligatures ns2:val="none"/>
+          <w14:ligatures w14:val="none"/>
         </w:rPr>
         <w:t>reclamo ante</w:t>
       </w:r>
@@ -2722,7 +2615,7 @@
           <w:color w:val="000000"/>
           <w:kern w:val="0"/>
           <w:lang w:eastAsia="es-ES"/>
-          <ns2:ligatures ns2:val="none"/>
+          <w14:ligatures w14:val="none"/>
         </w:rPr>
         <w:t xml:space="preserve"> el</w:t>
       </w:r>
@@ -2732,7 +2625,7 @@
           <w:color w:val="000000"/>
           <w:kern w:val="0"/>
           <w:lang w:eastAsia="es-ES"/>
-          <ns2:ligatures ns2:val="none"/>
+          <w14:ligatures w14:val="none"/>
         </w:rPr>
         <w:t xml:space="preserve"> </w:t>
       </w:r>
@@ -2742,7 +2635,7 @@
           <w:color w:val="000000"/>
           <w:kern w:val="0"/>
           <w:lang w:eastAsia="es-ES"/>
-          <ns2:ligatures ns2:val="none"/>
+          <w14:ligatures w14:val="none"/>
         </w:rPr>
         <w:t xml:space="preserve">Instituto Nacional de Defensa de la Competencia y de la Protección de la Propiedad Intelectual </w:t>
       </w:r>
@@ -2752,7 +2645,7 @@
           <w:color w:val="000000"/>
           <w:kern w:val="0"/>
           <w:lang w:eastAsia="es-ES"/>
-          <ns2:ligatures ns2:val="none"/>
+          <w14:ligatures w14:val="none"/>
         </w:rPr>
         <w:t xml:space="preserve">(en adelante, </w:t>
       </w:r>
@@ -2762,7 +2655,7 @@
           <w:color w:val="000000"/>
           <w:kern w:val="0"/>
           <w:lang w:eastAsia="es-ES"/>
-          <ns2:ligatures ns2:val="none"/>
+          <w14:ligatures w14:val="none"/>
         </w:rPr>
         <w:t>Indecopi</w:t>
       </w:r>
@@ -2772,7 +2665,7 @@
           <w:color w:val="000000"/>
           <w:kern w:val="0"/>
           <w:lang w:eastAsia="es-ES"/>
-          <ns2:ligatures ns2:val="none"/>
+          <w14:ligatures w14:val="none"/>
         </w:rPr>
         <w:t xml:space="preserve">) </w:t>
       </w:r>
@@ -2782,7 +2675,7 @@
           <w:color w:val="000000"/>
           <w:kern w:val="0"/>
           <w:lang w:eastAsia="es-ES"/>
-          <ns2:ligatures ns2:val="none"/>
+          <w14:ligatures w14:val="none"/>
         </w:rPr>
         <w:t xml:space="preserve">por la falta de respuesta y por discrepancias entre el monto de rescate estimado por </w:t>
       </w:r>
@@ -2792,7 +2685,7 @@
           <w:color w:val="000000"/>
           <w:kern w:val="0"/>
           <w:lang w:val="es-ES" w:eastAsia="es-ES"/>
-          <ns2:ligatures ns2:val="none"/>
+          <w14:ligatures w14:val="none"/>
         </w:rPr>
         <w:t>los proveedores denunciados</w:t>
       </w:r>
@@ -2802,7 +2695,7 @@
           <w:color w:val="000000"/>
           <w:kern w:val="0"/>
           <w:lang w:val="es-ES" w:eastAsia="es-ES"/>
-          <ns2:ligatures ns2:val="none"/>
+          <w14:ligatures w14:val="none"/>
         </w:rPr>
         <w:t xml:space="preserve"> </w:t>
       </w:r>
@@ -2812,7 +2705,7 @@
           <w:color w:val="000000"/>
           <w:kern w:val="0"/>
           <w:lang w:eastAsia="es-ES"/>
-          <ns2:ligatures ns2:val="none"/>
+          <w14:ligatures w14:val="none"/>
         </w:rPr>
         <w:t xml:space="preserve">y el cálculo efectuado con base en los valores y condiciones del Seguro de Vida. </w:t>
       </w:r>
@@ -2822,12 +2715,12 @@
           <w:color w:val="000000"/>
           <w:kern w:val="0"/>
           <w:lang w:eastAsia="es-ES"/>
-          <ns2:ligatures ns2:val="none"/>
+          <w14:ligatures w14:val="none"/>
         </w:rPr>
         <w:t xml:space="preserve"> </w:t>
       </w:r>
     </w:p>
-    <w:p ns2:paraId="73562314" ns2:textId="77777777">
+    <w:p>
       <w:pPr>
         <w:pStyle w:val="Prrafodelista"/>
         <w:spacing w:after="0" w:line="240" w:lineRule="auto"/>
@@ -2838,11 +2731,11 @@
           <w:color w:val="000000"/>
           <w:kern w:val="0"/>
           <w:lang w:eastAsia="es-ES"/>
-          <ns2:ligatures ns2:val="none"/>
-        </w:rPr>
-      </w:pPr>
-    </w:p>
-    <w:p ns2:paraId="4A8CA23D" ns2:textId="6A7ED873">
+          <w14:ligatures w14:val="none"/>
+        </w:rPr>
+      </w:pPr>
+    </w:p>
+    <w:p>
       <w:pPr>
         <w:pStyle w:val="Prrafodelista"/>
         <w:numPr>
@@ -2860,16 +2753,16 @@
           <w:color w:val="000000"/>
           <w:kern w:val="0"/>
           <w:lang w:eastAsia="es-ES"/>
-          <ns2:ligatures ns2:val="none"/>
-        </w:rPr>
-      </w:pPr>
-      <w:r>
-        <w:rPr>
-          <w:rFonts w:ascii="Arial Narrow" w:eastAsia="Times New Roman" w:hAnsi="Arial Narrow" w:cs="Arial"/>
-          <w:color w:val="000000"/>
-          <w:kern w:val="0"/>
-          <w:lang w:eastAsia="es-ES"/>
-          <ns2:ligatures ns2:val="none"/>
+          <w14:ligatures w14:val="none"/>
+        </w:rPr>
+      </w:pPr>
+      <w:r>
+        <w:rPr>
+          <w:rFonts w:ascii="Arial Narrow" w:eastAsia="Times New Roman" w:hAnsi="Arial Narrow" w:cs="Arial"/>
+          <w:color w:val="000000"/>
+          <w:kern w:val="0"/>
+          <w:lang w:eastAsia="es-ES"/>
+          <w14:ligatures w14:val="none"/>
         </w:rPr>
         <w:t xml:space="preserve">El </w:t>
       </w:r>
@@ -2879,7 +2772,7 @@
           <w:color w:val="000000"/>
           <w:kern w:val="0"/>
           <w:lang w:eastAsia="es-ES"/>
-          <ns2:ligatures ns2:val="none"/>
+          <w14:ligatures w14:val="none"/>
         </w:rPr>
         <w:t>4 de octubre de 2024</w:t>
       </w:r>
@@ -2889,7 +2782,7 @@
           <w:color w:val="000000"/>
           <w:kern w:val="0"/>
           <w:lang w:eastAsia="es-ES"/>
-          <ns2:ligatures ns2:val="none"/>
+          <w14:ligatures w14:val="none"/>
         </w:rPr>
         <w:t xml:space="preserve">, </w:t>
       </w:r>
@@ -2899,7 +2792,7 @@
           <w:color w:val="000000"/>
           <w:kern w:val="0"/>
           <w:lang w:val="es-ES" w:eastAsia="es-ES"/>
-          <ns2:ligatures ns2:val="none"/>
+          <w14:ligatures w14:val="none"/>
         </w:rPr>
         <w:t>los proveedores denunciados remitieron</w:t>
       </w:r>
@@ -2909,7 +2802,7 @@
           <w:color w:val="000000"/>
           <w:kern w:val="0"/>
           <w:lang w:eastAsia="es-ES"/>
-          <ns2:ligatures ns2:val="none"/>
+          <w14:ligatures w14:val="none"/>
         </w:rPr>
         <w:t xml:space="preserve"> a través de Indecopi una comunicación de respuesta, adjuntando </w:t>
       </w:r>
@@ -2919,7 +2812,7 @@
           <w:color w:val="000000"/>
           <w:kern w:val="0"/>
           <w:lang w:eastAsia="es-ES"/>
-          <ns2:ligatures ns2:val="none"/>
+          <w14:ligatures w14:val="none"/>
         </w:rPr>
         <w:t>una</w:t>
       </w:r>
@@ -2929,7 +2822,7 @@
           <w:color w:val="000000"/>
           <w:kern w:val="0"/>
           <w:lang w:eastAsia="es-ES"/>
-          <ns2:ligatures ns2:val="none"/>
+          <w14:ligatures w14:val="none"/>
         </w:rPr>
         <w:t xml:space="preserve"> </w:t>
       </w:r>
@@ -2939,7 +2832,7 @@
           <w:color w:val="000000"/>
           <w:kern w:val="0"/>
           <w:lang w:eastAsia="es-ES"/>
-          <ns2:ligatures ns2:val="none"/>
+          <w14:ligatures w14:val="none"/>
         </w:rPr>
         <w:t>carta de rescate</w:t>
       </w:r>
@@ -2949,7 +2842,7 @@
           <w:color w:val="000000"/>
           <w:kern w:val="0"/>
           <w:lang w:eastAsia="es-ES"/>
-          <ns2:ligatures ns2:val="none"/>
+          <w14:ligatures w14:val="none"/>
         </w:rPr>
         <w:t xml:space="preserve"> con fecha 16 de octubre de 2023</w:t>
       </w:r>
@@ -2959,7 +2852,7 @@
           <w:color w:val="000000"/>
           <w:kern w:val="0"/>
           <w:lang w:eastAsia="es-ES"/>
-          <ns2:ligatures ns2:val="none"/>
+          <w14:ligatures w14:val="none"/>
         </w:rPr>
         <w:t xml:space="preserve"> </w:t>
       </w:r>
@@ -2969,7 +2862,7 @@
           <w:color w:val="000000"/>
           <w:kern w:val="0"/>
           <w:lang w:eastAsia="es-ES"/>
-          <ns2:ligatures ns2:val="none"/>
+          <w14:ligatures w14:val="none"/>
         </w:rPr>
         <w:t xml:space="preserve">que supuestamente habría enviado a </w:t>
       </w:r>
@@ -2979,7 +2872,7 @@
           <w:color w:val="000000"/>
           <w:kern w:val="0"/>
           <w:lang w:eastAsia="es-ES"/>
-          <ns2:ligatures ns2:val="none"/>
+          <w14:ligatures w14:val="none"/>
         </w:rPr>
         <w:t>su madre</w:t>
       </w:r>
@@ -2989,7 +2882,7 @@
           <w:color w:val="000000"/>
           <w:kern w:val="0"/>
           <w:lang w:eastAsia="es-ES"/>
-          <ns2:ligatures ns2:val="none"/>
+          <w14:ligatures w14:val="none"/>
         </w:rPr>
         <w:t>, en la que consignó el monto abonado y un valor asegurado de US$ 25 000,0</w:t>
       </w:r>
@@ -2999,7 +2892,7 @@
           <w:color w:val="000000"/>
           <w:kern w:val="0"/>
           <w:lang w:eastAsia="es-ES"/>
-          <ns2:ligatures ns2:val="none"/>
+          <w14:ligatures w14:val="none"/>
         </w:rPr>
         <w:t>0</w:t>
       </w:r>
@@ -3009,7 +2902,7 @@
           <w:color w:val="000000"/>
           <w:kern w:val="0"/>
           <w:lang w:eastAsia="es-ES"/>
-          <ns2:ligatures ns2:val="none"/>
+          <w14:ligatures w14:val="none"/>
         </w:rPr>
         <w:t xml:space="preserve"> sin detallar el sustento de cálculo requerido</w:t>
       </w:r>
@@ -3019,7 +2912,7 @@
           <w:color w:val="000000"/>
           <w:kern w:val="0"/>
           <w:lang w:eastAsia="es-ES"/>
-          <ns2:ligatures ns2:val="none"/>
+          <w14:ligatures w14:val="none"/>
         </w:rPr>
         <w:t>, cuyo valor era distinto al que figuraba en la póliza del Seguro de Vida</w:t>
       </w:r>
@@ -3029,12 +2922,12 @@
           <w:color w:val="000000"/>
           <w:kern w:val="0"/>
           <w:lang w:eastAsia="es-ES"/>
-          <ns2:ligatures ns2:val="none"/>
+          <w14:ligatures w14:val="none"/>
         </w:rPr>
         <w:t xml:space="preserve">. </w:t>
       </w:r>
     </w:p>
-    <w:p ns2:paraId="1038CE43" ns2:textId="77777777">
+    <w:p>
       <w:pPr>
         <w:pStyle w:val="Prrafodelista"/>
         <w:spacing w:after="0" w:line="240" w:lineRule="auto"/>
@@ -3045,11 +2938,11 @@
           <w:color w:val="000000"/>
           <w:kern w:val="0"/>
           <w:lang w:eastAsia="es-ES"/>
-          <ns2:ligatures ns2:val="none"/>
-        </w:rPr>
-      </w:pPr>
-    </w:p>
-    <w:p ns2:paraId="6E4D9A7B" ns2:textId="39ACB1C5">
+          <w14:ligatures w14:val="none"/>
+        </w:rPr>
+      </w:pPr>
+    </w:p>
+    <w:p>
       <w:pPr>
         <w:pStyle w:val="Prrafodelista"/>
         <w:numPr>
@@ -3067,16 +2960,16 @@
           <w:color w:val="000000"/>
           <w:kern w:val="0"/>
           <w:lang w:eastAsia="es-ES"/>
-          <ns2:ligatures ns2:val="none"/>
-        </w:rPr>
-      </w:pPr>
-      <w:r>
-        <w:rPr>
-          <w:rFonts w:ascii="Arial Narrow" w:eastAsia="Times New Roman" w:hAnsi="Arial Narrow" w:cs="Arial"/>
-          <w:color w:val="000000"/>
-          <w:kern w:val="0"/>
-          <w:lang w:eastAsia="es-ES"/>
-          <ns2:ligatures ns2:val="none"/>
+          <w14:ligatures w14:val="none"/>
+        </w:rPr>
+      </w:pPr>
+      <w:r>
+        <w:rPr>
+          <w:rFonts w:ascii="Arial Narrow" w:eastAsia="Times New Roman" w:hAnsi="Arial Narrow" w:cs="Arial"/>
+          <w:color w:val="000000"/>
+          <w:kern w:val="0"/>
+          <w:lang w:eastAsia="es-ES"/>
+          <w14:ligatures w14:val="none"/>
         </w:rPr>
         <w:t xml:space="preserve">El </w:t>
       </w:r>
@@ -3086,7 +2979,7 @@
           <w:color w:val="000000"/>
           <w:kern w:val="0"/>
           <w:lang w:eastAsia="es-ES"/>
-          <ns2:ligatures ns2:val="none"/>
+          <w14:ligatures w14:val="none"/>
         </w:rPr>
         <w:t>6 de octubre de 2024</w:t>
       </w:r>
@@ -3096,7 +2989,7 @@
           <w:color w:val="000000"/>
           <w:kern w:val="0"/>
           <w:lang w:eastAsia="es-ES"/>
-          <ns2:ligatures ns2:val="none"/>
+          <w14:ligatures w14:val="none"/>
         </w:rPr>
         <w:t xml:space="preserve">, </w:t>
       </w:r>
@@ -3106,7 +2999,7 @@
           <w:color w:val="000000"/>
           <w:kern w:val="0"/>
           <w:lang w:eastAsia="es-ES"/>
-          <ns2:ligatures ns2:val="none"/>
+          <w14:ligatures w14:val="none"/>
         </w:rPr>
         <w:t>los proveedores denunciaron remitieron una</w:t>
       </w:r>
@@ -3116,7 +3009,7 @@
           <w:color w:val="000000"/>
           <w:kern w:val="0"/>
           <w:lang w:eastAsia="es-ES"/>
-          <ns2:ligatures ns2:val="none"/>
+          <w14:ligatures w14:val="none"/>
         </w:rPr>
         <w:t xml:space="preserve"> </w:t>
       </w:r>
@@ -3126,7 +3019,7 @@
           <w:color w:val="000000"/>
           <w:kern w:val="0"/>
           <w:lang w:eastAsia="es-ES"/>
-          <ns2:ligatures ns2:val="none"/>
+          <w14:ligatures w14:val="none"/>
         </w:rPr>
         <w:t>copia de la póliza</w:t>
       </w:r>
@@ -3136,7 +3029,7 @@
           <w:color w:val="000000"/>
           <w:kern w:val="0"/>
           <w:lang w:eastAsia="es-ES"/>
-          <ns2:ligatures ns2:val="none"/>
+          <w14:ligatures w14:val="none"/>
         </w:rPr>
         <w:t xml:space="preserve"> del Seguro de Vida</w:t>
       </w:r>
@@ -3146,7 +3039,7 @@
           <w:color w:val="000000"/>
           <w:kern w:val="0"/>
           <w:lang w:eastAsia="es-ES"/>
-          <ns2:ligatures ns2:val="none"/>
+          <w14:ligatures w14:val="none"/>
         </w:rPr>
         <w:t xml:space="preserve">, la tabla de valores asegurados y las condiciones aplicables, para sustentar el cálculo del rescate y del eventual saldo pendiente. </w:t>
       </w:r>
@@ -3156,12 +3049,12 @@
           <w:color w:val="000000"/>
           <w:kern w:val="0"/>
           <w:lang w:eastAsia="es-ES"/>
-          <ns2:ligatures ns2:val="none"/>
+          <w14:ligatures w14:val="none"/>
         </w:rPr>
         <w:t xml:space="preserve"> </w:t>
       </w:r>
     </w:p>
-    <w:p ns2:paraId="322C5F17" ns2:textId="77777777">
+    <w:p>
       <w:pPr>
         <w:pStyle w:val="Prrafodelista"/>
         <w:spacing w:after="0" w:line="240" w:lineRule="auto"/>
@@ -3172,11 +3065,11 @@
           <w:color w:val="000000"/>
           <w:kern w:val="0"/>
           <w:lang w:eastAsia="es-ES"/>
-          <ns2:ligatures ns2:val="none"/>
-        </w:rPr>
-      </w:pPr>
-    </w:p>
-    <w:p ns2:paraId="6B48B950" ns2:textId="55F1CF2A">
+          <w14:ligatures w14:val="none"/>
+        </w:rPr>
+      </w:pPr>
+    </w:p>
+    <w:p>
       <w:pPr>
         <w:pStyle w:val="Prrafodelista"/>
         <w:numPr>
@@ -3194,16 +3087,16 @@
           <w:color w:val="000000"/>
           <w:kern w:val="0"/>
           <w:lang w:eastAsia="es-ES"/>
-          <ns2:ligatures ns2:val="none"/>
-        </w:rPr>
-      </w:pPr>
-      <w:r>
-        <w:rPr>
-          <w:rFonts w:ascii="Arial Narrow" w:eastAsia="Times New Roman" w:hAnsi="Arial Narrow" w:cs="Arial"/>
-          <w:color w:val="000000"/>
-          <w:kern w:val="0"/>
-          <w:lang w:eastAsia="es-ES"/>
-          <ns2:ligatures ns2:val="none"/>
+          <w14:ligatures w14:val="none"/>
+        </w:rPr>
+      </w:pPr>
+      <w:r>
+        <w:rPr>
+          <w:rFonts w:ascii="Arial Narrow" w:eastAsia="Times New Roman" w:hAnsi="Arial Narrow" w:cs="Arial"/>
+          <w:color w:val="000000"/>
+          <w:kern w:val="0"/>
+          <w:lang w:eastAsia="es-ES"/>
+          <w14:ligatures w14:val="none"/>
         </w:rPr>
         <w:t xml:space="preserve">El </w:t>
       </w:r>
@@ -3213,7 +3106,7 @@
           <w:color w:val="000000"/>
           <w:kern w:val="0"/>
           <w:lang w:eastAsia="es-ES"/>
-          <ns2:ligatures ns2:val="none"/>
+          <w14:ligatures w14:val="none"/>
         </w:rPr>
         <w:t>22 de octubre de 2024</w:t>
       </w:r>
@@ -3223,7 +3116,7 @@
           <w:color w:val="000000"/>
           <w:kern w:val="0"/>
           <w:lang w:eastAsia="es-ES"/>
-          <ns2:ligatures ns2:val="none"/>
+          <w14:ligatures w14:val="none"/>
         </w:rPr>
         <w:t>, s</w:t>
       </w:r>
@@ -3233,7 +3126,7 @@
           <w:color w:val="000000"/>
           <w:kern w:val="0"/>
           <w:lang w:eastAsia="es-ES"/>
-          <ns2:ligatures ns2:val="none"/>
+          <w14:ligatures w14:val="none"/>
         </w:rPr>
         <w:t>e realizó audiencia de conciliación en el procedimiento iniciado ante Indecopi</w:t>
       </w:r>
@@ -3243,7 +3136,7 @@
           <w:color w:val="000000"/>
           <w:kern w:val="0"/>
           <w:lang w:eastAsia="es-ES"/>
-          <ns2:ligatures ns2:val="none"/>
+          <w14:ligatures w14:val="none"/>
         </w:rPr>
         <w:t xml:space="preserve"> en la que</w:t>
       </w:r>
@@ -3253,7 +3146,7 @@
           <w:color w:val="000000"/>
           <w:kern w:val="0"/>
           <w:lang w:eastAsia="es-ES"/>
-          <ns2:ligatures ns2:val="none"/>
+          <w14:ligatures w14:val="none"/>
         </w:rPr>
         <w:t xml:space="preserve"> </w:t>
       </w:r>
@@ -3263,7 +3156,7 @@
           <w:color w:val="000000"/>
           <w:kern w:val="0"/>
           <w:lang w:val="es-ES" w:eastAsia="es-ES"/>
-          <ns2:ligatures ns2:val="none"/>
+          <w14:ligatures w14:val="none"/>
         </w:rPr>
         <w:t>los proveedores denunciados</w:t>
       </w:r>
@@ -3273,7 +3166,7 @@
           <w:color w:val="000000"/>
           <w:kern w:val="0"/>
           <w:lang w:eastAsia="es-ES"/>
-          <ns2:ligatures ns2:val="none"/>
+          <w14:ligatures w14:val="none"/>
         </w:rPr>
         <w:t xml:space="preserve"> </w:t>
       </w:r>
@@ -3283,7 +3176,7 @@
           <w:color w:val="000000"/>
           <w:kern w:val="0"/>
           <w:lang w:eastAsia="es-ES"/>
-          <ns2:ligatures ns2:val="none"/>
+          <w14:ligatures w14:val="none"/>
         </w:rPr>
         <w:t xml:space="preserve">no </w:t>
       </w:r>
@@ -3293,7 +3186,7 @@
           <w:color w:val="000000"/>
           <w:kern w:val="0"/>
           <w:lang w:eastAsia="es-ES"/>
-          <ns2:ligatures ns2:val="none"/>
+          <w14:ligatures w14:val="none"/>
         </w:rPr>
         <w:t>presentaron</w:t>
       </w:r>
@@ -3303,7 +3196,7 @@
           <w:color w:val="000000"/>
           <w:kern w:val="0"/>
           <w:lang w:eastAsia="es-ES"/>
-          <ns2:ligatures ns2:val="none"/>
+          <w14:ligatures w14:val="none"/>
         </w:rPr>
         <w:t xml:space="preserve"> una liquidación clara de los montos de rescate; persistió la discrepancia entre el valor asegurado de US$ 25 000,00 indicado y el de US$ 40 000,00 que figuraba en la póliza</w:t>
       </w:r>
@@ -3313,7 +3206,7 @@
           <w:color w:val="000000"/>
           <w:kern w:val="0"/>
           <w:lang w:eastAsia="es-ES"/>
-          <ns2:ligatures ns2:val="none"/>
+          <w14:ligatures w14:val="none"/>
         </w:rPr>
         <w:t xml:space="preserve"> del Seguro de Vida</w:t>
       </w:r>
@@ -3323,12 +3216,12 @@
           <w:color w:val="000000"/>
           <w:kern w:val="0"/>
           <w:lang w:eastAsia="es-ES"/>
-          <ns2:ligatures ns2:val="none"/>
+          <w14:ligatures w14:val="none"/>
         </w:rPr>
         <w:t xml:space="preserve">. </w:t>
       </w:r>
     </w:p>
-    <w:p ns2:paraId="76630485" ns2:textId="77777777">
+    <w:p>
       <w:pPr>
         <w:tabs>
           <w:tab w:val="left" w:pos="1134"/>
@@ -3340,11 +3233,11 @@
           <w:color w:val="000000"/>
           <w:kern w:val="0"/>
           <w:lang w:eastAsia="es-ES"/>
-          <ns2:ligatures ns2:val="none"/>
-        </w:rPr>
-      </w:pPr>
-    </w:p>
-    <w:p ns2:paraId="4FB15987" ns2:textId="7AF45A46">
+          <w14:ligatures w14:val="none"/>
+        </w:rPr>
+      </w:pPr>
+    </w:p>
+    <w:p>
       <w:pPr>
         <w:numPr>
           <w:ilvl w:val="1"/>
@@ -3362,7 +3255,7 @@
           <w:color w:val="000000"/>
           <w:kern w:val="0"/>
           <w:lang w:val="es-ES" w:eastAsia="es-ES"/>
-          <ns2:ligatures ns2:val="none"/>
+          <w14:ligatures w14:val="none"/>
         </w:rPr>
       </w:pPr>
       <w:r>
@@ -3371,7 +3264,7 @@
           <w:color w:val="000000"/>
           <w:kern w:val="0"/>
           <w:lang w:val="es-ES" w:eastAsia="es-ES"/>
-          <ns2:ligatures ns2:val="none"/>
+          <w14:ligatures w14:val="none"/>
         </w:rPr>
         <w:t xml:space="preserve">El señor [APELLIDO] [APELLIDO] , el señor [APELLIDO] [APELLIDO] , el señor [APELLIDO] [APELLIDO] , la señora [APELLIDO] [APELLIDO] , el señor [APELLIDO] [APELLIDO] Sanchez y la señora [APELLIDO] [APELLIDO] , solicitaron, en calidad de medida correctiva, que los proveedores denunciados cumplan con realizar la devolución del saldo pendiente del rescate por US$ 9 031,50, que proviene de un valor de rescate total de US$ 18 894,00 menos el monto ya abonado de US$ 9 862,50 y realizar el pago de intereses compensatorios sobre dicho monto según la tasa legal efectiva en moneda extranjera de 3.437%, que se estima en US$ 310,41 (calculada el 18 de setiembre de 2025). Asimismo, requirieron el reembolso de costos y costas del presente procedimiento.</w:t>
       </w:r>
@@ -3381,7 +3274,7 @@
           <w:color w:val="000000"/>
           <w:kern w:val="0"/>
           <w:lang w:val="es-ES" w:eastAsia="es-ES"/>
-          <ns2:ligatures ns2:val="none"/>
+          <w14:ligatures w14:val="none"/>
         </w:rPr>
         <w:t xml:space="preserve"/>
       </w:r>
@@ -3392,7 +3285,7 @@
           <w:color w:val="000000"/>
           <w:kern w:val="0"/>
           <w:lang w:val="es-ES" w:eastAsia="es-ES"/>
-          <ns2:ligatures ns2:val="none"/>
+          <w14:ligatures w14:val="none"/>
         </w:rPr>
         <w:t/>
       </w:r>
@@ -3403,7 +3296,7 @@
           <w:color w:val="000000"/>
           <w:kern w:val="0"/>
           <w:lang w:val="es-ES" w:eastAsia="es-ES"/>
-          <ns2:ligatures ns2:val="none"/>
+          <w14:ligatures w14:val="none"/>
         </w:rPr>
         <w:t xml:space="preserve"/>
       </w:r>
@@ -3414,7 +3307,7 @@
           <w:color w:val="000000"/>
           <w:kern w:val="0"/>
           <w:lang w:val="es-ES" w:eastAsia="es-ES"/>
-          <ns2:ligatures ns2:val="none"/>
+          <w14:ligatures w14:val="none"/>
         </w:rPr>
         <w:t/>
       </w:r>
@@ -3425,7 +3318,7 @@
           <w:color w:val="000000"/>
           <w:kern w:val="0"/>
           <w:lang w:val="es-ES" w:eastAsia="es-ES"/>
-          <ns2:ligatures ns2:val="none"/>
+          <w14:ligatures w14:val="none"/>
         </w:rPr>
         <w:t xml:space="preserve"/>
       </w:r>
@@ -3436,7 +3329,7 @@
           <w:color w:val="000000"/>
           <w:kern w:val="0"/>
           <w:lang w:val="es-ES" w:eastAsia="es-ES"/>
-          <ns2:ligatures ns2:val="none"/>
+          <w14:ligatures w14:val="none"/>
         </w:rPr>
         <w:t/>
       </w:r>
@@ -3447,7 +3340,7 @@
           <w:color w:val="000000"/>
           <w:kern w:val="0"/>
           <w:lang w:val="es-ES" w:eastAsia="es-ES"/>
-          <ns2:ligatures ns2:val="none"/>
+          <w14:ligatures w14:val="none"/>
         </w:rPr>
         <w:t xml:space="preserve"/>
       </w:r>
@@ -3458,7 +3351,7 @@
           <w:color w:val="000000"/>
           <w:kern w:val="0"/>
           <w:lang w:val="es-ES" w:eastAsia="es-ES"/>
-          <ns2:ligatures ns2:val="none"/>
+          <w14:ligatures w14:val="none"/>
         </w:rPr>
         <w:t/>
       </w:r>
@@ -3469,7 +3362,7 @@
           <w:color w:val="000000"/>
           <w:kern w:val="0"/>
           <w:lang w:val="es-ES" w:eastAsia="es-ES"/>
-          <ns2:ligatures ns2:val="none"/>
+          <w14:ligatures w14:val="none"/>
         </w:rPr>
         <w:t xml:space="preserve"/>
       </w:r>
@@ -3480,7 +3373,7 @@
           <w:color w:val="000000"/>
           <w:kern w:val="0"/>
           <w:lang w:val="es-ES" w:eastAsia="es-ES"/>
-          <ns2:ligatures ns2:val="none"/>
+          <w14:ligatures w14:val="none"/>
         </w:rPr>
         <w:t/>
       </w:r>
@@ -3491,7 +3384,7 @@
           <w:color w:val="000000"/>
           <w:kern w:val="0"/>
           <w:lang w:val="es-ES" w:eastAsia="es-ES"/>
-          <ns2:ligatures ns2:val="none"/>
+          <w14:ligatures w14:val="none"/>
         </w:rPr>
         <w:t xml:space="preserve"/>
       </w:r>
@@ -3502,7 +3395,7 @@
           <w:color w:val="000000"/>
           <w:kern w:val="0"/>
           <w:lang w:val="es-ES" w:eastAsia="es-ES"/>
-          <ns2:ligatures ns2:val="none"/>
+          <w14:ligatures w14:val="none"/>
         </w:rPr>
         <w:t/>
       </w:r>
@@ -3513,7 +3406,7 @@
           <w:color w:val="000000"/>
           <w:kern w:val="0"/>
           <w:lang w:val="es-ES" w:eastAsia="es-ES"/>
-          <ns2:ligatures ns2:val="none"/>
+          <w14:ligatures w14:val="none"/>
         </w:rPr>
         <w:t xml:space="preserve"/>
       </w:r>
@@ -3524,7 +3417,7 @@
           <w:color w:val="000000"/>
           <w:kern w:val="0"/>
           <w:lang w:val="es-ES" w:eastAsia="es-ES"/>
-          <ns2:ligatures ns2:val="none"/>
+          <w14:ligatures w14:val="none"/>
         </w:rPr>
         <w:t/>
       </w:r>
@@ -3535,7 +3428,7 @@
           <w:color w:val="000000"/>
           <w:kern w:val="0"/>
           <w:lang w:val="es-ES" w:eastAsia="es-ES"/>
-          <ns2:ligatures ns2:val="none"/>
+          <w14:ligatures w14:val="none"/>
         </w:rPr>
         <w:t xml:space="preserve"/>
       </w:r>
@@ -3546,7 +3439,7 @@
           <w:color w:val="000000"/>
           <w:kern w:val="0"/>
           <w:lang w:val="es-ES" w:eastAsia="es-ES"/>
-          <ns2:ligatures ns2:val="none"/>
+          <w14:ligatures w14:val="none"/>
         </w:rPr>
         <w:t/>
       </w:r>
@@ -3557,7 +3450,7 @@
           <w:color w:val="000000"/>
           <w:kern w:val="0"/>
           <w:lang w:val="es-ES" w:eastAsia="es-ES"/>
-          <ns2:ligatures ns2:val="none"/>
+          <w14:ligatures w14:val="none"/>
         </w:rPr>
         <w:t xml:space="preserve"/>
       </w:r>
@@ -3568,7 +3461,7 @@
           <w:color w:val="000000"/>
           <w:kern w:val="0"/>
           <w:lang w:val="es-ES" w:eastAsia="es-ES"/>
-          <ns2:ligatures ns2:val="none"/>
+          <w14:ligatures w14:val="none"/>
         </w:rPr>
         <w:t/>
       </w:r>
@@ -3579,7 +3472,7 @@
           <w:color w:val="000000"/>
           <w:kern w:val="0"/>
           <w:lang w:val="es-ES" w:eastAsia="es-ES"/>
-          <ns2:ligatures ns2:val="none"/>
+          <w14:ligatures w14:val="none"/>
         </w:rPr>
         <w:t xml:space="preserve"/>
       </w:r>
@@ -3590,7 +3483,7 @@
           <w:color w:val="000000"/>
           <w:kern w:val="0"/>
           <w:lang w:val="es-ES" w:eastAsia="es-ES"/>
-          <ns2:ligatures ns2:val="none"/>
+          <w14:ligatures w14:val="none"/>
         </w:rPr>
         <w:t/>
       </w:r>
@@ -3601,7 +3494,7 @@
           <w:color w:val="000000"/>
           <w:kern w:val="0"/>
           <w:lang w:val="es-ES" w:eastAsia="es-ES"/>
-          <ns2:ligatures ns2:val="none"/>
+          <w14:ligatures w14:val="none"/>
         </w:rPr>
         <w:t xml:space="preserve"/>
       </w:r>
@@ -3611,7 +3504,7 @@
           <w:color w:val="000000"/>
           <w:kern w:val="0"/>
           <w:lang w:val="es-ES" w:eastAsia="es-ES"/>
-          <ns2:ligatures ns2:val="none"/>
+          <w14:ligatures w14:val="none"/>
         </w:rPr>
         <w:t/>
       </w:r>
@@ -3621,7 +3514,7 @@
           <w:color w:val="000000"/>
           <w:kern w:val="0"/>
           <w:lang w:val="es-ES" w:eastAsia="es-ES"/>
-          <ns2:ligatures ns2:val="none"/>
+          <w14:ligatures w14:val="none"/>
         </w:rPr>
         <w:t xml:space="preserve"/>
       </w:r>
@@ -3632,7 +3525,7 @@
           <w:color w:val="000000"/>
           <w:kern w:val="0"/>
           <w:lang w:val="es-ES" w:eastAsia="es-ES"/>
-          <ns2:ligatures ns2:val="none"/>
+          <w14:ligatures w14:val="none"/>
         </w:rPr>
         <w:t/>
       </w:r>
@@ -3642,7 +3535,7 @@
           <w:color w:val="000000"/>
           <w:kern w:val="0"/>
           <w:lang w:val="es-ES" w:eastAsia="es-ES"/>
-          <ns2:ligatures ns2:val="none"/>
+          <w14:ligatures w14:val="none"/>
         </w:rPr>
         <w:t xml:space="preserve"/>
       </w:r>
@@ -3652,7 +3545,7 @@
           <w:color w:val="000000"/>
           <w:kern w:val="0"/>
           <w:lang w:val="es-ES" w:eastAsia="es-ES"/>
-          <ns2:ligatures ns2:val="none"/>
+          <w14:ligatures w14:val="none"/>
         </w:rPr>
         <w:t/>
       </w:r>
@@ -3662,7 +3555,7 @@
           <w:color w:val="000000"/>
           <w:kern w:val="0"/>
           <w:lang w:val="es-ES" w:eastAsia="es-ES"/>
-          <ns2:ligatures ns2:val="none"/>
+          <w14:ligatures w14:val="none"/>
         </w:rPr>
         <w:t xml:space="preserve"/>
       </w:r>
@@ -3672,7 +3565,7 @@
           <w:color w:val="000000"/>
           <w:kern w:val="0"/>
           <w:lang w:val="es-ES" w:eastAsia="es-ES"/>
-          <ns2:ligatures ns2:val="none"/>
+          <w14:ligatures w14:val="none"/>
         </w:rPr>
         <w:t xml:space="preserve"/>
       </w:r>
@@ -3682,7 +3575,7 @@
           <w:color w:val="000000"/>
           <w:kern w:val="0"/>
           <w:lang w:val="es-ES" w:eastAsia="es-ES"/>
-          <ns2:ligatures ns2:val="none"/>
+          <w14:ligatures w14:val="none"/>
         </w:rPr>
         <w:t xml:space="preserve"/>
       </w:r>
@@ -3692,7 +3585,7 @@
           <w:color w:val="000000"/>
           <w:kern w:val="0"/>
           <w:lang w:val="es-ES" w:eastAsia="es-ES"/>
-          <ns2:ligatures ns2:val="none"/>
+          <w14:ligatures w14:val="none"/>
         </w:rPr>
         <w:t/>
       </w:r>
@@ -3702,7 +3595,7 @@
           <w:color w:val="000000"/>
           <w:kern w:val="0"/>
           <w:lang w:val="es-ES" w:eastAsia="es-ES"/>
-          <ns2:ligatures ns2:val="none"/>
+          <w14:ligatures w14:val="none"/>
         </w:rPr>
         <w:t xml:space="preserve"/>
       </w:r>
@@ -3712,7 +3605,7 @@
           <w:color w:val="000000"/>
           <w:kern w:val="0"/>
           <w:lang w:val="es-ES" w:eastAsia="es-ES"/>
-          <ns2:ligatures ns2:val="none"/>
+          <w14:ligatures w14:val="none"/>
         </w:rPr>
         <w:t xml:space="preserve"/>
       </w:r>
@@ -3722,7 +3615,7 @@
           <w:color w:val="000000"/>
           <w:kern w:val="0"/>
           <w:lang w:val="es-ES" w:eastAsia="es-ES"/>
-          <ns2:ligatures ns2:val="none"/>
+          <w14:ligatures w14:val="none"/>
         </w:rPr>
         <w:t/>
       </w:r>
@@ -3732,7 +3625,7 @@
           <w:color w:val="000000"/>
           <w:kern w:val="0"/>
           <w:lang w:val="es-ES" w:eastAsia="es-ES"/>
-          <ns2:ligatures ns2:val="none"/>
+          <w14:ligatures w14:val="none"/>
         </w:rPr>
         <w:t xml:space="preserve"/>
       </w:r>
@@ -3742,7 +3635,7 @@
           <w:color w:val="000000"/>
           <w:kern w:val="0"/>
           <w:lang w:val="es-ES" w:eastAsia="es-ES"/>
-          <ns2:ligatures ns2:val="none"/>
+          <w14:ligatures w14:val="none"/>
         </w:rPr>
         <w:t/>
       </w:r>
@@ -3752,7 +3645,7 @@
           <w:color w:val="000000"/>
           <w:kern w:val="0"/>
           <w:lang w:val="es-ES" w:eastAsia="es-ES"/>
-          <ns2:ligatures ns2:val="none"/>
+          <w14:ligatures w14:val="none"/>
         </w:rPr>
         <w:t xml:space="preserve"/>
       </w:r>
@@ -3762,7 +3655,7 @@
           <w:color w:val="000000"/>
           <w:kern w:val="0"/>
           <w:lang w:val="es-ES" w:eastAsia="es-ES"/>
-          <ns2:ligatures ns2:val="none"/>
+          <w14:ligatures w14:val="none"/>
         </w:rPr>
         <w:t xml:space="preserve"/>
       </w:r>
@@ -3772,7 +3665,7 @@
           <w:color w:val="000000"/>
           <w:kern w:val="0"/>
           <w:lang w:val="es-ES" w:eastAsia="es-ES"/>
-          <ns2:ligatures ns2:val="none"/>
+          <w14:ligatures w14:val="none"/>
         </w:rPr>
         <w:t xml:space="preserve"/>
       </w:r>
@@ -3782,7 +3675,7 @@
           <w:color w:val="000000"/>
           <w:kern w:val="0"/>
           <w:lang w:eastAsia="es-ES"/>
-          <ns2:ligatures ns2:val="none"/>
+          <w14:ligatures w14:val="none"/>
         </w:rPr>
         <w:t/>
       </w:r>
@@ -3792,7 +3685,7 @@
           <w:color w:val="000000"/>
           <w:kern w:val="0"/>
           <w:lang w:val="es-ES" w:eastAsia="es-ES"/>
-          <ns2:ligatures ns2:val="none"/>
+          <w14:ligatures w14:val="none"/>
         </w:rPr>
         <w:t/>
       </w:r>
@@ -3802,7 +3695,7 @@
           <w:color w:val="000000"/>
           <w:kern w:val="0"/>
           <w:lang w:val="es-ES" w:eastAsia="es-ES"/>
-          <ns2:ligatures ns2:val="none"/>
+          <w14:ligatures w14:val="none"/>
         </w:rPr>
         <w:t xml:space="preserve"/>
       </w:r>
@@ -3812,7 +3705,7 @@
           <w:color w:val="000000"/>
           <w:kern w:val="0"/>
           <w:lang w:val="es-ES" w:eastAsia="es-ES"/>
-          <ns2:ligatures ns2:val="none"/>
+          <w14:ligatures w14:val="none"/>
         </w:rPr>
         <w:t/>
       </w:r>
@@ -3822,7 +3715,7 @@
           <w:color w:val="000000"/>
           <w:kern w:val="0"/>
           <w:lang w:val="es-ES" w:eastAsia="es-ES"/>
-          <ns2:ligatures ns2:val="none"/>
+          <w14:ligatures w14:val="none"/>
         </w:rPr>
         <w:t xml:space="preserve"/>
       </w:r>
@@ -3832,13 +3725,13 @@
           <w:color w:val="000000"/>
           <w:kern w:val="0"/>
           <w:lang w:val="es-ES" w:eastAsia="es-ES"/>
-          <ns2:ligatures ns2:val="none"/>
+          <w14:ligatures w14:val="none"/>
         </w:rPr>
         <w:t/>
       </w:r>
     </w:p>
     <w:bookmarkEnd w:id="5"/>
-    <w:p ns2:paraId="61C46995" ns2:textId="77777777">
+    <w:p>
       <w:pPr>
         <w:spacing w:after="0" w:line="240" w:lineRule="auto"/>
         <w:contextualSpacing/>
@@ -3849,11 +3742,11 @@
           <w:color w:val="000000"/>
           <w:kern w:val="0"/>
           <w:lang w:eastAsia="es-PE"/>
-          <ns2:ligatures ns2:val="none"/>
-        </w:rPr>
-      </w:pPr>
-    </w:p>
-    <w:p ns2:paraId="4713554A" ns2:textId="77777777">
+          <w14:ligatures w14:val="none"/>
+        </w:rPr>
+      </w:pPr>
+    </w:p>
+    <w:p>
       <w:pPr>
         <w:pStyle w:val="Prrafodelista"/>
         <w:numPr>
@@ -3873,22 +3766,22 @@
           <w:color w:val="000000"/>
           <w:kern w:val="0"/>
           <w:lang w:eastAsia="es-PE"/>
-          <ns2:ligatures ns2:val="none"/>
-        </w:rPr>
-      </w:pPr>
-      <w:r>
-        <w:rPr>
-          <w:rFonts w:ascii="Arial Narrow" w:eastAsia="Arial Narrow" w:hAnsi="Arial Narrow" w:cs="Arial Narrow"/>
-          <w:b/>
-          <w:color w:val="000000"/>
-          <w:kern w:val="0"/>
-          <w:lang w:eastAsia="es-PE"/>
-          <ns2:ligatures ns2:val="none"/>
+          <w14:ligatures w14:val="none"/>
+        </w:rPr>
+      </w:pPr>
+      <w:r>
+        <w:rPr>
+          <w:rFonts w:ascii="Arial Narrow" w:eastAsia="Arial Narrow" w:hAnsi="Arial Narrow" w:cs="Arial Narrow"/>
+          <w:b/>
+          <w:color w:val="000000"/>
+          <w:kern w:val="0"/>
+          <w:lang w:eastAsia="es-PE"/>
+          <w14:ligatures w14:val="none"/>
         </w:rPr>
         <w:t>DE LA ADMISIÓN A TRÁMITE DE LA DENUNCIA</w:t>
       </w:r>
     </w:p>
-    <w:p ns2:paraId="4BBBE1C2" ns2:textId="77777777">
+    <w:p>
       <w:pPr>
         <w:spacing w:after="0" w:line="240" w:lineRule="auto"/>
         <w:ind w:left="567"/>
@@ -3900,11 +3793,11 @@
           <w:color w:val="000000"/>
           <w:kern w:val="0"/>
           <w:lang w:eastAsia="es-PE"/>
-          <ns2:ligatures ns2:val="none"/>
-        </w:rPr>
-      </w:pPr>
-    </w:p>
-    <w:p ns2:paraId="64B4971F" ns2:textId="68CF2AE2">
+          <w14:ligatures w14:val="none"/>
+        </w:rPr>
+      </w:pPr>
+    </w:p>
+    <w:p>
       <w:pPr>
         <w:pStyle w:val="Prrafodelista"/>
         <w:numPr>
@@ -3917,7 +3810,7 @@
         <w:rPr>
           <w:rFonts w:ascii="Arial Narrow" w:eastAsia="Arial Narrow" w:hAnsi="Arial Narrow" w:cs="Arial Narrow"/>
           <w:kern w:val="0"/>
-          <ns2:ligatures ns2:val="none"/>
+          <w14:ligatures w14:val="none"/>
         </w:rPr>
       </w:pPr>
       <w:bookmarkStart w:id="6" w:name="_Hlk140755208"/>
@@ -3929,7 +3822,7 @@
           <w:color w:val="000000"/>
           <w:kern w:val="0"/>
           <w:lang w:eastAsia="es-PE"/>
-          <ns2:ligatures ns2:val="none"/>
+          <w14:ligatures w14:val="none"/>
         </w:rPr>
         <w:t xml:space="preserve">La Secretaría </w:t>
       </w:r>
@@ -3942,7 +3835,7 @@
           <w:color w:val="000000"/>
           <w:kern w:val="0"/>
           <w:lang w:eastAsia="es-PE"/>
-          <ns2:ligatures ns2:val="none"/>
+          <w14:ligatures w14:val="none"/>
         </w:rPr>
         <w:t>Técnica de la Comisión de Protección al Consumidor 1 (en adelante, la Secretaría Técnica), en ejercicio de sus facultades</w:t>
       </w:r>
@@ -3952,7 +3845,7 @@
           <w:rFonts w:ascii="Arial Narrow" w:eastAsia="Arial Narrow" w:hAnsi="Arial Narrow" w:cs="Arial Narrow"/>
           <w:kern w:val="0"/>
           <w:vertAlign w:val="superscript"/>
-          <ns2:ligatures ns2:val="none"/>
+          <w14:ligatures w14:val="none"/>
         </w:rPr>
         <w:footnoteReference w:id="2"/>
       </w:r>
@@ -3962,7 +3855,7 @@
           <w:color w:val="000000"/>
           <w:kern w:val="0"/>
           <w:lang w:eastAsia="es-PE"/>
-          <ns2:ligatures ns2:val="none"/>
+          <w14:ligatures w14:val="none"/>
         </w:rPr>
         <w:t xml:space="preserve">, considera </w:t>
       </w:r>
@@ -3970,7 +3863,7 @@
         <w:rPr>
           <w:rFonts w:ascii="Arial Narrow" w:eastAsia="Arial Narrow" w:hAnsi="Arial Narrow" w:cs="Arial Narrow"/>
           <w:kern w:val="0"/>
-          <ns2:ligatures ns2:val="none"/>
+          <w14:ligatures w14:val="none"/>
         </w:rPr>
         <w:t xml:space="preserve">que el hecho denunciado, </w:t>
       </w:r>
@@ -3978,7 +3871,7 @@
         <w:rPr>
           <w:rFonts w:ascii="Arial Narrow" w:eastAsia="Arial Narrow" w:hAnsi="Arial Narrow" w:cs="Arial Narrow"/>
           <w:kern w:val="0"/>
-          <ns2:ligatures ns2:val="none"/>
+          <w14:ligatures w14:val="none"/>
         </w:rPr>
         <w:t xml:space="preserve">consistente en que </w:t>
       </w:r>
@@ -3988,7 +3881,7 @@
           <w:color w:val="000000"/>
           <w:kern w:val="0"/>
           <w:lang w:val="es-ES" w:eastAsia="es-ES"/>
-          <ns2:ligatures ns2:val="none"/>
+          <w14:ligatures w14:val="none"/>
         </w:rPr>
         <w:lastRenderedPageBreak/>
         <w:t>los proveedores denunciados no habrían cumplido con brindar una respuesta a la solicitud presentada por la parte denunciante el 19 de julio de 2024</w:t>
@@ -3997,7 +3890,7 @@
         <w:rPr>
           <w:rFonts w:ascii="Arial Narrow" w:eastAsia="Arial Narrow" w:hAnsi="Arial Narrow" w:cs="Arial Narrow"/>
           <w:kern w:val="0"/>
-          <ns2:ligatures ns2:val="none"/>
+          <w14:ligatures w14:val="none"/>
         </w:rPr>
         <w:t>; involucraría una presunta afectación a sus expectativas, quien no habría encontrado una correspondencia entre lo que esperaba recibir de parte del proveedor y lo que realmente recibió. Por consiguiente, corresponde calificar el hecho materia de denuncia como una presunta infracción al deber de idoneidad, tipificado en los artículos 18</w:t>
       </w:r>
@@ -4007,7 +3900,7 @@
           <w:color w:val="000000"/>
           <w:kern w:val="0"/>
           <w:lang w:eastAsia="es-PE"/>
-          <ns2:ligatures ns2:val="none"/>
+          <w14:ligatures w14:val="none"/>
         </w:rPr>
         <w:t/>
       </w:r>
@@ -4015,7 +3908,7 @@
         <w:rPr>
           <w:rFonts w:ascii="Arial Narrow" w:eastAsia="Arial Narrow" w:hAnsi="Arial Narrow" w:cs="Arial Narrow"/>
           <w:kern w:val="0"/>
-          <ns2:ligatures ns2:val="none"/>
+          <w14:ligatures w14:val="none"/>
         </w:rPr>
         <w:t xml:space="preserve"> y 19</w:t>
       </w:r>
@@ -4025,7 +3918,7 @@
           <w:color w:val="000000"/>
           <w:kern w:val="0"/>
           <w:lang w:eastAsia="es-PE"/>
-          <ns2:ligatures ns2:val="none"/>
+          <w14:ligatures w14:val="none"/>
         </w:rPr>
         <w:t/>
       </w:r>
@@ -4033,7 +3926,7 @@
         <w:rPr>
           <w:rFonts w:ascii="Arial Narrow" w:eastAsia="Arial Narrow" w:hAnsi="Arial Narrow" w:cs="Arial Narrow"/>
           <w:kern w:val="0"/>
-          <ns2:ligatures ns2:val="none"/>
+          <w14:ligatures w14:val="none"/>
         </w:rPr>
         <w:t xml:space="preserve"> del Código</w:t>
       </w:r>
@@ -4044,7 +3937,7 @@
           <w:rFonts w:ascii="Arial Narrow" w:eastAsia="Arial Narrow" w:hAnsi="Arial Narrow" w:cs="Arial"/>
           <w:kern w:val="0"/>
           <w:vertAlign w:val="superscript"/>
-          <ns2:ligatures ns2:val="none"/>
+          <w14:ligatures w14:val="none"/>
         </w:rPr>
         <w:footnoteReference w:id="3"/>
       </w:r>
@@ -4052,13 +3945,13 @@
         <w:rPr>
           <w:rFonts w:ascii="Arial Narrow" w:eastAsia="Arial Narrow" w:hAnsi="Arial Narrow" w:cs="Arial Narrow"/>
           <w:kern w:val="0"/>
-          <ns2:ligatures ns2:val="none"/>
+          <w14:ligatures w14:val="none"/>
         </w:rPr>
         <w:t>.</w:t>
       </w:r>
       <w:bookmarkEnd w:id="9"/>
     </w:p>
-    <w:p ns2:paraId="20FCD30F" ns2:textId="77777777">
+    <w:p>
       <w:pPr>
         <w:pStyle w:val="Prrafodelista"/>
         <w:spacing w:after="0" w:line="240" w:lineRule="auto"/>
@@ -4067,11 +3960,11 @@
         <w:rPr>
           <w:rFonts w:ascii="Arial Narrow" w:eastAsia="Arial Narrow" w:hAnsi="Arial Narrow" w:cs="Arial Narrow"/>
           <w:kern w:val="0"/>
-          <ns2:ligatures ns2:val="none"/>
-        </w:rPr>
-      </w:pPr>
-    </w:p>
-    <w:p ns2:paraId="7B3C687A" ns2:textId="2826296F">
+          <w14:ligatures w14:val="none"/>
+        </w:rPr>
+      </w:pPr>
+    </w:p>
+    <w:p>
       <w:pPr>
         <w:pStyle w:val="Prrafodelista"/>
         <w:numPr>
@@ -4084,14 +3977,14 @@
         <w:rPr>
           <w:rFonts w:ascii="Arial Narrow" w:eastAsia="Arial Narrow" w:hAnsi="Arial Narrow" w:cs="Arial Narrow"/>
           <w:kern w:val="0"/>
-          <ns2:ligatures ns2:val="none"/>
-        </w:rPr>
-      </w:pPr>
-      <w:r>
-        <w:rPr>
-          <w:rFonts w:ascii="Arial Narrow" w:eastAsia="Arial Narrow" w:hAnsi="Arial Narrow" w:cs="Arial Narrow"/>
-          <w:kern w:val="0"/>
-          <ns2:ligatures ns2:val="none"/>
+          <w14:ligatures w14:val="none"/>
+        </w:rPr>
+      </w:pPr>
+      <w:r>
+        <w:rPr>
+          <w:rFonts w:ascii="Arial Narrow" w:eastAsia="Arial Narrow" w:hAnsi="Arial Narrow" w:cs="Arial Narrow"/>
+          <w:kern w:val="0"/>
+          <w14:ligatures w14:val="none"/>
         </w:rPr>
         <w:t xml:space="preserve">Asimismo, la Secretaría Técnica, en ejercicio de sus facultades, considera que el hecho denunciado, consistente en que los proveedores denunciados habrían otorgado un monto menor y sin sustento por el rescate del Seguro de Vida Entera Pagos Limitados Edad 65 – Póliza 2002397 contratado por la señora [APELLIDO] [APELLIDO] [APELLIDO]; involucraría una presunta afectación a sus expectativas, quien no habría encontrado una correspondencia entre lo que esperaba recibir de parte del proveedor y lo que realmente recibió. Por consiguiente, corresponde calificar el hecho materia de denuncia como una presunta infracción al deber de idoneidad, tipificado en los artículos 18 y 19 del Código.</w:t>
       </w:r>
@@ -4099,7 +3992,7 @@
         <w:rPr>
           <w:rFonts w:ascii="Arial Narrow" w:eastAsia="Arial Narrow" w:hAnsi="Arial Narrow" w:cs="Arial Narrow"/>
           <w:kern w:val="0"/>
-          <ns2:ligatures ns2:val="none"/>
+          <w14:ligatures w14:val="none"/>
         </w:rPr>
         <w:t xml:space="preserve"/>
       </w:r>
@@ -4109,7 +4002,7 @@
           <w:color w:val="000000"/>
           <w:kern w:val="0"/>
           <w:lang w:eastAsia="es-PE"/>
-          <ns2:ligatures ns2:val="none"/>
+          <w14:ligatures w14:val="none"/>
         </w:rPr>
         <w:t xml:space="preserve"/>
       </w:r>
@@ -4117,7 +4010,7 @@
         <w:rPr>
           <w:rFonts w:ascii="Arial Narrow" w:eastAsia="Arial Narrow" w:hAnsi="Arial Narrow" w:cs="Arial Narrow"/>
           <w:kern w:val="0"/>
-          <ns2:ligatures ns2:val="none"/>
+          <w14:ligatures w14:val="none"/>
         </w:rPr>
         <w:t/>
       </w:r>
@@ -4127,7 +4020,7 @@
           <w:color w:val="000000"/>
           <w:kern w:val="0"/>
           <w:lang w:eastAsia="es-PE"/>
-          <ns2:ligatures ns2:val="none"/>
+          <w14:ligatures w14:val="none"/>
         </w:rPr>
         <w:t xml:space="preserve"/>
       </w:r>
@@ -4137,7 +4030,7 @@
           <w:color w:val="000000"/>
           <w:kern w:val="0"/>
           <w:lang w:val="es-ES" w:eastAsia="es-ES"/>
-          <ns2:ligatures ns2:val="none"/>
+          <w14:ligatures w14:val="none"/>
         </w:rPr>
         <w:t xml:space="preserve"/>
       </w:r>
@@ -4148,7 +4041,7 @@
           <w:color w:val="000000"/>
           <w:kern w:val="0"/>
           <w:lang w:val="es-ES" w:eastAsia="es-ES"/>
-          <ns2:ligatures ns2:val="none"/>
+          <w14:ligatures w14:val="none"/>
         </w:rPr>
         <w:t/>
       </w:r>
@@ -4159,7 +4052,7 @@
           <w:color w:val="000000"/>
           <w:kern w:val="0"/>
           <w:lang w:val="es-ES" w:eastAsia="es-ES"/>
-          <ns2:ligatures ns2:val="none"/>
+          <w14:ligatures w14:val="none"/>
         </w:rPr>
         <w:t xml:space="preserve"/>
       </w:r>
@@ -4170,7 +4063,7 @@
           <w:color w:val="000000"/>
           <w:kern w:val="0"/>
           <w:lang w:val="es-ES" w:eastAsia="es-ES"/>
-          <ns2:ligatures ns2:val="none"/>
+          <w14:ligatures w14:val="none"/>
         </w:rPr>
         <w:t/>
       </w:r>
@@ -4181,7 +4074,7 @@
           <w:color w:val="000000"/>
           <w:kern w:val="0"/>
           <w:lang w:val="es-ES" w:eastAsia="es-ES"/>
-          <ns2:ligatures ns2:val="none"/>
+          <w14:ligatures w14:val="none"/>
         </w:rPr>
         <w:t/>
       </w:r>
@@ -4189,12 +4082,12 @@
         <w:rPr>
           <w:rFonts w:ascii="Arial Narrow" w:eastAsia="Arial Narrow" w:hAnsi="Arial Narrow" w:cs="Arial Narrow"/>
           <w:kern w:val="0"/>
-          <ns2:ligatures ns2:val="none"/>
+          <w14:ligatures w14:val="none"/>
         </w:rPr>
         <w:t/>
       </w:r>
     </w:p>
-    <w:p ns2:paraId="2E7770E0" ns2:textId="77777777">
+    <w:p>
       <w:pPr>
         <w:pStyle w:val="Prrafodelista"/>
         <w:spacing w:after="0" w:line="240" w:lineRule="auto"/>
@@ -4204,11 +4097,11 @@
           <w:rFonts w:ascii="Arial Narrow" w:eastAsia="Calibri" w:hAnsi="Arial Narrow" w:cs="Arial Narrow"/>
           <w:kern w:val="0"/>
           <w:lang w:eastAsia="es-PE"/>
-          <ns2:ligatures ns2:val="none"/>
-        </w:rPr>
-      </w:pPr>
-    </w:p>
-    <w:p ns2:paraId="37321452" ns2:textId="77777777">
+          <w14:ligatures w14:val="none"/>
+        </w:rPr>
+      </w:pPr>
+    </w:p>
+    <w:p>
       <w:pPr>
         <w:pStyle w:val="Prrafodelista"/>
         <w:numPr>
@@ -4222,7 +4115,7 @@
           <w:rFonts w:ascii="Arial Narrow" w:eastAsia="Calibri" w:hAnsi="Arial Narrow" w:cs="Arial Narrow"/>
           <w:kern w:val="0"/>
           <w:lang w:eastAsia="es-PE"/>
-          <ns2:ligatures ns2:val="none"/>
+          <w14:ligatures w14:val="none"/>
         </w:rPr>
       </w:pPr>
       <w:r>
@@ -4231,7 +4124,7 @@
           <w:color w:val="000000"/>
           <w:kern w:val="0"/>
           <w:lang w:eastAsia="es-PE"/>
-          <ns2:ligatures ns2:val="none"/>
+          <w14:ligatures w14:val="none"/>
         </w:rPr>
         <w:t>En tanto la denuncia reúne los requisitos establecidos por la norma citada, corresponde admitirla a trámite</w:t>
       </w:r>
@@ -4241,7 +4134,7 @@
           <w:rFonts w:ascii="Arial Narrow" w:eastAsia="Arial Narrow" w:hAnsi="Arial Narrow" w:cs="Arial Narrow"/>
           <w:kern w:val="0"/>
           <w:vertAlign w:val="superscript"/>
-          <ns2:ligatures ns2:val="none"/>
+          <w14:ligatures w14:val="none"/>
         </w:rPr>
         <w:footnoteReference w:id="4"/>
       </w:r>
@@ -4251,12 +4144,12 @@
           <w:color w:val="000000"/>
           <w:kern w:val="0"/>
           <w:lang w:eastAsia="es-PE"/>
-          <ns2:ligatures ns2:val="none"/>
+          <w14:ligatures w14:val="none"/>
         </w:rPr>
         <w:t>.</w:t>
       </w:r>
     </w:p>
-    <w:p ns2:paraId="17426A8E" ns2:textId="77777777">
+    <w:p>
       <w:pPr>
         <w:spacing w:after="0" w:line="240" w:lineRule="auto"/>
         <w:ind w:left="567"/>
@@ -4267,11 +4160,11 @@
           <w:color w:val="000000"/>
           <w:kern w:val="0"/>
           <w:lang w:eastAsia="es-PE"/>
-          <ns2:ligatures ns2:val="none"/>
-        </w:rPr>
-      </w:pPr>
-    </w:p>
-    <w:p ns2:paraId="69FE781D" ns2:textId="77777777">
+          <w14:ligatures w14:val="none"/>
+        </w:rPr>
+      </w:pPr>
+    </w:p>
+    <w:p>
       <w:pPr>
         <w:pStyle w:val="Prrafodelista"/>
         <w:numPr>
@@ -4291,22 +4184,22 @@
           <w:color w:val="000000"/>
           <w:kern w:val="0"/>
           <w:lang w:eastAsia="es-PE"/>
-          <ns2:ligatures ns2:val="none"/>
-        </w:rPr>
-      </w:pPr>
-      <w:r>
-        <w:rPr>
-          <w:rFonts w:ascii="Arial Narrow" w:eastAsia="Arial Narrow" w:hAnsi="Arial Narrow" w:cs="Arial Narrow"/>
-          <w:b/>
-          <w:color w:val="000000"/>
-          <w:kern w:val="0"/>
-          <w:lang w:eastAsia="es-PE"/>
-          <ns2:ligatures ns2:val="none"/>
+          <w14:ligatures w14:val="none"/>
+        </w:rPr>
+      </w:pPr>
+      <w:r>
+        <w:rPr>
+          <w:rFonts w:ascii="Arial Narrow" w:eastAsia="Arial Narrow" w:hAnsi="Arial Narrow" w:cs="Arial Narrow"/>
+          <w:b/>
+          <w:color w:val="000000"/>
+          <w:kern w:val="0"/>
+          <w:lang w:eastAsia="es-PE"/>
+          <w14:ligatures w14:val="none"/>
         </w:rPr>
         <w:t>REQUERIMIENTO DE INFORMACION</w:t>
       </w:r>
     </w:p>
-    <w:p ns2:paraId="6252E905" ns2:textId="77777777">
+    <w:p>
       <w:pPr>
         <w:spacing w:after="0" w:line="240" w:lineRule="auto"/>
         <w:jc w:val="both"/>
@@ -4315,11 +4208,11 @@
           <w:color w:val="000000"/>
           <w:kern w:val="0"/>
           <w:lang w:val="es-ES" w:eastAsia="es-ES"/>
-          <ns2:ligatures ns2:val="none"/>
-        </w:rPr>
-      </w:pPr>
-    </w:p>
-    <w:p ns2:paraId="21C241A8" ns2:textId="12F68A87">
+          <w14:ligatures w14:val="none"/>
+        </w:rPr>
+      </w:pPr>
+    </w:p>
+    <w:p>
       <w:pPr>
         <w:pStyle w:val="Prrafodelista"/>
         <w:numPr>
@@ -4334,7 +4227,7 @@
           <w:color w:val="000000"/>
           <w:kern w:val="0"/>
           <w:lang w:val="es-ES" w:eastAsia="es-ES"/>
-          <ns2:ligatures ns2:val="none"/>
+          <w14:ligatures w14:val="none"/>
         </w:rPr>
       </w:pPr>
       <w:r>
@@ -4343,7 +4236,7 @@
           <w:color w:val="000000"/>
           <w:kern w:val="0"/>
           <w:lang w:val="es-ES" w:eastAsia="es-ES"/>
-          <ns2:ligatures ns2:val="none"/>
+          <w14:ligatures w14:val="none"/>
         </w:rPr>
         <w:t xml:space="preserve">A efectos de tener mayores elementos que sirvan para la resolución </w:t>
       </w:r>
@@ -4353,7 +4246,7 @@
           <w:color w:val="000000"/>
           <w:kern w:val="0"/>
           <w:lang w:val="es-ES" w:eastAsia="es-ES"/>
-          <ns2:ligatures ns2:val="none"/>
+          <w14:ligatures w14:val="none"/>
         </w:rPr>
         <w:t xml:space="preserve">definitiva del presente caso, la Secretaría Técnica, en ejercicio de las facultades que la ley le confiere, </w:t>
       </w:r>
@@ -4364,7 +4257,7 @@
           <w:color w:val="000000"/>
           <w:kern w:val="0"/>
           <w:lang w:val="es-ES" w:eastAsia="es-ES"/>
-          <ns2:ligatures ns2:val="none"/>
+          <w14:ligatures w14:val="none"/>
         </w:rPr>
         <w:t xml:space="preserve">conviene requerir a los proveedores denunciados </w:t>
       </w:r>
@@ -4375,7 +4268,7 @@
           <w:color w:val="000000"/>
           <w:kern w:val="0"/>
           <w:lang w:val="es-ES" w:eastAsia="es-ES"/>
-          <ns2:ligatures ns2:val="none"/>
+          <w14:ligatures w14:val="none"/>
         </w:rPr>
         <w:t>que</w:t>
       </w:r>
@@ -4385,7 +4278,7 @@
           <w:color w:val="000000"/>
           <w:kern w:val="0"/>
           <w:lang w:val="es-ES" w:eastAsia="es-ES"/>
-          <ns2:ligatures ns2:val="none"/>
+          <w14:ligatures w14:val="none"/>
         </w:rPr>
         <w:t xml:space="preserve">, en un plazo no mayor de cinco (5) días hábiles contado a partir del día siguiente de la notificación de la </w:t>
       </w:r>
@@ -4395,7 +4288,7 @@
           <w:color w:val="000000"/>
           <w:kern w:val="0"/>
           <w:lang w:val="es-ES" w:eastAsia="es-ES"/>
-          <ns2:ligatures ns2:val="none"/>
+          <w14:ligatures w14:val="none"/>
         </w:rPr>
         <w:t xml:space="preserve">presente resolución, </w:t>
       </w:r>
@@ -4406,7 +4299,7 @@
           <w:color w:val="000000"/>
           <w:kern w:val="0"/>
           <w:lang w:val="es-ES" w:eastAsia="es-ES"/>
-          <ns2:ligatures ns2:val="none"/>
+          <w14:ligatures w14:val="none"/>
         </w:rPr>
         <w:t>cumplan con lo siguiente:</w:t>
       </w:r>
@@ -4419,7 +4312,7 @@
           <w:color w:val="000000"/>
           <w:kern w:val="0"/>
           <w:lang w:val="es-ES" w:eastAsia="es-ES"/>
-          <ns2:ligatures ns2:val="none"/>
+          <w14:ligatures w14:val="none"/>
         </w:rPr>
         <w:t xml:space="preserve">(i) presentar una copia debidamente suscrita de la Póliza </w:t>
       </w:r>
@@ -4430,7 +4323,7 @@
           <w:color w:val="000000"/>
           <w:kern w:val="0"/>
           <w:lang w:val="es-ES" w:eastAsia="es-ES"/>
-          <ns2:ligatures ns2:val="none"/>
+          <w14:ligatures w14:val="none"/>
         </w:rPr>
         <w:t/>
       </w:r>
@@ -4441,7 +4334,7 @@
           <w:color w:val="000000"/>
           <w:kern w:val="0"/>
           <w:lang w:val="es-ES" w:eastAsia="es-ES"/>
-          <ns2:ligatures ns2:val="none"/>
+          <w14:ligatures w14:val="none"/>
         </w:rPr>
         <w:t xml:space="preserve"> 2002397 del Seguro de Vida Entera Pagos Limitados Edad 65 materia de denuncia, así como el cargo de remisión de la póliza; (</w:t>
       </w:r>
@@ -4452,7 +4345,7 @@
           <w:color w:val="000000"/>
           <w:kern w:val="0"/>
           <w:lang w:val="es-ES" w:eastAsia="es-ES"/>
-          <ns2:ligatures ns2:val="none"/>
+          <w14:ligatures w14:val="none"/>
         </w:rPr>
         <w:t>ii</w:t>
       </w:r>
@@ -4463,7 +4356,7 @@
           <w:color w:val="000000"/>
           <w:kern w:val="0"/>
           <w:lang w:val="es-ES" w:eastAsia="es-ES"/>
-          <ns2:ligatures ns2:val="none"/>
+          <w14:ligatures w14:val="none"/>
         </w:rPr>
         <w:t xml:space="preserve">) presentar la liquidación del rescate del Seguro de Vida Entera Pagos Limitados Edad 65 – Póliza </w:t>
       </w:r>
@@ -4474,7 +4367,7 @@
           <w:color w:val="000000"/>
           <w:kern w:val="0"/>
           <w:lang w:val="es-ES" w:eastAsia="es-ES"/>
-          <ns2:ligatures ns2:val="none"/>
+          <w14:ligatures w14:val="none"/>
         </w:rPr>
         <w:t/>
       </w:r>
@@ -4485,7 +4378,7 @@
           <w:color w:val="000000"/>
           <w:kern w:val="0"/>
           <w:lang w:val="es-ES" w:eastAsia="es-ES"/>
-          <ns2:ligatures ns2:val="none"/>
+          <w14:ligatures w14:val="none"/>
         </w:rPr>
         <w:t xml:space="preserve"> 2002397, en la cual se evidencie los montos abonados, descuentos, entre otros; y, (</w:t>
       </w:r>
@@ -4496,7 +4389,7 @@
           <w:color w:val="000000"/>
           <w:kern w:val="0"/>
           <w:lang w:val="es-ES" w:eastAsia="es-ES"/>
-          <ns2:ligatures ns2:val="none"/>
+          <w14:ligatures w14:val="none"/>
         </w:rPr>
         <w:t>iii</w:t>
       </w:r>
@@ -4507,7 +4400,7 @@
           <w:color w:val="000000"/>
           <w:kern w:val="0"/>
           <w:lang w:val="es-ES" w:eastAsia="es-ES"/>
-          <ns2:ligatures ns2:val="none"/>
+          <w14:ligatures w14:val="none"/>
         </w:rPr>
         <w:t>) señalar el monto otorgado a la contratante del seguro y el sustento correspondiente</w:t>
       </w:r>
@@ -4517,12 +4410,12 @@
           <w:color w:val="000000"/>
           <w:kern w:val="0"/>
           <w:lang w:val="es-ES" w:eastAsia="es-ES"/>
-          <ns2:ligatures ns2:val="none"/>
+          <w14:ligatures w14:val="none"/>
         </w:rPr>
         <w:t>.</w:t>
       </w:r>
     </w:p>
-    <w:p ns2:paraId="345D7F88" ns2:textId="77777777">
+    <w:p>
       <w:pPr>
         <w:pStyle w:val="Prrafodelista"/>
         <w:spacing w:after="0" w:line="240" w:lineRule="auto"/>
@@ -4533,12 +4426,12 @@
           <w:color w:val="000000"/>
           <w:kern w:val="0"/>
           <w:lang w:val="es-ES" w:eastAsia="es-ES"/>
-          <ns2:ligatures ns2:val="none"/>
+          <w14:ligatures w14:val="none"/>
         </w:rPr>
       </w:pPr>
     </w:p>
     <w:bookmarkEnd w:id="11"/>
-    <w:p ns2:paraId="76AC2520" ns2:textId="77777777">
+    <w:p>
       <w:pPr>
         <w:spacing w:after="0" w:line="240" w:lineRule="auto"/>
         <w:jc w:val="both"/>
@@ -4547,11 +4440,11 @@
           <w:color w:val="000000"/>
           <w:kern w:val="0"/>
           <w:lang w:val="es-ES" w:eastAsia="es-ES"/>
-          <ns2:ligatures ns2:val="none"/>
-        </w:rPr>
-      </w:pPr>
-    </w:p>
-    <w:p ns2:paraId="45192A8B" ns2:textId="77777777">
+          <w14:ligatures w14:val="none"/>
+        </w:rPr>
+      </w:pPr>
+    </w:p>
+    <w:p>
       <w:pPr>
         <w:pStyle w:val="Prrafodelista"/>
         <w:numPr>
@@ -4571,36 +4464,36 @@
           <w:color w:val="000000"/>
           <w:kern w:val="0"/>
           <w:lang w:eastAsia="es-PE"/>
-          <ns2:ligatures ns2:val="none"/>
-        </w:rPr>
-      </w:pPr>
-      <w:r>
-        <w:rPr>
-          <w:rFonts w:ascii="Arial Narrow" w:eastAsia="Arial Narrow" w:hAnsi="Arial Narrow" w:cs="Arial Narrow"/>
-          <w:b/>
-          <w:color w:val="000000"/>
-          <w:kern w:val="0"/>
-          <w:lang w:eastAsia="es-PE"/>
-          <ns2:ligatures ns2:val="none"/>
+          <w14:ligatures w14:val="none"/>
+        </w:rPr>
+      </w:pPr>
+      <w:r>
+        <w:rPr>
+          <w:rFonts w:ascii="Arial Narrow" w:eastAsia="Arial Narrow" w:hAnsi="Arial Narrow" w:cs="Arial Narrow"/>
+          <w:b/>
+          <w:color w:val="000000"/>
+          <w:kern w:val="0"/>
+          <w:lang w:eastAsia="es-PE"/>
+          <w14:ligatures w14:val="none"/>
         </w:rPr>
         <w:t xml:space="preserve">RESOLUCIÓN DE LA SECRETARÍA TÉCNICA </w:t>
       </w:r>
     </w:p>
-    <w:p ns2:paraId="71820251" ns2:textId="77777777">
-      <w:pPr>
-        <w:spacing w:after="0" w:line="240" w:lineRule="auto"/>
-        <w:jc w:val="both"/>
-        <w:rPr>
-          <w:rFonts w:ascii="Arial Narrow" w:eastAsia="Arial Narrow" w:hAnsi="Arial Narrow" w:cs="Arial Narrow"/>
-          <w:b/>
-          <w:color w:val="000000"/>
-          <w:kern w:val="0"/>
-          <w:lang w:eastAsia="es-PE"/>
-          <ns2:ligatures ns2:val="none"/>
-        </w:rPr>
-      </w:pPr>
-    </w:p>
-    <w:p ns2:paraId="5E432484" ns2:textId="4DC09DDB">
+    <w:p>
+      <w:pPr>
+        <w:spacing w:after="0" w:line="240" w:lineRule="auto"/>
+        <w:jc w:val="both"/>
+        <w:rPr>
+          <w:rFonts w:ascii="Arial Narrow" w:eastAsia="Arial Narrow" w:hAnsi="Arial Narrow" w:cs="Arial Narrow"/>
+          <w:b/>
+          <w:color w:val="000000"/>
+          <w:kern w:val="0"/>
+          <w:lang w:eastAsia="es-PE"/>
+          <w14:ligatures w14:val="none"/>
+        </w:rPr>
+      </w:pPr>
+    </w:p>
+    <w:p>
       <w:pPr>
         <w:spacing w:after="0" w:line="240" w:lineRule="auto"/>
         <w:jc w:val="both"/>
@@ -4609,17 +4502,17 @@
           <w:color w:val="000000"/>
           <w:kern w:val="0"/>
           <w:lang w:eastAsia="es-PE"/>
-          <ns2:ligatures ns2:val="none"/>
-        </w:rPr>
-      </w:pPr>
-      <w:r>
-        <w:rPr>
-          <w:rFonts w:ascii="Arial Narrow" w:eastAsia="Arial Narrow" w:hAnsi="Arial Narrow" w:cs="Arial Narrow"/>
-          <w:b/>
-          <w:color w:val="000000"/>
-          <w:kern w:val="0"/>
-          <w:lang w:eastAsia="es-PE"/>
-          <ns2:ligatures ns2:val="none"/>
+          <w14:ligatures w14:val="none"/>
+        </w:rPr>
+      </w:pPr>
+      <w:r>
+        <w:rPr>
+          <w:rFonts w:ascii="Arial Narrow" w:eastAsia="Arial Narrow" w:hAnsi="Arial Narrow" w:cs="Arial Narrow"/>
+          <w:b/>
+          <w:color w:val="000000"/>
+          <w:kern w:val="0"/>
+          <w:lang w:eastAsia="es-PE"/>
+          <w14:ligatures w14:val="none"/>
         </w:rPr>
         <w:lastRenderedPageBreak/>
         <w:t xml:space="preserve">PRIMERO: admitir a trámite la denuncia del 19 de setiembre de 2025, subsanado mediante escrito del 30 de octubre de 2025, interpuesta por el señor [APELLIDO] [APELLIDO] , el señor [APELLIDO] [APELLIDO] , el señor [APELLIDO] [APELLIDO] , la señora [APELLIDO] [APELLIDO] , el señor [APELLIDO] [APELLIDO] Sanchez y la señora [APELLIDO] [APELLIDO] , contra La Positiva Seguros y Reaseguros S.A.A. y La Positiva Vida Seguros y Reaseguros S.A., por lo siguiente:</w:t>
@@ -4631,7 +4524,7 @@
           <w:kern w:val="0"/>
           <w:shd w:val="clear" w:color="auto" w:fill="FFFFFF"/>
           <w:lang w:eastAsia="es-PE"/>
-          <ns2:ligatures ns2:val="none"/>
+          <w14:ligatures w14:val="none"/>
         </w:rPr>
         <w:t xml:space="preserve"/>
       </w:r>
@@ -4641,7 +4534,7 @@
           <w:color w:val="000000"/>
           <w:kern w:val="0"/>
           <w:lang w:val="es-ES" w:eastAsia="es-ES"/>
-          <ns2:ligatures ns2:val="none"/>
+          <w14:ligatures w14:val="none"/>
         </w:rPr>
         <w:t/>
       </w:r>
@@ -4651,7 +4544,7 @@
           <w:color w:val="000000"/>
           <w:kern w:val="0"/>
           <w:lang w:val="es-ES" w:eastAsia="es-ES"/>
-          <ns2:ligatures ns2:val="none"/>
+          <w14:ligatures w14:val="none"/>
         </w:rPr>
         <w:t xml:space="preserve"/>
       </w:r>
@@ -4662,7 +4555,7 @@
           <w:kern w:val="0"/>
           <w:shd w:val="clear" w:color="auto" w:fill="FFFFFF"/>
           <w:lang w:eastAsia="es-PE"/>
-          <ns2:ligatures ns2:val="none"/>
+          <w14:ligatures w14:val="none"/>
         </w:rPr>
         <w:t xml:space="preserve"/>
       </w:r>
@@ -4673,7 +4566,7 @@
           <w:kern w:val="0"/>
           <w:shd w:val="clear" w:color="auto" w:fill="FFFFFF"/>
           <w:lang w:eastAsia="es-PE"/>
-          <ns2:ligatures ns2:val="none"/>
+          <w14:ligatures w14:val="none"/>
         </w:rPr>
         <w:t xml:space="preserve"/>
       </w:r>
@@ -4684,7 +4577,7 @@
           <w:kern w:val="0"/>
           <w:shd w:val="clear" w:color="auto" w:fill="FFFFFF"/>
           <w:lang w:eastAsia="es-PE"/>
-          <ns2:ligatures ns2:val="none"/>
+          <w14:ligatures w14:val="none"/>
         </w:rPr>
         <w:t xml:space="preserve"/>
       </w:r>
@@ -4696,7 +4589,7 @@
           <w:kern w:val="0"/>
           <w:shd w:val="clear" w:color="auto" w:fill="FFFFFF"/>
           <w:lang w:eastAsia="es-PE"/>
-          <ns2:ligatures ns2:val="none"/>
+          <w14:ligatures w14:val="none"/>
         </w:rPr>
         <w:t/>
       </w:r>
@@ -4708,7 +4601,7 @@
           <w:kern w:val="0"/>
           <w:shd w:val="clear" w:color="auto" w:fill="FFFFFF"/>
           <w:lang w:eastAsia="es-PE"/>
-          <ns2:ligatures ns2:val="none"/>
+          <w14:ligatures w14:val="none"/>
         </w:rPr>
         <w:t xml:space="preserve"/>
       </w:r>
@@ -4720,7 +4613,7 @@
           <w:kern w:val="0"/>
           <w:shd w:val="clear" w:color="auto" w:fill="FFFFFF"/>
           <w:lang w:eastAsia="es-PE"/>
-          <ns2:ligatures ns2:val="none"/>
+          <w14:ligatures w14:val="none"/>
         </w:rPr>
         <w:t/>
       </w:r>
@@ -4732,7 +4625,7 @@
           <w:kern w:val="0"/>
           <w:shd w:val="clear" w:color="auto" w:fill="FFFFFF"/>
           <w:lang w:eastAsia="es-PE"/>
-          <ns2:ligatures ns2:val="none"/>
+          <w14:ligatures w14:val="none"/>
         </w:rPr>
         <w:t xml:space="preserve"/>
       </w:r>
@@ -4744,7 +4637,7 @@
           <w:kern w:val="0"/>
           <w:shd w:val="clear" w:color="auto" w:fill="FFFFFF"/>
           <w:lang w:eastAsia="es-PE"/>
-          <ns2:ligatures ns2:val="none"/>
+          <w14:ligatures w14:val="none"/>
         </w:rPr>
         <w:t/>
       </w:r>
@@ -4756,7 +4649,7 @@
           <w:kern w:val="0"/>
           <w:shd w:val="clear" w:color="auto" w:fill="FFFFFF"/>
           <w:lang w:eastAsia="es-PE"/>
-          <ns2:ligatures ns2:val="none"/>
+          <w14:ligatures w14:val="none"/>
         </w:rPr>
         <w:t xml:space="preserve"/>
       </w:r>
@@ -4768,7 +4661,7 @@
           <w:kern w:val="0"/>
           <w:shd w:val="clear" w:color="auto" w:fill="FFFFFF"/>
           <w:lang w:eastAsia="es-PE"/>
-          <ns2:ligatures ns2:val="none"/>
+          <w14:ligatures w14:val="none"/>
         </w:rPr>
         <w:t/>
       </w:r>
@@ -4780,7 +4673,7 @@
           <w:kern w:val="0"/>
           <w:shd w:val="clear" w:color="auto" w:fill="FFFFFF"/>
           <w:lang w:eastAsia="es-PE"/>
-          <ns2:ligatures ns2:val="none"/>
+          <w14:ligatures w14:val="none"/>
         </w:rPr>
         <w:t xml:space="preserve"/>
       </w:r>
@@ -4792,7 +4685,7 @@
           <w:kern w:val="0"/>
           <w:shd w:val="clear" w:color="auto" w:fill="FFFFFF"/>
           <w:lang w:eastAsia="es-PE"/>
-          <ns2:ligatures ns2:val="none"/>
+          <w14:ligatures w14:val="none"/>
         </w:rPr>
         <w:t/>
       </w:r>
@@ -4804,7 +4697,7 @@
           <w:kern w:val="0"/>
           <w:shd w:val="clear" w:color="auto" w:fill="FFFFFF"/>
           <w:lang w:eastAsia="es-PE"/>
-          <ns2:ligatures ns2:val="none"/>
+          <w14:ligatures w14:val="none"/>
         </w:rPr>
         <w:t xml:space="preserve"/>
       </w:r>
@@ -4816,7 +4709,7 @@
           <w:kern w:val="0"/>
           <w:shd w:val="clear" w:color="auto" w:fill="FFFFFF"/>
           <w:lang w:eastAsia="es-PE"/>
-          <ns2:ligatures ns2:val="none"/>
+          <w14:ligatures w14:val="none"/>
         </w:rPr>
         <w:t/>
       </w:r>
@@ -4828,7 +4721,7 @@
           <w:kern w:val="0"/>
           <w:shd w:val="clear" w:color="auto" w:fill="FFFFFF"/>
           <w:lang w:eastAsia="es-PE"/>
-          <ns2:ligatures ns2:val="none"/>
+          <w14:ligatures w14:val="none"/>
         </w:rPr>
         <w:t xml:space="preserve"/>
       </w:r>
@@ -4840,7 +4733,7 @@
           <w:kern w:val="0"/>
           <w:shd w:val="clear" w:color="auto" w:fill="FFFFFF"/>
           <w:lang w:eastAsia="es-PE"/>
-          <ns2:ligatures ns2:val="none"/>
+          <w14:ligatures w14:val="none"/>
         </w:rPr>
         <w:t/>
       </w:r>
@@ -4852,7 +4745,7 @@
           <w:kern w:val="0"/>
           <w:shd w:val="clear" w:color="auto" w:fill="FFFFFF"/>
           <w:lang w:eastAsia="es-PE"/>
-          <ns2:ligatures ns2:val="none"/>
+          <w14:ligatures w14:val="none"/>
         </w:rPr>
         <w:t xml:space="preserve"/>
       </w:r>
@@ -4864,7 +4757,7 @@
           <w:kern w:val="0"/>
           <w:shd w:val="clear" w:color="auto" w:fill="FFFFFF"/>
           <w:lang w:eastAsia="es-PE"/>
-          <ns2:ligatures ns2:val="none"/>
+          <w14:ligatures w14:val="none"/>
         </w:rPr>
         <w:t/>
       </w:r>
@@ -4876,7 +4769,7 @@
           <w:kern w:val="0"/>
           <w:shd w:val="clear" w:color="auto" w:fill="FFFFFF"/>
           <w:lang w:eastAsia="es-PE"/>
-          <ns2:ligatures ns2:val="none"/>
+          <w14:ligatures w14:val="none"/>
         </w:rPr>
         <w:t xml:space="preserve"/>
       </w:r>
@@ -4888,7 +4781,7 @@
           <w:kern w:val="0"/>
           <w:shd w:val="clear" w:color="auto" w:fill="FFFFFF"/>
           <w:lang w:eastAsia="es-PE"/>
-          <ns2:ligatures ns2:val="none"/>
+          <w14:ligatures w14:val="none"/>
         </w:rPr>
         <w:t/>
       </w:r>
@@ -4900,7 +4793,7 @@
           <w:kern w:val="0"/>
           <w:shd w:val="clear" w:color="auto" w:fill="FFFFFF"/>
           <w:lang w:eastAsia="es-PE"/>
-          <ns2:ligatures ns2:val="none"/>
+          <w14:ligatures w14:val="none"/>
         </w:rPr>
         <w:t xml:space="preserve"/>
       </w:r>
@@ -4912,7 +4805,7 @@
           <w:kern w:val="0"/>
           <w:shd w:val="clear" w:color="auto" w:fill="FFFFFF"/>
           <w:lang w:eastAsia="es-PE"/>
-          <ns2:ligatures ns2:val="none"/>
+          <w14:ligatures w14:val="none"/>
         </w:rPr>
         <w:t/>
       </w:r>
@@ -4924,7 +4817,7 @@
           <w:kern w:val="0"/>
           <w:shd w:val="clear" w:color="auto" w:fill="FFFFFF"/>
           <w:lang w:eastAsia="es-PE"/>
-          <ns2:ligatures ns2:val="none"/>
+          <w14:ligatures w14:val="none"/>
         </w:rPr>
         <w:t xml:space="preserve"/>
       </w:r>
@@ -4935,7 +4828,7 @@
           <w:kern w:val="0"/>
           <w:shd w:val="clear" w:color="auto" w:fill="FFFFFF"/>
           <w:lang w:eastAsia="es-PE"/>
-          <ns2:ligatures ns2:val="none"/>
+          <w14:ligatures w14:val="none"/>
         </w:rPr>
         <w:t xml:space="preserve"/>
       </w:r>
@@ -4946,7 +4839,7 @@
           <w:kern w:val="0"/>
           <w:shd w:val="clear" w:color="auto" w:fill="FFFFFF"/>
           <w:lang w:eastAsia="es-PE"/>
-          <ns2:ligatures ns2:val="none"/>
+          <w14:ligatures w14:val="none"/>
         </w:rPr>
         <w:t xml:space="preserve"/>
       </w:r>
@@ -4971,7 +4864,7 @@
           <w:kern w:val="0"/>
           <w:shd w:val="clear" w:color="auto" w:fill="FFFFFF"/>
           <w:lang w:eastAsia="es-PE"/>
-          <ns2:ligatures ns2:val="none"/>
+          <w14:ligatures w14:val="none"/>
         </w:rPr>
         <w:t xml:space="preserve"/>
       </w:r>
@@ -4982,12 +4875,12 @@
           <w:kern w:val="0"/>
           <w:shd w:val="clear" w:color="auto" w:fill="FFFFFF"/>
           <w:lang w:eastAsia="es-PE"/>
-          <ns2:ligatures ns2:val="none"/>
+          <w14:ligatures w14:val="none"/>
         </w:rPr>
         <w:t/>
       </w:r>
     </w:p>
-    <w:p ns2:paraId="50DCBB7C" ns2:textId="77777777">
+    <w:p>
       <w:pPr>
         <w:spacing w:after="0" w:line="240" w:lineRule="auto"/>
         <w:jc w:val="both"/>
@@ -4996,11 +4889,11 @@
           <w:color w:val="000000"/>
           <w:kern w:val="0"/>
           <w:lang w:eastAsia="es-PE"/>
-          <ns2:ligatures ns2:val="none"/>
-        </w:rPr>
-      </w:pPr>
-    </w:p>
-    <w:p ns2:paraId="3F117497" ns2:textId="59C3C079">
+          <w14:ligatures w14:val="none"/>
+        </w:rPr>
+      </w:pPr>
+    </w:p>
+    <w:p>
       <w:pPr>
         <w:pStyle w:val="Prrafodelista"/>
         <w:numPr>
@@ -5018,7 +4911,7 @@
           <w:rFonts w:ascii="Arial Narrow" w:eastAsia="Calibri" w:hAnsi="Arial Narrow" w:cs="Arial Narrow"/>
           <w:kern w:val="0"/>
           <w:lang w:eastAsia="es-PE"/>
-          <ns2:ligatures ns2:val="none"/>
+          <w14:ligatures w14:val="none"/>
         </w:rPr>
       </w:pPr>
       <w:r>
@@ -5027,7 +4920,7 @@
           <w:color w:val="000000"/>
           <w:kern w:val="0"/>
           <w:lang w:eastAsia="es-PE"/>
-          <ns2:ligatures ns2:val="none"/>
+          <w14:ligatures w14:val="none"/>
         </w:rPr>
         <w:t>Presunta</w:t>
       </w:r>
@@ -5037,7 +4930,7 @@
           <w:kern w:val="0"/>
           <w:shd w:val="clear" w:color="auto" w:fill="FFFFFF"/>
           <w:lang w:eastAsia="es-PE"/>
-          <ns2:ligatures ns2:val="none"/>
+          <w14:ligatures w14:val="none"/>
         </w:rPr>
         <w:t xml:space="preserve"> infracción a los artículos 18 y 19</w:t>
       </w:r>
@@ -5046,7 +4939,7 @@
           <w:rFonts w:ascii="Arial Narrow" w:eastAsia="Calibri" w:hAnsi="Arial Narrow" w:cs="Arial Narrow"/>
           <w:kern w:val="0"/>
           <w:lang w:eastAsia="es-PE"/>
-          <ns2:ligatures ns2:val="none"/>
+          <w14:ligatures w14:val="none"/>
         </w:rPr>
         <w:t xml:space="preserve"> de </w:t>
       </w:r>
@@ -5056,7 +4949,7 @@
           <w:kern w:val="0"/>
           <w:shd w:val="clear" w:color="auto" w:fill="FFFFFF"/>
           <w:lang w:eastAsia="es-PE"/>
-          <ns2:ligatures ns2:val="none"/>
+          <w14:ligatures w14:val="none"/>
         </w:rPr>
         <w:t xml:space="preserve">la Ley 29571, Código de Protección y Defensa del Consumidor, en tanto </w:t>
       </w:r>
@@ -5066,7 +4959,7 @@
           <w:color w:val="000000"/>
           <w:kern w:val="0"/>
           <w:lang w:val="es-ES" w:eastAsia="es-ES"/>
-          <ns2:ligatures ns2:val="none"/>
+          <w14:ligatures w14:val="none"/>
         </w:rPr>
         <w:t>los proveedores denunciados</w:t>
       </w:r>
@@ -5076,7 +4969,7 @@
           <w:kern w:val="0"/>
           <w:shd w:val="clear" w:color="auto" w:fill="FFFFFF"/>
           <w:lang w:eastAsia="es-PE"/>
-          <ns2:ligatures ns2:val="none"/>
+          <w14:ligatures w14:val="none"/>
         </w:rPr>
         <w:t xml:space="preserve"> </w:t>
       </w:r>
@@ -5086,7 +4979,7 @@
           <w:kern w:val="0"/>
           <w:shd w:val="clear" w:color="auto" w:fill="FFFFFF"/>
           <w:lang w:eastAsia="es-PE"/>
-          <ns2:ligatures ns2:val="none"/>
+          <w14:ligatures w14:val="none"/>
         </w:rPr>
         <w:t xml:space="preserve">no habrían </w:t>
       </w:r>
@@ -5096,7 +4989,7 @@
           <w:kern w:val="0"/>
           <w:shd w:val="clear" w:color="auto" w:fill="FFFFFF"/>
           <w:lang w:eastAsia="es-PE"/>
-          <ns2:ligatures ns2:val="none"/>
+          <w14:ligatures w14:val="none"/>
         </w:rPr>
         <w:t>cumplido con brindar una respuesta</w:t>
       </w:r>
@@ -5106,7 +4999,7 @@
           <w:kern w:val="0"/>
           <w:shd w:val="clear" w:color="auto" w:fill="FFFFFF"/>
           <w:lang w:eastAsia="es-PE"/>
-          <ns2:ligatures ns2:val="none"/>
+          <w14:ligatures w14:val="none"/>
         </w:rPr>
         <w:t xml:space="preserve"> </w:t>
       </w:r>
@@ -5116,7 +5009,7 @@
           <w:kern w:val="0"/>
           <w:shd w:val="clear" w:color="auto" w:fill="FFFFFF"/>
           <w:lang w:eastAsia="es-PE"/>
-          <ns2:ligatures ns2:val="none"/>
+          <w14:ligatures w14:val="none"/>
         </w:rPr>
         <w:t xml:space="preserve">a </w:t>
       </w:r>
@@ -5126,7 +5019,7 @@
           <w:kern w:val="0"/>
           <w:shd w:val="clear" w:color="auto" w:fill="FFFFFF"/>
           <w:lang w:eastAsia="es-PE"/>
-          <ns2:ligatures ns2:val="none"/>
+          <w14:ligatures w14:val="none"/>
         </w:rPr>
         <w:t xml:space="preserve">la solicitud presentada </w:t>
       </w:r>
@@ -5136,7 +5029,7 @@
           <w:kern w:val="0"/>
           <w:shd w:val="clear" w:color="auto" w:fill="FFFFFF"/>
           <w:lang w:eastAsia="es-PE"/>
-          <ns2:ligatures ns2:val="none"/>
+          <w14:ligatures w14:val="none"/>
         </w:rPr>
         <w:t xml:space="preserve">por </w:t>
       </w:r>
@@ -5146,7 +5039,7 @@
           <w:kern w:val="0"/>
           <w:shd w:val="clear" w:color="auto" w:fill="FFFFFF"/>
           <w:lang w:eastAsia="es-PE"/>
-          <ns2:ligatures ns2:val="none"/>
+          <w14:ligatures w14:val="none"/>
         </w:rPr>
         <w:t>la parte</w:t>
       </w:r>
@@ -5156,7 +5049,7 @@
           <w:kern w:val="0"/>
           <w:shd w:val="clear" w:color="auto" w:fill="FFFFFF"/>
           <w:lang w:eastAsia="es-PE"/>
-          <ns2:ligatures ns2:val="none"/>
+          <w14:ligatures w14:val="none"/>
         </w:rPr>
         <w:t xml:space="preserve"> denunciante </w:t>
       </w:r>
@@ -5166,7 +5059,7 @@
           <w:kern w:val="0"/>
           <w:shd w:val="clear" w:color="auto" w:fill="FFFFFF"/>
           <w:lang w:eastAsia="es-PE"/>
-          <ns2:ligatures ns2:val="none"/>
+          <w14:ligatures w14:val="none"/>
         </w:rPr>
         <w:t>el 19 de julio de 2024</w:t>
       </w:r>
@@ -5176,12 +5069,12 @@
           <w:kern w:val="0"/>
           <w:shd w:val="clear" w:color="auto" w:fill="FFFFFF"/>
           <w:lang w:eastAsia="es-PE"/>
-          <ns2:ligatures ns2:val="none"/>
+          <w14:ligatures w14:val="none"/>
         </w:rPr>
         <w:t>.</w:t>
       </w:r>
     </w:p>
-    <w:p ns2:paraId="1BB297F4" ns2:textId="77777777">
+    <w:p>
       <w:pPr>
         <w:pStyle w:val="Prrafodelista"/>
         <w:spacing w:after="0" w:line="240" w:lineRule="auto"/>
@@ -5191,11 +5084,11 @@
           <w:rFonts w:ascii="Arial Narrow" w:eastAsia="Calibri" w:hAnsi="Arial Narrow" w:cs="Arial Narrow"/>
           <w:kern w:val="0"/>
           <w:lang w:eastAsia="es-PE"/>
-          <ns2:ligatures ns2:val="none"/>
-        </w:rPr>
-      </w:pPr>
-    </w:p>
-    <w:p ns2:paraId="228BB3A9" ns2:textId="67F4E0F8">
+          <w14:ligatures w14:val="none"/>
+        </w:rPr>
+      </w:pPr>
+    </w:p>
+    <w:p>
       <w:pPr>
         <w:pStyle w:val="Prrafodelista"/>
         <w:numPr>
@@ -5213,7 +5106,7 @@
           <w:rFonts w:ascii="Arial Narrow" w:eastAsia="Calibri" w:hAnsi="Arial Narrow" w:cs="Arial Narrow"/>
           <w:kern w:val="0"/>
           <w:lang w:eastAsia="es-PE"/>
-          <ns2:ligatures ns2:val="none"/>
+          <w14:ligatures w14:val="none"/>
         </w:rPr>
       </w:pPr>
       <w:r>
@@ -5222,7 +5115,7 @@
           <w:color w:val="000000"/>
           <w:kern w:val="0"/>
           <w:lang w:eastAsia="es-PE"/>
-          <ns2:ligatures ns2:val="none"/>
+          <w14:ligatures w14:val="none"/>
         </w:rPr>
         <w:t xml:space="preserve">Presunta infracción a los artículos 18 y 19 de la Ley 29571, Código de Protección y Defensa del Consumidor, en tanto los proveedores denunciados habrían otorgado un monto menor y sin sustento por el rescate del Seguro de Vida Entera Pagos Limitados Edad 65 – Póliza 2002397 contratado por la señora [APELLIDO] [APELLIDO] [APELLIDO].</w:t>
       </w:r>
@@ -5232,7 +5125,7 @@
           <w:kern w:val="0"/>
           <w:shd w:val="clear" w:color="auto" w:fill="FFFFFF"/>
           <w:lang w:eastAsia="es-PE"/>
-          <ns2:ligatures ns2:val="none"/>
+          <w14:ligatures w14:val="none"/>
         </w:rPr>
         <w:t xml:space="preserve"/>
       </w:r>
@@ -5241,7 +5134,7 @@
           <w:rFonts w:ascii="Arial Narrow" w:eastAsia="Calibri" w:hAnsi="Arial Narrow" w:cs="Arial Narrow"/>
           <w:kern w:val="0"/>
           <w:lang w:eastAsia="es-PE"/>
-          <ns2:ligatures ns2:val="none"/>
+          <w14:ligatures w14:val="none"/>
         </w:rPr>
         <w:t xml:space="preserve"/>
       </w:r>
@@ -5251,7 +5144,7 @@
           <w:kern w:val="0"/>
           <w:shd w:val="clear" w:color="auto" w:fill="FFFFFF"/>
           <w:lang w:eastAsia="es-PE"/>
-          <ns2:ligatures ns2:val="none"/>
+          <w14:ligatures w14:val="none"/>
         </w:rPr>
         <w:t/>
       </w:r>
@@ -5261,7 +5154,7 @@
           <w:kern w:val="0"/>
           <w:shd w:val="clear" w:color="auto" w:fill="FFFFFF"/>
           <w:lang w:eastAsia="es-PE"/>
-          <ns2:ligatures ns2:val="none"/>
+          <w14:ligatures w14:val="none"/>
         </w:rPr>
         <w:t xml:space="preserve"/>
       </w:r>
@@ -5269,7 +5162,7 @@
         <w:rPr>
           <w:rFonts w:ascii="Arial Narrow" w:eastAsia="Arial Narrow" w:hAnsi="Arial Narrow" w:cs="Arial Narrow"/>
           <w:kern w:val="0"/>
-          <ns2:ligatures ns2:val="none"/>
+          <w14:ligatures w14:val="none"/>
         </w:rPr>
         <w:t xml:space="preserve"/>
       </w:r>
@@ -5277,7 +5170,7 @@
         <w:rPr>
           <w:rFonts w:ascii="Arial Narrow" w:eastAsia="Arial Narrow" w:hAnsi="Arial Narrow" w:cs="Arial Narrow"/>
           <w:kern w:val="0"/>
-          <ns2:ligatures ns2:val="none"/>
+          <w14:ligatures w14:val="none"/>
         </w:rPr>
         <w:t xml:space="preserve"/>
       </w:r>
@@ -5285,7 +5178,7 @@
         <w:rPr>
           <w:rFonts w:ascii="Arial Narrow" w:eastAsia="Arial Narrow" w:hAnsi="Arial Narrow" w:cs="Arial Narrow"/>
           <w:kern w:val="0"/>
-          <ns2:ligatures ns2:val="none"/>
+          <w14:ligatures w14:val="none"/>
         </w:rPr>
         <w:t xml:space="preserve"/>
       </w:r>
@@ -5293,7 +5186,7 @@
         <w:rPr>
           <w:rFonts w:ascii="Arial Narrow" w:eastAsia="Arial Narrow" w:hAnsi="Arial Narrow" w:cs="Arial Narrow"/>
           <w:kern w:val="0"/>
-          <ns2:ligatures ns2:val="none"/>
+          <w14:ligatures w14:val="none"/>
         </w:rPr>
         <w:t/>
       </w:r>
@@ -5301,7 +5194,7 @@
         <w:rPr>
           <w:rFonts w:ascii="Arial Narrow" w:eastAsia="Arial Narrow" w:hAnsi="Arial Narrow" w:cs="Arial Narrow"/>
           <w:kern w:val="0"/>
-          <ns2:ligatures ns2:val="none"/>
+          <w14:ligatures w14:val="none"/>
         </w:rPr>
         <w:t xml:space="preserve"/>
       </w:r>
@@ -5311,7 +5204,7 @@
           <w:color w:val="000000"/>
           <w:kern w:val="0"/>
           <w:lang w:eastAsia="es-ES"/>
-          <ns2:ligatures ns2:val="none"/>
+          <w14:ligatures w14:val="none"/>
         </w:rPr>
         <w:t xml:space="preserve"/>
       </w:r>
@@ -5322,7 +5215,7 @@
           <w:color w:val="000000"/>
           <w:kern w:val="0"/>
           <w:lang w:eastAsia="es-ES"/>
-          <ns2:ligatures ns2:val="none"/>
+          <w14:ligatures w14:val="none"/>
         </w:rPr>
         <w:t/>
       </w:r>
@@ -5333,23 +5226,23 @@
           <w:color w:val="000000"/>
           <w:kern w:val="0"/>
           <w:lang w:eastAsia="es-ES"/>
-          <ns2:ligatures ns2:val="none"/>
+          <w14:ligatures w14:val="none"/>
         </w:rPr>
         <w:t/>
       </w:r>
     </w:p>
-    <w:p ns2:paraId="1DEB3481" ns2:textId="77777777">
-      <w:pPr>
-        <w:spacing w:after="0" w:line="240" w:lineRule="auto"/>
-        <w:jc w:val="both"/>
-        <w:rPr>
-          <w:rFonts w:ascii="Arial Narrow" w:eastAsia="Arial Narrow" w:hAnsi="Arial Narrow" w:cs="Arial Narrow"/>
-          <w:kern w:val="0"/>
-          <ns2:ligatures ns2:val="none"/>
-        </w:rPr>
-      </w:pPr>
-    </w:p>
-    <w:p ns2:paraId="634A0D61" ns2:textId="32E829BE">
+    <w:p>
+      <w:pPr>
+        <w:spacing w:after="0" w:line="240" w:lineRule="auto"/>
+        <w:jc w:val="both"/>
+        <w:rPr>
+          <w:rFonts w:ascii="Arial Narrow" w:eastAsia="Arial Narrow" w:hAnsi="Arial Narrow" w:cs="Arial Narrow"/>
+          <w:kern w:val="0"/>
+          <w14:ligatures w14:val="none"/>
+        </w:rPr>
+      </w:pPr>
+    </w:p>
+    <w:p>
       <w:pPr>
         <w:spacing w:line="240" w:lineRule="auto"/>
         <w:contextualSpacing/>
@@ -5357,17 +5250,17 @@
         <w:rPr>
           <w:rFonts w:ascii="Arial Narrow" w:eastAsia="Calibri" w:hAnsi="Arial Narrow" w:cs="Arial"/>
           <w:kern w:val="0"/>
-          <ns2:ligatures ns2:val="none"/>
-        </w:rPr>
-      </w:pPr>
-      <w:r>
-        <w:rPr>
-          <w:rFonts w:ascii="Arial Narrow" w:eastAsia="Arial Narrow" w:hAnsi="Arial Narrow" w:cs="Arial Narrow"/>
-          <w:b/>
-          <w:color w:val="000000"/>
-          <w:kern w:val="0"/>
-          <w:lang w:eastAsia="es-PE"/>
-          <ns2:ligatures ns2:val="none"/>
+          <w14:ligatures w14:val="none"/>
+        </w:rPr>
+      </w:pPr>
+      <w:r>
+        <w:rPr>
+          <w:rFonts w:ascii="Arial Narrow" w:eastAsia="Arial Narrow" w:hAnsi="Arial Narrow" w:cs="Arial Narrow"/>
+          <w:b/>
+          <w:color w:val="000000"/>
+          <w:kern w:val="0"/>
+          <w:lang w:eastAsia="es-PE"/>
+          <w14:ligatures w14:val="none"/>
         </w:rPr>
         <w:t>SEGUNDO:</w:t>
       </w:r>
@@ -5377,7 +5270,7 @@
           <w:color w:val="000000"/>
           <w:kern w:val="0"/>
           <w:lang w:eastAsia="es-PE"/>
-          <ns2:ligatures ns2:val="none"/>
+          <w14:ligatures w14:val="none"/>
         </w:rPr>
         <w:t xml:space="preserve"> tener por ofrecidos los medios probatorios presentados en el escrito de denuncia </w:t>
       </w:r>
@@ -5387,7 +5280,7 @@
           <w:color w:val="000000"/>
           <w:kern w:val="0"/>
           <w:lang w:val="es-ES" w:eastAsia="es-ES"/>
-          <ns2:ligatures ns2:val="none"/>
+          <w14:ligatures w14:val="none"/>
         </w:rPr>
         <w:t xml:space="preserve">del </w:t>
       </w:r>
@@ -5397,7 +5290,7 @@
           <w:color w:val="000000"/>
           <w:kern w:val="0"/>
           <w:lang w:val="es-ES" w:eastAsia="es-ES"/>
-          <ns2:ligatures ns2:val="none"/>
+          <w14:ligatures w14:val="none"/>
         </w:rPr>
         <w:t xml:space="preserve">19 de setiembre de 2025, subsanado mediante escrito del 30 de octubre de 2025</w:t>
       </w:r>
@@ -5405,12 +5298,12 @@
         <w:rPr>
           <w:rFonts w:ascii="Arial Narrow" w:eastAsia="Calibri" w:hAnsi="Arial Narrow" w:cs="Arial"/>
           <w:kern w:val="0"/>
-          <ns2:ligatures ns2:val="none"/>
+          <w14:ligatures w14:val="none"/>
         </w:rPr>
         <w:t>.</w:t>
       </w:r>
     </w:p>
-    <w:p ns2:paraId="2AF03E3F" ns2:textId="77777777">
+    <w:p>
       <w:pPr>
         <w:spacing w:line="240" w:lineRule="auto"/>
         <w:contextualSpacing/>
@@ -5420,30 +5313,30 @@
           <w:color w:val="000000"/>
           <w:kern w:val="0"/>
           <w:lang w:eastAsia="es-PE"/>
-          <ns2:ligatures ns2:val="none"/>
-        </w:rPr>
-      </w:pPr>
-    </w:p>
-    <w:p ns2:paraId="5D90C1F7" ns2:textId="015D51DA">
-      <w:pPr>
-        <w:spacing w:after="0" w:line="240" w:lineRule="auto"/>
-        <w:jc w:val="both"/>
-        <w:rPr>
-          <w:rFonts w:ascii="Arial Narrow" w:eastAsia="Arial Narrow" w:hAnsi="Arial Narrow" w:cs="Arial Narrow"/>
-          <w:color w:val="000000"/>
-          <w:kern w:val="0"/>
-          <w:lang w:eastAsia="es-PE"/>
-          <ns2:ligatures ns2:val="none"/>
-        </w:rPr>
-      </w:pPr>
-      <w:r>
-        <w:rPr>
-          <w:rFonts w:ascii="Arial Narrow" w:eastAsia="Arial Narrow" w:hAnsi="Arial Narrow" w:cs="Arial Narrow"/>
-          <w:b/>
-          <w:color w:val="000000"/>
-          <w:kern w:val="0"/>
-          <w:lang w:eastAsia="es-PE"/>
-          <ns2:ligatures ns2:val="none"/>
+          <w14:ligatures w14:val="none"/>
+        </w:rPr>
+      </w:pPr>
+    </w:p>
+    <w:p>
+      <w:pPr>
+        <w:spacing w:after="0" w:line="240" w:lineRule="auto"/>
+        <w:jc w:val="both"/>
+        <w:rPr>
+          <w:rFonts w:ascii="Arial Narrow" w:eastAsia="Arial Narrow" w:hAnsi="Arial Narrow" w:cs="Arial Narrow"/>
+          <w:color w:val="000000"/>
+          <w:kern w:val="0"/>
+          <w:lang w:eastAsia="es-PE"/>
+          <w14:ligatures w14:val="none"/>
+        </w:rPr>
+      </w:pPr>
+      <w:r>
+        <w:rPr>
+          <w:rFonts w:ascii="Arial Narrow" w:eastAsia="Arial Narrow" w:hAnsi="Arial Narrow" w:cs="Arial Narrow"/>
+          <w:b/>
+          <w:color w:val="000000"/>
+          <w:kern w:val="0"/>
+          <w:lang w:eastAsia="es-PE"/>
+          <w14:ligatures w14:val="none"/>
         </w:rPr>
         <w:t xml:space="preserve">TERCERO: </w:t>
       </w:r>
@@ -5453,7 +5346,7 @@
           <w:color w:val="000000"/>
           <w:kern w:val="0"/>
           <w:lang w:eastAsia="es-PE"/>
-          <ns2:ligatures ns2:val="none"/>
+          <w14:ligatures w14:val="none"/>
         </w:rPr>
         <w:t xml:space="preserve">requerir a </w:t>
       </w:r>
@@ -5470,12 +5363,12 @@
           <w:color w:val="000000"/>
           <w:kern w:val="0"/>
           <w:lang w:eastAsia="es-PE"/>
-          <ns2:ligatures ns2:val="none"/>
+          <w14:ligatures w14:val="none"/>
         </w:rPr>
         <w:t>que cumplan con lo siguiente:</w:t>
       </w:r>
     </w:p>
-    <w:p ns2:paraId="156DFAB9" ns2:textId="77777777">
+    <w:p>
       <w:pPr>
         <w:spacing w:after="0" w:line="240" w:lineRule="auto"/>
         <w:jc w:val="both"/>
@@ -5484,11 +5377,11 @@
           <w:color w:val="000000"/>
           <w:kern w:val="0"/>
           <w:lang w:eastAsia="es-PE"/>
-          <ns2:ligatures ns2:val="none"/>
-        </w:rPr>
-      </w:pPr>
-    </w:p>
-    <w:p ns2:paraId="37384474" ns2:textId="77777777">
+          <w14:ligatures w14:val="none"/>
+        </w:rPr>
+      </w:pPr>
+    </w:p>
+    <w:p>
       <w:pPr>
         <w:numPr>
           <w:ilvl w:val="0"/>
@@ -5502,21 +5395,21 @@
           <w:color w:val="000000"/>
           <w:kern w:val="0"/>
           <w:lang w:eastAsia="es-PE"/>
-          <ns2:ligatures ns2:val="none"/>
-        </w:rPr>
-      </w:pPr>
-      <w:r>
-        <w:rPr>
-          <w:rFonts w:ascii="Arial Narrow" w:eastAsia="Arial Narrow" w:hAnsi="Arial Narrow" w:cs="Arial Narrow"/>
-          <w:color w:val="000000"/>
-          <w:kern w:val="0"/>
-          <w:lang w:eastAsia="es-PE"/>
-          <ns2:ligatures ns2:val="none"/>
+          <w14:ligatures w14:val="none"/>
+        </w:rPr>
+      </w:pPr>
+      <w:r>
+        <w:rPr>
+          <w:rFonts w:ascii="Arial Narrow" w:eastAsia="Arial Narrow" w:hAnsi="Arial Narrow" w:cs="Arial Narrow"/>
+          <w:color w:val="000000"/>
+          <w:kern w:val="0"/>
+          <w:lang w:eastAsia="es-PE"/>
+          <w14:ligatures w14:val="none"/>
         </w:rPr>
         <w:t>presentar documentos que acrediten su inscripción en los Registros Públicos o una declaración jurada que indique que cuenta con dicha inscripción;</w:t>
       </w:r>
     </w:p>
-    <w:p ns2:paraId="04A6E74B" ns2:textId="77777777">
+    <w:p>
       <w:pPr>
         <w:numPr>
           <w:ilvl w:val="0"/>
@@ -5530,21 +5423,21 @@
           <w:color w:val="000000"/>
           <w:kern w:val="0"/>
           <w:lang w:eastAsia="es-PE"/>
-          <ns2:ligatures ns2:val="none"/>
-        </w:rPr>
-      </w:pPr>
-      <w:r>
-        <w:rPr>
-          <w:rFonts w:ascii="Arial Narrow" w:eastAsia="Arial Narrow" w:hAnsi="Arial Narrow" w:cs="Arial Narrow"/>
-          <w:color w:val="000000"/>
-          <w:kern w:val="0"/>
-          <w:lang w:eastAsia="es-PE"/>
-          <ns2:ligatures ns2:val="none"/>
+          <w14:ligatures w14:val="none"/>
+        </w:rPr>
+      </w:pPr>
+      <w:r>
+        <w:rPr>
+          <w:rFonts w:ascii="Arial Narrow" w:eastAsia="Arial Narrow" w:hAnsi="Arial Narrow" w:cs="Arial Narrow"/>
+          <w:color w:val="000000"/>
+          <w:kern w:val="0"/>
+          <w:lang w:eastAsia="es-PE"/>
+          <w14:ligatures w14:val="none"/>
         </w:rPr>
         <w:t>presentar copia simple de las facultades de representación de su representante legal en el presente procedimiento o la declaración jurada que indique que cuenta con dichas facultades y que estas se encuentran vigentes;</w:t>
       </w:r>
     </w:p>
-    <w:p ns2:paraId="1203D0DC" ns2:textId="77777777">
+    <w:p>
       <w:pPr>
         <w:numPr>
           <w:ilvl w:val="0"/>
@@ -5558,21 +5451,21 @@
           <w:color w:val="000000"/>
           <w:kern w:val="0"/>
           <w:lang w:eastAsia="es-PE"/>
-          <ns2:ligatures ns2:val="none"/>
-        </w:rPr>
-      </w:pPr>
-      <w:r>
-        <w:rPr>
-          <w:rFonts w:ascii="Arial Narrow" w:eastAsia="Arial Narrow" w:hAnsi="Arial Narrow" w:cs="Arial Narrow"/>
-          <w:color w:val="000000"/>
-          <w:kern w:val="0"/>
-          <w:lang w:eastAsia="es-PE"/>
-          <ns2:ligatures ns2:val="none"/>
+          <w14:ligatures w14:val="none"/>
+        </w:rPr>
+      </w:pPr>
+      <w:r>
+        <w:rPr>
+          <w:rFonts w:ascii="Arial Narrow" w:eastAsia="Arial Narrow" w:hAnsi="Arial Narrow" w:cs="Arial Narrow"/>
+          <w:color w:val="000000"/>
+          <w:kern w:val="0"/>
+          <w:lang w:eastAsia="es-PE"/>
+          <w14:ligatures w14:val="none"/>
         </w:rPr>
         <w:t>consignar el Número de Registro Único de Contribuyentes (RUC); y,</w:t>
       </w:r>
     </w:p>
-    <w:p ns2:paraId="37704CA2" ns2:textId="77777777">
+    <w:p>
       <w:pPr>
         <w:numPr>
           <w:ilvl w:val="0"/>
@@ -5584,16 +5477,16 @@
         <w:rPr>
           <w:rFonts w:ascii="Arial Narrow" w:eastAsia="Calibri" w:hAnsi="Arial Narrow" w:cs="Arial"/>
           <w:kern w:val="0"/>
-          <ns2:ligatures ns2:val="none"/>
-        </w:rPr>
-      </w:pPr>
-      <w:r>
-        <w:rPr>
-          <w:rFonts w:ascii="Arial Narrow" w:eastAsia="Arial Narrow" w:hAnsi="Arial Narrow" w:cs="Arial Narrow"/>
-          <w:color w:val="000000"/>
-          <w:kern w:val="0"/>
-          <w:lang w:eastAsia="es-PE"/>
-          <ns2:ligatures ns2:val="none"/>
+          <w14:ligatures w14:val="none"/>
+        </w:rPr>
+      </w:pPr>
+      <w:r>
+        <w:rPr>
+          <w:rFonts w:ascii="Arial Narrow" w:eastAsia="Arial Narrow" w:hAnsi="Arial Narrow" w:cs="Arial Narrow"/>
+          <w:color w:val="000000"/>
+          <w:kern w:val="0"/>
+          <w:lang w:eastAsia="es-PE"/>
+          <w14:ligatures w14:val="none"/>
         </w:rPr>
         <w:t>fijar domicilio procesal para el procedimiento, de conformidad con el numeral 1 del artículo 442</w:t>
       </w:r>
@@ -5603,7 +5496,7 @@
           <w:color w:val="000000"/>
           <w:kern w:val="0"/>
           <w:lang w:eastAsia="es-PE"/>
-          <ns2:ligatures ns2:val="none"/>
+          <w14:ligatures w14:val="none"/>
         </w:rPr>
         <w:t/>
       </w:r>
@@ -5613,7 +5506,7 @@
           <w:color w:val="000000"/>
           <w:kern w:val="0"/>
           <w:lang w:eastAsia="es-PE"/>
-          <ns2:ligatures ns2:val="none"/>
+          <w14:ligatures w14:val="none"/>
         </w:rPr>
         <w:t xml:space="preserve"> del Código Procesal Civil. </w:t>
       </w:r>
@@ -5621,7 +5514,7 @@
         <w:rPr>
           <w:rFonts w:ascii="Arial Narrow" w:eastAsia="Calibri" w:hAnsi="Arial Narrow" w:cs="Arial"/>
           <w:kern w:val="0"/>
-          <ns2:ligatures ns2:val="none"/>
+          <w14:ligatures w14:val="none"/>
         </w:rPr>
         <w:t>Para ello podrá señalar domicilio físico o una dirección electrónica a la que pueda remitirse las notificaciones</w:t>
       </w:r>
@@ -5630,12 +5523,12 @@
           <w:rFonts w:ascii="Arial Narrow" w:eastAsia="Arial" w:hAnsi="Arial Narrow" w:cs="Arial"/>
           <w:kern w:val="0"/>
           <w:lang w:val="es"/>
-          <ns2:ligatures ns2:val="none"/>
+          <w14:ligatures w14:val="none"/>
         </w:rPr>
         <w:t>;</w:t>
       </w:r>
     </w:p>
-    <w:p ns2:paraId="6A38ABFB" ns2:textId="77777777">
+    <w:p>
       <w:pPr>
         <w:numPr>
           <w:ilvl w:val="0"/>
@@ -5647,14 +5540,14 @@
         <w:rPr>
           <w:rFonts w:ascii="Arial Narrow" w:eastAsia="Calibri" w:hAnsi="Arial Narrow" w:cs="Arial"/>
           <w:kern w:val="0"/>
-          <ns2:ligatures ns2:val="none"/>
+          <w14:ligatures w14:val="none"/>
         </w:rPr>
       </w:pPr>
       <w:r>
         <w:rPr>
           <w:rFonts w:ascii="Arial Narrow" w:eastAsia="Calibri" w:hAnsi="Arial Narrow" w:cs="Arial"/>
           <w:kern w:val="0"/>
-          <ns2:ligatures ns2:val="none"/>
+          <w14:ligatures w14:val="none"/>
         </w:rPr>
         <w:t xml:space="preserve">en caso califique como </w:t>
       </w:r>
@@ -5663,7 +5556,7 @@
         <w:rPr>
           <w:rFonts w:ascii="Arial Narrow" w:eastAsia="Calibri" w:hAnsi="Arial Narrow" w:cs="Arial"/>
           <w:kern w:val="0"/>
-          <ns2:ligatures ns2:val="none"/>
+          <w14:ligatures w14:val="none"/>
         </w:rPr>
         <w:t>micro empresa</w:t>
       </w:r>
@@ -5672,7 +5565,7 @@
         <w:rPr>
           <w:rFonts w:ascii="Arial Narrow" w:eastAsia="Calibri" w:hAnsi="Arial Narrow" w:cs="Arial"/>
           <w:kern w:val="0"/>
-          <ns2:ligatures ns2:val="none"/>
+          <w14:ligatures w14:val="none"/>
         </w:rPr>
         <w:t xml:space="preserve"> o pequeña empresa, presentar los documentos que acrediten su volumen de ventas o ingresos brutos percibidos el año anterior relativo a todas sus actividades económicas y el número de trabajadores con el que cuenta</w:t>
       </w:r>
@@ -5682,7 +5575,7 @@
           <w:rFonts w:ascii="Arial Narrow" w:eastAsia="Calibri" w:hAnsi="Arial Narrow" w:cs="Arial"/>
           <w:kern w:val="0"/>
           <w:vertAlign w:val="superscript"/>
-          <ns2:ligatures ns2:val="none"/>
+          <w14:ligatures w14:val="none"/>
         </w:rPr>
         <w:footnoteReference w:id="5"/>
       </w:r>
@@ -5690,7 +5583,7 @@
         <w:rPr>
           <w:rFonts w:ascii="Arial Narrow" w:eastAsia="Calibri" w:hAnsi="Arial Narrow" w:cs="Arial"/>
           <w:kern w:val="0"/>
-          <ns2:ligatures ns2:val="none"/>
+          <w14:ligatures w14:val="none"/>
         </w:rPr>
         <w:t>. Ello, a fin de que la Comisión pueda meritar dicha documentación, conforme lo establece el artículo 110</w:t>
       </w:r>
@@ -5700,7 +5593,7 @@
           <w:color w:val="000000"/>
           <w:kern w:val="0"/>
           <w:lang w:eastAsia="es-PE"/>
-          <ns2:ligatures ns2:val="none"/>
+          <w14:ligatures w14:val="none"/>
         </w:rPr>
         <w:t/>
       </w:r>
@@ -5708,7 +5601,7 @@
         <w:rPr>
           <w:rFonts w:ascii="Arial Narrow" w:eastAsia="Calibri" w:hAnsi="Arial Narrow" w:cs="Arial"/>
           <w:kern w:val="0"/>
-          <ns2:ligatures ns2:val="none"/>
+          <w14:ligatures w14:val="none"/>
         </w:rPr>
         <w:t xml:space="preserve"> del </w:t>
       </w:r>
@@ -5717,7 +5610,7 @@
           <w:rFonts w:ascii="Arial Narrow" w:eastAsia="Calibri" w:hAnsi="Arial Narrow" w:cs="Arial"/>
           <w:spacing w:val="-2"/>
           <w:kern w:val="0"/>
-          <ns2:ligatures ns2:val="none"/>
+          <w14:ligatures w14:val="none"/>
         </w:rPr>
         <w:t>Código</w:t>
       </w:r>
@@ -5728,7 +5621,7 @@
           <w:spacing w:val="-2"/>
           <w:kern w:val="0"/>
           <w:vertAlign w:val="superscript"/>
-          <ns2:ligatures ns2:val="none"/>
+          <w14:ligatures w14:val="none"/>
         </w:rPr>
         <w:footnoteReference w:id="6"/>
       </w:r>
@@ -5737,12 +5630,12 @@
           <w:rFonts w:ascii="Arial Narrow" w:eastAsia="Calibri" w:hAnsi="Arial Narrow" w:cs="Arial"/>
           <w:spacing w:val="-2"/>
           <w:kern w:val="0"/>
-          <ns2:ligatures ns2:val="none"/>
+          <w14:ligatures w14:val="none"/>
         </w:rPr>
         <w:t>.</w:t>
       </w:r>
     </w:p>
-    <w:p ns2:paraId="1B2AA0D1" ns2:textId="77777777">
+    <w:p>
       <w:pPr>
         <w:spacing w:after="0" w:line="240" w:lineRule="auto"/>
         <w:ind w:left="567"/>
@@ -5752,20 +5645,20 @@
           <w:color w:val="000000"/>
           <w:kern w:val="0"/>
           <w:lang w:eastAsia="es-PE"/>
-          <ns2:ligatures ns2:val="none"/>
-        </w:rPr>
-      </w:pPr>
-    </w:p>
-    <w:p>
-      <w:pPr>
-        <w:spacing w:after="0" w:line="240" w:lineRule="auto"/>
-        <w:jc w:val="both"/>
-        <w:rPr>
-          <w:rFonts w:ascii="Arial Narrow" w:eastAsia="Arial Narrow" w:hAnsi="Arial Narrow" w:cs="Arial Narrow"/>
-          <w:color w:val="000000"/>
-          <w:kern w:val="0"/>
-          <w:lang w:eastAsia="es-PE"/>
-          <ns2:ligatures ns2:val="none"/>
+          <w14:ligatures w14:val="none"/>
+        </w:rPr>
+      </w:pPr>
+    </w:p>
+    <w:p>
+      <w:pPr>
+        <w:spacing w:after="0" w:line="240" w:lineRule="auto"/>
+        <w:jc w:val="both"/>
+        <w:rPr>
+          <w:rFonts w:ascii="Arial Narrow" w:eastAsia="Arial Narrow" w:hAnsi="Arial Narrow" w:cs="Arial Narrow"/>
+          <w:color w:val="000000"/>
+          <w:kern w:val="0"/>
+          <w:lang w:eastAsia="es-PE"/>
+          <w14:ligatures w14:val="none"/>
         </w:rPr>
       </w:pPr>
       <w:r>
@@ -5784,42 +5677,82 @@
           <w:sz w:val="20"/>
           <w:szCs w:val="20"/>
         </w:rPr>
-        <w:t xml:space="preserve">correr traslado de la presente resolución a La Positiva Seguros y Reaseguros S.A.A. y La Positiva Vida Seguros y Reaseguros S.A. para que, de conformidad con lo dispuesto por el artículo 26 de la Ley sobre Facultades, Normas y Organización del Indecopi, aprobada por Decreto Legislativo 807, presenten sus descargos sobre la imputación de cargos realizada en un plazo no mayor a cinco (5) días hábiles contado a partir del día siguiente de la notificación de la presente resolución, vencido el cual, el Secretario Técnico declarará en rebeldía a los denunciados que no lo hubieran presentado. Debe precisarse que de conformidad con lo establecido por el artículo 223 del Texto Único Ordenado de la Ley 27444, Ley del Procedimiento Administrativo General, las alegaciones y los hechos relevantes de la reclamación, salvo que hayan sido específicamente negadas en la contestación, se tendrán por aceptadas o merituadas como ciertas.</w:t>
-      </w:r>
-    </w:p>
-    <w:p ns2:paraId="2F1C55D7" ns2:textId="77777777">
-      <w:pPr>
-        <w:spacing w:after="0" w:line="240" w:lineRule="auto"/>
-        <w:jc w:val="both"/>
-        <w:rPr>
-          <w:rFonts w:ascii="Arial Narrow" w:eastAsia="Arial Narrow" w:hAnsi="Arial Narrow" w:cs="Arial Narrow"/>
-          <w:color w:val="000000"/>
-          <w:kern w:val="0"/>
-          <w:lang w:eastAsia="es-PE"/>
-          <ns2:ligatures ns2:val="none"/>
-        </w:rPr>
-      </w:pPr>
-    </w:p>
-    <w:p ns2:paraId="6D15F6EA" ns2:textId="6A61D193">
-      <w:pPr>
-        <w:spacing w:after="0" w:line="240" w:lineRule="auto"/>
-        <w:jc w:val="both"/>
-        <w:rPr>
-          <w:rFonts w:ascii="Arial Narrow" w:eastAsia="Times New Roman" w:hAnsi="Arial Narrow" w:cs="Arial"/>
-          <w:color w:val="000000"/>
-          <w:kern w:val="0"/>
+        <w:t xml:space="preserve">correr traslado de la presente resolución a La Positiva Seguros y Reaseguros S.A.A. y La Positiva Vida Seguros y Reaseguros S.A. para que, de conformidad con lo dispuesto por el artículo 26 de la Ley sobre Facultades, Normas y Organización del Indecopi, aprobada por Decreto Legislativo 807</w:t>
+      </w:r>
+      <w:r>
+        <w:rPr>
+          <w:rStyle w:val="Refdenotaalpie"/>
+          <w:rFonts w:ascii="Arial Narrow" w:eastAsia="Times New Roman" w:hAnsi="Arial Narrow" w:cs="Times New Roman"/>
+          <w:color w:val="000000"/>
+          <w:kern w:val="0"/>
+          <w:vertAlign w:val="superscript"/>
           <w:lang w:val="es-ES" w:eastAsia="es-ES"/>
-          <ns2:ligatures ns2:val="none"/>
-        </w:rPr>
-      </w:pPr>
-      <w:r>
-        <w:rPr>
-          <w:rFonts w:ascii="Arial Narrow" w:eastAsia="Arial Narrow" w:hAnsi="Arial Narrow" w:cs="Arial Narrow"/>
-          <w:b/>
-          <w:color w:val="000000"/>
-          <w:kern w:val="0"/>
-          <w:lang w:eastAsia="es-PE"/>
-          <ns2:ligatures ns2:val="none"/>
+          <w14:ligatures w14:val="none"/>
+        </w:rPr>
+        <w:footnoteReference w:id="12"/>
+      </w:r>
+      <w:r>
+        <w:rPr>
+          <w:rFonts w:ascii="Arial Narrow" w:hAnsi="Arial Narrow" w:cs="Arial Narrow"/>
+          <w:sz w:val="20"/>
+          <w:szCs w:val="20"/>
+        </w:rPr>
+        <w:t xml:space="preserve">, presenten sus descargos sobre la imputación de cargos realizada en un plazo no mayor a cinco (5) días hábiles contado a partir del día siguiente de la notificación de la presente resolución, vencido el cual, el Secretario Técnico declarará en rebeldía a los denunciados que no lo hubieran presentado. Debe precisarse que de conformidad con lo establecido por el artículo 223 del Texto Único Ordenado de la Ley 27444, Ley del Procedimiento Administrativo General</w:t>
+      </w:r>
+      <w:r>
+        <w:rPr>
+          <w:rStyle w:val="Refdenotaalpie"/>
+          <w:rFonts w:ascii="Arial Narrow" w:eastAsia="Times New Roman" w:hAnsi="Arial Narrow" w:cs="Times New Roman"/>
+          <w:color w:val="000000"/>
+          <w:kern w:val="0"/>
+          <w:vertAlign w:val="superscript"/>
+          <w:lang w:val="es-ES" w:eastAsia="es-ES"/>
+          <w14:ligatures w14:val="none"/>
+        </w:rPr>
+        <w:footnoteReference w:id="13"/>
+      </w:r>
+      <w:r>
+        <w:rPr>
+          <w:rFonts w:ascii="Arial Narrow" w:hAnsi="Arial Narrow" w:cs="Arial Narrow"/>
+          <w:sz w:val="20"/>
+          <w:szCs w:val="20"/>
+        </w:rPr>
+        <w:t xml:space="preserve">, las alegaciones y los hechos relevantes de la reclamación, salvo que hayan sido específicamente negadas en la contestación, se tendrán por aceptadas o merituadas como ciertas.</w:t>
+      </w:r>
+    </w:p>
+    <w:p>
+      <w:pPr>
+        <w:spacing w:after="0" w:line="240" w:lineRule="auto"/>
+        <w:jc w:val="both"/>
+        <w:rPr>
+          <w:rFonts w:ascii="Arial Narrow" w:eastAsia="Arial Narrow" w:hAnsi="Arial Narrow" w:cs="Arial Narrow"/>
+          <w:color w:val="000000"/>
+          <w:kern w:val="0"/>
+          <w:lang w:eastAsia="es-PE"/>
+          <w14:ligatures w14:val="none"/>
+        </w:rPr>
+      </w:pPr>
+    </w:p>
+    <w:p>
+      <w:pPr>
+        <w:spacing w:after="0" w:line="240" w:lineRule="auto"/>
+        <w:jc w:val="both"/>
+        <w:rPr>
+          <w:rFonts w:ascii="Arial Narrow" w:eastAsia="Times New Roman" w:hAnsi="Arial Narrow" w:cs="Arial"/>
+          <w:color w:val="000000"/>
+          <w:kern w:val="0"/>
+          <w:lang w:val="es-ES" w:eastAsia="es-ES"/>
+          <w14:ligatures w14:val="none"/>
+        </w:rPr>
+      </w:pPr>
+      <w:r>
+        <w:rPr>
+          <w:rFonts w:ascii="Arial Narrow" w:eastAsia="Arial Narrow" w:hAnsi="Arial Narrow" w:cs="Arial Narrow"/>
+          <w:b/>
+          <w:color w:val="000000"/>
+          <w:kern w:val="0"/>
+          <w:lang w:eastAsia="es-PE"/>
+          <w14:ligatures w14:val="none"/>
         </w:rPr>
         <w:t xml:space="preserve">QUINTO: </w:t>
       </w:r>
@@ -5830,7 +5763,7 @@
           <w:color w:val="000000"/>
           <w:kern w:val="0"/>
           <w:lang w:eastAsia="es-ES"/>
-          <ns2:ligatures ns2:val="none"/>
+          <w14:ligatures w14:val="none"/>
         </w:rPr>
         <w:t xml:space="preserve">requerir </w:t>
       </w:r>
@@ -5840,7 +5773,7 @@
           <w:color w:val="000000"/>
           <w:kern w:val="0"/>
           <w:lang w:val="es-ES" w:eastAsia="es-ES"/>
-          <ns2:ligatures ns2:val="none"/>
+          <w14:ligatures w14:val="none"/>
         </w:rPr>
         <w:t xml:space="preserve">que, en un </w:t>
       </w:r>
@@ -5850,7 +5783,7 @@
           <w:color w:val="000000"/>
           <w:kern w:val="0"/>
           <w:lang w:eastAsia="es-ES"/>
-          <ns2:ligatures ns2:val="none"/>
+          <w14:ligatures w14:val="none"/>
         </w:rPr>
         <w:t>plazo no mayor de cinco (5) días hábiles contado a partir del día siguiente de la notificación de la presente resolución</w:t>
       </w:r>
@@ -5861,7 +5794,7 @@
           <w:color w:val="000000"/>
           <w:kern w:val="0"/>
           <w:lang w:eastAsia="es-ES"/>
-          <ns2:ligatures ns2:val="none"/>
+          <w14:ligatures w14:val="none"/>
         </w:rPr>
         <w:t xml:space="preserve">, </w:t>
       </w:r>
@@ -5928,7 +5861,7 @@
           <w:color w:val="000000"/>
           <w:kern w:val="0"/>
           <w:lang w:eastAsia="es-ES"/>
-          <ns2:ligatures ns2:val="none"/>
+          <w14:ligatures w14:val="none"/>
         </w:rPr>
         <w:t xml:space="preserve">, </w:t>
       </w:r>
@@ -5939,7 +5872,7 @@
           <w:color w:val="000000"/>
           <w:kern w:val="0"/>
           <w:lang w:val="es-ES" w:eastAsia="es-ES"/>
-          <ns2:ligatures ns2:val="none"/>
+          <w14:ligatures w14:val="none"/>
         </w:rPr>
         <w:t>cumpla</w:t>
       </w:r>
@@ -5949,7 +5882,7 @@
           <w:color w:val="000000"/>
           <w:kern w:val="0"/>
           <w:lang w:val="es-ES" w:eastAsia="es-ES"/>
-          <ns2:ligatures ns2:val="none"/>
+          <w14:ligatures w14:val="none"/>
         </w:rPr>
         <w:t>n</w:t>
       </w:r>
@@ -5959,7 +5892,7 @@
           <w:color w:val="000000"/>
           <w:kern w:val="0"/>
           <w:lang w:val="es-ES" w:eastAsia="es-ES"/>
-          <ns2:ligatures ns2:val="none"/>
+          <w14:ligatures w14:val="none"/>
         </w:rPr>
         <w:t xml:space="preserve"> con: </w:t>
       </w:r>
@@ -5969,7 +5902,7 @@
           <w:color w:val="000000"/>
           <w:kern w:val="0"/>
           <w:lang w:val="es-ES" w:eastAsia="es-ES"/>
-          <ns2:ligatures ns2:val="none"/>
+          <w14:ligatures w14:val="none"/>
         </w:rPr>
         <w:t xml:space="preserve">(i) presentar una copia debidamente suscrita de la </w:t>
       </w:r>
@@ -5979,7 +5912,7 @@
           <w:color w:val="000000"/>
           <w:kern w:val="0"/>
           <w:lang w:eastAsia="es-ES"/>
-          <ns2:ligatures ns2:val="none"/>
+          <w14:ligatures w14:val="none"/>
         </w:rPr>
         <w:t xml:space="preserve">Póliza 2002397 del Seguro de Vida Entera Pagos Limitados Edad 65 </w:t>
       </w:r>
@@ -5989,7 +5922,7 @@
           <w:color w:val="000000"/>
           <w:kern w:val="0"/>
           <w:lang w:val="es-ES" w:eastAsia="es-ES"/>
-          <ns2:ligatures ns2:val="none"/>
+          <w14:ligatures w14:val="none"/>
         </w:rPr>
         <w:t>materia de denuncia</w:t>
       </w:r>
@@ -5999,7 +5932,7 @@
           <w:color w:val="000000"/>
           <w:kern w:val="0"/>
           <w:lang w:val="es-ES" w:eastAsia="es-ES"/>
-          <ns2:ligatures ns2:val="none"/>
+          <w14:ligatures w14:val="none"/>
         </w:rPr>
         <w:t>, así como el cargo de remisión de la póliza</w:t>
       </w:r>
@@ -6009,7 +5942,7 @@
           <w:color w:val="000000"/>
           <w:kern w:val="0"/>
           <w:lang w:val="es-ES" w:eastAsia="es-ES"/>
-          <ns2:ligatures ns2:val="none"/>
+          <w14:ligatures w14:val="none"/>
         </w:rPr>
         <w:t>; (</w:t>
       </w:r>
@@ -6020,7 +5953,7 @@
           <w:color w:val="000000"/>
           <w:kern w:val="0"/>
           <w:lang w:val="es-ES" w:eastAsia="es-ES"/>
-          <ns2:ligatures ns2:val="none"/>
+          <w14:ligatures w14:val="none"/>
         </w:rPr>
         <w:t>ii</w:t>
       </w:r>
@@ -6031,7 +5964,7 @@
           <w:color w:val="000000"/>
           <w:kern w:val="0"/>
           <w:lang w:val="es-ES" w:eastAsia="es-ES"/>
-          <ns2:ligatures ns2:val="none"/>
+          <w14:ligatures w14:val="none"/>
         </w:rPr>
         <w:t xml:space="preserve">) </w:t>
       </w:r>
@@ -6041,7 +5974,7 @@
           <w:color w:val="000000"/>
           <w:kern w:val="0"/>
           <w:lang w:val="es-ES" w:eastAsia="es-ES"/>
-          <ns2:ligatures ns2:val="none"/>
+          <w14:ligatures w14:val="none"/>
         </w:rPr>
         <w:t xml:space="preserve">presentar </w:t>
       </w:r>
@@ -6051,7 +5984,7 @@
           <w:color w:val="000000"/>
           <w:kern w:val="0"/>
           <w:lang w:val="es-ES" w:eastAsia="es-ES"/>
-          <ns2:ligatures ns2:val="none"/>
+          <w14:ligatures w14:val="none"/>
         </w:rPr>
         <w:t>la liquidación del</w:t>
       </w:r>
@@ -6061,7 +5994,7 @@
           <w:color w:val="000000"/>
           <w:kern w:val="0"/>
           <w:lang w:val="es-ES" w:eastAsia="es-ES"/>
-          <ns2:ligatures ns2:val="none"/>
+          <w14:ligatures w14:val="none"/>
         </w:rPr>
         <w:t xml:space="preserve"> rescate del </w:t>
       </w:r>
@@ -6071,7 +6004,7 @@
           <w:color w:val="000000"/>
           <w:kern w:val="0"/>
           <w:lang w:eastAsia="es-ES"/>
-          <ns2:ligatures ns2:val="none"/>
+          <w14:ligatures w14:val="none"/>
         </w:rPr>
         <w:t>Seguro de Vida Entera Pagos Limitados Edad 65 – Póliza 2002397</w:t>
       </w:r>
@@ -6081,7 +6014,7 @@
           <w:color w:val="000000"/>
           <w:kern w:val="0"/>
           <w:lang w:val="es-ES" w:eastAsia="es-ES"/>
-          <ns2:ligatures ns2:val="none"/>
+          <w14:ligatures w14:val="none"/>
         </w:rPr>
         <w:t>, en la cual se evidencie los montos abonados, descuentos, entre otros</w:t>
       </w:r>
@@ -6091,7 +6024,7 @@
           <w:color w:val="000000"/>
           <w:kern w:val="0"/>
           <w:lang w:val="es-ES" w:eastAsia="es-ES"/>
-          <ns2:ligatures ns2:val="none"/>
+          <w14:ligatures w14:val="none"/>
         </w:rPr>
         <w:t>; y, (</w:t>
       </w:r>
@@ -6102,7 +6035,7 @@
           <w:color w:val="000000"/>
           <w:kern w:val="0"/>
           <w:lang w:val="es-ES" w:eastAsia="es-ES"/>
-          <ns2:ligatures ns2:val="none"/>
+          <w14:ligatures w14:val="none"/>
         </w:rPr>
         <w:t>iii</w:t>
       </w:r>
@@ -6113,7 +6046,7 @@
           <w:color w:val="000000"/>
           <w:kern w:val="0"/>
           <w:lang w:val="es-ES" w:eastAsia="es-ES"/>
-          <ns2:ligatures ns2:val="none"/>
+          <w14:ligatures w14:val="none"/>
         </w:rPr>
         <w:t xml:space="preserve">) </w:t>
       </w:r>
@@ -6123,12 +6056,12 @@
           <w:color w:val="000000"/>
           <w:kern w:val="0"/>
           <w:lang w:val="es-ES" w:eastAsia="es-ES"/>
-          <ns2:ligatures ns2:val="none"/>
+          <w14:ligatures w14:val="none"/>
         </w:rPr>
         <w:t>señalar el monto otorgado a la contratante del seguro y el sustento correspondiente.</w:t>
       </w:r>
     </w:p>
-    <w:p ns2:paraId="61AD8504" ns2:textId="77777777">
+    <w:p>
       <w:pPr>
         <w:spacing w:after="0" w:line="240" w:lineRule="auto"/>
         <w:jc w:val="both"/>
@@ -6138,30 +6071,30 @@
           <w:color w:val="000000"/>
           <w:kern w:val="0"/>
           <w:lang w:val="es-ES" w:eastAsia="es-PE"/>
-          <ns2:ligatures ns2:val="none"/>
-        </w:rPr>
-      </w:pPr>
-    </w:p>
-    <w:p ns2:paraId="58D4E496" ns2:textId="33690808">
-      <w:pPr>
-        <w:spacing w:after="0" w:line="240" w:lineRule="auto"/>
-        <w:jc w:val="both"/>
-        <w:rPr>
-          <w:rFonts w:ascii="Arial Narrow" w:eastAsia="Arial Narrow" w:hAnsi="Arial Narrow" w:cs="Arial Narrow"/>
-          <w:color w:val="000000"/>
-          <w:kern w:val="0"/>
-          <w:lang w:eastAsia="es-PE"/>
-          <ns2:ligatures ns2:val="none"/>
-        </w:rPr>
-      </w:pPr>
-      <w:r>
-        <w:rPr>
-          <w:rFonts w:ascii="Arial Narrow" w:eastAsia="Arial Narrow" w:hAnsi="Arial Narrow" w:cs="Arial Narrow"/>
-          <w:b/>
-          <w:color w:val="000000"/>
-          <w:kern w:val="0"/>
-          <w:lang w:eastAsia="es-PE"/>
-          <ns2:ligatures ns2:val="none"/>
+          <w14:ligatures w14:val="none"/>
+        </w:rPr>
+      </w:pPr>
+    </w:p>
+    <w:p>
+      <w:pPr>
+        <w:spacing w:after="0" w:line="240" w:lineRule="auto"/>
+        <w:jc w:val="both"/>
+        <w:rPr>
+          <w:rFonts w:ascii="Arial Narrow" w:eastAsia="Arial Narrow" w:hAnsi="Arial Narrow" w:cs="Arial Narrow"/>
+          <w:color w:val="000000"/>
+          <w:kern w:val="0"/>
+          <w:lang w:eastAsia="es-PE"/>
+          <w14:ligatures w14:val="none"/>
+        </w:rPr>
+      </w:pPr>
+      <w:r>
+        <w:rPr>
+          <w:rFonts w:ascii="Arial Narrow" w:eastAsia="Arial Narrow" w:hAnsi="Arial Narrow" w:cs="Arial Narrow"/>
+          <w:b/>
+          <w:color w:val="000000"/>
+          <w:kern w:val="0"/>
+          <w:lang w:eastAsia="es-PE"/>
+          <w14:ligatures w14:val="none"/>
         </w:rPr>
         <w:t>SEXTO</w:t>
       </w:r>
@@ -6172,7 +6105,7 @@
           <w:color w:val="000000"/>
           <w:kern w:val="0"/>
           <w:lang w:eastAsia="es-PE"/>
-          <ns2:ligatures ns2:val="none"/>
+          <w14:ligatures w14:val="none"/>
         </w:rPr>
         <w:t>:</w:t>
       </w:r>
@@ -6182,7 +6115,7 @@
           <w:color w:val="000000"/>
           <w:kern w:val="0"/>
           <w:lang w:eastAsia="es-PE"/>
-          <ns2:ligatures ns2:val="none"/>
+          <w14:ligatures w14:val="none"/>
         </w:rPr>
         <w:t xml:space="preserve"> </w:t>
       </w:r>
@@ -6193,7 +6126,7 @@
           <w:color w:val="000000"/>
           <w:kern w:val="0"/>
           <w:lang w:eastAsia="es-PE"/>
-          <ns2:ligatures ns2:val="none"/>
+          <w14:ligatures w14:val="none"/>
         </w:rPr>
         <w:t>informar a las partes que el artículo 110</w:t>
       </w:r>
@@ -6203,7 +6136,7 @@
           <w:color w:val="000000"/>
           <w:kern w:val="0"/>
           <w:lang w:eastAsia="es-PE"/>
-          <ns2:ligatures ns2:val="none"/>
+          <w14:ligatures w14:val="none"/>
         </w:rPr>
         <w:t/>
       </w:r>
@@ -6213,7 +6146,7 @@
           <w:color w:val="000000"/>
           <w:kern w:val="0"/>
           <w:lang w:eastAsia="es-PE"/>
-          <ns2:ligatures ns2:val="none"/>
+          <w14:ligatures w14:val="none"/>
         </w:rPr>
         <w:t xml:space="preserve"> de la Ley 29571, Código de Protección y Defensa del Consumidor</w:t>
       </w:r>
@@ -6225,7 +6158,7 @@
           <w:kern w:val="0"/>
           <w:vertAlign w:val="superscript"/>
           <w:lang w:eastAsia="es-PE"/>
-          <ns2:ligatures ns2:val="none"/>
+          <w14:ligatures w14:val="none"/>
         </w:rPr>
         <w:footnoteReference w:id="7"/>
       </w:r>
@@ -6235,7 +6168,7 @@
           <w:color w:val="000000"/>
           <w:kern w:val="0"/>
           <w:lang w:eastAsia="es-PE"/>
-          <ns2:ligatures ns2:val="none"/>
+          <w14:ligatures w14:val="none"/>
         </w:rPr>
         <w:t>, faculta a la Comisión a calificar las infracciones de la referida norma como leves, graves o muy graves e imponer sanciones que van desde una amonestación hasta una multa por un máximo de 450 Unidades Impositivas Tributarias, sin perjuicio de las medidas correctivas, reparadoras y complementarias, que puedan ordenarse de acuerdo a lo estipulado en los artículos 114</w:t>
       </w:r>
@@ -6245,7 +6178,7 @@
           <w:color w:val="000000"/>
           <w:kern w:val="0"/>
           <w:lang w:eastAsia="es-PE"/>
-          <ns2:ligatures ns2:val="none"/>
+          <w14:ligatures w14:val="none"/>
         </w:rPr>
         <w:t/>
       </w:r>
@@ -6255,7 +6188,7 @@
           <w:color w:val="000000"/>
           <w:kern w:val="0"/>
           <w:lang w:eastAsia="es-PE"/>
-          <ns2:ligatures ns2:val="none"/>
+          <w14:ligatures w14:val="none"/>
         </w:rPr>
         <w:t>, 115</w:t>
       </w:r>
@@ -6265,7 +6198,7 @@
           <w:color w:val="000000"/>
           <w:kern w:val="0"/>
           <w:lang w:eastAsia="es-PE"/>
-          <ns2:ligatures ns2:val="none"/>
+          <w14:ligatures w14:val="none"/>
         </w:rPr>
         <w:t/>
       </w:r>
@@ -6275,7 +6208,7 @@
           <w:color w:val="000000"/>
           <w:kern w:val="0"/>
           <w:lang w:eastAsia="es-PE"/>
-          <ns2:ligatures ns2:val="none"/>
+          <w14:ligatures w14:val="none"/>
         </w:rPr>
         <w:t xml:space="preserve"> y 116</w:t>
       </w:r>
@@ -6285,7 +6218,7 @@
           <w:color w:val="000000"/>
           <w:kern w:val="0"/>
           <w:lang w:eastAsia="es-PE"/>
-          <ns2:ligatures ns2:val="none"/>
+          <w14:ligatures w14:val="none"/>
         </w:rPr>
         <w:t/>
       </w:r>
@@ -6295,7 +6228,7 @@
           <w:color w:val="000000"/>
           <w:kern w:val="0"/>
           <w:lang w:eastAsia="es-PE"/>
-          <ns2:ligatures ns2:val="none"/>
+          <w14:ligatures w14:val="none"/>
         </w:rPr>
         <w:t xml:space="preserve"> de la referida norma</w:t>
       </w:r>
@@ -6307,7 +6240,7 @@
           <w:kern w:val="0"/>
           <w:vertAlign w:val="superscript"/>
           <w:lang w:eastAsia="es-PE"/>
-          <ns2:ligatures ns2:val="none"/>
+          <w14:ligatures w14:val="none"/>
         </w:rPr>
         <w:footnoteReference w:id="8"/>
       </w:r>
@@ -6317,7 +6250,7 @@
           <w:color w:val="000000"/>
           <w:kern w:val="0"/>
           <w:lang w:eastAsia="es-PE"/>
-          <ns2:ligatures ns2:val="none"/>
+          <w14:ligatures w14:val="none"/>
         </w:rPr>
         <w:t xml:space="preserve">. </w:t>
       </w:r>
@@ -6328,7 +6261,7 @@
           <w:color w:val="000000"/>
           <w:kern w:val="0"/>
           <w:lang w:eastAsia="es-PE"/>
-          <ns2:ligatures ns2:val="none"/>
+          <w14:ligatures w14:val="none"/>
         </w:rPr>
         <w:lastRenderedPageBreak/>
         <w:t>Asimismo, se consideran circunstancias atenuantes para la graduación de la sanción, el allanamiento de la denuncia o el reconocimiento de las pretensiones en ella contenidas, de acuerdo con el artículo 112</w:t>
@@ -6339,7 +6272,7 @@
           <w:color w:val="000000"/>
           <w:kern w:val="0"/>
           <w:lang w:eastAsia="es-PE"/>
-          <ns2:ligatures ns2:val="none"/>
+          <w14:ligatures w14:val="none"/>
         </w:rPr>
         <w:t/>
       </w:r>
@@ -6349,7 +6282,7 @@
           <w:color w:val="000000"/>
           <w:kern w:val="0"/>
           <w:lang w:eastAsia="es-PE"/>
-          <ns2:ligatures ns2:val="none"/>
+          <w14:ligatures w14:val="none"/>
         </w:rPr>
         <w:t xml:space="preserve"> del Código</w:t>
       </w:r>
@@ -6361,7 +6294,7 @@
           <w:kern w:val="0"/>
           <w:vertAlign w:val="superscript"/>
           <w:lang w:eastAsia="es-PE"/>
-          <ns2:ligatures ns2:val="none"/>
+          <w14:ligatures w14:val="none"/>
         </w:rPr>
         <w:footnoteReference w:id="9"/>
       </w:r>
@@ -6371,12 +6304,12 @@
           <w:color w:val="000000"/>
           <w:kern w:val="0"/>
           <w:lang w:eastAsia="es-PE"/>
-          <ns2:ligatures ns2:val="none"/>
+          <w14:ligatures w14:val="none"/>
         </w:rPr>
         <w:t>.</w:t>
       </w:r>
     </w:p>
-    <w:p ns2:paraId="7A5236A4" ns2:textId="77777777">
+    <w:p>
       <w:pPr>
         <w:shd w:val="clear" w:color="auto" w:fill="FFFFFF"/>
         <w:spacing w:after="0" w:line="240" w:lineRule="auto"/>
@@ -6387,11 +6320,11 @@
           <w:color w:val="000000"/>
           <w:kern w:val="0"/>
           <w:lang w:eastAsia="es-PE"/>
-          <ns2:ligatures ns2:val="none"/>
-        </w:rPr>
-      </w:pPr>
-    </w:p>
-    <w:p ns2:paraId="3F071DDA" ns2:textId="55407985">
+          <w14:ligatures w14:val="none"/>
+        </w:rPr>
+      </w:pPr>
+    </w:p>
+    <w:p>
       <w:pPr>
         <w:shd w:val="clear" w:color="auto" w:fill="FFFFFF"/>
         <w:spacing w:after="0" w:line="240" w:lineRule="auto"/>
@@ -6401,7 +6334,7 @@
           <w:color w:val="000000"/>
           <w:kern w:val="0"/>
           <w:lang w:eastAsia="es-PE"/>
-          <ns2:ligatures ns2:val="none"/>
+          <w14:ligatures w14:val="none"/>
         </w:rPr>
       </w:pPr>
       <w:r>
@@ -6410,7 +6343,7 @@
           <w:b/>
           <w:bCs/>
           <w:kern w:val="0"/>
-          <ns2:ligatures ns2:val="none"/>
+          <w14:ligatures w14:val="none"/>
         </w:rPr>
         <w:t>SÉTIMO</w:t>
       </w:r>
@@ -6421,7 +6354,7 @@
           <w:color w:val="000000"/>
           <w:kern w:val="0"/>
           <w:lang w:eastAsia="es-PE"/>
-          <ns2:ligatures ns2:val="none"/>
+          <w14:ligatures w14:val="none"/>
         </w:rPr>
         <w:t>:</w:t>
       </w:r>
@@ -6431,7 +6364,7 @@
           <w:color w:val="000000"/>
           <w:kern w:val="0"/>
           <w:lang w:eastAsia="es-PE"/>
-          <ns2:ligatures ns2:val="none"/>
+          <w14:ligatures w14:val="none"/>
         </w:rPr>
         <w:t xml:space="preserve"> informar a las partes que conforme a lo establecido en el artículo 39</w:t>
       </w:r>
@@ -6441,7 +6374,7 @@
           <w:color w:val="000000"/>
           <w:kern w:val="0"/>
           <w:lang w:eastAsia="es-PE"/>
-          <ns2:ligatures ns2:val="none"/>
+          <w14:ligatures w14:val="none"/>
         </w:rPr>
         <w:t/>
       </w:r>
@@ -6451,12 +6384,12 @@
           <w:color w:val="000000"/>
           <w:kern w:val="0"/>
           <w:lang w:eastAsia="es-PE"/>
-          <ns2:ligatures ns2:val="none"/>
+          <w14:ligatures w14:val="none"/>
         </w:rPr>
         <w:t xml:space="preserve"> de la Ley sobre Facultades, Normas y Organización del Indecopi, aprobada por Decreto Legislativo 807, los gastos por los peritajes realizados, actuación de pruebas, inspecciones y otros derivados de la tramitación del proceso serán de cargo de la parte que solicita la prueba, salvo pacto en contrario. En todos los casos, la resolución final determinará si los gastos deben ser asumidos por alguna de las partes, o reembolsados a la otra parte o al Indecopi, según sea el caso, de manera adicional a la sanción que haya podido imponerse. </w:t>
       </w:r>
     </w:p>
-    <w:p ns2:paraId="0F10F9CF" ns2:textId="77777777">
+    <w:p>
       <w:pPr>
         <w:shd w:val="clear" w:color="auto" w:fill="FFFFFF"/>
         <w:spacing w:after="0" w:line="240" w:lineRule="auto"/>
@@ -6466,11 +6399,11 @@
           <w:color w:val="000000"/>
           <w:kern w:val="0"/>
           <w:lang w:eastAsia="es-PE"/>
-          <ns2:ligatures ns2:val="none"/>
-        </w:rPr>
-      </w:pPr>
-    </w:p>
-    <w:p ns2:paraId="194C23DD" ns2:textId="5277FC5C">
+          <w14:ligatures w14:val="none"/>
+        </w:rPr>
+      </w:pPr>
+    </w:p>
+    <w:p>
       <w:pPr>
         <w:suppressAutoHyphens/>
         <w:spacing w:after="0" w:line="240" w:lineRule="auto"/>
@@ -6479,7 +6412,7 @@
           <w:rFonts w:ascii="Arial Narrow" w:eastAsia="Calibri" w:hAnsi="Arial Narrow" w:cs="Arial"/>
           <w:kern w:val="0"/>
           <w:u w:val="single"/>
-          <ns2:ligatures ns2:val="none"/>
+          <w14:ligatures w14:val="none"/>
         </w:rPr>
       </w:pPr>
       <w:r>
@@ -6489,7 +6422,7 @@
           <w:color w:val="000000"/>
           <w:kern w:val="0"/>
           <w:lang w:eastAsia="es-PE"/>
-          <ns2:ligatures ns2:val="none"/>
+          <w14:ligatures w14:val="none"/>
         </w:rPr>
         <w:t>OCTAVO</w:t>
       </w:r>
@@ -6498,7 +6431,7 @@
           <w:rFonts w:ascii="Arial Narrow" w:eastAsia="Calibri" w:hAnsi="Arial Narrow" w:cs="Arial"/>
           <w:b/>
           <w:kern w:val="0"/>
-          <ns2:ligatures ns2:val="none"/>
+          <w14:ligatures w14:val="none"/>
         </w:rPr>
         <w:t>:</w:t>
       </w:r>
@@ -6506,7 +6439,7 @@
         <w:rPr>
           <w:rFonts w:ascii="Arial Narrow" w:eastAsia="Calibri" w:hAnsi="Arial Narrow" w:cs="Arial"/>
           <w:kern w:val="0"/>
-          <ns2:ligatures ns2:val="none"/>
+          <w14:ligatures w14:val="none"/>
         </w:rPr>
         <w:t xml:space="preserve"> comunicar a las partes que, </w:t>
       </w:r>
@@ -6515,7 +6448,7 @@
         <w:rPr>
           <w:rFonts w:ascii="Arial Narrow" w:eastAsia="Calibri" w:hAnsi="Arial Narrow" w:cs="Arial"/>
           <w:kern w:val="0"/>
-          <ns2:ligatures ns2:val="none"/>
+          <w14:ligatures w14:val="none"/>
         </w:rPr>
         <w:t>de acuerdo a</w:t>
       </w:r>
@@ -6524,7 +6457,7 @@
         <w:rPr>
           <w:rFonts w:ascii="Arial Narrow" w:eastAsia="Calibri" w:hAnsi="Arial Narrow" w:cs="Arial"/>
           <w:kern w:val="0"/>
-          <ns2:ligatures ns2:val="none"/>
+          <w14:ligatures w14:val="none"/>
         </w:rPr>
         <w:t xml:space="preserve"> lo señalado por el artículo 29</w:t>
       </w:r>
@@ -6534,7 +6467,7 @@
           <w:color w:val="000000"/>
           <w:kern w:val="0"/>
           <w:lang w:eastAsia="es-PE"/>
-          <ns2:ligatures ns2:val="none"/>
+          <w14:ligatures w14:val="none"/>
         </w:rPr>
         <w:t/>
       </w:r>
@@ -6542,7 +6475,7 @@
         <w:rPr>
           <w:rFonts w:ascii="Arial Narrow" w:eastAsia="Calibri" w:hAnsi="Arial Narrow" w:cs="Arial"/>
           <w:kern w:val="0"/>
-          <ns2:ligatures ns2:val="none"/>
+          <w14:ligatures w14:val="none"/>
         </w:rPr>
         <w:t xml:space="preserve"> del Decreto Legislativo 807</w:t>
       </w:r>
@@ -6552,7 +6485,7 @@
           <w:rFonts w:ascii="Arial Narrow" w:eastAsia="Calibri" w:hAnsi="Arial Narrow" w:cs="Arial"/>
           <w:kern w:val="0"/>
           <w:vertAlign w:val="superscript"/>
-          <ns2:ligatures ns2:val="none"/>
+          <w14:ligatures w14:val="none"/>
         </w:rPr>
         <w:footnoteReference w:id="10"/>
       </w:r>
@@ -6560,7 +6493,7 @@
         <w:rPr>
           <w:rFonts w:ascii="Arial Narrow" w:eastAsia="Calibri" w:hAnsi="Arial Narrow" w:cs="Arial"/>
           <w:kern w:val="0"/>
-          <ns2:ligatures ns2:val="none"/>
+          <w14:ligatures w14:val="none"/>
         </w:rPr>
         <w:t xml:space="preserve">, hasta antes de la emisión de la Resolución Final tienen la posibilidad de solicitar una audiencia de conciliación. En caso deleguen a favor de una tercera persona su actuación en la diligencia programada, esta deberá presentar un poder especial con firma legalizada ante Notario Público, donde conste </w:t>
       </w:r>
@@ -6569,7 +6502,7 @@
           <w:rFonts w:ascii="Arial Narrow" w:eastAsia="Calibri" w:hAnsi="Arial Narrow" w:cs="Arial"/>
           <w:kern w:val="0"/>
           <w:u w:val="single"/>
-          <ns2:ligatures ns2:val="none"/>
+          <w14:ligatures w14:val="none"/>
         </w:rPr>
         <w:t>expresamente su facultad para asistir y conciliar en su representación</w:t>
       </w:r>
@@ -6578,7 +6511,7 @@
           <w:rFonts w:ascii="Arial Narrow" w:eastAsia="Calibri" w:hAnsi="Arial Narrow" w:cs="Arial"/>
           <w:bCs/>
           <w:kern w:val="0"/>
-          <ns2:ligatures ns2:val="none"/>
+          <w14:ligatures w14:val="none"/>
         </w:rPr>
         <w:t>.</w:t>
       </w:r>
@@ -6588,7 +6521,7 @@
           <w:b/>
           <w:bCs/>
           <w:kern w:val="0"/>
-          <ns2:ligatures ns2:val="none"/>
+          <w14:ligatures w14:val="none"/>
         </w:rPr>
         <w:t xml:space="preserve"> </w:t>
       </w:r>
@@ -6597,12 +6530,12 @@
           <w:rFonts w:ascii="Arial Narrow" w:eastAsia="Calibri" w:hAnsi="Arial Narrow" w:cs="Arial"/>
           <w:kern w:val="0"/>
           <w:u w:val="single"/>
-          <ns2:ligatures ns2:val="none"/>
+          <w14:ligatures w14:val="none"/>
         </w:rPr>
         <w:t xml:space="preserve">Ello bajo apercibimiento de no realizar la audiencia de conciliación y levantar el acta de inasistencia correspondiente. </w:t>
       </w:r>
     </w:p>
-    <w:p ns2:paraId="19088877" ns2:textId="77777777">
+    <w:p>
       <w:pPr>
         <w:suppressAutoHyphens/>
         <w:spacing w:after="0" w:line="240" w:lineRule="auto"/>
@@ -6611,11 +6544,11 @@
           <w:rFonts w:ascii="Arial Narrow" w:eastAsia="Calibri" w:hAnsi="Arial Narrow" w:cs="Arial"/>
           <w:kern w:val="0"/>
           <w:u w:val="single"/>
-          <ns2:ligatures ns2:val="none"/>
-        </w:rPr>
-      </w:pPr>
-    </w:p>
-    <w:p ns2:paraId="7767F307" ns2:textId="53D84ED6">
+          <w14:ligatures w14:val="none"/>
+        </w:rPr>
+      </w:pPr>
+    </w:p>
+    <w:p>
       <w:pPr>
         <w:suppressAutoHyphens/>
         <w:spacing w:after="0" w:line="240" w:lineRule="auto"/>
@@ -6632,7 +6565,7 @@
           <w:b/>
           <w:spacing w:val="-3"/>
           <w:kern w:val="0"/>
-          <ns2:ligatures ns2:val="none"/>
+          <w14:ligatures w14:val="none"/>
         </w:rPr>
         <w:lastRenderedPageBreak/>
         <w:t>NOVENO</w:t>
@@ -6644,7 +6577,7 @@
           <w:color w:val="000000"/>
           <w:kern w:val="0"/>
           <w:lang w:eastAsia="es-PE"/>
-          <ns2:ligatures ns2:val="none"/>
+          <w14:ligatures w14:val="none"/>
         </w:rPr>
         <w:t>:</w:t>
       </w:r>
@@ -6654,14 +6587,14 @@
           <w:color w:val="000000"/>
           <w:kern w:val="0"/>
           <w:lang w:eastAsia="es-PE"/>
-          <ns2:ligatures ns2:val="none"/>
+          <w14:ligatures w14:val="none"/>
         </w:rPr>
         <w:t xml:space="preserve"> poner en conocimiento de las partes que, antes de la emisión de la Resolución Final, tienen la posibilidad de formular su desistimiento o presentar el acuerdo arribado mediante la conciliación, mediación, transacción o cualquier otro que, de forma indubitable, deje constancia que se ha solucionado la controversia materia de denuncia.</w:t>
       </w:r>
       <w:bookmarkStart w:id="15" w:name="h.gjdgxs" w:colFirst="0" w:colLast="0"/>
       <w:bookmarkEnd w:id="15"/>
     </w:p>
-    <w:p ns2:paraId="69E33D6A" ns2:textId="77777777">
+    <w:p>
       <w:pPr>
         <w:suppressAutoHyphens/>
         <w:spacing w:after="0" w:line="240" w:lineRule="auto"/>
@@ -6671,11 +6604,11 @@
           <w:color w:val="000000"/>
           <w:kern w:val="0"/>
           <w:lang w:eastAsia="es-PE"/>
-          <ns2:ligatures ns2:val="none"/>
-        </w:rPr>
-      </w:pPr>
-    </w:p>
-    <w:p ns2:paraId="4DB7FEAC" ns2:textId="25F83F00">
+          <w14:ligatures w14:val="none"/>
+        </w:rPr>
+      </w:pPr>
+    </w:p>
+    <w:p>
       <w:pPr>
         <w:suppressAutoHyphens/>
         <w:spacing w:after="0" w:line="240" w:lineRule="auto"/>
@@ -6698,7 +6631,7 @@
           <w:b/>
           <w:spacing w:val="-3"/>
           <w:kern w:val="0"/>
-          <ns2:ligatures ns2:val="none"/>
+          <w14:ligatures w14:val="none"/>
         </w:rPr>
         <w:t/>
       </w:r>
@@ -6708,7 +6641,7 @@
           <w:bCs/>
           <w:spacing w:val="-3"/>
           <w:kern w:val="0"/>
-          <ns2:ligatures ns2:val="none"/>
+          <w14:ligatures w14:val="none"/>
         </w:rPr>
         <w:t xml:space="preserve"/>
       </w:r>
@@ -6718,7 +6651,7 @@
           <w:bCs/>
           <w:spacing w:val="-3"/>
           <w:kern w:val="0"/>
-          <ns2:ligatures ns2:val="none"/>
+          <w14:ligatures w14:val="none"/>
         </w:rPr>
         <w:t/>
       </w:r>
@@ -6728,7 +6661,7 @@
           <w:bCs/>
           <w:spacing w:val="-3"/>
           <w:kern w:val="0"/>
-          <ns2:ligatures ns2:val="none"/>
+          <w14:ligatures w14:val="none"/>
         </w:rPr>
         <w:t xml:space="preserve"/>
       </w:r>
@@ -6739,7 +6672,7 @@
           <w:kern w:val="0"/>
           <w:shd w:val="clear" w:color="auto" w:fill="FFFFFF"/>
           <w:lang w:eastAsia="es-PE"/>
-          <ns2:ligatures ns2:val="none"/>
+          <w14:ligatures w14:val="none"/>
         </w:rPr>
         <w:t xml:space="preserve"/>
       </w:r>
@@ -6751,7 +6684,7 @@
           <w:kern w:val="0"/>
           <w:shd w:val="clear" w:color="auto" w:fill="FFFFFF"/>
           <w:lang w:eastAsia="es-PE"/>
-          <ns2:ligatures ns2:val="none"/>
+          <w14:ligatures w14:val="none"/>
         </w:rPr>
         <w:t/>
       </w:r>
@@ -6763,7 +6696,7 @@
           <w:kern w:val="0"/>
           <w:shd w:val="clear" w:color="auto" w:fill="FFFFFF"/>
           <w:lang w:eastAsia="es-PE"/>
-          <ns2:ligatures ns2:val="none"/>
+          <w14:ligatures w14:val="none"/>
         </w:rPr>
         <w:t xml:space="preserve"/>
       </w:r>
@@ -6775,7 +6708,7 @@
           <w:kern w:val="0"/>
           <w:shd w:val="clear" w:color="auto" w:fill="FFFFFF"/>
           <w:lang w:eastAsia="es-PE"/>
-          <ns2:ligatures ns2:val="none"/>
+          <w14:ligatures w14:val="none"/>
         </w:rPr>
         <w:t/>
       </w:r>
@@ -6787,7 +6720,7 @@
           <w:kern w:val="0"/>
           <w:shd w:val="clear" w:color="auto" w:fill="FFFFFF"/>
           <w:lang w:eastAsia="es-PE"/>
-          <ns2:ligatures ns2:val="none"/>
+          <w14:ligatures w14:val="none"/>
         </w:rPr>
         <w:t xml:space="preserve"/>
       </w:r>
@@ -6799,7 +6732,7 @@
           <w:kern w:val="0"/>
           <w:shd w:val="clear" w:color="auto" w:fill="FFFFFF"/>
           <w:lang w:eastAsia="es-PE"/>
-          <ns2:ligatures ns2:val="none"/>
+          <w14:ligatures w14:val="none"/>
         </w:rPr>
         <w:t/>
       </w:r>
@@ -6811,7 +6744,7 @@
           <w:kern w:val="0"/>
           <w:shd w:val="clear" w:color="auto" w:fill="FFFFFF"/>
           <w:lang w:eastAsia="es-PE"/>
-          <ns2:ligatures ns2:val="none"/>
+          <w14:ligatures w14:val="none"/>
         </w:rPr>
         <w:t xml:space="preserve"/>
       </w:r>
@@ -6823,7 +6756,7 @@
           <w:kern w:val="0"/>
           <w:shd w:val="clear" w:color="auto" w:fill="FFFFFF"/>
           <w:lang w:eastAsia="es-PE"/>
-          <ns2:ligatures ns2:val="none"/>
+          <w14:ligatures w14:val="none"/>
         </w:rPr>
         <w:t/>
       </w:r>
@@ -6835,7 +6768,7 @@
           <w:kern w:val="0"/>
           <w:shd w:val="clear" w:color="auto" w:fill="FFFFFF"/>
           <w:lang w:eastAsia="es-PE"/>
-          <ns2:ligatures ns2:val="none"/>
+          <w14:ligatures w14:val="none"/>
         </w:rPr>
         <w:t xml:space="preserve"/>
       </w:r>
@@ -6847,7 +6780,7 @@
           <w:kern w:val="0"/>
           <w:shd w:val="clear" w:color="auto" w:fill="FFFFFF"/>
           <w:lang w:eastAsia="es-PE"/>
-          <ns2:ligatures ns2:val="none"/>
+          <w14:ligatures w14:val="none"/>
         </w:rPr>
         <w:t/>
       </w:r>
@@ -6859,7 +6792,7 @@
           <w:kern w:val="0"/>
           <w:shd w:val="clear" w:color="auto" w:fill="FFFFFF"/>
           <w:lang w:eastAsia="es-PE"/>
-          <ns2:ligatures ns2:val="none"/>
+          <w14:ligatures w14:val="none"/>
         </w:rPr>
         <w:t xml:space="preserve"/>
       </w:r>
@@ -6871,7 +6804,7 @@
           <w:kern w:val="0"/>
           <w:shd w:val="clear" w:color="auto" w:fill="FFFFFF"/>
           <w:lang w:eastAsia="es-PE"/>
-          <ns2:ligatures ns2:val="none"/>
+          <w14:ligatures w14:val="none"/>
         </w:rPr>
         <w:t/>
       </w:r>
@@ -6883,7 +6816,7 @@
           <w:kern w:val="0"/>
           <w:shd w:val="clear" w:color="auto" w:fill="FFFFFF"/>
           <w:lang w:eastAsia="es-PE"/>
-          <ns2:ligatures ns2:val="none"/>
+          <w14:ligatures w14:val="none"/>
         </w:rPr>
         <w:t xml:space="preserve"/>
       </w:r>
@@ -6895,7 +6828,7 @@
           <w:kern w:val="0"/>
           <w:shd w:val="clear" w:color="auto" w:fill="FFFFFF"/>
           <w:lang w:eastAsia="es-PE"/>
-          <ns2:ligatures ns2:val="none"/>
+          <w14:ligatures w14:val="none"/>
         </w:rPr>
         <w:t/>
       </w:r>
@@ -6907,7 +6840,7 @@
           <w:kern w:val="0"/>
           <w:shd w:val="clear" w:color="auto" w:fill="FFFFFF"/>
           <w:lang w:eastAsia="es-PE"/>
-          <ns2:ligatures ns2:val="none"/>
+          <w14:ligatures w14:val="none"/>
         </w:rPr>
         <w:t xml:space="preserve"/>
       </w:r>
@@ -6919,7 +6852,7 @@
           <w:kern w:val="0"/>
           <w:shd w:val="clear" w:color="auto" w:fill="FFFFFF"/>
           <w:lang w:eastAsia="es-PE"/>
-          <ns2:ligatures ns2:val="none"/>
+          <w14:ligatures w14:val="none"/>
         </w:rPr>
         <w:t/>
       </w:r>
@@ -6931,7 +6864,7 @@
           <w:kern w:val="0"/>
           <w:shd w:val="clear" w:color="auto" w:fill="FFFFFF"/>
           <w:lang w:eastAsia="es-PE"/>
-          <ns2:ligatures ns2:val="none"/>
+          <w14:ligatures w14:val="none"/>
         </w:rPr>
         <w:t xml:space="preserve"/>
       </w:r>
@@ -6943,7 +6876,7 @@
           <w:kern w:val="0"/>
           <w:shd w:val="clear" w:color="auto" w:fill="FFFFFF"/>
           <w:lang w:eastAsia="es-PE"/>
-          <ns2:ligatures ns2:val="none"/>
+          <w14:ligatures w14:val="none"/>
         </w:rPr>
         <w:t/>
       </w:r>
@@ -6955,7 +6888,7 @@
           <w:kern w:val="0"/>
           <w:shd w:val="clear" w:color="auto" w:fill="FFFFFF"/>
           <w:lang w:eastAsia="es-PE"/>
-          <ns2:ligatures ns2:val="none"/>
+          <w14:ligatures w14:val="none"/>
         </w:rPr>
         <w:t xml:space="preserve"/>
       </w:r>
@@ -6967,7 +6900,7 @@
           <w:kern w:val="0"/>
           <w:shd w:val="clear" w:color="auto" w:fill="FFFFFF"/>
           <w:lang w:eastAsia="es-PE"/>
-          <ns2:ligatures ns2:val="none"/>
+          <w14:ligatures w14:val="none"/>
         </w:rPr>
         <w:t/>
       </w:r>
@@ -6979,7 +6912,7 @@
           <w:kern w:val="0"/>
           <w:shd w:val="clear" w:color="auto" w:fill="FFFFFF"/>
           <w:lang w:eastAsia="es-PE"/>
-          <ns2:ligatures ns2:val="none"/>
+          <w14:ligatures w14:val="none"/>
         </w:rPr>
         <w:t xml:space="preserve"/>
       </w:r>
@@ -6990,7 +6923,7 @@
           <w:kern w:val="0"/>
           <w:shd w:val="clear" w:color="auto" w:fill="FFFFFF"/>
           <w:lang w:eastAsia="es-PE"/>
-          <ns2:ligatures ns2:val="none"/>
+          <w14:ligatures w14:val="none"/>
         </w:rPr>
         <w:t xml:space="preserve"/>
       </w:r>
@@ -7049,7 +6982,7 @@
           <w:color w:val="000000"/>
           <w:kern w:val="0"/>
           <w:lang w:eastAsia="es-PE"/>
-          <ns2:ligatures ns2:val="none"/>
+          <w14:ligatures w14:val="none"/>
         </w:rPr>
         <w:t/>
       </w:r>
@@ -7066,7 +6999,7 @@
           <w:color w:val="000000"/>
           <w:kern w:val="0"/>
           <w:lang w:eastAsia="es-PE"/>
-          <ns2:ligatures ns2:val="none"/>
+          <w14:ligatures w14:val="none"/>
         </w:rPr>
         <w:t/>
       </w:r>
@@ -7092,7 +7025,7 @@
         <w:t/>
       </w:r>
     </w:p>
-    <w:p ns2:paraId="26B1ED4B" ns2:textId="77777777">
+    <w:p>
       <w:pPr>
         <w:suppressAutoHyphens/>
         <w:spacing w:after="0" w:line="240" w:lineRule="auto"/>
@@ -7102,7 +7035,7 @@
         </w:rPr>
       </w:pPr>
     </w:p>
-    <w:p ns2:paraId="12E923CD" ns2:textId="6A4FE5C1">
+    <w:p>
       <w:pPr>
         <w:suppressAutoHyphens/>
         <w:spacing w:line="240" w:lineRule="auto"/>
@@ -7277,7 +7210,7 @@
         <w:t>.</w:t>
       </w:r>
     </w:p>
-    <w:p ns2:paraId="00B9B615" ns2:textId="77777777">
+    <w:p>
       <w:pPr>
         <w:suppressAutoHyphens/>
         <w:spacing w:after="0" w:line="240" w:lineRule="auto"/>
@@ -7288,68 +7221,68 @@
           <w:color w:val="000000"/>
           <w:kern w:val="0"/>
           <w:lang w:eastAsia="es-PE"/>
-          <ns2:ligatures ns2:val="none"/>
+          <w14:ligatures w14:val="none"/>
         </w:rPr>
       </w:pPr>
     </w:p>
     <w:bookmarkEnd w:id="0"/>
-    <w:p ns2:paraId="6F8AFAC6" ns2:textId="77777777">
-      <w:pPr>
-        <w:spacing w:after="0" w:line="240" w:lineRule="auto"/>
-        <w:jc w:val="both"/>
-        <w:rPr>
-          <w:rFonts w:ascii="Arial Narrow" w:eastAsia="Arial Narrow" w:hAnsi="Arial Narrow" w:cs="Arial Narrow"/>
-          <w:b/>
-          <w:color w:val="000000"/>
-          <w:kern w:val="0"/>
-          <w:lang w:eastAsia="es-PE"/>
-          <ns2:ligatures ns2:val="none"/>
-        </w:rPr>
-      </w:pPr>
-    </w:p>
-    <w:p ns2:paraId="41C37225" ns2:textId="77777777">
-      <w:pPr>
-        <w:spacing w:after="0" w:line="240" w:lineRule="auto"/>
-        <w:jc w:val="both"/>
-        <w:rPr>
-          <w:rFonts w:ascii="Arial Narrow" w:eastAsia="Arial Narrow" w:hAnsi="Arial Narrow" w:cs="Arial Narrow"/>
-          <w:b/>
-          <w:color w:val="000000"/>
-          <w:kern w:val="0"/>
-          <w:lang w:eastAsia="es-PE"/>
-          <ns2:ligatures ns2:val="none"/>
-        </w:rPr>
-      </w:pPr>
-    </w:p>
-    <w:p ns2:paraId="46FD71EA" ns2:textId="77777777">
-      <w:pPr>
-        <w:spacing w:after="0" w:line="240" w:lineRule="auto"/>
-        <w:jc w:val="both"/>
-        <w:rPr>
-          <w:rFonts w:ascii="Arial Narrow" w:eastAsia="Arial Narrow" w:hAnsi="Arial Narrow" w:cs="Arial Narrow"/>
-          <w:b/>
-          <w:color w:val="000000"/>
-          <w:kern w:val="0"/>
-          <w:lang w:eastAsia="es-PE"/>
-          <ns2:ligatures ns2:val="none"/>
-        </w:rPr>
-      </w:pPr>
-    </w:p>
-    <w:p ns2:paraId="3F68E0C4" ns2:textId="77777777">
-      <w:pPr>
-        <w:spacing w:after="0" w:line="240" w:lineRule="auto"/>
-        <w:jc w:val="both"/>
-        <w:rPr>
-          <w:rFonts w:ascii="Arial Narrow" w:eastAsia="Arial Narrow" w:hAnsi="Arial Narrow" w:cs="Arial Narrow"/>
-          <w:b/>
-          <w:color w:val="000000"/>
-          <w:kern w:val="0"/>
-          <w:lang w:eastAsia="es-PE"/>
-          <ns2:ligatures ns2:val="none"/>
-        </w:rPr>
-      </w:pPr>
-    </w:p>
-    <w:p ns2:paraId="44C416C1" ns2:textId="77777777">
+    <w:p>
+      <w:pPr>
+        <w:spacing w:after="0" w:line="240" w:lineRule="auto"/>
+        <w:jc w:val="both"/>
+        <w:rPr>
+          <w:rFonts w:ascii="Arial Narrow" w:eastAsia="Arial Narrow" w:hAnsi="Arial Narrow" w:cs="Arial Narrow"/>
+          <w:b/>
+          <w:color w:val="000000"/>
+          <w:kern w:val="0"/>
+          <w:lang w:eastAsia="es-PE"/>
+          <w14:ligatures w14:val="none"/>
+        </w:rPr>
+      </w:pPr>
+    </w:p>
+    <w:p>
+      <w:pPr>
+        <w:spacing w:after="0" w:line="240" w:lineRule="auto"/>
+        <w:jc w:val="both"/>
+        <w:rPr>
+          <w:rFonts w:ascii="Arial Narrow" w:eastAsia="Arial Narrow" w:hAnsi="Arial Narrow" w:cs="Arial Narrow"/>
+          <w:b/>
+          <w:color w:val="000000"/>
+          <w:kern w:val="0"/>
+          <w:lang w:eastAsia="es-PE"/>
+          <w14:ligatures w14:val="none"/>
+        </w:rPr>
+      </w:pPr>
+    </w:p>
+    <w:p>
+      <w:pPr>
+        <w:spacing w:after="0" w:line="240" w:lineRule="auto"/>
+        <w:jc w:val="both"/>
+        <w:rPr>
+          <w:rFonts w:ascii="Arial Narrow" w:eastAsia="Arial Narrow" w:hAnsi="Arial Narrow" w:cs="Arial Narrow"/>
+          <w:b/>
+          <w:color w:val="000000"/>
+          <w:kern w:val="0"/>
+          <w:lang w:eastAsia="es-PE"/>
+          <w14:ligatures w14:val="none"/>
+        </w:rPr>
+      </w:pPr>
+    </w:p>
+    <w:p>
+      <w:pPr>
+        <w:spacing w:after="0" w:line="240" w:lineRule="auto"/>
+        <w:jc w:val="both"/>
+        <w:rPr>
+          <w:rFonts w:ascii="Arial Narrow" w:eastAsia="Arial Narrow" w:hAnsi="Arial Narrow" w:cs="Arial Narrow"/>
+          <w:b/>
+          <w:color w:val="000000"/>
+          <w:kern w:val="0"/>
+          <w:lang w:eastAsia="es-PE"/>
+          <w14:ligatures w14:val="none"/>
+        </w:rPr>
+      </w:pPr>
+    </w:p>
+    <w:p>
       <w:pPr>
         <w:shd w:val="clear" w:color="auto" w:fill="FFFFFF"/>
         <w:spacing w:after="0" w:line="240" w:lineRule="auto"/>
@@ -7360,7 +7293,7 @@
           <w:bCs/>
           <w:color w:val="000000"/>
           <w:kern w:val="0"/>
-          <ns2:ligatures ns2:val="none"/>
+          <w14:ligatures w14:val="none"/>
         </w:rPr>
       </w:pPr>
       <w:r>
@@ -7370,12 +7303,12 @@
           <w:bCs/>
           <w:color w:val="000000"/>
           <w:kern w:val="0"/>
-          <ns2:ligatures ns2:val="none"/>
+          <w14:ligatures w14:val="none"/>
         </w:rPr>
         <w:t>EVELING ROA QUISPE</w:t>
       </w:r>
     </w:p>
-    <w:p ns2:paraId="31A9CE85" ns2:textId="77777777">
+    <w:p>
       <w:pPr>
         <w:shd w:val="clear" w:color="auto" w:fill="FFFFFF"/>
         <w:spacing w:after="0" w:line="240" w:lineRule="auto"/>
@@ -7386,7 +7319,7 @@
           <w:bCs/>
           <w:color w:val="000000"/>
           <w:kern w:val="0"/>
-          <ns2:ligatures ns2:val="none"/>
+          <w14:ligatures w14:val="none"/>
         </w:rPr>
       </w:pPr>
       <w:r>
@@ -7396,12 +7329,12 @@
           <w:bCs/>
           <w:color w:val="000000"/>
           <w:kern w:val="0"/>
-          <ns2:ligatures ns2:val="none"/>
+          <w14:ligatures w14:val="none"/>
         </w:rPr>
         <w:t>Secretaria Técnica</w:t>
       </w:r>
     </w:p>
-    <w:p ns2:paraId="5A648714" ns2:textId="77777777">
+    <w:p>
       <w:pPr>
         <w:shd w:val="clear" w:color="auto" w:fill="FFFFFF"/>
         <w:spacing w:after="0" w:line="240" w:lineRule="auto"/>
@@ -7412,7 +7345,7 @@
           <w:bCs/>
           <w:color w:val="000000"/>
           <w:kern w:val="0"/>
-          <ns2:ligatures ns2:val="none"/>
+          <w14:ligatures w14:val="none"/>
         </w:rPr>
       </w:pPr>
       <w:r>
@@ -7422,26 +7355,26 @@
           <w:bCs/>
           <w:color w:val="000000"/>
           <w:kern w:val="0"/>
-          <ns2:ligatures ns2:val="none"/>
+          <w14:ligatures w14:val="none"/>
         </w:rPr>
         <w:t>Comisión de Protección al Consumidor 1</w:t>
       </w:r>
     </w:p>
-    <w:p ns2:paraId="5D9EDE09" ns2:textId="77777777">
-      <w:pPr>
-        <w:spacing w:after="0" w:line="240" w:lineRule="auto"/>
-        <w:jc w:val="both"/>
-        <w:rPr>
-          <w:rFonts w:ascii="Arial Narrow" w:eastAsia="Arial Narrow" w:hAnsi="Arial Narrow" w:cs="Arial Narrow"/>
-          <w:b/>
-          <w:color w:val="000000"/>
-          <w:kern w:val="0"/>
-          <w:lang w:eastAsia="es-PE"/>
-          <ns2:ligatures ns2:val="none"/>
-        </w:rPr>
-      </w:pPr>
-    </w:p>
-    <w:p ns2:paraId="68107EE2" ns2:textId="242E6C73">
+    <w:p>
+      <w:pPr>
+        <w:spacing w:after="0" w:line="240" w:lineRule="auto"/>
+        <w:jc w:val="both"/>
+        <w:rPr>
+          <w:rFonts w:ascii="Arial Narrow" w:eastAsia="Arial Narrow" w:hAnsi="Arial Narrow" w:cs="Arial Narrow"/>
+          <w:b/>
+          <w:color w:val="000000"/>
+          <w:kern w:val="0"/>
+          <w:lang w:eastAsia="es-PE"/>
+          <w14:ligatures w14:val="none"/>
+        </w:rPr>
+      </w:pPr>
+    </w:p>
+    <w:p>
       <w:pPr>
         <w:spacing w:after="0" w:line="240" w:lineRule="auto"/>
         <w:jc w:val="both"/>
@@ -7459,14 +7392,14 @@
           <w:sz w:val="16"/>
           <w:szCs w:val="16"/>
           <w:lang w:eastAsia="es-PE"/>
-          <ns2:ligatures ns2:val="none"/>
+          <w14:ligatures w14:val="none"/>
         </w:rPr>
         <w:t>LSM/JCQ</w:t>
       </w:r>
     </w:p>
     <w:sectPr>
-      <w:headerReference w:type="default" ns3:id="rId9"/>
-      <w:footerReference w:type="default" ns3:id="rId10"/>
+      <w:headerReference w:type="default" r:id="rId9"/>
+      <w:footerReference w:type="default" r:id="rId10"/>
       <w:pgSz w:w="11906" w:h="16838"/>
       <w:pgMar w:top="1417" w:right="1701" w:bottom="1417" w:left="1701" w:header="708" w:footer="708" w:gutter="0"/>
       <w:cols w:space="708"/>
@@ -7477,7 +7410,7 @@
 </file>
 
 <file path=word/endnotes.xml><?xml version="1.0" encoding="utf-8"?>
-<w:endnotes xmlns:wpc="http://schemas.microsoft.com/office/word/2010/wordprocessingCanvas" xmlns:cx="http://schemas.microsoft.com/office/drawing/2014/chartex" xmlns:cx1="http://schemas.microsoft.com/office/drawing/2015/9/8/chartex" xmlns:cx2="http://schemas.microsoft.com/office/drawing/2015/10/21/chartex" xmlns:cx3="http://schemas.microsoft.com/office/drawing/2016/5/9/chartex" xmlns:cx4="http://schemas.microsoft.com/office/drawing/2016/5/10/chartex" xmlns:cx5="http://schemas.microsoft.com/office/drawing/2016/5/11/chartex" xmlns:cx6="http://schemas.microsoft.com/office/drawing/2016/5/12/chartex" xmlns:cx7="http://schemas.microsoft.com/office/drawing/2016/5/13/chartex" xmlns:cx8="http://schemas.microsoft.com/office/drawing/2016/5/14/chartex" xmlns:mc="http://schemas.openxmlformats.org/markup-compatibility/2006" xmlns:aink="http://schemas.microsoft.com/office/drawing/2016/ink" xmlns:am3d="http://schemas.microsoft.com/office/drawing/2017/model3d" xmlns:o="urn:schemas-microsoft-com:office:office" xmlns:oel="http://schemas.microsoft.com/office/2019/extlst" xmlns:r="http://schemas.openxmlformats.org/officeDocument/2006/relationships" xmlns:m="http://schemas.openxmlformats.org/officeDocument/2006/math" xmlns:v="urn:schemas-microsoft-com:vml" xmlns:wp14="http://schemas.microsoft.com/office/word/2010/wordprocessingDrawing" xmlns:wp="http://schemas.openxmlformats.org/drawingml/2006/wordprocessingDrawing" xmlns:w10="urn:schemas-microsoft-com:office:word" xmlns:w="http://schemas.openxmlformats.org/wordprocessingml/2006/main" xmlns:w14="http://schemas.microsoft.com/office/word/2010/wordml" xmlns:w15="http://schemas.microsoft.com/office/word/2012/wordml" xmlns:w16cex="http://schemas.microsoft.com/office/word/2018/wordml/cex" xmlns:w16cid="http://schemas.microsoft.com/office/word/2016/wordml/cid" xmlns:w16="http://schemas.microsoft.com/office/word/2018/wordml" xmlns:w16du="http://schemas.microsoft.com/office/word/2023/wordml/word16du" xmlns:w16sdtdh="http://schemas.microsoft.com/office/word/2020/wordml/sdtdatahash" xmlns:w16sdtfl="http://schemas.microsoft.com/office/word/2024/wordml/sdtformatlock" xmlns:w16se="http://schemas.microsoft.com/office/word/2015/wordml/symex" xmlns:wpg="http://schemas.microsoft.com/office/word/2010/wordprocessingGroup" xmlns:wpi="http://schemas.microsoft.com/office/word/2010/wordprocessingInk" xmlns:wne="http://schemas.microsoft.com/office/word/2006/wordml" xmlns:wps="http://schemas.microsoft.com/office/word/2010/wordprocessingShape" mc:Ignorable="w14 w15 w16se w16cid w16 w16cex w16sdtdh w16sdtfl w16du wp14">
+<w:endnotes xmlns:mc="http://schemas.openxmlformats.org/markup-compatibility/2006" xmlns:r="http://schemas.openxmlformats.org/officeDocument/2006/relationships" xmlns:w="http://schemas.openxmlformats.org/wordprocessingml/2006/main" xmlns:w14="http://schemas.microsoft.com/office/word/2010/wordml" xmlns:w15="http://schemas.microsoft.com/office/word/2012/wordml" xmlns:w16="http://schemas.microsoft.com/office/word/2018/wordml" xmlns:w16cex="http://schemas.microsoft.com/office/word/2018/wordml/cex" xmlns:w16cid="http://schemas.microsoft.com/office/word/2016/wordml/cid" xmlns:w16du="http://schemas.microsoft.com/office/word/2023/wordml/word16du" xmlns:w16sdtdh="http://schemas.microsoft.com/office/word/2020/wordml/sdtdatahash" xmlns:w16se="http://schemas.microsoft.com/office/word/2015/wordml/symex" xmlns:wp14="http://schemas.microsoft.com/office/word/2010/wordprocessingDrawing" mc:Ignorable="w14 w15 w16se w16cid w16 w16cex w16sdtdh w16du wp14">
   <w:endnote w:type="separator" w:id="-1">
     <w:p>
       <w:pPr>
@@ -7502,7 +7435,7 @@
 </file>
 
 <file path=word/footer1.xml><?xml version="1.0" encoding="utf-8"?>
-<w:ftr xmlns:wpc="http://schemas.microsoft.com/office/word/2010/wordprocessingCanvas" xmlns:cx="http://schemas.microsoft.com/office/drawing/2014/chartex" xmlns:cx1="http://schemas.microsoft.com/office/drawing/2015/9/8/chartex" xmlns:cx2="http://schemas.microsoft.com/office/drawing/2015/10/21/chartex" xmlns:cx3="http://schemas.microsoft.com/office/drawing/2016/5/9/chartex" xmlns:cx4="http://schemas.microsoft.com/office/drawing/2016/5/10/chartex" xmlns:cx5="http://schemas.microsoft.com/office/drawing/2016/5/11/chartex" xmlns:cx6="http://schemas.microsoft.com/office/drawing/2016/5/12/chartex" xmlns:cx7="http://schemas.microsoft.com/office/drawing/2016/5/13/chartex" xmlns:cx8="http://schemas.microsoft.com/office/drawing/2016/5/14/chartex" xmlns:mc="http://schemas.openxmlformats.org/markup-compatibility/2006" xmlns:aink="http://schemas.microsoft.com/office/drawing/2016/ink" xmlns:am3d="http://schemas.microsoft.com/office/drawing/2017/model3d" xmlns:o="urn:schemas-microsoft-com:office:office" xmlns:oel="http://schemas.microsoft.com/office/2019/extlst" xmlns:r="http://schemas.openxmlformats.org/officeDocument/2006/relationships" xmlns:m="http://schemas.openxmlformats.org/officeDocument/2006/math" xmlns:v="urn:schemas-microsoft-com:vml" xmlns:wp14="http://schemas.microsoft.com/office/word/2010/wordprocessingDrawing" xmlns:wp="http://schemas.openxmlformats.org/drawingml/2006/wordprocessingDrawing" xmlns:w10="urn:schemas-microsoft-com:office:word" xmlns:w="http://schemas.openxmlformats.org/wordprocessingml/2006/main" xmlns:w14="http://schemas.microsoft.com/office/word/2010/wordml" xmlns:w15="http://schemas.microsoft.com/office/word/2012/wordml" xmlns:w16cex="http://schemas.microsoft.com/office/word/2018/wordml/cex" xmlns:w16cid="http://schemas.microsoft.com/office/word/2016/wordml/cid" xmlns:w16="http://schemas.microsoft.com/office/word/2018/wordml" xmlns:w16du="http://schemas.microsoft.com/office/word/2023/wordml/word16du" xmlns:w16sdtdh="http://schemas.microsoft.com/office/word/2020/wordml/sdtdatahash" xmlns:w16sdtfl="http://schemas.microsoft.com/office/word/2024/wordml/sdtformatlock" xmlns:w16se="http://schemas.microsoft.com/office/word/2015/wordml/symex" xmlns:wpg="http://schemas.microsoft.com/office/word/2010/wordprocessingGroup" xmlns:wpi="http://schemas.microsoft.com/office/word/2010/wordprocessingInk" xmlns:wne="http://schemas.microsoft.com/office/word/2006/wordml" xmlns:wps="http://schemas.microsoft.com/office/word/2010/wordprocessingShape" mc:Ignorable="w14 w15 w16se w16cid w16 w16cex w16sdtdh w16sdtfl w16du wp14">
+<w:ftr xmlns:mc="http://schemas.openxmlformats.org/markup-compatibility/2006" xmlns:r="http://schemas.openxmlformats.org/officeDocument/2006/relationships" xmlns:w="http://schemas.openxmlformats.org/wordprocessingml/2006/main" xmlns:w14="http://schemas.microsoft.com/office/word/2010/wordml" xmlns:w15="http://schemas.microsoft.com/office/word/2012/wordml" xmlns:w16="http://schemas.microsoft.com/office/word/2018/wordml" xmlns:w16cex="http://schemas.microsoft.com/office/word/2018/wordml/cex" xmlns:w16cid="http://schemas.microsoft.com/office/word/2016/wordml/cid" xmlns:w16du="http://schemas.microsoft.com/office/word/2023/wordml/word16du" xmlns:w16sdtdh="http://schemas.microsoft.com/office/word/2020/wordml/sdtdatahash" xmlns:w16se="http://schemas.microsoft.com/office/word/2015/wordml/symex" xmlns:wp14="http://schemas.microsoft.com/office/word/2010/wordprocessingDrawing" mc:Ignorable="w14 w15 w16se w16cid w16 w16cex w16sdtdh w16du wp14">
   <w:p>
     <w:pPr>
       <w:pBdr>
@@ -7581,7 +7514,7 @@
 </file>
 
 <file path=word/footnotes.xml><?xml version="1.0" encoding="utf-8"?>
-<w:footnotes xmlns:wpc="http://schemas.microsoft.com/office/word/2010/wordprocessingCanvas" xmlns:cx="http://schemas.microsoft.com/office/drawing/2014/chartex" xmlns:cx1="http://schemas.microsoft.com/office/drawing/2015/9/8/chartex" xmlns:cx2="http://schemas.microsoft.com/office/drawing/2015/10/21/chartex" xmlns:cx3="http://schemas.microsoft.com/office/drawing/2016/5/9/chartex" xmlns:cx4="http://schemas.microsoft.com/office/drawing/2016/5/10/chartex" xmlns:cx5="http://schemas.microsoft.com/office/drawing/2016/5/11/chartex" xmlns:cx6="http://schemas.microsoft.com/office/drawing/2016/5/12/chartex" xmlns:cx7="http://schemas.microsoft.com/office/drawing/2016/5/13/chartex" xmlns:cx8="http://schemas.microsoft.com/office/drawing/2016/5/14/chartex" xmlns:mc="http://schemas.openxmlformats.org/markup-compatibility/2006" xmlns:aink="http://schemas.microsoft.com/office/drawing/2016/ink" xmlns:am3d="http://schemas.microsoft.com/office/drawing/2017/model3d" xmlns:o="urn:schemas-microsoft-com:office:office" xmlns:oel="http://schemas.microsoft.com/office/2019/extlst" xmlns:r="http://schemas.openxmlformats.org/officeDocument/2006/relationships" xmlns:m="http://schemas.openxmlformats.org/officeDocument/2006/math" xmlns:v="urn:schemas-microsoft-com:vml" xmlns:wp14="http://schemas.microsoft.com/office/word/2010/wordprocessingDrawing" xmlns:wp="http://schemas.openxmlformats.org/drawingml/2006/wordprocessingDrawing" xmlns:w10="urn:schemas-microsoft-com:office:word" xmlns:w="http://schemas.openxmlformats.org/wordprocessingml/2006/main" xmlns:w14="http://schemas.microsoft.com/office/word/2010/wordml" xmlns:w15="http://schemas.microsoft.com/office/word/2012/wordml" xmlns:w16cex="http://schemas.microsoft.com/office/word/2018/wordml/cex" xmlns:w16cid="http://schemas.microsoft.com/office/word/2016/wordml/cid" xmlns:w16="http://schemas.microsoft.com/office/word/2018/wordml" xmlns:w16du="http://schemas.microsoft.com/office/word/2023/wordml/word16du" xmlns:w16sdtdh="http://schemas.microsoft.com/office/word/2020/wordml/sdtdatahash" xmlns:w16sdtfl="http://schemas.microsoft.com/office/word/2024/wordml/sdtformatlock" xmlns:w16se="http://schemas.microsoft.com/office/word/2015/wordml/symex" xmlns:wpg="http://schemas.microsoft.com/office/word/2010/wordprocessingGroup" xmlns:wpi="http://schemas.microsoft.com/office/word/2010/wordprocessingInk" xmlns:wne="http://schemas.microsoft.com/office/word/2006/wordml" xmlns:wps="http://schemas.microsoft.com/office/word/2010/wordprocessingShape" mc:Ignorable="w14 w15 w16se w16cid w16 w16cex w16sdtdh w16sdtfl w16du wp14">
+<w:footnotes xmlns:mc="http://schemas.openxmlformats.org/markup-compatibility/2006" xmlns:r="http://schemas.openxmlformats.org/officeDocument/2006/relationships" xmlns:w="http://schemas.openxmlformats.org/wordprocessingml/2006/main" xmlns:w14="http://schemas.microsoft.com/office/word/2010/wordml" xmlns:w15="http://schemas.microsoft.com/office/word/2012/wordml" xmlns:w16="http://schemas.microsoft.com/office/word/2018/wordml" xmlns:w16cex="http://schemas.microsoft.com/office/word/2018/wordml/cex" xmlns:w16cid="http://schemas.microsoft.com/office/word/2016/wordml/cid" xmlns:w16du="http://schemas.microsoft.com/office/word/2023/wordml/word16du" xmlns:w16sdtdh="http://schemas.microsoft.com/office/word/2020/wordml/sdtdatahash" xmlns:w16se="http://schemas.microsoft.com/office/word/2015/wordml/symex" xmlns:wp14="http://schemas.microsoft.com/office/word/2010/wordprocessingDrawing" mc:Ignorable="w14 w15 w16se w16cid w16 w16cex w16sdtdh w16du wp14">
   <w:footnote w:type="separator" w:id="-1">
     <w:p>
       <w:pPr>
@@ -8598,6 +8531,161 @@
       </w:pPr>
     </w:p>
   </w:footnote>
+  <w:footnote w:id="12">
+    <w:p>
+      <w:pPr>
+        <w:pStyle w:val="Textonotapie"/>
+        <w:ind w:left="567" w:hanging="567"/>
+        <w:jc w:val="both"/>
+      </w:pPr>
+      <w:r>
+        <w:rPr>
+          <w:rStyle w:val="Refdenotaalpie"/>
+          <w:rFonts w:ascii="Arial Narrow" w:hAnsi="Arial Narrow" w:cs="Arial"/>
+          <w:sz w:val="16"/>
+          <w:szCs w:val="15"/>
+          <w:vertAlign w:val="superscript"/>
+        </w:rPr>
+        <w:footnoteRef/>
+      </w:r>
+      <w:r>
+        <w:rPr>
+          <w:rFonts w:ascii="Arial Narrow" w:hAnsi="Arial Narrow" w:cs="Arial"/>
+          <w:sz w:val="15"/>
+          <w:szCs w:val="15"/>
+        </w:rPr>
+        <w:tab/>
+      </w:r>
+      <w:r>
+        <w:rPr>
+          <w:rFonts w:ascii="Arial Narrow" w:hAnsi="Arial Narrow" w:cs="Arial"/>
+          <w:b/>
+          <w:bCs/>
+          <w:sz w:val="15"/>
+          <w:szCs w:val="15"/>
+        </w:rPr>
+        <w:t xml:space="preserve">DECRETO LEGISLATIVO 807, LEY SOBRE FACULTADES, NORMAS Y ORGANIZACIÓN DEL INDECOPI, publicado el 18 de abril de 1996</w:t>
+      </w:r>
+    </w:p>
+    <w:p>
+      <w:pPr>
+        <w:pStyle w:val="Textonotapie"/>
+        <w:ind w:left="567" w:hanging="567"/>
+        <w:jc w:val="both"/>
+      </w:pPr>
+      <w:r>
+        <w:rPr>
+          <w:rFonts w:ascii="Arial Narrow" w:hAnsi="Arial Narrow" w:cs="Arial"/>
+          <w:sz w:val="15"/>
+          <w:szCs w:val="15"/>
+        </w:rPr>
+        <w:tab/>
+      </w:r>
+      <w:r>
+        <w:rPr>
+          <w:rFonts w:ascii="Arial Narrow" w:hAnsi="Arial Narrow" w:cs="Arial"/>
+          <w:b/>
+          <w:bCs/>
+          <w:sz w:val="15"/>
+          <w:szCs w:val="15"/>
+        </w:rPr>
+        <w:t xml:space="preserve">Artículo 26.-</w:t>
+      </w:r>
+      <w:r>
+        <w:rPr>
+          <w:rFonts w:ascii="Arial Narrow" w:hAnsi="Arial Narrow" w:cs="Arial"/>
+          <w:sz w:val="15"/>
+          <w:szCs w:val="15"/>
+        </w:rPr>
+        <w:t xml:space="preserve"> Una vez admitida a trámite la denuncia, se correrá traslado de la misma al denunciado, a fin de que éste presente su descargo. El plazo para la presentación del descargo será de cinco (5) días contados desde la notificación, vencido el cual, el Secretario Técnico declarará en rebeldía al denunciado que no lo hubiera presentado.</w:t>
+      </w:r>
+    </w:p>
+  </w:footnote>
+  <w:footnote w:id="13">
+    <w:p>
+      <w:pPr>
+        <w:pStyle w:val="Textonotapie"/>
+        <w:ind w:left="567" w:hanging="567"/>
+        <w:jc w:val="both"/>
+      </w:pPr>
+      <w:r>
+        <w:rPr>
+          <w:rStyle w:val="Refdenotaalpie"/>
+          <w:rFonts w:ascii="Arial Narrow" w:hAnsi="Arial Narrow" w:cs="Arial"/>
+          <w:sz w:val="16"/>
+          <w:szCs w:val="15"/>
+          <w:vertAlign w:val="superscript"/>
+        </w:rPr>
+        <w:footnoteRef/>
+      </w:r>
+      <w:r>
+        <w:rPr>
+          <w:rFonts w:ascii="Arial Narrow" w:hAnsi="Arial Narrow" w:cs="Arial"/>
+          <w:sz w:val="15"/>
+          <w:szCs w:val="15"/>
+        </w:rPr>
+        <w:tab/>
+      </w:r>
+      <w:r>
+        <w:rPr>
+          <w:rFonts w:ascii="Arial Narrow" w:hAnsi="Arial Narrow" w:cs="Arial"/>
+          <w:b/>
+          <w:bCs/>
+          <w:sz w:val="15"/>
+          <w:szCs w:val="15"/>
+        </w:rPr>
+        <w:t xml:space="preserve">DECRETO SUPREMO 006-2026-JUS, TEXTO ÚNICO ORDENADO DE LA LEY 27444, LEY DEL PROCEDIMIENTO ADMINISTRATIVO GENERAL, publicado el 30 de abril de 2026</w:t>
+      </w:r>
+    </w:p>
+    <w:p>
+      <w:pPr>
+        <w:pStyle w:val="Textonotapie"/>
+        <w:ind w:left="567" w:hanging="567"/>
+        <w:jc w:val="both"/>
+      </w:pPr>
+      <w:r>
+        <w:rPr>
+          <w:rFonts w:ascii="Arial Narrow" w:hAnsi="Arial Narrow" w:cs="Arial"/>
+          <w:sz w:val="15"/>
+          <w:szCs w:val="15"/>
+        </w:rPr>
+        <w:tab/>
+      </w:r>
+      <w:r>
+        <w:rPr>
+          <w:rFonts w:ascii="Arial Narrow" w:hAnsi="Arial Narrow" w:cs="Arial"/>
+          <w:b/>
+          <w:bCs/>
+          <w:sz w:val="15"/>
+          <w:szCs w:val="15"/>
+        </w:rPr>
+        <w:t xml:space="preserve">Artículo 223.- Contestación de la reclamación</w:t>
+      </w:r>
+    </w:p>
+    <w:p>
+      <w:pPr>
+        <w:pStyle w:val="Textonotapie"/>
+        <w:ind w:left="567" w:hanging="567"/>
+        <w:jc w:val="both"/>
+      </w:pPr>
+      <w:r>
+        <w:rPr>
+          <w:rFonts w:ascii="Arial Narrow" w:hAnsi="Arial Narrow" w:cs="Arial"/>
+          <w:sz w:val="15"/>
+          <w:szCs w:val="15"/>
+        </w:rPr>
+        <w:tab/>
+      </w:r>
+      <w:r>
+        <w:rPr>
+          <w:rFonts w:ascii="Arial Narrow" w:hAnsi="Arial Narrow" w:cs="Arial"/>
+          <w:sz w:val="15"/>
+          <w:szCs w:val="15"/>
+        </w:rPr>
+        <w:t xml:space="preserve">223.1 El reclamado deberá presentar la contestación de la reclamación dentro de los quince (15) días posteriores a la notificación de ésta; vencido este plazo, la Administración declarará en rebeldía al reclamado que no la hubiera presentado. La contestación deberá contener los requisitos de los escritos previstos en el artículo 113 de la presente Ley, así como la absolución de todos los asuntos controvertidos de hecho y de derecho, Las alegaciones y los hechos relevantes de la reclamación, salvo que hayan sido específicamente negadas en la contestación, se tendrán por aceptadas o merituadas como ciertas.</w:t>
+      </w:r>
+    </w:p>
+  </w:footnote>
   <w:footnote w:id="7">
     <w:p>
       <w:pPr>
@@ -10160,7 +10248,7 @@
 </file>
 
 <file path=word/header1.xml><?xml version="1.0" encoding="utf-8"?>
-<w:hdr xmlns:wpc="http://schemas.microsoft.com/office/word/2010/wordprocessingCanvas" xmlns:cx="http://schemas.microsoft.com/office/drawing/2014/chartex" xmlns:cx1="http://schemas.microsoft.com/office/drawing/2015/9/8/chartex" xmlns:cx2="http://schemas.microsoft.com/office/drawing/2015/10/21/chartex" xmlns:cx3="http://schemas.microsoft.com/office/drawing/2016/5/9/chartex" xmlns:cx4="http://schemas.microsoft.com/office/drawing/2016/5/10/chartex" xmlns:cx5="http://schemas.microsoft.com/office/drawing/2016/5/11/chartex" xmlns:cx6="http://schemas.microsoft.com/office/drawing/2016/5/12/chartex" xmlns:cx7="http://schemas.microsoft.com/office/drawing/2016/5/13/chartex" xmlns:cx8="http://schemas.microsoft.com/office/drawing/2016/5/14/chartex" xmlns:mc="http://schemas.openxmlformats.org/markup-compatibility/2006" xmlns:aink="http://schemas.microsoft.com/office/drawing/2016/ink" xmlns:am3d="http://schemas.microsoft.com/office/drawing/2017/model3d" xmlns:o="urn:schemas-microsoft-com:office:office" xmlns:oel="http://schemas.microsoft.com/office/2019/extlst" xmlns:r="http://schemas.openxmlformats.org/officeDocument/2006/relationships" xmlns:m="http://schemas.openxmlformats.org/officeDocument/2006/math" xmlns:v="urn:schemas-microsoft-com:vml" xmlns:wp14="http://schemas.microsoft.com/office/word/2010/wordprocessingDrawing" xmlns:wp="http://schemas.openxmlformats.org/drawingml/2006/wordprocessingDrawing" xmlns:w10="urn:schemas-microsoft-com:office:word" xmlns:w="http://schemas.openxmlformats.org/wordprocessingml/2006/main" xmlns:w14="http://schemas.microsoft.com/office/word/2010/wordml" xmlns:w15="http://schemas.microsoft.com/office/word/2012/wordml" xmlns:w16cex="http://schemas.microsoft.com/office/word/2018/wordml/cex" xmlns:w16cid="http://schemas.microsoft.com/office/word/2016/wordml/cid" xmlns:w16="http://schemas.microsoft.com/office/word/2018/wordml" xmlns:w16du="http://schemas.microsoft.com/office/word/2023/wordml/word16du" xmlns:w16sdtdh="http://schemas.microsoft.com/office/word/2020/wordml/sdtdatahash" xmlns:w16sdtfl="http://schemas.microsoft.com/office/word/2024/wordml/sdtformatlock" xmlns:w16se="http://schemas.microsoft.com/office/word/2015/wordml/symex" xmlns:wpg="http://schemas.microsoft.com/office/word/2010/wordprocessingGroup" xmlns:wpi="http://schemas.microsoft.com/office/word/2010/wordprocessingInk" xmlns:wne="http://schemas.microsoft.com/office/word/2006/wordml" xmlns:wps="http://schemas.microsoft.com/office/word/2010/wordprocessingShape" mc:Ignorable="w14 w15 w16se w16cid w16 w16cex w16sdtdh w16sdtfl w16du wp14">
+<w:hdr xmlns:a="http://schemas.openxmlformats.org/drawingml/2006/main" xmlns:a14="http://schemas.microsoft.com/office/drawing/2010/main" xmlns:mc="http://schemas.openxmlformats.org/markup-compatibility/2006" xmlns:pic="http://schemas.openxmlformats.org/drawingml/2006/picture" xmlns:r="http://schemas.openxmlformats.org/officeDocument/2006/relationships" xmlns:w="http://schemas.openxmlformats.org/wordprocessingml/2006/main" xmlns:w14="http://schemas.microsoft.com/office/word/2010/wordml" xmlns:w15="http://schemas.microsoft.com/office/word/2012/wordml" xmlns:w16="http://schemas.microsoft.com/office/word/2018/wordml" xmlns:w16cex="http://schemas.microsoft.com/office/word/2018/wordml/cex" xmlns:w16cid="http://schemas.microsoft.com/office/word/2016/wordml/cid" xmlns:w16du="http://schemas.microsoft.com/office/word/2023/wordml/word16du" xmlns:w16sdtdh="http://schemas.microsoft.com/office/word/2020/wordml/sdtdatahash" xmlns:w16se="http://schemas.microsoft.com/office/word/2015/wordml/symex" xmlns:wp="http://schemas.openxmlformats.org/drawingml/2006/wordprocessingDrawing" xmlns:wp14="http://schemas.microsoft.com/office/word/2010/wordprocessingDrawing" mc:Ignorable="w14 w15 w16se w16cid w16 w16cex w16sdtdh w16du wp14">
   <w:tbl>
     <w:tblPr>
       <w:tblW w:w="8645" w:type="dxa"/>

--- a/plantillas_maestras/17_seguro_no_especificado/materia_general_asegurativa/2_o_mas_ddos_varios/varon/TPL_2323_2025_SEGURO_NO_ESPECIFICADO_MATERIA_GENERAL_ASEGURATIVA_ASEGURADORA_VARON_R2.docx
+++ b/plantillas_maestras/17_seguro_no_especificado/materia_general_asegurativa/2_o_mas_ddos_varios/varon/TPL_2323_2025_SEGURO_NO_ESPECIFICADO_MATERIA_GENERAL_ASEGURATIVA_ASEGURADORA_VARON_R2.docx
@@ -1180,443 +1180,7 @@
           <w:lang w:val="es-ES" w:eastAsia="es-ES"/>
           <w14:ligatures w14:val="none"/>
         </w:rPr>
-        <w:t xml:space="preserve">Mediante la denuncia del 19 de setiembre de 2025, subsanado mediante escrito del 30 de octubre de 2025, el señor [APELLIDO] [APELLIDO] , el señor [APELLIDO] [APELLIDO] , el señor [APELLIDO] [APELLIDO] , la señora [APELLIDO] [APELLIDO] , el señor [APELLIDO] [APELLIDO] Sanchez y la señora [APELLIDO] [APELLIDO] , denunciaron a La Positiva y La Positiva Vida (en adelante, los proveedores denunciados) por presuntas infracciones a la Ley 29571, Código de Protección y Defensa del Consumidor (en adelante, Código), señalando lo siguiente:</w:t>
-      </w:r>
-      <w:r>
-        <w:rPr>
-          <w:rFonts w:ascii="Arial Narrow" w:eastAsia="Arial Narrow" w:hAnsi="Arial Narrow" w:cs="Arial Narrow"/>
-          <w:color w:val="000000"/>
-          <w:kern w:val="0"/>
-          <w:sz w:val="22"/>
-          <w:szCs w:val="22"/>
-          <w:lang w:val="es-ES" w:eastAsia="es-ES"/>
-          <w14:ligatures w14:val="none"/>
-        </w:rPr>
-        <w:t xml:space="preserve"/>
-      </w:r>
-      <w:bookmarkStart w:id="4" w:name="_Hlk212105163"/>
-      <w:r>
-        <w:rPr>
-          <w:rFonts w:ascii="Arial Narrow" w:eastAsia="Arial Narrow" w:hAnsi="Arial Narrow" w:cs="Arial Narrow"/>
-          <w:color w:val="000000"/>
-          <w:kern w:val="0"/>
-          <w:sz w:val="22"/>
-          <w:szCs w:val="22"/>
-          <w:lang w:val="es-ES" w:eastAsia="es-ES"/>
-          <w14:ligatures w14:val="none"/>
-        </w:rPr>
-        <w:t/>
-      </w:r>
-      <w:r>
-        <w:rPr>
-          <w:rFonts w:ascii="Arial Narrow" w:eastAsia="Arial Narrow" w:hAnsi="Arial Narrow" w:cs="Arial Narrow"/>
-          <w:color w:val="000000"/>
-          <w:kern w:val="0"/>
-          <w:sz w:val="22"/>
-          <w:szCs w:val="22"/>
-          <w:lang w:val="es-ES" w:eastAsia="es-ES"/>
-          <w14:ligatures w14:val="none"/>
-        </w:rPr>
-        <w:t xml:space="preserve"/>
-      </w:r>
-      <w:r>
-        <w:rPr>
-          <w:rFonts w:ascii="Arial Narrow" w:eastAsia="Arial Narrow" w:hAnsi="Arial Narrow" w:cs="Arial Narrow"/>
-          <w:color w:val="000000"/>
-          <w:kern w:val="0"/>
-          <w:sz w:val="22"/>
-          <w:szCs w:val="22"/>
-          <w:lang w:val="es-ES" w:eastAsia="es-ES"/>
-          <w14:ligatures w14:val="none"/>
-        </w:rPr>
-        <w:t/>
-      </w:r>
-      <w:r>
-        <w:rPr>
-          <w:rFonts w:ascii="Arial Narrow" w:eastAsia="Arial Narrow" w:hAnsi="Arial Narrow" w:cs="Arial Narrow"/>
-          <w:color w:val="000000"/>
-          <w:kern w:val="0"/>
-          <w:sz w:val="22"/>
-          <w:szCs w:val="22"/>
-          <w:lang w:val="es-ES" w:eastAsia="es-ES"/>
-          <w14:ligatures w14:val="none"/>
-        </w:rPr>
-        <w:t xml:space="preserve"/>
-      </w:r>
-      <w:r>
-        <w:rPr>
-          <w:rFonts w:ascii="Arial Narrow" w:eastAsia="Arial Narrow" w:hAnsi="Arial Narrow" w:cs="Arial Narrow"/>
-          <w:color w:val="000000"/>
-          <w:kern w:val="0"/>
-          <w:sz w:val="22"/>
-          <w:szCs w:val="22"/>
-          <w:lang w:val="es-ES" w:eastAsia="es-ES"/>
-          <w14:ligatures w14:val="none"/>
-        </w:rPr>
-        <w:t/>
-      </w:r>
-      <w:bookmarkEnd w:id="4"/>
-      <w:r>
-        <w:rPr>
-          <w:rFonts w:ascii="Arial Narrow" w:eastAsia="Arial Narrow" w:hAnsi="Arial Narrow" w:cs="Arial Narrow"/>
-          <w:kern w:val="0"/>
-          <w14:ligatures w14:val="none"/>
-          <w:sz w:val="22"/>
-          <w:szCs w:val="22"/>
-        </w:rPr>
-        <w:t xml:space="preserve"/>
-      </w:r>
-      <w:r>
-        <w:rPr>
-          <w:rFonts w:ascii="Arial Narrow" w:eastAsia="Arial Narrow" w:hAnsi="Arial Narrow" w:cs="Arial Narrow"/>
-          <w:kern w:val="0"/>
-          <w14:ligatures w14:val="none"/>
-          <w:sz w:val="22"/>
-          <w:szCs w:val="22"/>
-        </w:rPr>
-        <w:t xml:space="preserve"/>
-      </w:r>
-      <w:r>
-        <w:rPr>
-          <w:rFonts w:ascii="Arial Narrow" w:eastAsia="Arial Narrow" w:hAnsi="Arial Narrow" w:cs="Arial Narrow"/>
-          <w:kern w:val="0"/>
-          <w14:ligatures w14:val="none"/>
-          <w:sz w:val="22"/>
-          <w:szCs w:val="22"/>
-        </w:rPr>
-        <w:t/>
-      </w:r>
-      <w:r>
-        <w:rPr>
-          <w:rFonts w:ascii="Arial Narrow" w:eastAsia="Arial Narrow" w:hAnsi="Arial Narrow" w:cs="Arial Narrow"/>
-          <w:kern w:val="0"/>
-          <w14:ligatures w14:val="none"/>
-          <w:sz w:val="22"/>
-          <w:szCs w:val="22"/>
-        </w:rPr>
-        <w:t xml:space="preserve"/>
-      </w:r>
-      <w:r>
-        <w:rPr>
-          <w:rFonts w:ascii="Arial Narrow" w:eastAsia="Arial Narrow" w:hAnsi="Arial Narrow" w:cs="Arial Narrow"/>
-          <w:kern w:val="0"/>
-          <w14:ligatures w14:val="none"/>
-          <w:sz w:val="22"/>
-          <w:szCs w:val="22"/>
-        </w:rPr>
-        <w:t/>
-      </w:r>
-      <w:r>
-        <w:rPr>
-          <w:rFonts w:ascii="Arial Narrow" w:eastAsia="Arial Narrow" w:hAnsi="Arial Narrow" w:cs="Arial Narrow"/>
-          <w:kern w:val="0"/>
-          <w14:ligatures w14:val="none"/>
-          <w:sz w:val="22"/>
-          <w:szCs w:val="22"/>
-        </w:rPr>
-        <w:t xml:space="preserve"/>
-      </w:r>
-      <w:proofErr w:type="spellStart"/>
-      <w:r>
-        <w:rPr>
-          <w:rFonts w:ascii="Arial Narrow" w:eastAsia="Arial Narrow" w:hAnsi="Arial Narrow" w:cs="Arial Narrow"/>
-          <w:kern w:val="0"/>
-          <w14:ligatures w14:val="none"/>
-          <w:sz w:val="22"/>
-          <w:szCs w:val="22"/>
-        </w:rPr>
-        <w:t/>
-      </w:r>
-      <w:proofErr w:type="spellEnd"/>
-      <w:r>
-        <w:rPr>
-          <w:rFonts w:ascii="Arial Narrow" w:eastAsia="Arial Narrow" w:hAnsi="Arial Narrow" w:cs="Arial Narrow"/>
-          <w:kern w:val="0"/>
-          <w14:ligatures w14:val="none"/>
-          <w:sz w:val="22"/>
-          <w:szCs w:val="22"/>
-        </w:rPr>
-        <w:t xml:space="preserve"/>
-      </w:r>
-      <w:proofErr w:type="spellStart"/>
-      <w:r>
-        <w:rPr>
-          <w:rFonts w:ascii="Arial Narrow" w:eastAsia="Arial Narrow" w:hAnsi="Arial Narrow" w:cs="Arial Narrow"/>
-          <w:kern w:val="0"/>
-          <w14:ligatures w14:val="none"/>
-          <w:sz w:val="22"/>
-          <w:szCs w:val="22"/>
-        </w:rPr>
-        <w:t/>
-      </w:r>
-      <w:proofErr w:type="spellEnd"/>
-      <w:r>
-        <w:rPr>
-          <w:rFonts w:ascii="Arial Narrow" w:eastAsia="Arial Narrow" w:hAnsi="Arial Narrow" w:cs="Arial Narrow"/>
-          <w:kern w:val="0"/>
-          <w14:ligatures w14:val="none"/>
-          <w:sz w:val="22"/>
-          <w:szCs w:val="22"/>
-        </w:rPr>
-        <w:t xml:space="preserve"/>
-      </w:r>
-      <w:proofErr w:type="spellStart"/>
-      <w:r>
-        <w:rPr>
-          <w:rFonts w:ascii="Arial Narrow" w:eastAsia="Arial Narrow" w:hAnsi="Arial Narrow" w:cs="Arial Narrow"/>
-          <w:kern w:val="0"/>
-          <w14:ligatures w14:val="none"/>
-          <w:sz w:val="22"/>
-          <w:szCs w:val="22"/>
-        </w:rPr>
-        <w:t/>
-      </w:r>
-      <w:proofErr w:type="spellEnd"/>
-      <w:r>
-        <w:rPr>
-          <w:rFonts w:ascii="Arial Narrow" w:eastAsia="Arial Narrow" w:hAnsi="Arial Narrow" w:cs="Arial Narrow"/>
-          <w:kern w:val="0"/>
-          <w14:ligatures w14:val="none"/>
-          <w:sz w:val="22"/>
-          <w:szCs w:val="22"/>
-        </w:rPr>
-        <w:t xml:space="preserve"/>
-      </w:r>
-      <w:proofErr w:type="spellStart"/>
-      <w:r>
-        <w:rPr>
-          <w:rFonts w:ascii="Arial Narrow" w:eastAsia="Arial Narrow" w:hAnsi="Arial Narrow" w:cs="Arial Narrow"/>
-          <w:kern w:val="0"/>
-          <w14:ligatures w14:val="none"/>
-          <w:sz w:val="22"/>
-          <w:szCs w:val="22"/>
-        </w:rPr>
-        <w:t/>
-      </w:r>
-      <w:proofErr w:type="spellEnd"/>
-      <w:r>
-        <w:rPr>
-          <w:rFonts w:ascii="Arial Narrow" w:eastAsia="Arial Narrow" w:hAnsi="Arial Narrow" w:cs="Arial Narrow"/>
-          <w:kern w:val="0"/>
-          <w14:ligatures w14:val="none"/>
-          <w:sz w:val="22"/>
-          <w:szCs w:val="22"/>
-        </w:rPr>
-        <w:t xml:space="preserve"/>
-      </w:r>
-      <w:proofErr w:type="spellStart"/>
-      <w:r>
-        <w:rPr>
-          <w:rFonts w:ascii="Arial Narrow" w:eastAsia="Arial Narrow" w:hAnsi="Arial Narrow" w:cs="Arial Narrow"/>
-          <w:kern w:val="0"/>
-          <w14:ligatures w14:val="none"/>
-          <w:sz w:val="22"/>
-          <w:szCs w:val="22"/>
-        </w:rPr>
-        <w:t/>
-      </w:r>
-      <w:proofErr w:type="spellEnd"/>
-      <w:r>
-        <w:rPr>
-          <w:rFonts w:ascii="Arial Narrow" w:eastAsia="Arial Narrow" w:hAnsi="Arial Narrow" w:cs="Arial Narrow"/>
-          <w:kern w:val="0"/>
-          <w14:ligatures w14:val="none"/>
-          <w:sz w:val="22"/>
-          <w:szCs w:val="22"/>
-        </w:rPr>
-        <w:t xml:space="preserve"/>
-      </w:r>
-      <w:proofErr w:type="spellStart"/>
-      <w:r>
-        <w:rPr>
-          <w:rFonts w:ascii="Arial Narrow" w:eastAsia="Arial Narrow" w:hAnsi="Arial Narrow" w:cs="Arial Narrow"/>
-          <w:kern w:val="0"/>
-          <w14:ligatures w14:val="none"/>
-          <w:sz w:val="22"/>
-          <w:szCs w:val="22"/>
-        </w:rPr>
-        <w:t/>
-      </w:r>
-      <w:proofErr w:type="spellEnd"/>
-      <w:r>
-        <w:rPr>
-          <w:rFonts w:ascii="Arial Narrow" w:eastAsia="Arial Narrow" w:hAnsi="Arial Narrow" w:cs="Arial Narrow"/>
-          <w:kern w:val="0"/>
-          <w14:ligatures w14:val="none"/>
-          <w:sz w:val="22"/>
-          <w:szCs w:val="22"/>
-        </w:rPr>
-        <w:t xml:space="preserve"/>
-      </w:r>
-      <w:proofErr w:type="spellStart"/>
-      <w:r>
-        <w:rPr>
-          <w:rFonts w:ascii="Arial Narrow" w:eastAsia="Arial Narrow" w:hAnsi="Arial Narrow" w:cs="Arial Narrow"/>
-          <w:kern w:val="0"/>
-          <w14:ligatures w14:val="none"/>
-          <w:sz w:val="22"/>
-          <w:szCs w:val="22"/>
-        </w:rPr>
-        <w:t/>
-      </w:r>
-      <w:proofErr w:type="spellEnd"/>
-      <w:r>
-        <w:rPr>
-          <w:rFonts w:ascii="Arial Narrow" w:eastAsia="Arial Narrow" w:hAnsi="Arial Narrow" w:cs="Arial Narrow"/>
-          <w:kern w:val="0"/>
-          <w14:ligatures w14:val="none"/>
-          <w:sz w:val="22"/>
-          <w:szCs w:val="22"/>
-        </w:rPr>
-        <w:t xml:space="preserve"/>
-      </w:r>
-      <w:proofErr w:type="spellStart"/>
-      <w:r>
-        <w:rPr>
-          <w:rFonts w:ascii="Arial Narrow" w:eastAsia="Arial Narrow" w:hAnsi="Arial Narrow" w:cs="Arial Narrow"/>
-          <w:kern w:val="0"/>
-          <w14:ligatures w14:val="none"/>
-          <w:sz w:val="22"/>
-          <w:szCs w:val="22"/>
-        </w:rPr>
-        <w:t/>
-      </w:r>
-      <w:proofErr w:type="spellEnd"/>
-      <w:r>
-        <w:rPr>
-          <w:rFonts w:ascii="Arial Narrow" w:eastAsia="Arial Narrow" w:hAnsi="Arial Narrow" w:cs="Arial Narrow"/>
-          <w:kern w:val="0"/>
-          <w14:ligatures w14:val="none"/>
-          <w:sz w:val="22"/>
-          <w:szCs w:val="22"/>
-        </w:rPr>
-        <w:t xml:space="preserve"/>
-      </w:r>
-      <w:proofErr w:type="spellStart"/>
-      <w:r>
-        <w:rPr>
-          <w:rFonts w:ascii="Arial Narrow" w:eastAsia="Arial Narrow" w:hAnsi="Arial Narrow" w:cs="Arial Narrow"/>
-          <w:kern w:val="0"/>
-          <w14:ligatures w14:val="none"/>
-          <w:sz w:val="22"/>
-          <w:szCs w:val="22"/>
-        </w:rPr>
-        <w:t/>
-      </w:r>
-      <w:proofErr w:type="spellEnd"/>
-      <w:r>
-        <w:rPr>
-          <w:rFonts w:ascii="Arial Narrow" w:eastAsia="Arial Narrow" w:hAnsi="Arial Narrow" w:cs="Arial Narrow"/>
-          <w:kern w:val="0"/>
-          <w14:ligatures w14:val="none"/>
-          <w:sz w:val="22"/>
-          <w:szCs w:val="22"/>
-        </w:rPr>
-        <w:t xml:space="preserve"/>
-      </w:r>
-      <w:proofErr w:type="spellStart"/>
-      <w:r>
-        <w:rPr>
-          <w:rFonts w:ascii="Arial Narrow" w:eastAsia="Arial Narrow" w:hAnsi="Arial Narrow" w:cs="Arial Narrow"/>
-          <w:kern w:val="0"/>
-          <w14:ligatures w14:val="none"/>
-          <w:sz w:val="22"/>
-          <w:szCs w:val="22"/>
-        </w:rPr>
-        <w:t/>
-      </w:r>
-      <w:proofErr w:type="spellEnd"/>
-      <w:r>
-        <w:rPr>
-          <w:rFonts w:ascii="Arial Narrow" w:eastAsia="Arial Narrow" w:hAnsi="Arial Narrow" w:cs="Arial Narrow"/>
-          <w:kern w:val="0"/>
-          <w14:ligatures w14:val="none"/>
-          <w:sz w:val="22"/>
-          <w:szCs w:val="22"/>
-        </w:rPr>
-        <w:t xml:space="preserve"/>
-      </w:r>
-      <w:r>
-        <w:rPr>
-          <w:rFonts w:ascii="Arial Narrow" w:eastAsia="Arial Narrow" w:hAnsi="Arial Narrow" w:cs="Arial Narrow"/>
-          <w:kern w:val="0"/>
-          <w14:ligatures w14:val="none"/>
-          <w:sz w:val="22"/>
-          <w:szCs w:val="22"/>
-        </w:rPr>
-        <w:t/>
-      </w:r>
-      <w:r>
-        <w:rPr>
-          <w:rFonts w:ascii="Arial Narrow" w:eastAsia="Arial Narrow" w:hAnsi="Arial Narrow" w:cs="Arial Narrow"/>
-          <w:color w:val="000000"/>
-          <w:kern w:val="0"/>
-          <w:sz w:val="22"/>
-          <w:szCs w:val="22"/>
-          <w:lang w:val="es-ES" w:eastAsia="es-ES"/>
-          <w14:ligatures w14:val="none"/>
-        </w:rPr>
-        <w:t xml:space="preserve"/>
-      </w:r>
-      <w:r>
-        <w:rPr>
-          <w:rFonts w:ascii="Arial Narrow" w:eastAsia="Arial Narrow" w:hAnsi="Arial Narrow" w:cs="Arial Narrow"/>
-          <w:color w:val="000000"/>
-          <w:kern w:val="0"/>
-          <w:sz w:val="22"/>
-          <w:szCs w:val="22"/>
-          <w:lang w:val="es-ES" w:eastAsia="es-ES"/>
-          <w14:ligatures w14:val="none"/>
-        </w:rPr>
-        <w:t/>
-      </w:r>
-      <w:r>
-        <w:rPr>
-          <w:rFonts w:ascii="Arial Narrow" w:eastAsia="Arial Narrow" w:hAnsi="Arial Narrow" w:cs="Arial Narrow"/>
-          <w:color w:val="000000"/>
-          <w:kern w:val="0"/>
-          <w:sz w:val="22"/>
-          <w:szCs w:val="22"/>
-          <w:lang w:val="es-ES" w:eastAsia="es-ES"/>
-          <w14:ligatures w14:val="none"/>
-        </w:rPr>
-        <w:t xml:space="preserve"/>
-      </w:r>
-      <w:r>
-        <w:rPr>
-          <w:rFonts w:ascii="Arial Narrow" w:eastAsia="Arial Narrow" w:hAnsi="Arial Narrow" w:cs="Arial Narrow"/>
-          <w:color w:val="000000"/>
-          <w:kern w:val="0"/>
-          <w:sz w:val="22"/>
-          <w:szCs w:val="22"/>
-          <w:lang w:val="es-ES" w:eastAsia="es-ES"/>
-          <w14:ligatures w14:val="none"/>
-        </w:rPr>
-        <w:t xml:space="preserve"/>
-      </w:r>
-      <w:r>
-        <w:rPr>
-          <w:rFonts w:ascii="Arial Narrow" w:eastAsia="Arial Narrow" w:hAnsi="Arial Narrow" w:cs="Arial Narrow"/>
-          <w:color w:val="000000"/>
-          <w:kern w:val="0"/>
-          <w:sz w:val="22"/>
-          <w:szCs w:val="22"/>
-          <w:lang w:val="es-ES" w:eastAsia="es-ES"/>
-          <w14:ligatures w14:val="none"/>
-        </w:rPr>
-        <w:t/>
-      </w:r>
-      <w:r>
-        <w:rPr>
-          <w:rFonts w:ascii="Arial Narrow" w:eastAsia="Arial Narrow" w:hAnsi="Arial Narrow" w:cs="Arial Narrow"/>
-          <w:color w:val="000000"/>
-          <w:kern w:val="0"/>
-          <w:sz w:val="22"/>
-          <w:szCs w:val="22"/>
-          <w:lang w:val="es-ES" w:eastAsia="es-ES"/>
-          <w14:ligatures w14:val="none"/>
-        </w:rPr>
-        <w:t xml:space="preserve"/>
+        <w:t xml:space="preserve">Mediante la denuncia del 19 de setiembre de 2025, subsanado mediante escrito del 30 de octubre de 2025, el señor [APELLIDO] [APELLIDO] , el señor [APELLIDO] [APELLIDO] , el señor [APELLIDO] [APELLIDO] , la señora [APELLIDO] [APELLIDO] , el señor [APELLIDO] [APELLIDO] Sanchez y la señora [APELLIDO] [APELLIDO] , denunciaron a La Positiva y La Positiva Vida (en adelante, los proveedores denunciados) por presuntas infracciones a la Ley 29571, Código de Protección y Defensa del Consumidor</w:t>
       </w:r>
       <w:r>
         <w:rPr>
@@ -1631,6 +1195,454 @@
           <w14:ligatures w14:val="none"/>
         </w:rPr>
         <w:footnoteReference w:id="1"/>
+      </w:r>
+      <w:r>
+        <w:rPr>
+          <w:rFonts w:ascii="Arial Narrow" w:eastAsia="Arial Narrow" w:hAnsi="Arial Narrow" w:cs="Arial Narrow"/>
+          <w:color w:val="000000"/>
+          <w:kern w:val="0"/>
+          <w:sz w:val="22"/>
+          <w:szCs w:val="22"/>
+          <w:lang w:val="es-ES" w:eastAsia="es-ES"/>
+          <w14:ligatures w14:val="none"/>
+        </w:rPr>
+        <w:t xml:space="preserve"> (en adelante, Código), señalando lo siguiente:</w:t>
+      </w:r>
+      <w:r>
+        <w:rPr>
+          <w:rFonts w:ascii="Arial Narrow" w:eastAsia="Arial Narrow" w:hAnsi="Arial Narrow" w:cs="Arial Narrow"/>
+          <w:color w:val="000000"/>
+          <w:kern w:val="0"/>
+          <w:sz w:val="22"/>
+          <w:szCs w:val="22"/>
+          <w:lang w:val="es-ES" w:eastAsia="es-ES"/>
+          <w14:ligatures w14:val="none"/>
+        </w:rPr>
+        <w:t xml:space="preserve"/>
+      </w:r>
+      <w:bookmarkStart w:id="4" w:name="_Hlk212105163"/>
+      <w:r>
+        <w:rPr>
+          <w:rFonts w:ascii="Arial Narrow" w:eastAsia="Arial Narrow" w:hAnsi="Arial Narrow" w:cs="Arial Narrow"/>
+          <w:color w:val="000000"/>
+          <w:kern w:val="0"/>
+          <w:sz w:val="22"/>
+          <w:szCs w:val="22"/>
+          <w:lang w:val="es-ES" w:eastAsia="es-ES"/>
+          <w14:ligatures w14:val="none"/>
+        </w:rPr>
+        <w:t/>
+      </w:r>
+      <w:r>
+        <w:rPr>
+          <w:rFonts w:ascii="Arial Narrow" w:eastAsia="Arial Narrow" w:hAnsi="Arial Narrow" w:cs="Arial Narrow"/>
+          <w:color w:val="000000"/>
+          <w:kern w:val="0"/>
+          <w:sz w:val="22"/>
+          <w:szCs w:val="22"/>
+          <w:lang w:val="es-ES" w:eastAsia="es-ES"/>
+          <w14:ligatures w14:val="none"/>
+        </w:rPr>
+        <w:t xml:space="preserve"/>
+      </w:r>
+      <w:r>
+        <w:rPr>
+          <w:rFonts w:ascii="Arial Narrow" w:eastAsia="Arial Narrow" w:hAnsi="Arial Narrow" w:cs="Arial Narrow"/>
+          <w:color w:val="000000"/>
+          <w:kern w:val="0"/>
+          <w:sz w:val="22"/>
+          <w:szCs w:val="22"/>
+          <w:lang w:val="es-ES" w:eastAsia="es-ES"/>
+          <w14:ligatures w14:val="none"/>
+        </w:rPr>
+        <w:t/>
+      </w:r>
+      <w:r>
+        <w:rPr>
+          <w:rFonts w:ascii="Arial Narrow" w:eastAsia="Arial Narrow" w:hAnsi="Arial Narrow" w:cs="Arial Narrow"/>
+          <w:color w:val="000000"/>
+          <w:kern w:val="0"/>
+          <w:sz w:val="22"/>
+          <w:szCs w:val="22"/>
+          <w:lang w:val="es-ES" w:eastAsia="es-ES"/>
+          <w14:ligatures w14:val="none"/>
+        </w:rPr>
+        <w:t xml:space="preserve"/>
+      </w:r>
+      <w:r>
+        <w:rPr>
+          <w:rFonts w:ascii="Arial Narrow" w:eastAsia="Arial Narrow" w:hAnsi="Arial Narrow" w:cs="Arial Narrow"/>
+          <w:color w:val="000000"/>
+          <w:kern w:val="0"/>
+          <w:sz w:val="22"/>
+          <w:szCs w:val="22"/>
+          <w:lang w:val="es-ES" w:eastAsia="es-ES"/>
+          <w14:ligatures w14:val="none"/>
+        </w:rPr>
+        <w:t/>
+      </w:r>
+      <w:bookmarkEnd w:id="4"/>
+      <w:r>
+        <w:rPr>
+          <w:rFonts w:ascii="Arial Narrow" w:eastAsia="Arial Narrow" w:hAnsi="Arial Narrow" w:cs="Arial Narrow"/>
+          <w:kern w:val="0"/>
+          <w14:ligatures w14:val="none"/>
+          <w:sz w:val="22"/>
+          <w:szCs w:val="22"/>
+        </w:rPr>
+        <w:t xml:space="preserve"/>
+      </w:r>
+      <w:r>
+        <w:rPr>
+          <w:rFonts w:ascii="Arial Narrow" w:eastAsia="Arial Narrow" w:hAnsi="Arial Narrow" w:cs="Arial Narrow"/>
+          <w:kern w:val="0"/>
+          <w14:ligatures w14:val="none"/>
+          <w:sz w:val="22"/>
+          <w:szCs w:val="22"/>
+        </w:rPr>
+        <w:t xml:space="preserve"/>
+      </w:r>
+      <w:r>
+        <w:rPr>
+          <w:rFonts w:ascii="Arial Narrow" w:eastAsia="Arial Narrow" w:hAnsi="Arial Narrow" w:cs="Arial Narrow"/>
+          <w:kern w:val="0"/>
+          <w14:ligatures w14:val="none"/>
+          <w:sz w:val="22"/>
+          <w:szCs w:val="22"/>
+        </w:rPr>
+        <w:t/>
+      </w:r>
+      <w:r>
+        <w:rPr>
+          <w:rFonts w:ascii="Arial Narrow" w:eastAsia="Arial Narrow" w:hAnsi="Arial Narrow" w:cs="Arial Narrow"/>
+          <w:kern w:val="0"/>
+          <w14:ligatures w14:val="none"/>
+          <w:sz w:val="22"/>
+          <w:szCs w:val="22"/>
+        </w:rPr>
+        <w:t xml:space="preserve"/>
+      </w:r>
+      <w:r>
+        <w:rPr>
+          <w:rFonts w:ascii="Arial Narrow" w:eastAsia="Arial Narrow" w:hAnsi="Arial Narrow" w:cs="Arial Narrow"/>
+          <w:kern w:val="0"/>
+          <w14:ligatures w14:val="none"/>
+          <w:sz w:val="22"/>
+          <w:szCs w:val="22"/>
+        </w:rPr>
+        <w:t/>
+      </w:r>
+      <w:r>
+        <w:rPr>
+          <w:rFonts w:ascii="Arial Narrow" w:eastAsia="Arial Narrow" w:hAnsi="Arial Narrow" w:cs="Arial Narrow"/>
+          <w:kern w:val="0"/>
+          <w14:ligatures w14:val="none"/>
+          <w:sz w:val="22"/>
+          <w:szCs w:val="22"/>
+        </w:rPr>
+        <w:t xml:space="preserve"/>
+      </w:r>
+      <w:proofErr w:type="spellStart"/>
+      <w:r>
+        <w:rPr>
+          <w:rFonts w:ascii="Arial Narrow" w:eastAsia="Arial Narrow" w:hAnsi="Arial Narrow" w:cs="Arial Narrow"/>
+          <w:kern w:val="0"/>
+          <w14:ligatures w14:val="none"/>
+          <w:sz w:val="22"/>
+          <w:szCs w:val="22"/>
+        </w:rPr>
+        <w:t/>
+      </w:r>
+      <w:proofErr w:type="spellEnd"/>
+      <w:r>
+        <w:rPr>
+          <w:rFonts w:ascii="Arial Narrow" w:eastAsia="Arial Narrow" w:hAnsi="Arial Narrow" w:cs="Arial Narrow"/>
+          <w:kern w:val="0"/>
+          <w14:ligatures w14:val="none"/>
+          <w:sz w:val="22"/>
+          <w:szCs w:val="22"/>
+        </w:rPr>
+        <w:t xml:space="preserve"/>
+      </w:r>
+      <w:proofErr w:type="spellStart"/>
+      <w:r>
+        <w:rPr>
+          <w:rFonts w:ascii="Arial Narrow" w:eastAsia="Arial Narrow" w:hAnsi="Arial Narrow" w:cs="Arial Narrow"/>
+          <w:kern w:val="0"/>
+          <w14:ligatures w14:val="none"/>
+          <w:sz w:val="22"/>
+          <w:szCs w:val="22"/>
+        </w:rPr>
+        <w:t/>
+      </w:r>
+      <w:proofErr w:type="spellEnd"/>
+      <w:r>
+        <w:rPr>
+          <w:rFonts w:ascii="Arial Narrow" w:eastAsia="Arial Narrow" w:hAnsi="Arial Narrow" w:cs="Arial Narrow"/>
+          <w:kern w:val="0"/>
+          <w14:ligatures w14:val="none"/>
+          <w:sz w:val="22"/>
+          <w:szCs w:val="22"/>
+        </w:rPr>
+        <w:t xml:space="preserve"/>
+      </w:r>
+      <w:proofErr w:type="spellStart"/>
+      <w:r>
+        <w:rPr>
+          <w:rFonts w:ascii="Arial Narrow" w:eastAsia="Arial Narrow" w:hAnsi="Arial Narrow" w:cs="Arial Narrow"/>
+          <w:kern w:val="0"/>
+          <w14:ligatures w14:val="none"/>
+          <w:sz w:val="22"/>
+          <w:szCs w:val="22"/>
+        </w:rPr>
+        <w:t/>
+      </w:r>
+      <w:proofErr w:type="spellEnd"/>
+      <w:r>
+        <w:rPr>
+          <w:rFonts w:ascii="Arial Narrow" w:eastAsia="Arial Narrow" w:hAnsi="Arial Narrow" w:cs="Arial Narrow"/>
+          <w:kern w:val="0"/>
+          <w14:ligatures w14:val="none"/>
+          <w:sz w:val="22"/>
+          <w:szCs w:val="22"/>
+        </w:rPr>
+        <w:t xml:space="preserve"/>
+      </w:r>
+      <w:proofErr w:type="spellStart"/>
+      <w:r>
+        <w:rPr>
+          <w:rFonts w:ascii="Arial Narrow" w:eastAsia="Arial Narrow" w:hAnsi="Arial Narrow" w:cs="Arial Narrow"/>
+          <w:kern w:val="0"/>
+          <w14:ligatures w14:val="none"/>
+          <w:sz w:val="22"/>
+          <w:szCs w:val="22"/>
+        </w:rPr>
+        <w:t/>
+      </w:r>
+      <w:proofErr w:type="spellEnd"/>
+      <w:r>
+        <w:rPr>
+          <w:rFonts w:ascii="Arial Narrow" w:eastAsia="Arial Narrow" w:hAnsi="Arial Narrow" w:cs="Arial Narrow"/>
+          <w:kern w:val="0"/>
+          <w14:ligatures w14:val="none"/>
+          <w:sz w:val="22"/>
+          <w:szCs w:val="22"/>
+        </w:rPr>
+        <w:t xml:space="preserve"/>
+      </w:r>
+      <w:proofErr w:type="spellStart"/>
+      <w:r>
+        <w:rPr>
+          <w:rFonts w:ascii="Arial Narrow" w:eastAsia="Arial Narrow" w:hAnsi="Arial Narrow" w:cs="Arial Narrow"/>
+          <w:kern w:val="0"/>
+          <w14:ligatures w14:val="none"/>
+          <w:sz w:val="22"/>
+          <w:szCs w:val="22"/>
+        </w:rPr>
+        <w:t/>
+      </w:r>
+      <w:proofErr w:type="spellEnd"/>
+      <w:r>
+        <w:rPr>
+          <w:rFonts w:ascii="Arial Narrow" w:eastAsia="Arial Narrow" w:hAnsi="Arial Narrow" w:cs="Arial Narrow"/>
+          <w:kern w:val="0"/>
+          <w14:ligatures w14:val="none"/>
+          <w:sz w:val="22"/>
+          <w:szCs w:val="22"/>
+        </w:rPr>
+        <w:t xml:space="preserve"/>
+      </w:r>
+      <w:proofErr w:type="spellStart"/>
+      <w:r>
+        <w:rPr>
+          <w:rFonts w:ascii="Arial Narrow" w:eastAsia="Arial Narrow" w:hAnsi="Arial Narrow" w:cs="Arial Narrow"/>
+          <w:kern w:val="0"/>
+          <w14:ligatures w14:val="none"/>
+          <w:sz w:val="22"/>
+          <w:szCs w:val="22"/>
+        </w:rPr>
+        <w:t/>
+      </w:r>
+      <w:proofErr w:type="spellEnd"/>
+      <w:r>
+        <w:rPr>
+          <w:rFonts w:ascii="Arial Narrow" w:eastAsia="Arial Narrow" w:hAnsi="Arial Narrow" w:cs="Arial Narrow"/>
+          <w:kern w:val="0"/>
+          <w14:ligatures w14:val="none"/>
+          <w:sz w:val="22"/>
+          <w:szCs w:val="22"/>
+        </w:rPr>
+        <w:t xml:space="preserve"/>
+      </w:r>
+      <w:proofErr w:type="spellStart"/>
+      <w:r>
+        <w:rPr>
+          <w:rFonts w:ascii="Arial Narrow" w:eastAsia="Arial Narrow" w:hAnsi="Arial Narrow" w:cs="Arial Narrow"/>
+          <w:kern w:val="0"/>
+          <w14:ligatures w14:val="none"/>
+          <w:sz w:val="22"/>
+          <w:szCs w:val="22"/>
+        </w:rPr>
+        <w:t/>
+      </w:r>
+      <w:proofErr w:type="spellEnd"/>
+      <w:r>
+        <w:rPr>
+          <w:rFonts w:ascii="Arial Narrow" w:eastAsia="Arial Narrow" w:hAnsi="Arial Narrow" w:cs="Arial Narrow"/>
+          <w:kern w:val="0"/>
+          <w14:ligatures w14:val="none"/>
+          <w:sz w:val="22"/>
+          <w:szCs w:val="22"/>
+        </w:rPr>
+        <w:t xml:space="preserve"/>
+      </w:r>
+      <w:proofErr w:type="spellStart"/>
+      <w:r>
+        <w:rPr>
+          <w:rFonts w:ascii="Arial Narrow" w:eastAsia="Arial Narrow" w:hAnsi="Arial Narrow" w:cs="Arial Narrow"/>
+          <w:kern w:val="0"/>
+          <w14:ligatures w14:val="none"/>
+          <w:sz w:val="22"/>
+          <w:szCs w:val="22"/>
+        </w:rPr>
+        <w:t/>
+      </w:r>
+      <w:proofErr w:type="spellEnd"/>
+      <w:r>
+        <w:rPr>
+          <w:rFonts w:ascii="Arial Narrow" w:eastAsia="Arial Narrow" w:hAnsi="Arial Narrow" w:cs="Arial Narrow"/>
+          <w:kern w:val="0"/>
+          <w14:ligatures w14:val="none"/>
+          <w:sz w:val="22"/>
+          <w:szCs w:val="22"/>
+        </w:rPr>
+        <w:t xml:space="preserve"/>
+      </w:r>
+      <w:proofErr w:type="spellStart"/>
+      <w:r>
+        <w:rPr>
+          <w:rFonts w:ascii="Arial Narrow" w:eastAsia="Arial Narrow" w:hAnsi="Arial Narrow" w:cs="Arial Narrow"/>
+          <w:kern w:val="0"/>
+          <w14:ligatures w14:val="none"/>
+          <w:sz w:val="22"/>
+          <w:szCs w:val="22"/>
+        </w:rPr>
+        <w:t/>
+      </w:r>
+      <w:proofErr w:type="spellEnd"/>
+      <w:r>
+        <w:rPr>
+          <w:rFonts w:ascii="Arial Narrow" w:eastAsia="Arial Narrow" w:hAnsi="Arial Narrow" w:cs="Arial Narrow"/>
+          <w:kern w:val="0"/>
+          <w14:ligatures w14:val="none"/>
+          <w:sz w:val="22"/>
+          <w:szCs w:val="22"/>
+        </w:rPr>
+        <w:t xml:space="preserve"/>
+      </w:r>
+      <w:proofErr w:type="spellStart"/>
+      <w:r>
+        <w:rPr>
+          <w:rFonts w:ascii="Arial Narrow" w:eastAsia="Arial Narrow" w:hAnsi="Arial Narrow" w:cs="Arial Narrow"/>
+          <w:kern w:val="0"/>
+          <w14:ligatures w14:val="none"/>
+          <w:sz w:val="22"/>
+          <w:szCs w:val="22"/>
+        </w:rPr>
+        <w:t/>
+      </w:r>
+      <w:proofErr w:type="spellEnd"/>
+      <w:r>
+        <w:rPr>
+          <w:rFonts w:ascii="Arial Narrow" w:eastAsia="Arial Narrow" w:hAnsi="Arial Narrow" w:cs="Arial Narrow"/>
+          <w:kern w:val="0"/>
+          <w14:ligatures w14:val="none"/>
+          <w:sz w:val="22"/>
+          <w:szCs w:val="22"/>
+        </w:rPr>
+        <w:t xml:space="preserve"/>
+      </w:r>
+      <w:r>
+        <w:rPr>
+          <w:rFonts w:ascii="Arial Narrow" w:eastAsia="Arial Narrow" w:hAnsi="Arial Narrow" w:cs="Arial Narrow"/>
+          <w:kern w:val="0"/>
+          <w14:ligatures w14:val="none"/>
+          <w:sz w:val="22"/>
+          <w:szCs w:val="22"/>
+        </w:rPr>
+        <w:t/>
+      </w:r>
+      <w:r>
+        <w:rPr>
+          <w:rFonts w:ascii="Arial Narrow" w:eastAsia="Arial Narrow" w:hAnsi="Arial Narrow" w:cs="Arial Narrow"/>
+          <w:color w:val="000000"/>
+          <w:kern w:val="0"/>
+          <w:sz w:val="22"/>
+          <w:szCs w:val="22"/>
+          <w:lang w:val="es-ES" w:eastAsia="es-ES"/>
+          <w14:ligatures w14:val="none"/>
+        </w:rPr>
+        <w:t xml:space="preserve"/>
+      </w:r>
+      <w:r>
+        <w:rPr>
+          <w:rFonts w:ascii="Arial Narrow" w:eastAsia="Arial Narrow" w:hAnsi="Arial Narrow" w:cs="Arial Narrow"/>
+          <w:color w:val="000000"/>
+          <w:kern w:val="0"/>
+          <w:sz w:val="22"/>
+          <w:szCs w:val="22"/>
+          <w:lang w:val="es-ES" w:eastAsia="es-ES"/>
+          <w14:ligatures w14:val="none"/>
+        </w:rPr>
+        <w:t/>
+      </w:r>
+      <w:r>
+        <w:rPr>
+          <w:rFonts w:ascii="Arial Narrow" w:eastAsia="Arial Narrow" w:hAnsi="Arial Narrow" w:cs="Arial Narrow"/>
+          <w:color w:val="000000"/>
+          <w:kern w:val="0"/>
+          <w:sz w:val="22"/>
+          <w:szCs w:val="22"/>
+          <w:lang w:val="es-ES" w:eastAsia="es-ES"/>
+          <w14:ligatures w14:val="none"/>
+        </w:rPr>
+        <w:t xml:space="preserve"/>
+      </w:r>
+      <w:r>
+        <w:rPr>
+          <w:rFonts w:ascii="Arial Narrow" w:eastAsia="Arial Narrow" w:hAnsi="Arial Narrow" w:cs="Arial Narrow"/>
+          <w:color w:val="000000"/>
+          <w:kern w:val="0"/>
+          <w:sz w:val="22"/>
+          <w:szCs w:val="22"/>
+          <w:lang w:val="es-ES" w:eastAsia="es-ES"/>
+          <w14:ligatures w14:val="none"/>
+        </w:rPr>
+        <w:t xml:space="preserve"/>
+      </w:r>
+      <w:r>
+        <w:rPr>
+          <w:rFonts w:ascii="Arial Narrow" w:eastAsia="Arial Narrow" w:hAnsi="Arial Narrow" w:cs="Arial Narrow"/>
+          <w:color w:val="000000"/>
+          <w:kern w:val="0"/>
+          <w:sz w:val="22"/>
+          <w:szCs w:val="22"/>
+          <w:lang w:val="es-ES" w:eastAsia="es-ES"/>
+          <w14:ligatures w14:val="none"/>
+        </w:rPr>
+        <w:t/>
+      </w:r>
+      <w:r>
+        <w:rPr>
+          <w:rFonts w:ascii="Arial Narrow" w:eastAsia="Arial Narrow" w:hAnsi="Arial Narrow" w:cs="Arial Narrow"/>
+          <w:color w:val="000000"/>
+          <w:kern w:val="0"/>
+          <w:sz w:val="22"/>
+          <w:szCs w:val="22"/>
+          <w:lang w:val="es-ES" w:eastAsia="es-ES"/>
+          <w14:ligatures w14:val="none"/>
+        </w:rPr>
+        <w:t xml:space="preserve"/>
       </w:r>
       <w:r>
         <w:rPr>
@@ -5231,21 +5243,6 @@
     <w:bookmarkEnd w:id="11"/>
     <w:p>
       <w:pPr>
-        <w:spacing w:after="0" w:line="240" w:lineRule="auto"/>
-        <w:jc w:val="both"/>
-        <w:rPr>
-          <w:rFonts w:ascii="Arial Narrow" w:eastAsia="Arial Narrow" w:hAnsi="Arial Narrow" w:cs="Arial Narrow"/>
-          <w:color w:val="000000"/>
-          <w:kern w:val="0"/>
-          <w:sz w:val="22"/>
-          <w:szCs w:val="22"/>
-          <w:lang w:val="es-ES" w:eastAsia="es-ES"/>
-          <w14:ligatures w14:val="none"/>
-        </w:rPr>
-      </w:pPr>
-    </w:p>
-    <w:p>
-      <w:pPr>
         <w:pStyle w:val="Prrafodelista"/>
         <w:numPr>
           <w:ilvl w:val="0"/>
@@ -5325,7 +5322,19 @@
           <w14:ligatures w14:val="none"/>
         </w:rPr>
         <w:lastRenderedPageBreak/>
-        <w:t xml:space="preserve">PRIMERO: admitir a trámite la denuncia del 19 de setiembre de 2025, subsanado mediante escrito del 30 de octubre de 2025, interpuesta por el señor [APELLIDO] [APELLIDO] , el señor [APELLIDO] [APELLIDO] , el señor [APELLIDO] [APELLIDO] , la señora [APELLIDO] [APELLIDO] , el señor [APELLIDO] [APELLIDO] Sanchez y la señora [APELLIDO] [APELLIDO] , contra La Positiva Seguros y Reaseguros S.A.A. y La Positiva Vida Seguros y Reaseguros S.A., por lo siguiente:</w:t>
+        <w:t xml:space="preserve">PRIMERO:</w:t>
+      </w:r>
+      <w:r>
+        <w:rPr>
+          <w:rFonts w:ascii="Arial Narrow" w:eastAsia="Arial Narrow" w:hAnsi="Arial Narrow" w:cs="Arial Narrow"/>
+          <w:color w:val="000000"/>
+          <w:kern w:val="0"/>
+          <w:sz w:val="22"/>
+          <w:szCs w:val="22"/>
+          <w:lang w:eastAsia="es-PE"/>
+          <w14:ligatures w14:val="none"/>
+        </w:rPr>
+        <w:t xml:space="preserve"> admitir a trámite la denuncia del 19 de setiembre de 2025, subsanado mediante escrito del 30 de octubre de 2025, interpuesta por el señor [APELLIDO] [APELLIDO] , el señor [APELLIDO] [APELLIDO] , el señor [APELLIDO] [APELLIDO] , la señora [APELLIDO] [APELLIDO] , el señor [APELLIDO] [APELLIDO] Sanchez y la señora [APELLIDO] [APELLIDO] , contra La Positiva Seguros y Reaseguros S.A.A. y La Positiva Vida Seguros y Reaseguros S.A., por lo siguiente:</w:t>
       </w:r>
       <w:r>
         <w:rPr>
@@ -5712,7 +5721,6 @@
       <w:r>
         <w:rPr>
           <w:rFonts w:ascii="Arial Narrow" w:eastAsia="Arial Narrow" w:hAnsi="Arial Narrow" w:cs="Arial Narrow"/>
-          <w:bCs/>
           <w:sz w:val="22"/>
           <w:szCs w:val="22"/>
         </w:rPr>
@@ -5721,7 +5729,6 @@
       <w:r>
         <w:rPr>
           <w:rFonts w:ascii="Arial Narrow" w:eastAsia="Arial Narrow" w:hAnsi="Arial Narrow" w:cs="Arial Narrow"/>
-          <w:bCs/>
           <w:sz w:val="22"/>
           <w:szCs w:val="22"/>
         </w:rPr>
@@ -6298,7 +6305,19 @@
           <w:lang w:eastAsia="es-PE"/>
           <w14:ligatures w14:val="none"/>
         </w:rPr>
-        <w:t xml:space="preserve">TERCERO: </w:t>
+        <w:t xml:space="preserve">TERCERO:</w:t>
+      </w:r>
+      <w:r>
+        <w:rPr>
+          <w:rFonts w:ascii="Arial Narrow" w:eastAsia="Arial Narrow" w:hAnsi="Arial Narrow" w:cs="Arial Narrow"/>
+          <w:color w:val="000000"/>
+          <w:kern w:val="0"/>
+          <w:sz w:val="22"/>
+          <w:szCs w:val="22"/>
+          <w:lang w:eastAsia="es-PE"/>
+          <w14:ligatures w14:val="none"/>
+        </w:rPr>
+        <w:t xml:space="preserve"> </w:t>
       </w:r>
       <w:r>
         <w:rPr>
@@ -6315,7 +6334,6 @@
       <w:r>
         <w:rPr>
           <w:rFonts w:ascii="Arial Narrow" w:eastAsia="Arial Narrow" w:hAnsi="Arial Narrow" w:cs="Arial Narrow"/>
-          <w:bCs/>
           <w:sz w:val="22"/>
           <w:szCs w:val="22"/>
         </w:rPr>
@@ -6687,7 +6705,15 @@
           <w:sz w:val="22"/>
           <w:szCs w:val="22"/>
         </w:rPr>
-        <w:t xml:space="preserve">CUARTO: </w:t>
+        <w:t xml:space="preserve">CUARTO:</w:t>
+      </w:r>
+      <w:r>
+        <w:rPr>
+          <w:rFonts w:ascii="Arial Narrow" w:eastAsia="Arial Narrow" w:hAnsi="Arial Narrow" w:cs="Arial Narrow"/>
+          <w:sz w:val="22"/>
+          <w:szCs w:val="22"/>
+        </w:rPr>
+        <w:t xml:space="preserve"> </w:t>
       </w:r>
       <w:r>
         <w:rPr>
@@ -6709,7 +6735,7 @@
           <w:lang w:val="es-ES" w:eastAsia="es-ES"/>
           <w14:ligatures w14:val="none"/>
         </w:rPr>
-        <w:footnoteReference w:id="12"/>
+        <w:footnoteReference w:id="7"/>
       </w:r>
       <w:r>
         <w:rPr>
@@ -6731,7 +6757,7 @@
           <w:lang w:val="es-ES" w:eastAsia="es-ES"/>
           <w14:ligatures w14:val="none"/>
         </w:rPr>
-        <w:footnoteReference w:id="13"/>
+        <w:footnoteReference w:id="8"/>
       </w:r>
       <w:r>
         <w:rPr>
@@ -6782,7 +6808,19 @@
           <w:lang w:eastAsia="es-PE"/>
           <w14:ligatures w14:val="none"/>
         </w:rPr>
-        <w:t xml:space="preserve">QUINTO: </w:t>
+        <w:t xml:space="preserve">QUINTO:</w:t>
+      </w:r>
+      <w:r>
+        <w:rPr>
+          <w:rFonts w:ascii="Arial Narrow" w:eastAsia="Arial Narrow" w:hAnsi="Arial Narrow" w:cs="Arial Narrow"/>
+          <w:color w:val="000000"/>
+          <w:kern w:val="0"/>
+          <w:sz w:val="22"/>
+          <w:szCs w:val="22"/>
+          <w:lang w:eastAsia="es-PE"/>
+          <w14:ligatures w14:val="none"/>
+        </w:rPr>
+        <w:t xml:space="preserve"> </w:t>
       </w:r>
       <w:bookmarkStart w:id="12" w:name="_Hlk188286813"/>
       <w:r>
@@ -6838,7 +6876,6 @@
       <w:r>
         <w:rPr>
           <w:rFonts w:ascii="Arial Narrow" w:eastAsia="Arial Narrow" w:hAnsi="Arial Narrow" w:cs="Arial Narrow"/>
-          <w:bCs/>
           <w:sz w:val="22"/>
           <w:szCs w:val="22"/>
         </w:rPr>
@@ -6847,7 +6884,6 @@
       <w:r>
         <w:rPr>
           <w:rFonts w:ascii="Arial Narrow" w:eastAsia="Arial Narrow" w:hAnsi="Arial Narrow" w:cs="Arial Narrow"/>
-          <w:bCs/>
           <w:sz w:val="22"/>
           <w:szCs w:val="22"/>
         </w:rPr>
@@ -6856,7 +6892,6 @@
       <w:r>
         <w:rPr>
           <w:rFonts w:ascii="Arial Narrow" w:eastAsia="Arial Narrow" w:hAnsi="Arial Narrow" w:cs="Arial Narrow"/>
-          <w:bCs/>
           <w:sz w:val="22"/>
           <w:szCs w:val="22"/>
         </w:rPr>
@@ -6865,7 +6900,6 @@
       <w:r>
         <w:rPr>
           <w:rFonts w:ascii="Arial Narrow" w:eastAsia="Arial Narrow" w:hAnsi="Arial Narrow" w:cs="Arial Narrow"/>
-          <w:bCs/>
           <w:sz w:val="22"/>
           <w:szCs w:val="22"/>
         </w:rPr>
@@ -6874,7 +6908,6 @@
       <w:r>
         <w:rPr>
           <w:rFonts w:ascii="Arial Narrow" w:eastAsia="Arial Narrow" w:hAnsi="Arial Narrow" w:cs="Arial Narrow"/>
-          <w:bCs/>
           <w:sz w:val="22"/>
           <w:szCs w:val="22"/>
         </w:rPr>
@@ -6883,7 +6916,6 @@
       <w:r>
         <w:rPr>
           <w:rFonts w:ascii="Arial Narrow" w:eastAsia="Arial Narrow" w:hAnsi="Arial Narrow" w:cs="Arial Narrow"/>
-          <w:bCs/>
           <w:sz w:val="22"/>
           <w:szCs w:val="22"/>
         </w:rPr>
@@ -6892,7 +6924,6 @@
       <w:r>
         <w:rPr>
           <w:rFonts w:ascii="Arial Narrow" w:eastAsia="Arial Narrow" w:hAnsi="Arial Narrow" w:cs="Arial Narrow"/>
-          <w:bCs/>
           <w:sz w:val="22"/>
           <w:szCs w:val="22"/>
         </w:rPr>
@@ -6901,7 +6932,6 @@
       <w:r>
         <w:rPr>
           <w:rFonts w:ascii="Arial Narrow" w:eastAsia="Arial Narrow" w:hAnsi="Arial Narrow" w:cs="Arial Narrow"/>
-          <w:bCs/>
           <w:sz w:val="22"/>
           <w:szCs w:val="22"/>
         </w:rPr>
@@ -7270,7 +7300,7 @@
           <w:lang w:eastAsia="es-PE"/>
           <w14:ligatures w14:val="none"/>
         </w:rPr>
-        <w:footnoteReference w:id="7"/>
+        <w:footnoteReference w:id="9"/>
       </w:r>
       <w:r>
         <w:rPr>
@@ -7368,7 +7398,7 @@
           <w:lang w:eastAsia="es-PE"/>
           <w14:ligatures w14:val="none"/>
         </w:rPr>
-        <w:footnoteReference w:id="8"/>
+        <w:footnoteReference w:id="10"/>
       </w:r>
       <w:r>
         <w:rPr>
@@ -7432,7 +7462,7 @@
           <w:lang w:eastAsia="es-PE"/>
           <w14:ligatures w14:val="none"/>
         </w:rPr>
-        <w:footnoteReference w:id="9"/>
+        <w:footnoteReference w:id="11"/>
       </w:r>
       <w:r>
         <w:rPr>
@@ -7659,7 +7689,7 @@
           <w:vertAlign w:val="superscript"/>
           <w14:ligatures w14:val="none"/>
         </w:rPr>
-        <w:footnoteReference w:id="10"/>
+        <w:footnoteReference w:id="12"/>
       </w:r>
       <w:r>
         <w:rPr>
@@ -7677,7 +7707,6 @@
           <w:kern w:val="0"/>
           <w:sz w:val="22"/>
           <w:szCs w:val="22"/>
-          <w:u w:val="single"/>
           <w14:ligatures w14:val="none"/>
         </w:rPr>
         <w:t>expresamente su facultad para asistir y conciliar en su representación</w:t>
@@ -7685,7 +7714,6 @@
       <w:r>
         <w:rPr>
           <w:rFonts w:ascii="Arial Narrow" w:eastAsia="Arial Narrow" w:hAnsi="Arial Narrow" w:cs="Arial Narrow"/>
-          <w:bCs/>
           <w:kern w:val="0"/>
           <w14:ligatures w14:val="none"/>
           <w:sz w:val="22"/>
@@ -7696,8 +7724,6 @@
       <w:r>
         <w:rPr>
           <w:rFonts w:ascii="Arial Narrow" w:eastAsia="Arial Narrow" w:hAnsi="Arial Narrow" w:cs="Arial Narrow"/>
-          <w:b/>
-          <w:bCs/>
           <w:kern w:val="0"/>
           <w14:ligatures w14:val="none"/>
           <w:sz w:val="22"/>
@@ -7711,7 +7737,6 @@
           <w:kern w:val="0"/>
           <w:sz w:val="22"/>
           <w:szCs w:val="22"/>
-          <w:u w:val="single"/>
           <w14:ligatures w14:val="none"/>
         </w:rPr>
         <w:t xml:space="preserve">Ello bajo apercibimiento de no realizar la audiencia de conciliación y levantar el acta de inasistencia correspondiente. </w:t>
@@ -7821,15 +7846,23 @@
           <w:sz w:val="22"/>
           <w:szCs w:val="22"/>
         </w:rPr>
-        <w:t xml:space="preserve">DÉCIMO: </w:t>
-      </w:r>
-      <w:r>
-        <w:rPr>
-          <w:rFonts w:ascii="Arial Narrow" w:eastAsia="Arial Narrow" w:hAnsi="Arial Narrow" w:cs="Arial Narrow"/>
-          <w:sz w:val="22"/>
-          <w:szCs w:val="22"/>
-        </w:rPr>
-        <w:t xml:space="preserve">requerir al señor [APELLIDO] [APELLIDO] , el señor [APELLIDO] [APELLIDO] , el señor [APELLIDO] [APELLIDO] , la señora [APELLIDO] [APELLIDO] , el señor [APELLIDO] [APELLIDO] Sanchez y la señora [APELLIDO] [APELLIDO] para que, dentro del plazo de dos (2) días hábiles siguientes a la fecha en que reciban la notificación en su bandeja de correo electrónico, efectúen la confirmación de recepción de la notificación remitida por este despacho a su correo electrónico, de conformidad con el segundo párrafo del numeral 4 del artículo 20 del Texto Único Ordenado de la Ley del Procedimiento Administrativo General, aprobado mediante Decreto Supremo 006-2026-JUS, bajo apercibimiento de rehacer el acto de notificación y notificarle conforme al numeral 1 del artículo 20 del citado cuerpo normativo.</w:t>
+        <w:t xml:space="preserve">DÉCIMO:</w:t>
+      </w:r>
+      <w:r>
+        <w:rPr>
+          <w:rFonts w:ascii="Arial Narrow" w:eastAsia="Arial Narrow" w:hAnsi="Arial Narrow" w:cs="Arial Narrow"/>
+          <w:sz w:val="22"/>
+          <w:szCs w:val="22"/>
+        </w:rPr>
+        <w:t xml:space="preserve"> </w:t>
+      </w:r>
+      <w:r>
+        <w:rPr>
+          <w:rFonts w:ascii="Arial Narrow" w:eastAsia="Arial Narrow" w:hAnsi="Arial Narrow" w:cs="Arial Narrow"/>
+          <w:sz w:val="22"/>
+          <w:szCs w:val="22"/>
+        </w:rPr>
+        <w:t xml:space="preserve">requerir al señor [APELLIDO] [APELLIDO] , el señor [APELLIDO] [APELLIDO] , el señor [APELLIDO] [APELLIDO] , la señora [APELLIDO] [APELLIDO] , el señor [APELLIDO] [APELLIDO] Sanchez y la señora [APELLIDO] [APELLIDO] para que, dentro del plazo de dos (2) días hábiles siguientes a la fecha en que reciban la notificación en su bandeja de correo electrónico, efectúen la confirmación de recepción de la notificación remitida por este despacho a su correo electrónico, de conformidad con el segundo párrafo del numeral 4 del artículo 20 del Texto Único Ordenado de la Ley del Procedimiento Administrativo General, aprobado mediante Decreto Supremo 006-2026-JUS, bajo apercibimiento de rehacer el acto de notificación y notificarles conforme al numeral 1 del artículo 20 del citado cuerpo normativo.</w:t>
       </w:r>
       <w:r>
         <w:rPr>
@@ -8294,7 +8327,7 @@
           <w:szCs w:val="22"/>
           <w:vertAlign w:val="superscript"/>
         </w:rPr>
-        <w:footnoteReference w:id="11"/>
+        <w:footnoteReference w:id="13"/>
       </w:r>
       <w:r>
         <w:rPr>
@@ -8619,6 +8652,36 @@
           <w14:ligatures w14:val="none"/>
         </w:rPr>
       </w:pPr>
+    </w:p>
+    <w:p>
+      <w:pPr>
+        <w:shd w:val="clear" w:color="auto" w:fill="FFFFFF"/>
+        <w:spacing w:after="0" w:line="240" w:lineRule="auto"/>
+        <w:jc w:val="center"/>
+        <w:rPr>
+          <w:rFonts w:ascii="Arial Narrow" w:eastAsia="Arial Narrow" w:hAnsi="Arial Narrow" w:cs="Arial Narrow"/>
+          <w:b/>
+          <w:bCs/>
+          <w:color w:val="000000"/>
+          <w:kern w:val="0"/>
+          <w14:ligatures w14:val="none"/>
+          <w:sz w:val="22"/>
+          <w:szCs w:val="22"/>
+        </w:rPr>
+      </w:pPr>
+      <w:r>
+        <w:rPr>
+          <w:rFonts w:ascii="Arial Narrow" w:eastAsia="Arial Narrow" w:hAnsi="Arial Narrow" w:cs="Arial Narrow"/>
+          <w:b/>
+          <w:bCs/>
+          <w:color w:val="000000"/>
+          <w:kern w:val="0"/>
+          <w14:ligatures w14:val="none"/>
+          <w:sz w:val="22"/>
+          <w:szCs w:val="22"/>
+        </w:rPr>
+        <w:t xml:space="preserve">Firmado digitalmente por</w:t>
+      </w:r>
     </w:p>
     <w:p>
       <w:pPr>
@@ -8891,6 +8954,9 @@
     <w:p>
       <w:pPr>
         <w:pStyle w:val="Textonotapie"/>
+        <w:tabs>
+          <w:tab w:val="left" w:pos="567"/>
+        </w:tabs>
         <w:ind w:left="567" w:hanging="567"/>
         <w:jc w:val="both"/>
         <w:rPr>
@@ -8915,7 +8981,8 @@
           <w:sz w:val="16"/>
           <w:szCs w:val="16"/>
         </w:rPr>
-        <w:t xml:space="preserve"> </w:t>
+        <w:tab/>
+        <w:t xml:space="preserve"/>
       </w:r>
       <w:r>
         <w:rPr>
@@ -8990,7 +9057,8 @@
           <w:sz w:val="16"/>
           <w:szCs w:val="16"/>
         </w:rPr>
-        <w:t xml:space="preserve"> </w:t>
+        <w:tab/>
+        <w:t xml:space="preserve"/>
       </w:r>
       <w:r>
         <w:rPr>
@@ -9097,10 +9165,30 @@
         <w:jc w:val="both"/>
         <w:rPr>
           <w:rFonts w:ascii="Arial Narrow" w:eastAsia="Arial Narrow" w:hAnsi="Arial Narrow" w:cs="Arial Narrow"/>
-          <w:sz w:val="16"/>
-          <w:szCs w:val="16"/>
-        </w:rPr>
-      </w:pPr>
+          <w:b/>
+          <w:bCs/>
+          <w:sz w:val="16"/>
+          <w:szCs w:val="16"/>
+        </w:rPr>
+      </w:pPr>
+      <w:r>
+        <w:rPr>
+          <w:rFonts w:ascii="Arial Narrow" w:eastAsia="Arial Narrow" w:hAnsi="Arial Narrow" w:cs="Arial Narrow"/>
+          <w:sz w:val="16"/>
+          <w:szCs w:val="16"/>
+        </w:rPr>
+        <w:tab/>
+      </w:r>
+      <w:r>
+        <w:rPr>
+          <w:rFonts w:ascii="Arial Narrow" w:eastAsia="Arial Narrow" w:hAnsi="Arial Narrow" w:cs="Arial Narrow"/>
+          <w:b/>
+          <w:bCs/>
+          <w:sz w:val="16"/>
+          <w:szCs w:val="16"/>
+        </w:rPr>
+        <w:t xml:space="preserve">LEY DE ORGANIZACIÓN Y FUNCIONES DEL INDECOPI, APROBADA POR DECRETO LEGISLATIVO 1033 </w:t>
+      </w:r>
     </w:p>
     <w:p>
       <w:pPr>
@@ -9112,29 +9200,46 @@
         <w:jc w:val="both"/>
         <w:rPr>
           <w:rFonts w:ascii="Arial Narrow" w:eastAsia="Arial Narrow" w:hAnsi="Arial Narrow" w:cs="Arial Narrow"/>
+          <w:sz w:val="16"/>
+          <w:szCs w:val="16"/>
+        </w:rPr>
+      </w:pPr>
+      <w:r>
+        <w:rPr>
+          <w:rFonts w:ascii="Arial Narrow" w:eastAsia="Arial Narrow" w:hAnsi="Arial Narrow" w:cs="Arial Narrow"/>
           <w:b/>
           <w:bCs/>
           <w:sz w:val="16"/>
           <w:szCs w:val="16"/>
         </w:rPr>
-      </w:pPr>
-      <w:r>
-        <w:rPr>
-          <w:rFonts w:ascii="Arial Narrow" w:eastAsia="Arial Narrow" w:hAnsi="Arial Narrow" w:cs="Arial Narrow"/>
-          <w:sz w:val="16"/>
-          <w:szCs w:val="16"/>
-        </w:rPr>
         <w:tab/>
-      </w:r>
-      <w:r>
-        <w:rPr>
-          <w:rFonts w:ascii="Arial Narrow" w:eastAsia="Arial Narrow" w:hAnsi="Arial Narrow" w:cs="Arial Narrow"/>
-          <w:b/>
-          <w:bCs/>
-          <w:sz w:val="16"/>
-          <w:szCs w:val="16"/>
-        </w:rPr>
-        <w:t xml:space="preserve">LEY DE ORGANIZACIÓN Y FUNCIONES DEL INDECOPI, APROBADA POR DECRETO LEGISLATIVO 1033 </w:t>
+        <w:t>Artículo 27.-</w:t>
+      </w:r>
+      <w:r>
+        <w:rPr>
+          <w:rFonts w:ascii="Arial Narrow" w:eastAsia="Arial Narrow" w:hAnsi="Arial Narrow" w:cs="Arial Narrow"/>
+          <w:sz w:val="16"/>
+          <w:szCs w:val="16"/>
+        </w:rPr>
+        <w:t xml:space="preserve"> De la Comisión de Protección al </w:t>
+      </w:r>
+      <w:proofErr w:type="gramStart"/>
+      <w:r>
+        <w:rPr>
+          <w:rFonts w:ascii="Arial Narrow" w:eastAsia="Arial Narrow" w:hAnsi="Arial Narrow" w:cs="Arial Narrow"/>
+          <w:sz w:val="16"/>
+          <w:szCs w:val="16"/>
+        </w:rPr>
+        <w:t>Consumidor.-</w:t>
+      </w:r>
+      <w:proofErr w:type="gramEnd"/>
+      <w:r>
+        <w:rPr>
+          <w:rFonts w:ascii="Arial Narrow" w:eastAsia="Arial Narrow" w:hAnsi="Arial Narrow" w:cs="Arial Narrow"/>
+          <w:sz w:val="16"/>
+          <w:szCs w:val="16"/>
+        </w:rPr>
+        <w:t xml:space="preserve"> </w:t>
       </w:r>
     </w:p>
     <w:p>
@@ -9154,39 +9259,11 @@
       <w:r>
         <w:rPr>
           <w:rFonts w:ascii="Arial Narrow" w:eastAsia="Arial Narrow" w:hAnsi="Arial Narrow" w:cs="Arial Narrow"/>
-          <w:b/>
-          <w:bCs/>
           <w:sz w:val="16"/>
           <w:szCs w:val="16"/>
         </w:rPr>
         <w:tab/>
-        <w:t>Artículo 27.-</w:t>
-      </w:r>
-      <w:r>
-        <w:rPr>
-          <w:rFonts w:ascii="Arial Narrow" w:eastAsia="Arial Narrow" w:hAnsi="Arial Narrow" w:cs="Arial Narrow"/>
-          <w:sz w:val="16"/>
-          <w:szCs w:val="16"/>
-        </w:rPr>
-        <w:t xml:space="preserve"> De la Comisión de Protección al </w:t>
-      </w:r>
-      <w:proofErr w:type="gramStart"/>
-      <w:r>
-        <w:rPr>
-          <w:rFonts w:ascii="Arial Narrow" w:eastAsia="Arial Narrow" w:hAnsi="Arial Narrow" w:cs="Arial Narrow"/>
-          <w:sz w:val="16"/>
-          <w:szCs w:val="16"/>
-        </w:rPr>
-        <w:t>Consumidor.-</w:t>
-      </w:r>
-      <w:proofErr w:type="gramEnd"/>
-      <w:r>
-        <w:rPr>
-          <w:rFonts w:ascii="Arial Narrow" w:eastAsia="Arial Narrow" w:hAnsi="Arial Narrow" w:cs="Arial Narrow"/>
-          <w:sz w:val="16"/>
-          <w:szCs w:val="16"/>
-        </w:rPr>
-        <w:t xml:space="preserve"> </w:t>
+        <w:t>Corresponde a la Comisión de Protección al Consumidor velar por el cumplimiento de la Ley de Protección al Consumidor y de las leyes que, en general, protegen a los consumidores de la falta de idoneidad de los bienes y servicios en función de la información brindada, de las omisiones de información y de la discriminación en el consumo, así como de aquellas que complementen o sustituyan a las anteriores.</w:t>
       </w:r>
     </w:p>
     <w:p>
@@ -9199,20 +9276,15 @@
         <w:jc w:val="both"/>
         <w:rPr>
           <w:rFonts w:ascii="Arial Narrow" w:eastAsia="Arial Narrow" w:hAnsi="Arial Narrow" w:cs="Arial Narrow"/>
-          <w:sz w:val="16"/>
-          <w:szCs w:val="16"/>
-        </w:rPr>
-      </w:pPr>
-      <w:r>
-        <w:rPr>
-          <w:rFonts w:ascii="Arial Narrow" w:eastAsia="Arial Narrow" w:hAnsi="Arial Narrow" w:cs="Arial Narrow"/>
-          <w:sz w:val="16"/>
-          <w:szCs w:val="16"/>
-        </w:rPr>
-        <w:tab/>
-        <w:t>Corresponde a la Comisión de Protección al Consumidor velar por el cumplimiento de la Ley de Protección al Consumidor y de las leyes que, en general, protegen a los consumidores de la falta de idoneidad de los bienes y servicios en función de la información brindada, de las omisiones de información y de la discriminación en el consumo, así como de aquellas que complementen o sustituyan a las anteriores.</w:t>
-      </w:r>
-    </w:p>
+          <w:b/>
+          <w:bCs/>
+          <w:sz w:val="16"/>
+          <w:szCs w:val="16"/>
+        </w:rPr>
+      </w:pPr>
+    </w:p>
+  </w:footnote>
+  <w:footnote w:id="3">
     <w:p>
       <w:pPr>
         <w:pStyle w:val="Textonotapie"/>
@@ -9229,9 +9301,150 @@
           <w:szCs w:val="16"/>
         </w:rPr>
       </w:pPr>
-    </w:p>
-  </w:footnote>
-  <w:footnote w:id="3">
+      <w:r>
+        <w:rPr>
+          <w:rStyle w:val="Refdenotaalpie"/>
+          <w:rFonts w:ascii="Arial Narrow" w:eastAsia="Arial Narrow" w:hAnsi="Arial Narrow" w:cs="Arial Narrow"/>
+          <w:sz w:val="16"/>
+          <w:szCs w:val="16"/>
+          <w:vertAlign w:val="superscript"/>
+        </w:rPr>
+        <w:footnoteRef/>
+      </w:r>
+      <w:r>
+        <w:rPr>
+          <w:rFonts w:ascii="Arial Narrow" w:eastAsia="Arial Narrow" w:hAnsi="Arial Narrow" w:cs="Arial Narrow"/>
+          <w:sz w:val="16"/>
+          <w:szCs w:val="16"/>
+        </w:rPr>
+        <w:tab/>
+        <w:t xml:space="preserve"/>
+      </w:r>
+      <w:r>
+        <w:rPr>
+          <w:rFonts w:ascii="Arial Narrow" w:eastAsia="Arial Narrow" w:hAnsi="Arial Narrow" w:cs="Arial Narrow"/>
+          <w:sz w:val="16"/>
+          <w:szCs w:val="16"/>
+        </w:rPr>
+        <w:tab/>
+      </w:r>
+      <w:r>
+        <w:rPr>
+          <w:rFonts w:ascii="Arial Narrow" w:eastAsia="Arial Narrow" w:hAnsi="Arial Narrow" w:cs="Arial Narrow"/>
+          <w:b/>
+          <w:bCs/>
+          <w:sz w:val="16"/>
+          <w:szCs w:val="16"/>
+        </w:rPr>
+        <w:t xml:space="preserve">LEY 29571, CÓDIGO DE PROTECCIÓN Y DEFENSA DEL CONSUMIDOR, publicado el 2 de setiembre de 2010 y modificado por Decreto Legislativo 1308 </w:t>
+      </w:r>
+    </w:p>
+    <w:p>
+      <w:pPr>
+        <w:pStyle w:val="Textonotapie"/>
+        <w:ind w:left="567" w:right="-1"/>
+        <w:jc w:val="both"/>
+        <w:rPr>
+          <w:rFonts w:ascii="Arial Narrow" w:eastAsia="Arial Narrow" w:hAnsi="Arial Narrow" w:cs="Arial Narrow"/>
+          <w:b/>
+          <w:bCs/>
+          <w:sz w:val="16"/>
+          <w:szCs w:val="16"/>
+        </w:rPr>
+      </w:pPr>
+      <w:r>
+        <w:rPr>
+          <w:rFonts w:ascii="Arial Narrow" w:eastAsia="Arial Narrow" w:hAnsi="Arial Narrow" w:cs="Arial Narrow"/>
+          <w:b/>
+          <w:bCs/>
+          <w:sz w:val="16"/>
+          <w:szCs w:val="16"/>
+        </w:rPr>
+        <w:t xml:space="preserve">Artículo 18.- Idoneidad </w:t>
+      </w:r>
+    </w:p>
+    <w:p>
+      <w:pPr>
+        <w:pStyle w:val="Textonotapie"/>
+        <w:ind w:left="567" w:right="-1"/>
+        <w:jc w:val="both"/>
+        <w:rPr>
+          <w:rFonts w:ascii="Arial Narrow" w:eastAsia="Arial Narrow" w:hAnsi="Arial Narrow" w:cs="Arial Narrow"/>
+          <w:sz w:val="16"/>
+          <w:szCs w:val="16"/>
+        </w:rPr>
+      </w:pPr>
+      <w:r>
+        <w:rPr>
+          <w:rFonts w:ascii="Arial Narrow" w:eastAsia="Arial Narrow" w:hAnsi="Arial Narrow" w:cs="Arial Narrow"/>
+          <w:sz w:val="16"/>
+          <w:szCs w:val="16"/>
+        </w:rPr>
+        <w:t xml:space="preserve">Se entiende por idoneidad la correspondencia entre lo que un consumidor espera y lo que efectivamente recibe, en función a lo que se le hubiera ofrecido, la publicidad e información transmitida, las condiciones y circunstancias de la transacción, las características y naturaleza del producto o servicio, el precio, entre otros factores, atendiendo a las circunstancias del caso. </w:t>
+      </w:r>
+    </w:p>
+    <w:p>
+      <w:pPr>
+        <w:pStyle w:val="Textonotapie"/>
+        <w:ind w:left="567" w:right="-1"/>
+        <w:jc w:val="both"/>
+        <w:rPr>
+          <w:rFonts w:ascii="Arial Narrow" w:eastAsia="Arial Narrow" w:hAnsi="Arial Narrow" w:cs="Arial Narrow"/>
+          <w:sz w:val="16"/>
+          <w:szCs w:val="16"/>
+        </w:rPr>
+      </w:pPr>
+      <w:r>
+        <w:rPr>
+          <w:rFonts w:ascii="Arial Narrow" w:eastAsia="Arial Narrow" w:hAnsi="Arial Narrow" w:cs="Arial Narrow"/>
+          <w:sz w:val="16"/>
+          <w:szCs w:val="16"/>
+        </w:rPr>
+        <w:t xml:space="preserve">La idoneidad es evaluada en función a la propia naturaleza del producto o servicio y a su aptitud para satisfacer la finalidad para la cual ha sido puesto en el mercado. Las autorizaciones por parte de los organismos del Estado para la fabricación de un producto o la prestación de un servicio, en los casos que sea necesario, no eximen de responsabilidad al proveedor frente al consumidor. </w:t>
+      </w:r>
+    </w:p>
+    <w:p>
+      <w:pPr>
+        <w:pStyle w:val="Textonotapie"/>
+        <w:ind w:left="567" w:right="-1"/>
+        <w:jc w:val="both"/>
+        <w:rPr>
+          <w:rFonts w:ascii="Arial Narrow" w:eastAsia="Arial Narrow" w:hAnsi="Arial Narrow" w:cs="Arial Narrow"/>
+          <w:sz w:val="16"/>
+          <w:szCs w:val="16"/>
+        </w:rPr>
+      </w:pPr>
+      <w:r>
+        <w:rPr>
+          <w:rFonts w:ascii="Arial Narrow" w:eastAsia="Arial Narrow" w:hAnsi="Arial Narrow" w:cs="Arial Narrow"/>
+          <w:b/>
+          <w:bCs/>
+          <w:sz w:val="16"/>
+          <w:szCs w:val="16"/>
+        </w:rPr>
+        <w:t xml:space="preserve">Artículo 19.- Obligación de los proveedores </w:t>
+      </w:r>
+    </w:p>
+    <w:p>
+      <w:pPr>
+        <w:pStyle w:val="Textonotapie"/>
+        <w:ind w:left="567" w:right="-1"/>
+        <w:jc w:val="both"/>
+        <w:rPr>
+          <w:rFonts w:ascii="Arial Narrow" w:eastAsia="Arial Narrow" w:hAnsi="Arial Narrow" w:cs="Arial Narrow"/>
+          <w:sz w:val="16"/>
+          <w:szCs w:val="16"/>
+        </w:rPr>
+      </w:pPr>
+      <w:r>
+        <w:rPr>
+          <w:rFonts w:ascii="Arial Narrow" w:eastAsia="Arial Narrow" w:hAnsi="Arial Narrow" w:cs="Arial Narrow"/>
+          <w:sz w:val="16"/>
+          <w:szCs w:val="16"/>
+        </w:rPr>
+        <w:t>El proveedor responde por la idoneidad y calidad de los productos y servicios ofrecidos; por la autenticidad de las marcas y leyendas que exhiben sus productos o del signo que respalda al prestador del servicio, por la falta de conformidad entre la publicidad comercial de los productos y servicios y estos, así como por el contenido y la vida útil del producto indicado en el envase, en lo que corresponda.</w:t>
+      </w:r>
+    </w:p>
     <w:p>
       <w:pPr>
         <w:pStyle w:val="Textonotapie"/>
@@ -9248,161 +9461,9 @@
           <w:szCs w:val="16"/>
         </w:rPr>
       </w:pPr>
-      <w:r>
-        <w:rPr>
-          <w:rStyle w:val="Refdenotaalpie"/>
-          <w:rFonts w:ascii="Arial Narrow" w:eastAsia="Arial Narrow" w:hAnsi="Arial Narrow" w:cs="Arial Narrow"/>
-          <w:sz w:val="16"/>
-          <w:szCs w:val="16"/>
-          <w:vertAlign w:val="superscript"/>
-        </w:rPr>
-        <w:footnoteRef/>
-      </w:r>
-      <w:r>
-        <w:rPr>
-          <w:rFonts w:ascii="Arial Narrow" w:eastAsia="Arial Narrow" w:hAnsi="Arial Narrow" w:cs="Arial Narrow"/>
-          <w:sz w:val="16"/>
-          <w:szCs w:val="16"/>
-        </w:rPr>
-        <w:t xml:space="preserve"> </w:t>
-      </w:r>
-      <w:r>
-        <w:rPr>
-          <w:rFonts w:ascii="Arial Narrow" w:eastAsia="Arial Narrow" w:hAnsi="Arial Narrow" w:cs="Arial Narrow"/>
-          <w:sz w:val="16"/>
-          <w:szCs w:val="16"/>
-        </w:rPr>
-        <w:tab/>
-      </w:r>
-      <w:r>
-        <w:rPr>
-          <w:rFonts w:ascii="Arial Narrow" w:eastAsia="Arial Narrow" w:hAnsi="Arial Narrow" w:cs="Arial Narrow"/>
-          <w:b/>
-          <w:bCs/>
-          <w:sz w:val="16"/>
-          <w:szCs w:val="16"/>
-        </w:rPr>
-        <w:t xml:space="preserve">LEY 29571, CÓDIGO DE PROTECCIÓN Y DEFENSA DEL CONSUMIDOR, publicado el 2 de setiembre de 2010 y modificado por Decreto Legislativo 1308 </w:t>
-      </w:r>
-    </w:p>
-    <w:p>
-      <w:pPr>
-        <w:pStyle w:val="Textonotapie"/>
-        <w:ind w:left="567" w:right="-1"/>
-        <w:jc w:val="both"/>
-        <w:rPr>
-          <w:rFonts w:ascii="Arial Narrow" w:eastAsia="Arial Narrow" w:hAnsi="Arial Narrow" w:cs="Arial Narrow"/>
-          <w:b/>
-          <w:bCs/>
-          <w:sz w:val="16"/>
-          <w:szCs w:val="16"/>
-        </w:rPr>
-      </w:pPr>
-      <w:r>
-        <w:rPr>
-          <w:rFonts w:ascii="Arial Narrow" w:eastAsia="Arial Narrow" w:hAnsi="Arial Narrow" w:cs="Arial Narrow"/>
-          <w:b/>
-          <w:bCs/>
-          <w:sz w:val="16"/>
-          <w:szCs w:val="16"/>
-        </w:rPr>
-        <w:t xml:space="preserve">Artículo 18.- Idoneidad </w:t>
-      </w:r>
-    </w:p>
-    <w:p>
-      <w:pPr>
-        <w:pStyle w:val="Textonotapie"/>
-        <w:ind w:left="567" w:right="-1"/>
-        <w:jc w:val="both"/>
-        <w:rPr>
-          <w:rFonts w:ascii="Arial Narrow" w:eastAsia="Arial Narrow" w:hAnsi="Arial Narrow" w:cs="Arial Narrow"/>
-          <w:sz w:val="16"/>
-          <w:szCs w:val="16"/>
-        </w:rPr>
-      </w:pPr>
-      <w:r>
-        <w:rPr>
-          <w:rFonts w:ascii="Arial Narrow" w:eastAsia="Arial Narrow" w:hAnsi="Arial Narrow" w:cs="Arial Narrow"/>
-          <w:sz w:val="16"/>
-          <w:szCs w:val="16"/>
-        </w:rPr>
-        <w:t xml:space="preserve">Se entiende por idoneidad la correspondencia entre lo que un consumidor espera y lo que efectivamente recibe, en función a lo que se le hubiera ofrecido, la publicidad e información transmitida, las condiciones y circunstancias de la transacción, las características y naturaleza del producto o servicio, el precio, entre otros factores, atendiendo a las circunstancias del caso. </w:t>
-      </w:r>
-    </w:p>
-    <w:p>
-      <w:pPr>
-        <w:pStyle w:val="Textonotapie"/>
-        <w:ind w:left="567" w:right="-1"/>
-        <w:jc w:val="both"/>
-        <w:rPr>
-          <w:rFonts w:ascii="Arial Narrow" w:eastAsia="Arial Narrow" w:hAnsi="Arial Narrow" w:cs="Arial Narrow"/>
-          <w:sz w:val="16"/>
-          <w:szCs w:val="16"/>
-        </w:rPr>
-      </w:pPr>
-      <w:r>
-        <w:rPr>
-          <w:rFonts w:ascii="Arial Narrow" w:eastAsia="Arial Narrow" w:hAnsi="Arial Narrow" w:cs="Arial Narrow"/>
-          <w:sz w:val="16"/>
-          <w:szCs w:val="16"/>
-        </w:rPr>
-        <w:t xml:space="preserve">La idoneidad es evaluada en función a la propia naturaleza del producto o servicio y a su aptitud para satisfacer la finalidad para la cual ha sido puesto en el mercado. Las autorizaciones por parte de los organismos del Estado para la fabricación de un producto o la prestación de un servicio, en los casos que sea necesario, no eximen de responsabilidad al proveedor frente al consumidor. </w:t>
-      </w:r>
-    </w:p>
-    <w:p>
-      <w:pPr>
-        <w:pStyle w:val="Textonotapie"/>
-        <w:ind w:left="567" w:right="-1"/>
-        <w:jc w:val="both"/>
-        <w:rPr>
-          <w:rFonts w:ascii="Arial Narrow" w:eastAsia="Arial Narrow" w:hAnsi="Arial Narrow" w:cs="Arial Narrow"/>
-          <w:sz w:val="16"/>
-          <w:szCs w:val="16"/>
-        </w:rPr>
-      </w:pPr>
-    </w:p>
-    <w:p>
-      <w:pPr>
-        <w:pStyle w:val="Textonotapie"/>
-        <w:ind w:left="567" w:right="-1"/>
-        <w:jc w:val="both"/>
-        <w:rPr>
-          <w:rFonts w:ascii="Arial Narrow" w:eastAsia="Arial Narrow" w:hAnsi="Arial Narrow" w:cs="Arial Narrow"/>
-          <w:sz w:val="16"/>
-          <w:szCs w:val="16"/>
-        </w:rPr>
-      </w:pPr>
-      <w:r>
-        <w:rPr>
-          <w:rFonts w:ascii="Arial Narrow" w:eastAsia="Arial Narrow" w:hAnsi="Arial Narrow" w:cs="Arial Narrow"/>
-          <w:b/>
-          <w:bCs/>
-          <w:sz w:val="16"/>
-          <w:szCs w:val="16"/>
-        </w:rPr>
-        <w:t xml:space="preserve">Artículo 19.- Obligación de los proveedores </w:t>
-      </w:r>
-    </w:p>
-    <w:p>
-      <w:pPr>
-        <w:pStyle w:val="Textonotapie"/>
-        <w:ind w:left="567" w:right="-1"/>
-        <w:jc w:val="both"/>
-        <w:rPr>
-          <w:rFonts w:ascii="Arial Narrow" w:eastAsia="Arial Narrow" w:hAnsi="Arial Narrow" w:cs="Arial Narrow"/>
-          <w:sz w:val="16"/>
-          <w:szCs w:val="16"/>
-        </w:rPr>
-      </w:pPr>
-      <w:r>
-        <w:rPr>
-          <w:rFonts w:ascii="Arial Narrow" w:eastAsia="Arial Narrow" w:hAnsi="Arial Narrow" w:cs="Arial Narrow"/>
-          <w:sz w:val="16"/>
-          <w:szCs w:val="16"/>
-        </w:rPr>
-        <w:t>El proveedor responde por la idoneidad y calidad de los productos y servicios ofrecidos; por la autenticidad de las marcas y leyendas que exhiben sus productos o del signo que respalda al prestador del servicio, por la falta de conformidad entre la publicidad comercial de los productos y servicios y estos, así como por el contenido y la vida útil del producto indicado en el envase, en lo que corresponda.</w:t>
-      </w:r>
-    </w:p>
+    </w:p>
+  </w:footnote>
+  <w:footnote w:id="4">
     <w:p>
       <w:pPr>
         <w:pStyle w:val="Textonotapie"/>
@@ -9413,15 +9474,74 @@
         <w:jc w:val="both"/>
         <w:rPr>
           <w:rFonts w:ascii="Arial Narrow" w:eastAsia="Arial Narrow" w:hAnsi="Arial Narrow" w:cs="Arial Narrow"/>
+          <w:sz w:val="16"/>
+          <w:szCs w:val="16"/>
+        </w:rPr>
+      </w:pPr>
+      <w:r>
+        <w:rPr>
+          <w:rStyle w:val="Refdenotaalpie"/>
+          <w:rFonts w:ascii="Arial Narrow" w:eastAsia="Arial Narrow" w:hAnsi="Arial Narrow" w:cs="Arial Narrow"/>
+          <w:sz w:val="16"/>
+          <w:szCs w:val="16"/>
+          <w:vertAlign w:val="superscript"/>
+        </w:rPr>
+        <w:footnoteRef/>
+      </w:r>
+      <w:r>
+        <w:rPr>
+          <w:rFonts w:ascii="Arial Narrow" w:eastAsia="Arial Narrow" w:hAnsi="Arial Narrow" w:cs="Arial Narrow"/>
+          <w:sz w:val="16"/>
+          <w:szCs w:val="16"/>
+        </w:rPr>
+        <w:tab/>
+        <w:t xml:space="preserve"/>
+      </w:r>
+      <w:r>
+        <w:rPr>
+          <w:rFonts w:ascii="Arial Narrow" w:eastAsia="Arial Narrow" w:hAnsi="Arial Narrow" w:cs="Arial Narrow"/>
+          <w:sz w:val="16"/>
+          <w:szCs w:val="16"/>
+        </w:rPr>
+        <w:tab/>
+      </w:r>
+      <w:r>
+        <w:rPr>
+          <w:rFonts w:ascii="Arial Narrow" w:eastAsia="Arial Narrow" w:hAnsi="Arial Narrow" w:cs="Arial Narrow"/>
           <w:b/>
           <w:bCs/>
           <w:sz w:val="16"/>
           <w:szCs w:val="16"/>
         </w:rPr>
-      </w:pPr>
-    </w:p>
-  </w:footnote>
-  <w:footnote w:id="4">
+        <w:t>LEY SOBRE FACULTADES, NORMAS Y ORGANIZACIÓN DEL INDECOPI, APROBADA POR DECRETO LEGISLATIVO 807 Artículo 24.-</w:t>
+      </w:r>
+      <w:r>
+        <w:rPr>
+          <w:rFonts w:ascii="Arial Narrow" w:eastAsia="Arial Narrow" w:hAnsi="Arial Narrow" w:cs="Arial Narrow"/>
+          <w:sz w:val="16"/>
+          <w:szCs w:val="16"/>
+        </w:rPr>
+        <w:t xml:space="preserve"> El </w:t>
+      </w:r>
+      <w:proofErr w:type="gramStart"/>
+      <w:r>
+        <w:rPr>
+          <w:rFonts w:ascii="Arial Narrow" w:eastAsia="Arial Narrow" w:hAnsi="Arial Narrow" w:cs="Arial Narrow"/>
+          <w:sz w:val="16"/>
+          <w:szCs w:val="16"/>
+        </w:rPr>
+        <w:t>Secretario Técnico</w:t>
+      </w:r>
+      <w:proofErr w:type="gramEnd"/>
+      <w:r>
+        <w:rPr>
+          <w:rFonts w:ascii="Arial Narrow" w:eastAsia="Arial Narrow" w:hAnsi="Arial Narrow" w:cs="Arial Narrow"/>
+          <w:sz w:val="16"/>
+          <w:szCs w:val="16"/>
+        </w:rPr>
+        <w:t xml:space="preserve"> se encargará de la tramitación del procedimiento. Para ello, cuenta con las siguientes facultades:</w:t>
+      </w:r>
+    </w:p>
     <w:p>
       <w:pPr>
         <w:pStyle w:val="Textonotapie"/>
@@ -9438,65 +9558,12 @@
       </w:pPr>
       <w:r>
         <w:rPr>
-          <w:rStyle w:val="Refdenotaalpie"/>
-          <w:rFonts w:ascii="Arial Narrow" w:eastAsia="Arial Narrow" w:hAnsi="Arial Narrow" w:cs="Arial Narrow"/>
-          <w:sz w:val="16"/>
-          <w:szCs w:val="16"/>
-          <w:vertAlign w:val="superscript"/>
-        </w:rPr>
-        <w:footnoteRef/>
-      </w:r>
-      <w:r>
-        <w:rPr>
-          <w:rFonts w:ascii="Arial Narrow" w:eastAsia="Arial Narrow" w:hAnsi="Arial Narrow" w:cs="Arial Narrow"/>
-          <w:sz w:val="16"/>
-          <w:szCs w:val="16"/>
-        </w:rPr>
-        <w:t xml:space="preserve"> </w:t>
-      </w:r>
-      <w:r>
-        <w:rPr>
           <w:rFonts w:ascii="Arial Narrow" w:eastAsia="Arial Narrow" w:hAnsi="Arial Narrow" w:cs="Arial Narrow"/>
           <w:sz w:val="16"/>
           <w:szCs w:val="16"/>
         </w:rPr>
         <w:tab/>
-      </w:r>
-      <w:r>
-        <w:rPr>
-          <w:rFonts w:ascii="Arial Narrow" w:eastAsia="Arial Narrow" w:hAnsi="Arial Narrow" w:cs="Arial Narrow"/>
-          <w:b/>
-          <w:bCs/>
-          <w:sz w:val="16"/>
-          <w:szCs w:val="16"/>
-        </w:rPr>
-        <w:t>LEY SOBRE FACULTADES, NORMAS Y ORGANIZACIÓN DEL INDECOPI, APROBADA POR DECRETO LEGISLATIVO 807 Artículo 24.-</w:t>
-      </w:r>
-      <w:r>
-        <w:rPr>
-          <w:rFonts w:ascii="Arial Narrow" w:eastAsia="Arial Narrow" w:hAnsi="Arial Narrow" w:cs="Arial Narrow"/>
-          <w:sz w:val="16"/>
-          <w:szCs w:val="16"/>
-        </w:rPr>
-        <w:t xml:space="preserve"> El </w:t>
-      </w:r>
-      <w:proofErr w:type="gramStart"/>
-      <w:r>
-        <w:rPr>
-          <w:rFonts w:ascii="Arial Narrow" w:eastAsia="Arial Narrow" w:hAnsi="Arial Narrow" w:cs="Arial Narrow"/>
-          <w:sz w:val="16"/>
-          <w:szCs w:val="16"/>
-        </w:rPr>
-        <w:t>Secretario Técnico</w:t>
-      </w:r>
-      <w:proofErr w:type="gramEnd"/>
-      <w:r>
-        <w:rPr>
-          <w:rFonts w:ascii="Arial Narrow" w:eastAsia="Arial Narrow" w:hAnsi="Arial Narrow" w:cs="Arial Narrow"/>
-          <w:sz w:val="16"/>
-          <w:szCs w:val="16"/>
-        </w:rPr>
-        <w:t xml:space="preserve"> se encargará de la tramitación del procedimiento. Para ello, cuenta con las siguientes facultades:</w:t>
+        <w:t xml:space="preserve">(...) </w:t>
       </w:r>
     </w:p>
     <w:p>
@@ -9520,7 +9587,7 @@
           <w:szCs w:val="16"/>
         </w:rPr>
         <w:tab/>
-        <w:t xml:space="preserve">(...) </w:t>
+        <w:t xml:space="preserve">c) Admitir denuncias a trámite, en aquellos casos en que la Comisión le haya delegado esta facultad. </w:t>
       </w:r>
     </w:p>
     <w:p>
@@ -9544,7 +9611,7 @@
           <w:szCs w:val="16"/>
         </w:rPr>
         <w:tab/>
-        <w:t xml:space="preserve">c) Admitir denuncias a trámite, en aquellos casos en que la Comisión le haya delegado esta facultad. </w:t>
+        <w:t>(...).</w:t>
       </w:r>
     </w:p>
     <w:p>
@@ -9561,59 +9628,108 @@
           <w:szCs w:val="16"/>
         </w:rPr>
       </w:pPr>
-      <w:r>
-        <w:rPr>
-          <w:rFonts w:ascii="Arial Narrow" w:eastAsia="Arial Narrow" w:hAnsi="Arial Narrow" w:cs="Arial Narrow"/>
-          <w:sz w:val="16"/>
-          <w:szCs w:val="16"/>
-        </w:rPr>
-        <w:tab/>
-        <w:t>(...).</w:t>
-      </w:r>
-    </w:p>
+    </w:p>
+  </w:footnote>
+  <w:footnote w:id="5">
     <w:p>
       <w:pPr>
         <w:pStyle w:val="Textonotapie"/>
         <w:tabs>
           <w:tab w:val="left" w:pos="567"/>
         </w:tabs>
-        <w:ind w:left="567" w:right="-1" w:hanging="567"/>
-        <w:jc w:val="both"/>
-        <w:rPr>
-          <w:rFonts w:ascii="Arial Narrow" w:eastAsia="Arial Narrow" w:hAnsi="Arial Narrow" w:cs="Arial Narrow"/>
-          <w:sz w:val="16"/>
-          <w:szCs w:val="16"/>
-        </w:rPr>
-      </w:pPr>
-      <w:r>
-        <w:rPr>
-          <w:rFonts w:ascii="Arial Narrow" w:eastAsia="Arial Narrow" w:hAnsi="Arial Narrow" w:cs="Arial Narrow"/>
-          <w:sz w:val="16"/>
-          <w:szCs w:val="16"/>
-        </w:rPr>
-        <w:t xml:space="preserve">. </w:t>
-      </w:r>
-    </w:p>
+        <w:ind w:left="567" w:hanging="567"/>
+        <w:jc w:val="both"/>
+        <w:rPr>
+          <w:rFonts w:ascii="Arial Narrow" w:eastAsia="Arial Narrow" w:hAnsi="Arial Narrow" w:cs="Arial Narrow"/>
+          <w:sz w:val="16"/>
+          <w:szCs w:val="16"/>
+        </w:rPr>
+      </w:pPr>
+      <w:r>
+        <w:rPr>
+          <w:rStyle w:val="Refdenotaalpie"/>
+          <w:rFonts w:ascii="Arial Narrow" w:eastAsia="Arial Narrow" w:hAnsi="Arial Narrow" w:cs="Arial Narrow"/>
+          <w:sz w:val="16"/>
+          <w:szCs w:val="16"/>
+          <w:vertAlign w:val="superscript"/>
+        </w:rPr>
+        <w:footnoteRef/>
+      </w:r>
+      <w:r>
+        <w:rPr>
+          <w:rFonts w:ascii="Arial Narrow" w:eastAsia="Arial Narrow" w:hAnsi="Arial Narrow" w:cs="Arial Narrow"/>
+          <w:sz w:val="16"/>
+          <w:szCs w:val="16"/>
+        </w:rPr>
+        <w:tab/>
+        <w:t xml:space="preserve"/>
+      </w:r>
+      <w:r>
+        <w:rPr>
+          <w:rFonts w:ascii="Arial Narrow" w:eastAsia="Arial Narrow" w:hAnsi="Arial Narrow" w:cs="Arial Narrow"/>
+          <w:sz w:val="16"/>
+          <w:szCs w:val="16"/>
+        </w:rPr>
+        <w:tab/>
+        <w:t xml:space="preserve">El número de trabajadores se atenderá siempre que la empresa haya sido constituida antes de la vigencia de la Ley </w:t>
+      </w:r>
+      <w:proofErr w:type="spellStart"/>
+      <w:r>
+        <w:rPr>
+          <w:rFonts w:ascii="Arial Narrow" w:eastAsia="Arial Narrow" w:hAnsi="Arial Narrow" w:cs="Arial Narrow"/>
+          <w:sz w:val="16"/>
+          <w:szCs w:val="16"/>
+        </w:rPr>
+        <w:t/>
+      </w:r>
+      <w:proofErr w:type="spellEnd"/>
+      <w:r>
+        <w:rPr>
+          <w:rFonts w:ascii="Arial Narrow" w:eastAsia="Arial Narrow" w:hAnsi="Arial Narrow" w:cs="Arial Narrow"/>
+          <w:sz w:val="16"/>
+          <w:szCs w:val="16"/>
+        </w:rPr>
+        <w:t xml:space="preserve">30056, publicada el 2 de julio de 2013, que modificó el artículo 5 del Texto Único Ordenado de la Ley de Promoción de la Competitividad, Formalización y Desarrollo de la Micro y Pequeña Empresa y de Acceso al Empleo Decente (LEY MYPE). Ello, en la medida que la Tercera Disposición Complementaria Transitoria de la norma modificatoria precisa que las empresas constituidas antes de la </w:t>
+      </w:r>
+      <w:proofErr w:type="gramStart"/>
+      <w:r>
+        <w:rPr>
+          <w:rFonts w:ascii="Arial Narrow" w:eastAsia="Arial Narrow" w:hAnsi="Arial Narrow" w:cs="Arial Narrow"/>
+          <w:sz w:val="16"/>
+          <w:szCs w:val="16"/>
+        </w:rPr>
+        <w:t>entrada en vigencia</w:t>
+      </w:r>
+      <w:proofErr w:type="gramEnd"/>
+      <w:r>
+        <w:rPr>
+          <w:rFonts w:ascii="Arial Narrow" w:eastAsia="Arial Narrow" w:hAnsi="Arial Narrow" w:cs="Arial Narrow"/>
+          <w:sz w:val="16"/>
+          <w:szCs w:val="16"/>
+        </w:rPr>
+        <w:t xml:space="preserve"> de dicha Ley se rigen por los requisitos de acogimiento al régimen de las micro y pequeñas empresas regulados en el Decreto Legislativo 1086.</w:t>
+      </w:r>
+    </w:p>
+    <w:p>
+      <w:pPr>
+        <w:pStyle w:val="Textonotapie"/>
+        <w:ind w:left="567" w:hanging="567"/>
+        <w:jc w:val="both"/>
+        <w:rPr>
+          <w:rFonts w:ascii="Arial Narrow" w:eastAsia="Arial Narrow" w:hAnsi="Arial Narrow" w:cs="Arial Narrow"/>
+          <w:sz w:val="16"/>
+          <w:szCs w:val="16"/>
+        </w:rPr>
+      </w:pPr>
+    </w:p>
+  </w:footnote>
+  <w:footnote w:id="6">
     <w:p>
       <w:pPr>
         <w:pStyle w:val="Textonotapie"/>
         <w:tabs>
           <w:tab w:val="left" w:pos="567"/>
         </w:tabs>
-        <w:ind w:left="567" w:right="-1" w:hanging="567"/>
-        <w:jc w:val="both"/>
-        <w:rPr>
-          <w:rFonts w:ascii="Arial Narrow" w:eastAsia="Arial Narrow" w:hAnsi="Arial Narrow" w:cs="Arial Narrow"/>
-          <w:sz w:val="16"/>
-          <w:szCs w:val="16"/>
-        </w:rPr>
-      </w:pPr>
-    </w:p>
-  </w:footnote>
-  <w:footnote w:id="5">
-    <w:p>
-      <w:pPr>
-        <w:pStyle w:val="Textonotapie"/>
         <w:ind w:left="567" w:hanging="567"/>
         <w:jc w:val="both"/>
         <w:rPr>
@@ -9638,96 +9754,8 @@
           <w:sz w:val="16"/>
           <w:szCs w:val="16"/>
         </w:rPr>
-        <w:t xml:space="preserve"> </w:t>
-      </w:r>
-      <w:r>
-        <w:rPr>
-          <w:rFonts w:ascii="Arial Narrow" w:eastAsia="Arial Narrow" w:hAnsi="Arial Narrow" w:cs="Arial Narrow"/>
-          <w:sz w:val="16"/>
-          <w:szCs w:val="16"/>
-        </w:rPr>
         <w:tab/>
-        <w:t xml:space="preserve">El número de trabajadores se atenderá siempre que la empresa haya sido constituida antes de la vigencia de la Ley </w:t>
-      </w:r>
-      <w:proofErr w:type="spellStart"/>
-      <w:r>
-        <w:rPr>
-          <w:rFonts w:ascii="Arial Narrow" w:eastAsia="Arial Narrow" w:hAnsi="Arial Narrow" w:cs="Arial Narrow"/>
-          <w:sz w:val="16"/>
-          <w:szCs w:val="16"/>
-        </w:rPr>
-        <w:t/>
-      </w:r>
-      <w:proofErr w:type="spellEnd"/>
-      <w:r>
-        <w:rPr>
-          <w:rFonts w:ascii="Arial Narrow" w:eastAsia="Arial Narrow" w:hAnsi="Arial Narrow" w:cs="Arial Narrow"/>
-          <w:sz w:val="16"/>
-          <w:szCs w:val="16"/>
-        </w:rPr>
-        <w:t xml:space="preserve"> 30056, publicada el 2 de julio de 2013, que modificó el artículo 5 del Texto Único Ordenado de la Ley de Promoción de la Competitividad, Formalización y Desarrollo de la Micro y Pequeña Empresa y de Acceso al Empleo Decente (LEY MYPE). Ello, en la medida que la Tercera Disposición Complementaria Transitoria de la norma modificatoria precisa que las empresas constituidas antes de la </w:t>
-      </w:r>
-      <w:proofErr w:type="gramStart"/>
-      <w:r>
-        <w:rPr>
-          <w:rFonts w:ascii="Arial Narrow" w:eastAsia="Arial Narrow" w:hAnsi="Arial Narrow" w:cs="Arial Narrow"/>
-          <w:sz w:val="16"/>
-          <w:szCs w:val="16"/>
-        </w:rPr>
-        <w:t>entrada en vigencia</w:t>
-      </w:r>
-      <w:proofErr w:type="gramEnd"/>
-      <w:r>
-        <w:rPr>
-          <w:rFonts w:ascii="Arial Narrow" w:eastAsia="Arial Narrow" w:hAnsi="Arial Narrow" w:cs="Arial Narrow"/>
-          <w:sz w:val="16"/>
-          <w:szCs w:val="16"/>
-        </w:rPr>
-        <w:t xml:space="preserve"> de dicha Ley se rigen por los requisitos de acogimiento al régimen de las micro y pequeñas empresas regulados en el Decreto Legislativo 1086.</w:t>
-      </w:r>
-    </w:p>
-    <w:p>
-      <w:pPr>
-        <w:pStyle w:val="Textonotapie"/>
-        <w:ind w:left="567" w:hanging="567"/>
-        <w:jc w:val="both"/>
-        <w:rPr>
-          <w:rFonts w:ascii="Arial Narrow" w:eastAsia="Arial Narrow" w:hAnsi="Arial Narrow" w:cs="Arial Narrow"/>
-          <w:sz w:val="16"/>
-          <w:szCs w:val="16"/>
-        </w:rPr>
-      </w:pPr>
-    </w:p>
-  </w:footnote>
-  <w:footnote w:id="6">
-    <w:p>
-      <w:pPr>
-        <w:pStyle w:val="Textonotapie"/>
-        <w:ind w:left="567" w:hanging="567"/>
-        <w:jc w:val="both"/>
-        <w:rPr>
-          <w:rFonts w:ascii="Arial Narrow" w:eastAsia="Arial Narrow" w:hAnsi="Arial Narrow" w:cs="Arial Narrow"/>
-          <w:sz w:val="16"/>
-          <w:szCs w:val="16"/>
-        </w:rPr>
-      </w:pPr>
-      <w:r>
-        <w:rPr>
-          <w:rStyle w:val="Refdenotaalpie"/>
-          <w:rFonts w:ascii="Arial Narrow" w:eastAsia="Arial Narrow" w:hAnsi="Arial Narrow" w:cs="Arial Narrow"/>
-          <w:sz w:val="16"/>
-          <w:szCs w:val="16"/>
-          <w:vertAlign w:val="superscript"/>
-        </w:rPr>
-        <w:footnoteRef/>
-      </w:r>
-      <w:r>
-        <w:rPr>
-          <w:rFonts w:ascii="Arial Narrow" w:eastAsia="Arial Narrow" w:hAnsi="Arial Narrow" w:cs="Arial Narrow"/>
-          <w:sz w:val="16"/>
-          <w:szCs w:val="16"/>
-        </w:rPr>
-        <w:t xml:space="preserve"> </w:t>
+        <w:t xml:space="preserve"/>
       </w:r>
       <w:r>
         <w:rPr>
@@ -9886,7 +9914,50 @@
       </w:pPr>
     </w:p>
   </w:footnote>
-  <w:footnote w:id="12">
+  <w:footnote w:id="7">
+    <w:p>
+      <w:pPr>
+        <w:pStyle w:val="Textonotapie"/>
+        <w:tabs>
+          <w:tab w:val="left" w:pos="567"/>
+        </w:tabs>
+        <w:ind w:left="567" w:hanging="567"/>
+        <w:jc w:val="both"/>
+        <w:rPr>
+          <w:rFonts w:ascii="Arial Narrow" w:eastAsia="Arial Narrow" w:hAnsi="Arial Narrow" w:cs="Arial Narrow"/>
+          <w:sz w:val="16"/>
+          <w:szCs w:val="16"/>
+        </w:rPr>
+      </w:pPr>
+      <w:r>
+        <w:rPr>
+          <w:rStyle w:val="Refdenotaalpie"/>
+          <w:rFonts w:ascii="Arial Narrow" w:eastAsia="Arial Narrow" w:hAnsi="Arial Narrow" w:cs="Arial Narrow"/>
+          <w:sz w:val="16"/>
+          <w:szCs w:val="16"/>
+          <w:vertAlign w:val="superscript"/>
+        </w:rPr>
+        <w:footnoteRef/>
+      </w:r>
+      <w:r>
+        <w:rPr>
+          <w:rFonts w:ascii="Arial Narrow" w:eastAsia="Arial Narrow" w:hAnsi="Arial Narrow" w:cs="Arial Narrow"/>
+          <w:sz w:val="16"/>
+          <w:szCs w:val="16"/>
+        </w:rPr>
+        <w:tab/>
+      </w:r>
+      <w:r>
+        <w:rPr>
+          <w:rFonts w:ascii="Arial Narrow" w:eastAsia="Arial Narrow" w:hAnsi="Arial Narrow" w:cs="Arial Narrow"/>
+          <w:b/>
+          <w:bCs/>
+          <w:sz w:val="16"/>
+          <w:szCs w:val="16"/>
+        </w:rPr>
+        <w:t xml:space="preserve">DECRETO LEGISLATIVO 807, LEY SOBRE FACULTADES, NORMAS Y ORGANIZACIÓN DEL INDECOPI, publicado el 18 de abril de 1996</w:t>
+      </w:r>
+    </w:p>
     <w:p>
       <w:pPr>
         <w:pStyle w:val="Textonotapie"/>
@@ -9900,16 +9971,6 @@
       </w:pPr>
       <w:r>
         <w:rPr>
-          <w:rStyle w:val="Refdenotaalpie"/>
-          <w:rFonts w:ascii="Arial Narrow" w:eastAsia="Arial Narrow" w:hAnsi="Arial Narrow" w:cs="Arial Narrow"/>
-          <w:sz w:val="16"/>
-          <w:szCs w:val="16"/>
-          <w:vertAlign w:val="superscript"/>
-        </w:rPr>
-        <w:footnoteRef/>
-      </w:r>
-      <w:r>
-        <w:rPr>
           <w:rFonts w:ascii="Arial Narrow" w:eastAsia="Arial Narrow" w:hAnsi="Arial Narrow" w:cs="Arial Narrow"/>
           <w:sz w:val="16"/>
           <w:szCs w:val="16"/>
@@ -9924,7 +9985,15 @@
           <w:sz w:val="16"/>
           <w:szCs w:val="16"/>
         </w:rPr>
-        <w:t xml:space="preserve">DECRETO LEGISLATIVO 807, LEY SOBRE FACULTADES, NORMAS Y ORGANIZACIÓN DEL INDECOPI, publicado el 18 de abril de 1996</w:t>
+        <w:t xml:space="preserve">Artículo 26.-</w:t>
+      </w:r>
+      <w:r>
+        <w:rPr>
+          <w:rFonts w:ascii="Arial Narrow" w:eastAsia="Arial Narrow" w:hAnsi="Arial Narrow" w:cs="Arial Narrow"/>
+          <w:sz w:val="16"/>
+          <w:szCs w:val="16"/>
+        </w:rPr>
+        <w:t xml:space="preserve"> Una vez admitida a trámite la denuncia, se correrá traslado de la misma al denunciado, a fin de que éste presente su descargo. El plazo para la presentación del descargo será de cinco (5) días contados desde la notificación, vencido el cual, el Secretario Técnico declarará en rebeldía al denunciado que no lo hubiera presentado.</w:t>
       </w:r>
     </w:p>
     <w:p>
@@ -9938,6 +10007,33 @@
           <w:szCs w:val="16"/>
         </w:rPr>
       </w:pPr>
+    </w:p>
+  </w:footnote>
+  <w:footnote w:id="8">
+    <w:p>
+      <w:pPr>
+        <w:pStyle w:val="Textonotapie"/>
+        <w:tabs>
+          <w:tab w:val="left" w:pos="567"/>
+        </w:tabs>
+        <w:ind w:left="567" w:hanging="567"/>
+        <w:jc w:val="both"/>
+        <w:rPr>
+          <w:rFonts w:ascii="Arial Narrow" w:eastAsia="Arial Narrow" w:hAnsi="Arial Narrow" w:cs="Arial Narrow"/>
+          <w:sz w:val="16"/>
+          <w:szCs w:val="16"/>
+        </w:rPr>
+      </w:pPr>
+      <w:r>
+        <w:rPr>
+          <w:rStyle w:val="Refdenotaalpie"/>
+          <w:rFonts w:ascii="Arial Narrow" w:eastAsia="Arial Narrow" w:hAnsi="Arial Narrow" w:cs="Arial Narrow"/>
+          <w:sz w:val="16"/>
+          <w:szCs w:val="16"/>
+          <w:vertAlign w:val="superscript"/>
+        </w:rPr>
+        <w:footnoteRef/>
+      </w:r>
       <w:r>
         <w:rPr>
           <w:rFonts w:ascii="Arial Narrow" w:eastAsia="Arial Narrow" w:hAnsi="Arial Narrow" w:cs="Arial Narrow"/>
@@ -9954,15 +10050,7 @@
           <w:sz w:val="16"/>
           <w:szCs w:val="16"/>
         </w:rPr>
-        <w:t xml:space="preserve">Artículo 26.-</w:t>
-      </w:r>
-      <w:r>
-        <w:rPr>
-          <w:rFonts w:ascii="Arial Narrow" w:eastAsia="Arial Narrow" w:hAnsi="Arial Narrow" w:cs="Arial Narrow"/>
-          <w:sz w:val="16"/>
-          <w:szCs w:val="16"/>
-        </w:rPr>
-        <w:t xml:space="preserve"> Una vez admitida a trámite la denuncia, se correrá traslado de la misma al denunciado, a fin de que éste presente su descargo. El plazo para la presentación del descargo será de cinco (5) días contados desde la notificación, vencido el cual, el Secretario Técnico declarará en rebeldía al denunciado que no lo hubiera presentado.</w:t>
+        <w:t xml:space="preserve">DECRETO SUPREMO 006-2026-JUS, TEXTO ÚNICO ORDENADO DE LA LEY 27444, LEY DEL PROCEDIMIENTO ADMINISTRATIVO GENERAL, publicado el 30 de abril de 2026</w:t>
       </w:r>
     </w:p>
     <w:p>
@@ -9976,9 +10064,25 @@
           <w:szCs w:val="16"/>
         </w:rPr>
       </w:pPr>
-    </w:p>
-  </w:footnote>
-  <w:footnote w:id="13">
+      <w:r>
+        <w:rPr>
+          <w:rFonts w:ascii="Arial Narrow" w:eastAsia="Arial Narrow" w:hAnsi="Arial Narrow" w:cs="Arial Narrow"/>
+          <w:sz w:val="16"/>
+          <w:szCs w:val="16"/>
+        </w:rPr>
+        <w:tab/>
+      </w:r>
+      <w:r>
+        <w:rPr>
+          <w:rFonts w:ascii="Arial Narrow" w:eastAsia="Arial Narrow" w:hAnsi="Arial Narrow" w:cs="Arial Narrow"/>
+          <w:b/>
+          <w:bCs/>
+          <w:sz w:val="16"/>
+          <w:szCs w:val="16"/>
+        </w:rPr>
+        <w:t xml:space="preserve">Artículo 223.- Contestación de la reclamación</w:t>
+      </w:r>
+    </w:p>
     <w:p>
       <w:pPr>
         <w:pStyle w:val="Textonotapie"/>
@@ -9992,16 +10096,6 @@
       </w:pPr>
       <w:r>
         <w:rPr>
-          <w:rStyle w:val="Refdenotaalpie"/>
-          <w:rFonts w:ascii="Arial Narrow" w:eastAsia="Arial Narrow" w:hAnsi="Arial Narrow" w:cs="Arial Narrow"/>
-          <w:sz w:val="16"/>
-          <w:szCs w:val="16"/>
-          <w:vertAlign w:val="superscript"/>
-        </w:rPr>
-        <w:footnoteRef/>
-      </w:r>
-      <w:r>
-        <w:rPr>
           <w:rFonts w:ascii="Arial Narrow" w:eastAsia="Arial Narrow" w:hAnsi="Arial Narrow" w:cs="Arial Narrow"/>
           <w:sz w:val="16"/>
           <w:szCs w:val="16"/>
@@ -10011,12 +10105,10 @@
       <w:r>
         <w:rPr>
           <w:rFonts w:ascii="Arial Narrow" w:eastAsia="Arial Narrow" w:hAnsi="Arial Narrow" w:cs="Arial Narrow"/>
-          <w:b/>
-          <w:bCs/>
-          <w:sz w:val="16"/>
-          <w:szCs w:val="16"/>
-        </w:rPr>
-        <w:t xml:space="preserve">DECRETO SUPREMO 006-2026-JUS, TEXTO ÚNICO ORDENADO DE LA LEY 27444, LEY DEL PROCEDIMIENTO ADMINISTRATIVO GENERAL, publicado el 30 de abril de 2026</w:t>
+          <w:sz w:val="16"/>
+          <w:szCs w:val="16"/>
+        </w:rPr>
+        <w:t xml:space="preserve">223.1 El reclamado deberá presentar la contestación de la reclamación dentro de los quince (15) días posteriores a la notificación de ésta; vencido este plazo, la Administración declarará en rebeldía al reclamado que no la hubiera presentado. La contestación deberá contener los requisitos de los escritos previstos en el artículo 113 de la presente Ley, así como la absolución de todos los asuntos controvertidos de hecho y de derecho, Las alegaciones y los hechos relevantes de la reclamación, salvo que hayan sido específicamente negadas en la contestación, se tendrán por aceptadas o merituadas como ciertas.</w:t>
       </w:r>
     </w:p>
     <w:p>
@@ -10030,69 +10122,14 @@
           <w:szCs w:val="16"/>
         </w:rPr>
       </w:pPr>
-      <w:r>
-        <w:rPr>
-          <w:rFonts w:ascii="Arial Narrow" w:eastAsia="Arial Narrow" w:hAnsi="Arial Narrow" w:cs="Arial Narrow"/>
-          <w:sz w:val="16"/>
-          <w:szCs w:val="16"/>
-        </w:rPr>
-        <w:tab/>
-      </w:r>
-      <w:r>
-        <w:rPr>
-          <w:rFonts w:ascii="Arial Narrow" w:eastAsia="Arial Narrow" w:hAnsi="Arial Narrow" w:cs="Arial Narrow"/>
-          <w:b/>
-          <w:bCs/>
-          <w:sz w:val="16"/>
-          <w:szCs w:val="16"/>
-        </w:rPr>
-        <w:t xml:space="preserve">Artículo 223.- Contestación de la reclamación</w:t>
-      </w:r>
-    </w:p>
-    <w:p>
-      <w:pPr>
-        <w:pStyle w:val="Textonotapie"/>
-        <w:ind w:left="567" w:hanging="567"/>
-        <w:jc w:val="both"/>
-        <w:rPr>
-          <w:rFonts w:ascii="Arial Narrow" w:eastAsia="Arial Narrow" w:hAnsi="Arial Narrow" w:cs="Arial Narrow"/>
-          <w:sz w:val="16"/>
-          <w:szCs w:val="16"/>
-        </w:rPr>
-      </w:pPr>
-      <w:r>
-        <w:rPr>
-          <w:rFonts w:ascii="Arial Narrow" w:eastAsia="Arial Narrow" w:hAnsi="Arial Narrow" w:cs="Arial Narrow"/>
-          <w:sz w:val="16"/>
-          <w:szCs w:val="16"/>
-        </w:rPr>
-        <w:tab/>
-      </w:r>
-      <w:r>
-        <w:rPr>
-          <w:rFonts w:ascii="Arial Narrow" w:eastAsia="Arial Narrow" w:hAnsi="Arial Narrow" w:cs="Arial Narrow"/>
-          <w:sz w:val="16"/>
-          <w:szCs w:val="16"/>
-        </w:rPr>
-        <w:t xml:space="preserve">223.1 El reclamado deberá presentar la contestación de la reclamación dentro de los quince (15) días posteriores a la notificación de ésta; vencido este plazo, la Administración declarará en rebeldía al reclamado que no la hubiera presentado. La contestación deberá contener los requisitos de los escritos previstos en el artículo 113 de la presente Ley, así como la absolución de todos los asuntos controvertidos de hecho y de derecho, Las alegaciones y los hechos relevantes de la reclamación, salvo que hayan sido específicamente negadas en la contestación, se tendrán por aceptadas o merituadas como ciertas.</w:t>
-      </w:r>
-    </w:p>
-    <w:p>
-      <w:pPr>
-        <w:pStyle w:val="Textonotapie"/>
-        <w:ind w:left="567" w:hanging="567"/>
-        <w:jc w:val="both"/>
-        <w:rPr>
-          <w:rFonts w:ascii="Arial Narrow" w:eastAsia="Arial Narrow" w:hAnsi="Arial Narrow" w:cs="Arial Narrow"/>
-          <w:sz w:val="16"/>
-          <w:szCs w:val="16"/>
-        </w:rPr>
-      </w:pPr>
     </w:p>
   </w:footnote>
-  <w:footnote w:id="7">
-    <w:p>
-      <w:pPr>
+  <w:footnote w:id="9">
+    <w:p>
+      <w:pPr>
+        <w:tabs>
+          <w:tab w:val="left" w:pos="567"/>
+        </w:tabs>
         <w:spacing w:after="0" w:line="240" w:lineRule="auto"/>
         <w:ind w:left="567" w:hanging="567"/>
         <w:jc w:val="both"/>
@@ -10119,7 +10156,8 @@
           <w:szCs w:val="16"/>
           <w:vertAlign w:val="superscript"/>
         </w:rPr>
-        <w:t xml:space="preserve"> </w:t>
+        <w:tab/>
+        <w:t xml:space="preserve"/>
       </w:r>
       <w:r>
         <w:rPr>
@@ -10314,9 +10352,66 @@
       </w:pPr>
     </w:p>
   </w:footnote>
-  <w:footnote w:id="8">
-    <w:p>
-      <w:pPr>
+  <w:footnote w:id="10">
+    <w:p>
+      <w:pPr>
+        <w:pStyle w:val="Textonotapie"/>
+        <w:tabs>
+          <w:tab w:val="left" w:pos="567"/>
+        </w:tabs>
+        <w:ind w:left="567" w:right="-1" w:hanging="567"/>
+        <w:jc w:val="both"/>
+        <w:rPr>
+          <w:rFonts w:ascii="Arial Narrow" w:eastAsia="Arial Narrow" w:hAnsi="Arial Narrow" w:cs="Arial Narrow"/>
+          <w:b/>
+          <w:bCs/>
+          <w:sz w:val="16"/>
+          <w:szCs w:val="16"/>
+        </w:rPr>
+      </w:pPr>
+      <w:r>
+        <w:rPr>
+          <w:rStyle w:val="Refdenotaalpie"/>
+          <w:rFonts w:ascii="Arial Narrow" w:eastAsia="Arial Narrow" w:hAnsi="Arial Narrow" w:cs="Arial Narrow"/>
+          <w:sz w:val="16"/>
+          <w:szCs w:val="16"/>
+          <w:vertAlign w:val="superscript"/>
+        </w:rPr>
+        <w:footnoteRef/>
+      </w:r>
+      <w:r>
+        <w:rPr>
+          <w:rFonts w:ascii="Arial Narrow" w:eastAsia="Arial Narrow" w:hAnsi="Arial Narrow" w:cs="Arial Narrow"/>
+          <w:sz w:val="16"/>
+          <w:szCs w:val="16"/>
+        </w:rPr>
+        <w:tab/>
+        <w:t xml:space="preserve"/>
+      </w:r>
+      <w:r>
+        <w:rPr>
+          <w:rFonts w:ascii="Arial Narrow" w:eastAsia="Arial Narrow" w:hAnsi="Arial Narrow" w:cs="Arial Narrow"/>
+          <w:sz w:val="16"/>
+          <w:szCs w:val="16"/>
+        </w:rPr>
+        <w:tab/>
+      </w:r>
+      <w:r>
+        <w:rPr>
+          <w:rFonts w:ascii="Arial Narrow" w:eastAsia="Arial Narrow" w:hAnsi="Arial Narrow" w:cs="Arial Narrow"/>
+          <w:b/>
+          <w:bCs/>
+          <w:sz w:val="16"/>
+          <w:szCs w:val="16"/>
+        </w:rPr>
+        <w:t xml:space="preserve">LEY 29571, CÓDIGO DE PROTECCIÓN Y DEFENSA DEL CONSUMIDOR, publicado el 2 de setiembre de 2010 y modificado por Decreto Legislativo 1308 </w:t>
+      </w:r>
+    </w:p>
+    <w:p>
+      <w:pPr>
+        <w:tabs>
+          <w:tab w:val="left" w:pos="567"/>
+        </w:tabs>
         <w:spacing w:after="0" w:line="240" w:lineRule="auto"/>
         <w:ind w:left="567" w:hanging="567"/>
         <w:jc w:val="both"/>
@@ -10328,29 +10423,12 @@
       </w:pPr>
       <w:r>
         <w:rPr>
-          <w:rStyle w:val="Refdenotaalpie"/>
-          <w:rFonts w:ascii="Arial Narrow" w:eastAsia="Arial Narrow" w:hAnsi="Arial Narrow" w:cs="Arial Narrow"/>
-          <w:sz w:val="16"/>
-          <w:szCs w:val="16"/>
-          <w:vertAlign w:val="superscript"/>
-        </w:rPr>
-        <w:footnoteRef/>
-      </w:r>
-      <w:r>
-        <w:rPr>
-          <w:rFonts w:ascii="Arial Narrow" w:eastAsia="Arial Narrow" w:hAnsi="Arial Narrow" w:cs="Arial Narrow"/>
-          <w:sz w:val="16"/>
-          <w:szCs w:val="16"/>
-        </w:rPr>
-        <w:t xml:space="preserve"> </w:t>
-      </w:r>
-      <w:r>
-        <w:rPr>
           <w:rFonts w:ascii="Arial Narrow" w:eastAsia="Arial Narrow" w:hAnsi="Arial Narrow" w:cs="Arial Narrow"/>
           <w:sz w:val="16"/>
           <w:szCs w:val="16"/>
         </w:rPr>
         <w:tab/>
+        <w:t xml:space="preserve"/>
       </w:r>
       <w:r>
         <w:rPr>
@@ -10423,18 +10501,6 @@
         <w:tab/>
         <w:t>Las medidas correctivas complementarias pueden dictarse de oficio o a pedido de parte.</w:t>
       </w:r>
-    </w:p>
-    <w:p>
-      <w:pPr>
-        <w:spacing w:after="0" w:line="240" w:lineRule="auto"/>
-        <w:ind w:left="567" w:hanging="567"/>
-        <w:jc w:val="both"/>
-        <w:rPr>
-          <w:rFonts w:ascii="Arial Narrow" w:eastAsia="Arial Narrow" w:hAnsi="Arial Narrow" w:cs="Arial Narrow"/>
-          <w:sz w:val="16"/>
-          <w:szCs w:val="16"/>
-        </w:rPr>
-      </w:pPr>
     </w:p>
     <w:p>
       <w:pPr>
@@ -10649,8 +10715,12 @@
     </w:p>
     <w:p>
       <w:pPr>
-        <w:pStyle w:val="Sinespaciado"/>
-        <w:ind w:firstLine="567"/>
+        <w:numPr>
+          <w:ilvl w:val="0"/>
+          <w:numId w:val="1"/>
+        </w:numPr>
+        <w:spacing w:after="0" w:line="240" w:lineRule="auto"/>
+        <w:ind w:left="567" w:firstLine="0"/>
         <w:jc w:val="both"/>
         <w:rPr>
           <w:rFonts w:ascii="Arial Narrow" w:eastAsia="Arial Narrow" w:hAnsi="Arial Narrow" w:cs="Arial Narrow"/>
@@ -10669,8 +10739,12 @@
     </w:p>
     <w:p>
       <w:pPr>
-        <w:pStyle w:val="Sinespaciado"/>
-        <w:ind w:firstLine="567"/>
+        <w:numPr>
+          <w:ilvl w:val="0"/>
+          <w:numId w:val="1"/>
+        </w:numPr>
+        <w:spacing w:after="0" w:line="240" w:lineRule="auto"/>
+        <w:ind w:left="567" w:firstLine="0"/>
         <w:jc w:val="both"/>
         <w:rPr>
           <w:rFonts w:ascii="Arial Narrow" w:eastAsia="Arial Narrow" w:hAnsi="Arial Narrow" w:cs="Arial Narrow"/>
@@ -10832,10 +10906,22 @@
         <w:jc w:val="both"/>
         <w:rPr>
           <w:rFonts w:ascii="Arial Narrow" w:eastAsia="Arial Narrow" w:hAnsi="Arial Narrow" w:cs="Arial Narrow"/>
-          <w:sz w:val="16"/>
-          <w:szCs w:val="16"/>
-        </w:rPr>
-      </w:pPr>
+          <w:b/>
+          <w:bCs/>
+          <w:sz w:val="16"/>
+          <w:szCs w:val="16"/>
+        </w:rPr>
+      </w:pPr>
+      <w:r>
+        <w:rPr>
+          <w:rFonts w:ascii="Arial Narrow" w:eastAsia="Arial Narrow" w:hAnsi="Arial Narrow" w:cs="Arial Narrow"/>
+          <w:b/>
+          <w:bCs/>
+          <w:sz w:val="16"/>
+          <w:szCs w:val="16"/>
+        </w:rPr>
+        <w:t>Artículo 116.- Medidas correctivas complementarias</w:t>
+      </w:r>
     </w:p>
     <w:p>
       <w:pPr>
@@ -10844,21 +10930,17 @@
         <w:jc w:val="both"/>
         <w:rPr>
           <w:rFonts w:ascii="Arial Narrow" w:eastAsia="Arial Narrow" w:hAnsi="Arial Narrow" w:cs="Arial Narrow"/>
-          <w:b/>
-          <w:bCs/>
-          <w:sz w:val="16"/>
-          <w:szCs w:val="16"/>
-        </w:rPr>
-      </w:pPr>
-      <w:r>
-        <w:rPr>
-          <w:rFonts w:ascii="Arial Narrow" w:eastAsia="Arial Narrow" w:hAnsi="Arial Narrow" w:cs="Arial Narrow"/>
-          <w:b/>
-          <w:bCs/>
-          <w:sz w:val="16"/>
-          <w:szCs w:val="16"/>
-        </w:rPr>
-        <w:t>Artículo 116.- Medidas correctivas complementarias</w:t>
+          <w:sz w:val="16"/>
+          <w:szCs w:val="16"/>
+        </w:rPr>
+      </w:pPr>
+      <w:r>
+        <w:rPr>
+          <w:rFonts w:ascii="Arial Narrow" w:eastAsia="Arial Narrow" w:hAnsi="Arial Narrow" w:cs="Arial Narrow"/>
+          <w:sz w:val="16"/>
+          <w:szCs w:val="16"/>
+        </w:rPr>
+        <w:t xml:space="preserve">Las medidas correctivas complementarias tienen el objeto de revertir los efectos de la conducta infractora o evitar que esta se produzca nuevamente en el futuro y pueden ser, entre otras, las siguientes: </w:t>
       </w:r>
     </w:p>
     <w:p>
@@ -10878,7 +10960,7 @@
           <w:sz w:val="16"/>
           <w:szCs w:val="16"/>
         </w:rPr>
-        <w:t xml:space="preserve">Las medidas correctivas complementarias tienen el objeto de revertir los efectos de la conducta infractora o evitar que esta se produzca nuevamente en el futuro y pueden ser, entre otras, las siguientes: </w:t>
+        <w:t xml:space="preserve">a. Que el proveedor cumpla con atender la solicitud de información requerida por el consumidor, siempre que dicho requerimiento guarde relación con el producto adquirido o servicio contratado. </w:t>
       </w:r>
     </w:p>
     <w:p>
@@ -10898,7 +10980,7 @@
           <w:sz w:val="16"/>
           <w:szCs w:val="16"/>
         </w:rPr>
-        <w:t xml:space="preserve">a. Que el proveedor cumpla con atender la solicitud de información requerida por el consumidor, siempre que dicho requerimiento guarde relación con el producto adquirido o servicio contratado. </w:t>
+        <w:t xml:space="preserve">b. Declarar inexigibles las cláusulas que han sido identificadas como abusivas en el procedimiento. </w:t>
       </w:r>
     </w:p>
     <w:p>
@@ -10918,7 +11000,7 @@
           <w:sz w:val="16"/>
           <w:szCs w:val="16"/>
         </w:rPr>
-        <w:t xml:space="preserve">b. Declarar inexigibles las cláusulas que han sido identificadas como abusivas en el procedimiento. </w:t>
+        <w:t xml:space="preserve">c. El decomiso y destrucción de la mercadería, envases, envolturas o etiquetas. </w:t>
       </w:r>
     </w:p>
     <w:p>
@@ -10938,7 +11020,25 @@
           <w:sz w:val="16"/>
           <w:szCs w:val="16"/>
         </w:rPr>
-        <w:t xml:space="preserve">c. El decomiso y destrucción de la mercadería, envases, envolturas o etiquetas. </w:t>
+        <w:t xml:space="preserve">d. En caso de infracciones muy graves y de reincidencia o </w:t>
+      </w:r>
+      <w:proofErr w:type="spellStart"/>
+      <w:r>
+        <w:rPr>
+          <w:rFonts w:ascii="Arial Narrow" w:eastAsia="Arial Narrow" w:hAnsi="Arial Narrow" w:cs="Arial Narrow"/>
+          <w:sz w:val="16"/>
+          <w:szCs w:val="16"/>
+        </w:rPr>
+        <w:t>reiterancia</w:t>
+      </w:r>
+      <w:proofErr w:type="spellEnd"/>
+      <w:r>
+        <w:rPr>
+          <w:rFonts w:ascii="Arial Narrow" w:eastAsia="Arial Narrow" w:hAnsi="Arial Narrow" w:cs="Arial Narrow"/>
+          <w:sz w:val="16"/>
+          <w:szCs w:val="16"/>
+        </w:rPr>
+        <w:t xml:space="preserve">: </w:t>
       </w:r>
     </w:p>
     <w:p>
@@ -10958,25 +11058,7 @@
           <w:sz w:val="16"/>
           <w:szCs w:val="16"/>
         </w:rPr>
-        <w:t xml:space="preserve">d. En caso de infracciones muy graves y de reincidencia o </w:t>
-      </w:r>
-      <w:proofErr w:type="spellStart"/>
-      <w:r>
-        <w:rPr>
-          <w:rFonts w:ascii="Arial Narrow" w:eastAsia="Arial Narrow" w:hAnsi="Arial Narrow" w:cs="Arial Narrow"/>
-          <w:sz w:val="16"/>
-          <w:szCs w:val="16"/>
-        </w:rPr>
-        <w:t>reiterancia</w:t>
-      </w:r>
-      <w:proofErr w:type="spellEnd"/>
-      <w:r>
-        <w:rPr>
-          <w:rFonts w:ascii="Arial Narrow" w:eastAsia="Arial Narrow" w:hAnsi="Arial Narrow" w:cs="Arial Narrow"/>
-          <w:sz w:val="16"/>
-          <w:szCs w:val="16"/>
-        </w:rPr>
-        <w:t xml:space="preserve">: </w:t>
+        <w:t xml:space="preserve">(i) Solicitar a la autoridad correspondiente la clausura temporal del establecimiento industrial, comercial o de servicios por un plazo máximo de seis (6) meses. </w:t>
       </w:r>
     </w:p>
     <w:p>
@@ -10996,7 +11078,25 @@
           <w:sz w:val="16"/>
           <w:szCs w:val="16"/>
         </w:rPr>
-        <w:t xml:space="preserve">(i) Solicitar a la autoridad correspondiente la clausura temporal del establecimiento industrial, comercial o de servicios por un plazo máximo de seis (6) meses. </w:t>
+        <w:t>(</w:t>
+      </w:r>
+      <w:proofErr w:type="spellStart"/>
+      <w:r>
+        <w:rPr>
+          <w:rFonts w:ascii="Arial Narrow" w:eastAsia="Arial Narrow" w:hAnsi="Arial Narrow" w:cs="Arial Narrow"/>
+          <w:sz w:val="16"/>
+          <w:szCs w:val="16"/>
+        </w:rPr>
+        <w:t>ii</w:t>
+      </w:r>
+      <w:proofErr w:type="spellEnd"/>
+      <w:r>
+        <w:rPr>
+          <w:rFonts w:ascii="Arial Narrow" w:eastAsia="Arial Narrow" w:hAnsi="Arial Narrow" w:cs="Arial Narrow"/>
+          <w:sz w:val="16"/>
+          <w:szCs w:val="16"/>
+        </w:rPr>
+        <w:t xml:space="preserve">) Solicitar a la autoridad competente la inhabilitación, temporal o permanente, del proveedor en función de los alcances de la infracción sancionada. </w:t>
       </w:r>
     </w:p>
     <w:p>
@@ -11016,7 +11116,7 @@
           <w:sz w:val="16"/>
           <w:szCs w:val="16"/>
         </w:rPr>
-        <w:t>(</w:t>
+        <w:t xml:space="preserve">e. Publicación de avisos </w:t>
       </w:r>
       <w:proofErr w:type="spellStart"/>
       <w:r>
@@ -11025,7 +11125,7 @@
           <w:sz w:val="16"/>
           <w:szCs w:val="16"/>
         </w:rPr>
-        <w:t>ii</w:t>
+        <w:t>rectificatorios</w:t>
       </w:r>
       <w:proofErr w:type="spellEnd"/>
       <w:r>
@@ -11034,7 +11134,7 @@
           <w:sz w:val="16"/>
           <w:szCs w:val="16"/>
         </w:rPr>
-        <w:t xml:space="preserve">) Solicitar a la autoridad competente la inhabilitación, temporal o permanente, del proveedor en función de los alcances de la infracción sancionada. </w:t>
+        <w:t xml:space="preserve"> o informativos en la forma que determine el Indecopi, tomando en consideración los medios que resulten idóneos para revertir los efectos que el acto objeto de sanción ha ocasionado. </w:t>
       </w:r>
     </w:p>
     <w:p>
@@ -11054,25 +11154,7 @@
           <w:sz w:val="16"/>
           <w:szCs w:val="16"/>
         </w:rPr>
-        <w:t xml:space="preserve">e. Publicación de avisos </w:t>
-      </w:r>
-      <w:proofErr w:type="spellStart"/>
-      <w:r>
-        <w:rPr>
-          <w:rFonts w:ascii="Arial Narrow" w:eastAsia="Arial Narrow" w:hAnsi="Arial Narrow" w:cs="Arial Narrow"/>
-          <w:sz w:val="16"/>
-          <w:szCs w:val="16"/>
-        </w:rPr>
-        <w:t>rectificatorios</w:t>
-      </w:r>
-      <w:proofErr w:type="spellEnd"/>
-      <w:r>
-        <w:rPr>
-          <w:rFonts w:ascii="Arial Narrow" w:eastAsia="Arial Narrow" w:hAnsi="Arial Narrow" w:cs="Arial Narrow"/>
-          <w:sz w:val="16"/>
-          <w:szCs w:val="16"/>
-        </w:rPr>
-        <w:t xml:space="preserve"> o informativos en la forma que determine el Indecopi, tomando en consideración los medios que resulten idóneos para revertir los efectos que el acto objeto de sanción ha ocasionado. </w:t>
+        <w:t xml:space="preserve">f. Cualquier otra medida correctiva que tenga el objeto de revertir los efectos de la conducta infractora o evitar que esta se produzca nuevamente en el futuro. </w:t>
       </w:r>
     </w:p>
     <w:p>
@@ -11092,26 +11174,6 @@
           <w:sz w:val="16"/>
           <w:szCs w:val="16"/>
         </w:rPr>
-        <w:t xml:space="preserve">f. Cualquier otra medida correctiva que tenga el objeto de revertir los efectos de la conducta infractora o evitar que esta se produzca nuevamente en el futuro. </w:t>
-      </w:r>
-    </w:p>
-    <w:p>
-      <w:pPr>
-        <w:spacing w:after="0" w:line="240" w:lineRule="auto"/>
-        <w:ind w:left="567"/>
-        <w:jc w:val="both"/>
-        <w:rPr>
-          <w:rFonts w:ascii="Arial Narrow" w:eastAsia="Arial Narrow" w:hAnsi="Arial Narrow" w:cs="Arial Narrow"/>
-          <w:sz w:val="16"/>
-          <w:szCs w:val="16"/>
-        </w:rPr>
-      </w:pPr>
-      <w:r>
-        <w:rPr>
-          <w:rFonts w:ascii="Arial Narrow" w:eastAsia="Arial Narrow" w:hAnsi="Arial Narrow" w:cs="Arial Narrow"/>
-          <w:sz w:val="16"/>
-          <w:szCs w:val="16"/>
-        </w:rPr>
         <w:t>El Indecopi está facultado para solicitar a la autoridad municipal y policial el apoyo respectivo para la ejecución de las medidas correctivas complementarias correspondientes.</w:t>
       </w:r>
     </w:p>
@@ -11128,7 +11190,7 @@
       </w:pPr>
     </w:p>
   </w:footnote>
-  <w:footnote w:id="9">
+  <w:footnote w:id="11">
     <w:p>
       <w:pPr>
         <w:pStyle w:val="Textonotapie"/>
@@ -11160,7 +11222,8 @@
           <w:sz w:val="16"/>
           <w:szCs w:val="16"/>
         </w:rPr>
-        <w:t xml:space="preserve"> </w:t>
+        <w:tab/>
+        <w:t xml:space="preserve"/>
       </w:r>
       <w:r>
         <w:rPr>
@@ -11351,7 +11414,155 @@
       </w:pPr>
     </w:p>
   </w:footnote>
-  <w:footnote w:id="10">
+  <w:footnote w:id="12">
+    <w:p>
+      <w:pPr>
+        <w:autoSpaceDE w:val="0"/>
+        <w:autoSpaceDN w:val="0"/>
+        <w:adjustRightInd w:val="0"/>
+        <w:tabs>
+          <w:tab w:val="left" w:pos="567"/>
+        </w:tabs>
+        <w:spacing w:after="0" w:line="240" w:lineRule="auto"/>
+        <w:ind w:left="567" w:hanging="567"/>
+        <w:jc w:val="both"/>
+        <w:rPr>
+          <w:rFonts w:ascii="Arial Narrow" w:eastAsia="Arial Narrow" w:hAnsi="Arial Narrow" w:cs="Arial Narrow"/>
+          <w:b/>
+          <w:bCs/>
+          <w:sz w:val="16"/>
+          <w:szCs w:val="16"/>
+        </w:rPr>
+      </w:pPr>
+      <w:r>
+        <w:rPr>
+          <w:rStyle w:val="Refdenotaalpie"/>
+          <w:rFonts w:ascii="Arial Narrow" w:eastAsia="Arial Narrow" w:hAnsi="Arial Narrow" w:cs="Arial Narrow"/>
+          <w:b/>
+          <w:bCs/>
+          <w:sz w:val="16"/>
+          <w:szCs w:val="16"/>
+          <w:vertAlign w:val="superscript"/>
+        </w:rPr>
+        <w:footnoteRef/>
+      </w:r>
+      <w:r>
+        <w:rPr>
+          <w:rFonts w:ascii="Arial Narrow" w:eastAsia="Arial Narrow" w:hAnsi="Arial Narrow" w:cs="Arial Narrow"/>
+          <w:b/>
+          <w:bCs/>
+          <w:sz w:val="16"/>
+          <w:szCs w:val="16"/>
+        </w:rPr>
+        <w:tab/>
+        <w:t xml:space="preserve"/>
+      </w:r>
+      <w:r>
+        <w:rPr>
+          <w:rFonts w:ascii="Arial Narrow" w:eastAsia="Arial Narrow" w:hAnsi="Arial Narrow" w:cs="Arial Narrow"/>
+          <w:b/>
+          <w:bCs/>
+          <w:sz w:val="16"/>
+          <w:szCs w:val="16"/>
+        </w:rPr>
+        <w:tab/>
+        <w:t xml:space="preserve">DECRETO LEGISLATIVO </w:t>
+      </w:r>
+      <w:proofErr w:type="spellStart"/>
+      <w:r>
+        <w:rPr>
+          <w:rFonts w:ascii="Arial Narrow" w:eastAsia="Arial Narrow" w:hAnsi="Arial Narrow" w:cs="Arial Narrow"/>
+          <w:b/>
+          <w:bCs/>
+          <w:sz w:val="16"/>
+          <w:szCs w:val="16"/>
+        </w:rPr>
+        <w:t/>
+      </w:r>
+      <w:proofErr w:type="spellEnd"/>
+      <w:r>
+        <w:rPr>
+          <w:rFonts w:ascii="Arial Narrow" w:eastAsia="Arial Narrow" w:hAnsi="Arial Narrow" w:cs="Arial Narrow"/>
+          <w:b/>
+          <w:bCs/>
+          <w:sz w:val="16"/>
+          <w:szCs w:val="16"/>
+        </w:rPr>
+        <w:t xml:space="preserve">807, LEY SOBRE FACULTADES, NORMAS Y ORGANIZACIÓN DEL INDECOPI FACULTADES DE LAS COMISIONES Y OFICINAS DEL INDECOPI</w:t>
+      </w:r>
+    </w:p>
+    <w:p>
+      <w:pPr>
+        <w:pStyle w:val="NormalWeb"/>
+        <w:spacing w:after="0" w:line="240" w:lineRule="auto"/>
+        <w:ind w:left="567"/>
+        <w:jc w:val="both"/>
+        <w:rPr>
+          <w:rFonts w:ascii="Arial Narrow" w:eastAsia="Arial Narrow" w:hAnsi="Arial Narrow" w:cs="Arial Narrow"/>
+          <w:bCs/>
+          <w:sz w:val="16"/>
+          <w:szCs w:val="16"/>
+        </w:rPr>
+      </w:pPr>
+      <w:r>
+        <w:rPr>
+          <w:rFonts w:ascii="Arial Narrow" w:eastAsia="Arial Narrow" w:hAnsi="Arial Narrow" w:cs="Arial Narrow"/>
+          <w:b/>
+          <w:sz w:val="16"/>
+          <w:szCs w:val="16"/>
+        </w:rPr>
+        <w:t xml:space="preserve">Artículo 29.- </w:t>
+      </w:r>
+      <w:r>
+        <w:rPr>
+          <w:rFonts w:ascii="Arial Narrow" w:eastAsia="Arial Narrow" w:hAnsi="Arial Narrow" w:cs="Arial Narrow"/>
+          <w:bCs/>
+          <w:sz w:val="16"/>
+          <w:szCs w:val="16"/>
+        </w:rPr>
+        <w:t xml:space="preserve">En cualquier estado del procedimiento, e incluso antes de admitirse a trámite la denuncia, el </w:t>
+      </w:r>
+      <w:proofErr w:type="gramStart"/>
+      <w:r>
+        <w:rPr>
+          <w:rFonts w:ascii="Arial Narrow" w:eastAsia="Arial Narrow" w:hAnsi="Arial Narrow" w:cs="Arial Narrow"/>
+          <w:bCs/>
+          <w:sz w:val="16"/>
+          <w:szCs w:val="16"/>
+        </w:rPr>
+        <w:t>Secretario Técnico</w:t>
+      </w:r>
+      <w:proofErr w:type="gramEnd"/>
+      <w:r>
+        <w:rPr>
+          <w:rFonts w:ascii="Arial Narrow" w:eastAsia="Arial Narrow" w:hAnsi="Arial Narrow" w:cs="Arial Narrow"/>
+          <w:bCs/>
+          <w:sz w:val="16"/>
+          <w:szCs w:val="16"/>
+        </w:rPr>
+        <w:t xml:space="preserve"> podrá citar a las partes a audiencia de conciliación. La audiencia se desarrollará ante el </w:t>
+      </w:r>
+      <w:proofErr w:type="gramStart"/>
+      <w:r>
+        <w:rPr>
+          <w:rFonts w:ascii="Arial Narrow" w:eastAsia="Arial Narrow" w:hAnsi="Arial Narrow" w:cs="Arial Narrow"/>
+          <w:bCs/>
+          <w:sz w:val="16"/>
+          <w:szCs w:val="16"/>
+        </w:rPr>
+        <w:t>Secretario Técnico</w:t>
+      </w:r>
+      <w:proofErr w:type="gramEnd"/>
+      <w:r>
+        <w:rPr>
+          <w:rFonts w:ascii="Arial Narrow" w:eastAsia="Arial Narrow" w:hAnsi="Arial Narrow" w:cs="Arial Narrow"/>
+          <w:bCs/>
+          <w:sz w:val="16"/>
+          <w:szCs w:val="16"/>
+        </w:rPr>
+        <w:t xml:space="preserve"> o ante la persona que este designe. Si ambas partes arribaran a un acuerdo respecto de la denuncia, se levantará un acta donde conste el acuerdo respectivo, el mismo que tendrá efectos de transacción extrajudicial. En cualquier caso, la Comisión podrá continuar de oficio el procedimiento, si del análisis de los hechos denunciados considera que podría estarse afectando intereses de terceros.</w:t>
+      </w:r>
+    </w:p>
     <w:p>
       <w:pPr>
         <w:autoSpaceDE w:val="0"/>
@@ -11368,12 +11579,27 @@
           <w:szCs w:val="16"/>
         </w:rPr>
       </w:pPr>
+    </w:p>
+  </w:footnote>
+  <w:footnote w:id="13">
+    <w:p>
+      <w:pPr>
+        <w:pStyle w:val="Textonotapie"/>
+        <w:tabs>
+          <w:tab w:val="left" w:pos="567"/>
+        </w:tabs>
+        <w:ind w:left="567" w:hanging="567"/>
+        <w:jc w:val="both"/>
+        <w:rPr>
+          <w:rFonts w:ascii="Arial Narrow" w:eastAsia="Arial Narrow" w:hAnsi="Arial Narrow" w:cs="Arial Narrow"/>
+          <w:sz w:val="16"/>
+          <w:szCs w:val="16"/>
+        </w:rPr>
+      </w:pPr>
       <w:r>
         <w:rPr>
           <w:rStyle w:val="Refdenotaalpie"/>
           <w:rFonts w:ascii="Arial Narrow" w:eastAsia="Arial Narrow" w:hAnsi="Arial Narrow" w:cs="Arial Narrow"/>
-          <w:b/>
-          <w:bCs/>
           <w:sz w:val="16"/>
           <w:szCs w:val="16"/>
           <w:vertAlign w:val="superscript"/>
@@ -11383,166 +11609,11 @@
       <w:r>
         <w:rPr>
           <w:rFonts w:ascii="Arial Narrow" w:eastAsia="Arial Narrow" w:hAnsi="Arial Narrow" w:cs="Arial Narrow"/>
-          <w:b/>
-          <w:bCs/>
-          <w:sz w:val="16"/>
-          <w:szCs w:val="16"/>
-        </w:rPr>
-        <w:t xml:space="preserve"> </w:t>
-      </w:r>
-      <w:r>
-        <w:rPr>
-          <w:rFonts w:ascii="Arial Narrow" w:eastAsia="Arial Narrow" w:hAnsi="Arial Narrow" w:cs="Arial Narrow"/>
-          <w:b/>
-          <w:bCs/>
           <w:sz w:val="16"/>
           <w:szCs w:val="16"/>
         </w:rPr>
         <w:tab/>
-        <w:t xml:space="preserve">DECRETO LEGISLATIVO </w:t>
-      </w:r>
-      <w:proofErr w:type="spellStart"/>
-      <w:r>
-        <w:rPr>
-          <w:rFonts w:ascii="Arial Narrow" w:eastAsia="Arial Narrow" w:hAnsi="Arial Narrow" w:cs="Arial Narrow"/>
-          <w:b/>
-          <w:bCs/>
-          <w:sz w:val="16"/>
-          <w:szCs w:val="16"/>
-        </w:rPr>
-        <w:t/>
-      </w:r>
-      <w:proofErr w:type="spellEnd"/>
-      <w:r>
-        <w:rPr>
-          <w:rFonts w:ascii="Arial Narrow" w:eastAsia="Arial Narrow" w:hAnsi="Arial Narrow" w:cs="Arial Narrow"/>
-          <w:b/>
-          <w:bCs/>
-          <w:sz w:val="16"/>
-          <w:szCs w:val="16"/>
-        </w:rPr>
-        <w:t xml:space="preserve"> 807, LEY SOBRE FACULTADES, NORMAS Y ORGANIZACIÓN DEL INDECOPI FACULTADES DE LAS COMISIONES Y OFICINAS DEL INDECOPI</w:t>
-      </w:r>
-    </w:p>
-    <w:p>
-      <w:pPr>
-        <w:pStyle w:val="NormalWeb"/>
-        <w:spacing w:after="0" w:line="240" w:lineRule="auto"/>
-        <w:ind w:left="567"/>
-        <w:jc w:val="both"/>
-        <w:rPr>
-          <w:rFonts w:ascii="Arial Narrow" w:eastAsia="Arial Narrow" w:hAnsi="Arial Narrow" w:cs="Arial Narrow"/>
-          <w:bCs/>
-          <w:sz w:val="16"/>
-          <w:szCs w:val="16"/>
-        </w:rPr>
-      </w:pPr>
-      <w:r>
-        <w:rPr>
-          <w:rFonts w:ascii="Arial Narrow" w:eastAsia="Arial Narrow" w:hAnsi="Arial Narrow" w:cs="Arial Narrow"/>
-          <w:b/>
-          <w:sz w:val="16"/>
-          <w:szCs w:val="16"/>
-        </w:rPr>
-        <w:t xml:space="preserve">Artículo 29.- </w:t>
-      </w:r>
-      <w:r>
-        <w:rPr>
-          <w:rFonts w:ascii="Arial Narrow" w:eastAsia="Arial Narrow" w:hAnsi="Arial Narrow" w:cs="Arial Narrow"/>
-          <w:bCs/>
-          <w:sz w:val="16"/>
-          <w:szCs w:val="16"/>
-        </w:rPr>
-        <w:t xml:space="preserve">En cualquier estado del procedimiento, e incluso antes de admitirse a trámite la denuncia, el </w:t>
-      </w:r>
-      <w:proofErr w:type="gramStart"/>
-      <w:r>
-        <w:rPr>
-          <w:rFonts w:ascii="Arial Narrow" w:eastAsia="Arial Narrow" w:hAnsi="Arial Narrow" w:cs="Arial Narrow"/>
-          <w:bCs/>
-          <w:sz w:val="16"/>
-          <w:szCs w:val="16"/>
-        </w:rPr>
-        <w:t>Secretario Técnico</w:t>
-      </w:r>
-      <w:proofErr w:type="gramEnd"/>
-      <w:r>
-        <w:rPr>
-          <w:rFonts w:ascii="Arial Narrow" w:eastAsia="Arial Narrow" w:hAnsi="Arial Narrow" w:cs="Arial Narrow"/>
-          <w:bCs/>
-          <w:sz w:val="16"/>
-          <w:szCs w:val="16"/>
-        </w:rPr>
-        <w:t xml:space="preserve"> podrá citar a las partes a audiencia de conciliación. La audiencia se desarrollará ante el </w:t>
-      </w:r>
-      <w:proofErr w:type="gramStart"/>
-      <w:r>
-        <w:rPr>
-          <w:rFonts w:ascii="Arial Narrow" w:eastAsia="Arial Narrow" w:hAnsi="Arial Narrow" w:cs="Arial Narrow"/>
-          <w:bCs/>
-          <w:sz w:val="16"/>
-          <w:szCs w:val="16"/>
-        </w:rPr>
-        <w:t>Secretario Técnico</w:t>
-      </w:r>
-      <w:proofErr w:type="gramEnd"/>
-      <w:r>
-        <w:rPr>
-          <w:rFonts w:ascii="Arial Narrow" w:eastAsia="Arial Narrow" w:hAnsi="Arial Narrow" w:cs="Arial Narrow"/>
-          <w:bCs/>
-          <w:sz w:val="16"/>
-          <w:szCs w:val="16"/>
-        </w:rPr>
-        <w:t xml:space="preserve"> o ante la persona que este designe. Si ambas partes arribaran a un acuerdo respecto de la denuncia, se levantará un acta donde conste el acuerdo respectivo, el mismo que tendrá efectos de transacción extrajudicial. En cualquier caso, la Comisión podrá continuar de oficio el procedimiento, si del análisis de los hechos denunciados considera que podría estarse afectando intereses de terceros.</w:t>
-      </w:r>
-    </w:p>
-    <w:p>
-      <w:pPr>
-        <w:autoSpaceDE w:val="0"/>
-        <w:autoSpaceDN w:val="0"/>
-        <w:adjustRightInd w:val="0"/>
-        <w:spacing w:after="0" w:line="240" w:lineRule="auto"/>
-        <w:ind w:left="567" w:hanging="567"/>
-        <w:jc w:val="both"/>
-        <w:rPr>
-          <w:rFonts w:ascii="Arial Narrow" w:eastAsia="Arial Narrow" w:hAnsi="Arial Narrow" w:cs="Arial Narrow"/>
-          <w:b/>
-          <w:bCs/>
-          <w:sz w:val="16"/>
-          <w:szCs w:val="16"/>
-        </w:rPr>
-      </w:pPr>
-    </w:p>
-  </w:footnote>
-  <w:footnote w:id="11">
-    <w:p>
-      <w:pPr>
-        <w:pStyle w:val="Textonotapie"/>
-        <w:ind w:left="567" w:hanging="567"/>
-        <w:jc w:val="both"/>
-        <w:rPr>
-          <w:rFonts w:ascii="Arial Narrow" w:eastAsia="Arial Narrow" w:hAnsi="Arial Narrow" w:cs="Arial Narrow"/>
-          <w:sz w:val="16"/>
-          <w:szCs w:val="16"/>
-        </w:rPr>
-      </w:pPr>
-      <w:r>
-        <w:rPr>
-          <w:rStyle w:val="Refdenotaalpie"/>
-          <w:rFonts w:ascii="Arial Narrow" w:eastAsia="Arial Narrow" w:hAnsi="Arial Narrow" w:cs="Arial Narrow"/>
-          <w:sz w:val="16"/>
-          <w:szCs w:val="16"/>
-          <w:vertAlign w:val="superscript"/>
-        </w:rPr>
-        <w:footnoteRef/>
-      </w:r>
-      <w:r>
-        <w:rPr>
-          <w:rFonts w:ascii="Arial Narrow" w:eastAsia="Arial Narrow" w:hAnsi="Arial Narrow" w:cs="Arial Narrow"/>
-          <w:sz w:val="16"/>
-          <w:szCs w:val="16"/>
-        </w:rPr>
-        <w:t xml:space="preserve"> </w:t>
+        <w:t xml:space="preserve"/>
       </w:r>
       <w:r>
         <w:rPr>

--- a/plantillas_maestras/17_seguro_no_especificado/materia_general_asegurativa/2_o_mas_ddos_varios/varon/TPL_2323_2025_SEGURO_NO_ESPECIFICADO_MATERIA_GENERAL_ASEGURATIVA_ASEGURADORA_VARON_R2.docx
+++ b/plantillas_maestras/17_seguro_no_especificado/materia_general_asegurativa/2_o_mas_ddos_varios/varon/TPL_2323_2025_SEGURO_NO_ESPECIFICADO_MATERIA_GENERAL_ASEGURATIVA_ASEGURADORA_VARON_R2.docx
@@ -1138,7 +1138,7 @@
     </w:p>
     <w:p>
       <w:pPr>
-        <w:spacing w:after="0" w:line="240" w:lineRule="auto"/>
+        <w:spacing w:before="0" w:after="0" w:line="240" w:lineRule="auto"/>
         <w:jc w:val="both"/>
         <w:rPr>
           <w:rFonts w:ascii="Arial Narrow" w:eastAsia="Arial Narrow" w:hAnsi="Arial Narrow" w:cs="Arial Narrow"/>
@@ -1672,7 +1672,7 @@
     </w:p>
     <w:p>
       <w:pPr>
-        <w:spacing w:after="0" w:line="240" w:lineRule="auto"/>
+        <w:spacing w:before="0" w:after="0" w:line="240" w:lineRule="auto"/>
         <w:jc w:val="both"/>
         <w:rPr>
           <w:rFonts w:ascii="Arial Narrow" w:eastAsia="Arial Narrow" w:hAnsi="Arial Narrow" w:cs="Arial Narrow"/>
@@ -1930,7 +1930,7 @@
     <w:p>
       <w:pPr>
         <w:pStyle w:val="Prrafodelista"/>
-        <w:spacing w:after="0" w:line="240" w:lineRule="auto"/>
+        <w:spacing w:before="0" w:after="0" w:line="240" w:lineRule="auto"/>
         <w:ind w:left="1134"/>
         <w:jc w:val="both"/>
         <w:rPr>
@@ -2174,7 +2174,7 @@
     </w:p>
     <w:p>
       <w:pPr>
-        <w:spacing w:after="0" w:line="240" w:lineRule="auto"/>
+        <w:spacing w:before="0" w:after="0" w:line="240" w:lineRule="auto"/>
         <w:jc w:val="both"/>
         <w:rPr>
           <w:rFonts w:ascii="Arial Narrow" w:eastAsia="Arial Narrow" w:hAnsi="Arial Narrow" w:cs="Arial Narrow"/>
@@ -2418,7 +2418,7 @@
     <w:p>
       <w:pPr>
         <w:pStyle w:val="Prrafodelista"/>
-        <w:spacing w:after="0" w:line="240" w:lineRule="auto"/>
+        <w:spacing w:before="0" w:after="0" w:line="240" w:lineRule="auto"/>
         <w:ind w:left="1134"/>
         <w:jc w:val="both"/>
         <w:rPr>
@@ -2638,7 +2638,7 @@
     </w:p>
     <w:p>
       <w:pPr>
-        <w:spacing w:after="0" w:line="240" w:lineRule="auto"/>
+        <w:spacing w:before="0" w:after="0" w:line="240" w:lineRule="auto"/>
         <w:jc w:val="both"/>
         <w:rPr>
           <w:rFonts w:ascii="Arial Narrow" w:eastAsia="Arial Narrow" w:hAnsi="Arial Narrow" w:cs="Arial Narrow"/>
@@ -2979,7 +2979,7 @@
     <w:p>
       <w:pPr>
         <w:pStyle w:val="Prrafodelista"/>
-        <w:spacing w:after="0" w:line="240" w:lineRule="auto"/>
+        <w:spacing w:before="0" w:after="0" w:line="240" w:lineRule="auto"/>
         <w:ind w:left="1134"/>
         <w:jc w:val="both"/>
         <w:rPr>
@@ -3224,7 +3224,7 @@
     <w:p>
       <w:pPr>
         <w:pStyle w:val="Prrafodelista"/>
-        <w:spacing w:after="0" w:line="240" w:lineRule="auto"/>
+        <w:spacing w:before="0" w:after="0" w:line="240" w:lineRule="auto"/>
         <w:ind w:left="1134"/>
         <w:jc w:val="both"/>
         <w:rPr>
@@ -3469,7 +3469,7 @@
     <w:p>
       <w:pPr>
         <w:pStyle w:val="Prrafodelista"/>
-        <w:spacing w:after="0" w:line="240" w:lineRule="auto"/>
+        <w:spacing w:before="0" w:after="0" w:line="240" w:lineRule="auto"/>
         <w:ind w:left="1134"/>
         <w:jc w:val="both"/>
         <w:rPr>
@@ -3618,7 +3618,7 @@
     <w:p>
       <w:pPr>
         <w:pStyle w:val="Prrafodelista"/>
-        <w:spacing w:after="0" w:line="240" w:lineRule="auto"/>
+        <w:spacing w:before="0" w:after="0" w:line="240" w:lineRule="auto"/>
         <w:ind w:left="1134"/>
         <w:jc w:val="both"/>
         <w:rPr>
@@ -3814,10 +3814,10 @@
     </w:p>
     <w:p>
       <w:pPr>
+        <w:spacing w:before="0" w:after="0" w:line="240" w:lineRule="auto"/>
         <w:tabs>
           <w:tab w:val="left" w:pos="1134"/>
         </w:tabs>
-        <w:spacing w:after="0" w:line="240" w:lineRule="auto"/>
         <w:jc w:val="both"/>
         <w:rPr>
           <w:rFonts w:ascii="Arial Narrow" w:eastAsia="Arial Narrow" w:hAnsi="Arial Narrow" w:cs="Arial Narrow"/>
@@ -4418,7 +4418,7 @@
     <w:bookmarkEnd w:id="5"/>
     <w:p>
       <w:pPr>
-        <w:spacing w:after="0" w:line="240" w:lineRule="auto"/>
+        <w:spacing w:before="0" w:after="0" w:line="240" w:lineRule="auto"/>
         <w:contextualSpacing/>
         <w:jc w:val="both"/>
         <w:rPr>
@@ -4474,7 +4474,7 @@
     </w:p>
     <w:p>
       <w:pPr>
-        <w:spacing w:after="0" w:line="240" w:lineRule="auto"/>
+        <w:spacing w:before="0" w:after="0" w:line="240" w:lineRule="auto"/>
         <w:ind w:left="567"/>
         <w:contextualSpacing/>
         <w:jc w:val="both"/>
@@ -4677,7 +4677,7 @@
     <w:p>
       <w:pPr>
         <w:pStyle w:val="Prrafodelista"/>
-        <w:spacing w:after="0" w:line="240" w:lineRule="auto"/>
+        <w:spacing w:before="0" w:after="0" w:line="240" w:lineRule="auto"/>
         <w:ind w:left="567"/>
         <w:jc w:val="both"/>
         <w:rPr>
@@ -4839,7 +4839,7 @@
     <w:p>
       <w:pPr>
         <w:pStyle w:val="Prrafodelista"/>
-        <w:spacing w:after="0" w:line="240" w:lineRule="auto"/>
+        <w:spacing w:before="0" w:after="0" w:line="240" w:lineRule="auto"/>
         <w:ind w:left="567"/>
         <w:jc w:val="both"/>
         <w:rPr>
@@ -4910,7 +4910,7 @@
     </w:p>
     <w:p>
       <w:pPr>
-        <w:spacing w:after="0" w:line="240" w:lineRule="auto"/>
+        <w:spacing w:before="0" w:after="0" w:line="240" w:lineRule="auto"/>
         <w:ind w:left="567"/>
         <w:contextualSpacing/>
         <w:jc w:val="both"/>
@@ -4966,7 +4966,7 @@
     </w:p>
     <w:p>
       <w:pPr>
-        <w:spacing w:after="0" w:line="240" w:lineRule="auto"/>
+        <w:spacing w:before="0" w:after="0" w:line="240" w:lineRule="auto"/>
         <w:jc w:val="both"/>
         <w:rPr>
           <w:rFonts w:ascii="Arial Narrow" w:eastAsia="Arial Narrow" w:hAnsi="Arial Narrow" w:cs="Arial Narrow"/>
@@ -5226,7 +5226,7 @@
     <w:p>
       <w:pPr>
         <w:pStyle w:val="Prrafodelista"/>
-        <w:spacing w:after="0" w:line="240" w:lineRule="auto"/>
+        <w:spacing w:before="0" w:after="0" w:line="240" w:lineRule="auto"/>
         <w:ind w:left="567"/>
         <w:jc w:val="both"/>
         <w:rPr>
@@ -5282,7 +5282,7 @@
     </w:p>
     <w:p>
       <w:pPr>
-        <w:spacing w:after="0" w:line="240" w:lineRule="auto"/>
+        <w:spacing w:before="0" w:after="0" w:line="240" w:lineRule="auto"/>
         <w:jc w:val="both"/>
         <w:rPr>
           <w:rFonts w:ascii="Arial Narrow" w:eastAsia="Arial Narrow" w:hAnsi="Arial Narrow" w:cs="Arial Narrow"/>
@@ -5763,7 +5763,7 @@
     </w:p>
     <w:p>
       <w:pPr>
-        <w:spacing w:after="0" w:line="240" w:lineRule="auto"/>
+        <w:spacing w:before="0" w:after="0" w:line="240" w:lineRule="auto"/>
         <w:jc w:val="both"/>
         <w:rPr>
           <w:rFonts w:ascii="Arial Narrow" w:eastAsia="Arial Narrow" w:hAnsi="Arial Narrow" w:cs="Arial Narrow"/>
@@ -5994,7 +5994,7 @@
     <w:p>
       <w:pPr>
         <w:pStyle w:val="Prrafodelista"/>
-        <w:spacing w:after="0" w:line="240" w:lineRule="auto"/>
+        <w:spacing w:before="0" w:after="0" w:line="240" w:lineRule="auto"/>
         <w:ind w:left="567"/>
         <w:jc w:val="both"/>
         <w:rPr>
@@ -6180,7 +6180,7 @@
     </w:p>
     <w:p>
       <w:pPr>
-        <w:spacing w:after="0" w:line="240" w:lineRule="auto"/>
+        <w:spacing w:before="0" w:after="0" w:line="240" w:lineRule="auto"/>
         <w:jc w:val="both"/>
         <w:rPr>
           <w:rFonts w:ascii="Arial Narrow" w:eastAsia="Arial Narrow" w:hAnsi="Arial Narrow" w:cs="Arial Narrow"/>
@@ -6266,7 +6266,7 @@
     </w:p>
     <w:p>
       <w:pPr>
-        <w:spacing w:line="240" w:lineRule="auto"/>
+        <w:spacing w:before="0" w:after="0" w:line="240" w:lineRule="auto"/>
         <w:contextualSpacing/>
         <w:jc w:val="both"/>
         <w:rPr>
@@ -6354,7 +6354,7 @@
     </w:p>
     <w:p>
       <w:pPr>
-        <w:spacing w:after="0" w:line="240" w:lineRule="auto"/>
+        <w:spacing w:before="0" w:after="0" w:line="240" w:lineRule="auto"/>
         <w:jc w:val="both"/>
         <w:rPr>
           <w:rFonts w:ascii="Arial Narrow" w:eastAsia="Arial Narrow" w:hAnsi="Arial Narrow" w:cs="Arial Narrow"/>
@@ -6669,7 +6669,7 @@
     </w:p>
     <w:p>
       <w:pPr>
-        <w:spacing w:after="0" w:line="240" w:lineRule="auto"/>
+        <w:spacing w:before="0" w:after="0" w:line="240" w:lineRule="auto"/>
         <w:ind w:left="567"/>
         <w:jc w:val="both"/>
         <w:rPr>
@@ -6770,6 +6770,21 @@
     </w:p>
     <w:p>
       <w:pPr>
+        <w:spacing w:before="0" w:after="0" w:line="240" w:lineRule="auto"/>
+        <w:jc w:val="both"/>
+        <w:rPr>
+          <w:rFonts w:ascii="Arial Narrow" w:eastAsia="Arial Narrow" w:hAnsi="Arial Narrow" w:cs="Arial Narrow"/>
+          <w:color w:val="000000"/>
+          <w:kern w:val="0"/>
+          <w:sz w:val="22"/>
+          <w:szCs w:val="22"/>
+          <w:lang w:eastAsia="es-PE"/>
+          <w14:ligatures w14:val="none"/>
+        </w:rPr>
+      </w:pPr>
+    </w:p>
+    <w:p>
+      <w:pPr>
         <w:spacing w:after="0" w:line="240" w:lineRule="auto"/>
         <w:jc w:val="both"/>
         <w:rPr>
@@ -6778,21 +6793,6 @@
           <w:kern w:val="0"/>
           <w:sz w:val="22"/>
           <w:szCs w:val="22"/>
-          <w:lang w:eastAsia="es-PE"/>
-          <w14:ligatures w14:val="none"/>
-        </w:rPr>
-      </w:pPr>
-    </w:p>
-    <w:p>
-      <w:pPr>
-        <w:spacing w:after="0" w:line="240" w:lineRule="auto"/>
-        <w:jc w:val="both"/>
-        <w:rPr>
-          <w:rFonts w:ascii="Arial Narrow" w:eastAsia="Arial Narrow" w:hAnsi="Arial Narrow" w:cs="Arial Narrow"/>
-          <w:color w:val="000000"/>
-          <w:kern w:val="0"/>
-          <w:sz w:val="22"/>
-          <w:szCs w:val="22"/>
           <w:lang w:val="es-ES" w:eastAsia="es-ES"/>
           <w14:ligatures w14:val="none"/>
         </w:rPr>
@@ -7185,7 +7185,7 @@
     </w:p>
     <w:p>
       <w:pPr>
-        <w:spacing w:after="0" w:line="240" w:lineRule="auto"/>
+        <w:spacing w:before="0" w:after="0" w:line="240" w:lineRule="auto"/>
         <w:jc w:val="both"/>
         <w:rPr>
           <w:rFonts w:ascii="Arial Narrow" w:eastAsia="Arial Narrow" w:hAnsi="Arial Narrow" w:cs="Arial Narrow"/>
@@ -7479,102 +7479,102 @@
     </w:p>
     <w:p>
       <w:pPr>
+        <w:spacing w:before="0" w:after="0" w:line="240" w:lineRule="auto"/>
+        <w:shd w:val="clear" w:color="auto" w:fill="FFFFFF"/>
+        <w:jc w:val="both"/>
+        <w:rPr>
+          <w:rFonts w:ascii="Arial Narrow" w:eastAsia="Arial Narrow" w:hAnsi="Arial Narrow" w:cs="Arial Narrow"/>
+          <w:b/>
+          <w:color w:val="000000"/>
+          <w:kern w:val="0"/>
+          <w:sz w:val="22"/>
+          <w:szCs w:val="22"/>
+          <w:lang w:eastAsia="es-PE"/>
+          <w14:ligatures w14:val="none"/>
+        </w:rPr>
+      </w:pPr>
+    </w:p>
+    <w:p>
+      <w:pPr>
         <w:shd w:val="clear" w:color="auto" w:fill="FFFFFF"/>
         <w:spacing w:after="0" w:line="240" w:lineRule="auto"/>
         <w:jc w:val="both"/>
         <w:rPr>
           <w:rFonts w:ascii="Arial Narrow" w:eastAsia="Arial Narrow" w:hAnsi="Arial Narrow" w:cs="Arial Narrow"/>
-          <w:b/>
-          <w:color w:val="000000"/>
-          <w:kern w:val="0"/>
-          <w:sz w:val="22"/>
-          <w:szCs w:val="22"/>
-          <w:lang w:eastAsia="es-PE"/>
-          <w14:ligatures w14:val="none"/>
-        </w:rPr>
-      </w:pPr>
-    </w:p>
-    <w:p>
-      <w:pPr>
+          <w:color w:val="000000"/>
+          <w:kern w:val="0"/>
+          <w:sz w:val="22"/>
+          <w:szCs w:val="22"/>
+          <w:lang w:eastAsia="es-PE"/>
+          <w14:ligatures w14:val="none"/>
+        </w:rPr>
+      </w:pPr>
+      <w:r>
+        <w:rPr>
+          <w:rFonts w:ascii="Arial Narrow" w:eastAsia="Arial Narrow" w:hAnsi="Arial Narrow" w:cs="Arial Narrow"/>
+          <w:b/>
+          <w:bCs/>
+          <w:kern w:val="0"/>
+          <w14:ligatures w14:val="none"/>
+          <w:sz w:val="22"/>
+          <w:szCs w:val="22"/>
+        </w:rPr>
+        <w:t>SÉTIMO</w:t>
+      </w:r>
+      <w:r>
+        <w:rPr>
+          <w:rFonts w:ascii="Arial Narrow" w:eastAsia="Arial Narrow" w:hAnsi="Arial Narrow" w:cs="Arial Narrow"/>
+          <w:b/>
+          <w:color w:val="000000"/>
+          <w:kern w:val="0"/>
+          <w:sz w:val="22"/>
+          <w:szCs w:val="22"/>
+          <w:lang w:eastAsia="es-PE"/>
+          <w14:ligatures w14:val="none"/>
+        </w:rPr>
+        <w:t>:</w:t>
+      </w:r>
+      <w:r>
+        <w:rPr>
+          <w:rFonts w:ascii="Arial Narrow" w:eastAsia="Arial Narrow" w:hAnsi="Arial Narrow" w:cs="Arial Narrow"/>
+          <w:color w:val="000000"/>
+          <w:kern w:val="0"/>
+          <w:sz w:val="22"/>
+          <w:szCs w:val="22"/>
+          <w:lang w:eastAsia="es-PE"/>
+          <w14:ligatures w14:val="none"/>
+        </w:rPr>
+        <w:t xml:space="preserve"> informar a las partes que conforme a lo establecido en el artículo 39</w:t>
+      </w:r>
+      <w:r>
+        <w:rPr>
+          <w:rFonts w:ascii="Arial Narrow" w:eastAsia="Arial Narrow" w:hAnsi="Arial Narrow" w:cs="Arial Narrow"/>
+          <w:color w:val="000000"/>
+          <w:kern w:val="0"/>
+          <w:sz w:val="22"/>
+          <w:szCs w:val="22"/>
+          <w:lang w:eastAsia="es-PE"/>
+          <w14:ligatures w14:val="none"/>
+        </w:rPr>
+        <w:t/>
+      </w:r>
+      <w:r>
+        <w:rPr>
+          <w:rFonts w:ascii="Arial Narrow" w:eastAsia="Arial Narrow" w:hAnsi="Arial Narrow" w:cs="Arial Narrow"/>
+          <w:color w:val="000000"/>
+          <w:kern w:val="0"/>
+          <w:sz w:val="22"/>
+          <w:szCs w:val="22"/>
+          <w:lang w:eastAsia="es-PE"/>
+          <w14:ligatures w14:val="none"/>
+        </w:rPr>
+        <w:t xml:space="preserve"> de la Ley sobre Facultades, Normas y Organización del Indecopi, aprobada por Decreto Legislativo 807, los gastos por los peritajes realizados, actuación de pruebas, inspecciones y otros derivados de la tramitación del proceso serán de cargo de la parte que solicita la prueba, salvo pacto en contrario. En todos los casos, la resolución final determinará si los gastos deben ser asumidos por alguna de las partes, o reembolsados a la otra parte o al Indecopi, según sea el caso, de manera adicional a la sanción que haya podido imponerse. </w:t>
+      </w:r>
+    </w:p>
+    <w:p>
+      <w:pPr>
+        <w:spacing w:before="0" w:after="0" w:line="240" w:lineRule="auto"/>
         <w:shd w:val="clear" w:color="auto" w:fill="FFFFFF"/>
-        <w:spacing w:after="0" w:line="240" w:lineRule="auto"/>
-        <w:jc w:val="both"/>
-        <w:rPr>
-          <w:rFonts w:ascii="Arial Narrow" w:eastAsia="Arial Narrow" w:hAnsi="Arial Narrow" w:cs="Arial Narrow"/>
-          <w:color w:val="000000"/>
-          <w:kern w:val="0"/>
-          <w:sz w:val="22"/>
-          <w:szCs w:val="22"/>
-          <w:lang w:eastAsia="es-PE"/>
-          <w14:ligatures w14:val="none"/>
-        </w:rPr>
-      </w:pPr>
-      <w:r>
-        <w:rPr>
-          <w:rFonts w:ascii="Arial Narrow" w:eastAsia="Arial Narrow" w:hAnsi="Arial Narrow" w:cs="Arial Narrow"/>
-          <w:b/>
-          <w:bCs/>
-          <w:kern w:val="0"/>
-          <w14:ligatures w14:val="none"/>
-          <w:sz w:val="22"/>
-          <w:szCs w:val="22"/>
-        </w:rPr>
-        <w:t>SÉTIMO</w:t>
-      </w:r>
-      <w:r>
-        <w:rPr>
-          <w:rFonts w:ascii="Arial Narrow" w:eastAsia="Arial Narrow" w:hAnsi="Arial Narrow" w:cs="Arial Narrow"/>
-          <w:b/>
-          <w:color w:val="000000"/>
-          <w:kern w:val="0"/>
-          <w:sz w:val="22"/>
-          <w:szCs w:val="22"/>
-          <w:lang w:eastAsia="es-PE"/>
-          <w14:ligatures w14:val="none"/>
-        </w:rPr>
-        <w:t>:</w:t>
-      </w:r>
-      <w:r>
-        <w:rPr>
-          <w:rFonts w:ascii="Arial Narrow" w:eastAsia="Arial Narrow" w:hAnsi="Arial Narrow" w:cs="Arial Narrow"/>
-          <w:color w:val="000000"/>
-          <w:kern w:val="0"/>
-          <w:sz w:val="22"/>
-          <w:szCs w:val="22"/>
-          <w:lang w:eastAsia="es-PE"/>
-          <w14:ligatures w14:val="none"/>
-        </w:rPr>
-        <w:t xml:space="preserve"> informar a las partes que conforme a lo establecido en el artículo 39</w:t>
-      </w:r>
-      <w:r>
-        <w:rPr>
-          <w:rFonts w:ascii="Arial Narrow" w:eastAsia="Arial Narrow" w:hAnsi="Arial Narrow" w:cs="Arial Narrow"/>
-          <w:color w:val="000000"/>
-          <w:kern w:val="0"/>
-          <w:sz w:val="22"/>
-          <w:szCs w:val="22"/>
-          <w:lang w:eastAsia="es-PE"/>
-          <w14:ligatures w14:val="none"/>
-        </w:rPr>
-        <w:t/>
-      </w:r>
-      <w:r>
-        <w:rPr>
-          <w:rFonts w:ascii="Arial Narrow" w:eastAsia="Arial Narrow" w:hAnsi="Arial Narrow" w:cs="Arial Narrow"/>
-          <w:color w:val="000000"/>
-          <w:kern w:val="0"/>
-          <w:sz w:val="22"/>
-          <w:szCs w:val="22"/>
-          <w:lang w:eastAsia="es-PE"/>
-          <w14:ligatures w14:val="none"/>
-        </w:rPr>
-        <w:t xml:space="preserve"> de la Ley sobre Facultades, Normas y Organización del Indecopi, aprobada por Decreto Legislativo 807, los gastos por los peritajes realizados, actuación de pruebas, inspecciones y otros derivados de la tramitación del proceso serán de cargo de la parte que solicita la prueba, salvo pacto en contrario. En todos los casos, la resolución final determinará si los gastos deben ser asumidos por alguna de las partes, o reembolsados a la otra parte o al Indecopi, según sea el caso, de manera adicional a la sanción que haya podido imponerse. </w:t>
-      </w:r>
-    </w:p>
-    <w:p>
-      <w:pPr>
-        <w:shd w:val="clear" w:color="auto" w:fill="FFFFFF"/>
-        <w:spacing w:after="0" w:line="240" w:lineRule="auto"/>
         <w:jc w:val="both"/>
         <w:rPr>
           <w:rFonts w:ascii="Arial Narrow" w:eastAsia="Arial Narrow" w:hAnsi="Arial Narrow" w:cs="Arial Narrow"/>
@@ -7744,15 +7744,85 @@
     </w:p>
     <w:p>
       <w:pPr>
+        <w:spacing w:before="0" w:after="0" w:line="240" w:lineRule="auto"/>
+        <w:suppressAutoHyphens/>
+        <w:jc w:val="both"/>
+        <w:rPr>
+          <w:rFonts w:ascii="Arial Narrow" w:eastAsia="Arial Narrow" w:hAnsi="Arial Narrow" w:cs="Arial Narrow"/>
+          <w:kern w:val="0"/>
+          <w:sz w:val="22"/>
+          <w:szCs w:val="22"/>
+          <w:u w:val="single"/>
+          <w14:ligatures w14:val="none"/>
+        </w:rPr>
+      </w:pPr>
+    </w:p>
+    <w:p>
+      <w:pPr>
         <w:suppressAutoHyphens/>
         <w:spacing w:after="0" w:line="240" w:lineRule="auto"/>
         <w:jc w:val="both"/>
         <w:rPr>
           <w:rFonts w:ascii="Arial Narrow" w:eastAsia="Arial Narrow" w:hAnsi="Arial Narrow" w:cs="Arial Narrow"/>
-          <w:kern w:val="0"/>
-          <w:sz w:val="22"/>
-          <w:szCs w:val="22"/>
-          <w:u w:val="single"/>
+          <w:b/>
+          <w:bCs/>
+          <w:sz w:val="22"/>
+          <w:szCs w:val="22"/>
+        </w:rPr>
+      </w:pPr>
+      <w:r>
+        <w:rPr>
+          <w:rFonts w:ascii="Arial Narrow" w:eastAsia="Arial Narrow" w:hAnsi="Arial Narrow" w:cs="Arial Narrow"/>
+          <w:b/>
+          <w:spacing w:val="-3"/>
+          <w:kern w:val="0"/>
+          <w14:ligatures w14:val="none"/>
+          <w:sz w:val="22"/>
+          <w:szCs w:val="22"/>
+        </w:rPr>
+        <w:lastRenderedPageBreak/>
+        <w:t>NOVENO</w:t>
+      </w:r>
+      <w:r>
+        <w:rPr>
+          <w:rFonts w:ascii="Arial Narrow" w:eastAsia="Arial Narrow" w:hAnsi="Arial Narrow" w:cs="Arial Narrow"/>
+          <w:b/>
+          <w:color w:val="000000"/>
+          <w:kern w:val="0"/>
+          <w:sz w:val="22"/>
+          <w:szCs w:val="22"/>
+          <w:lang w:eastAsia="es-PE"/>
+          <w14:ligatures w14:val="none"/>
+        </w:rPr>
+        <w:t>:</w:t>
+      </w:r>
+      <w:r>
+        <w:rPr>
+          <w:rFonts w:ascii="Arial Narrow" w:eastAsia="Arial Narrow" w:hAnsi="Arial Narrow" w:cs="Arial Narrow"/>
+          <w:color w:val="000000"/>
+          <w:kern w:val="0"/>
+          <w:sz w:val="22"/>
+          <w:szCs w:val="22"/>
+          <w:lang w:eastAsia="es-PE"/>
+          <w14:ligatures w14:val="none"/>
+        </w:rPr>
+        <w:t xml:space="preserve"> poner en conocimiento de las partes que, antes de la emisión de la Resolución Final, tienen la posibilidad de formular su desistimiento o presentar el acuerdo arribado mediante la conciliación, mediación, transacción o cualquier otro que, de forma indubitable, deje constancia que se ha solucionado la controversia materia de denuncia.</w:t>
+      </w:r>
+      <w:bookmarkStart w:id="15" w:name="h.gjdgxs" w:colFirst="0" w:colLast="0"/>
+      <w:bookmarkEnd w:id="15"/>
+    </w:p>
+    <w:p>
+      <w:pPr>
+        <w:spacing w:before="0" w:after="0" w:line="240" w:lineRule="auto"/>
+        <w:suppressAutoHyphens/>
+        <w:jc w:val="both"/>
+        <w:rPr>
+          <w:rFonts w:ascii="Arial Narrow" w:eastAsia="Arial Narrow" w:hAnsi="Arial Narrow" w:cs="Arial Narrow"/>
+          <w:color w:val="000000"/>
+          <w:kern w:val="0"/>
+          <w:sz w:val="22"/>
+          <w:szCs w:val="22"/>
+          <w:lang w:eastAsia="es-PE"/>
           <w14:ligatures w14:val="none"/>
         </w:rPr>
       </w:pPr>
@@ -7764,584 +7834,514 @@
         <w:jc w:val="both"/>
         <w:rPr>
           <w:rFonts w:ascii="Arial Narrow" w:eastAsia="Arial Narrow" w:hAnsi="Arial Narrow" w:cs="Arial Narrow"/>
+          <w:sz w:val="22"/>
+          <w:szCs w:val="22"/>
+        </w:rPr>
+      </w:pPr>
+      <w:r>
+        <w:rPr>
+          <w:rFonts w:ascii="Arial Narrow" w:eastAsia="Arial Narrow" w:hAnsi="Arial Narrow" w:cs="Arial Narrow"/>
           <w:b/>
           <w:bCs/>
           <w:sz w:val="22"/>
           <w:szCs w:val="22"/>
         </w:rPr>
-      </w:pPr>
-      <w:r>
-        <w:rPr>
-          <w:rFonts w:ascii="Arial Narrow" w:eastAsia="Arial Narrow" w:hAnsi="Arial Narrow" w:cs="Arial Narrow"/>
-          <w:b/>
+        <w:t xml:space="preserve">DÉCIMO:</w:t>
+      </w:r>
+      <w:r>
+        <w:rPr>
+          <w:rFonts w:ascii="Arial Narrow" w:eastAsia="Arial Narrow" w:hAnsi="Arial Narrow" w:cs="Arial Narrow"/>
+          <w:sz w:val="22"/>
+          <w:szCs w:val="22"/>
+        </w:rPr>
+        <w:t xml:space="preserve"> </w:t>
+      </w:r>
+      <w:r>
+        <w:rPr>
+          <w:rFonts w:ascii="Arial Narrow" w:eastAsia="Arial Narrow" w:hAnsi="Arial Narrow" w:cs="Arial Narrow"/>
+          <w:sz w:val="22"/>
+          <w:szCs w:val="22"/>
+        </w:rPr>
+        <w:t xml:space="preserve">requerir al señor [APELLIDO] [APELLIDO] , el señor [APELLIDO] [APELLIDO] , el señor [APELLIDO] [APELLIDO] , la señora [APELLIDO] [APELLIDO] , el señor [APELLIDO] [APELLIDO] Sanchez y la señora [APELLIDO] [APELLIDO] para que, dentro del plazo de dos (2) días hábiles siguientes a la fecha en que reciban la notificación en su bandeja de correo electrónico, efectúen la confirmación de recepción de la notificación remitida por este despacho a su correo electrónico, de conformidad con el segundo párrafo del numeral 4 del artículo 20 del Texto Único Ordenado de la Ley del Procedimiento Administrativo General, aprobado mediante Decreto Supremo 006-2026-JUS, bajo apercibimiento de rehacer el acto de notificación y notificarles conforme al numeral 1 del artículo 20 del citado cuerpo normativo.</w:t>
+      </w:r>
+      <w:r>
+        <w:rPr>
+          <w:rFonts w:ascii="Arial Narrow" w:eastAsia="Arial Narrow" w:hAnsi="Arial Narrow" w:cs="Arial Narrow"/>
           <w:spacing w:val="-3"/>
           <w:kern w:val="0"/>
           <w14:ligatures w14:val="none"/>
           <w:sz w:val="22"/>
           <w:szCs w:val="22"/>
         </w:rPr>
-        <w:lastRenderedPageBreak/>
-        <w:t>NOVENO</w:t>
-      </w:r>
-      <w:r>
-        <w:rPr>
-          <w:rFonts w:ascii="Arial Narrow" w:eastAsia="Arial Narrow" w:hAnsi="Arial Narrow" w:cs="Arial Narrow"/>
-          <w:b/>
-          <w:color w:val="000000"/>
-          <w:kern w:val="0"/>
-          <w:sz w:val="22"/>
-          <w:szCs w:val="22"/>
-          <w:lang w:eastAsia="es-PE"/>
-          <w14:ligatures w14:val="none"/>
-        </w:rPr>
-        <w:t>:</w:t>
-      </w:r>
-      <w:r>
-        <w:rPr>
-          <w:rFonts w:ascii="Arial Narrow" w:eastAsia="Arial Narrow" w:hAnsi="Arial Narrow" w:cs="Arial Narrow"/>
-          <w:color w:val="000000"/>
-          <w:kern w:val="0"/>
-          <w:sz w:val="22"/>
-          <w:szCs w:val="22"/>
-          <w:lang w:eastAsia="es-PE"/>
-          <w14:ligatures w14:val="none"/>
-        </w:rPr>
-        <w:t xml:space="preserve"> poner en conocimiento de las partes que, antes de la emisión de la Resolución Final, tienen la posibilidad de formular su desistimiento o presentar el acuerdo arribado mediante la conciliación, mediación, transacción o cualquier otro que, de forma indubitable, deje constancia que se ha solucionado la controversia materia de denuncia.</w:t>
-      </w:r>
-      <w:bookmarkStart w:id="15" w:name="h.gjdgxs" w:colFirst="0" w:colLast="0"/>
-      <w:bookmarkEnd w:id="15"/>
-    </w:p>
-    <w:p>
-      <w:pPr>
+        <w:t/>
+      </w:r>
+      <w:r>
+        <w:rPr>
+          <w:rFonts w:ascii="Arial Narrow" w:eastAsia="Arial Narrow" w:hAnsi="Arial Narrow" w:cs="Arial Narrow"/>
+          <w:spacing w:val="-3"/>
+          <w:kern w:val="0"/>
+          <w14:ligatures w14:val="none"/>
+          <w:sz w:val="22"/>
+          <w:szCs w:val="22"/>
+        </w:rPr>
+        <w:t xml:space="preserve"/>
+      </w:r>
+      <w:r>
+        <w:rPr>
+          <w:rFonts w:ascii="Arial Narrow" w:eastAsia="Arial Narrow" w:hAnsi="Arial Narrow" w:cs="Arial Narrow"/>
+          <w:spacing w:val="-3"/>
+          <w:kern w:val="0"/>
+          <w14:ligatures w14:val="none"/>
+          <w:sz w:val="22"/>
+          <w:szCs w:val="22"/>
+        </w:rPr>
+        <w:t/>
+      </w:r>
+      <w:r>
+        <w:rPr>
+          <w:rFonts w:ascii="Arial Narrow" w:eastAsia="Arial Narrow" w:hAnsi="Arial Narrow" w:cs="Arial Narrow"/>
+          <w:spacing w:val="-3"/>
+          <w:kern w:val="0"/>
+          <w14:ligatures w14:val="none"/>
+          <w:sz w:val="22"/>
+          <w:szCs w:val="22"/>
+        </w:rPr>
+        <w:t xml:space="preserve"/>
+      </w:r>
+      <w:r>
+        <w:rPr>
+          <w:rFonts w:ascii="Arial Narrow" w:eastAsia="Arial Narrow" w:hAnsi="Arial Narrow" w:cs="Arial Narrow"/>
+          <w:color w:val="000000"/>
+          <w:kern w:val="0"/>
+          <w:sz w:val="22"/>
+          <w:szCs w:val="22"/>
+          <w:shd w:val="clear" w:color="auto" w:fill="FFFFFF"/>
+          <w:lang w:eastAsia="es-PE"/>
+          <w14:ligatures w14:val="none"/>
+        </w:rPr>
+        <w:t xml:space="preserve"/>
+      </w:r>
+      <w:proofErr w:type="spellStart"/>
+      <w:r>
+        <w:rPr>
+          <w:rFonts w:ascii="Arial Narrow" w:eastAsia="Arial Narrow" w:hAnsi="Arial Narrow" w:cs="Arial Narrow"/>
+          <w:color w:val="000000"/>
+          <w:kern w:val="0"/>
+          <w:sz w:val="22"/>
+          <w:szCs w:val="22"/>
+          <w:shd w:val="clear" w:color="auto" w:fill="FFFFFF"/>
+          <w:lang w:eastAsia="es-PE"/>
+          <w14:ligatures w14:val="none"/>
+        </w:rPr>
+        <w:t/>
+      </w:r>
+      <w:proofErr w:type="spellEnd"/>
+      <w:r>
+        <w:rPr>
+          <w:rFonts w:ascii="Arial Narrow" w:eastAsia="Arial Narrow" w:hAnsi="Arial Narrow" w:cs="Arial Narrow"/>
+          <w:color w:val="000000"/>
+          <w:kern w:val="0"/>
+          <w:sz w:val="22"/>
+          <w:szCs w:val="22"/>
+          <w:shd w:val="clear" w:color="auto" w:fill="FFFFFF"/>
+          <w:lang w:eastAsia="es-PE"/>
+          <w14:ligatures w14:val="none"/>
+        </w:rPr>
+        <w:t xml:space="preserve"/>
+      </w:r>
+      <w:proofErr w:type="spellStart"/>
+      <w:r>
+        <w:rPr>
+          <w:rFonts w:ascii="Arial Narrow" w:eastAsia="Arial Narrow" w:hAnsi="Arial Narrow" w:cs="Arial Narrow"/>
+          <w:color w:val="000000"/>
+          <w:kern w:val="0"/>
+          <w:sz w:val="22"/>
+          <w:szCs w:val="22"/>
+          <w:shd w:val="clear" w:color="auto" w:fill="FFFFFF"/>
+          <w:lang w:eastAsia="es-PE"/>
+          <w14:ligatures w14:val="none"/>
+        </w:rPr>
+        <w:t/>
+      </w:r>
+      <w:proofErr w:type="spellEnd"/>
+      <w:r>
+        <w:rPr>
+          <w:rFonts w:ascii="Arial Narrow" w:eastAsia="Arial Narrow" w:hAnsi="Arial Narrow" w:cs="Arial Narrow"/>
+          <w:color w:val="000000"/>
+          <w:kern w:val="0"/>
+          <w:sz w:val="22"/>
+          <w:szCs w:val="22"/>
+          <w:shd w:val="clear" w:color="auto" w:fill="FFFFFF"/>
+          <w:lang w:eastAsia="es-PE"/>
+          <w14:ligatures w14:val="none"/>
+        </w:rPr>
+        <w:t xml:space="preserve"/>
+      </w:r>
+      <w:proofErr w:type="spellStart"/>
+      <w:r>
+        <w:rPr>
+          <w:rFonts w:ascii="Arial Narrow" w:eastAsia="Arial Narrow" w:hAnsi="Arial Narrow" w:cs="Arial Narrow"/>
+          <w:color w:val="000000"/>
+          <w:kern w:val="0"/>
+          <w:sz w:val="22"/>
+          <w:szCs w:val="22"/>
+          <w:shd w:val="clear" w:color="auto" w:fill="FFFFFF"/>
+          <w:lang w:eastAsia="es-PE"/>
+          <w14:ligatures w14:val="none"/>
+        </w:rPr>
+        <w:t/>
+      </w:r>
+      <w:proofErr w:type="spellEnd"/>
+      <w:r>
+        <w:rPr>
+          <w:rFonts w:ascii="Arial Narrow" w:eastAsia="Arial Narrow" w:hAnsi="Arial Narrow" w:cs="Arial Narrow"/>
+          <w:color w:val="000000"/>
+          <w:kern w:val="0"/>
+          <w:sz w:val="22"/>
+          <w:szCs w:val="22"/>
+          <w:shd w:val="clear" w:color="auto" w:fill="FFFFFF"/>
+          <w:lang w:eastAsia="es-PE"/>
+          <w14:ligatures w14:val="none"/>
+        </w:rPr>
+        <w:t xml:space="preserve"/>
+      </w:r>
+      <w:proofErr w:type="spellStart"/>
+      <w:r>
+        <w:rPr>
+          <w:rFonts w:ascii="Arial Narrow" w:eastAsia="Arial Narrow" w:hAnsi="Arial Narrow" w:cs="Arial Narrow"/>
+          <w:color w:val="000000"/>
+          <w:kern w:val="0"/>
+          <w:sz w:val="22"/>
+          <w:szCs w:val="22"/>
+          <w:shd w:val="clear" w:color="auto" w:fill="FFFFFF"/>
+          <w:lang w:eastAsia="es-PE"/>
+          <w14:ligatures w14:val="none"/>
+        </w:rPr>
+        <w:t/>
+      </w:r>
+      <w:proofErr w:type="spellEnd"/>
+      <w:r>
+        <w:rPr>
+          <w:rFonts w:ascii="Arial Narrow" w:eastAsia="Arial Narrow" w:hAnsi="Arial Narrow" w:cs="Arial Narrow"/>
+          <w:color w:val="000000"/>
+          <w:kern w:val="0"/>
+          <w:sz w:val="22"/>
+          <w:szCs w:val="22"/>
+          <w:shd w:val="clear" w:color="auto" w:fill="FFFFFF"/>
+          <w:lang w:eastAsia="es-PE"/>
+          <w14:ligatures w14:val="none"/>
+        </w:rPr>
+        <w:t xml:space="preserve"/>
+      </w:r>
+      <w:proofErr w:type="spellStart"/>
+      <w:r>
+        <w:rPr>
+          <w:rFonts w:ascii="Arial Narrow" w:eastAsia="Arial Narrow" w:hAnsi="Arial Narrow" w:cs="Arial Narrow"/>
+          <w:color w:val="000000"/>
+          <w:kern w:val="0"/>
+          <w:sz w:val="22"/>
+          <w:szCs w:val="22"/>
+          <w:shd w:val="clear" w:color="auto" w:fill="FFFFFF"/>
+          <w:lang w:eastAsia="es-PE"/>
+          <w14:ligatures w14:val="none"/>
+        </w:rPr>
+        <w:t/>
+      </w:r>
+      <w:proofErr w:type="spellEnd"/>
+      <w:r>
+        <w:rPr>
+          <w:rFonts w:ascii="Arial Narrow" w:eastAsia="Arial Narrow" w:hAnsi="Arial Narrow" w:cs="Arial Narrow"/>
+          <w:color w:val="000000"/>
+          <w:kern w:val="0"/>
+          <w:sz w:val="22"/>
+          <w:szCs w:val="22"/>
+          <w:shd w:val="clear" w:color="auto" w:fill="FFFFFF"/>
+          <w:lang w:eastAsia="es-PE"/>
+          <w14:ligatures w14:val="none"/>
+        </w:rPr>
+        <w:t xml:space="preserve"/>
+      </w:r>
+      <w:proofErr w:type="spellStart"/>
+      <w:r>
+        <w:rPr>
+          <w:rFonts w:ascii="Arial Narrow" w:eastAsia="Arial Narrow" w:hAnsi="Arial Narrow" w:cs="Arial Narrow"/>
+          <w:color w:val="000000"/>
+          <w:kern w:val="0"/>
+          <w:sz w:val="22"/>
+          <w:szCs w:val="22"/>
+          <w:shd w:val="clear" w:color="auto" w:fill="FFFFFF"/>
+          <w:lang w:eastAsia="es-PE"/>
+          <w14:ligatures w14:val="none"/>
+        </w:rPr>
+        <w:t/>
+      </w:r>
+      <w:proofErr w:type="spellEnd"/>
+      <w:r>
+        <w:rPr>
+          <w:rFonts w:ascii="Arial Narrow" w:eastAsia="Arial Narrow" w:hAnsi="Arial Narrow" w:cs="Arial Narrow"/>
+          <w:color w:val="000000"/>
+          <w:kern w:val="0"/>
+          <w:sz w:val="22"/>
+          <w:szCs w:val="22"/>
+          <w:shd w:val="clear" w:color="auto" w:fill="FFFFFF"/>
+          <w:lang w:eastAsia="es-PE"/>
+          <w14:ligatures w14:val="none"/>
+        </w:rPr>
+        <w:t xml:space="preserve"/>
+      </w:r>
+      <w:proofErr w:type="spellStart"/>
+      <w:r>
+        <w:rPr>
+          <w:rFonts w:ascii="Arial Narrow" w:eastAsia="Arial Narrow" w:hAnsi="Arial Narrow" w:cs="Arial Narrow"/>
+          <w:color w:val="000000"/>
+          <w:kern w:val="0"/>
+          <w:sz w:val="22"/>
+          <w:szCs w:val="22"/>
+          <w:shd w:val="clear" w:color="auto" w:fill="FFFFFF"/>
+          <w:lang w:eastAsia="es-PE"/>
+          <w14:ligatures w14:val="none"/>
+        </w:rPr>
+        <w:t/>
+      </w:r>
+      <w:proofErr w:type="spellEnd"/>
+      <w:r>
+        <w:rPr>
+          <w:rFonts w:ascii="Arial Narrow" w:eastAsia="Arial Narrow" w:hAnsi="Arial Narrow" w:cs="Arial Narrow"/>
+          <w:color w:val="000000"/>
+          <w:kern w:val="0"/>
+          <w:sz w:val="22"/>
+          <w:szCs w:val="22"/>
+          <w:shd w:val="clear" w:color="auto" w:fill="FFFFFF"/>
+          <w:lang w:eastAsia="es-PE"/>
+          <w14:ligatures w14:val="none"/>
+        </w:rPr>
+        <w:t xml:space="preserve"/>
+      </w:r>
+      <w:proofErr w:type="spellStart"/>
+      <w:r>
+        <w:rPr>
+          <w:rFonts w:ascii="Arial Narrow" w:eastAsia="Arial Narrow" w:hAnsi="Arial Narrow" w:cs="Arial Narrow"/>
+          <w:color w:val="000000"/>
+          <w:kern w:val="0"/>
+          <w:sz w:val="22"/>
+          <w:szCs w:val="22"/>
+          <w:shd w:val="clear" w:color="auto" w:fill="FFFFFF"/>
+          <w:lang w:eastAsia="es-PE"/>
+          <w14:ligatures w14:val="none"/>
+        </w:rPr>
+        <w:t/>
+      </w:r>
+      <w:proofErr w:type="spellEnd"/>
+      <w:r>
+        <w:rPr>
+          <w:rFonts w:ascii="Arial Narrow" w:eastAsia="Arial Narrow" w:hAnsi="Arial Narrow" w:cs="Arial Narrow"/>
+          <w:color w:val="000000"/>
+          <w:kern w:val="0"/>
+          <w:sz w:val="22"/>
+          <w:szCs w:val="22"/>
+          <w:shd w:val="clear" w:color="auto" w:fill="FFFFFF"/>
+          <w:lang w:eastAsia="es-PE"/>
+          <w14:ligatures w14:val="none"/>
+        </w:rPr>
+        <w:t xml:space="preserve"/>
+      </w:r>
+      <w:proofErr w:type="spellStart"/>
+      <w:r>
+        <w:rPr>
+          <w:rFonts w:ascii="Arial Narrow" w:eastAsia="Arial Narrow" w:hAnsi="Arial Narrow" w:cs="Arial Narrow"/>
+          <w:color w:val="000000"/>
+          <w:kern w:val="0"/>
+          <w:sz w:val="22"/>
+          <w:szCs w:val="22"/>
+          <w:shd w:val="clear" w:color="auto" w:fill="FFFFFF"/>
+          <w:lang w:eastAsia="es-PE"/>
+          <w14:ligatures w14:val="none"/>
+        </w:rPr>
+        <w:t/>
+      </w:r>
+      <w:proofErr w:type="spellEnd"/>
+      <w:r>
+        <w:rPr>
+          <w:rFonts w:ascii="Arial Narrow" w:eastAsia="Arial Narrow" w:hAnsi="Arial Narrow" w:cs="Arial Narrow"/>
+          <w:color w:val="000000"/>
+          <w:kern w:val="0"/>
+          <w:sz w:val="22"/>
+          <w:szCs w:val="22"/>
+          <w:shd w:val="clear" w:color="auto" w:fill="FFFFFF"/>
+          <w:lang w:eastAsia="es-PE"/>
+          <w14:ligatures w14:val="none"/>
+        </w:rPr>
+        <w:t xml:space="preserve"/>
+      </w:r>
+      <w:proofErr w:type="spellStart"/>
+      <w:r>
+        <w:rPr>
+          <w:rFonts w:ascii="Arial Narrow" w:eastAsia="Arial Narrow" w:hAnsi="Arial Narrow" w:cs="Arial Narrow"/>
+          <w:color w:val="000000"/>
+          <w:kern w:val="0"/>
+          <w:sz w:val="22"/>
+          <w:szCs w:val="22"/>
+          <w:shd w:val="clear" w:color="auto" w:fill="FFFFFF"/>
+          <w:lang w:eastAsia="es-PE"/>
+          <w14:ligatures w14:val="none"/>
+        </w:rPr>
+        <w:t/>
+      </w:r>
+      <w:proofErr w:type="spellEnd"/>
+      <w:r>
+        <w:rPr>
+          <w:rFonts w:ascii="Arial Narrow" w:eastAsia="Arial Narrow" w:hAnsi="Arial Narrow" w:cs="Arial Narrow"/>
+          <w:color w:val="000000"/>
+          <w:kern w:val="0"/>
+          <w:sz w:val="22"/>
+          <w:szCs w:val="22"/>
+          <w:shd w:val="clear" w:color="auto" w:fill="FFFFFF"/>
+          <w:lang w:eastAsia="es-PE"/>
+          <w14:ligatures w14:val="none"/>
+        </w:rPr>
+        <w:t xml:space="preserve"/>
+      </w:r>
+      <w:r>
+        <w:rPr>
+          <w:rFonts w:ascii="Arial Narrow" w:eastAsia="Arial Narrow" w:hAnsi="Arial Narrow" w:cs="Arial Narrow"/>
+          <w:color w:val="000000"/>
+          <w:kern w:val="0"/>
+          <w:sz w:val="22"/>
+          <w:szCs w:val="22"/>
+          <w:shd w:val="clear" w:color="auto" w:fill="FFFFFF"/>
+          <w:lang w:eastAsia="es-PE"/>
+          <w14:ligatures w14:val="none"/>
+        </w:rPr>
+        <w:t xml:space="preserve"/>
+      </w:r>
+      <w:r>
+        <w:rPr>
+          <w:rFonts w:ascii="Arial Narrow" w:eastAsia="Arial Narrow" w:hAnsi="Arial Narrow" w:cs="Arial Narrow"/>
+          <w:color w:val="000000"/>
+          <w:sz w:val="22"/>
+          <w:szCs w:val="22"/>
+        </w:rPr>
+        <w:t/>
+      </w:r>
+      <w:r>
+        <w:rPr>
+          <w:rFonts w:ascii="Arial Narrow" w:eastAsia="Arial Narrow" w:hAnsi="Arial Narrow" w:cs="Arial Narrow"/>
+          <w:color w:val="000000"/>
+          <w:sz w:val="22"/>
+          <w:szCs w:val="22"/>
+        </w:rPr>
+        <w:t/>
+      </w:r>
+      <w:r>
+        <w:rPr>
+          <w:rFonts w:ascii="Arial Narrow" w:eastAsia="Arial Narrow" w:hAnsi="Arial Narrow" w:cs="Arial Narrow"/>
+          <w:color w:val="000000"/>
+          <w:sz w:val="22"/>
+          <w:szCs w:val="22"/>
+        </w:rPr>
+        <w:t xml:space="preserve"/>
+      </w:r>
+      <w:r>
+        <w:rPr>
+          <w:rFonts w:ascii="Arial Narrow" w:eastAsia="Arial Narrow" w:hAnsi="Arial Narrow" w:cs="Arial Narrow"/>
+          <w:color w:val="000000"/>
+          <w:sz w:val="22"/>
+          <w:szCs w:val="22"/>
+        </w:rPr>
+        <w:t/>
+      </w:r>
+      <w:r>
+        <w:rPr>
+          <w:rFonts w:ascii="Arial Narrow" w:eastAsia="Arial Narrow" w:hAnsi="Arial Narrow" w:cs="Arial Narrow"/>
+          <w:color w:val="000000"/>
+          <w:sz w:val="22"/>
+          <w:szCs w:val="22"/>
+        </w:rPr>
+        <w:t xml:space="preserve"/>
+      </w:r>
+      <w:r>
+        <w:rPr>
+          <w:rFonts w:ascii="Arial Narrow" w:eastAsia="Arial Narrow" w:hAnsi="Arial Narrow" w:cs="Arial Narrow"/>
+          <w:color w:val="000000"/>
+          <w:sz w:val="22"/>
+          <w:szCs w:val="22"/>
+        </w:rPr>
+        <w:t/>
+      </w:r>
+      <w:r>
+        <w:rPr>
+          <w:rFonts w:ascii="Arial Narrow" w:eastAsia="Arial Narrow" w:hAnsi="Arial Narrow" w:cs="Arial Narrow"/>
+          <w:color w:val="000000"/>
+          <w:sz w:val="22"/>
+          <w:szCs w:val="22"/>
+        </w:rPr>
+        <w:t xml:space="preserve"/>
+      </w:r>
+      <w:r>
+        <w:rPr>
+          <w:rFonts w:ascii="Arial Narrow" w:eastAsia="Arial Narrow" w:hAnsi="Arial Narrow" w:cs="Arial Narrow"/>
+          <w:color w:val="000000"/>
+          <w:kern w:val="0"/>
+          <w:sz w:val="22"/>
+          <w:szCs w:val="22"/>
+          <w:lang w:eastAsia="es-PE"/>
+          <w14:ligatures w14:val="none"/>
+        </w:rPr>
+        <w:t/>
+      </w:r>
+      <w:r>
+        <w:rPr>
+          <w:rFonts w:ascii="Arial Narrow" w:eastAsia="Arial Narrow" w:hAnsi="Arial Narrow" w:cs="Arial Narrow"/>
+          <w:color w:val="000000"/>
+          <w:sz w:val="22"/>
+          <w:szCs w:val="22"/>
+        </w:rPr>
+        <w:t xml:space="preserve"/>
+      </w:r>
+      <w:r>
+        <w:rPr>
+          <w:rFonts w:ascii="Arial Narrow" w:eastAsia="Arial Narrow" w:hAnsi="Arial Narrow" w:cs="Arial Narrow"/>
+          <w:color w:val="000000"/>
+          <w:kern w:val="0"/>
+          <w:sz w:val="22"/>
+          <w:szCs w:val="22"/>
+          <w:lang w:eastAsia="es-PE"/>
+          <w14:ligatures w14:val="none"/>
+        </w:rPr>
+        <w:t/>
+      </w:r>
+      <w:r>
+        <w:rPr>
+          <w:rFonts w:ascii="Arial Narrow" w:eastAsia="Arial Narrow" w:hAnsi="Arial Narrow" w:cs="Arial Narrow"/>
+          <w:color w:val="000000"/>
+          <w:sz w:val="22"/>
+          <w:szCs w:val="22"/>
+        </w:rPr>
+        <w:t xml:space="preserve"/>
+      </w:r>
+      <w:r>
+        <w:rPr>
+          <w:rStyle w:val="Refdenotaalpie"/>
+          <w:rFonts w:ascii="Arial Narrow" w:eastAsia="Arial Narrow" w:hAnsi="Arial Narrow" w:cs="Arial Narrow"/>
+          <w:sz w:val="22"/>
+          <w:szCs w:val="22"/>
+          <w:vertAlign w:val="superscript"/>
+        </w:rPr>
+        <w:footnoteReference w:id="13"/>
+      </w:r>
+      <w:r>
+        <w:rPr>
+          <w:rFonts w:ascii="Arial Narrow" w:eastAsia="Arial Narrow" w:hAnsi="Arial Narrow" w:cs="Arial Narrow"/>
+          <w:sz w:val="22"/>
+          <w:szCs w:val="22"/>
+        </w:rPr>
+        <w:t/>
+      </w:r>
+    </w:p>
+    <w:p>
+      <w:pPr>
+        <w:spacing w:before="0" w:after="0" w:line="240" w:lineRule="auto"/>
         <w:suppressAutoHyphens/>
-        <w:spacing w:after="0" w:line="240" w:lineRule="auto"/>
-        <w:jc w:val="both"/>
-        <w:rPr>
-          <w:rFonts w:ascii="Arial Narrow" w:eastAsia="Arial Narrow" w:hAnsi="Arial Narrow" w:cs="Arial Narrow"/>
-          <w:color w:val="000000"/>
-          <w:kern w:val="0"/>
-          <w:sz w:val="22"/>
-          <w:szCs w:val="22"/>
-          <w:lang w:eastAsia="es-PE"/>
-          <w14:ligatures w14:val="none"/>
-        </w:rPr>
-      </w:pPr>
-    </w:p>
-    <w:p>
-      <w:pPr>
-        <w:suppressAutoHyphens/>
-        <w:spacing w:after="0" w:line="240" w:lineRule="auto"/>
-        <w:jc w:val="both"/>
-        <w:rPr>
-          <w:rFonts w:ascii="Arial Narrow" w:eastAsia="Arial Narrow" w:hAnsi="Arial Narrow" w:cs="Arial Narrow"/>
-          <w:sz w:val="22"/>
-          <w:szCs w:val="22"/>
-        </w:rPr>
-      </w:pPr>
-      <w:r>
-        <w:rPr>
-          <w:rFonts w:ascii="Arial Narrow" w:eastAsia="Arial Narrow" w:hAnsi="Arial Narrow" w:cs="Arial Narrow"/>
-          <w:b/>
-          <w:bCs/>
-          <w:sz w:val="22"/>
-          <w:szCs w:val="22"/>
-        </w:rPr>
-        <w:t xml:space="preserve">DÉCIMO:</w:t>
-      </w:r>
-      <w:r>
-        <w:rPr>
-          <w:rFonts w:ascii="Arial Narrow" w:eastAsia="Arial Narrow" w:hAnsi="Arial Narrow" w:cs="Arial Narrow"/>
-          <w:sz w:val="22"/>
-          <w:szCs w:val="22"/>
-        </w:rPr>
-        <w:t xml:space="preserve"> </w:t>
-      </w:r>
-      <w:r>
-        <w:rPr>
-          <w:rFonts w:ascii="Arial Narrow" w:eastAsia="Arial Narrow" w:hAnsi="Arial Narrow" w:cs="Arial Narrow"/>
-          <w:sz w:val="22"/>
-          <w:szCs w:val="22"/>
-        </w:rPr>
-        <w:t xml:space="preserve">requerir al señor [APELLIDO] [APELLIDO] , el señor [APELLIDO] [APELLIDO] , el señor [APELLIDO] [APELLIDO] , la señora [APELLIDO] [APELLIDO] , el señor [APELLIDO] [APELLIDO] Sanchez y la señora [APELLIDO] [APELLIDO] para que, dentro del plazo de dos (2) días hábiles siguientes a la fecha en que reciban la notificación en su bandeja de correo electrónico, efectúen la confirmación de recepción de la notificación remitida por este despacho a su correo electrónico, de conformidad con el segundo párrafo del numeral 4 del artículo 20 del Texto Único Ordenado de la Ley del Procedimiento Administrativo General, aprobado mediante Decreto Supremo 006-2026-JUS, bajo apercibimiento de rehacer el acto de notificación y notificarles conforme al numeral 1 del artículo 20 del citado cuerpo normativo.</w:t>
-      </w:r>
-      <w:r>
-        <w:rPr>
-          <w:rFonts w:ascii="Arial Narrow" w:eastAsia="Arial Narrow" w:hAnsi="Arial Narrow" w:cs="Arial Narrow"/>
-          <w:spacing w:val="-3"/>
-          <w:kern w:val="0"/>
-          <w14:ligatures w14:val="none"/>
-          <w:sz w:val="22"/>
-          <w:szCs w:val="22"/>
-        </w:rPr>
-        <w:t/>
-      </w:r>
-      <w:r>
-        <w:rPr>
-          <w:rFonts w:ascii="Arial Narrow" w:eastAsia="Arial Narrow" w:hAnsi="Arial Narrow" w:cs="Arial Narrow"/>
-          <w:spacing w:val="-3"/>
-          <w:kern w:val="0"/>
-          <w14:ligatures w14:val="none"/>
-          <w:sz w:val="22"/>
-          <w:szCs w:val="22"/>
-        </w:rPr>
-        <w:t xml:space="preserve"/>
-      </w:r>
-      <w:r>
-        <w:rPr>
-          <w:rFonts w:ascii="Arial Narrow" w:eastAsia="Arial Narrow" w:hAnsi="Arial Narrow" w:cs="Arial Narrow"/>
-          <w:spacing w:val="-3"/>
-          <w:kern w:val="0"/>
-          <w14:ligatures w14:val="none"/>
-          <w:sz w:val="22"/>
-          <w:szCs w:val="22"/>
-        </w:rPr>
-        <w:t/>
-      </w:r>
-      <w:r>
-        <w:rPr>
-          <w:rFonts w:ascii="Arial Narrow" w:eastAsia="Arial Narrow" w:hAnsi="Arial Narrow" w:cs="Arial Narrow"/>
-          <w:spacing w:val="-3"/>
-          <w:kern w:val="0"/>
-          <w14:ligatures w14:val="none"/>
-          <w:sz w:val="22"/>
-          <w:szCs w:val="22"/>
-        </w:rPr>
-        <w:t xml:space="preserve"/>
-      </w:r>
-      <w:r>
-        <w:rPr>
-          <w:rFonts w:ascii="Arial Narrow" w:eastAsia="Arial Narrow" w:hAnsi="Arial Narrow" w:cs="Arial Narrow"/>
-          <w:color w:val="000000"/>
-          <w:kern w:val="0"/>
-          <w:sz w:val="22"/>
-          <w:szCs w:val="22"/>
-          <w:shd w:val="clear" w:color="auto" w:fill="FFFFFF"/>
-          <w:lang w:eastAsia="es-PE"/>
-          <w14:ligatures w14:val="none"/>
-        </w:rPr>
-        <w:t xml:space="preserve"/>
-      </w:r>
-      <w:proofErr w:type="spellStart"/>
-      <w:r>
-        <w:rPr>
-          <w:rFonts w:ascii="Arial Narrow" w:eastAsia="Arial Narrow" w:hAnsi="Arial Narrow" w:cs="Arial Narrow"/>
-          <w:color w:val="000000"/>
-          <w:kern w:val="0"/>
-          <w:sz w:val="22"/>
-          <w:szCs w:val="22"/>
-          <w:shd w:val="clear" w:color="auto" w:fill="FFFFFF"/>
-          <w:lang w:eastAsia="es-PE"/>
-          <w14:ligatures w14:val="none"/>
-        </w:rPr>
-        <w:t/>
-      </w:r>
-      <w:proofErr w:type="spellEnd"/>
-      <w:r>
-        <w:rPr>
-          <w:rFonts w:ascii="Arial Narrow" w:eastAsia="Arial Narrow" w:hAnsi="Arial Narrow" w:cs="Arial Narrow"/>
-          <w:color w:val="000000"/>
-          <w:kern w:val="0"/>
-          <w:sz w:val="22"/>
-          <w:szCs w:val="22"/>
-          <w:shd w:val="clear" w:color="auto" w:fill="FFFFFF"/>
-          <w:lang w:eastAsia="es-PE"/>
-          <w14:ligatures w14:val="none"/>
-        </w:rPr>
-        <w:t xml:space="preserve"/>
-      </w:r>
-      <w:proofErr w:type="spellStart"/>
-      <w:r>
-        <w:rPr>
-          <w:rFonts w:ascii="Arial Narrow" w:eastAsia="Arial Narrow" w:hAnsi="Arial Narrow" w:cs="Arial Narrow"/>
-          <w:color w:val="000000"/>
-          <w:kern w:val="0"/>
-          <w:sz w:val="22"/>
-          <w:szCs w:val="22"/>
-          <w:shd w:val="clear" w:color="auto" w:fill="FFFFFF"/>
-          <w:lang w:eastAsia="es-PE"/>
-          <w14:ligatures w14:val="none"/>
-        </w:rPr>
-        <w:t/>
-      </w:r>
-      <w:proofErr w:type="spellEnd"/>
-      <w:r>
-        <w:rPr>
-          <w:rFonts w:ascii="Arial Narrow" w:eastAsia="Arial Narrow" w:hAnsi="Arial Narrow" w:cs="Arial Narrow"/>
-          <w:color w:val="000000"/>
-          <w:kern w:val="0"/>
-          <w:sz w:val="22"/>
-          <w:szCs w:val="22"/>
-          <w:shd w:val="clear" w:color="auto" w:fill="FFFFFF"/>
-          <w:lang w:eastAsia="es-PE"/>
-          <w14:ligatures w14:val="none"/>
-        </w:rPr>
-        <w:t xml:space="preserve"/>
-      </w:r>
-      <w:proofErr w:type="spellStart"/>
-      <w:r>
-        <w:rPr>
-          <w:rFonts w:ascii="Arial Narrow" w:eastAsia="Arial Narrow" w:hAnsi="Arial Narrow" w:cs="Arial Narrow"/>
-          <w:color w:val="000000"/>
-          <w:kern w:val="0"/>
-          <w:sz w:val="22"/>
-          <w:szCs w:val="22"/>
-          <w:shd w:val="clear" w:color="auto" w:fill="FFFFFF"/>
-          <w:lang w:eastAsia="es-PE"/>
-          <w14:ligatures w14:val="none"/>
-        </w:rPr>
-        <w:t/>
-      </w:r>
-      <w:proofErr w:type="spellEnd"/>
-      <w:r>
-        <w:rPr>
-          <w:rFonts w:ascii="Arial Narrow" w:eastAsia="Arial Narrow" w:hAnsi="Arial Narrow" w:cs="Arial Narrow"/>
-          <w:color w:val="000000"/>
-          <w:kern w:val="0"/>
-          <w:sz w:val="22"/>
-          <w:szCs w:val="22"/>
-          <w:shd w:val="clear" w:color="auto" w:fill="FFFFFF"/>
-          <w:lang w:eastAsia="es-PE"/>
-          <w14:ligatures w14:val="none"/>
-        </w:rPr>
-        <w:t xml:space="preserve"/>
-      </w:r>
-      <w:proofErr w:type="spellStart"/>
-      <w:r>
-        <w:rPr>
-          <w:rFonts w:ascii="Arial Narrow" w:eastAsia="Arial Narrow" w:hAnsi="Arial Narrow" w:cs="Arial Narrow"/>
-          <w:color w:val="000000"/>
-          <w:kern w:val="0"/>
-          <w:sz w:val="22"/>
-          <w:szCs w:val="22"/>
-          <w:shd w:val="clear" w:color="auto" w:fill="FFFFFF"/>
-          <w:lang w:eastAsia="es-PE"/>
-          <w14:ligatures w14:val="none"/>
-        </w:rPr>
-        <w:t/>
-      </w:r>
-      <w:proofErr w:type="spellEnd"/>
-      <w:r>
-        <w:rPr>
-          <w:rFonts w:ascii="Arial Narrow" w:eastAsia="Arial Narrow" w:hAnsi="Arial Narrow" w:cs="Arial Narrow"/>
-          <w:color w:val="000000"/>
-          <w:kern w:val="0"/>
-          <w:sz w:val="22"/>
-          <w:szCs w:val="22"/>
-          <w:shd w:val="clear" w:color="auto" w:fill="FFFFFF"/>
-          <w:lang w:eastAsia="es-PE"/>
-          <w14:ligatures w14:val="none"/>
-        </w:rPr>
-        <w:t xml:space="preserve"/>
-      </w:r>
-      <w:proofErr w:type="spellStart"/>
-      <w:r>
-        <w:rPr>
-          <w:rFonts w:ascii="Arial Narrow" w:eastAsia="Arial Narrow" w:hAnsi="Arial Narrow" w:cs="Arial Narrow"/>
-          <w:color w:val="000000"/>
-          <w:kern w:val="0"/>
-          <w:sz w:val="22"/>
-          <w:szCs w:val="22"/>
-          <w:shd w:val="clear" w:color="auto" w:fill="FFFFFF"/>
-          <w:lang w:eastAsia="es-PE"/>
-          <w14:ligatures w14:val="none"/>
-        </w:rPr>
-        <w:t/>
-      </w:r>
-      <w:proofErr w:type="spellEnd"/>
-      <w:r>
-        <w:rPr>
-          <w:rFonts w:ascii="Arial Narrow" w:eastAsia="Arial Narrow" w:hAnsi="Arial Narrow" w:cs="Arial Narrow"/>
-          <w:color w:val="000000"/>
-          <w:kern w:val="0"/>
-          <w:sz w:val="22"/>
-          <w:szCs w:val="22"/>
-          <w:shd w:val="clear" w:color="auto" w:fill="FFFFFF"/>
-          <w:lang w:eastAsia="es-PE"/>
-          <w14:ligatures w14:val="none"/>
-        </w:rPr>
-        <w:t xml:space="preserve"/>
-      </w:r>
-      <w:proofErr w:type="spellStart"/>
-      <w:r>
-        <w:rPr>
-          <w:rFonts w:ascii="Arial Narrow" w:eastAsia="Arial Narrow" w:hAnsi="Arial Narrow" w:cs="Arial Narrow"/>
-          <w:color w:val="000000"/>
-          <w:kern w:val="0"/>
-          <w:sz w:val="22"/>
-          <w:szCs w:val="22"/>
-          <w:shd w:val="clear" w:color="auto" w:fill="FFFFFF"/>
-          <w:lang w:eastAsia="es-PE"/>
-          <w14:ligatures w14:val="none"/>
-        </w:rPr>
-        <w:t/>
-      </w:r>
-      <w:proofErr w:type="spellEnd"/>
-      <w:r>
-        <w:rPr>
-          <w:rFonts w:ascii="Arial Narrow" w:eastAsia="Arial Narrow" w:hAnsi="Arial Narrow" w:cs="Arial Narrow"/>
-          <w:color w:val="000000"/>
-          <w:kern w:val="0"/>
-          <w:sz w:val="22"/>
-          <w:szCs w:val="22"/>
-          <w:shd w:val="clear" w:color="auto" w:fill="FFFFFF"/>
-          <w:lang w:eastAsia="es-PE"/>
-          <w14:ligatures w14:val="none"/>
-        </w:rPr>
-        <w:t xml:space="preserve"/>
-      </w:r>
-      <w:proofErr w:type="spellStart"/>
-      <w:r>
-        <w:rPr>
-          <w:rFonts w:ascii="Arial Narrow" w:eastAsia="Arial Narrow" w:hAnsi="Arial Narrow" w:cs="Arial Narrow"/>
-          <w:color w:val="000000"/>
-          <w:kern w:val="0"/>
-          <w:sz w:val="22"/>
-          <w:szCs w:val="22"/>
-          <w:shd w:val="clear" w:color="auto" w:fill="FFFFFF"/>
-          <w:lang w:eastAsia="es-PE"/>
-          <w14:ligatures w14:val="none"/>
-        </w:rPr>
-        <w:t/>
-      </w:r>
-      <w:proofErr w:type="spellEnd"/>
-      <w:r>
-        <w:rPr>
-          <w:rFonts w:ascii="Arial Narrow" w:eastAsia="Arial Narrow" w:hAnsi="Arial Narrow" w:cs="Arial Narrow"/>
-          <w:color w:val="000000"/>
-          <w:kern w:val="0"/>
-          <w:sz w:val="22"/>
-          <w:szCs w:val="22"/>
-          <w:shd w:val="clear" w:color="auto" w:fill="FFFFFF"/>
-          <w:lang w:eastAsia="es-PE"/>
-          <w14:ligatures w14:val="none"/>
-        </w:rPr>
-        <w:t xml:space="preserve"/>
-      </w:r>
-      <w:proofErr w:type="spellStart"/>
-      <w:r>
-        <w:rPr>
-          <w:rFonts w:ascii="Arial Narrow" w:eastAsia="Arial Narrow" w:hAnsi="Arial Narrow" w:cs="Arial Narrow"/>
-          <w:color w:val="000000"/>
-          <w:kern w:val="0"/>
-          <w:sz w:val="22"/>
-          <w:szCs w:val="22"/>
-          <w:shd w:val="clear" w:color="auto" w:fill="FFFFFF"/>
-          <w:lang w:eastAsia="es-PE"/>
-          <w14:ligatures w14:val="none"/>
-        </w:rPr>
-        <w:t/>
-      </w:r>
-      <w:proofErr w:type="spellEnd"/>
-      <w:r>
-        <w:rPr>
-          <w:rFonts w:ascii="Arial Narrow" w:eastAsia="Arial Narrow" w:hAnsi="Arial Narrow" w:cs="Arial Narrow"/>
-          <w:color w:val="000000"/>
-          <w:kern w:val="0"/>
-          <w:sz w:val="22"/>
-          <w:szCs w:val="22"/>
-          <w:shd w:val="clear" w:color="auto" w:fill="FFFFFF"/>
-          <w:lang w:eastAsia="es-PE"/>
-          <w14:ligatures w14:val="none"/>
-        </w:rPr>
-        <w:t xml:space="preserve"/>
-      </w:r>
-      <w:proofErr w:type="spellStart"/>
-      <w:r>
-        <w:rPr>
-          <w:rFonts w:ascii="Arial Narrow" w:eastAsia="Arial Narrow" w:hAnsi="Arial Narrow" w:cs="Arial Narrow"/>
-          <w:color w:val="000000"/>
-          <w:kern w:val="0"/>
-          <w:sz w:val="22"/>
-          <w:szCs w:val="22"/>
-          <w:shd w:val="clear" w:color="auto" w:fill="FFFFFF"/>
-          <w:lang w:eastAsia="es-PE"/>
-          <w14:ligatures w14:val="none"/>
-        </w:rPr>
-        <w:t/>
-      </w:r>
-      <w:proofErr w:type="spellEnd"/>
-      <w:r>
-        <w:rPr>
-          <w:rFonts w:ascii="Arial Narrow" w:eastAsia="Arial Narrow" w:hAnsi="Arial Narrow" w:cs="Arial Narrow"/>
-          <w:color w:val="000000"/>
-          <w:kern w:val="0"/>
-          <w:sz w:val="22"/>
-          <w:szCs w:val="22"/>
-          <w:shd w:val="clear" w:color="auto" w:fill="FFFFFF"/>
-          <w:lang w:eastAsia="es-PE"/>
-          <w14:ligatures w14:val="none"/>
-        </w:rPr>
-        <w:t xml:space="preserve"/>
-      </w:r>
-      <w:proofErr w:type="spellStart"/>
-      <w:r>
-        <w:rPr>
-          <w:rFonts w:ascii="Arial Narrow" w:eastAsia="Arial Narrow" w:hAnsi="Arial Narrow" w:cs="Arial Narrow"/>
-          <w:color w:val="000000"/>
-          <w:kern w:val="0"/>
-          <w:sz w:val="22"/>
-          <w:szCs w:val="22"/>
-          <w:shd w:val="clear" w:color="auto" w:fill="FFFFFF"/>
-          <w:lang w:eastAsia="es-PE"/>
-          <w14:ligatures w14:val="none"/>
-        </w:rPr>
-        <w:t/>
-      </w:r>
-      <w:proofErr w:type="spellEnd"/>
-      <w:r>
-        <w:rPr>
-          <w:rFonts w:ascii="Arial Narrow" w:eastAsia="Arial Narrow" w:hAnsi="Arial Narrow" w:cs="Arial Narrow"/>
-          <w:color w:val="000000"/>
-          <w:kern w:val="0"/>
-          <w:sz w:val="22"/>
-          <w:szCs w:val="22"/>
-          <w:shd w:val="clear" w:color="auto" w:fill="FFFFFF"/>
-          <w:lang w:eastAsia="es-PE"/>
-          <w14:ligatures w14:val="none"/>
-        </w:rPr>
-        <w:t xml:space="preserve"/>
-      </w:r>
-      <w:r>
-        <w:rPr>
-          <w:rFonts w:ascii="Arial Narrow" w:eastAsia="Arial Narrow" w:hAnsi="Arial Narrow" w:cs="Arial Narrow"/>
-          <w:color w:val="000000"/>
-          <w:kern w:val="0"/>
-          <w:sz w:val="22"/>
-          <w:szCs w:val="22"/>
-          <w:shd w:val="clear" w:color="auto" w:fill="FFFFFF"/>
-          <w:lang w:eastAsia="es-PE"/>
-          <w14:ligatures w14:val="none"/>
-        </w:rPr>
-        <w:t xml:space="preserve"/>
-      </w:r>
-      <w:r>
-        <w:rPr>
-          <w:rFonts w:ascii="Arial Narrow" w:eastAsia="Arial Narrow" w:hAnsi="Arial Narrow" w:cs="Arial Narrow"/>
-          <w:color w:val="000000"/>
-          <w:sz w:val="22"/>
-          <w:szCs w:val="22"/>
-        </w:rPr>
-        <w:t/>
-      </w:r>
-      <w:r>
-        <w:rPr>
-          <w:rFonts w:ascii="Arial Narrow" w:eastAsia="Arial Narrow" w:hAnsi="Arial Narrow" w:cs="Arial Narrow"/>
-          <w:color w:val="000000"/>
-          <w:sz w:val="22"/>
-          <w:szCs w:val="22"/>
-        </w:rPr>
-        <w:t/>
-      </w:r>
-      <w:r>
-        <w:rPr>
-          <w:rFonts w:ascii="Arial Narrow" w:eastAsia="Arial Narrow" w:hAnsi="Arial Narrow" w:cs="Arial Narrow"/>
-          <w:color w:val="000000"/>
-          <w:sz w:val="22"/>
-          <w:szCs w:val="22"/>
-        </w:rPr>
-        <w:t xml:space="preserve"/>
-      </w:r>
-      <w:r>
-        <w:rPr>
-          <w:rFonts w:ascii="Arial Narrow" w:eastAsia="Arial Narrow" w:hAnsi="Arial Narrow" w:cs="Arial Narrow"/>
-          <w:color w:val="000000"/>
-          <w:sz w:val="22"/>
-          <w:szCs w:val="22"/>
-        </w:rPr>
-        <w:t/>
-      </w:r>
-      <w:r>
-        <w:rPr>
-          <w:rFonts w:ascii="Arial Narrow" w:eastAsia="Arial Narrow" w:hAnsi="Arial Narrow" w:cs="Arial Narrow"/>
-          <w:color w:val="000000"/>
-          <w:sz w:val="22"/>
-          <w:szCs w:val="22"/>
-        </w:rPr>
-        <w:t xml:space="preserve"/>
-      </w:r>
-      <w:r>
-        <w:rPr>
-          <w:rFonts w:ascii="Arial Narrow" w:eastAsia="Arial Narrow" w:hAnsi="Arial Narrow" w:cs="Arial Narrow"/>
-          <w:color w:val="000000"/>
-          <w:sz w:val="22"/>
-          <w:szCs w:val="22"/>
-        </w:rPr>
-        <w:t/>
-      </w:r>
-      <w:r>
-        <w:rPr>
-          <w:rFonts w:ascii="Arial Narrow" w:eastAsia="Arial Narrow" w:hAnsi="Arial Narrow" w:cs="Arial Narrow"/>
-          <w:color w:val="000000"/>
-          <w:sz w:val="22"/>
-          <w:szCs w:val="22"/>
-        </w:rPr>
-        <w:t xml:space="preserve"/>
-      </w:r>
-      <w:r>
-        <w:rPr>
-          <w:rFonts w:ascii="Arial Narrow" w:eastAsia="Arial Narrow" w:hAnsi="Arial Narrow" w:cs="Arial Narrow"/>
-          <w:color w:val="000000"/>
-          <w:kern w:val="0"/>
-          <w:sz w:val="22"/>
-          <w:szCs w:val="22"/>
-          <w:lang w:eastAsia="es-PE"/>
-          <w14:ligatures w14:val="none"/>
-        </w:rPr>
-        <w:t/>
-      </w:r>
-      <w:r>
-        <w:rPr>
-          <w:rFonts w:ascii="Arial Narrow" w:eastAsia="Arial Narrow" w:hAnsi="Arial Narrow" w:cs="Arial Narrow"/>
-          <w:color w:val="000000"/>
-          <w:sz w:val="22"/>
-          <w:szCs w:val="22"/>
-        </w:rPr>
-        <w:t xml:space="preserve"/>
-      </w:r>
-      <w:r>
-        <w:rPr>
-          <w:rFonts w:ascii="Arial Narrow" w:eastAsia="Arial Narrow" w:hAnsi="Arial Narrow" w:cs="Arial Narrow"/>
-          <w:color w:val="000000"/>
-          <w:kern w:val="0"/>
-          <w:sz w:val="22"/>
-          <w:szCs w:val="22"/>
-          <w:lang w:eastAsia="es-PE"/>
-          <w14:ligatures w14:val="none"/>
-        </w:rPr>
-        <w:t/>
-      </w:r>
-      <w:r>
-        <w:rPr>
-          <w:rFonts w:ascii="Arial Narrow" w:eastAsia="Arial Narrow" w:hAnsi="Arial Narrow" w:cs="Arial Narrow"/>
-          <w:color w:val="000000"/>
-          <w:sz w:val="22"/>
-          <w:szCs w:val="22"/>
-        </w:rPr>
-        <w:t xml:space="preserve"/>
-      </w:r>
-      <w:r>
-        <w:rPr>
-          <w:rStyle w:val="Refdenotaalpie"/>
-          <w:rFonts w:ascii="Arial Narrow" w:eastAsia="Arial Narrow" w:hAnsi="Arial Narrow" w:cs="Arial Narrow"/>
-          <w:sz w:val="22"/>
-          <w:szCs w:val="22"/>
-          <w:vertAlign w:val="superscript"/>
-        </w:rPr>
-        <w:footnoteReference w:id="13"/>
-      </w:r>
-      <w:r>
-        <w:rPr>
-          <w:rFonts w:ascii="Arial Narrow" w:eastAsia="Arial Narrow" w:hAnsi="Arial Narrow" w:cs="Arial Narrow"/>
-          <w:sz w:val="22"/>
-          <w:szCs w:val="22"/>
-        </w:rPr>
-        <w:t/>
-      </w:r>
-    </w:p>
-    <w:p>
-      <w:pPr>
-        <w:suppressAutoHyphens/>
-        <w:spacing w:after="0" w:line="240" w:lineRule="auto"/>
         <w:jc w:val="both"/>
         <w:rPr>
           <w:rFonts w:ascii="Arial Narrow" w:eastAsia="Arial Narrow" w:hAnsi="Arial Narrow" w:cs="Arial Narrow"/>
@@ -8981,7 +8981,6 @@
           <w:sz w:val="16"/>
           <w:szCs w:val="16"/>
         </w:rPr>
-        <w:tab/>
         <w:t xml:space="preserve"/>
       </w:r>
       <w:r>
@@ -9057,25 +9056,24 @@
           <w:sz w:val="16"/>
           <w:szCs w:val="16"/>
         </w:rPr>
+        <w:t xml:space="preserve"/>
+      </w:r>
+      <w:r>
+        <w:rPr>
+          <w:rFonts w:ascii="Arial Narrow" w:eastAsia="Arial Narrow" w:hAnsi="Arial Narrow" w:cs="Arial Narrow"/>
+          <w:sz w:val="16"/>
+          <w:szCs w:val="16"/>
+        </w:rPr>
+      </w:r>
+      <w:r>
+        <w:rPr>
+          <w:rFonts w:ascii="Arial Narrow" w:eastAsia="Arial Narrow" w:hAnsi="Arial Narrow" w:cs="Arial Narrow"/>
+          <w:b/>
+          <w:bCs/>
+          <w:sz w:val="16"/>
+          <w:szCs w:val="16"/>
+        </w:rPr>
         <w:tab/>
-        <w:t xml:space="preserve"/>
-      </w:r>
-      <w:r>
-        <w:rPr>
-          <w:rFonts w:ascii="Arial Narrow" w:eastAsia="Arial Narrow" w:hAnsi="Arial Narrow" w:cs="Arial Narrow"/>
-          <w:sz w:val="16"/>
-          <w:szCs w:val="16"/>
-        </w:rPr>
-        <w:tab/>
-      </w:r>
-      <w:r>
-        <w:rPr>
-          <w:rFonts w:ascii="Arial Narrow" w:eastAsia="Arial Narrow" w:hAnsi="Arial Narrow" w:cs="Arial Narrow"/>
-          <w:b/>
-          <w:bCs/>
-          <w:sz w:val="16"/>
-          <w:szCs w:val="16"/>
-        </w:rPr>
         <w:t xml:space="preserve">LEY 29571, CÓDIGO DE PROTECCIÓN Y DEFENSA DEL CONSUMIDOR, publicado el 2 de setiembre de 2010 y modificado por Decreto Legislativo 1308 </w:t>
       </w:r>
     </w:p>
@@ -9317,25 +9315,24 @@
           <w:sz w:val="16"/>
           <w:szCs w:val="16"/>
         </w:rPr>
+        <w:t xml:space="preserve"/>
+      </w:r>
+      <w:r>
+        <w:rPr>
+          <w:rFonts w:ascii="Arial Narrow" w:eastAsia="Arial Narrow" w:hAnsi="Arial Narrow" w:cs="Arial Narrow"/>
+          <w:sz w:val="16"/>
+          <w:szCs w:val="16"/>
+        </w:rPr>
+      </w:r>
+      <w:r>
+        <w:rPr>
+          <w:rFonts w:ascii="Arial Narrow" w:eastAsia="Arial Narrow" w:hAnsi="Arial Narrow" w:cs="Arial Narrow"/>
+          <w:b/>
+          <w:bCs/>
+          <w:sz w:val="16"/>
+          <w:szCs w:val="16"/>
+        </w:rPr>
         <w:tab/>
-        <w:t xml:space="preserve"/>
-      </w:r>
-      <w:r>
-        <w:rPr>
-          <w:rFonts w:ascii="Arial Narrow" w:eastAsia="Arial Narrow" w:hAnsi="Arial Narrow" w:cs="Arial Narrow"/>
-          <w:sz w:val="16"/>
-          <w:szCs w:val="16"/>
-        </w:rPr>
-        <w:tab/>
-      </w:r>
-      <w:r>
-        <w:rPr>
-          <w:rFonts w:ascii="Arial Narrow" w:eastAsia="Arial Narrow" w:hAnsi="Arial Narrow" w:cs="Arial Narrow"/>
-          <w:b/>
-          <w:bCs/>
-          <w:sz w:val="16"/>
-          <w:szCs w:val="16"/>
-        </w:rPr>
         <w:t xml:space="preserve">LEY 29571, CÓDIGO DE PROTECCIÓN Y DEFENSA DEL CONSUMIDOR, publicado el 2 de setiembre de 2010 y modificado por Decreto Legislativo 1308 </w:t>
       </w:r>
     </w:p>
@@ -9494,25 +9491,24 @@
           <w:sz w:val="16"/>
           <w:szCs w:val="16"/>
         </w:rPr>
+        <w:t xml:space="preserve"/>
+      </w:r>
+      <w:r>
+        <w:rPr>
+          <w:rFonts w:ascii="Arial Narrow" w:eastAsia="Arial Narrow" w:hAnsi="Arial Narrow" w:cs="Arial Narrow"/>
+          <w:sz w:val="16"/>
+          <w:szCs w:val="16"/>
+        </w:rPr>
+      </w:r>
+      <w:r>
+        <w:rPr>
+          <w:rFonts w:ascii="Arial Narrow" w:eastAsia="Arial Narrow" w:hAnsi="Arial Narrow" w:cs="Arial Narrow"/>
+          <w:b/>
+          <w:bCs/>
+          <w:sz w:val="16"/>
+          <w:szCs w:val="16"/>
+        </w:rPr>
         <w:tab/>
-        <w:t xml:space="preserve"/>
-      </w:r>
-      <w:r>
-        <w:rPr>
-          <w:rFonts w:ascii="Arial Narrow" w:eastAsia="Arial Narrow" w:hAnsi="Arial Narrow" w:cs="Arial Narrow"/>
-          <w:sz w:val="16"/>
-          <w:szCs w:val="16"/>
-        </w:rPr>
-        <w:tab/>
-      </w:r>
-      <w:r>
-        <w:rPr>
-          <w:rFonts w:ascii="Arial Narrow" w:eastAsia="Arial Narrow" w:hAnsi="Arial Narrow" w:cs="Arial Narrow"/>
-          <w:b/>
-          <w:bCs/>
-          <w:sz w:val="16"/>
-          <w:szCs w:val="16"/>
-        </w:rPr>
         <w:t>LEY SOBRE FACULTADES, NORMAS Y ORGANIZACIÓN DEL INDECOPI, APROBADA POR DECRETO LEGISLATIVO 807 Artículo 24.-</w:t>
       </w:r>
       <w:r>
@@ -9661,7 +9657,6 @@
           <w:sz w:val="16"/>
           <w:szCs w:val="16"/>
         </w:rPr>
-        <w:tab/>
         <w:t xml:space="preserve"/>
       </w:r>
       <w:r>
@@ -9754,24 +9749,23 @@
           <w:sz w:val="16"/>
           <w:szCs w:val="16"/>
         </w:rPr>
+        <w:t xml:space="preserve"/>
+      </w:r>
+      <w:r>
+        <w:rPr>
+          <w:rFonts w:ascii="Arial Narrow" w:eastAsia="Arial Narrow" w:hAnsi="Arial Narrow" w:cs="Arial Narrow"/>
+          <w:sz w:val="16"/>
+          <w:szCs w:val="16"/>
+        </w:rPr>
+      </w:r>
+      <w:r>
+        <w:rPr>
+          <w:rFonts w:ascii="Arial Narrow" w:eastAsia="Arial Narrow" w:hAnsi="Arial Narrow" w:cs="Arial Narrow"/>
+          <w:b/>
+          <w:sz w:val="16"/>
+          <w:szCs w:val="16"/>
+        </w:rPr>
         <w:tab/>
-        <w:t xml:space="preserve"/>
-      </w:r>
-      <w:r>
-        <w:rPr>
-          <w:rFonts w:ascii="Arial Narrow" w:eastAsia="Arial Narrow" w:hAnsi="Arial Narrow" w:cs="Arial Narrow"/>
-          <w:sz w:val="16"/>
-          <w:szCs w:val="16"/>
-        </w:rPr>
-        <w:tab/>
-      </w:r>
-      <w:r>
-        <w:rPr>
-          <w:rFonts w:ascii="Arial Narrow" w:eastAsia="Arial Narrow" w:hAnsi="Arial Narrow" w:cs="Arial Narrow"/>
-          <w:b/>
-          <w:sz w:val="16"/>
-          <w:szCs w:val="16"/>
-        </w:rPr>
         <w:t>LEY 29571, CÓDIGO DE PROTECCIÓN Y DEFENSA DEL CONSUMIDOR</w:t>
       </w:r>
       <w:r>
@@ -10156,32 +10150,31 @@
           <w:szCs w:val="16"/>
           <w:vertAlign w:val="superscript"/>
         </w:rPr>
+        <w:t xml:space="preserve"/>
+      </w:r>
+      <w:r>
+        <w:rPr>
+          <w:rFonts w:ascii="Arial Narrow" w:eastAsia="Arial Narrow" w:hAnsi="Arial Narrow" w:cs="Arial Narrow"/>
+          <w:sz w:val="16"/>
+          <w:szCs w:val="16"/>
+        </w:rPr>
+        <w:t xml:space="preserve"/>
+      </w:r>
+      <w:r>
+        <w:rPr>
+          <w:rFonts w:ascii="Arial Narrow" w:eastAsia="Arial Narrow" w:hAnsi="Arial Narrow" w:cs="Arial Narrow"/>
+          <w:sz w:val="16"/>
+          <w:szCs w:val="16"/>
+        </w:rPr>
+      </w:r>
+      <w:r>
+        <w:rPr>
+          <w:rFonts w:ascii="Arial Narrow" w:eastAsia="Arial Narrow" w:hAnsi="Arial Narrow" w:cs="Arial Narrow"/>
+          <w:b/>
+          <w:sz w:val="16"/>
+          <w:szCs w:val="16"/>
+        </w:rPr>
         <w:tab/>
-        <w:t xml:space="preserve"/>
-      </w:r>
-      <w:r>
-        <w:rPr>
-          <w:rFonts w:ascii="Arial Narrow" w:eastAsia="Arial Narrow" w:hAnsi="Arial Narrow" w:cs="Arial Narrow"/>
-          <w:sz w:val="16"/>
-          <w:szCs w:val="16"/>
-        </w:rPr>
-        <w:t xml:space="preserve"> </w:t>
-      </w:r>
-      <w:r>
-        <w:rPr>
-          <w:rFonts w:ascii="Arial Narrow" w:eastAsia="Arial Narrow" w:hAnsi="Arial Narrow" w:cs="Arial Narrow"/>
-          <w:sz w:val="16"/>
-          <w:szCs w:val="16"/>
-        </w:rPr>
-        <w:tab/>
-      </w:r>
-      <w:r>
-        <w:rPr>
-          <w:rFonts w:ascii="Arial Narrow" w:eastAsia="Arial Narrow" w:hAnsi="Arial Narrow" w:cs="Arial Narrow"/>
-          <w:b/>
-          <w:sz w:val="16"/>
-          <w:szCs w:val="16"/>
-        </w:rPr>
         <w:t>LEY 29571, CÓDIGO DE PROTECCIÓN Y DEFENSA DEL CONSUMIDOR</w:t>
       </w:r>
       <w:r>
@@ -10385,25 +10378,24 @@
           <w:sz w:val="16"/>
           <w:szCs w:val="16"/>
         </w:rPr>
+        <w:t xml:space="preserve"/>
+      </w:r>
+      <w:r>
+        <w:rPr>
+          <w:rFonts w:ascii="Arial Narrow" w:eastAsia="Arial Narrow" w:hAnsi="Arial Narrow" w:cs="Arial Narrow"/>
+          <w:sz w:val="16"/>
+          <w:szCs w:val="16"/>
+        </w:rPr>
+      </w:r>
+      <w:r>
+        <w:rPr>
+          <w:rFonts w:ascii="Arial Narrow" w:eastAsia="Arial Narrow" w:hAnsi="Arial Narrow" w:cs="Arial Narrow"/>
+          <w:b/>
+          <w:bCs/>
+          <w:sz w:val="16"/>
+          <w:szCs w:val="16"/>
+        </w:rPr>
         <w:tab/>
-        <w:t xml:space="preserve"/>
-      </w:r>
-      <w:r>
-        <w:rPr>
-          <w:rFonts w:ascii="Arial Narrow" w:eastAsia="Arial Narrow" w:hAnsi="Arial Narrow" w:cs="Arial Narrow"/>
-          <w:sz w:val="16"/>
-          <w:szCs w:val="16"/>
-        </w:rPr>
-        <w:tab/>
-      </w:r>
-      <w:r>
-        <w:rPr>
-          <w:rFonts w:ascii="Arial Narrow" w:eastAsia="Arial Narrow" w:hAnsi="Arial Narrow" w:cs="Arial Narrow"/>
-          <w:b/>
-          <w:bCs/>
-          <w:sz w:val="16"/>
-          <w:szCs w:val="16"/>
-        </w:rPr>
         <w:t xml:space="preserve">LEY 29571, CÓDIGO DE PROTECCIÓN Y DEFENSA DEL CONSUMIDOR, publicado el 2 de setiembre de 2010 y modificado por Decreto Legislativo 1308 </w:t>
       </w:r>
     </w:p>
@@ -11222,24 +11214,23 @@
           <w:sz w:val="16"/>
           <w:szCs w:val="16"/>
         </w:rPr>
+        <w:t xml:space="preserve"/>
+      </w:r>
+      <w:r>
+        <w:rPr>
+          <w:rFonts w:ascii="Arial Narrow" w:eastAsia="Arial Narrow" w:hAnsi="Arial Narrow" w:cs="Arial Narrow"/>
+          <w:sz w:val="16"/>
+          <w:szCs w:val="16"/>
+        </w:rPr>
+      </w:r>
+      <w:r>
+        <w:rPr>
+          <w:rFonts w:ascii="Arial Narrow" w:eastAsia="Arial Narrow" w:hAnsi="Arial Narrow" w:cs="Arial Narrow"/>
+          <w:b/>
+          <w:sz w:val="16"/>
+          <w:szCs w:val="16"/>
+        </w:rPr>
         <w:tab/>
-        <w:t xml:space="preserve"/>
-      </w:r>
-      <w:r>
-        <w:rPr>
-          <w:rFonts w:ascii="Arial Narrow" w:eastAsia="Arial Narrow" w:hAnsi="Arial Narrow" w:cs="Arial Narrow"/>
-          <w:sz w:val="16"/>
-          <w:szCs w:val="16"/>
-        </w:rPr>
-        <w:tab/>
-      </w:r>
-      <w:r>
-        <w:rPr>
-          <w:rFonts w:ascii="Arial Narrow" w:eastAsia="Arial Narrow" w:hAnsi="Arial Narrow" w:cs="Arial Narrow"/>
-          <w:b/>
-          <w:sz w:val="16"/>
-          <w:szCs w:val="16"/>
-        </w:rPr>
         <w:t>LEY 29571, CÓDIGO DE PROTECCIÓN Y DEFENSA DEL CONSUMIDOR</w:t>
       </w:r>
       <w:r>
@@ -11454,7 +11445,6 @@
           <w:sz w:val="16"/>
           <w:szCs w:val="16"/>
         </w:rPr>
-        <w:tab/>
         <w:t xml:space="preserve"/>
       </w:r>
       <w:r>
@@ -11612,31 +11602,30 @@
           <w:sz w:val="16"/>
           <w:szCs w:val="16"/>
         </w:rPr>
+        <w:t xml:space="preserve"/>
+      </w:r>
+      <w:r>
+        <w:rPr>
+          <w:rFonts w:ascii="Arial Narrow" w:eastAsia="Arial Narrow" w:hAnsi="Arial Narrow" w:cs="Arial Narrow"/>
+          <w:sz w:val="16"/>
+          <w:szCs w:val="16"/>
+        </w:rPr>
+      </w:r>
+      <w:r>
+        <w:rPr>
+          <w:rFonts w:ascii="Arial Narrow" w:eastAsia="Arial Narrow" w:hAnsi="Arial Narrow" w:cs="Arial Narrow"/>
+          <w:b/>
+          <w:sz w:val="16"/>
+          <w:szCs w:val="16"/>
+        </w:rPr>
         <w:tab/>
-        <w:t xml:space="preserve"/>
-      </w:r>
-      <w:r>
-        <w:rPr>
-          <w:rFonts w:ascii="Arial Narrow" w:eastAsia="Arial Narrow" w:hAnsi="Arial Narrow" w:cs="Arial Narrow"/>
-          <w:sz w:val="16"/>
-          <w:szCs w:val="16"/>
-        </w:rPr>
-        <w:tab/>
-      </w:r>
-      <w:r>
-        <w:rPr>
-          <w:rFonts w:ascii="Arial Narrow" w:eastAsia="Arial Narrow" w:hAnsi="Arial Narrow" w:cs="Arial Narrow"/>
-          <w:b/>
-          <w:sz w:val="16"/>
-          <w:szCs w:val="16"/>
-        </w:rPr>
         <w:t>TEXTO ÚNICO ORDENADO DE LA LEY DEL PROCEDIMIENTO ADMINISTRATIVO GENERAL, aprobado mediante Decreto Supremo 006-2026-JUS y publicado el 30 de abril de 2026</w:t>
       </w:r>
     </w:p>
     <w:p>
       <w:pPr>
         <w:pStyle w:val="Textonotapie"/>
-        <w:ind w:left="1134" w:hanging="567"/>
+        <w:ind w:left="1134"/>
         <w:jc w:val="both"/>
         <w:rPr>
           <w:rFonts w:ascii="Arial Narrow" w:eastAsia="Arial Narrow" w:hAnsi="Arial Narrow" w:cs="Arial Narrow"/>
@@ -11660,7 +11649,7 @@
     <w:p>
       <w:pPr>
         <w:pStyle w:val="Textonotapie"/>
-        <w:ind w:left="1134" w:hanging="567"/>
+        <w:ind w:left="1134" w:hanging="1134"/>
         <w:jc w:val="both"/>
         <w:rPr>
           <w:rFonts w:ascii="Arial Narrow" w:eastAsia="Arial Narrow" w:hAnsi="Arial Narrow" w:cs="Arial Narrow"/>

--- a/plantillas_maestras/17_seguro_no_especificado/materia_general_asegurativa/2_o_mas_ddos_varios/varon/TPL_2323_2025_SEGURO_NO_ESPECIFICADO_MATERIA_GENERAL_ASEGURATIVA_ASEGURADORA_VARON_R2.docx
+++ b/plantillas_maestras/17_seguro_no_especificado/materia_general_asegurativa/2_o_mas_ddos_varios/varon/TPL_2323_2025_SEGURO_NO_ESPECIFICADO_MATERIA_GENERAL_ASEGURATIVA_ASEGURADORA_VARON_R2.docx
@@ -6721,7 +6721,7 @@
           <w:sz w:val="22"/>
           <w:szCs w:val="22"/>
         </w:rPr>
-        <w:t xml:space="preserve">correr traslado de la presente resolución a La Positiva Seguros y Reaseguros S.A.A. y La Positiva Vida Seguros y Reaseguros S.A. para que, de conformidad con lo dispuesto por el artículo 26 de la Ley sobre Facultades, Normas y Organización del Indecopi, aprobada por Decreto Legislativo 807</w:t>
+        <w:t xml:space="preserve">correr traslado de la denuncia del 19 de setiembre de 2025, subsanado mediante escrito del 30 de octubre de 2025 a La Positiva Seguros y Reaseguros S.A.A. y La Positiva Vida Seguros y Reaseguros S.A. para que, de conformidad con lo dispuesto por el artículo 26 de la Ley sobre Facultades, Normas y Organización del Indecopi, aprobada por Decreto Legislativo 807</w:t>
       </w:r>
       <w:r>
         <w:rPr>
